--- a/Lucrare/LUCRARE_LICENTA.docx
+++ b/Lucrare/LUCRARE_LICENTA.docx
@@ -358,6 +358,49 @@
         <w:t xml:space="preserve"> Conclusions &amp; future work2-3Appendix (code)separate</w:t>
       </w:r>
     </w:p>
+    <w:p/>
+    <w:p>
+      <w:pPr>
+        <w:rPr>
+          <w:lang w:val="it-IT"/>
+        </w:rPr>
+      </w:pPr>
+      <w:r>
+        <w:t xml:space="preserve">explicit este o coloană binară (0 sau 1) din dataset-ul Spotify care indică dacă o melodie conține </w:t>
+      </w:r>
+      <w:r>
+        <w:rPr>
+          <w:b/>
+          <w:bCs/>
+        </w:rPr>
+        <w:t>limbaj explicit</w:t>
+      </w:r>
+      <w:r>
+        <w:t xml:space="preserve"> (injurii, conținut pentru adulți). </w:t>
+      </w:r>
+      <w:r>
+        <w:rPr>
+          <w:lang w:val="it-IT"/>
+        </w:rPr>
+        <w:t>Spotify marchează asta manual — e același indicator pe care îl vezi ca "E" pe aplicație.</w:t>
+      </w:r>
+    </w:p>
+    <w:p>
+      <w:r>
+        <w:t xml:space="preserve">Faptul că apare primul la feature importance e interesant și merită menționat în lucrare. Înseamnă că modelul a găsit o corelație între conținutul explicit și popularitate — cel mai probabil pentru că </w:t>
+      </w:r>
+      <w:r>
+        <w:rPr>
+          <w:b/>
+          <w:bCs/>
+        </w:rPr>
+        <w:t>muzica hip-hop și rap</w:t>
+      </w:r>
+      <w:r>
+        <w:t xml:space="preserve"> (genuri foarte populare) tind să fie marcate ca explicit, deci e un proxy indirect pentru gen muzical.</w:t>
+      </w:r>
+    </w:p>
+    <w:p/>
     <w:sectPr>
       <w:pgSz w:w="11906" w:h="16838" w:code="9"/>
       <w:pgMar w:top="1418" w:right="1134" w:bottom="1134" w:left="1418" w:header="720" w:footer="720" w:gutter="0"/>

--- a/Lucrare/LUCRARE_LICENTA.docx
+++ b/Lucrare/LUCRARE_LICENTA.docx
@@ -4,44 +4,146 @@
   <w:body>
     <w:p>
       <w:pPr>
-        <w:rPr>
-          <w:rFonts w:ascii="Times New Roman" w:hAnsi="Times New Roman" w:cs="Times New Roman"/>
-          <w:lang w:val="it-IT"/>
-        </w:rPr>
-      </w:pPr>
-      <w:r>
-        <w:rPr>
-          <w:rFonts w:ascii="Times New Roman" w:hAnsi="Times New Roman" w:cs="Times New Roman"/>
-          <w:lang w:val="it-IT"/>
-        </w:rPr>
-        <w:t xml:space="preserve">ANEXA 1 COPERTA LUCRARE LICENȚĂ </w:t>
-      </w:r>
-    </w:p>
-    <w:p>
-      <w:pPr>
-        <w:rPr>
-          <w:rFonts w:ascii="Times New Roman" w:hAnsi="Times New Roman" w:cs="Times New Roman"/>
-          <w:lang w:val="it-IT"/>
-        </w:rPr>
-      </w:pPr>
-      <w:r>
-        <w:rPr>
-          <w:rFonts w:ascii="Times New Roman" w:hAnsi="Times New Roman" w:cs="Times New Roman"/>
-          <w:lang w:val="it-IT"/>
-        </w:rPr>
-        <w:t xml:space="preserve">UNIVERSITATEA DIN CRAIOVA FACULTATEA DE ŞTIINTE SPECIALIZAREA INFORMATICĂ </w:t>
-      </w:r>
-    </w:p>
-    <w:p>
-      <w:pPr>
-        <w:rPr>
-          <w:rFonts w:ascii="Times New Roman" w:hAnsi="Times New Roman" w:cs="Times New Roman"/>
-          <w:lang w:val="it-IT"/>
-        </w:rPr>
-      </w:pPr>
-      <w:r>
-        <w:rPr>
-          <w:rFonts w:ascii="Times New Roman" w:hAnsi="Times New Roman" w:cs="Times New Roman"/>
+        <w:jc w:val="center"/>
+        <w:rPr>
+          <w:rFonts w:ascii="Times New Roman" w:hAnsi="Times New Roman" w:cs="Times New Roman"/>
+          <w:b/>
+          <w:bCs/>
+          <w:sz w:val="32"/>
+          <w:szCs w:val="32"/>
+          <w:lang w:val="it-IT"/>
+        </w:rPr>
+      </w:pPr>
+      <w:r>
+        <w:rPr>
+          <w:rFonts w:ascii="Times New Roman" w:hAnsi="Times New Roman" w:cs="Times New Roman"/>
+          <w:b/>
+          <w:bCs/>
+          <w:sz w:val="32"/>
+          <w:szCs w:val="32"/>
+          <w:lang w:val="it-IT"/>
+        </w:rPr>
+        <w:t xml:space="preserve">UNIVERSITATEA DIN CRAIOVA </w:t>
+      </w:r>
+    </w:p>
+    <w:p>
+      <w:pPr>
+        <w:jc w:val="center"/>
+        <w:rPr>
+          <w:rFonts w:ascii="Times New Roman" w:hAnsi="Times New Roman" w:cs="Times New Roman"/>
+          <w:b/>
+          <w:bCs/>
+          <w:sz w:val="32"/>
+          <w:szCs w:val="32"/>
+          <w:lang w:val="it-IT"/>
+        </w:rPr>
+      </w:pPr>
+      <w:r>
+        <w:rPr>
+          <w:rFonts w:ascii="Times New Roman" w:hAnsi="Times New Roman" w:cs="Times New Roman"/>
+          <w:b/>
+          <w:bCs/>
+          <w:sz w:val="32"/>
+          <w:szCs w:val="32"/>
+          <w:lang w:val="it-IT"/>
+        </w:rPr>
+        <w:t xml:space="preserve">FACULTATEA DE ŞTIINTE </w:t>
+      </w:r>
+    </w:p>
+    <w:p>
+      <w:pPr>
+        <w:jc w:val="center"/>
+        <w:rPr>
+          <w:rFonts w:ascii="Times New Roman" w:hAnsi="Times New Roman" w:cs="Times New Roman"/>
+          <w:b/>
+          <w:bCs/>
+          <w:sz w:val="32"/>
+          <w:szCs w:val="32"/>
+          <w:lang w:val="it-IT"/>
+        </w:rPr>
+      </w:pPr>
+      <w:r>
+        <w:rPr>
+          <w:rFonts w:ascii="Times New Roman" w:hAnsi="Times New Roman" w:cs="Times New Roman"/>
+          <w:b/>
+          <w:bCs/>
+          <w:sz w:val="32"/>
+          <w:szCs w:val="32"/>
+          <w:lang w:val="it-IT"/>
+        </w:rPr>
+        <w:t>SPECIALIZAREA INFORMATICĂ</w:t>
+      </w:r>
+    </w:p>
+    <w:p>
+      <w:pPr>
+        <w:rPr>
+          <w:rFonts w:ascii="Times New Roman" w:hAnsi="Times New Roman" w:cs="Times New Roman"/>
+          <w:b/>
+          <w:bCs/>
+          <w:sz w:val="32"/>
+          <w:szCs w:val="32"/>
+          <w:lang w:val="it-IT"/>
+        </w:rPr>
+      </w:pPr>
+    </w:p>
+    <w:p>
+      <w:pPr>
+        <w:jc w:val="center"/>
+        <w:rPr>
+          <w:rFonts w:ascii="Times New Roman" w:hAnsi="Times New Roman" w:cs="Times New Roman"/>
+          <w:b/>
+          <w:bCs/>
+          <w:sz w:val="32"/>
+          <w:szCs w:val="32"/>
+          <w:lang w:val="it-IT"/>
+        </w:rPr>
+      </w:pPr>
+    </w:p>
+    <w:p>
+      <w:pPr>
+        <w:jc w:val="center"/>
+        <w:rPr>
+          <w:rFonts w:ascii="Times New Roman" w:hAnsi="Times New Roman" w:cs="Times New Roman"/>
+          <w:b/>
+          <w:bCs/>
+          <w:sz w:val="32"/>
+          <w:szCs w:val="32"/>
+          <w:lang w:val="it-IT"/>
+        </w:rPr>
+      </w:pPr>
+    </w:p>
+    <w:p>
+      <w:pPr>
+        <w:jc w:val="center"/>
+        <w:rPr>
+          <w:rFonts w:ascii="Times New Roman" w:hAnsi="Times New Roman" w:cs="Times New Roman"/>
+          <w:b/>
+          <w:bCs/>
+          <w:sz w:val="32"/>
+          <w:szCs w:val="32"/>
+          <w:lang w:val="it-IT"/>
+        </w:rPr>
+      </w:pPr>
+    </w:p>
+    <w:p>
+      <w:pPr>
+        <w:jc w:val="center"/>
+        <w:rPr>
+          <w:rFonts w:ascii="Times New Roman" w:hAnsi="Times New Roman" w:cs="Times New Roman"/>
+          <w:b/>
+          <w:bCs/>
+          <w:sz w:val="40"/>
+          <w:szCs w:val="40"/>
+          <w:lang w:val="it-IT"/>
+        </w:rPr>
+      </w:pPr>
+      <w:r>
+        <w:rPr>
+          <w:rFonts w:ascii="Times New Roman" w:hAnsi="Times New Roman" w:cs="Times New Roman"/>
+          <w:b/>
+          <w:bCs/>
+          <w:sz w:val="40"/>
+          <w:szCs w:val="40"/>
           <w:lang w:val="it-IT"/>
         </w:rPr>
         <w:t>LUCRARE DE LICENŢĂ</w:t>
@@ -49,115 +151,341 @@
     </w:p>
     <w:p>
       <w:pPr>
-        <w:rPr>
-          <w:rFonts w:ascii="Times New Roman" w:hAnsi="Times New Roman" w:cs="Times New Roman"/>
-          <w:lang w:val="it-IT"/>
-        </w:rPr>
-      </w:pPr>
-      <w:r>
-        <w:rPr>
-          <w:rFonts w:ascii="Times New Roman" w:hAnsi="Times New Roman" w:cs="Times New Roman"/>
-          <w:lang w:val="it-IT"/>
-        </w:rPr>
-        <w:t xml:space="preserve"> Îndrumător ştiinţific: </w:t>
-      </w:r>
-    </w:p>
-    <w:p>
-      <w:pPr>
-        <w:rPr>
-          <w:rFonts w:ascii="Times New Roman" w:hAnsi="Times New Roman" w:cs="Times New Roman"/>
-        </w:rPr>
-      </w:pPr>
-      <w:r>
-        <w:rPr>
-          <w:rFonts w:ascii="Times New Roman" w:hAnsi="Times New Roman" w:cs="Times New Roman"/>
-        </w:rPr>
-        <w:t>&lt; Grad didactic NUME Prenume &gt;</w:t>
-      </w:r>
-    </w:p>
-    <w:p>
-      <w:pPr>
-        <w:rPr>
-          <w:rFonts w:ascii="Times New Roman" w:hAnsi="Times New Roman" w:cs="Times New Roman"/>
-        </w:rPr>
-      </w:pPr>
-      <w:r>
-        <w:rPr>
-          <w:rFonts w:ascii="Times New Roman" w:hAnsi="Times New Roman" w:cs="Times New Roman"/>
+        <w:jc w:val="center"/>
+        <w:rPr>
+          <w:rFonts w:ascii="Times New Roman" w:hAnsi="Times New Roman" w:cs="Times New Roman"/>
+          <w:b/>
+          <w:bCs/>
+          <w:sz w:val="40"/>
+          <w:szCs w:val="40"/>
+          <w:lang w:val="it-IT"/>
+        </w:rPr>
+      </w:pPr>
+    </w:p>
+    <w:p>
+      <w:pPr>
+        <w:jc w:val="center"/>
+        <w:rPr>
+          <w:rFonts w:ascii="Times New Roman" w:hAnsi="Times New Roman" w:cs="Times New Roman"/>
+          <w:b/>
+          <w:bCs/>
+          <w:sz w:val="40"/>
+          <w:szCs w:val="40"/>
+          <w:lang w:val="it-IT"/>
+        </w:rPr>
+      </w:pPr>
+    </w:p>
+    <w:p>
+      <w:pPr>
+        <w:jc w:val="center"/>
+        <w:rPr>
+          <w:rFonts w:ascii="Times New Roman" w:hAnsi="Times New Roman" w:cs="Times New Roman"/>
+          <w:b/>
+          <w:bCs/>
+          <w:sz w:val="40"/>
+          <w:szCs w:val="40"/>
+          <w:lang w:val="it-IT"/>
+        </w:rPr>
+      </w:pPr>
+    </w:p>
+    <w:p>
+      <w:pPr>
+        <w:jc w:val="center"/>
+        <w:rPr>
+          <w:rFonts w:ascii="Times New Roman" w:hAnsi="Times New Roman" w:cs="Times New Roman"/>
+          <w:b/>
+          <w:bCs/>
+          <w:sz w:val="40"/>
+          <w:szCs w:val="40"/>
+          <w:lang w:val="it-IT"/>
+        </w:rPr>
+      </w:pPr>
+    </w:p>
+    <w:p>
+      <w:pPr>
+        <w:rPr>
+          <w:rFonts w:ascii="Times New Roman" w:hAnsi="Times New Roman" w:cs="Times New Roman"/>
+          <w:sz w:val="28"/>
+          <w:szCs w:val="28"/>
+        </w:rPr>
+      </w:pPr>
+      <w:r>
+        <w:rPr>
+          <w:rFonts w:ascii="Times New Roman" w:hAnsi="Times New Roman" w:cs="Times New Roman"/>
+          <w:lang w:val="it-IT"/>
+        </w:rPr>
+        <w:t xml:space="preserve"> </w:t>
+      </w:r>
+      <w:r>
+        <w:rPr>
+          <w:rFonts w:ascii="Times New Roman" w:hAnsi="Times New Roman" w:cs="Times New Roman"/>
+          <w:lang w:val="it-IT"/>
+        </w:rPr>
+        <w:t xml:space="preserve">      </w:t>
+      </w:r>
+      <w:r>
+        <w:rPr>
+          <w:rFonts w:ascii="Times New Roman" w:hAnsi="Times New Roman" w:cs="Times New Roman"/>
+          <w:sz w:val="28"/>
+          <w:szCs w:val="28"/>
+        </w:rPr>
+        <w:t xml:space="preserve">Îndrumător ştiinţific: </w:t>
+      </w:r>
+      <w:r>
+        <w:rPr>
+          <w:rFonts w:ascii="Times New Roman" w:hAnsi="Times New Roman" w:cs="Times New Roman"/>
+          <w:sz w:val="28"/>
+          <w:szCs w:val="28"/>
+        </w:rPr>
+        <w:tab/>
+      </w:r>
+      <w:r>
+        <w:rPr>
+          <w:rFonts w:ascii="Times New Roman" w:hAnsi="Times New Roman" w:cs="Times New Roman"/>
+          <w:sz w:val="28"/>
+          <w:szCs w:val="28"/>
+        </w:rPr>
+        <w:tab/>
+      </w:r>
+      <w:r>
+        <w:rPr>
+          <w:rFonts w:ascii="Times New Roman" w:hAnsi="Times New Roman" w:cs="Times New Roman"/>
+          <w:sz w:val="28"/>
+          <w:szCs w:val="28"/>
+        </w:rPr>
+        <w:tab/>
+      </w:r>
+      <w:r>
+        <w:rPr>
+          <w:rFonts w:ascii="Times New Roman" w:hAnsi="Times New Roman" w:cs="Times New Roman"/>
+          <w:sz w:val="28"/>
+          <w:szCs w:val="28"/>
+        </w:rPr>
+        <w:tab/>
+      </w:r>
+      <w:r>
+        <w:rPr>
+          <w:rFonts w:ascii="Times New Roman" w:hAnsi="Times New Roman" w:cs="Times New Roman"/>
+          <w:sz w:val="28"/>
+          <w:szCs w:val="28"/>
+        </w:rPr>
+        <w:tab/>
+      </w:r>
+      <w:r>
+        <w:rPr>
+          <w:rFonts w:ascii="Times New Roman" w:hAnsi="Times New Roman" w:cs="Times New Roman"/>
+          <w:sz w:val="28"/>
+          <w:szCs w:val="28"/>
+        </w:rPr>
+        <w:tab/>
+      </w:r>
+      <w:r>
+        <w:rPr>
+          <w:rFonts w:ascii="Times New Roman" w:hAnsi="Times New Roman" w:cs="Times New Roman"/>
+          <w:sz w:val="28"/>
+          <w:szCs w:val="28"/>
+        </w:rPr>
+        <w:t xml:space="preserve">               </w:t>
+      </w:r>
+      <w:r>
+        <w:rPr>
+          <w:rFonts w:ascii="Times New Roman" w:hAnsi="Times New Roman" w:cs="Times New Roman"/>
+          <w:sz w:val="28"/>
+          <w:szCs w:val="28"/>
         </w:rPr>
         <w:t xml:space="preserve">Absolvent: </w:t>
       </w:r>
     </w:p>
     <w:p>
       <w:pPr>
-        <w:rPr>
-          <w:rFonts w:ascii="Times New Roman" w:hAnsi="Times New Roman" w:cs="Times New Roman"/>
-          <w:lang w:val="it-IT"/>
-        </w:rPr>
-      </w:pPr>
-      <w:r>
-        <w:rPr>
-          <w:rFonts w:ascii="Times New Roman" w:hAnsi="Times New Roman" w:cs="Times New Roman"/>
+        <w:ind w:left="3600" w:hanging="3600"/>
+        <w:rPr>
+          <w:rFonts w:ascii="Times New Roman" w:hAnsi="Times New Roman" w:cs="Times New Roman"/>
+          <w:b/>
+          <w:bCs/>
+          <w:sz w:val="32"/>
+          <w:szCs w:val="32"/>
+          <w:lang w:val="it-IT"/>
+        </w:rPr>
+      </w:pPr>
+      <w:r>
+        <w:rPr>
+          <w:rFonts w:ascii="Times New Roman" w:hAnsi="Times New Roman" w:cs="Times New Roman"/>
+          <w:b/>
+          <w:bCs/>
+          <w:sz w:val="32"/>
+          <w:szCs w:val="32"/>
+        </w:rPr>
+        <w:t>Conf.</w:t>
+      </w:r>
+      <w:r>
+        <w:rPr>
+          <w:rFonts w:ascii="Times New Roman" w:hAnsi="Times New Roman" w:cs="Times New Roman"/>
+          <w:b/>
+          <w:bCs/>
+          <w:sz w:val="32"/>
+          <w:szCs w:val="32"/>
         </w:rPr>
         <w:t xml:space="preserve"> </w:t>
       </w:r>
       <w:r>
         <w:rPr>
           <w:rFonts w:ascii="Times New Roman" w:hAnsi="Times New Roman" w:cs="Times New Roman"/>
-          <w:lang w:val="it-IT"/>
-        </w:rPr>
-        <w:t xml:space="preserve">&lt; NUME Prenume &gt; </w:t>
-      </w:r>
-    </w:p>
-    <w:p>
-      <w:pPr>
-        <w:rPr>
-          <w:rFonts w:ascii="Times New Roman" w:hAnsi="Times New Roman" w:cs="Times New Roman"/>
-          <w:lang w:val="it-IT"/>
-        </w:rPr>
-      </w:pPr>
-    </w:p>
-    <w:p>
-      <w:pPr>
-        <w:rPr>
-          <w:rFonts w:ascii="Times New Roman" w:hAnsi="Times New Roman" w:cs="Times New Roman"/>
-          <w:lang w:val="it-IT"/>
-        </w:rPr>
-      </w:pPr>
-    </w:p>
-    <w:p>
-      <w:pPr>
-        <w:rPr>
-          <w:rFonts w:ascii="Times New Roman" w:hAnsi="Times New Roman" w:cs="Times New Roman"/>
-          <w:lang w:val="it-IT"/>
-        </w:rPr>
-      </w:pPr>
-    </w:p>
-    <w:p>
-      <w:pPr>
-        <w:rPr>
-          <w:rFonts w:ascii="Times New Roman" w:hAnsi="Times New Roman" w:cs="Times New Roman"/>
-          <w:lang w:val="it-IT"/>
-        </w:rPr>
-      </w:pPr>
-    </w:p>
-    <w:p>
-      <w:pPr>
-        <w:rPr>
-          <w:rFonts w:ascii="Times New Roman" w:hAnsi="Times New Roman" w:cs="Times New Roman"/>
-          <w:lang w:val="it-IT"/>
-        </w:rPr>
-      </w:pPr>
-      <w:r>
-        <w:rPr>
-          <w:rFonts w:ascii="Times New Roman" w:hAnsi="Times New Roman" w:cs="Times New Roman"/>
-          <w:lang w:val="it-IT"/>
-        </w:rPr>
-        <w:t>CRAIOVA 202</w:t>
-      </w:r>
-      <w:r>
-        <w:rPr>
-          <w:rFonts w:ascii="Times New Roman" w:hAnsi="Times New Roman" w:cs="Times New Roman"/>
+          <w:b/>
+          <w:bCs/>
+          <w:sz w:val="32"/>
+          <w:szCs w:val="32"/>
+          <w:lang w:val="it-IT"/>
+        </w:rPr>
+        <w:t>Dr. Ruxandra Stoean                                         Dinca Ionu</w:t>
+      </w:r>
+      <w:r>
+        <w:rPr>
+          <w:rFonts w:ascii="Times New Roman" w:hAnsi="Times New Roman" w:cs="Times New Roman"/>
+          <w:b/>
+          <w:bCs/>
+          <w:sz w:val="32"/>
+          <w:szCs w:val="32"/>
+          <w:lang w:val="ro-RO"/>
+        </w:rPr>
+        <w:t>ț-Alin</w:t>
+      </w:r>
+    </w:p>
+    <w:p>
+      <w:pPr>
+        <w:rPr>
+          <w:rFonts w:ascii="Times New Roman" w:hAnsi="Times New Roman" w:cs="Times New Roman"/>
+          <w:lang w:val="it-IT"/>
+        </w:rPr>
+      </w:pPr>
+    </w:p>
+    <w:p>
+      <w:pPr>
+        <w:rPr>
+          <w:rFonts w:ascii="Times New Roman" w:hAnsi="Times New Roman" w:cs="Times New Roman"/>
+          <w:lang w:val="it-IT"/>
+        </w:rPr>
+      </w:pPr>
+    </w:p>
+    <w:p>
+      <w:pPr>
+        <w:rPr>
+          <w:rFonts w:ascii="Times New Roman" w:hAnsi="Times New Roman" w:cs="Times New Roman"/>
+          <w:lang w:val="it-IT"/>
+        </w:rPr>
+      </w:pPr>
+    </w:p>
+    <w:p>
+      <w:pPr>
+        <w:rPr>
+          <w:rFonts w:ascii="Times New Roman" w:hAnsi="Times New Roman" w:cs="Times New Roman"/>
+          <w:lang w:val="it-IT"/>
+        </w:rPr>
+      </w:pPr>
+    </w:p>
+    <w:p>
+      <w:pPr>
+        <w:rPr>
+          <w:rFonts w:ascii="Times New Roman" w:hAnsi="Times New Roman" w:cs="Times New Roman"/>
+          <w:lang w:val="it-IT"/>
+        </w:rPr>
+      </w:pPr>
+    </w:p>
+    <w:p>
+      <w:pPr>
+        <w:rPr>
+          <w:rFonts w:ascii="Times New Roman" w:hAnsi="Times New Roman" w:cs="Times New Roman"/>
+          <w:lang w:val="it-IT"/>
+        </w:rPr>
+      </w:pPr>
+    </w:p>
+    <w:p>
+      <w:pPr>
+        <w:rPr>
+          <w:rFonts w:ascii="Times New Roman" w:hAnsi="Times New Roman" w:cs="Times New Roman"/>
+          <w:lang w:val="it-IT"/>
+        </w:rPr>
+      </w:pPr>
+    </w:p>
+    <w:p>
+      <w:pPr>
+        <w:rPr>
+          <w:rFonts w:ascii="Times New Roman" w:hAnsi="Times New Roman" w:cs="Times New Roman"/>
+          <w:lang w:val="it-IT"/>
+        </w:rPr>
+      </w:pPr>
+    </w:p>
+    <w:p>
+      <w:pPr>
+        <w:rPr>
+          <w:rFonts w:ascii="Times New Roman" w:hAnsi="Times New Roman" w:cs="Times New Roman"/>
+          <w:sz w:val="28"/>
+          <w:szCs w:val="28"/>
+          <w:lang w:val="it-IT"/>
+        </w:rPr>
+      </w:pPr>
+    </w:p>
+    <w:p>
+      <w:pPr>
+        <w:rPr>
+          <w:rFonts w:ascii="Times New Roman" w:hAnsi="Times New Roman" w:cs="Times New Roman"/>
+          <w:sz w:val="28"/>
+          <w:szCs w:val="28"/>
+          <w:lang w:val="it-IT"/>
+        </w:rPr>
+      </w:pPr>
+      <w:r>
+        <w:rPr>
+          <w:rFonts w:ascii="Times New Roman" w:hAnsi="Times New Roman" w:cs="Times New Roman"/>
+          <w:sz w:val="28"/>
+          <w:szCs w:val="28"/>
+          <w:lang w:val="it-IT"/>
+        </w:rPr>
+        <w:t xml:space="preserve">                                                       </w:t>
+      </w:r>
+      <w:r>
+        <w:rPr>
+          <w:rFonts w:ascii="Times New Roman" w:hAnsi="Times New Roman" w:cs="Times New Roman"/>
+          <w:sz w:val="28"/>
+          <w:szCs w:val="28"/>
+          <w:lang w:val="it-IT"/>
+        </w:rPr>
+        <w:t>CRAIOVA</w:t>
+      </w:r>
+    </w:p>
+    <w:p>
+      <w:pPr>
+        <w:ind w:left="720" w:firstLine="720"/>
+        <w:rPr>
+          <w:rFonts w:ascii="Times New Roman" w:hAnsi="Times New Roman" w:cs="Times New Roman"/>
+          <w:sz w:val="28"/>
+          <w:szCs w:val="28"/>
+          <w:lang w:val="it-IT"/>
+        </w:rPr>
+      </w:pPr>
+      <w:r>
+        <w:rPr>
+          <w:rFonts w:ascii="Times New Roman" w:hAnsi="Times New Roman" w:cs="Times New Roman"/>
+          <w:sz w:val="28"/>
+          <w:szCs w:val="28"/>
+          <w:lang w:val="it-IT"/>
+        </w:rPr>
+        <w:t xml:space="preserve">                                        </w:t>
+      </w:r>
+      <w:r>
+        <w:rPr>
+          <w:rFonts w:ascii="Times New Roman" w:hAnsi="Times New Roman" w:cs="Times New Roman"/>
+          <w:sz w:val="28"/>
+          <w:szCs w:val="28"/>
+          <w:lang w:val="it-IT"/>
+        </w:rPr>
+        <w:t>202</w:t>
+      </w:r>
+      <w:r>
+        <w:rPr>
+          <w:rFonts w:ascii="Times New Roman" w:hAnsi="Times New Roman" w:cs="Times New Roman"/>
+          <w:sz w:val="28"/>
+          <w:szCs w:val="28"/>
           <w:lang w:val="it-IT"/>
         </w:rPr>
         <w:t>6</w:t>
@@ -165,83 +493,474 @@
     </w:p>
     <w:p>
       <w:pPr>
-        <w:rPr>
-          <w:rFonts w:ascii="Times New Roman" w:hAnsi="Times New Roman" w:cs="Times New Roman"/>
-          <w:lang w:val="it-IT"/>
-        </w:rPr>
-      </w:pPr>
-      <w:r>
-        <w:rPr>
-          <w:rFonts w:ascii="Times New Roman" w:hAnsi="Times New Roman" w:cs="Times New Roman"/>
-          <w:lang w:val="it-IT"/>
-        </w:rPr>
+        <w:jc w:val="center"/>
+        <w:rPr>
+          <w:rFonts w:ascii="Times New Roman" w:hAnsi="Times New Roman" w:cs="Times New Roman"/>
+          <w:b/>
+          <w:bCs/>
+          <w:sz w:val="32"/>
+          <w:szCs w:val="32"/>
+          <w:lang w:val="it-IT"/>
+        </w:rPr>
+      </w:pPr>
+      <w:r>
+        <w:rPr>
+          <w:rFonts w:ascii="Times New Roman" w:hAnsi="Times New Roman" w:cs="Times New Roman"/>
+          <w:b/>
+          <w:bCs/>
+          <w:sz w:val="32"/>
+          <w:szCs w:val="32"/>
+          <w:lang w:val="it-IT"/>
+        </w:rPr>
+        <w:lastRenderedPageBreak/>
+        <w:t xml:space="preserve">UNIVERSITATEA DIN CRAIOVA </w:t>
+      </w:r>
+    </w:p>
+    <w:p>
+      <w:pPr>
+        <w:jc w:val="center"/>
+        <w:rPr>
+          <w:rFonts w:ascii="Times New Roman" w:hAnsi="Times New Roman" w:cs="Times New Roman"/>
+          <w:b/>
+          <w:bCs/>
+          <w:sz w:val="32"/>
+          <w:szCs w:val="32"/>
+          <w:lang w:val="it-IT"/>
+        </w:rPr>
+      </w:pPr>
+      <w:r>
+        <w:rPr>
+          <w:rFonts w:ascii="Times New Roman" w:hAnsi="Times New Roman" w:cs="Times New Roman"/>
+          <w:b/>
+          <w:bCs/>
+          <w:sz w:val="32"/>
+          <w:szCs w:val="32"/>
+          <w:lang w:val="it-IT"/>
+        </w:rPr>
+        <w:t xml:space="preserve">FACULTATEA DE ŞTIINTE </w:t>
+      </w:r>
+    </w:p>
+    <w:p>
+      <w:pPr>
+        <w:jc w:val="center"/>
+        <w:rPr>
+          <w:rFonts w:ascii="Times New Roman" w:hAnsi="Times New Roman" w:cs="Times New Roman"/>
+          <w:b/>
+          <w:bCs/>
+          <w:sz w:val="32"/>
+          <w:szCs w:val="32"/>
+          <w:lang w:val="it-IT"/>
+        </w:rPr>
+      </w:pPr>
+      <w:r>
+        <w:rPr>
+          <w:rFonts w:ascii="Times New Roman" w:hAnsi="Times New Roman" w:cs="Times New Roman"/>
+          <w:b/>
+          <w:bCs/>
+          <w:sz w:val="32"/>
+          <w:szCs w:val="32"/>
+          <w:lang w:val="it-IT"/>
+        </w:rPr>
+        <w:t>SPECIALIZAREA INFORMATICĂ</w:t>
+      </w:r>
+    </w:p>
+    <w:p>
+      <w:pPr>
+        <w:rPr>
+          <w:rFonts w:ascii="Times New Roman" w:hAnsi="Times New Roman" w:cs="Times New Roman"/>
+          <w:b/>
+          <w:bCs/>
+          <w:sz w:val="32"/>
+          <w:szCs w:val="32"/>
+          <w:lang w:val="it-IT"/>
+        </w:rPr>
+      </w:pPr>
+    </w:p>
+    <w:p>
+      <w:pPr>
+        <w:jc w:val="center"/>
+        <w:rPr>
+          <w:rFonts w:ascii="Times New Roman" w:hAnsi="Times New Roman" w:cs="Times New Roman"/>
+          <w:b/>
+          <w:bCs/>
+          <w:sz w:val="32"/>
+          <w:szCs w:val="32"/>
+          <w:lang w:val="it-IT"/>
+        </w:rPr>
+      </w:pPr>
+    </w:p>
+    <w:p>
+      <w:pPr>
+        <w:jc w:val="center"/>
+        <w:rPr>
+          <w:rFonts w:ascii="Times New Roman" w:hAnsi="Times New Roman" w:cs="Times New Roman"/>
+          <w:b/>
+          <w:bCs/>
+          <w:sz w:val="32"/>
+          <w:szCs w:val="32"/>
+          <w:lang w:val="it-IT"/>
+        </w:rPr>
+      </w:pPr>
+    </w:p>
+    <w:p>
+      <w:pPr>
+        <w:jc w:val="center"/>
+        <w:rPr>
+          <w:rFonts w:ascii="Times New Roman" w:hAnsi="Times New Roman" w:cs="Times New Roman"/>
+          <w:b/>
+          <w:bCs/>
+          <w:sz w:val="32"/>
+          <w:szCs w:val="32"/>
+          <w:lang w:val="it-IT"/>
+        </w:rPr>
+      </w:pPr>
+    </w:p>
+    <w:p>
+      <w:pPr>
+        <w:jc w:val="center"/>
+        <w:rPr>
+          <w:rFonts w:ascii="Times New Roman" w:hAnsi="Times New Roman" w:cs="Times New Roman"/>
+          <w:b/>
+          <w:bCs/>
+          <w:sz w:val="40"/>
+          <w:szCs w:val="40"/>
+          <w:lang w:val="it-IT"/>
+        </w:rPr>
+      </w:pPr>
+      <w:r>
+        <w:rPr>
+          <w:rFonts w:ascii="Times New Roman" w:hAnsi="Times New Roman" w:cs="Times New Roman"/>
+          <w:b/>
+          <w:bCs/>
+          <w:sz w:val="40"/>
+          <w:szCs w:val="40"/>
+          <w:lang w:val="it-IT"/>
+        </w:rPr>
+        <w:t>Metode de predicție automata pentru popularitate in muzica</w:t>
+      </w:r>
+    </w:p>
+    <w:p>
+      <w:pPr>
+        <w:jc w:val="center"/>
+        <w:rPr>
+          <w:rFonts w:ascii="Times New Roman" w:hAnsi="Times New Roman" w:cs="Times New Roman"/>
+          <w:b/>
+          <w:bCs/>
+          <w:sz w:val="40"/>
+          <w:szCs w:val="40"/>
+          <w:lang w:val="it-IT"/>
+        </w:rPr>
+      </w:pPr>
+    </w:p>
+    <w:p>
+      <w:pPr>
+        <w:jc w:val="center"/>
+        <w:rPr>
+          <w:rFonts w:ascii="Times New Roman" w:hAnsi="Times New Roman" w:cs="Times New Roman"/>
+          <w:b/>
+          <w:bCs/>
+          <w:sz w:val="40"/>
+          <w:szCs w:val="40"/>
+          <w:lang w:val="it-IT"/>
+        </w:rPr>
+      </w:pPr>
+    </w:p>
+    <w:p>
+      <w:pPr>
+        <w:jc w:val="center"/>
+        <w:rPr>
+          <w:rFonts w:ascii="Times New Roman" w:hAnsi="Times New Roman" w:cs="Times New Roman"/>
+          <w:b/>
+          <w:bCs/>
+          <w:sz w:val="40"/>
+          <w:szCs w:val="40"/>
+          <w:lang w:val="it-IT"/>
+        </w:rPr>
+      </w:pPr>
+    </w:p>
+    <w:p>
+      <w:pPr>
+        <w:rPr>
+          <w:rFonts w:ascii="Times New Roman" w:hAnsi="Times New Roman" w:cs="Times New Roman"/>
+          <w:sz w:val="28"/>
+          <w:szCs w:val="28"/>
+          <w:lang w:val="it-IT"/>
+        </w:rPr>
+      </w:pPr>
+      <w:r>
+        <w:rPr>
+          <w:rFonts w:ascii="Times New Roman" w:hAnsi="Times New Roman" w:cs="Times New Roman"/>
+          <w:lang w:val="it-IT"/>
+        </w:rPr>
+        <w:t xml:space="preserve"> </w:t>
+      </w:r>
+      <w:r>
+        <w:rPr>
+          <w:rFonts w:ascii="Times New Roman" w:hAnsi="Times New Roman" w:cs="Times New Roman"/>
+          <w:lang w:val="it-IT"/>
+        </w:rPr>
+        <w:t xml:space="preserve">      </w:t>
+      </w:r>
+      <w:r>
+        <w:rPr>
+          <w:rFonts w:ascii="Times New Roman" w:hAnsi="Times New Roman" w:cs="Times New Roman"/>
+          <w:sz w:val="28"/>
+          <w:szCs w:val="28"/>
+          <w:lang w:val="it-IT"/>
+        </w:rPr>
+        <w:t xml:space="preserve">Îndrumător ştiinţific: </w:t>
+      </w:r>
+      <w:r>
+        <w:rPr>
+          <w:rFonts w:ascii="Times New Roman" w:hAnsi="Times New Roman" w:cs="Times New Roman"/>
+          <w:sz w:val="28"/>
+          <w:szCs w:val="28"/>
+          <w:lang w:val="it-IT"/>
+        </w:rPr>
+        <w:tab/>
+      </w:r>
+      <w:r>
+        <w:rPr>
+          <w:rFonts w:ascii="Times New Roman" w:hAnsi="Times New Roman" w:cs="Times New Roman"/>
+          <w:sz w:val="28"/>
+          <w:szCs w:val="28"/>
+          <w:lang w:val="it-IT"/>
+        </w:rPr>
+        <w:tab/>
+      </w:r>
+      <w:r>
+        <w:rPr>
+          <w:rFonts w:ascii="Times New Roman" w:hAnsi="Times New Roman" w:cs="Times New Roman"/>
+          <w:sz w:val="28"/>
+          <w:szCs w:val="28"/>
+          <w:lang w:val="it-IT"/>
+        </w:rPr>
+        <w:tab/>
+      </w:r>
+      <w:r>
+        <w:rPr>
+          <w:rFonts w:ascii="Times New Roman" w:hAnsi="Times New Roman" w:cs="Times New Roman"/>
+          <w:sz w:val="28"/>
+          <w:szCs w:val="28"/>
+          <w:lang w:val="it-IT"/>
+        </w:rPr>
+        <w:tab/>
+      </w:r>
+      <w:r>
+        <w:rPr>
+          <w:rFonts w:ascii="Times New Roman" w:hAnsi="Times New Roman" w:cs="Times New Roman"/>
+          <w:sz w:val="28"/>
+          <w:szCs w:val="28"/>
+          <w:lang w:val="it-IT"/>
+        </w:rPr>
+        <w:tab/>
+      </w:r>
+      <w:r>
+        <w:rPr>
+          <w:rFonts w:ascii="Times New Roman" w:hAnsi="Times New Roman" w:cs="Times New Roman"/>
+          <w:sz w:val="28"/>
+          <w:szCs w:val="28"/>
+          <w:lang w:val="it-IT"/>
+        </w:rPr>
+        <w:tab/>
+        <w:t xml:space="preserve">               Absolvent: </w:t>
+      </w:r>
+    </w:p>
+    <w:p>
+      <w:pPr>
+        <w:ind w:left="3600" w:hanging="3600"/>
+        <w:rPr>
+          <w:rFonts w:ascii="Times New Roman" w:hAnsi="Times New Roman" w:cs="Times New Roman"/>
+          <w:b/>
+          <w:bCs/>
+          <w:sz w:val="32"/>
+          <w:szCs w:val="32"/>
+          <w:lang w:val="it-IT"/>
+        </w:rPr>
+      </w:pPr>
+      <w:r>
+        <w:rPr>
+          <w:rFonts w:ascii="Times New Roman" w:hAnsi="Times New Roman" w:cs="Times New Roman"/>
+          <w:b/>
+          <w:bCs/>
+          <w:sz w:val="32"/>
+          <w:szCs w:val="32"/>
+          <w:lang w:val="it-IT"/>
+        </w:rPr>
+        <w:t xml:space="preserve">Conf. </w:t>
+      </w:r>
+      <w:r>
+        <w:rPr>
+          <w:rFonts w:ascii="Times New Roman" w:hAnsi="Times New Roman" w:cs="Times New Roman"/>
+          <w:b/>
+          <w:bCs/>
+          <w:sz w:val="32"/>
+          <w:szCs w:val="32"/>
+          <w:lang w:val="it-IT"/>
+        </w:rPr>
+        <w:t>Dr. Ruxandra Stoean                                         Dinca Ionu</w:t>
+      </w:r>
+      <w:r>
+        <w:rPr>
+          <w:rFonts w:ascii="Times New Roman" w:hAnsi="Times New Roman" w:cs="Times New Roman"/>
+          <w:b/>
+          <w:bCs/>
+          <w:sz w:val="32"/>
+          <w:szCs w:val="32"/>
+          <w:lang w:val="ro-RO"/>
+        </w:rPr>
+        <w:t>ț-Alin</w:t>
+      </w:r>
+    </w:p>
+    <w:p>
+      <w:pPr>
+        <w:rPr>
+          <w:rFonts w:ascii="Times New Roman" w:hAnsi="Times New Roman" w:cs="Times New Roman"/>
+          <w:lang w:val="it-IT"/>
+        </w:rPr>
+      </w:pPr>
+    </w:p>
+    <w:p>
+      <w:pPr>
+        <w:rPr>
+          <w:rFonts w:ascii="Times New Roman" w:hAnsi="Times New Roman" w:cs="Times New Roman"/>
+          <w:lang w:val="it-IT"/>
+        </w:rPr>
+      </w:pPr>
+    </w:p>
+    <w:p>
+      <w:pPr>
+        <w:rPr>
+          <w:rFonts w:ascii="Times New Roman" w:hAnsi="Times New Roman" w:cs="Times New Roman"/>
+          <w:lang w:val="it-IT"/>
+        </w:rPr>
+      </w:pPr>
+    </w:p>
+    <w:p>
+      <w:pPr>
+        <w:rPr>
+          <w:rFonts w:ascii="Times New Roman" w:hAnsi="Times New Roman" w:cs="Times New Roman"/>
+          <w:lang w:val="it-IT"/>
+        </w:rPr>
+      </w:pPr>
+    </w:p>
+    <w:p>
+      <w:pPr>
+        <w:rPr>
+          <w:rFonts w:ascii="Times New Roman" w:hAnsi="Times New Roman" w:cs="Times New Roman"/>
+          <w:lang w:val="it-IT"/>
+        </w:rPr>
+      </w:pPr>
+    </w:p>
+    <w:p>
+      <w:pPr>
+        <w:rPr>
+          <w:rFonts w:ascii="Times New Roman" w:hAnsi="Times New Roman" w:cs="Times New Roman"/>
+          <w:lang w:val="it-IT"/>
+        </w:rPr>
+      </w:pPr>
+    </w:p>
+    <w:p>
+      <w:pPr>
+        <w:rPr>
+          <w:rFonts w:ascii="Times New Roman" w:hAnsi="Times New Roman" w:cs="Times New Roman"/>
+          <w:lang w:val="it-IT"/>
+        </w:rPr>
+      </w:pPr>
+    </w:p>
+    <w:p>
+      <w:pPr>
+        <w:rPr>
+          <w:rFonts w:ascii="Times New Roman" w:hAnsi="Times New Roman" w:cs="Times New Roman"/>
+          <w:lang w:val="it-IT"/>
+        </w:rPr>
+      </w:pPr>
+    </w:p>
+    <w:p>
+      <w:pPr>
+        <w:rPr>
+          <w:rFonts w:ascii="Times New Roman" w:hAnsi="Times New Roman" w:cs="Times New Roman"/>
+          <w:sz w:val="28"/>
+          <w:szCs w:val="28"/>
+          <w:lang w:val="it-IT"/>
+        </w:rPr>
+      </w:pPr>
+    </w:p>
+    <w:p>
+      <w:pPr>
+        <w:rPr>
+          <w:rFonts w:ascii="Times New Roman" w:hAnsi="Times New Roman" w:cs="Times New Roman"/>
+          <w:sz w:val="28"/>
+          <w:szCs w:val="28"/>
+        </w:rPr>
+      </w:pPr>
+      <w:r>
+        <w:rPr>
+          <w:rFonts w:ascii="Times New Roman" w:hAnsi="Times New Roman" w:cs="Times New Roman"/>
+          <w:sz w:val="28"/>
+          <w:szCs w:val="28"/>
+          <w:lang w:val="it-IT"/>
+        </w:rPr>
+        <w:t xml:space="preserve">                                                       </w:t>
+      </w:r>
+      <w:r>
+        <w:rPr>
+          <w:rFonts w:ascii="Times New Roman" w:hAnsi="Times New Roman" w:cs="Times New Roman"/>
+          <w:sz w:val="28"/>
+          <w:szCs w:val="28"/>
+        </w:rPr>
+        <w:t>CRAIOVA</w:t>
+      </w:r>
+    </w:p>
+    <w:p>
+      <w:pPr>
+        <w:ind w:left="720" w:firstLine="720"/>
+        <w:rPr>
+          <w:rFonts w:ascii="Times New Roman" w:hAnsi="Times New Roman" w:cs="Times New Roman"/>
+          <w:sz w:val="28"/>
+          <w:szCs w:val="28"/>
+        </w:rPr>
+      </w:pPr>
+      <w:r>
+        <w:rPr>
+          <w:rFonts w:ascii="Times New Roman" w:hAnsi="Times New Roman" w:cs="Times New Roman"/>
+          <w:sz w:val="28"/>
+          <w:szCs w:val="28"/>
+        </w:rPr>
+        <w:t xml:space="preserve">                                        2026</w:t>
+      </w:r>
+    </w:p>
+    <w:p>
+      <w:pPr>
+        <w:ind w:left="720" w:firstLine="720"/>
+        <w:rPr>
+          <w:rFonts w:ascii="Times New Roman" w:hAnsi="Times New Roman" w:cs="Times New Roman"/>
+          <w:sz w:val="28"/>
+          <w:szCs w:val="28"/>
+        </w:rPr>
+      </w:pPr>
+    </w:p>
+    <w:p>
+      <w:r>
+        <w:lastRenderedPageBreak/>
         <w:br w:type="page"/>
       </w:r>
     </w:p>
     <w:p>
-      <w:pPr>
-        <w:rPr>
-          <w:lang w:val="it-IT"/>
-        </w:rPr>
-      </w:pPr>
-      <w:r>
-        <w:rPr>
-          <w:lang w:val="it-IT"/>
-        </w:rPr>
+      <w:r>
         <w:lastRenderedPageBreak/>
-        <w:t xml:space="preserve">ANEXA 2 SUBCOPERTA LUCRARE DE LICENȚĂ </w:t>
-      </w:r>
-    </w:p>
-    <w:p>
-      <w:pPr>
-        <w:rPr>
-          <w:lang w:val="it-IT"/>
-        </w:rPr>
-      </w:pPr>
-      <w:r>
-        <w:rPr>
-          <w:lang w:val="it-IT"/>
-        </w:rPr>
-        <w:t xml:space="preserve">UNIVERSITATEA DIN CRAIOVA FACULTATEA DE ŞTIINTE SPECIALIZAREA INFORMATICĂ </w:t>
-      </w:r>
-    </w:p>
-    <w:p>
-      <w:r>
-        <w:t>&lt;&lt; TITLUL &gt;&gt;</w:t>
-      </w:r>
-    </w:p>
-    <w:p>
-      <w:r>
-        <w:t xml:space="preserve"> Îndrumător ştiinţific: </w:t>
-      </w:r>
-    </w:p>
-    <w:p>
-      <w:r>
-        <w:t>&lt; Grad didactic NUME Prenume &gt;</w:t>
-      </w:r>
-    </w:p>
-    <w:p>
-      <w:r>
-        <w:t xml:space="preserve">Absolvent: </w:t>
-      </w:r>
-    </w:p>
-    <w:p>
-      <w:r>
-        <w:t xml:space="preserve">&lt; NUME Prenume &gt; </w:t>
-      </w:r>
-    </w:p>
-    <w:p/>
-    <w:p/>
-    <w:p>
-      <w:r>
-        <w:t>CRAIOVA 202</w:t>
-      </w:r>
-      <w:r>
-        <w:t>6</w:t>
-      </w:r>
-    </w:p>
-    <w:p>
-      <w:r>
+        <w:br w:type="page"/>
+      </w:r>
+    </w:p>
+    <w:p>
+      <w:r>
+        <w:lastRenderedPageBreak/>
+        <w:br w:type="page"/>
+      </w:r>
+    </w:p>
+    <w:p>
+      <w:r>
+        <w:lastRenderedPageBreak/>
         <w:br w:type="page"/>
       </w:r>
     </w:p>
@@ -308,7 +1027,15 @@
         <w:t>"Hit Song Science"</w:t>
       </w:r>
       <w:r>
-        <w:t xml:space="preserve"> (Pachet &amp; Roy, 2008) or work using the Million Song Dataset are frequently cited. Summarize 8-10 papers in 1 page each — that's 8-10 pages right there.</w:t>
+        <w:t xml:space="preserve"> (</w:t>
+      </w:r>
+      <w:proofErr w:type="spellStart"/>
+      <w:r>
+        <w:t>Pachet</w:t>
+      </w:r>
+      <w:proofErr w:type="spellEnd"/>
+      <w:r>
+        <w:t xml:space="preserve"> &amp; Roy, 2008) or work using the Million Song Dataset are frequently cited. Summarize 8-10 papers in 1 page each — that's 8-10 pages right there.</w:t>
       </w:r>
     </w:p>
     <w:p>
@@ -359,48 +1086,688 @@
       </w:r>
     </w:p>
     <w:p/>
-    <w:p>
-      <w:pPr>
-        <w:rPr>
-          <w:lang w:val="it-IT"/>
-        </w:rPr>
-      </w:pPr>
-      <w:r>
-        <w:t xml:space="preserve">explicit este o coloană binară (0 sau 1) din dataset-ul Spotify care indică dacă o melodie conține </w:t>
-      </w:r>
-      <w:r>
-        <w:rPr>
-          <w:b/>
-          <w:bCs/>
-        </w:rPr>
-        <w:t>limbaj explicit</w:t>
-      </w:r>
-      <w:r>
-        <w:t xml:space="preserve"> (injurii, conținut pentru adulți). </w:t>
-      </w:r>
-      <w:r>
-        <w:rPr>
-          <w:lang w:val="it-IT"/>
-        </w:rPr>
-        <w:t>Spotify marchează asta manual — e același indicator pe care îl vezi ca "E" pe aplicație.</w:t>
-      </w:r>
-    </w:p>
-    <w:p>
-      <w:r>
-        <w:t xml:space="preserve">Faptul că apare primul la feature importance e interesant și merită menționat în lucrare. Înseamnă că modelul a găsit o corelație între conținutul explicit și popularitate — cel mai probabil pentru că </w:t>
-      </w:r>
-      <w:r>
-        <w:rPr>
-          <w:b/>
-          <w:bCs/>
-        </w:rPr>
-        <w:t>muzica hip-hop și rap</w:t>
-      </w:r>
-      <w:r>
-        <w:t xml:space="preserve"> (genuri foarte populare) tind să fie marcate ca explicit, deci e un proxy indirect pentru gen muzical.</w:t>
-      </w:r>
-    </w:p>
     <w:p/>
+    <w:p>
+      <w:pPr>
+        <w:rPr>
+          <w:lang w:val="it-IT"/>
+        </w:rPr>
+      </w:pPr>
+      <w:r>
+        <w:t xml:space="preserve">explicit </w:t>
+      </w:r>
+      <w:proofErr w:type="spellStart"/>
+      <w:r>
+        <w:t>este</w:t>
+      </w:r>
+      <w:proofErr w:type="spellEnd"/>
+      <w:r>
+        <w:t xml:space="preserve"> o </w:t>
+      </w:r>
+      <w:proofErr w:type="spellStart"/>
+      <w:r>
+        <w:t>coloană</w:t>
+      </w:r>
+      <w:proofErr w:type="spellEnd"/>
+      <w:r>
+        <w:t xml:space="preserve"> </w:t>
+      </w:r>
+      <w:proofErr w:type="spellStart"/>
+      <w:r>
+        <w:t>binară</w:t>
+      </w:r>
+      <w:proofErr w:type="spellEnd"/>
+      <w:r>
+        <w:t xml:space="preserve"> (0 </w:t>
+      </w:r>
+      <w:proofErr w:type="spellStart"/>
+      <w:r>
+        <w:t>sau</w:t>
+      </w:r>
+      <w:proofErr w:type="spellEnd"/>
+      <w:r>
+        <w:t xml:space="preserve"> 1) din dataset-ul Spotify care </w:t>
+      </w:r>
+      <w:proofErr w:type="spellStart"/>
+      <w:r>
+        <w:t>indică</w:t>
+      </w:r>
+      <w:proofErr w:type="spellEnd"/>
+      <w:r>
+        <w:t xml:space="preserve"> </w:t>
+      </w:r>
+      <w:proofErr w:type="spellStart"/>
+      <w:r>
+        <w:t>dacă</w:t>
+      </w:r>
+      <w:proofErr w:type="spellEnd"/>
+      <w:r>
+        <w:t xml:space="preserve"> o </w:t>
+      </w:r>
+      <w:proofErr w:type="spellStart"/>
+      <w:r>
+        <w:t>melodie</w:t>
+      </w:r>
+      <w:proofErr w:type="spellEnd"/>
+      <w:r>
+        <w:t xml:space="preserve"> </w:t>
+      </w:r>
+      <w:proofErr w:type="spellStart"/>
+      <w:r>
+        <w:t>conține</w:t>
+      </w:r>
+      <w:proofErr w:type="spellEnd"/>
+      <w:r>
+        <w:t xml:space="preserve"> </w:t>
+      </w:r>
+      <w:proofErr w:type="spellStart"/>
+      <w:r>
+        <w:rPr>
+          <w:b/>
+          <w:bCs/>
+        </w:rPr>
+        <w:t>limbaj</w:t>
+      </w:r>
+      <w:proofErr w:type="spellEnd"/>
+      <w:r>
+        <w:rPr>
+          <w:b/>
+          <w:bCs/>
+        </w:rPr>
+        <w:t xml:space="preserve"> explicit</w:t>
+      </w:r>
+      <w:r>
+        <w:t xml:space="preserve"> (</w:t>
+      </w:r>
+      <w:proofErr w:type="spellStart"/>
+      <w:r>
+        <w:t>injurii</w:t>
+      </w:r>
+      <w:proofErr w:type="spellEnd"/>
+      <w:r>
+        <w:t xml:space="preserve">, </w:t>
+      </w:r>
+      <w:proofErr w:type="spellStart"/>
+      <w:r>
+        <w:t>conținut</w:t>
+      </w:r>
+      <w:proofErr w:type="spellEnd"/>
+      <w:r>
+        <w:t xml:space="preserve"> </w:t>
+      </w:r>
+      <w:proofErr w:type="spellStart"/>
+      <w:r>
+        <w:t>pentru</w:t>
+      </w:r>
+      <w:proofErr w:type="spellEnd"/>
+      <w:r>
+        <w:t xml:space="preserve"> </w:t>
+      </w:r>
+      <w:proofErr w:type="spellStart"/>
+      <w:r>
+        <w:t>adulți</w:t>
+      </w:r>
+      <w:proofErr w:type="spellEnd"/>
+      <w:r>
+        <w:t xml:space="preserve">). </w:t>
+      </w:r>
+      <w:r>
+        <w:rPr>
+          <w:lang w:val="it-IT"/>
+        </w:rPr>
+        <w:t xml:space="preserve">Spotify </w:t>
+      </w:r>
+      <w:proofErr w:type="spellStart"/>
+      <w:r>
+        <w:rPr>
+          <w:lang w:val="it-IT"/>
+        </w:rPr>
+        <w:t>marchează</w:t>
+      </w:r>
+      <w:proofErr w:type="spellEnd"/>
+      <w:r>
+        <w:rPr>
+          <w:lang w:val="it-IT"/>
+        </w:rPr>
+        <w:t xml:space="preserve"> asta </w:t>
+      </w:r>
+      <w:proofErr w:type="spellStart"/>
+      <w:r>
+        <w:rPr>
+          <w:lang w:val="it-IT"/>
+        </w:rPr>
+        <w:t>manual</w:t>
+      </w:r>
+      <w:proofErr w:type="spellEnd"/>
+      <w:r>
+        <w:rPr>
+          <w:lang w:val="it-IT"/>
+        </w:rPr>
+        <w:t xml:space="preserve"> — e </w:t>
+      </w:r>
+      <w:proofErr w:type="spellStart"/>
+      <w:r>
+        <w:rPr>
+          <w:lang w:val="it-IT"/>
+        </w:rPr>
+        <w:t>același</w:t>
+      </w:r>
+      <w:proofErr w:type="spellEnd"/>
+      <w:r>
+        <w:rPr>
+          <w:lang w:val="it-IT"/>
+        </w:rPr>
+        <w:t xml:space="preserve"> </w:t>
+      </w:r>
+      <w:proofErr w:type="spellStart"/>
+      <w:r>
+        <w:rPr>
+          <w:lang w:val="it-IT"/>
+        </w:rPr>
+        <w:t>indicator</w:t>
+      </w:r>
+      <w:proofErr w:type="spellEnd"/>
+      <w:r>
+        <w:rPr>
+          <w:lang w:val="it-IT"/>
+        </w:rPr>
+        <w:t xml:space="preserve"> pe care </w:t>
+      </w:r>
+      <w:proofErr w:type="spellStart"/>
+      <w:r>
+        <w:rPr>
+          <w:lang w:val="it-IT"/>
+        </w:rPr>
+        <w:t>îl</w:t>
+      </w:r>
+      <w:proofErr w:type="spellEnd"/>
+      <w:r>
+        <w:rPr>
+          <w:lang w:val="it-IT"/>
+        </w:rPr>
+        <w:t xml:space="preserve"> </w:t>
+      </w:r>
+      <w:proofErr w:type="spellStart"/>
+      <w:r>
+        <w:rPr>
+          <w:lang w:val="it-IT"/>
+        </w:rPr>
+        <w:t>vezi</w:t>
+      </w:r>
+      <w:proofErr w:type="spellEnd"/>
+      <w:r>
+        <w:rPr>
+          <w:lang w:val="it-IT"/>
+        </w:rPr>
+        <w:t xml:space="preserve"> ca "E" pe </w:t>
+      </w:r>
+      <w:proofErr w:type="spellStart"/>
+      <w:r>
+        <w:rPr>
+          <w:lang w:val="it-IT"/>
+        </w:rPr>
+        <w:t>aplicație</w:t>
+      </w:r>
+      <w:proofErr w:type="spellEnd"/>
+      <w:r>
+        <w:rPr>
+          <w:lang w:val="it-IT"/>
+        </w:rPr>
+        <w:t>.</w:t>
+      </w:r>
+    </w:p>
+    <w:p>
+      <w:pPr>
+        <w:rPr>
+          <w:lang w:val="it-IT"/>
+        </w:rPr>
+      </w:pPr>
+      <w:proofErr w:type="spellStart"/>
+      <w:r>
+        <w:rPr>
+          <w:lang w:val="it-IT"/>
+        </w:rPr>
+        <w:t>Faptul</w:t>
+      </w:r>
+      <w:proofErr w:type="spellEnd"/>
+      <w:r>
+        <w:rPr>
+          <w:lang w:val="it-IT"/>
+        </w:rPr>
+        <w:t xml:space="preserve"> </w:t>
+      </w:r>
+      <w:proofErr w:type="spellStart"/>
+      <w:r>
+        <w:rPr>
+          <w:lang w:val="it-IT"/>
+        </w:rPr>
+        <w:t>că</w:t>
+      </w:r>
+      <w:proofErr w:type="spellEnd"/>
+      <w:r>
+        <w:rPr>
+          <w:lang w:val="it-IT"/>
+        </w:rPr>
+        <w:t xml:space="preserve"> </w:t>
+      </w:r>
+      <w:proofErr w:type="spellStart"/>
+      <w:r>
+        <w:rPr>
+          <w:lang w:val="it-IT"/>
+        </w:rPr>
+        <w:t>apare</w:t>
+      </w:r>
+      <w:proofErr w:type="spellEnd"/>
+      <w:r>
+        <w:rPr>
+          <w:lang w:val="it-IT"/>
+        </w:rPr>
+        <w:t xml:space="preserve"> </w:t>
+      </w:r>
+      <w:proofErr w:type="spellStart"/>
+      <w:r>
+        <w:rPr>
+          <w:lang w:val="it-IT"/>
+        </w:rPr>
+        <w:t>primul</w:t>
+      </w:r>
+      <w:proofErr w:type="spellEnd"/>
+      <w:r>
+        <w:rPr>
+          <w:lang w:val="it-IT"/>
+        </w:rPr>
+        <w:t xml:space="preserve"> la feature </w:t>
+      </w:r>
+      <w:proofErr w:type="spellStart"/>
+      <w:r>
+        <w:rPr>
+          <w:lang w:val="it-IT"/>
+        </w:rPr>
+        <w:t>importance</w:t>
+      </w:r>
+      <w:proofErr w:type="spellEnd"/>
+      <w:r>
+        <w:rPr>
+          <w:lang w:val="it-IT"/>
+        </w:rPr>
+        <w:t xml:space="preserve"> e </w:t>
+      </w:r>
+      <w:proofErr w:type="spellStart"/>
+      <w:r>
+        <w:rPr>
+          <w:lang w:val="it-IT"/>
+        </w:rPr>
+        <w:t>interesant</w:t>
+      </w:r>
+      <w:proofErr w:type="spellEnd"/>
+      <w:r>
+        <w:rPr>
+          <w:lang w:val="it-IT"/>
+        </w:rPr>
+        <w:t xml:space="preserve"> </w:t>
+      </w:r>
+      <w:proofErr w:type="spellStart"/>
+      <w:r>
+        <w:rPr>
+          <w:lang w:val="it-IT"/>
+        </w:rPr>
+        <w:t>și</w:t>
+      </w:r>
+      <w:proofErr w:type="spellEnd"/>
+      <w:r>
+        <w:rPr>
+          <w:lang w:val="it-IT"/>
+        </w:rPr>
+        <w:t xml:space="preserve"> </w:t>
+      </w:r>
+      <w:proofErr w:type="spellStart"/>
+      <w:r>
+        <w:rPr>
+          <w:lang w:val="it-IT"/>
+        </w:rPr>
+        <w:t>merită</w:t>
+      </w:r>
+      <w:proofErr w:type="spellEnd"/>
+      <w:r>
+        <w:rPr>
+          <w:lang w:val="it-IT"/>
+        </w:rPr>
+        <w:t xml:space="preserve"> </w:t>
+      </w:r>
+      <w:proofErr w:type="spellStart"/>
+      <w:r>
+        <w:rPr>
+          <w:lang w:val="it-IT"/>
+        </w:rPr>
+        <w:t>menționat</w:t>
+      </w:r>
+      <w:proofErr w:type="spellEnd"/>
+      <w:r>
+        <w:rPr>
+          <w:lang w:val="it-IT"/>
+        </w:rPr>
+        <w:t xml:space="preserve"> </w:t>
+      </w:r>
+      <w:proofErr w:type="spellStart"/>
+      <w:r>
+        <w:rPr>
+          <w:lang w:val="it-IT"/>
+        </w:rPr>
+        <w:t>în</w:t>
+      </w:r>
+      <w:proofErr w:type="spellEnd"/>
+      <w:r>
+        <w:rPr>
+          <w:lang w:val="it-IT"/>
+        </w:rPr>
+        <w:t xml:space="preserve"> lucrare. </w:t>
+      </w:r>
+      <w:proofErr w:type="spellStart"/>
+      <w:r>
+        <w:rPr>
+          <w:lang w:val="it-IT"/>
+        </w:rPr>
+        <w:t>Înseamnă</w:t>
+      </w:r>
+      <w:proofErr w:type="spellEnd"/>
+      <w:r>
+        <w:rPr>
+          <w:lang w:val="it-IT"/>
+        </w:rPr>
+        <w:t xml:space="preserve"> </w:t>
+      </w:r>
+      <w:proofErr w:type="spellStart"/>
+      <w:r>
+        <w:rPr>
+          <w:lang w:val="it-IT"/>
+        </w:rPr>
+        <w:t>că</w:t>
+      </w:r>
+      <w:proofErr w:type="spellEnd"/>
+      <w:r>
+        <w:rPr>
+          <w:lang w:val="it-IT"/>
+        </w:rPr>
+        <w:t xml:space="preserve"> </w:t>
+      </w:r>
+      <w:proofErr w:type="spellStart"/>
+      <w:r>
+        <w:rPr>
+          <w:lang w:val="it-IT"/>
+        </w:rPr>
+        <w:t>modelul</w:t>
+      </w:r>
+      <w:proofErr w:type="spellEnd"/>
+      <w:r>
+        <w:rPr>
+          <w:lang w:val="it-IT"/>
+        </w:rPr>
+        <w:t xml:space="preserve"> a </w:t>
+      </w:r>
+      <w:proofErr w:type="spellStart"/>
+      <w:r>
+        <w:rPr>
+          <w:lang w:val="it-IT"/>
+        </w:rPr>
+        <w:t>găsit</w:t>
+      </w:r>
+      <w:proofErr w:type="spellEnd"/>
+      <w:r>
+        <w:rPr>
+          <w:lang w:val="it-IT"/>
+        </w:rPr>
+        <w:t xml:space="preserve"> o </w:t>
+      </w:r>
+      <w:proofErr w:type="spellStart"/>
+      <w:r>
+        <w:rPr>
+          <w:lang w:val="it-IT"/>
+        </w:rPr>
+        <w:t>corelație</w:t>
+      </w:r>
+      <w:proofErr w:type="spellEnd"/>
+      <w:r>
+        <w:rPr>
+          <w:lang w:val="it-IT"/>
+        </w:rPr>
+        <w:t xml:space="preserve"> </w:t>
+      </w:r>
+      <w:proofErr w:type="spellStart"/>
+      <w:r>
+        <w:rPr>
+          <w:lang w:val="it-IT"/>
+        </w:rPr>
+        <w:t>între</w:t>
+      </w:r>
+      <w:proofErr w:type="spellEnd"/>
+      <w:r>
+        <w:rPr>
+          <w:lang w:val="it-IT"/>
+        </w:rPr>
+        <w:t xml:space="preserve"> </w:t>
+      </w:r>
+      <w:proofErr w:type="spellStart"/>
+      <w:r>
+        <w:rPr>
+          <w:lang w:val="it-IT"/>
+        </w:rPr>
+        <w:t>conținutul</w:t>
+      </w:r>
+      <w:proofErr w:type="spellEnd"/>
+      <w:r>
+        <w:rPr>
+          <w:lang w:val="it-IT"/>
+        </w:rPr>
+        <w:t xml:space="preserve"> explicit </w:t>
+      </w:r>
+      <w:proofErr w:type="spellStart"/>
+      <w:r>
+        <w:rPr>
+          <w:lang w:val="it-IT"/>
+        </w:rPr>
+        <w:t>și</w:t>
+      </w:r>
+      <w:proofErr w:type="spellEnd"/>
+      <w:r>
+        <w:rPr>
+          <w:lang w:val="it-IT"/>
+        </w:rPr>
+        <w:t xml:space="preserve"> popularitate — cel mai </w:t>
+      </w:r>
+      <w:proofErr w:type="spellStart"/>
+      <w:r>
+        <w:rPr>
+          <w:lang w:val="it-IT"/>
+        </w:rPr>
+        <w:t>probabil</w:t>
+      </w:r>
+      <w:proofErr w:type="spellEnd"/>
+      <w:r>
+        <w:rPr>
+          <w:lang w:val="it-IT"/>
+        </w:rPr>
+        <w:t xml:space="preserve"> pentru </w:t>
+      </w:r>
+      <w:proofErr w:type="spellStart"/>
+      <w:r>
+        <w:rPr>
+          <w:lang w:val="it-IT"/>
+        </w:rPr>
+        <w:t>că</w:t>
+      </w:r>
+      <w:proofErr w:type="spellEnd"/>
+      <w:r>
+        <w:rPr>
+          <w:lang w:val="it-IT"/>
+        </w:rPr>
+        <w:t xml:space="preserve"> </w:t>
+      </w:r>
+      <w:r>
+        <w:rPr>
+          <w:b/>
+          <w:bCs/>
+          <w:lang w:val="it-IT"/>
+        </w:rPr>
+        <w:t xml:space="preserve">muzica hip-hop </w:t>
+      </w:r>
+      <w:proofErr w:type="spellStart"/>
+      <w:r>
+        <w:rPr>
+          <w:b/>
+          <w:bCs/>
+          <w:lang w:val="it-IT"/>
+        </w:rPr>
+        <w:t>și</w:t>
+      </w:r>
+      <w:proofErr w:type="spellEnd"/>
+      <w:r>
+        <w:rPr>
+          <w:b/>
+          <w:bCs/>
+          <w:lang w:val="it-IT"/>
+        </w:rPr>
+        <w:t xml:space="preserve"> rap</w:t>
+      </w:r>
+      <w:r>
+        <w:rPr>
+          <w:lang w:val="it-IT"/>
+        </w:rPr>
+        <w:t xml:space="preserve"> (</w:t>
+      </w:r>
+      <w:proofErr w:type="spellStart"/>
+      <w:r>
+        <w:rPr>
+          <w:lang w:val="it-IT"/>
+        </w:rPr>
+        <w:t>genuri</w:t>
+      </w:r>
+      <w:proofErr w:type="spellEnd"/>
+      <w:r>
+        <w:rPr>
+          <w:lang w:val="it-IT"/>
+        </w:rPr>
+        <w:t xml:space="preserve"> </w:t>
+      </w:r>
+      <w:proofErr w:type="spellStart"/>
+      <w:r>
+        <w:rPr>
+          <w:lang w:val="it-IT"/>
+        </w:rPr>
+        <w:t>foarte</w:t>
+      </w:r>
+      <w:proofErr w:type="spellEnd"/>
+      <w:r>
+        <w:rPr>
+          <w:lang w:val="it-IT"/>
+        </w:rPr>
+        <w:t xml:space="preserve"> populare) </w:t>
+      </w:r>
+      <w:proofErr w:type="spellStart"/>
+      <w:r>
+        <w:rPr>
+          <w:lang w:val="it-IT"/>
+        </w:rPr>
+        <w:t>tind</w:t>
+      </w:r>
+      <w:proofErr w:type="spellEnd"/>
+      <w:r>
+        <w:rPr>
+          <w:lang w:val="it-IT"/>
+        </w:rPr>
+        <w:t xml:space="preserve"> </w:t>
+      </w:r>
+      <w:proofErr w:type="spellStart"/>
+      <w:r>
+        <w:rPr>
+          <w:lang w:val="it-IT"/>
+        </w:rPr>
+        <w:t>să</w:t>
+      </w:r>
+      <w:proofErr w:type="spellEnd"/>
+      <w:r>
+        <w:rPr>
+          <w:lang w:val="it-IT"/>
+        </w:rPr>
+        <w:t xml:space="preserve"> </w:t>
+      </w:r>
+      <w:proofErr w:type="spellStart"/>
+      <w:r>
+        <w:rPr>
+          <w:lang w:val="it-IT"/>
+        </w:rPr>
+        <w:t>fie</w:t>
+      </w:r>
+      <w:proofErr w:type="spellEnd"/>
+      <w:r>
+        <w:rPr>
+          <w:lang w:val="it-IT"/>
+        </w:rPr>
+        <w:t xml:space="preserve"> marcate ca explicit, </w:t>
+      </w:r>
+      <w:proofErr w:type="spellStart"/>
+      <w:r>
+        <w:rPr>
+          <w:lang w:val="it-IT"/>
+        </w:rPr>
+        <w:t>deci</w:t>
+      </w:r>
+      <w:proofErr w:type="spellEnd"/>
+      <w:r>
+        <w:rPr>
+          <w:lang w:val="it-IT"/>
+        </w:rPr>
+        <w:t xml:space="preserve"> e un proxy </w:t>
+      </w:r>
+      <w:proofErr w:type="spellStart"/>
+      <w:r>
+        <w:rPr>
+          <w:lang w:val="it-IT"/>
+        </w:rPr>
+        <w:t>indirect</w:t>
+      </w:r>
+      <w:proofErr w:type="spellEnd"/>
+      <w:r>
+        <w:rPr>
+          <w:lang w:val="it-IT"/>
+        </w:rPr>
+        <w:t xml:space="preserve"> pentru </w:t>
+      </w:r>
+      <w:proofErr w:type="spellStart"/>
+      <w:r>
+        <w:rPr>
+          <w:lang w:val="it-IT"/>
+        </w:rPr>
+        <w:t>gen</w:t>
+      </w:r>
+      <w:proofErr w:type="spellEnd"/>
+      <w:r>
+        <w:rPr>
+          <w:lang w:val="it-IT"/>
+        </w:rPr>
+        <w:t xml:space="preserve"> </w:t>
+      </w:r>
+      <w:proofErr w:type="spellStart"/>
+      <w:r>
+        <w:rPr>
+          <w:lang w:val="it-IT"/>
+        </w:rPr>
+        <w:t>muzical</w:t>
+      </w:r>
+      <w:proofErr w:type="spellEnd"/>
+      <w:r>
+        <w:rPr>
+          <w:lang w:val="it-IT"/>
+        </w:rPr>
+        <w:t>.</w:t>
+      </w:r>
+    </w:p>
+    <w:p>
+      <w:pPr>
+        <w:rPr>
+          <w:lang w:val="it-IT"/>
+        </w:rPr>
+      </w:pPr>
+    </w:p>
     <w:sectPr>
       <w:pgSz w:w="11906" w:h="16838" w:code="9"/>
       <w:pgMar w:top="1418" w:right="1134" w:bottom="1134" w:left="1418" w:header="720" w:footer="720" w:gutter="0"/>
@@ -409,6 +1776,56 @@
     </w:sectPr>
   </w:body>
 </w:document>
+</file>
+
+<file path=word/endnotes.xml><?xml version="1.0" encoding="utf-8"?>
+<w:endnotes xmlns:wpc="http://schemas.microsoft.com/office/word/2010/wordprocessingCanvas" xmlns:cx="http://schemas.microsoft.com/office/drawing/2014/chartex" xmlns:cx1="http://schemas.microsoft.com/office/drawing/2015/9/8/chartex" xmlns:cx2="http://schemas.microsoft.com/office/drawing/2015/10/21/chartex" xmlns:cx3="http://schemas.microsoft.com/office/drawing/2016/5/9/chartex" xmlns:cx4="http://schemas.microsoft.com/office/drawing/2016/5/10/chartex" xmlns:cx5="http://schemas.microsoft.com/office/drawing/2016/5/11/chartex" xmlns:cx6="http://schemas.microsoft.com/office/drawing/2016/5/12/chartex" xmlns:cx7="http://schemas.microsoft.com/office/drawing/2016/5/13/chartex" xmlns:cx8="http://schemas.microsoft.com/office/drawing/2016/5/14/chartex" xmlns:mc="http://schemas.openxmlformats.org/markup-compatibility/2006" xmlns:aink="http://schemas.microsoft.com/office/drawing/2016/ink" xmlns:am3d="http://schemas.microsoft.com/office/drawing/2017/model3d" xmlns:o="urn:schemas-microsoft-com:office:office" xmlns:oel="http://schemas.microsoft.com/office/2019/extlst" xmlns:r="http://schemas.openxmlformats.org/officeDocument/2006/relationships" xmlns:m="http://schemas.openxmlformats.org/officeDocument/2006/math" xmlns:v="urn:schemas-microsoft-com:vml" xmlns:wp14="http://schemas.microsoft.com/office/word/2010/wordprocessingDrawing" xmlns:wp="http://schemas.openxmlformats.org/drawingml/2006/wordprocessingDrawing" xmlns:w10="urn:schemas-microsoft-com:office:word" xmlns:w="http://schemas.openxmlformats.org/wordprocessingml/2006/main" xmlns:w14="http://schemas.microsoft.com/office/word/2010/wordml" xmlns:w15="http://schemas.microsoft.com/office/word/2012/wordml" xmlns:w16cex="http://schemas.microsoft.com/office/word/2018/wordml/cex" xmlns:w16cid="http://schemas.microsoft.com/office/word/2016/wordml/cid" xmlns:w16="http://schemas.microsoft.com/office/word/2018/wordml" xmlns:w16du="http://schemas.microsoft.com/office/word/2023/wordml/word16du" xmlns:w16sdtdh="http://schemas.microsoft.com/office/word/2020/wordml/sdtdatahash" xmlns:w16sdtfl="http://schemas.microsoft.com/office/word/2024/wordml/sdtformatlock" xmlns:w16se="http://schemas.microsoft.com/office/word/2015/wordml/symex" xmlns:wpg="http://schemas.microsoft.com/office/word/2010/wordprocessingGroup" xmlns:wpi="http://schemas.microsoft.com/office/word/2010/wordprocessingInk" xmlns:wne="http://schemas.microsoft.com/office/word/2006/wordml" xmlns:wps="http://schemas.microsoft.com/office/word/2010/wordprocessingShape" mc:Ignorable="w14 w15 w16se w16cid w16 w16cex w16sdtdh w16sdtfl w16du wp14">
+  <w:endnote w:type="separator" w:id="-1">
+    <w:p>
+      <w:pPr>
+        <w:spacing w:after="0" w:line="240" w:lineRule="auto"/>
+      </w:pPr>
+      <w:r>
+        <w:separator/>
+      </w:r>
+    </w:p>
+  </w:endnote>
+  <w:endnote w:type="continuationSeparator" w:id="0">
+    <w:p>
+      <w:pPr>
+        <w:spacing w:after="0" w:line="240" w:lineRule="auto"/>
+      </w:pPr>
+      <w:r>
+        <w:continuationSeparator/>
+      </w:r>
+    </w:p>
+  </w:endnote>
+</w:endnotes>
+</file>
+
+<file path=word/footnotes.xml><?xml version="1.0" encoding="utf-8"?>
+<w:footnotes xmlns:wpc="http://schemas.microsoft.com/office/word/2010/wordprocessingCanvas" xmlns:cx="http://schemas.microsoft.com/office/drawing/2014/chartex" xmlns:cx1="http://schemas.microsoft.com/office/drawing/2015/9/8/chartex" xmlns:cx2="http://schemas.microsoft.com/office/drawing/2015/10/21/chartex" xmlns:cx3="http://schemas.microsoft.com/office/drawing/2016/5/9/chartex" xmlns:cx4="http://schemas.microsoft.com/office/drawing/2016/5/10/chartex" xmlns:cx5="http://schemas.microsoft.com/office/drawing/2016/5/11/chartex" xmlns:cx6="http://schemas.microsoft.com/office/drawing/2016/5/12/chartex" xmlns:cx7="http://schemas.microsoft.com/office/drawing/2016/5/13/chartex" xmlns:cx8="http://schemas.microsoft.com/office/drawing/2016/5/14/chartex" xmlns:mc="http://schemas.openxmlformats.org/markup-compatibility/2006" xmlns:aink="http://schemas.microsoft.com/office/drawing/2016/ink" xmlns:am3d="http://schemas.microsoft.com/office/drawing/2017/model3d" xmlns:o="urn:schemas-microsoft-com:office:office" xmlns:oel="http://schemas.microsoft.com/office/2019/extlst" xmlns:r="http://schemas.openxmlformats.org/officeDocument/2006/relationships" xmlns:m="http://schemas.openxmlformats.org/officeDocument/2006/math" xmlns:v="urn:schemas-microsoft-com:vml" xmlns:wp14="http://schemas.microsoft.com/office/word/2010/wordprocessingDrawing" xmlns:wp="http://schemas.openxmlformats.org/drawingml/2006/wordprocessingDrawing" xmlns:w10="urn:schemas-microsoft-com:office:word" xmlns:w="http://schemas.openxmlformats.org/wordprocessingml/2006/main" xmlns:w14="http://schemas.microsoft.com/office/word/2010/wordml" xmlns:w15="http://schemas.microsoft.com/office/word/2012/wordml" xmlns:w16cex="http://schemas.microsoft.com/office/word/2018/wordml/cex" xmlns:w16cid="http://schemas.microsoft.com/office/word/2016/wordml/cid" xmlns:w16="http://schemas.microsoft.com/office/word/2018/wordml" xmlns:w16du="http://schemas.microsoft.com/office/word/2023/wordml/word16du" xmlns:w16sdtdh="http://schemas.microsoft.com/office/word/2020/wordml/sdtdatahash" xmlns:w16sdtfl="http://schemas.microsoft.com/office/word/2024/wordml/sdtformatlock" xmlns:w16se="http://schemas.microsoft.com/office/word/2015/wordml/symex" xmlns:wpg="http://schemas.microsoft.com/office/word/2010/wordprocessingGroup" xmlns:wpi="http://schemas.microsoft.com/office/word/2010/wordprocessingInk" xmlns:wne="http://schemas.microsoft.com/office/word/2006/wordml" xmlns:wps="http://schemas.microsoft.com/office/word/2010/wordprocessingShape" mc:Ignorable="w14 w15 w16se w16cid w16 w16cex w16sdtdh w16sdtfl w16du wp14">
+  <w:footnote w:type="separator" w:id="-1">
+    <w:p>
+      <w:pPr>
+        <w:spacing w:after="0" w:line="240" w:lineRule="auto"/>
+      </w:pPr>
+      <w:r>
+        <w:separator/>
+      </w:r>
+    </w:p>
+  </w:footnote>
+  <w:footnote w:type="continuationSeparator" w:id="0">
+    <w:p>
+      <w:pPr>
+        <w:spacing w:after="0" w:line="240" w:lineRule="auto"/>
+      </w:pPr>
+      <w:r>
+        <w:continuationSeparator/>
+      </w:r>
+    </w:p>
+  </w:footnote>
+</w:footnotes>
 </file>
 
 <file path=word/numbering.xml><?xml version="1.0" encoding="utf-8"?>
@@ -1484,6 +2901,50 @@
       <w:spacing w:val="5"/>
     </w:rPr>
   </w:style>
+  <w:style w:type="paragraph" w:styleId="Header">
+    <w:name w:val="header"/>
+    <w:basedOn w:val="Normal"/>
+    <w:link w:val="HeaderChar"/>
+    <w:uiPriority w:val="99"/>
+    <w:unhideWhenUsed/>
+    <w:rsid w:val="004250B7"/>
+    <w:pPr>
+      <w:tabs>
+        <w:tab w:val="center" w:pos="4680"/>
+        <w:tab w:val="right" w:pos="9360"/>
+      </w:tabs>
+      <w:spacing w:after="0" w:line="240" w:lineRule="auto"/>
+    </w:pPr>
+  </w:style>
+  <w:style w:type="character" w:customStyle="1" w:styleId="HeaderChar">
+    <w:name w:val="Header Char"/>
+    <w:basedOn w:val="DefaultParagraphFont"/>
+    <w:link w:val="Header"/>
+    <w:uiPriority w:val="99"/>
+    <w:rsid w:val="004250B7"/>
+  </w:style>
+  <w:style w:type="paragraph" w:styleId="Footer">
+    <w:name w:val="footer"/>
+    <w:basedOn w:val="Normal"/>
+    <w:link w:val="FooterChar"/>
+    <w:uiPriority w:val="99"/>
+    <w:unhideWhenUsed/>
+    <w:rsid w:val="004250B7"/>
+    <w:pPr>
+      <w:tabs>
+        <w:tab w:val="center" w:pos="4680"/>
+        <w:tab w:val="right" w:pos="9360"/>
+      </w:tabs>
+      <w:spacing w:after="0" w:line="240" w:lineRule="auto"/>
+    </w:pPr>
+  </w:style>
+  <w:style w:type="character" w:customStyle="1" w:styleId="FooterChar">
+    <w:name w:val="Footer Char"/>
+    <w:basedOn w:val="DefaultParagraphFont"/>
+    <w:link w:val="Footer"/>
+    <w:uiPriority w:val="99"/>
+    <w:rsid w:val="004250B7"/>
+  </w:style>
 </w:styles>
 </file>
 

--- a/Lucrare/LUCRARE_LICENTA.docx
+++ b/Lucrare/LUCRARE_LICENTA.docx
@@ -207,6 +207,7 @@
           <w:rFonts w:ascii="Times New Roman" w:hAnsi="Times New Roman" w:cs="Times New Roman"/>
           <w:sz w:val="28"/>
           <w:szCs w:val="28"/>
+          <w:lang w:val="it-IT"/>
         </w:rPr>
       </w:pPr>
       <w:r>
@@ -223,43 +224,52 @@
         </w:rPr>
         <w:t xml:space="preserve">      </w:t>
       </w:r>
+      <w:proofErr w:type="spellStart"/>
       <w:r>
         <w:rPr>
           <w:rFonts w:ascii="Times New Roman" w:hAnsi="Times New Roman" w:cs="Times New Roman"/>
           <w:sz w:val="28"/>
           <w:szCs w:val="28"/>
-        </w:rPr>
-        <w:t xml:space="preserve">Îndrumător ştiinţific: </w:t>
-      </w:r>
+          <w:lang w:val="it-IT"/>
+        </w:rPr>
+        <w:t>Îndrumător</w:t>
+      </w:r>
+      <w:proofErr w:type="spellEnd"/>
       <w:r>
         <w:rPr>
           <w:rFonts w:ascii="Times New Roman" w:hAnsi="Times New Roman" w:cs="Times New Roman"/>
           <w:sz w:val="28"/>
           <w:szCs w:val="28"/>
-        </w:rPr>
-        <w:tab/>
-      </w:r>
+          <w:lang w:val="it-IT"/>
+        </w:rPr>
+        <w:t xml:space="preserve"> </w:t>
+      </w:r>
+      <w:proofErr w:type="spellStart"/>
       <w:r>
         <w:rPr>
           <w:rFonts w:ascii="Times New Roman" w:hAnsi="Times New Roman" w:cs="Times New Roman"/>
           <w:sz w:val="28"/>
           <w:szCs w:val="28"/>
-        </w:rPr>
-        <w:tab/>
-      </w:r>
+          <w:lang w:val="it-IT"/>
+        </w:rPr>
+        <w:t>ştiinţific</w:t>
+      </w:r>
+      <w:proofErr w:type="spellEnd"/>
       <w:r>
         <w:rPr>
           <w:rFonts w:ascii="Times New Roman" w:hAnsi="Times New Roman" w:cs="Times New Roman"/>
           <w:sz w:val="28"/>
           <w:szCs w:val="28"/>
-        </w:rPr>
-        <w:tab/>
+          <w:lang w:val="it-IT"/>
+        </w:rPr>
+        <w:t xml:space="preserve">: </w:t>
       </w:r>
       <w:r>
         <w:rPr>
           <w:rFonts w:ascii="Times New Roman" w:hAnsi="Times New Roman" w:cs="Times New Roman"/>
           <w:sz w:val="28"/>
           <w:szCs w:val="28"/>
+          <w:lang w:val="it-IT"/>
         </w:rPr>
         <w:tab/>
       </w:r>
@@ -268,6 +278,7 @@
           <w:rFonts w:ascii="Times New Roman" w:hAnsi="Times New Roman" w:cs="Times New Roman"/>
           <w:sz w:val="28"/>
           <w:szCs w:val="28"/>
+          <w:lang w:val="it-IT"/>
         </w:rPr>
         <w:tab/>
       </w:r>
@@ -276,6 +287,7 @@
           <w:rFonts w:ascii="Times New Roman" w:hAnsi="Times New Roman" w:cs="Times New Roman"/>
           <w:sz w:val="28"/>
           <w:szCs w:val="28"/>
+          <w:lang w:val="it-IT"/>
         </w:rPr>
         <w:tab/>
       </w:r>
@@ -284,16 +296,56 @@
           <w:rFonts w:ascii="Times New Roman" w:hAnsi="Times New Roman" w:cs="Times New Roman"/>
           <w:sz w:val="28"/>
           <w:szCs w:val="28"/>
-        </w:rPr>
-        <w:t xml:space="preserve">               </w:t>
+          <w:lang w:val="it-IT"/>
+        </w:rPr>
+        <w:tab/>
       </w:r>
       <w:r>
         <w:rPr>
           <w:rFonts w:ascii="Times New Roman" w:hAnsi="Times New Roman" w:cs="Times New Roman"/>
           <w:sz w:val="28"/>
           <w:szCs w:val="28"/>
-        </w:rPr>
-        <w:t xml:space="preserve">Absolvent: </w:t>
+          <w:lang w:val="it-IT"/>
+        </w:rPr>
+        <w:tab/>
+      </w:r>
+      <w:r>
+        <w:rPr>
+          <w:rFonts w:ascii="Times New Roman" w:hAnsi="Times New Roman" w:cs="Times New Roman"/>
+          <w:sz w:val="28"/>
+          <w:szCs w:val="28"/>
+          <w:lang w:val="it-IT"/>
+        </w:rPr>
+        <w:tab/>
+      </w:r>
+      <w:r>
+        <w:rPr>
+          <w:rFonts w:ascii="Times New Roman" w:hAnsi="Times New Roman" w:cs="Times New Roman"/>
+          <w:sz w:val="28"/>
+          <w:szCs w:val="28"/>
+          <w:lang w:val="it-IT"/>
+        </w:rPr>
+        <w:t xml:space="preserve">               </w:t>
+      </w:r>
+      <w:proofErr w:type="spellStart"/>
+      <w:r>
+        <w:rPr>
+          <w:rFonts w:ascii="Times New Roman" w:hAnsi="Times New Roman" w:cs="Times New Roman"/>
+          <w:sz w:val="28"/>
+          <w:szCs w:val="28"/>
+          <w:lang w:val="it-IT"/>
+        </w:rPr>
+        <w:t>Absolvent</w:t>
+      </w:r>
+      <w:proofErr w:type="spellEnd"/>
+      <w:r>
+        <w:rPr>
+          <w:rFonts w:ascii="Times New Roman" w:hAnsi="Times New Roman" w:cs="Times New Roman"/>
+          <w:sz w:val="28"/>
+          <w:szCs w:val="28"/>
+          <w:lang w:val="it-IT"/>
+        </w:rPr>
+        <w:t xml:space="preserve">: </w:t>
       </w:r>
     </w:p>
     <w:p>
@@ -315,6 +367,7 @@
           <w:bCs/>
           <w:sz w:val="32"/>
           <w:szCs w:val="32"/>
+          <w:lang w:val="it-IT"/>
         </w:rPr>
         <w:t>Conf.</w:t>
       </w:r>
@@ -325,6 +378,7 @@
           <w:bCs/>
           <w:sz w:val="32"/>
           <w:szCs w:val="32"/>
+          <w:lang w:val="it-IT"/>
         </w:rPr>
         <w:t xml:space="preserve"> </w:t>
       </w:r>
@@ -337,8 +391,45 @@
           <w:szCs w:val="32"/>
           <w:lang w:val="it-IT"/>
         </w:rPr>
-        <w:t>Dr. Ruxandra Stoean                                         Dinca Ionu</w:t>
-      </w:r>
+        <w:t xml:space="preserve">Dr. Ruxandra </w:t>
+      </w:r>
+      <w:proofErr w:type="spellStart"/>
+      <w:r>
+        <w:rPr>
+          <w:rFonts w:ascii="Times New Roman" w:hAnsi="Times New Roman" w:cs="Times New Roman"/>
+          <w:b/>
+          <w:bCs/>
+          <w:sz w:val="32"/>
+          <w:szCs w:val="32"/>
+          <w:lang w:val="it-IT"/>
+        </w:rPr>
+        <w:t>Stoean</w:t>
+      </w:r>
+      <w:proofErr w:type="spellEnd"/>
+      <w:r>
+        <w:rPr>
+          <w:rFonts w:ascii="Times New Roman" w:hAnsi="Times New Roman" w:cs="Times New Roman"/>
+          <w:b/>
+          <w:bCs/>
+          <w:sz w:val="32"/>
+          <w:szCs w:val="32"/>
+          <w:lang w:val="it-IT"/>
+        </w:rPr>
+        <w:t xml:space="preserve">                                         Dinca </w:t>
+      </w:r>
+      <w:proofErr w:type="spellStart"/>
+      <w:r>
+        <w:rPr>
+          <w:rFonts w:ascii="Times New Roman" w:hAnsi="Times New Roman" w:cs="Times New Roman"/>
+          <w:b/>
+          <w:bCs/>
+          <w:sz w:val="32"/>
+          <w:szCs w:val="32"/>
+          <w:lang w:val="it-IT"/>
+        </w:rPr>
+        <w:t>Ionu</w:t>
+      </w:r>
+      <w:proofErr w:type="spellEnd"/>
       <w:r>
         <w:rPr>
           <w:rFonts w:ascii="Times New Roman" w:hAnsi="Times New Roman" w:cs="Times New Roman"/>
@@ -636,12 +727,10 @@
           <w:szCs w:val="40"/>
           <w:lang w:val="it-IT"/>
         </w:rPr>
-        <w:t>Metode de predicție automata pentru popularitate in muzica</w:t>
-      </w:r>
-    </w:p>
-    <w:p>
-      <w:pPr>
-        <w:jc w:val="center"/>
+        <w:t xml:space="preserve">Metode de </w:t>
+      </w:r>
+      <w:proofErr w:type="spellStart"/>
+      <w:r>
         <w:rPr>
           <w:rFonts w:ascii="Times New Roman" w:hAnsi="Times New Roman" w:cs="Times New Roman"/>
           <w:b/>
@@ -650,11 +739,10 @@
           <w:szCs w:val="40"/>
           <w:lang w:val="it-IT"/>
         </w:rPr>
-      </w:pPr>
-    </w:p>
-    <w:p>
-      <w:pPr>
-        <w:jc w:val="center"/>
+        <w:t>predicție</w:t>
+      </w:r>
+      <w:proofErr w:type="spellEnd"/>
+      <w:r>
         <w:rPr>
           <w:rFonts w:ascii="Times New Roman" w:hAnsi="Times New Roman" w:cs="Times New Roman"/>
           <w:b/>
@@ -663,11 +751,10 @@
           <w:szCs w:val="40"/>
           <w:lang w:val="it-IT"/>
         </w:rPr>
-      </w:pPr>
-    </w:p>
-    <w:p>
-      <w:pPr>
-        <w:jc w:val="center"/>
+        <w:t xml:space="preserve"> </w:t>
+      </w:r>
+      <w:proofErr w:type="spellStart"/>
+      <w:r>
         <w:rPr>
           <w:rFonts w:ascii="Times New Roman" w:hAnsi="Times New Roman" w:cs="Times New Roman"/>
           <w:b/>
@@ -676,6 +763,119 @@
           <w:szCs w:val="40"/>
           <w:lang w:val="it-IT"/>
         </w:rPr>
+        <w:t>automata</w:t>
+      </w:r>
+      <w:proofErr w:type="spellEnd"/>
+      <w:r>
+        <w:rPr>
+          <w:rFonts w:ascii="Times New Roman" w:hAnsi="Times New Roman" w:cs="Times New Roman"/>
+          <w:b/>
+          <w:bCs/>
+          <w:sz w:val="40"/>
+          <w:szCs w:val="40"/>
+          <w:lang w:val="it-IT"/>
+        </w:rPr>
+        <w:t xml:space="preserve"> </w:t>
+      </w:r>
+      <w:proofErr w:type="spellStart"/>
+      <w:r>
+        <w:rPr>
+          <w:rFonts w:ascii="Times New Roman" w:hAnsi="Times New Roman" w:cs="Times New Roman"/>
+          <w:b/>
+          <w:bCs/>
+          <w:sz w:val="40"/>
+          <w:szCs w:val="40"/>
+          <w:lang w:val="it-IT"/>
+        </w:rPr>
+        <w:t>pentru</w:t>
+      </w:r>
+      <w:proofErr w:type="spellEnd"/>
+      <w:r>
+        <w:rPr>
+          <w:rFonts w:ascii="Times New Roman" w:hAnsi="Times New Roman" w:cs="Times New Roman"/>
+          <w:b/>
+          <w:bCs/>
+          <w:sz w:val="40"/>
+          <w:szCs w:val="40"/>
+          <w:lang w:val="it-IT"/>
+        </w:rPr>
+        <w:t xml:space="preserve"> </w:t>
+      </w:r>
+      <w:proofErr w:type="spellStart"/>
+      <w:r>
+        <w:rPr>
+          <w:rFonts w:ascii="Times New Roman" w:hAnsi="Times New Roman" w:cs="Times New Roman"/>
+          <w:b/>
+          <w:bCs/>
+          <w:sz w:val="40"/>
+          <w:szCs w:val="40"/>
+          <w:lang w:val="it-IT"/>
+        </w:rPr>
+        <w:t>popularitate</w:t>
+      </w:r>
+      <w:proofErr w:type="spellEnd"/>
+      <w:r>
+        <w:rPr>
+          <w:rFonts w:ascii="Times New Roman" w:hAnsi="Times New Roman" w:cs="Times New Roman"/>
+          <w:b/>
+          <w:bCs/>
+          <w:sz w:val="40"/>
+          <w:szCs w:val="40"/>
+          <w:lang w:val="it-IT"/>
+        </w:rPr>
+        <w:t xml:space="preserve"> in </w:t>
+      </w:r>
+      <w:proofErr w:type="spellStart"/>
+      <w:r>
+        <w:rPr>
+          <w:rFonts w:ascii="Times New Roman" w:hAnsi="Times New Roman" w:cs="Times New Roman"/>
+          <w:b/>
+          <w:bCs/>
+          <w:sz w:val="40"/>
+          <w:szCs w:val="40"/>
+          <w:lang w:val="it-IT"/>
+        </w:rPr>
+        <w:t>muzica</w:t>
+      </w:r>
+      <w:proofErr w:type="spellEnd"/>
+    </w:p>
+    <w:p>
+      <w:pPr>
+        <w:jc w:val="center"/>
+        <w:rPr>
+          <w:rFonts w:ascii="Times New Roman" w:hAnsi="Times New Roman" w:cs="Times New Roman"/>
+          <w:b/>
+          <w:bCs/>
+          <w:sz w:val="40"/>
+          <w:szCs w:val="40"/>
+          <w:lang w:val="it-IT"/>
+        </w:rPr>
+      </w:pPr>
+    </w:p>
+    <w:p>
+      <w:pPr>
+        <w:jc w:val="center"/>
+        <w:rPr>
+          <w:rFonts w:ascii="Times New Roman" w:hAnsi="Times New Roman" w:cs="Times New Roman"/>
+          <w:b/>
+          <w:bCs/>
+          <w:sz w:val="40"/>
+          <w:szCs w:val="40"/>
+          <w:lang w:val="it-IT"/>
+        </w:rPr>
+      </w:pPr>
+    </w:p>
+    <w:p>
+      <w:pPr>
+        <w:jc w:val="center"/>
+        <w:rPr>
+          <w:rFonts w:ascii="Times New Roman" w:hAnsi="Times New Roman" w:cs="Times New Roman"/>
+          <w:b/>
+          <w:bCs/>
+          <w:sz w:val="40"/>
+          <w:szCs w:val="40"/>
+          <w:lang w:val="it-IT"/>
+        </w:rPr>
       </w:pPr>
     </w:p>
     <w:p>
@@ -701,6 +901,7 @@
         </w:rPr>
         <w:t xml:space="preserve">      </w:t>
       </w:r>
+      <w:proofErr w:type="spellStart"/>
       <w:r>
         <w:rPr>
           <w:rFonts w:ascii="Times New Roman" w:hAnsi="Times New Roman" w:cs="Times New Roman"/>
@@ -708,8 +909,9 @@
           <w:szCs w:val="28"/>
           <w:lang w:val="it-IT"/>
         </w:rPr>
-        <w:t xml:space="preserve">Îndrumător ştiinţific: </w:t>
-      </w:r>
+        <w:t>Îndrumător</w:t>
+      </w:r>
+      <w:proofErr w:type="spellEnd"/>
       <w:r>
         <w:rPr>
           <w:rFonts w:ascii="Times New Roman" w:hAnsi="Times New Roman" w:cs="Times New Roman"/>
@@ -717,8 +919,9 @@
           <w:szCs w:val="28"/>
           <w:lang w:val="it-IT"/>
         </w:rPr>
-        <w:tab/>
-      </w:r>
+        <w:t xml:space="preserve"> </w:t>
+      </w:r>
+      <w:proofErr w:type="spellStart"/>
       <w:r>
         <w:rPr>
           <w:rFonts w:ascii="Times New Roman" w:hAnsi="Times New Roman" w:cs="Times New Roman"/>
@@ -726,8 +929,9 @@
           <w:szCs w:val="28"/>
           <w:lang w:val="it-IT"/>
         </w:rPr>
-        <w:tab/>
-      </w:r>
+        <w:t>ştiinţific</w:t>
+      </w:r>
+      <w:proofErr w:type="spellEnd"/>
       <w:r>
         <w:rPr>
           <w:rFonts w:ascii="Times New Roman" w:hAnsi="Times New Roman" w:cs="Times New Roman"/>
@@ -735,7 +939,7 @@
           <w:szCs w:val="28"/>
           <w:lang w:val="it-IT"/>
         </w:rPr>
-        <w:tab/>
+        <w:t xml:space="preserve">: </w:t>
       </w:r>
       <w:r>
         <w:rPr>
@@ -763,7 +967,54 @@
           <w:lang w:val="it-IT"/>
         </w:rPr>
         <w:tab/>
-        <w:t xml:space="preserve">               Absolvent: </w:t>
+      </w:r>
+      <w:r>
+        <w:rPr>
+          <w:rFonts w:ascii="Times New Roman" w:hAnsi="Times New Roman" w:cs="Times New Roman"/>
+          <w:sz w:val="28"/>
+          <w:szCs w:val="28"/>
+          <w:lang w:val="it-IT"/>
+        </w:rPr>
+        <w:tab/>
+      </w:r>
+      <w:r>
+        <w:rPr>
+          <w:rFonts w:ascii="Times New Roman" w:hAnsi="Times New Roman" w:cs="Times New Roman"/>
+          <w:sz w:val="28"/>
+          <w:szCs w:val="28"/>
+          <w:lang w:val="it-IT"/>
+        </w:rPr>
+        <w:tab/>
+      </w:r>
+      <w:r>
+        <w:rPr>
+          <w:rFonts w:ascii="Times New Roman" w:hAnsi="Times New Roman" w:cs="Times New Roman"/>
+          <w:sz w:val="28"/>
+          <w:szCs w:val="28"/>
+          <w:lang w:val="it-IT"/>
+        </w:rPr>
+        <w:tab/>
+        <w:t xml:space="preserve">               </w:t>
+      </w:r>
+      <w:proofErr w:type="spellStart"/>
+      <w:r>
+        <w:rPr>
+          <w:rFonts w:ascii="Times New Roman" w:hAnsi="Times New Roman" w:cs="Times New Roman"/>
+          <w:sz w:val="28"/>
+          <w:szCs w:val="28"/>
+          <w:lang w:val="it-IT"/>
+        </w:rPr>
+        <w:t>Absolvent</w:t>
+      </w:r>
+      <w:proofErr w:type="spellEnd"/>
+      <w:r>
+        <w:rPr>
+          <w:rFonts w:ascii="Times New Roman" w:hAnsi="Times New Roman" w:cs="Times New Roman"/>
+          <w:sz w:val="28"/>
+          <w:szCs w:val="28"/>
+          <w:lang w:val="it-IT"/>
+        </w:rPr>
+        <w:t xml:space="preserve">: </w:t>
       </w:r>
     </w:p>
     <w:p>
@@ -798,8 +1049,45 @@
           <w:szCs w:val="32"/>
           <w:lang w:val="it-IT"/>
         </w:rPr>
-        <w:t>Dr. Ruxandra Stoean                                         Dinca Ionu</w:t>
-      </w:r>
+        <w:t xml:space="preserve">Dr. Ruxandra </w:t>
+      </w:r>
+      <w:proofErr w:type="spellStart"/>
+      <w:r>
+        <w:rPr>
+          <w:rFonts w:ascii="Times New Roman" w:hAnsi="Times New Roman" w:cs="Times New Roman"/>
+          <w:b/>
+          <w:bCs/>
+          <w:sz w:val="32"/>
+          <w:szCs w:val="32"/>
+          <w:lang w:val="it-IT"/>
+        </w:rPr>
+        <w:t>Stoean</w:t>
+      </w:r>
+      <w:proofErr w:type="spellEnd"/>
+      <w:r>
+        <w:rPr>
+          <w:rFonts w:ascii="Times New Roman" w:hAnsi="Times New Roman" w:cs="Times New Roman"/>
+          <w:b/>
+          <w:bCs/>
+          <w:sz w:val="32"/>
+          <w:szCs w:val="32"/>
+          <w:lang w:val="it-IT"/>
+        </w:rPr>
+        <w:t xml:space="preserve">                                         Dinca </w:t>
+      </w:r>
+      <w:proofErr w:type="spellStart"/>
+      <w:r>
+        <w:rPr>
+          <w:rFonts w:ascii="Times New Roman" w:hAnsi="Times New Roman" w:cs="Times New Roman"/>
+          <w:b/>
+          <w:bCs/>
+          <w:sz w:val="32"/>
+          <w:szCs w:val="32"/>
+          <w:lang w:val="it-IT"/>
+        </w:rPr>
+        <w:t>Ionu</w:t>
+      </w:r>
+      <w:proofErr w:type="spellEnd"/>
       <w:r>
         <w:rPr>
           <w:rFonts w:ascii="Times New Roman" w:hAnsi="Times New Roman" w:cs="Times New Roman"/>
@@ -892,6 +1180,7 @@
           <w:rFonts w:ascii="Times New Roman" w:hAnsi="Times New Roman" w:cs="Times New Roman"/>
           <w:sz w:val="28"/>
           <w:szCs w:val="28"/>
+          <w:lang w:val="it-IT"/>
         </w:rPr>
       </w:pPr>
       <w:r>
@@ -908,6 +1197,7 @@
           <w:rFonts w:ascii="Times New Roman" w:hAnsi="Times New Roman" w:cs="Times New Roman"/>
           <w:sz w:val="28"/>
           <w:szCs w:val="28"/>
+          <w:lang w:val="it-IT"/>
         </w:rPr>
         <w:t>CRAIOVA</w:t>
       </w:r>
@@ -919,6 +1209,7 @@
           <w:rFonts w:ascii="Times New Roman" w:hAnsi="Times New Roman" w:cs="Times New Roman"/>
           <w:sz w:val="28"/>
           <w:szCs w:val="28"/>
+          <w:lang w:val="it-IT"/>
         </w:rPr>
       </w:pPr>
       <w:r>
@@ -926,6 +1217,7 @@
           <w:rFonts w:ascii="Times New Roman" w:hAnsi="Times New Roman" w:cs="Times New Roman"/>
           <w:sz w:val="28"/>
           <w:szCs w:val="28"/>
+          <w:lang w:val="it-IT"/>
         </w:rPr>
         <w:t xml:space="preserve">                                        2026</w:t>
       </w:r>
@@ -937,836 +1229,8582 @@
           <w:rFonts w:ascii="Times New Roman" w:hAnsi="Times New Roman" w:cs="Times New Roman"/>
           <w:sz w:val="28"/>
           <w:szCs w:val="28"/>
-        </w:rPr>
-      </w:pPr>
-    </w:p>
-    <w:p>
-      <w:r>
+          <w:lang w:val="it-IT"/>
+        </w:rPr>
+      </w:pPr>
+    </w:p>
+    <w:p>
+      <w:pPr>
+        <w:rPr>
+          <w:lang w:val="it-IT"/>
+        </w:rPr>
+      </w:pPr>
+      <w:r>
+        <w:rPr>
+          <w:lang w:val="it-IT"/>
+        </w:rPr>
+        <w:br w:type="page"/>
+      </w:r>
+      <w:proofErr w:type="spellStart"/>
+      <w:r>
+        <w:rPr>
+          <w:lang w:val="it-IT"/>
+        </w:rPr>
         <w:lastRenderedPageBreak/>
+        <w:t>Introducere</w:t>
+      </w:r>
+      <w:proofErr w:type="spellEnd"/>
+    </w:p>
+    <w:p>
+      <w:pPr>
+        <w:rPr>
+          <w:lang w:val="it-IT"/>
+        </w:rPr>
+      </w:pPr>
+      <w:proofErr w:type="spellStart"/>
+      <w:r>
+        <w:rPr>
+          <w:lang w:val="it-IT"/>
+        </w:rPr>
+        <w:t>Importanta</w:t>
+      </w:r>
+      <w:proofErr w:type="spellEnd"/>
+      <w:r>
+        <w:rPr>
+          <w:lang w:val="it-IT"/>
+        </w:rPr>
+        <w:t xml:space="preserve"> si </w:t>
+      </w:r>
+      <w:proofErr w:type="spellStart"/>
+      <w:r>
+        <w:rPr>
+          <w:lang w:val="it-IT"/>
+        </w:rPr>
+        <w:t>actualitatea</w:t>
+      </w:r>
+      <w:proofErr w:type="spellEnd"/>
+      <w:r>
+        <w:rPr>
+          <w:lang w:val="it-IT"/>
+        </w:rPr>
+        <w:t xml:space="preserve"> temei</w:t>
+      </w:r>
+    </w:p>
+    <w:p>
+      <w:pPr>
+        <w:rPr>
+          <w:lang w:val="it-IT"/>
+        </w:rPr>
+      </w:pPr>
+      <w:r>
+        <w:rPr>
+          <w:lang w:val="it-IT"/>
+        </w:rPr>
+        <w:t>Ind</w:t>
+      </w:r>
+      <w:r>
+        <w:rPr>
+          <w:lang w:val="it-IT"/>
+        </w:rPr>
+        <w:t xml:space="preserve">ustria </w:t>
+      </w:r>
+      <w:proofErr w:type="spellStart"/>
+      <w:r>
+        <w:rPr>
+          <w:lang w:val="it-IT"/>
+        </w:rPr>
+        <w:t>muzicală</w:t>
+      </w:r>
+      <w:proofErr w:type="spellEnd"/>
+      <w:r>
+        <w:rPr>
+          <w:lang w:val="it-IT"/>
+        </w:rPr>
+        <w:t xml:space="preserve"> </w:t>
+      </w:r>
+      <w:proofErr w:type="spellStart"/>
+      <w:r>
+        <w:rPr>
+          <w:lang w:val="it-IT"/>
+        </w:rPr>
+        <w:t>generează</w:t>
+      </w:r>
+      <w:proofErr w:type="spellEnd"/>
+      <w:r>
+        <w:rPr>
+          <w:lang w:val="it-IT"/>
+        </w:rPr>
+        <w:t xml:space="preserve"> </w:t>
+      </w:r>
+      <w:proofErr w:type="spellStart"/>
+      <w:r>
+        <w:rPr>
+          <w:lang w:val="it-IT"/>
+        </w:rPr>
+        <w:t>venituri</w:t>
+      </w:r>
+      <w:proofErr w:type="spellEnd"/>
+      <w:r>
+        <w:rPr>
+          <w:lang w:val="it-IT"/>
+        </w:rPr>
+        <w:t xml:space="preserve"> de </w:t>
+      </w:r>
+      <w:proofErr w:type="spellStart"/>
+      <w:r>
+        <w:rPr>
+          <w:lang w:val="it-IT"/>
+        </w:rPr>
+        <w:t>miliarde</w:t>
+      </w:r>
+      <w:proofErr w:type="spellEnd"/>
+      <w:r>
+        <w:rPr>
+          <w:lang w:val="it-IT"/>
+        </w:rPr>
+        <w:t xml:space="preserve"> de </w:t>
+      </w:r>
+      <w:proofErr w:type="spellStart"/>
+      <w:r>
+        <w:rPr>
+          <w:lang w:val="it-IT"/>
+        </w:rPr>
+        <w:t>dolari</w:t>
+      </w:r>
+      <w:proofErr w:type="spellEnd"/>
+      <w:r>
+        <w:rPr>
+          <w:lang w:val="it-IT"/>
+        </w:rPr>
+        <w:t xml:space="preserve"> </w:t>
+      </w:r>
+      <w:proofErr w:type="spellStart"/>
+      <w:r>
+        <w:rPr>
+          <w:lang w:val="it-IT"/>
+        </w:rPr>
+        <w:t>anual</w:t>
+      </w:r>
+      <w:proofErr w:type="spellEnd"/>
+      <w:r>
+        <w:rPr>
+          <w:lang w:val="it-IT"/>
+        </w:rPr>
+        <w:t>.</w:t>
+      </w:r>
+    </w:p>
+    <w:p>
+      <w:pPr>
+        <w:rPr>
+          <w:lang w:val="it-IT"/>
+        </w:rPr>
+      </w:pPr>
+      <w:proofErr w:type="spellStart"/>
+      <w:r>
+        <w:rPr>
+          <w:lang w:val="it-IT"/>
+        </w:rPr>
+        <w:t>Î</w:t>
+      </w:r>
+      <w:r>
+        <w:rPr>
+          <w:lang w:val="it-IT"/>
+        </w:rPr>
+        <w:t>n</w:t>
+      </w:r>
+      <w:proofErr w:type="spellEnd"/>
+      <w:r>
+        <w:rPr>
+          <w:lang w:val="it-IT"/>
+        </w:rPr>
+        <w:t xml:space="preserve"> </w:t>
+      </w:r>
+      <w:proofErr w:type="spellStart"/>
+      <w:r>
+        <w:rPr>
+          <w:lang w:val="it-IT"/>
+        </w:rPr>
+        <w:t>prezent</w:t>
+      </w:r>
+      <w:proofErr w:type="spellEnd"/>
+      <w:r>
+        <w:rPr>
+          <w:lang w:val="it-IT"/>
+        </w:rPr>
+        <w:t xml:space="preserve">, pe </w:t>
+      </w:r>
+      <w:proofErr w:type="spellStart"/>
+      <w:r>
+        <w:rPr>
+          <w:lang w:val="it-IT"/>
+        </w:rPr>
+        <w:t>platforma</w:t>
+      </w:r>
+      <w:proofErr w:type="spellEnd"/>
+      <w:r>
+        <w:rPr>
+          <w:lang w:val="it-IT"/>
+        </w:rPr>
+        <w:t xml:space="preserve"> de streaming Spotify, </w:t>
+      </w:r>
+      <w:proofErr w:type="spellStart"/>
+      <w:r>
+        <w:rPr>
+          <w:lang w:val="it-IT"/>
+        </w:rPr>
+        <w:t>sunt</w:t>
+      </w:r>
+      <w:proofErr w:type="spellEnd"/>
+      <w:r>
+        <w:rPr>
+          <w:lang w:val="it-IT"/>
+        </w:rPr>
+        <w:t xml:space="preserve"> </w:t>
+      </w:r>
+      <w:proofErr w:type="spellStart"/>
+      <w:r>
+        <w:rPr>
+          <w:lang w:val="it-IT"/>
+        </w:rPr>
+        <w:t>lansate</w:t>
+      </w:r>
+      <w:proofErr w:type="spellEnd"/>
+      <w:r>
+        <w:rPr>
+          <w:lang w:val="it-IT"/>
+        </w:rPr>
+        <w:t xml:space="preserve"> peste 100.000 de </w:t>
+      </w:r>
+      <w:proofErr w:type="spellStart"/>
+      <w:r>
+        <w:rPr>
+          <w:lang w:val="it-IT"/>
+        </w:rPr>
+        <w:t>melodii</w:t>
+      </w:r>
+      <w:proofErr w:type="spellEnd"/>
+      <w:r>
+        <w:rPr>
+          <w:lang w:val="it-IT"/>
+        </w:rPr>
+        <w:t xml:space="preserve"> in </w:t>
+      </w:r>
+      <w:proofErr w:type="spellStart"/>
+      <w:r>
+        <w:rPr>
+          <w:lang w:val="it-IT"/>
+        </w:rPr>
+        <w:t>fiecare</w:t>
+      </w:r>
+      <w:proofErr w:type="spellEnd"/>
+      <w:r>
+        <w:rPr>
+          <w:lang w:val="it-IT"/>
+        </w:rPr>
+        <w:t xml:space="preserve"> </w:t>
+      </w:r>
+      <w:proofErr w:type="spellStart"/>
+      <w:r>
+        <w:rPr>
+          <w:lang w:val="it-IT"/>
+        </w:rPr>
+        <w:t>zi</w:t>
+      </w:r>
+      <w:r>
+        <w:rPr>
+          <w:lang w:val="it-IT"/>
+        </w:rPr>
+        <w:t>.Acest</w:t>
+      </w:r>
+      <w:proofErr w:type="spellEnd"/>
+      <w:r>
+        <w:rPr>
+          <w:lang w:val="it-IT"/>
+        </w:rPr>
+        <w:t xml:space="preserve"> </w:t>
+      </w:r>
+      <w:proofErr w:type="spellStart"/>
+      <w:r>
+        <w:rPr>
+          <w:lang w:val="it-IT"/>
+        </w:rPr>
+        <w:t>numar</w:t>
+      </w:r>
+      <w:proofErr w:type="spellEnd"/>
+      <w:r>
+        <w:rPr>
+          <w:lang w:val="it-IT"/>
+        </w:rPr>
+        <w:t xml:space="preserve"> </w:t>
+      </w:r>
+      <w:proofErr w:type="spellStart"/>
+      <w:r>
+        <w:rPr>
+          <w:lang w:val="it-IT"/>
+        </w:rPr>
+        <w:t>foarte</w:t>
+      </w:r>
+      <w:proofErr w:type="spellEnd"/>
+      <w:r>
+        <w:rPr>
+          <w:lang w:val="it-IT"/>
+        </w:rPr>
+        <w:t xml:space="preserve"> mare de </w:t>
+      </w:r>
+      <w:proofErr w:type="spellStart"/>
+      <w:r>
+        <w:rPr>
+          <w:lang w:val="it-IT"/>
+        </w:rPr>
+        <w:t>melodii</w:t>
+      </w:r>
+      <w:proofErr w:type="spellEnd"/>
+      <w:r>
+        <w:rPr>
+          <w:lang w:val="it-IT"/>
+        </w:rPr>
+        <w:t xml:space="preserve"> </w:t>
+      </w:r>
+      <w:proofErr w:type="spellStart"/>
+      <w:r>
+        <w:rPr>
+          <w:lang w:val="it-IT"/>
+        </w:rPr>
+        <w:t>lansate</w:t>
+      </w:r>
+      <w:proofErr w:type="spellEnd"/>
+      <w:r>
+        <w:rPr>
+          <w:lang w:val="it-IT"/>
+        </w:rPr>
+        <w:t xml:space="preserve"> </w:t>
+      </w:r>
+      <w:proofErr w:type="spellStart"/>
+      <w:r>
+        <w:rPr>
+          <w:lang w:val="it-IT"/>
+        </w:rPr>
+        <w:t>zilnic</w:t>
+      </w:r>
+      <w:proofErr w:type="spellEnd"/>
+      <w:r>
+        <w:rPr>
+          <w:lang w:val="it-IT"/>
+        </w:rPr>
+        <w:t xml:space="preserve"> </w:t>
+      </w:r>
+      <w:proofErr w:type="spellStart"/>
+      <w:r>
+        <w:rPr>
+          <w:lang w:val="it-IT"/>
+        </w:rPr>
+        <w:t>creează</w:t>
+      </w:r>
+      <w:proofErr w:type="spellEnd"/>
+      <w:r>
+        <w:rPr>
+          <w:lang w:val="it-IT"/>
+        </w:rPr>
+        <w:t xml:space="preserve"> o </w:t>
+      </w:r>
+      <w:proofErr w:type="spellStart"/>
+      <w:r>
+        <w:rPr>
+          <w:lang w:val="it-IT"/>
+        </w:rPr>
+        <w:t>problemă</w:t>
+      </w:r>
+      <w:proofErr w:type="spellEnd"/>
+      <w:r>
+        <w:rPr>
+          <w:lang w:val="it-IT"/>
+        </w:rPr>
+        <w:t xml:space="preserve"> </w:t>
+      </w:r>
+      <w:proofErr w:type="spellStart"/>
+      <w:r>
+        <w:rPr>
+          <w:lang w:val="it-IT"/>
+        </w:rPr>
+        <w:t>pentru</w:t>
+      </w:r>
+      <w:proofErr w:type="spellEnd"/>
+      <w:r>
+        <w:rPr>
+          <w:lang w:val="it-IT"/>
+        </w:rPr>
+        <w:t xml:space="preserve"> consumatori, care se </w:t>
+      </w:r>
+      <w:proofErr w:type="spellStart"/>
+      <w:r>
+        <w:rPr>
+          <w:lang w:val="it-IT"/>
+        </w:rPr>
+        <w:t>confrunta</w:t>
+      </w:r>
+      <w:proofErr w:type="spellEnd"/>
+      <w:r>
+        <w:rPr>
+          <w:lang w:val="it-IT"/>
+        </w:rPr>
+        <w:t xml:space="preserve"> cu </w:t>
+      </w:r>
+      <w:proofErr w:type="spellStart"/>
+      <w:r>
+        <w:rPr>
+          <w:lang w:val="it-IT"/>
+        </w:rPr>
+        <w:t>dificultitatea</w:t>
+      </w:r>
+      <w:proofErr w:type="spellEnd"/>
+      <w:r>
+        <w:rPr>
+          <w:lang w:val="it-IT"/>
+        </w:rPr>
+        <w:t xml:space="preserve"> </w:t>
+      </w:r>
+      <w:proofErr w:type="spellStart"/>
+      <w:r>
+        <w:rPr>
+          <w:lang w:val="it-IT"/>
+        </w:rPr>
+        <w:t>alegerii</w:t>
+      </w:r>
+      <w:proofErr w:type="spellEnd"/>
+      <w:r>
+        <w:rPr>
+          <w:lang w:val="it-IT"/>
+        </w:rPr>
+        <w:t xml:space="preserve">, </w:t>
+      </w:r>
+      <w:proofErr w:type="spellStart"/>
+      <w:r>
+        <w:rPr>
+          <w:lang w:val="it-IT"/>
+        </w:rPr>
+        <w:t>cat</w:t>
+      </w:r>
+      <w:proofErr w:type="spellEnd"/>
+      <w:r>
+        <w:rPr>
+          <w:lang w:val="it-IT"/>
+        </w:rPr>
+        <w:t xml:space="preserve"> si </w:t>
+      </w:r>
+      <w:proofErr w:type="spellStart"/>
+      <w:r>
+        <w:rPr>
+          <w:lang w:val="it-IT"/>
+        </w:rPr>
+        <w:t>pentru</w:t>
+      </w:r>
+      <w:proofErr w:type="spellEnd"/>
+      <w:r>
+        <w:rPr>
+          <w:lang w:val="it-IT"/>
+        </w:rPr>
+        <w:t xml:space="preserve"> </w:t>
+      </w:r>
+      <w:proofErr w:type="spellStart"/>
+      <w:r>
+        <w:rPr>
+          <w:lang w:val="it-IT"/>
+        </w:rPr>
+        <w:t>casele</w:t>
+      </w:r>
+      <w:proofErr w:type="spellEnd"/>
+      <w:r>
+        <w:rPr>
+          <w:lang w:val="it-IT"/>
+        </w:rPr>
+        <w:t xml:space="preserve"> de </w:t>
+      </w:r>
+      <w:proofErr w:type="spellStart"/>
+      <w:r>
+        <w:rPr>
+          <w:lang w:val="it-IT"/>
+        </w:rPr>
+        <w:t>discuri</w:t>
+      </w:r>
+      <w:proofErr w:type="spellEnd"/>
+      <w:r>
+        <w:rPr>
+          <w:lang w:val="it-IT"/>
+        </w:rPr>
+        <w:t xml:space="preserve">, care </w:t>
+      </w:r>
+      <w:proofErr w:type="spellStart"/>
+      <w:r>
+        <w:rPr>
+          <w:lang w:val="it-IT"/>
+        </w:rPr>
+        <w:t>trebuie</w:t>
+      </w:r>
+      <w:proofErr w:type="spellEnd"/>
+      <w:r>
+        <w:rPr>
+          <w:lang w:val="it-IT"/>
+        </w:rPr>
+        <w:t xml:space="preserve"> sa </w:t>
+      </w:r>
+      <w:proofErr w:type="spellStart"/>
+      <w:r>
+        <w:rPr>
+          <w:lang w:val="it-IT"/>
+        </w:rPr>
+        <w:t>aloce</w:t>
+      </w:r>
+      <w:proofErr w:type="spellEnd"/>
+      <w:r>
+        <w:rPr>
+          <w:lang w:val="it-IT"/>
+        </w:rPr>
+        <w:t xml:space="preserve"> </w:t>
+      </w:r>
+      <w:proofErr w:type="spellStart"/>
+      <w:r>
+        <w:rPr>
+          <w:lang w:val="it-IT"/>
+        </w:rPr>
+        <w:t>resurse</w:t>
+      </w:r>
+      <w:proofErr w:type="spellEnd"/>
+      <w:r>
+        <w:rPr>
+          <w:lang w:val="it-IT"/>
+        </w:rPr>
+        <w:t xml:space="preserve"> de </w:t>
+      </w:r>
+      <w:proofErr w:type="spellStart"/>
+      <w:r>
+        <w:rPr>
+          <w:lang w:val="it-IT"/>
+        </w:rPr>
+        <w:t>promovare</w:t>
+      </w:r>
+      <w:proofErr w:type="spellEnd"/>
+      <w:r>
+        <w:rPr>
+          <w:lang w:val="it-IT"/>
+        </w:rPr>
+        <w:t xml:space="preserve"> in mod </w:t>
+      </w:r>
+      <w:proofErr w:type="spellStart"/>
+      <w:r>
+        <w:rPr>
+          <w:lang w:val="it-IT"/>
+        </w:rPr>
+        <w:t>eficient</w:t>
+      </w:r>
+      <w:proofErr w:type="spellEnd"/>
+      <w:r>
+        <w:rPr>
+          <w:lang w:val="it-IT"/>
+        </w:rPr>
+        <w:t xml:space="preserve">. </w:t>
+      </w:r>
+      <w:proofErr w:type="spellStart"/>
+      <w:r>
+        <w:rPr>
+          <w:lang w:val="it-IT"/>
+        </w:rPr>
+        <w:t>Capacitatea</w:t>
+      </w:r>
+      <w:proofErr w:type="spellEnd"/>
+      <w:r>
+        <w:rPr>
+          <w:lang w:val="it-IT"/>
+        </w:rPr>
+        <w:t xml:space="preserve"> </w:t>
+      </w:r>
+      <w:r>
+        <w:rPr>
+          <w:lang w:val="it-IT"/>
+        </w:rPr>
+        <w:t xml:space="preserve">de a anticipa </w:t>
+      </w:r>
+      <w:proofErr w:type="spellStart"/>
+      <w:r>
+        <w:rPr>
+          <w:lang w:val="it-IT"/>
+        </w:rPr>
+        <w:t>succesul</w:t>
+      </w:r>
+      <w:proofErr w:type="spellEnd"/>
+      <w:r>
+        <w:rPr>
+          <w:lang w:val="it-IT"/>
+        </w:rPr>
+        <w:t xml:space="preserve"> </w:t>
+      </w:r>
+      <w:proofErr w:type="spellStart"/>
+      <w:r>
+        <w:rPr>
+          <w:lang w:val="it-IT"/>
+        </w:rPr>
+        <w:t>unei</w:t>
+      </w:r>
+      <w:proofErr w:type="spellEnd"/>
+      <w:r>
+        <w:rPr>
+          <w:lang w:val="it-IT"/>
+        </w:rPr>
+        <w:t xml:space="preserve"> </w:t>
+      </w:r>
+      <w:proofErr w:type="spellStart"/>
+      <w:r>
+        <w:rPr>
+          <w:lang w:val="it-IT"/>
+        </w:rPr>
+        <w:t>melodii</w:t>
+      </w:r>
+      <w:proofErr w:type="spellEnd"/>
+      <w:r>
+        <w:rPr>
+          <w:lang w:val="it-IT"/>
+        </w:rPr>
+        <w:t xml:space="preserve"> </w:t>
+      </w:r>
+      <w:proofErr w:type="spellStart"/>
+      <w:r>
+        <w:rPr>
+          <w:lang w:val="it-IT"/>
+        </w:rPr>
+        <w:t>înainte</w:t>
+      </w:r>
+      <w:proofErr w:type="spellEnd"/>
+      <w:r>
+        <w:rPr>
+          <w:lang w:val="it-IT"/>
+        </w:rPr>
+        <w:t xml:space="preserve"> de </w:t>
+      </w:r>
+      <w:proofErr w:type="spellStart"/>
+      <w:r>
+        <w:rPr>
+          <w:lang w:val="it-IT"/>
+        </w:rPr>
+        <w:t>lansare</w:t>
+      </w:r>
+      <w:proofErr w:type="spellEnd"/>
+      <w:r>
+        <w:rPr>
+          <w:lang w:val="it-IT"/>
+        </w:rPr>
+        <w:t xml:space="preserve"> </w:t>
+      </w:r>
+      <w:proofErr w:type="spellStart"/>
+      <w:r>
+        <w:rPr>
+          <w:lang w:val="it-IT"/>
+        </w:rPr>
+        <w:t>reprezintă</w:t>
+      </w:r>
+      <w:proofErr w:type="spellEnd"/>
+      <w:r>
+        <w:rPr>
+          <w:lang w:val="it-IT"/>
+        </w:rPr>
+        <w:t xml:space="preserve"> un </w:t>
+      </w:r>
+      <w:proofErr w:type="spellStart"/>
+      <w:r>
+        <w:rPr>
+          <w:lang w:val="it-IT"/>
+        </w:rPr>
+        <w:t>avantaj</w:t>
+      </w:r>
+      <w:proofErr w:type="spellEnd"/>
+      <w:r>
+        <w:rPr>
+          <w:lang w:val="it-IT"/>
+        </w:rPr>
+        <w:t xml:space="preserve"> </w:t>
+      </w:r>
+      <w:proofErr w:type="spellStart"/>
+      <w:r>
+        <w:rPr>
+          <w:lang w:val="it-IT"/>
+        </w:rPr>
+        <w:t>competitiv</w:t>
+      </w:r>
+      <w:proofErr w:type="spellEnd"/>
+      <w:r>
+        <w:rPr>
+          <w:lang w:val="it-IT"/>
+        </w:rPr>
+        <w:t xml:space="preserve">, care </w:t>
+      </w:r>
+      <w:proofErr w:type="spellStart"/>
+      <w:r>
+        <w:rPr>
+          <w:lang w:val="it-IT"/>
+        </w:rPr>
+        <w:t>poate</w:t>
+      </w:r>
+      <w:proofErr w:type="spellEnd"/>
+      <w:r>
+        <w:rPr>
+          <w:lang w:val="it-IT"/>
+        </w:rPr>
+        <w:t xml:space="preserve"> duce la </w:t>
+      </w:r>
+      <w:proofErr w:type="spellStart"/>
+      <w:r>
+        <w:rPr>
+          <w:lang w:val="it-IT"/>
+        </w:rPr>
+        <w:t>cresterea</w:t>
+      </w:r>
+      <w:proofErr w:type="spellEnd"/>
+      <w:r>
+        <w:rPr>
+          <w:lang w:val="it-IT"/>
+        </w:rPr>
+        <w:t xml:space="preserve"> </w:t>
+      </w:r>
+      <w:proofErr w:type="spellStart"/>
+      <w:r>
+        <w:rPr>
+          <w:lang w:val="it-IT"/>
+        </w:rPr>
+        <w:t>profiturilor</w:t>
+      </w:r>
+      <w:proofErr w:type="spellEnd"/>
+      <w:r>
+        <w:rPr>
+          <w:lang w:val="it-IT"/>
+        </w:rPr>
+        <w:t xml:space="preserve"> </w:t>
+      </w:r>
+      <w:proofErr w:type="spellStart"/>
+      <w:r>
+        <w:rPr>
+          <w:lang w:val="it-IT"/>
+        </w:rPr>
+        <w:t>caselor</w:t>
+      </w:r>
+      <w:proofErr w:type="spellEnd"/>
+      <w:r>
+        <w:rPr>
+          <w:lang w:val="it-IT"/>
+        </w:rPr>
+        <w:t xml:space="preserve"> de </w:t>
+      </w:r>
+      <w:proofErr w:type="spellStart"/>
+      <w:r>
+        <w:rPr>
+          <w:lang w:val="it-IT"/>
+        </w:rPr>
+        <w:t>discuri</w:t>
+      </w:r>
+      <w:proofErr w:type="spellEnd"/>
+      <w:r>
+        <w:rPr>
+          <w:lang w:val="it-IT"/>
+        </w:rPr>
+        <w:t xml:space="preserve">, </w:t>
+      </w:r>
+      <w:proofErr w:type="spellStart"/>
+      <w:r>
+        <w:rPr>
+          <w:lang w:val="it-IT"/>
+        </w:rPr>
+        <w:t>serviciilor</w:t>
+      </w:r>
+      <w:proofErr w:type="spellEnd"/>
+      <w:r>
+        <w:rPr>
+          <w:lang w:val="it-IT"/>
+        </w:rPr>
+        <w:t xml:space="preserve"> de streaming </w:t>
+      </w:r>
+      <w:proofErr w:type="spellStart"/>
+      <w:r>
+        <w:rPr>
+          <w:lang w:val="it-IT"/>
+        </w:rPr>
+        <w:t>si</w:t>
+      </w:r>
+      <w:proofErr w:type="spellEnd"/>
+      <w:r>
+        <w:rPr>
+          <w:lang w:val="it-IT"/>
+        </w:rPr>
+        <w:t xml:space="preserve"> </w:t>
+      </w:r>
+      <w:r>
+        <w:rPr>
+          <w:lang w:val="it-IT"/>
+        </w:rPr>
+        <w:t xml:space="preserve">le </w:t>
+      </w:r>
+      <w:proofErr w:type="spellStart"/>
+      <w:r>
+        <w:rPr>
+          <w:lang w:val="it-IT"/>
+        </w:rPr>
+        <w:t>ofera</w:t>
+      </w:r>
+      <w:proofErr w:type="spellEnd"/>
+      <w:r>
+        <w:rPr>
+          <w:lang w:val="it-IT"/>
+        </w:rPr>
+        <w:t xml:space="preserve"> </w:t>
+      </w:r>
+      <w:proofErr w:type="spellStart"/>
+      <w:r>
+        <w:rPr>
+          <w:lang w:val="it-IT"/>
+        </w:rPr>
+        <w:t>artistilor</w:t>
+      </w:r>
+      <w:proofErr w:type="spellEnd"/>
+      <w:r>
+        <w:rPr>
+          <w:lang w:val="it-IT"/>
+        </w:rPr>
+        <w:t xml:space="preserve"> </w:t>
+      </w:r>
+      <w:proofErr w:type="spellStart"/>
+      <w:r>
+        <w:rPr>
+          <w:lang w:val="it-IT"/>
+        </w:rPr>
+        <w:t>acces</w:t>
+      </w:r>
+      <w:proofErr w:type="spellEnd"/>
+      <w:r>
+        <w:rPr>
+          <w:lang w:val="it-IT"/>
+        </w:rPr>
+        <w:t xml:space="preserve"> la un public mai larg.</w:t>
+      </w:r>
+      <w:r>
+        <w:rPr>
+          <w:lang w:val="it-IT"/>
+        </w:rPr>
+        <w:t>*1</w:t>
+      </w:r>
+    </w:p>
+    <w:p>
+      <w:pPr>
+        <w:rPr>
+          <w:lang w:val="it-IT"/>
+        </w:rPr>
+      </w:pPr>
+      <w:r>
+        <w:rPr>
+          <w:lang w:val="it-IT"/>
+        </w:rPr>
+        <w:t xml:space="preserve">In </w:t>
+      </w:r>
+      <w:proofErr w:type="spellStart"/>
+      <w:r>
+        <w:rPr>
+          <w:lang w:val="it-IT"/>
+        </w:rPr>
+        <w:t>ace</w:t>
+      </w:r>
+      <w:r>
+        <w:rPr>
+          <w:lang w:val="it-IT"/>
+        </w:rPr>
+        <w:t>asta</w:t>
+      </w:r>
+      <w:proofErr w:type="spellEnd"/>
+      <w:r>
+        <w:rPr>
+          <w:lang w:val="it-IT"/>
+        </w:rPr>
+        <w:t xml:space="preserve"> </w:t>
+      </w:r>
+      <w:proofErr w:type="spellStart"/>
+      <w:r>
+        <w:rPr>
+          <w:lang w:val="it-IT"/>
+        </w:rPr>
+        <w:t>situtatie</w:t>
+      </w:r>
+      <w:proofErr w:type="spellEnd"/>
+      <w:r>
+        <w:rPr>
+          <w:lang w:val="it-IT"/>
+        </w:rPr>
+        <w:t xml:space="preserve">, </w:t>
+      </w:r>
+      <w:proofErr w:type="spellStart"/>
+      <w:r>
+        <w:rPr>
+          <w:lang w:val="it-IT"/>
+        </w:rPr>
+        <w:t>tehnicile</w:t>
+      </w:r>
+      <w:proofErr w:type="spellEnd"/>
+      <w:r>
+        <w:rPr>
+          <w:lang w:val="it-IT"/>
+        </w:rPr>
+        <w:t xml:space="preserve"> de machine learning </w:t>
+      </w:r>
+      <w:proofErr w:type="spellStart"/>
+      <w:r>
+        <w:rPr>
+          <w:lang w:val="it-IT"/>
+        </w:rPr>
+        <w:t>ofera</w:t>
+      </w:r>
+      <w:proofErr w:type="spellEnd"/>
+      <w:r>
+        <w:rPr>
+          <w:lang w:val="it-IT"/>
+        </w:rPr>
+        <w:t xml:space="preserve"> o </w:t>
+      </w:r>
+      <w:proofErr w:type="spellStart"/>
+      <w:r>
+        <w:rPr>
+          <w:lang w:val="it-IT"/>
+        </w:rPr>
+        <w:t>metoda</w:t>
+      </w:r>
+      <w:proofErr w:type="spellEnd"/>
+      <w:r>
+        <w:rPr>
+          <w:lang w:val="it-IT"/>
+        </w:rPr>
+        <w:t xml:space="preserve"> </w:t>
+      </w:r>
+      <w:proofErr w:type="spellStart"/>
+      <w:r>
+        <w:rPr>
+          <w:lang w:val="it-IT"/>
+        </w:rPr>
+        <w:t>eficienta</w:t>
+      </w:r>
+      <w:proofErr w:type="spellEnd"/>
+      <w:r>
+        <w:rPr>
+          <w:lang w:val="it-IT"/>
+        </w:rPr>
+        <w:t xml:space="preserve"> si </w:t>
+      </w:r>
+      <w:proofErr w:type="spellStart"/>
+      <w:r>
+        <w:rPr>
+          <w:lang w:val="it-IT"/>
+        </w:rPr>
+        <w:t>sca</w:t>
+      </w:r>
+      <w:r>
+        <w:rPr>
+          <w:lang w:val="it-IT"/>
+        </w:rPr>
+        <w:t>labila</w:t>
+      </w:r>
+      <w:proofErr w:type="spellEnd"/>
+      <w:r>
+        <w:rPr>
+          <w:lang w:val="it-IT"/>
+        </w:rPr>
+        <w:t xml:space="preserve"> </w:t>
+      </w:r>
+      <w:proofErr w:type="spellStart"/>
+      <w:r>
+        <w:rPr>
+          <w:lang w:val="it-IT"/>
+        </w:rPr>
+        <w:t>pentru</w:t>
+      </w:r>
+      <w:proofErr w:type="spellEnd"/>
+      <w:r>
+        <w:rPr>
+          <w:lang w:val="it-IT"/>
+        </w:rPr>
+        <w:t xml:space="preserve"> </w:t>
+      </w:r>
+      <w:proofErr w:type="spellStart"/>
+      <w:r>
+        <w:rPr>
+          <w:lang w:val="it-IT"/>
+        </w:rPr>
+        <w:t>predictia</w:t>
+      </w:r>
+      <w:proofErr w:type="spellEnd"/>
+      <w:r>
+        <w:rPr>
+          <w:lang w:val="it-IT"/>
+        </w:rPr>
+        <w:t xml:space="preserve"> </w:t>
+      </w:r>
+      <w:proofErr w:type="spellStart"/>
+      <w:r>
+        <w:rPr>
+          <w:lang w:val="it-IT"/>
+        </w:rPr>
+        <w:t>popularitatii</w:t>
+      </w:r>
+      <w:proofErr w:type="spellEnd"/>
+      <w:r>
+        <w:rPr>
+          <w:lang w:val="it-IT"/>
+        </w:rPr>
+        <w:t xml:space="preserve"> </w:t>
+      </w:r>
+      <w:proofErr w:type="spellStart"/>
+      <w:r>
+        <w:rPr>
+          <w:lang w:val="it-IT"/>
+        </w:rPr>
+        <w:t>muzicale.Conform</w:t>
+      </w:r>
+      <w:proofErr w:type="spellEnd"/>
+      <w:r>
+        <w:rPr>
+          <w:lang w:val="it-IT"/>
+        </w:rPr>
+        <w:t xml:space="preserve"> </w:t>
+      </w:r>
+      <w:proofErr w:type="spellStart"/>
+      <w:r>
+        <w:rPr>
+          <w:lang w:val="it-IT"/>
+        </w:rPr>
+        <w:t>cercetatorilor</w:t>
+      </w:r>
+      <w:proofErr w:type="spellEnd"/>
+      <w:r>
+        <w:rPr>
+          <w:lang w:val="it-IT"/>
+        </w:rPr>
+        <w:t xml:space="preserve"> </w:t>
+      </w:r>
+      <w:proofErr w:type="spellStart"/>
+      <w:r>
+        <w:rPr>
+          <w:lang w:val="it-IT"/>
+        </w:rPr>
+        <w:t>din</w:t>
+      </w:r>
+      <w:proofErr w:type="spellEnd"/>
+      <w:r>
+        <w:rPr>
+          <w:lang w:val="it-IT"/>
+        </w:rPr>
+        <w:t xml:space="preserve"> </w:t>
+      </w:r>
+      <w:proofErr w:type="spellStart"/>
+      <w:r>
+        <w:rPr>
+          <w:lang w:val="it-IT"/>
+        </w:rPr>
+        <w:t>domeniu</w:t>
+      </w:r>
+      <w:proofErr w:type="spellEnd"/>
+      <w:r>
+        <w:rPr>
+          <w:lang w:val="it-IT"/>
+        </w:rPr>
+        <w:t xml:space="preserve">, </w:t>
+      </w:r>
+      <w:proofErr w:type="spellStart"/>
+      <w:r>
+        <w:rPr>
+          <w:lang w:val="it-IT"/>
+        </w:rPr>
+        <w:t>stiinta</w:t>
+      </w:r>
+      <w:proofErr w:type="spellEnd"/>
+      <w:r>
+        <w:rPr>
+          <w:lang w:val="it-IT"/>
+        </w:rPr>
+        <w:t xml:space="preserve"> hit song</w:t>
+      </w:r>
+      <w:r>
+        <w:rPr>
+          <w:lang w:val="it-IT"/>
+        </w:rPr>
+        <w:t xml:space="preserve"> </w:t>
+      </w:r>
+      <w:proofErr w:type="spellStart"/>
+      <w:r>
+        <w:rPr>
+          <w:lang w:val="it-IT"/>
+        </w:rPr>
+        <w:t>reprezinta</w:t>
+      </w:r>
+      <w:proofErr w:type="spellEnd"/>
+      <w:r>
+        <w:rPr>
+          <w:lang w:val="it-IT"/>
+        </w:rPr>
+        <w:t xml:space="preserve"> </w:t>
+      </w:r>
+      <w:proofErr w:type="spellStart"/>
+      <w:r>
+        <w:rPr>
+          <w:lang w:val="it-IT"/>
+        </w:rPr>
+        <w:t>studiul</w:t>
+      </w:r>
+      <w:proofErr w:type="spellEnd"/>
+      <w:r>
+        <w:rPr>
+          <w:lang w:val="it-IT"/>
+        </w:rPr>
+        <w:t xml:space="preserve"> </w:t>
+      </w:r>
+      <w:proofErr w:type="spellStart"/>
+      <w:r>
+        <w:rPr>
+          <w:lang w:val="it-IT"/>
+        </w:rPr>
+        <w:t>modului</w:t>
+      </w:r>
+      <w:proofErr w:type="spellEnd"/>
+      <w:r>
+        <w:rPr>
+          <w:lang w:val="it-IT"/>
+        </w:rPr>
+        <w:t xml:space="preserve"> in care </w:t>
+      </w:r>
+      <w:proofErr w:type="spellStart"/>
+      <w:r>
+        <w:rPr>
+          <w:lang w:val="it-IT"/>
+        </w:rPr>
+        <w:t>caracteristicile</w:t>
+      </w:r>
+      <w:proofErr w:type="spellEnd"/>
+      <w:r>
+        <w:rPr>
+          <w:lang w:val="it-IT"/>
+        </w:rPr>
+        <w:t xml:space="preserve"> audio </w:t>
+      </w:r>
+      <w:proofErr w:type="spellStart"/>
+      <w:r>
+        <w:rPr>
+          <w:lang w:val="it-IT"/>
+        </w:rPr>
+        <w:t>ale</w:t>
+      </w:r>
+      <w:proofErr w:type="spellEnd"/>
+      <w:r>
+        <w:rPr>
+          <w:lang w:val="it-IT"/>
+        </w:rPr>
+        <w:t xml:space="preserve"> </w:t>
+      </w:r>
+      <w:proofErr w:type="spellStart"/>
+      <w:r>
+        <w:rPr>
+          <w:lang w:val="it-IT"/>
+        </w:rPr>
+        <w:t>unei</w:t>
+      </w:r>
+      <w:proofErr w:type="spellEnd"/>
+      <w:r>
+        <w:rPr>
+          <w:lang w:val="it-IT"/>
+        </w:rPr>
+        <w:t xml:space="preserve"> </w:t>
+      </w:r>
+      <w:proofErr w:type="spellStart"/>
+      <w:r>
+        <w:rPr>
+          <w:lang w:val="it-IT"/>
+        </w:rPr>
+        <w:t>melodii</w:t>
+      </w:r>
+      <w:proofErr w:type="spellEnd"/>
+      <w:r>
+        <w:rPr>
+          <w:lang w:val="it-IT"/>
+        </w:rPr>
+        <w:t xml:space="preserve"> </w:t>
+      </w:r>
+      <w:proofErr w:type="spellStart"/>
+      <w:r>
+        <w:rPr>
+          <w:lang w:val="it-IT"/>
+        </w:rPr>
+        <w:t>contribuie</w:t>
+      </w:r>
+      <w:proofErr w:type="spellEnd"/>
+      <w:r>
+        <w:rPr>
+          <w:lang w:val="it-IT"/>
+        </w:rPr>
+        <w:t xml:space="preserve"> la </w:t>
+      </w:r>
+      <w:proofErr w:type="spellStart"/>
+      <w:r>
+        <w:rPr>
+          <w:lang w:val="it-IT"/>
+        </w:rPr>
+        <w:t>popularitatea</w:t>
+      </w:r>
+      <w:proofErr w:type="spellEnd"/>
+      <w:r>
+        <w:rPr>
+          <w:lang w:val="it-IT"/>
+        </w:rPr>
+        <w:t xml:space="preserve"> </w:t>
+      </w:r>
+      <w:proofErr w:type="spellStart"/>
+      <w:r>
+        <w:rPr>
+          <w:lang w:val="it-IT"/>
+        </w:rPr>
+        <w:t>acesteia.Platformele</w:t>
+      </w:r>
+      <w:proofErr w:type="spellEnd"/>
+      <w:r>
+        <w:rPr>
+          <w:lang w:val="it-IT"/>
+        </w:rPr>
+        <w:t xml:space="preserve"> de streaming </w:t>
+      </w:r>
+      <w:proofErr w:type="spellStart"/>
+      <w:r>
+        <w:rPr>
+          <w:lang w:val="it-IT"/>
+        </w:rPr>
+        <w:t>precum</w:t>
+      </w:r>
+      <w:proofErr w:type="spellEnd"/>
+      <w:r>
+        <w:rPr>
+          <w:lang w:val="it-IT"/>
+        </w:rPr>
+        <w:t xml:space="preserve"> Spotify </w:t>
+      </w:r>
+      <w:proofErr w:type="spellStart"/>
+      <w:r>
+        <w:rPr>
+          <w:lang w:val="it-IT"/>
+        </w:rPr>
+        <w:t>colecteaza</w:t>
+      </w:r>
+      <w:proofErr w:type="spellEnd"/>
+      <w:r>
+        <w:rPr>
+          <w:lang w:val="it-IT"/>
+        </w:rPr>
+        <w:t xml:space="preserve"> si </w:t>
+      </w:r>
+      <w:proofErr w:type="spellStart"/>
+      <w:r>
+        <w:rPr>
+          <w:lang w:val="it-IT"/>
+        </w:rPr>
+        <w:t>pun</w:t>
+      </w:r>
+      <w:proofErr w:type="spellEnd"/>
+      <w:r>
+        <w:rPr>
+          <w:lang w:val="it-IT"/>
+        </w:rPr>
+        <w:t xml:space="preserve"> la </w:t>
+      </w:r>
+      <w:proofErr w:type="spellStart"/>
+      <w:r>
+        <w:rPr>
+          <w:lang w:val="it-IT"/>
+        </w:rPr>
+        <w:t>dispozitie</w:t>
+      </w:r>
+      <w:proofErr w:type="spellEnd"/>
+      <w:r>
+        <w:rPr>
+          <w:lang w:val="it-IT"/>
+        </w:rPr>
+        <w:t xml:space="preserve"> date </w:t>
+      </w:r>
+      <w:proofErr w:type="spellStart"/>
+      <w:r>
+        <w:rPr>
+          <w:lang w:val="it-IT"/>
+        </w:rPr>
+        <w:t>detaliate</w:t>
+      </w:r>
+      <w:proofErr w:type="spellEnd"/>
+      <w:r>
+        <w:rPr>
+          <w:lang w:val="it-IT"/>
+        </w:rPr>
+        <w:t xml:space="preserve"> </w:t>
+      </w:r>
+      <w:proofErr w:type="spellStart"/>
+      <w:r>
+        <w:rPr>
+          <w:lang w:val="it-IT"/>
+        </w:rPr>
+        <w:t>despre</w:t>
+      </w:r>
+      <w:proofErr w:type="spellEnd"/>
+      <w:r>
+        <w:rPr>
+          <w:lang w:val="it-IT"/>
+        </w:rPr>
+        <w:t xml:space="preserve"> </w:t>
+      </w:r>
+      <w:proofErr w:type="spellStart"/>
+      <w:r>
+        <w:rPr>
+          <w:lang w:val="it-IT"/>
+        </w:rPr>
+        <w:t>caracteristicile</w:t>
+      </w:r>
+      <w:proofErr w:type="spellEnd"/>
+      <w:r>
+        <w:rPr>
+          <w:lang w:val="it-IT"/>
+        </w:rPr>
+        <w:t xml:space="preserve"> audio </w:t>
+      </w:r>
+      <w:proofErr w:type="spellStart"/>
+      <w:r>
+        <w:rPr>
+          <w:lang w:val="it-IT"/>
+        </w:rPr>
+        <w:t>ale</w:t>
+      </w:r>
+      <w:proofErr w:type="spellEnd"/>
+      <w:r>
+        <w:rPr>
+          <w:lang w:val="it-IT"/>
+        </w:rPr>
+        <w:t xml:space="preserve"> </w:t>
+      </w:r>
+      <w:proofErr w:type="spellStart"/>
+      <w:r>
+        <w:rPr>
+          <w:lang w:val="it-IT"/>
+        </w:rPr>
+        <w:t>fiecarei</w:t>
+      </w:r>
+      <w:proofErr w:type="spellEnd"/>
+      <w:r>
+        <w:rPr>
+          <w:lang w:val="it-IT"/>
+        </w:rPr>
+        <w:t xml:space="preserve"> </w:t>
+      </w:r>
+      <w:proofErr w:type="spellStart"/>
+      <w:r>
+        <w:rPr>
+          <w:lang w:val="it-IT"/>
+        </w:rPr>
+        <w:t>melodii</w:t>
+      </w:r>
+      <w:proofErr w:type="spellEnd"/>
+      <w:r>
+        <w:rPr>
+          <w:lang w:val="it-IT"/>
+        </w:rPr>
+        <w:t xml:space="preserve">. </w:t>
+      </w:r>
+      <w:r>
+        <w:rPr>
+          <w:lang w:val="it-IT"/>
+        </w:rPr>
+        <w:t>*2</w:t>
+      </w:r>
+      <w:r>
+        <w:rPr>
+          <w:lang w:val="it-IT"/>
+        </w:rPr>
+        <w:t xml:space="preserve">Aceste </w:t>
+      </w:r>
+      <w:proofErr w:type="spellStart"/>
+      <w:r>
+        <w:rPr>
+          <w:lang w:val="it-IT"/>
+        </w:rPr>
+        <w:t>caracteristici</w:t>
+      </w:r>
+      <w:proofErr w:type="spellEnd"/>
+      <w:r>
+        <w:rPr>
+          <w:lang w:val="it-IT"/>
+        </w:rPr>
+        <w:t xml:space="preserve"> audio </w:t>
+      </w:r>
+      <w:proofErr w:type="spellStart"/>
+      <w:r>
+        <w:rPr>
+          <w:lang w:val="it-IT"/>
+        </w:rPr>
+        <w:t>ale</w:t>
+      </w:r>
+      <w:proofErr w:type="spellEnd"/>
+      <w:r>
+        <w:rPr>
+          <w:lang w:val="it-IT"/>
+        </w:rPr>
+        <w:t xml:space="preserve"> </w:t>
+      </w:r>
+      <w:proofErr w:type="spellStart"/>
+      <w:r>
+        <w:rPr>
+          <w:lang w:val="it-IT"/>
+        </w:rPr>
+        <w:t>melodiilor</w:t>
+      </w:r>
+      <w:proofErr w:type="spellEnd"/>
+      <w:r>
+        <w:rPr>
+          <w:lang w:val="it-IT"/>
+        </w:rPr>
+        <w:t xml:space="preserve"> </w:t>
+      </w:r>
+      <w:proofErr w:type="spellStart"/>
+      <w:r>
+        <w:rPr>
+          <w:lang w:val="it-IT"/>
+        </w:rPr>
+        <w:t>precum</w:t>
+      </w:r>
+      <w:proofErr w:type="spellEnd"/>
+      <w:r>
+        <w:rPr>
+          <w:lang w:val="it-IT"/>
+        </w:rPr>
+        <w:t xml:space="preserve"> energi</w:t>
+      </w:r>
+      <w:r>
+        <w:rPr>
+          <w:lang w:val="it-IT"/>
+        </w:rPr>
+        <w:t>a</w:t>
+      </w:r>
+      <w:r>
+        <w:rPr>
+          <w:lang w:val="it-IT"/>
+        </w:rPr>
+        <w:t xml:space="preserve">, </w:t>
+      </w:r>
+      <w:proofErr w:type="spellStart"/>
+      <w:r>
+        <w:rPr>
+          <w:lang w:val="it-IT"/>
+        </w:rPr>
+        <w:t>acusticitatea</w:t>
+      </w:r>
+      <w:proofErr w:type="spellEnd"/>
+      <w:r>
+        <w:rPr>
+          <w:lang w:val="it-IT"/>
+        </w:rPr>
+        <w:t xml:space="preserve">, tempo </w:t>
+      </w:r>
+      <w:proofErr w:type="spellStart"/>
+      <w:r>
+        <w:rPr>
+          <w:lang w:val="it-IT"/>
+        </w:rPr>
+        <w:t>sau</w:t>
+      </w:r>
+      <w:proofErr w:type="spellEnd"/>
+      <w:r>
+        <w:rPr>
+          <w:lang w:val="it-IT"/>
+        </w:rPr>
+        <w:t xml:space="preserve"> </w:t>
+      </w:r>
+      <w:proofErr w:type="spellStart"/>
+      <w:r>
+        <w:rPr>
+          <w:lang w:val="it-IT"/>
+        </w:rPr>
+        <w:t>valenta</w:t>
+      </w:r>
+      <w:proofErr w:type="spellEnd"/>
+      <w:r>
+        <w:rPr>
+          <w:lang w:val="it-IT"/>
+        </w:rPr>
+        <w:t xml:space="preserve"> </w:t>
+      </w:r>
+      <w:proofErr w:type="spellStart"/>
+      <w:r>
+        <w:rPr>
+          <w:lang w:val="it-IT"/>
+        </w:rPr>
+        <w:t>fac</w:t>
+      </w:r>
+      <w:proofErr w:type="spellEnd"/>
+      <w:r>
+        <w:rPr>
+          <w:lang w:val="it-IT"/>
+        </w:rPr>
+        <w:t xml:space="preserve"> </w:t>
+      </w:r>
+      <w:proofErr w:type="spellStart"/>
+      <w:r>
+        <w:rPr>
+          <w:lang w:val="it-IT"/>
+        </w:rPr>
+        <w:t>posibila</w:t>
+      </w:r>
+      <w:proofErr w:type="spellEnd"/>
+      <w:r>
+        <w:rPr>
+          <w:lang w:val="it-IT"/>
+        </w:rPr>
+        <w:t xml:space="preserve"> </w:t>
+      </w:r>
+      <w:proofErr w:type="spellStart"/>
+      <w:r>
+        <w:rPr>
+          <w:lang w:val="it-IT"/>
+        </w:rPr>
+        <w:t>construirea</w:t>
+      </w:r>
+      <w:proofErr w:type="spellEnd"/>
+      <w:r>
+        <w:rPr>
+          <w:lang w:val="it-IT"/>
+        </w:rPr>
+        <w:t xml:space="preserve"> </w:t>
+      </w:r>
+      <w:proofErr w:type="spellStart"/>
+      <w:r>
+        <w:rPr>
+          <w:lang w:val="it-IT"/>
+        </w:rPr>
+        <w:t>unor</w:t>
+      </w:r>
+      <w:proofErr w:type="spellEnd"/>
+      <w:r>
+        <w:rPr>
+          <w:lang w:val="it-IT"/>
+        </w:rPr>
+        <w:t xml:space="preserve"> </w:t>
+      </w:r>
+      <w:proofErr w:type="spellStart"/>
+      <w:r>
+        <w:rPr>
+          <w:lang w:val="it-IT"/>
+        </w:rPr>
+        <w:t>modele</w:t>
+      </w:r>
+      <w:proofErr w:type="spellEnd"/>
+      <w:r>
+        <w:rPr>
+          <w:lang w:val="it-IT"/>
+        </w:rPr>
+        <w:t xml:space="preserve"> </w:t>
+      </w:r>
+      <w:proofErr w:type="spellStart"/>
+      <w:r>
+        <w:rPr>
+          <w:lang w:val="it-IT"/>
+        </w:rPr>
+        <w:t>predictive</w:t>
+      </w:r>
+      <w:proofErr w:type="spellEnd"/>
+      <w:r>
+        <w:rPr>
+          <w:lang w:val="it-IT"/>
+        </w:rPr>
+        <w:t xml:space="preserve"> </w:t>
+      </w:r>
+      <w:proofErr w:type="spellStart"/>
+      <w:r>
+        <w:rPr>
+          <w:lang w:val="it-IT"/>
+        </w:rPr>
+        <w:t>bazate</w:t>
+      </w:r>
+      <w:proofErr w:type="spellEnd"/>
+      <w:r>
+        <w:rPr>
+          <w:lang w:val="it-IT"/>
+        </w:rPr>
+        <w:t xml:space="preserve"> pe date </w:t>
+      </w:r>
+      <w:proofErr w:type="spellStart"/>
+      <w:r>
+        <w:rPr>
+          <w:lang w:val="it-IT"/>
+        </w:rPr>
+        <w:t>masurabile</w:t>
+      </w:r>
+      <w:proofErr w:type="spellEnd"/>
+      <w:r>
+        <w:rPr>
+          <w:lang w:val="it-IT"/>
+        </w:rPr>
+        <w:t>.</w:t>
+      </w:r>
+    </w:p>
+    <w:p>
+      <w:pPr>
+        <w:rPr>
+          <w:lang w:val="it-IT"/>
+        </w:rPr>
+      </w:pPr>
+      <w:proofErr w:type="spellStart"/>
+      <w:r>
+        <w:rPr>
+          <w:lang w:val="it-IT"/>
+        </w:rPr>
+        <w:t>Actualitatea</w:t>
+      </w:r>
+      <w:proofErr w:type="spellEnd"/>
+      <w:r>
+        <w:rPr>
+          <w:lang w:val="it-IT"/>
+        </w:rPr>
+        <w:t xml:space="preserve"> temei este </w:t>
+      </w:r>
+      <w:proofErr w:type="spellStart"/>
+      <w:r>
+        <w:rPr>
+          <w:lang w:val="it-IT"/>
+        </w:rPr>
+        <w:t>sustinuta</w:t>
+      </w:r>
+      <w:proofErr w:type="spellEnd"/>
+      <w:r>
+        <w:rPr>
+          <w:lang w:val="it-IT"/>
+        </w:rPr>
+        <w:t xml:space="preserve"> </w:t>
+      </w:r>
+      <w:proofErr w:type="spellStart"/>
+      <w:r>
+        <w:rPr>
+          <w:lang w:val="it-IT"/>
+        </w:rPr>
+        <w:t>numarul</w:t>
+      </w:r>
+      <w:proofErr w:type="spellEnd"/>
+      <w:r>
+        <w:rPr>
+          <w:lang w:val="it-IT"/>
+        </w:rPr>
+        <w:t xml:space="preserve"> </w:t>
+      </w:r>
+      <w:proofErr w:type="spellStart"/>
+      <w:r>
+        <w:rPr>
+          <w:lang w:val="it-IT"/>
+        </w:rPr>
+        <w:t>crescut</w:t>
+      </w:r>
+      <w:proofErr w:type="spellEnd"/>
+      <w:r>
+        <w:rPr>
+          <w:lang w:val="it-IT"/>
+        </w:rPr>
+        <w:t xml:space="preserve"> de </w:t>
+      </w:r>
+      <w:proofErr w:type="spellStart"/>
+      <w:r>
+        <w:rPr>
+          <w:lang w:val="it-IT"/>
+        </w:rPr>
+        <w:t>studii</w:t>
+      </w:r>
+      <w:proofErr w:type="spellEnd"/>
+      <w:r>
+        <w:rPr>
+          <w:lang w:val="it-IT"/>
+        </w:rPr>
+        <w:t xml:space="preserve"> </w:t>
+      </w:r>
+      <w:proofErr w:type="spellStart"/>
+      <w:r>
+        <w:rPr>
+          <w:lang w:val="it-IT"/>
+        </w:rPr>
+        <w:t>academice</w:t>
+      </w:r>
+      <w:proofErr w:type="spellEnd"/>
+      <w:r>
+        <w:rPr>
+          <w:lang w:val="it-IT"/>
+        </w:rPr>
+        <w:t xml:space="preserve"> publicate in </w:t>
+      </w:r>
+      <w:proofErr w:type="spellStart"/>
+      <w:r>
+        <w:rPr>
+          <w:lang w:val="it-IT"/>
+        </w:rPr>
+        <w:t>ultimii</w:t>
+      </w:r>
+      <w:proofErr w:type="spellEnd"/>
+      <w:r>
+        <w:rPr>
+          <w:lang w:val="it-IT"/>
+        </w:rPr>
+        <w:t xml:space="preserve"> ani si </w:t>
+      </w:r>
+      <w:r>
+        <w:rPr>
+          <w:lang w:val="it-IT"/>
+        </w:rPr>
+        <w:t xml:space="preserve">de </w:t>
+      </w:r>
+      <w:proofErr w:type="spellStart"/>
+      <w:r>
+        <w:rPr>
+          <w:lang w:val="it-IT"/>
+        </w:rPr>
+        <w:t>evolutia</w:t>
+      </w:r>
+      <w:proofErr w:type="spellEnd"/>
+      <w:r>
+        <w:rPr>
+          <w:lang w:val="it-IT"/>
+        </w:rPr>
+        <w:t xml:space="preserve"> rapida a </w:t>
+      </w:r>
+      <w:proofErr w:type="spellStart"/>
+      <w:r>
+        <w:rPr>
+          <w:lang w:val="it-IT"/>
+        </w:rPr>
+        <w:t>instrumentelor</w:t>
+      </w:r>
+      <w:proofErr w:type="spellEnd"/>
+      <w:r>
+        <w:rPr>
+          <w:lang w:val="it-IT"/>
+        </w:rPr>
+        <w:t xml:space="preserve"> de machine learning </w:t>
+      </w:r>
+      <w:proofErr w:type="spellStart"/>
+      <w:r>
+        <w:rPr>
+          <w:lang w:val="it-IT"/>
+        </w:rPr>
+        <w:t>disponibile.Biblioteci</w:t>
+      </w:r>
+      <w:proofErr w:type="spellEnd"/>
+      <w:r>
+        <w:rPr>
+          <w:lang w:val="it-IT"/>
+        </w:rPr>
+        <w:t xml:space="preserve"> </w:t>
+      </w:r>
+      <w:proofErr w:type="spellStart"/>
+      <w:r>
+        <w:rPr>
+          <w:lang w:val="it-IT"/>
+        </w:rPr>
+        <w:t>precum</w:t>
+      </w:r>
+      <w:proofErr w:type="spellEnd"/>
+      <w:r>
+        <w:rPr>
+          <w:lang w:val="it-IT"/>
+        </w:rPr>
+        <w:t xml:space="preserve"> </w:t>
+      </w:r>
+      <w:proofErr w:type="spellStart"/>
+      <w:r>
+        <w:rPr>
+          <w:lang w:val="it-IT"/>
+        </w:rPr>
+        <w:t>Scikit-learn</w:t>
+      </w:r>
+      <w:proofErr w:type="spellEnd"/>
+      <w:r>
+        <w:rPr>
+          <w:lang w:val="it-IT"/>
+        </w:rPr>
+        <w:t xml:space="preserve"> si </w:t>
+      </w:r>
+      <w:proofErr w:type="spellStart"/>
+      <w:r>
+        <w:rPr>
+          <w:lang w:val="it-IT"/>
+        </w:rPr>
+        <w:t>XGBoot</w:t>
+      </w:r>
+      <w:proofErr w:type="spellEnd"/>
+      <w:r>
+        <w:rPr>
+          <w:lang w:val="it-IT"/>
+        </w:rPr>
+        <w:t xml:space="preserve">, combinate cu </w:t>
+      </w:r>
+      <w:proofErr w:type="spellStart"/>
+      <w:r>
+        <w:rPr>
+          <w:lang w:val="it-IT"/>
+        </w:rPr>
+        <w:t>seturi</w:t>
+      </w:r>
+      <w:proofErr w:type="spellEnd"/>
+      <w:r>
+        <w:rPr>
+          <w:lang w:val="it-IT"/>
+        </w:rPr>
+        <w:t xml:space="preserve"> de date </w:t>
+      </w:r>
+      <w:r>
+        <w:rPr>
+          <w:lang w:val="it-IT"/>
+        </w:rPr>
+        <w:t>disponibile online</w:t>
+      </w:r>
+      <w:r>
+        <w:rPr>
+          <w:lang w:val="it-IT"/>
+        </w:rPr>
+        <w:t xml:space="preserve">, </w:t>
+      </w:r>
+      <w:proofErr w:type="spellStart"/>
+      <w:r>
+        <w:rPr>
+          <w:lang w:val="it-IT"/>
+        </w:rPr>
+        <w:t>permit</w:t>
+      </w:r>
+      <w:proofErr w:type="spellEnd"/>
+      <w:r>
+        <w:rPr>
+          <w:lang w:val="it-IT"/>
+        </w:rPr>
+        <w:t xml:space="preserve"> </w:t>
+      </w:r>
+      <w:proofErr w:type="spellStart"/>
+      <w:r>
+        <w:rPr>
+          <w:lang w:val="it-IT"/>
+        </w:rPr>
+        <w:t>oricui</w:t>
+      </w:r>
+      <w:proofErr w:type="spellEnd"/>
+      <w:r>
+        <w:rPr>
+          <w:lang w:val="it-IT"/>
+        </w:rPr>
+        <w:t xml:space="preserve"> sa </w:t>
+      </w:r>
+      <w:proofErr w:type="spellStart"/>
+      <w:r>
+        <w:rPr>
+          <w:lang w:val="it-IT"/>
+        </w:rPr>
+        <w:t>construiasca</w:t>
+      </w:r>
+      <w:proofErr w:type="spellEnd"/>
+      <w:r>
+        <w:rPr>
+          <w:lang w:val="it-IT"/>
+        </w:rPr>
+        <w:t xml:space="preserve"> si sa compare </w:t>
+      </w:r>
+      <w:proofErr w:type="spellStart"/>
+      <w:r>
+        <w:rPr>
+          <w:lang w:val="it-IT"/>
+        </w:rPr>
+        <w:t>modele</w:t>
+      </w:r>
+      <w:proofErr w:type="spellEnd"/>
+      <w:r>
+        <w:rPr>
+          <w:lang w:val="it-IT"/>
+        </w:rPr>
+        <w:t xml:space="preserve"> de </w:t>
+      </w:r>
+      <w:proofErr w:type="spellStart"/>
+      <w:r>
+        <w:rPr>
+          <w:lang w:val="it-IT"/>
+        </w:rPr>
+        <w:t>predictie</w:t>
+      </w:r>
+      <w:proofErr w:type="spellEnd"/>
+      <w:r>
+        <w:rPr>
+          <w:lang w:val="it-IT"/>
+        </w:rPr>
+        <w:t xml:space="preserve">, fara a </w:t>
+      </w:r>
+      <w:proofErr w:type="spellStart"/>
+      <w:r>
+        <w:rPr>
+          <w:lang w:val="it-IT"/>
+        </w:rPr>
+        <w:t>necesita</w:t>
+      </w:r>
+      <w:proofErr w:type="spellEnd"/>
+      <w:r>
+        <w:rPr>
+          <w:lang w:val="it-IT"/>
+        </w:rPr>
+        <w:t xml:space="preserve"> </w:t>
+      </w:r>
+      <w:proofErr w:type="spellStart"/>
+      <w:r>
+        <w:rPr>
+          <w:lang w:val="it-IT"/>
+        </w:rPr>
+        <w:t>resurse</w:t>
+      </w:r>
+      <w:proofErr w:type="spellEnd"/>
+      <w:r>
+        <w:rPr>
+          <w:lang w:val="it-IT"/>
+        </w:rPr>
+        <w:t xml:space="preserve"> </w:t>
+      </w:r>
+      <w:proofErr w:type="spellStart"/>
+      <w:r>
+        <w:rPr>
+          <w:lang w:val="it-IT"/>
+        </w:rPr>
+        <w:t>computationale</w:t>
+      </w:r>
+      <w:proofErr w:type="spellEnd"/>
+      <w:r>
+        <w:rPr>
+          <w:lang w:val="it-IT"/>
+        </w:rPr>
+        <w:t xml:space="preserve"> </w:t>
+      </w:r>
+      <w:proofErr w:type="spellStart"/>
+      <w:r>
+        <w:rPr>
+          <w:lang w:val="it-IT"/>
+        </w:rPr>
+        <w:t>costisitoare</w:t>
+      </w:r>
+      <w:proofErr w:type="spellEnd"/>
+      <w:r>
+        <w:rPr>
+          <w:lang w:val="it-IT"/>
+        </w:rPr>
+        <w:t>.</w:t>
+      </w:r>
+    </w:p>
+    <w:p>
+      <w:pPr>
+        <w:rPr>
+          <w:lang w:val="it-IT"/>
+        </w:rPr>
+      </w:pPr>
+      <w:proofErr w:type="spellStart"/>
+      <w:r>
+        <w:rPr>
+          <w:lang w:val="it-IT"/>
+        </w:rPr>
+        <w:t>Studii</w:t>
+      </w:r>
+      <w:proofErr w:type="spellEnd"/>
+      <w:r>
+        <w:rPr>
+          <w:lang w:val="it-IT"/>
+        </w:rPr>
+        <w:t xml:space="preserve"> recente </w:t>
+      </w:r>
+      <w:proofErr w:type="spellStart"/>
+      <w:r>
+        <w:rPr>
+          <w:lang w:val="it-IT"/>
+        </w:rPr>
+        <w:t>au</w:t>
+      </w:r>
+      <w:proofErr w:type="spellEnd"/>
+      <w:r>
+        <w:rPr>
+          <w:lang w:val="it-IT"/>
+        </w:rPr>
+        <w:t xml:space="preserve"> </w:t>
+      </w:r>
+      <w:proofErr w:type="spellStart"/>
+      <w:r>
+        <w:rPr>
+          <w:lang w:val="it-IT"/>
+        </w:rPr>
+        <w:t>demonstrat</w:t>
+      </w:r>
+      <w:proofErr w:type="spellEnd"/>
+      <w:r>
+        <w:rPr>
+          <w:lang w:val="it-IT"/>
+        </w:rPr>
+        <w:t xml:space="preserve"> ca </w:t>
+      </w:r>
+      <w:proofErr w:type="spellStart"/>
+      <w:r>
+        <w:rPr>
+          <w:lang w:val="it-IT"/>
+        </w:rPr>
+        <w:t>su</w:t>
+      </w:r>
+      <w:r>
+        <w:rPr>
+          <w:lang w:val="it-IT"/>
+        </w:rPr>
+        <w:t>ccesul</w:t>
+      </w:r>
+      <w:proofErr w:type="spellEnd"/>
+      <w:r>
+        <w:rPr>
+          <w:lang w:val="it-IT"/>
+        </w:rPr>
+        <w:t xml:space="preserve"> </w:t>
+      </w:r>
+      <w:proofErr w:type="spellStart"/>
+      <w:r>
+        <w:rPr>
+          <w:lang w:val="it-IT"/>
+        </w:rPr>
+        <w:t>unei</w:t>
+      </w:r>
+      <w:proofErr w:type="spellEnd"/>
+      <w:r>
+        <w:rPr>
+          <w:lang w:val="it-IT"/>
+        </w:rPr>
+        <w:t xml:space="preserve"> </w:t>
+      </w:r>
+      <w:proofErr w:type="spellStart"/>
+      <w:r>
+        <w:rPr>
+          <w:lang w:val="it-IT"/>
+        </w:rPr>
+        <w:t>melodii</w:t>
+      </w:r>
+      <w:proofErr w:type="spellEnd"/>
+      <w:r>
+        <w:rPr>
+          <w:lang w:val="it-IT"/>
+        </w:rPr>
+        <w:t xml:space="preserve"> pe Billboard </w:t>
+      </w:r>
+      <w:proofErr w:type="spellStart"/>
+      <w:r>
+        <w:rPr>
+          <w:lang w:val="it-IT"/>
+        </w:rPr>
+        <w:t>poate</w:t>
+      </w:r>
+      <w:proofErr w:type="spellEnd"/>
+      <w:r>
+        <w:rPr>
+          <w:lang w:val="it-IT"/>
+        </w:rPr>
+        <w:t xml:space="preserve"> fi </w:t>
+      </w:r>
+      <w:proofErr w:type="spellStart"/>
+      <w:r>
+        <w:rPr>
+          <w:lang w:val="it-IT"/>
+        </w:rPr>
+        <w:t>prezis</w:t>
+      </w:r>
+      <w:proofErr w:type="spellEnd"/>
+      <w:r>
+        <w:rPr>
+          <w:lang w:val="it-IT"/>
+        </w:rPr>
+        <w:t xml:space="preserve"> cu o </w:t>
+      </w:r>
+      <w:proofErr w:type="spellStart"/>
+      <w:r>
+        <w:rPr>
+          <w:lang w:val="it-IT"/>
+        </w:rPr>
+        <w:t>precizie</w:t>
+      </w:r>
+      <w:proofErr w:type="spellEnd"/>
+      <w:r>
+        <w:rPr>
+          <w:lang w:val="it-IT"/>
+        </w:rPr>
+        <w:t xml:space="preserve"> de 86%, </w:t>
+      </w:r>
+      <w:proofErr w:type="spellStart"/>
+      <w:r>
+        <w:rPr>
+          <w:lang w:val="it-IT"/>
+        </w:rPr>
+        <w:t>cei</w:t>
+      </w:r>
+      <w:proofErr w:type="spellEnd"/>
+      <w:r>
+        <w:rPr>
+          <w:lang w:val="it-IT"/>
+        </w:rPr>
+        <w:t xml:space="preserve"> mai performanti algoritmi </w:t>
+      </w:r>
+      <w:proofErr w:type="spellStart"/>
+      <w:r>
+        <w:rPr>
+          <w:lang w:val="it-IT"/>
+        </w:rPr>
+        <w:t>fiind</w:t>
+      </w:r>
+      <w:proofErr w:type="spellEnd"/>
+      <w:r>
+        <w:rPr>
+          <w:lang w:val="it-IT"/>
+        </w:rPr>
+        <w:t xml:space="preserve"> Random Forest si Support </w:t>
+      </w:r>
+      <w:proofErr w:type="spellStart"/>
+      <w:r>
+        <w:rPr>
+          <w:lang w:val="it-IT"/>
+        </w:rPr>
+        <w:t>Vector</w:t>
+      </w:r>
+      <w:proofErr w:type="spellEnd"/>
+      <w:r>
+        <w:rPr>
+          <w:lang w:val="it-IT"/>
+        </w:rPr>
+        <w:t xml:space="preserve"> Machine.*3</w:t>
+      </w:r>
+    </w:p>
+    <w:p>
+      <w:pPr>
+        <w:rPr>
+          <w:lang w:val="it-IT"/>
+        </w:rPr>
+      </w:pPr>
+      <w:r>
+        <w:rPr>
+          <w:lang w:val="it-IT"/>
+        </w:rPr>
+        <w:t>1-</w:t>
+      </w:r>
+      <w:r>
+        <w:rPr>
+          <w:lang w:val="it-IT"/>
+        </w:rPr>
+        <w:t>https://arxiv.org/pdf/2301.13507</w:t>
+      </w:r>
+    </w:p>
+    <w:p>
+      <w:pPr>
+        <w:rPr>
+          <w:lang w:val="it-IT"/>
+        </w:rPr>
+      </w:pPr>
+      <w:r>
+        <w:rPr>
+          <w:lang w:val="it-IT"/>
+        </w:rPr>
+        <w:t>2-</w:t>
+      </w:r>
+      <w:r>
+        <w:rPr>
+          <w:lang w:val="it-IT"/>
+        </w:rPr>
+        <w:t>https://www.tandfonline.com/doi/full/10.1080/23270012.2023.2239824</w:t>
+      </w:r>
+    </w:p>
+    <w:p>
+      <w:r>
+        <w:t>3-</w:t>
+      </w:r>
+      <w:r>
+        <w:t xml:space="preserve">Ioannis </w:t>
+      </w:r>
+      <w:proofErr w:type="spellStart"/>
+      <w:r>
+        <w:t>Dimolitsas</w:t>
+      </w:r>
+      <w:proofErr w:type="spellEnd"/>
+      <w:r>
+        <w:rPr>
+          <w:rFonts w:ascii="Cambria Math" w:hAnsi="Cambria Math" w:cs="Cambria Math"/>
+        </w:rPr>
+        <w:t>∗</w:t>
+      </w:r>
+      <w:r>
+        <w:t xml:space="preserve"> , Spyridon Kantarelis</w:t>
+      </w:r>
+      <w:r>
+        <w:rPr>
+          <w:rFonts w:ascii="Calibri" w:hAnsi="Calibri" w:cs="Calibri"/>
+        </w:rPr>
+        <w:t>†</w:t>
+      </w:r>
+      <w:r>
+        <w:t xml:space="preserve"> and Afroditi </w:t>
+      </w:r>
+      <w:proofErr w:type="spellStart"/>
+      <w:r>
+        <w:t>Fouka</w:t>
+      </w:r>
+      <w:proofErr w:type="spellEnd"/>
+      <w:r>
+        <w:rPr>
+          <w:rFonts w:ascii="Calibri" w:hAnsi="Calibri" w:cs="Calibri"/>
+        </w:rPr>
+        <w:t>‡</w:t>
+      </w:r>
+      <w:r>
+        <w:t xml:space="preserve">  - “</w:t>
+      </w:r>
+      <w:proofErr w:type="spellStart"/>
+      <w:r>
+        <w:t>SpotHitPy</w:t>
+      </w:r>
+      <w:proofErr w:type="spellEnd"/>
+      <w:r>
+        <w:t xml:space="preserve">: A Study For ML-Based Song Hit Prediction Using Spotify </w:t>
+      </w:r>
+      <w:r>
+        <w:t xml:space="preserve">“, 2023. </w:t>
+      </w:r>
+      <w:r>
+        <w:t>https://arxiv.org/pdf/2301.07978</w:t>
+      </w:r>
+    </w:p>
+    <w:p>
+      <w:pPr>
+        <w:rPr>
+          <w:lang w:val="it-IT"/>
+        </w:rPr>
+      </w:pPr>
+      <w:proofErr w:type="spellStart"/>
+      <w:r>
+        <w:rPr>
+          <w:lang w:val="it-IT"/>
+        </w:rPr>
+        <w:t>Justificarea</w:t>
+      </w:r>
+      <w:proofErr w:type="spellEnd"/>
+      <w:r>
+        <w:rPr>
+          <w:lang w:val="it-IT"/>
+        </w:rPr>
+        <w:t xml:space="preserve"> </w:t>
+      </w:r>
+      <w:proofErr w:type="spellStart"/>
+      <w:r>
+        <w:rPr>
+          <w:lang w:val="it-IT"/>
+        </w:rPr>
+        <w:t>alegerii</w:t>
+      </w:r>
+      <w:proofErr w:type="spellEnd"/>
+      <w:r>
+        <w:rPr>
+          <w:lang w:val="it-IT"/>
+        </w:rPr>
+        <w:t xml:space="preserve"> temei</w:t>
+      </w:r>
+    </w:p>
+    <w:p>
+      <w:pPr>
+        <w:rPr>
+          <w:lang w:val="it-IT"/>
+        </w:rPr>
+      </w:pPr>
+      <w:proofErr w:type="spellStart"/>
+      <w:r>
+        <w:rPr>
+          <w:lang w:val="it-IT"/>
+        </w:rPr>
+        <w:t>Alegerea</w:t>
+      </w:r>
+      <w:proofErr w:type="spellEnd"/>
+      <w:r>
+        <w:rPr>
+          <w:lang w:val="it-IT"/>
+        </w:rPr>
+        <w:t xml:space="preserve"> </w:t>
+      </w:r>
+      <w:proofErr w:type="spellStart"/>
+      <w:r>
+        <w:rPr>
+          <w:lang w:val="it-IT"/>
+        </w:rPr>
+        <w:t>acestei</w:t>
+      </w:r>
+      <w:proofErr w:type="spellEnd"/>
+      <w:r>
+        <w:rPr>
+          <w:lang w:val="it-IT"/>
+        </w:rPr>
+        <w:t xml:space="preserve"> teme a </w:t>
+      </w:r>
+      <w:proofErr w:type="spellStart"/>
+      <w:r>
+        <w:rPr>
+          <w:lang w:val="it-IT"/>
+        </w:rPr>
+        <w:t>fost</w:t>
+      </w:r>
+      <w:proofErr w:type="spellEnd"/>
+      <w:r>
+        <w:rPr>
+          <w:lang w:val="it-IT"/>
+        </w:rPr>
+        <w:t xml:space="preserve"> motivata de natura ambigua a </w:t>
+      </w:r>
+      <w:proofErr w:type="spellStart"/>
+      <w:r>
+        <w:rPr>
+          <w:lang w:val="it-IT"/>
+        </w:rPr>
+        <w:t>conceptului</w:t>
+      </w:r>
+      <w:proofErr w:type="spellEnd"/>
+      <w:r>
+        <w:rPr>
+          <w:lang w:val="it-IT"/>
+        </w:rPr>
+        <w:t xml:space="preserve"> de </w:t>
+      </w:r>
+      <w:r>
+        <w:rPr>
+          <w:lang w:val="it-IT"/>
+        </w:rPr>
+        <w:t>“</w:t>
+      </w:r>
+      <w:proofErr w:type="spellStart"/>
+      <w:r>
+        <w:rPr>
+          <w:lang w:val="it-IT"/>
+        </w:rPr>
+        <w:t>popularitate</w:t>
+      </w:r>
+      <w:proofErr w:type="spellEnd"/>
+      <w:r>
+        <w:rPr>
+          <w:lang w:val="it-IT"/>
+        </w:rPr>
+        <w:t>”.</w:t>
+      </w:r>
+      <w:proofErr w:type="spellStart"/>
+      <w:r>
+        <w:rPr>
+          <w:lang w:val="it-IT"/>
+        </w:rPr>
+        <w:t>Predictia</w:t>
+      </w:r>
+      <w:proofErr w:type="spellEnd"/>
+      <w:r>
+        <w:rPr>
+          <w:lang w:val="it-IT"/>
+        </w:rPr>
+        <w:t xml:space="preserve"> </w:t>
+      </w:r>
+      <w:proofErr w:type="spellStart"/>
+      <w:r>
+        <w:rPr>
+          <w:lang w:val="it-IT"/>
+        </w:rPr>
+        <w:t>hiturilor</w:t>
+      </w:r>
+      <w:proofErr w:type="spellEnd"/>
+      <w:r>
+        <w:rPr>
+          <w:lang w:val="it-IT"/>
+        </w:rPr>
+        <w:t xml:space="preserve"> </w:t>
+      </w:r>
+      <w:proofErr w:type="spellStart"/>
+      <w:r>
+        <w:rPr>
+          <w:lang w:val="it-IT"/>
+        </w:rPr>
+        <w:t>muzicale</w:t>
+      </w:r>
+      <w:proofErr w:type="spellEnd"/>
+      <w:r>
+        <w:rPr>
+          <w:lang w:val="it-IT"/>
+        </w:rPr>
+        <w:t xml:space="preserve"> </w:t>
+      </w:r>
+      <w:proofErr w:type="spellStart"/>
+      <w:r>
+        <w:rPr>
+          <w:lang w:val="it-IT"/>
+        </w:rPr>
+        <w:t>reprezinta</w:t>
+      </w:r>
+      <w:proofErr w:type="spellEnd"/>
+      <w:r>
+        <w:rPr>
+          <w:lang w:val="it-IT"/>
+        </w:rPr>
+        <w:t xml:space="preserve"> o problema </w:t>
+      </w:r>
+      <w:proofErr w:type="spellStart"/>
+      <w:r>
+        <w:rPr>
+          <w:lang w:val="it-IT"/>
+        </w:rPr>
+        <w:t>reala</w:t>
+      </w:r>
+      <w:proofErr w:type="spellEnd"/>
+      <w:r>
+        <w:rPr>
+          <w:lang w:val="it-IT"/>
+        </w:rPr>
+        <w:t xml:space="preserve">, cu </w:t>
+      </w:r>
+      <w:proofErr w:type="spellStart"/>
+      <w:r>
+        <w:rPr>
+          <w:lang w:val="it-IT"/>
+        </w:rPr>
+        <w:t>aplicatii</w:t>
+      </w:r>
+      <w:proofErr w:type="spellEnd"/>
+      <w:r>
+        <w:rPr>
+          <w:lang w:val="it-IT"/>
+        </w:rPr>
+        <w:t xml:space="preserve"> practice, si </w:t>
+      </w:r>
+      <w:proofErr w:type="spellStart"/>
+      <w:r>
+        <w:rPr>
+          <w:lang w:val="it-IT"/>
+        </w:rPr>
+        <w:t>constitutie</w:t>
+      </w:r>
+      <w:proofErr w:type="spellEnd"/>
+      <w:r>
+        <w:rPr>
+          <w:lang w:val="it-IT"/>
+        </w:rPr>
+        <w:t xml:space="preserve"> o tema ideala </w:t>
+      </w:r>
+      <w:proofErr w:type="spellStart"/>
+      <w:r>
+        <w:rPr>
+          <w:lang w:val="it-IT"/>
+        </w:rPr>
+        <w:t>pentru</w:t>
+      </w:r>
+      <w:proofErr w:type="spellEnd"/>
+      <w:r>
+        <w:rPr>
+          <w:lang w:val="it-IT"/>
+        </w:rPr>
+        <w:t xml:space="preserve"> </w:t>
+      </w:r>
+      <w:proofErr w:type="spellStart"/>
+      <w:r>
+        <w:rPr>
+          <w:lang w:val="it-IT"/>
+        </w:rPr>
+        <w:t>aplicarea</w:t>
+      </w:r>
+      <w:proofErr w:type="spellEnd"/>
+      <w:r>
+        <w:rPr>
+          <w:lang w:val="it-IT"/>
+        </w:rPr>
+        <w:t xml:space="preserve"> si </w:t>
+      </w:r>
+      <w:proofErr w:type="spellStart"/>
+      <w:r>
+        <w:rPr>
+          <w:lang w:val="it-IT"/>
+        </w:rPr>
+        <w:t>compararea</w:t>
+      </w:r>
+      <w:proofErr w:type="spellEnd"/>
+      <w:r>
+        <w:rPr>
+          <w:lang w:val="it-IT"/>
+        </w:rPr>
+        <w:t xml:space="preserve"> mai </w:t>
+      </w:r>
+      <w:proofErr w:type="spellStart"/>
+      <w:r>
+        <w:rPr>
+          <w:lang w:val="it-IT"/>
+        </w:rPr>
+        <w:t>multor</w:t>
+      </w:r>
+      <w:proofErr w:type="spellEnd"/>
+      <w:r>
+        <w:rPr>
+          <w:lang w:val="it-IT"/>
+        </w:rPr>
+        <w:t xml:space="preserve"> </w:t>
+      </w:r>
+      <w:proofErr w:type="spellStart"/>
+      <w:r>
+        <w:rPr>
+          <w:lang w:val="it-IT"/>
+        </w:rPr>
+        <w:t>tehnici</w:t>
+      </w:r>
+      <w:proofErr w:type="spellEnd"/>
+      <w:r>
+        <w:rPr>
+          <w:lang w:val="it-IT"/>
+        </w:rPr>
+        <w:t xml:space="preserve"> de machine learning </w:t>
+      </w:r>
+      <w:proofErr w:type="spellStart"/>
+      <w:r>
+        <w:rPr>
+          <w:lang w:val="it-IT"/>
+        </w:rPr>
+        <w:t>invatate</w:t>
+      </w:r>
+      <w:proofErr w:type="spellEnd"/>
+      <w:r>
+        <w:rPr>
+          <w:lang w:val="it-IT"/>
+        </w:rPr>
+        <w:t xml:space="preserve"> pe </w:t>
+      </w:r>
+      <w:proofErr w:type="spellStart"/>
+      <w:r>
+        <w:rPr>
+          <w:lang w:val="it-IT"/>
+        </w:rPr>
+        <w:t>parcursul</w:t>
+      </w:r>
+      <w:proofErr w:type="spellEnd"/>
+      <w:r>
+        <w:rPr>
+          <w:lang w:val="it-IT"/>
+        </w:rPr>
+        <w:t xml:space="preserve"> </w:t>
+      </w:r>
+      <w:proofErr w:type="spellStart"/>
+      <w:r>
+        <w:rPr>
+          <w:lang w:val="it-IT"/>
+        </w:rPr>
+        <w:t>studiilor</w:t>
+      </w:r>
+      <w:proofErr w:type="spellEnd"/>
+      <w:r>
+        <w:rPr>
+          <w:lang w:val="it-IT"/>
+        </w:rPr>
+        <w:t>.</w:t>
+      </w:r>
+    </w:p>
+    <w:p>
+      <w:pPr>
+        <w:rPr>
+          <w:lang w:val="it-IT"/>
+        </w:rPr>
+      </w:pPr>
+      <w:proofErr w:type="spellStart"/>
+      <w:r>
+        <w:rPr>
+          <w:lang w:val="it-IT"/>
+        </w:rPr>
+        <w:t>Setul</w:t>
+      </w:r>
+      <w:proofErr w:type="spellEnd"/>
+      <w:r>
+        <w:rPr>
+          <w:lang w:val="it-IT"/>
+        </w:rPr>
+        <w:t xml:space="preserve"> de date </w:t>
+      </w:r>
+      <w:proofErr w:type="spellStart"/>
+      <w:r>
+        <w:rPr>
+          <w:lang w:val="it-IT"/>
+        </w:rPr>
+        <w:t>utilizat</w:t>
+      </w:r>
+      <w:proofErr w:type="spellEnd"/>
+      <w:r>
+        <w:rPr>
+          <w:lang w:val="it-IT"/>
+        </w:rPr>
+        <w:t xml:space="preserve">, </w:t>
+      </w:r>
+      <w:proofErr w:type="spellStart"/>
+      <w:r>
+        <w:rPr>
+          <w:lang w:val="it-IT"/>
+        </w:rPr>
+        <w:t>disponibil</w:t>
+      </w:r>
+      <w:proofErr w:type="spellEnd"/>
+      <w:r>
+        <w:rPr>
+          <w:lang w:val="it-IT"/>
+        </w:rPr>
+        <w:t xml:space="preserve"> public pe </w:t>
+      </w:r>
+      <w:proofErr w:type="spellStart"/>
+      <w:r>
+        <w:rPr>
+          <w:lang w:val="it-IT"/>
+        </w:rPr>
+        <w:t>platforma</w:t>
+      </w:r>
+      <w:proofErr w:type="spellEnd"/>
+      <w:r>
+        <w:rPr>
+          <w:lang w:val="it-IT"/>
+        </w:rPr>
+        <w:t xml:space="preserve"> Kaggle, </w:t>
+      </w:r>
+      <w:proofErr w:type="spellStart"/>
+      <w:r>
+        <w:rPr>
+          <w:lang w:val="it-IT"/>
+        </w:rPr>
+        <w:t>contine</w:t>
+      </w:r>
+      <w:proofErr w:type="spellEnd"/>
+      <w:r>
+        <w:rPr>
+          <w:lang w:val="it-IT"/>
+        </w:rPr>
+        <w:t xml:space="preserve"> 89.7400 de </w:t>
+      </w:r>
+      <w:proofErr w:type="spellStart"/>
+      <w:r>
+        <w:rPr>
+          <w:lang w:val="it-IT"/>
+        </w:rPr>
+        <w:t>melodii</w:t>
+      </w:r>
+      <w:proofErr w:type="spellEnd"/>
+      <w:r>
+        <w:rPr>
+          <w:lang w:val="it-IT"/>
+        </w:rPr>
+        <w:t xml:space="preserve"> </w:t>
+      </w:r>
+      <w:proofErr w:type="spellStart"/>
+      <w:r>
+        <w:rPr>
+          <w:lang w:val="it-IT"/>
+        </w:rPr>
+        <w:t>din</w:t>
+      </w:r>
+      <w:proofErr w:type="spellEnd"/>
+      <w:r>
+        <w:rPr>
+          <w:lang w:val="it-IT"/>
+        </w:rPr>
+        <w:t xml:space="preserve"> </w:t>
+      </w:r>
+      <w:proofErr w:type="spellStart"/>
+      <w:r>
+        <w:rPr>
+          <w:lang w:val="it-IT"/>
+        </w:rPr>
+        <w:t>genuri</w:t>
+      </w:r>
+      <w:proofErr w:type="spellEnd"/>
+      <w:r>
+        <w:rPr>
+          <w:lang w:val="it-IT"/>
+        </w:rPr>
+        <w:t xml:space="preserve"> </w:t>
+      </w:r>
+      <w:proofErr w:type="spellStart"/>
+      <w:r>
+        <w:rPr>
+          <w:lang w:val="it-IT"/>
+        </w:rPr>
+        <w:t>muzicale</w:t>
+      </w:r>
+      <w:proofErr w:type="spellEnd"/>
+      <w:r>
+        <w:rPr>
+          <w:lang w:val="it-IT"/>
+        </w:rPr>
+        <w:t xml:space="preserve"> diverse si </w:t>
+      </w:r>
+      <w:proofErr w:type="spellStart"/>
+      <w:r>
+        <w:rPr>
+          <w:lang w:val="it-IT"/>
+        </w:rPr>
+        <w:t>ofera</w:t>
+      </w:r>
+      <w:proofErr w:type="spellEnd"/>
+      <w:r>
+        <w:rPr>
+          <w:lang w:val="it-IT"/>
+        </w:rPr>
+        <w:t xml:space="preserve"> o </w:t>
+      </w:r>
+      <w:proofErr w:type="spellStart"/>
+      <w:r>
+        <w:rPr>
+          <w:lang w:val="it-IT"/>
+        </w:rPr>
+        <w:t>baza</w:t>
+      </w:r>
+      <w:proofErr w:type="spellEnd"/>
+      <w:r>
+        <w:rPr>
+          <w:lang w:val="it-IT"/>
+        </w:rPr>
+        <w:t xml:space="preserve"> solida </w:t>
+      </w:r>
+      <w:proofErr w:type="spellStart"/>
+      <w:r>
+        <w:rPr>
+          <w:lang w:val="it-IT"/>
+        </w:rPr>
+        <w:t>pentru</w:t>
+      </w:r>
+      <w:proofErr w:type="spellEnd"/>
+      <w:r>
+        <w:rPr>
+          <w:lang w:val="it-IT"/>
+        </w:rPr>
+        <w:t xml:space="preserve"> </w:t>
+      </w:r>
+      <w:proofErr w:type="spellStart"/>
+      <w:r>
+        <w:rPr>
+          <w:lang w:val="it-IT"/>
+        </w:rPr>
+        <w:t>generalizarea</w:t>
+      </w:r>
+      <w:proofErr w:type="spellEnd"/>
+      <w:r>
+        <w:rPr>
+          <w:lang w:val="it-IT"/>
+        </w:rPr>
+        <w:t xml:space="preserve"> </w:t>
+      </w:r>
+      <w:proofErr w:type="spellStart"/>
+      <w:r>
+        <w:rPr>
+          <w:lang w:val="it-IT"/>
+        </w:rPr>
+        <w:t>rezultatelor</w:t>
+      </w:r>
+      <w:proofErr w:type="spellEnd"/>
+      <w:r>
+        <w:rPr>
+          <w:lang w:val="it-IT"/>
+        </w:rPr>
+        <w:t xml:space="preserve">, </w:t>
+      </w:r>
+      <w:proofErr w:type="spellStart"/>
+      <w:r>
+        <w:rPr>
+          <w:lang w:val="it-IT"/>
+        </w:rPr>
+        <w:t>depasing</w:t>
+      </w:r>
+      <w:proofErr w:type="spellEnd"/>
+      <w:r>
+        <w:rPr>
+          <w:lang w:val="it-IT"/>
+        </w:rPr>
+        <w:t xml:space="preserve"> </w:t>
+      </w:r>
+      <w:proofErr w:type="spellStart"/>
+      <w:r>
+        <w:rPr>
+          <w:lang w:val="it-IT"/>
+        </w:rPr>
+        <w:t>limitarile</w:t>
+      </w:r>
+      <w:proofErr w:type="spellEnd"/>
+      <w:r>
+        <w:rPr>
+          <w:lang w:val="it-IT"/>
+        </w:rPr>
+        <w:t xml:space="preserve"> </w:t>
+      </w:r>
+      <w:proofErr w:type="spellStart"/>
+      <w:r>
+        <w:rPr>
+          <w:lang w:val="it-IT"/>
+        </w:rPr>
+        <w:t>studiilor</w:t>
+      </w:r>
+      <w:proofErr w:type="spellEnd"/>
+      <w:r>
+        <w:rPr>
+          <w:lang w:val="it-IT"/>
+        </w:rPr>
+        <w:t xml:space="preserve"> </w:t>
+      </w:r>
+      <w:proofErr w:type="spellStart"/>
+      <w:r>
+        <w:rPr>
+          <w:lang w:val="it-IT"/>
+        </w:rPr>
+        <w:t>bazate</w:t>
+      </w:r>
+      <w:proofErr w:type="spellEnd"/>
+      <w:r>
+        <w:rPr>
+          <w:lang w:val="it-IT"/>
+        </w:rPr>
+        <w:t xml:space="preserve"> pe </w:t>
+      </w:r>
+      <w:proofErr w:type="spellStart"/>
+      <w:r>
+        <w:rPr>
+          <w:lang w:val="it-IT"/>
+        </w:rPr>
+        <w:t>seturi</w:t>
+      </w:r>
+      <w:proofErr w:type="spellEnd"/>
+      <w:r>
+        <w:rPr>
+          <w:lang w:val="it-IT"/>
+        </w:rPr>
+        <w:t xml:space="preserve"> de date mici </w:t>
+      </w:r>
+      <w:proofErr w:type="spellStart"/>
+      <w:r>
+        <w:rPr>
+          <w:lang w:val="it-IT"/>
+        </w:rPr>
+        <w:t>sau</w:t>
+      </w:r>
+      <w:proofErr w:type="spellEnd"/>
+      <w:r>
+        <w:rPr>
+          <w:lang w:val="it-IT"/>
+        </w:rPr>
+        <w:t xml:space="preserve"> </w:t>
+      </w:r>
+      <w:proofErr w:type="spellStart"/>
+      <w:r>
+        <w:rPr>
+          <w:lang w:val="it-IT"/>
+        </w:rPr>
+        <w:t>specifice</w:t>
+      </w:r>
+      <w:proofErr w:type="spellEnd"/>
+      <w:r>
+        <w:rPr>
+          <w:lang w:val="it-IT"/>
+        </w:rPr>
+        <w:t xml:space="preserve"> </w:t>
+      </w:r>
+      <w:proofErr w:type="spellStart"/>
+      <w:r>
+        <w:rPr>
+          <w:lang w:val="it-IT"/>
+        </w:rPr>
+        <w:t>unui</w:t>
+      </w:r>
+      <w:proofErr w:type="spellEnd"/>
+      <w:r>
+        <w:rPr>
+          <w:lang w:val="it-IT"/>
+        </w:rPr>
+        <w:t xml:space="preserve"> </w:t>
+      </w:r>
+      <w:proofErr w:type="spellStart"/>
+      <w:r>
+        <w:rPr>
+          <w:lang w:val="it-IT"/>
+        </w:rPr>
+        <w:t>singur</w:t>
+      </w:r>
+      <w:proofErr w:type="spellEnd"/>
+      <w:r>
+        <w:rPr>
+          <w:lang w:val="it-IT"/>
+        </w:rPr>
+        <w:t xml:space="preserve"> </w:t>
+      </w:r>
+      <w:proofErr w:type="spellStart"/>
+      <w:r>
+        <w:rPr>
+          <w:lang w:val="it-IT"/>
+        </w:rPr>
+        <w:t>gen</w:t>
+      </w:r>
+      <w:proofErr w:type="spellEnd"/>
+      <w:r>
+        <w:rPr>
+          <w:lang w:val="it-IT"/>
+        </w:rPr>
+        <w:t xml:space="preserve"> </w:t>
+      </w:r>
+      <w:proofErr w:type="spellStart"/>
+      <w:r>
+        <w:rPr>
+          <w:lang w:val="it-IT"/>
+        </w:rPr>
+        <w:t>muzical</w:t>
+      </w:r>
+      <w:proofErr w:type="spellEnd"/>
+      <w:r>
+        <w:rPr>
+          <w:lang w:val="it-IT"/>
+        </w:rPr>
+        <w:t>.</w:t>
+      </w:r>
+    </w:p>
+    <w:p>
+      <w:pPr>
+        <w:rPr>
+          <w:lang w:val="it-IT"/>
+        </w:rPr>
+      </w:pPr>
+      <w:proofErr w:type="spellStart"/>
+      <w:r>
+        <w:rPr>
+          <w:lang w:val="it-IT"/>
+        </w:rPr>
+        <w:t>Obiectivele</w:t>
+      </w:r>
+      <w:proofErr w:type="spellEnd"/>
+      <w:r>
+        <w:rPr>
+          <w:lang w:val="it-IT"/>
+        </w:rPr>
+        <w:t xml:space="preserve"> </w:t>
+      </w:r>
+      <w:proofErr w:type="spellStart"/>
+      <w:r>
+        <w:rPr>
+          <w:lang w:val="it-IT"/>
+        </w:rPr>
+        <w:t>lucrarii</w:t>
+      </w:r>
+      <w:proofErr w:type="spellEnd"/>
+    </w:p>
+    <w:p>
+      <w:pPr>
+        <w:rPr>
+          <w:lang w:val="it-IT"/>
+        </w:rPr>
+      </w:pPr>
+      <w:proofErr w:type="spellStart"/>
+      <w:r>
+        <w:rPr>
+          <w:lang w:val="it-IT"/>
+        </w:rPr>
+        <w:lastRenderedPageBreak/>
+        <w:t>Lucrarea</w:t>
+      </w:r>
+      <w:proofErr w:type="spellEnd"/>
+      <w:r>
+        <w:rPr>
+          <w:lang w:val="it-IT"/>
+        </w:rPr>
+        <w:t xml:space="preserve"> </w:t>
+      </w:r>
+      <w:proofErr w:type="spellStart"/>
+      <w:r>
+        <w:rPr>
+          <w:lang w:val="it-IT"/>
+        </w:rPr>
+        <w:t>urmareste</w:t>
+      </w:r>
+      <w:proofErr w:type="spellEnd"/>
+      <w:r>
+        <w:rPr>
+          <w:lang w:val="it-IT"/>
+        </w:rPr>
+        <w:t xml:space="preserve"> </w:t>
+      </w:r>
+      <w:proofErr w:type="spellStart"/>
+      <w:r>
+        <w:rPr>
+          <w:lang w:val="it-IT"/>
+        </w:rPr>
+        <w:t>urmatoarele</w:t>
+      </w:r>
+      <w:proofErr w:type="spellEnd"/>
+      <w:r>
+        <w:rPr>
+          <w:lang w:val="it-IT"/>
+        </w:rPr>
+        <w:t xml:space="preserve"> </w:t>
+      </w:r>
+      <w:proofErr w:type="spellStart"/>
+      <w:r>
+        <w:rPr>
+          <w:lang w:val="it-IT"/>
+        </w:rPr>
+        <w:t>obiective</w:t>
+      </w:r>
+      <w:proofErr w:type="spellEnd"/>
+      <w:r>
+        <w:rPr>
+          <w:lang w:val="it-IT"/>
+        </w:rPr>
+        <w:t xml:space="preserve"> principale:</w:t>
+      </w:r>
+    </w:p>
+    <w:p>
+      <w:pPr>
+        <w:rPr>
+          <w:lang w:val="it-IT"/>
+        </w:rPr>
+      </w:pPr>
+      <w:r>
+        <w:rPr>
+          <w:lang w:val="it-IT"/>
+        </w:rPr>
+        <w:t xml:space="preserve">1.Investigarea in ce </w:t>
+      </w:r>
+      <w:proofErr w:type="spellStart"/>
+      <w:r>
+        <w:rPr>
+          <w:lang w:val="it-IT"/>
+        </w:rPr>
+        <w:t>masura</w:t>
+      </w:r>
+      <w:proofErr w:type="spellEnd"/>
+      <w:r>
+        <w:rPr>
+          <w:lang w:val="it-IT"/>
+        </w:rPr>
+        <w:t xml:space="preserve"> </w:t>
+      </w:r>
+      <w:proofErr w:type="spellStart"/>
+      <w:r>
+        <w:rPr>
+          <w:lang w:val="it-IT"/>
+        </w:rPr>
+        <w:t>caracteristicile</w:t>
+      </w:r>
+      <w:proofErr w:type="spellEnd"/>
+      <w:r>
+        <w:rPr>
+          <w:lang w:val="it-IT"/>
+        </w:rPr>
+        <w:t xml:space="preserve"> audio </w:t>
+      </w:r>
+      <w:proofErr w:type="spellStart"/>
+      <w:r>
+        <w:rPr>
+          <w:lang w:val="it-IT"/>
+        </w:rPr>
+        <w:t>ale</w:t>
+      </w:r>
+      <w:proofErr w:type="spellEnd"/>
+      <w:r>
+        <w:rPr>
+          <w:lang w:val="it-IT"/>
+        </w:rPr>
+        <w:t xml:space="preserve"> </w:t>
+      </w:r>
+      <w:proofErr w:type="spellStart"/>
+      <w:r>
+        <w:rPr>
+          <w:lang w:val="it-IT"/>
+        </w:rPr>
+        <w:t>unei</w:t>
+      </w:r>
+      <w:proofErr w:type="spellEnd"/>
+      <w:r>
+        <w:rPr>
+          <w:lang w:val="it-IT"/>
+        </w:rPr>
+        <w:t xml:space="preserve"> </w:t>
+      </w:r>
+      <w:proofErr w:type="spellStart"/>
+      <w:r>
+        <w:rPr>
+          <w:lang w:val="it-IT"/>
+        </w:rPr>
+        <w:t>melodii</w:t>
+      </w:r>
+      <w:proofErr w:type="spellEnd"/>
+      <w:r>
+        <w:rPr>
+          <w:lang w:val="it-IT"/>
+        </w:rPr>
+        <w:t xml:space="preserve"> </w:t>
+      </w:r>
+      <w:proofErr w:type="spellStart"/>
+      <w:r>
+        <w:rPr>
+          <w:lang w:val="it-IT"/>
+        </w:rPr>
+        <w:t>pot</w:t>
+      </w:r>
+      <w:proofErr w:type="spellEnd"/>
+      <w:r>
+        <w:rPr>
+          <w:lang w:val="it-IT"/>
+        </w:rPr>
+        <w:t xml:space="preserve"> </w:t>
+      </w:r>
+      <w:proofErr w:type="spellStart"/>
+      <w:r>
+        <w:rPr>
+          <w:lang w:val="it-IT"/>
+        </w:rPr>
+        <w:t>prezice</w:t>
+      </w:r>
+      <w:proofErr w:type="spellEnd"/>
+      <w:r>
+        <w:rPr>
+          <w:lang w:val="it-IT"/>
+        </w:rPr>
+        <w:t xml:space="preserve"> </w:t>
+      </w:r>
+      <w:proofErr w:type="spellStart"/>
+      <w:r>
+        <w:rPr>
+          <w:lang w:val="it-IT"/>
+        </w:rPr>
+        <w:t>popularitate</w:t>
+      </w:r>
+      <w:proofErr w:type="spellEnd"/>
+      <w:r>
+        <w:rPr>
+          <w:lang w:val="it-IT"/>
+        </w:rPr>
+        <w:t xml:space="preserve"> </w:t>
+      </w:r>
+      <w:proofErr w:type="spellStart"/>
+      <w:r>
+        <w:rPr>
+          <w:lang w:val="it-IT"/>
+        </w:rPr>
+        <w:t>aceteia</w:t>
+      </w:r>
+      <w:proofErr w:type="spellEnd"/>
+      <w:r>
+        <w:rPr>
+          <w:lang w:val="it-IT"/>
+        </w:rPr>
+        <w:t xml:space="preserve">, </w:t>
+      </w:r>
+      <w:proofErr w:type="spellStart"/>
+      <w:r>
+        <w:rPr>
+          <w:lang w:val="it-IT"/>
+        </w:rPr>
+        <w:t>folosind</w:t>
+      </w:r>
+      <w:proofErr w:type="spellEnd"/>
+      <w:r>
+        <w:rPr>
+          <w:lang w:val="it-IT"/>
+        </w:rPr>
+        <w:t xml:space="preserve"> un se de date de </w:t>
+      </w:r>
+      <w:proofErr w:type="spellStart"/>
+      <w:r>
+        <w:rPr>
+          <w:lang w:val="it-IT"/>
+        </w:rPr>
+        <w:t>dimensiuni</w:t>
+      </w:r>
+      <w:proofErr w:type="spellEnd"/>
+      <w:r>
+        <w:rPr>
+          <w:lang w:val="it-IT"/>
+        </w:rPr>
+        <w:t xml:space="preserve"> mari </w:t>
+      </w:r>
+      <w:proofErr w:type="spellStart"/>
+      <w:r>
+        <w:rPr>
+          <w:lang w:val="it-IT"/>
+        </w:rPr>
+        <w:t>provenit</w:t>
+      </w:r>
+      <w:proofErr w:type="spellEnd"/>
+      <w:r>
+        <w:rPr>
+          <w:lang w:val="it-IT"/>
+        </w:rPr>
+        <w:t xml:space="preserve"> de pe </w:t>
+      </w:r>
+      <w:proofErr w:type="spellStart"/>
+      <w:r>
+        <w:rPr>
+          <w:lang w:val="it-IT"/>
+        </w:rPr>
+        <w:t>platforma</w:t>
+      </w:r>
+      <w:proofErr w:type="spellEnd"/>
+      <w:r>
+        <w:rPr>
+          <w:lang w:val="it-IT"/>
+        </w:rPr>
+        <w:t xml:space="preserve"> de streaming Spotify.</w:t>
+      </w:r>
+    </w:p>
+    <w:p>
+      <w:pPr>
+        <w:rPr>
+          <w:lang w:val="it-IT"/>
+        </w:rPr>
+      </w:pPr>
+      <w:r>
+        <w:rPr>
+          <w:lang w:val="it-IT"/>
+        </w:rPr>
+        <w:t xml:space="preserve">2.Implementarea si </w:t>
+      </w:r>
+      <w:proofErr w:type="spellStart"/>
+      <w:r>
+        <w:rPr>
+          <w:lang w:val="it-IT"/>
+        </w:rPr>
+        <w:t>compararea</w:t>
+      </w:r>
+      <w:proofErr w:type="spellEnd"/>
+      <w:r>
+        <w:rPr>
+          <w:lang w:val="it-IT"/>
+        </w:rPr>
+        <w:t xml:space="preserve"> a </w:t>
+      </w:r>
+      <w:proofErr w:type="spellStart"/>
+      <w:r>
+        <w:rPr>
+          <w:lang w:val="it-IT"/>
+        </w:rPr>
+        <w:t>cinci</w:t>
+      </w:r>
+      <w:proofErr w:type="spellEnd"/>
+      <w:r>
+        <w:rPr>
+          <w:lang w:val="it-IT"/>
+        </w:rPr>
+        <w:t xml:space="preserve"> algoritmi de machine learning : </w:t>
+      </w:r>
+      <w:proofErr w:type="spellStart"/>
+      <w:r>
+        <w:rPr>
+          <w:lang w:val="it-IT"/>
+        </w:rPr>
+        <w:t>Logistic</w:t>
+      </w:r>
+      <w:proofErr w:type="spellEnd"/>
+      <w:r>
+        <w:rPr>
+          <w:lang w:val="it-IT"/>
+        </w:rPr>
+        <w:t xml:space="preserve"> </w:t>
+      </w:r>
+      <w:proofErr w:type="spellStart"/>
+      <w:r>
+        <w:rPr>
+          <w:lang w:val="it-IT"/>
+        </w:rPr>
+        <w:t>Regression</w:t>
+      </w:r>
+      <w:proofErr w:type="spellEnd"/>
+      <w:r>
+        <w:rPr>
+          <w:lang w:val="it-IT"/>
+        </w:rPr>
+        <w:t>, Random Forest, K-</w:t>
+      </w:r>
+      <w:proofErr w:type="spellStart"/>
+      <w:r>
+        <w:rPr>
+          <w:lang w:val="it-IT"/>
+        </w:rPr>
+        <w:t>Nearest</w:t>
+      </w:r>
+      <w:proofErr w:type="spellEnd"/>
+      <w:r>
+        <w:rPr>
+          <w:lang w:val="it-IT"/>
+        </w:rPr>
+        <w:t xml:space="preserve"> Neighbors, Support </w:t>
+      </w:r>
+      <w:proofErr w:type="spellStart"/>
+      <w:r>
+        <w:rPr>
+          <w:lang w:val="it-IT"/>
+        </w:rPr>
+        <w:t>Vector</w:t>
+      </w:r>
+      <w:proofErr w:type="spellEnd"/>
+      <w:r>
+        <w:rPr>
+          <w:lang w:val="it-IT"/>
+        </w:rPr>
+        <w:t xml:space="preserve"> Machine si </w:t>
+      </w:r>
+      <w:proofErr w:type="spellStart"/>
+      <w:r>
+        <w:rPr>
+          <w:lang w:val="it-IT"/>
+        </w:rPr>
+        <w:t>XGBoost</w:t>
+      </w:r>
+      <w:proofErr w:type="spellEnd"/>
+      <w:r>
+        <w:rPr>
+          <w:lang w:val="it-IT"/>
+        </w:rPr>
+        <w:t xml:space="preserve">, </w:t>
+      </w:r>
+      <w:proofErr w:type="spellStart"/>
+      <w:r>
+        <w:rPr>
+          <w:lang w:val="it-IT"/>
+        </w:rPr>
+        <w:t>atat</w:t>
+      </w:r>
+      <w:proofErr w:type="spellEnd"/>
+      <w:r>
+        <w:rPr>
+          <w:lang w:val="it-IT"/>
+        </w:rPr>
+        <w:t xml:space="preserve"> in </w:t>
+      </w:r>
+      <w:proofErr w:type="spellStart"/>
+      <w:r>
+        <w:rPr>
+          <w:lang w:val="it-IT"/>
+        </w:rPr>
+        <w:t>abordarea</w:t>
+      </w:r>
+      <w:proofErr w:type="spellEnd"/>
+      <w:r>
+        <w:rPr>
+          <w:lang w:val="it-IT"/>
+        </w:rPr>
+        <w:t xml:space="preserve"> de </w:t>
+      </w:r>
+      <w:proofErr w:type="spellStart"/>
+      <w:r>
+        <w:rPr>
+          <w:lang w:val="it-IT"/>
+        </w:rPr>
+        <w:t>clasificare</w:t>
+      </w:r>
+      <w:proofErr w:type="spellEnd"/>
+      <w:r>
+        <w:rPr>
+          <w:lang w:val="it-IT"/>
+        </w:rPr>
+        <w:t xml:space="preserve">, </w:t>
+      </w:r>
+      <w:proofErr w:type="spellStart"/>
+      <w:r>
+        <w:rPr>
+          <w:lang w:val="it-IT"/>
+        </w:rPr>
+        <w:t>cat</w:t>
+      </w:r>
+      <w:proofErr w:type="spellEnd"/>
+      <w:r>
+        <w:rPr>
+          <w:lang w:val="it-IT"/>
+        </w:rPr>
+        <w:t xml:space="preserve"> si in </w:t>
+      </w:r>
+      <w:proofErr w:type="spellStart"/>
+      <w:r>
+        <w:rPr>
+          <w:lang w:val="it-IT"/>
+        </w:rPr>
+        <w:t>cea</w:t>
+      </w:r>
+      <w:proofErr w:type="spellEnd"/>
+      <w:r>
+        <w:rPr>
+          <w:lang w:val="it-IT"/>
+        </w:rPr>
+        <w:t xml:space="preserve"> de </w:t>
+      </w:r>
+      <w:proofErr w:type="spellStart"/>
+      <w:r>
+        <w:rPr>
+          <w:lang w:val="it-IT"/>
+        </w:rPr>
+        <w:t>regresie</w:t>
+      </w:r>
+      <w:proofErr w:type="spellEnd"/>
+      <w:r>
+        <w:rPr>
+          <w:lang w:val="it-IT"/>
+        </w:rPr>
+        <w:t>.</w:t>
+      </w:r>
+    </w:p>
+    <w:p>
+      <w:pPr>
+        <w:rPr>
+          <w:lang w:val="it-IT"/>
+        </w:rPr>
+      </w:pPr>
+      <w:r>
+        <w:rPr>
+          <w:lang w:val="it-IT"/>
+        </w:rPr>
+        <w:t xml:space="preserve">3.Optimizarea </w:t>
+      </w:r>
+      <w:proofErr w:type="spellStart"/>
+      <w:r>
+        <w:rPr>
+          <w:lang w:val="it-IT"/>
+        </w:rPr>
+        <w:t>hiperparametrilor</w:t>
+      </w:r>
+      <w:proofErr w:type="spellEnd"/>
+      <w:r>
+        <w:rPr>
+          <w:lang w:val="it-IT"/>
+        </w:rPr>
+        <w:t xml:space="preserve"> </w:t>
+      </w:r>
+      <w:proofErr w:type="spellStart"/>
+      <w:r>
+        <w:rPr>
+          <w:lang w:val="it-IT"/>
+        </w:rPr>
+        <w:t>fiecarui</w:t>
+      </w:r>
+      <w:proofErr w:type="spellEnd"/>
+      <w:r>
+        <w:rPr>
+          <w:lang w:val="it-IT"/>
+        </w:rPr>
+        <w:t xml:space="preserve"> model prin </w:t>
+      </w:r>
+      <w:proofErr w:type="spellStart"/>
+      <w:r>
+        <w:rPr>
+          <w:lang w:val="it-IT"/>
+        </w:rPr>
+        <w:t>GridSearchCV</w:t>
+      </w:r>
+      <w:proofErr w:type="spellEnd"/>
+      <w:r>
+        <w:rPr>
+          <w:lang w:val="it-IT"/>
+        </w:rPr>
+        <w:t xml:space="preserve"> si </w:t>
+      </w:r>
+      <w:proofErr w:type="spellStart"/>
+      <w:r>
+        <w:rPr>
+          <w:lang w:val="it-IT"/>
+        </w:rPr>
+        <w:t>RandomizedSearchCV</w:t>
+      </w:r>
+      <w:proofErr w:type="spellEnd"/>
+      <w:r>
+        <w:rPr>
+          <w:lang w:val="it-IT"/>
+        </w:rPr>
+        <w:t xml:space="preserve"> </w:t>
+      </w:r>
+      <w:proofErr w:type="spellStart"/>
+      <w:r>
+        <w:rPr>
+          <w:lang w:val="it-IT"/>
+        </w:rPr>
+        <w:t>pentru</w:t>
+      </w:r>
+      <w:proofErr w:type="spellEnd"/>
+      <w:r>
+        <w:rPr>
+          <w:lang w:val="it-IT"/>
+        </w:rPr>
+        <w:t xml:space="preserve"> </w:t>
+      </w:r>
+      <w:proofErr w:type="spellStart"/>
+      <w:r>
+        <w:rPr>
+          <w:lang w:val="it-IT"/>
+        </w:rPr>
+        <w:t>evaluarea</w:t>
+      </w:r>
+      <w:proofErr w:type="spellEnd"/>
+      <w:r>
+        <w:rPr>
+          <w:lang w:val="it-IT"/>
+        </w:rPr>
+        <w:t xml:space="preserve"> </w:t>
+      </w:r>
+      <w:proofErr w:type="spellStart"/>
+      <w:r>
+        <w:rPr>
+          <w:lang w:val="it-IT"/>
+        </w:rPr>
+        <w:t>cresterii</w:t>
+      </w:r>
+      <w:proofErr w:type="spellEnd"/>
+      <w:r>
+        <w:rPr>
+          <w:lang w:val="it-IT"/>
+        </w:rPr>
+        <w:t xml:space="preserve"> </w:t>
+      </w:r>
+      <w:proofErr w:type="spellStart"/>
+      <w:r>
+        <w:rPr>
+          <w:lang w:val="it-IT"/>
+        </w:rPr>
+        <w:t>performantei</w:t>
+      </w:r>
+      <w:proofErr w:type="spellEnd"/>
+      <w:r>
+        <w:rPr>
+          <w:lang w:val="it-IT"/>
+        </w:rPr>
+        <w:t xml:space="preserve"> fata de </w:t>
+      </w:r>
+      <w:proofErr w:type="spellStart"/>
+      <w:r>
+        <w:rPr>
+          <w:lang w:val="it-IT"/>
+        </w:rPr>
+        <w:t>modelele</w:t>
+      </w:r>
+      <w:proofErr w:type="spellEnd"/>
+      <w:r>
+        <w:rPr>
+          <w:lang w:val="it-IT"/>
+        </w:rPr>
+        <w:t xml:space="preserve"> normale(baseline).</w:t>
+      </w:r>
+    </w:p>
+    <w:p>
+      <w:pPr>
+        <w:rPr>
+          <w:lang w:val="it-IT"/>
+        </w:rPr>
+      </w:pPr>
+      <w:r>
+        <w:rPr>
+          <w:lang w:val="it-IT"/>
+        </w:rPr>
+        <w:t xml:space="preserve">4.Analiza comparativa a </w:t>
+      </w:r>
+      <w:proofErr w:type="spellStart"/>
+      <w:r>
+        <w:rPr>
+          <w:lang w:val="it-IT"/>
+        </w:rPr>
+        <w:t>celor</w:t>
+      </w:r>
+      <w:proofErr w:type="spellEnd"/>
+      <w:r>
+        <w:rPr>
+          <w:lang w:val="it-IT"/>
+        </w:rPr>
+        <w:t xml:space="preserve"> </w:t>
+      </w:r>
+      <w:proofErr w:type="spellStart"/>
+      <w:r>
+        <w:rPr>
+          <w:lang w:val="it-IT"/>
+        </w:rPr>
+        <w:t>doua</w:t>
+      </w:r>
+      <w:proofErr w:type="spellEnd"/>
+      <w:r>
+        <w:rPr>
+          <w:lang w:val="it-IT"/>
+        </w:rPr>
+        <w:t xml:space="preserve"> </w:t>
+      </w:r>
+      <w:proofErr w:type="spellStart"/>
+      <w:r>
+        <w:rPr>
+          <w:lang w:val="it-IT"/>
+        </w:rPr>
+        <w:t>abordari</w:t>
+      </w:r>
+      <w:proofErr w:type="spellEnd"/>
+      <w:r>
+        <w:rPr>
+          <w:lang w:val="it-IT"/>
+        </w:rPr>
+        <w:t>(</w:t>
+      </w:r>
+      <w:proofErr w:type="spellStart"/>
+      <w:r>
+        <w:rPr>
+          <w:lang w:val="it-IT"/>
+        </w:rPr>
+        <w:t>clasificare</w:t>
+      </w:r>
+      <w:proofErr w:type="spellEnd"/>
+      <w:r>
+        <w:rPr>
+          <w:lang w:val="it-IT"/>
+        </w:rPr>
+        <w:t xml:space="preserve"> si </w:t>
+      </w:r>
+      <w:proofErr w:type="spellStart"/>
+      <w:r>
+        <w:rPr>
+          <w:lang w:val="it-IT"/>
+        </w:rPr>
+        <w:t>regresie</w:t>
+      </w:r>
+      <w:proofErr w:type="spellEnd"/>
+      <w:r>
+        <w:rPr>
+          <w:lang w:val="it-IT"/>
+        </w:rPr>
+        <w:t xml:space="preserve">) </w:t>
+      </w:r>
+      <w:proofErr w:type="spellStart"/>
+      <w:r>
+        <w:rPr>
+          <w:lang w:val="it-IT"/>
+        </w:rPr>
+        <w:t>pentru</w:t>
+      </w:r>
+      <w:proofErr w:type="spellEnd"/>
+      <w:r>
+        <w:rPr>
+          <w:lang w:val="it-IT"/>
+        </w:rPr>
+        <w:t xml:space="preserve"> a determina care formulare a </w:t>
+      </w:r>
+      <w:proofErr w:type="spellStart"/>
+      <w:r>
+        <w:rPr>
+          <w:lang w:val="it-IT"/>
+        </w:rPr>
+        <w:t>problemei</w:t>
+      </w:r>
+      <w:proofErr w:type="spellEnd"/>
+      <w:r>
+        <w:rPr>
+          <w:lang w:val="it-IT"/>
+        </w:rPr>
+        <w:t xml:space="preserve"> este mai </w:t>
+      </w:r>
+      <w:proofErr w:type="spellStart"/>
+      <w:r>
+        <w:rPr>
+          <w:lang w:val="it-IT"/>
+        </w:rPr>
+        <w:t>adecvata</w:t>
+      </w:r>
+      <w:proofErr w:type="spellEnd"/>
+      <w:r>
+        <w:rPr>
+          <w:lang w:val="it-IT"/>
+        </w:rPr>
+        <w:t xml:space="preserve"> </w:t>
+      </w:r>
+      <w:proofErr w:type="spellStart"/>
+      <w:r>
+        <w:rPr>
+          <w:lang w:val="it-IT"/>
+        </w:rPr>
+        <w:t>tipului</w:t>
+      </w:r>
+      <w:proofErr w:type="spellEnd"/>
+      <w:r>
+        <w:rPr>
+          <w:lang w:val="it-IT"/>
+        </w:rPr>
+        <w:t xml:space="preserve"> de date </w:t>
+      </w:r>
+      <w:proofErr w:type="spellStart"/>
+      <w:r>
+        <w:rPr>
+          <w:lang w:val="it-IT"/>
+        </w:rPr>
+        <w:t>disponibil</w:t>
+      </w:r>
+      <w:proofErr w:type="spellEnd"/>
+      <w:r>
+        <w:rPr>
+          <w:lang w:val="it-IT"/>
+        </w:rPr>
+        <w:t>.</w:t>
+      </w:r>
+    </w:p>
+    <w:p>
+      <w:pPr>
+        <w:rPr>
+          <w:lang w:val="it-IT"/>
+        </w:rPr>
+      </w:pPr>
+      <w:r>
+        <w:rPr>
+          <w:lang w:val="it-IT"/>
+        </w:rPr>
+        <w:t xml:space="preserve">5.Identificarea </w:t>
+      </w:r>
+      <w:proofErr w:type="spellStart"/>
+      <w:r>
+        <w:rPr>
+          <w:lang w:val="it-IT"/>
+        </w:rPr>
+        <w:t>caracteristicilor</w:t>
+      </w:r>
+      <w:proofErr w:type="spellEnd"/>
+      <w:r>
+        <w:rPr>
+          <w:lang w:val="it-IT"/>
+        </w:rPr>
+        <w:t xml:space="preserve"> audio cu cel mai mare impact </w:t>
+      </w:r>
+      <w:proofErr w:type="spellStart"/>
+      <w:r>
+        <w:rPr>
+          <w:lang w:val="it-IT"/>
+        </w:rPr>
+        <w:t>predictiv</w:t>
+      </w:r>
+      <w:proofErr w:type="spellEnd"/>
+      <w:r>
+        <w:rPr>
+          <w:lang w:val="it-IT"/>
+        </w:rPr>
+        <w:t xml:space="preserve"> </w:t>
+      </w:r>
+      <w:proofErr w:type="spellStart"/>
+      <w:r>
+        <w:rPr>
+          <w:lang w:val="it-IT"/>
+        </w:rPr>
+        <w:t>asupra</w:t>
+      </w:r>
+      <w:proofErr w:type="spellEnd"/>
+      <w:r>
+        <w:rPr>
+          <w:lang w:val="it-IT"/>
+        </w:rPr>
+        <w:t xml:space="preserve"> </w:t>
+      </w:r>
+      <w:proofErr w:type="spellStart"/>
+      <w:r>
+        <w:rPr>
+          <w:lang w:val="it-IT"/>
+        </w:rPr>
+        <w:t>popularitatii</w:t>
+      </w:r>
+      <w:proofErr w:type="spellEnd"/>
+      <w:r>
+        <w:rPr>
+          <w:lang w:val="it-IT"/>
+        </w:rPr>
+        <w:t xml:space="preserve"> </w:t>
+      </w:r>
+      <w:proofErr w:type="spellStart"/>
+      <w:r>
+        <w:rPr>
+          <w:lang w:val="it-IT"/>
+        </w:rPr>
+        <w:t>unei</w:t>
+      </w:r>
+      <w:proofErr w:type="spellEnd"/>
+      <w:r>
+        <w:rPr>
+          <w:lang w:val="it-IT"/>
+        </w:rPr>
+        <w:t xml:space="preserve"> </w:t>
+      </w:r>
+      <w:proofErr w:type="spellStart"/>
+      <w:r>
+        <w:rPr>
+          <w:lang w:val="it-IT"/>
+        </w:rPr>
+        <w:t>melodii</w:t>
+      </w:r>
+      <w:proofErr w:type="spellEnd"/>
+      <w:r>
+        <w:rPr>
+          <w:lang w:val="it-IT"/>
+        </w:rPr>
+        <w:t>.</w:t>
+      </w:r>
+    </w:p>
+    <w:p>
+      <w:pPr>
+        <w:rPr>
+          <w:lang w:val="it-IT"/>
+        </w:rPr>
+      </w:pPr>
+      <w:proofErr w:type="spellStart"/>
+      <w:r>
+        <w:rPr>
+          <w:lang w:val="it-IT"/>
+        </w:rPr>
+        <w:t>Structura</w:t>
+      </w:r>
+      <w:proofErr w:type="spellEnd"/>
+      <w:r>
+        <w:rPr>
+          <w:lang w:val="it-IT"/>
+        </w:rPr>
+        <w:t xml:space="preserve"> </w:t>
+      </w:r>
+      <w:proofErr w:type="spellStart"/>
+      <w:r>
+        <w:rPr>
+          <w:lang w:val="it-IT"/>
+        </w:rPr>
+        <w:t>lucrarii</w:t>
+      </w:r>
+      <w:proofErr w:type="spellEnd"/>
+    </w:p>
+    <w:p>
+      <w:pPr>
+        <w:rPr>
+          <w:lang w:val="it-IT"/>
+        </w:rPr>
+      </w:pPr>
+      <w:proofErr w:type="spellStart"/>
+      <w:r>
+        <w:rPr>
+          <w:lang w:val="it-IT"/>
+        </w:rPr>
+        <w:t>Lucrarea</w:t>
+      </w:r>
+      <w:proofErr w:type="spellEnd"/>
+      <w:r>
+        <w:rPr>
+          <w:lang w:val="it-IT"/>
+        </w:rPr>
+        <w:t xml:space="preserve"> este </w:t>
+      </w:r>
+      <w:proofErr w:type="spellStart"/>
+      <w:r>
+        <w:rPr>
+          <w:lang w:val="it-IT"/>
+        </w:rPr>
+        <w:t>organizata</w:t>
+      </w:r>
+      <w:proofErr w:type="spellEnd"/>
+      <w:r>
+        <w:rPr>
+          <w:lang w:val="it-IT"/>
+        </w:rPr>
+        <w:t xml:space="preserve"> in </w:t>
+      </w:r>
+      <w:proofErr w:type="spellStart"/>
+      <w:r>
+        <w:rPr>
+          <w:lang w:val="it-IT"/>
+        </w:rPr>
+        <w:t>doua</w:t>
+      </w:r>
+      <w:proofErr w:type="spellEnd"/>
+      <w:r>
+        <w:rPr>
+          <w:lang w:val="it-IT"/>
+        </w:rPr>
+        <w:t xml:space="preserve"> parti principale, </w:t>
+      </w:r>
+      <w:proofErr w:type="spellStart"/>
+      <w:r>
+        <w:rPr>
+          <w:lang w:val="it-IT"/>
+        </w:rPr>
+        <w:t>precedate</w:t>
+      </w:r>
+      <w:proofErr w:type="spellEnd"/>
+      <w:r>
+        <w:rPr>
+          <w:lang w:val="it-IT"/>
+        </w:rPr>
+        <w:t xml:space="preserve"> de o </w:t>
+      </w:r>
+      <w:proofErr w:type="spellStart"/>
+      <w:r>
+        <w:rPr>
+          <w:lang w:val="it-IT"/>
+        </w:rPr>
+        <w:t>introducere</w:t>
+      </w:r>
+      <w:proofErr w:type="spellEnd"/>
+      <w:r>
+        <w:rPr>
+          <w:lang w:val="it-IT"/>
+        </w:rPr>
+        <w:t xml:space="preserve"> si </w:t>
+      </w:r>
+      <w:proofErr w:type="spellStart"/>
+      <w:r>
+        <w:rPr>
+          <w:lang w:val="it-IT"/>
+        </w:rPr>
+        <w:t>urmate</w:t>
+      </w:r>
+      <w:proofErr w:type="spellEnd"/>
+      <w:r>
+        <w:rPr>
+          <w:lang w:val="it-IT"/>
+        </w:rPr>
+        <w:t xml:space="preserve"> de </w:t>
+      </w:r>
+      <w:proofErr w:type="spellStart"/>
+      <w:r>
+        <w:rPr>
+          <w:lang w:val="it-IT"/>
+        </w:rPr>
+        <w:t>concluzii</w:t>
+      </w:r>
+      <w:proofErr w:type="spellEnd"/>
+      <w:r>
+        <w:rPr>
+          <w:lang w:val="it-IT"/>
+        </w:rPr>
+        <w:t>.</w:t>
+      </w:r>
+    </w:p>
+    <w:p>
+      <w:pPr>
+        <w:rPr>
+          <w:lang w:val="it-IT"/>
+        </w:rPr>
+      </w:pPr>
+      <w:r>
+        <w:rPr>
+          <w:lang w:val="it-IT"/>
+        </w:rPr>
+        <w:t xml:space="preserve">Partea I </w:t>
+      </w:r>
+      <w:r>
+        <w:rPr>
+          <w:lang w:val="it-IT"/>
+        </w:rPr>
+        <w:t>care</w:t>
+      </w:r>
+      <w:r>
+        <w:rPr>
+          <w:lang w:val="it-IT"/>
+        </w:rPr>
+        <w:t xml:space="preserve"> </w:t>
+      </w:r>
+      <w:proofErr w:type="spellStart"/>
+      <w:r>
+        <w:rPr>
+          <w:lang w:val="it-IT"/>
+        </w:rPr>
+        <w:t>reprezinta</w:t>
+      </w:r>
+      <w:proofErr w:type="spellEnd"/>
+      <w:r>
+        <w:rPr>
+          <w:lang w:val="it-IT"/>
+        </w:rPr>
+        <w:t xml:space="preserve"> </w:t>
+      </w:r>
+      <w:proofErr w:type="spellStart"/>
+      <w:r>
+        <w:rPr>
+          <w:lang w:val="it-IT"/>
+        </w:rPr>
+        <w:t>st</w:t>
+      </w:r>
+      <w:r>
+        <w:rPr>
+          <w:lang w:val="it-IT"/>
+        </w:rPr>
+        <w:t>a</w:t>
+      </w:r>
+      <w:r>
+        <w:rPr>
+          <w:lang w:val="it-IT"/>
+        </w:rPr>
+        <w:t>diul</w:t>
+      </w:r>
+      <w:proofErr w:type="spellEnd"/>
+      <w:r>
+        <w:rPr>
+          <w:lang w:val="it-IT"/>
+        </w:rPr>
+        <w:t xml:space="preserve"> </w:t>
+      </w:r>
+      <w:proofErr w:type="spellStart"/>
+      <w:r>
+        <w:rPr>
+          <w:lang w:val="it-IT"/>
+        </w:rPr>
+        <w:t>cunoasterii</w:t>
+      </w:r>
+      <w:proofErr w:type="spellEnd"/>
+      <w:r>
+        <w:rPr>
+          <w:lang w:val="it-IT"/>
+        </w:rPr>
+        <w:t xml:space="preserve"> </w:t>
+      </w:r>
+      <w:r>
+        <w:rPr>
+          <w:lang w:val="it-IT"/>
+        </w:rPr>
+        <w:t xml:space="preserve">si </w:t>
+      </w:r>
+      <w:proofErr w:type="spellStart"/>
+      <w:r>
+        <w:rPr>
+          <w:lang w:val="it-IT"/>
+        </w:rPr>
+        <w:t>prezinta</w:t>
+      </w:r>
+      <w:proofErr w:type="spellEnd"/>
+      <w:r>
+        <w:rPr>
+          <w:lang w:val="it-IT"/>
+        </w:rPr>
+        <w:t xml:space="preserve"> </w:t>
+      </w:r>
+      <w:proofErr w:type="spellStart"/>
+      <w:r>
+        <w:rPr>
+          <w:lang w:val="it-IT"/>
+        </w:rPr>
+        <w:t>conceptele</w:t>
+      </w:r>
+      <w:proofErr w:type="spellEnd"/>
+      <w:r>
+        <w:rPr>
+          <w:lang w:val="it-IT"/>
+        </w:rPr>
+        <w:t xml:space="preserve"> de </w:t>
+      </w:r>
+      <w:proofErr w:type="spellStart"/>
+      <w:r>
+        <w:rPr>
+          <w:lang w:val="it-IT"/>
+        </w:rPr>
+        <w:t>baza</w:t>
+      </w:r>
+      <w:proofErr w:type="spellEnd"/>
+      <w:r>
+        <w:rPr>
+          <w:lang w:val="it-IT"/>
+        </w:rPr>
+        <w:t xml:space="preserve"> </w:t>
+      </w:r>
+      <w:proofErr w:type="spellStart"/>
+      <w:r>
+        <w:rPr>
+          <w:lang w:val="it-IT"/>
+        </w:rPr>
+        <w:t>din</w:t>
+      </w:r>
+      <w:proofErr w:type="spellEnd"/>
+      <w:r>
+        <w:rPr>
+          <w:lang w:val="it-IT"/>
+        </w:rPr>
+        <w:t xml:space="preserve"> machine learning, </w:t>
+      </w:r>
+      <w:proofErr w:type="spellStart"/>
+      <w:r>
+        <w:rPr>
+          <w:lang w:val="it-IT"/>
+        </w:rPr>
+        <w:t>necesare</w:t>
+      </w:r>
+      <w:proofErr w:type="spellEnd"/>
+      <w:r>
+        <w:rPr>
+          <w:lang w:val="it-IT"/>
+        </w:rPr>
+        <w:t xml:space="preserve"> </w:t>
+      </w:r>
+      <w:proofErr w:type="spellStart"/>
+      <w:r>
+        <w:rPr>
+          <w:lang w:val="it-IT"/>
+        </w:rPr>
+        <w:t>intelegerii</w:t>
+      </w:r>
+      <w:proofErr w:type="spellEnd"/>
+      <w:r>
+        <w:rPr>
+          <w:lang w:val="it-IT"/>
+        </w:rPr>
+        <w:t xml:space="preserve"> </w:t>
+      </w:r>
+      <w:proofErr w:type="spellStart"/>
+      <w:r>
+        <w:rPr>
+          <w:lang w:val="it-IT"/>
+        </w:rPr>
+        <w:t>abordari</w:t>
+      </w:r>
+      <w:r>
+        <w:rPr>
+          <w:lang w:val="it-IT"/>
+        </w:rPr>
+        <w:t>lor</w:t>
+      </w:r>
+      <w:proofErr w:type="spellEnd"/>
+      <w:r>
+        <w:rPr>
+          <w:lang w:val="it-IT"/>
+        </w:rPr>
+        <w:t xml:space="preserve"> </w:t>
+      </w:r>
+      <w:proofErr w:type="spellStart"/>
+      <w:r>
+        <w:rPr>
+          <w:lang w:val="it-IT"/>
+        </w:rPr>
+        <w:t>adoptate</w:t>
+      </w:r>
+      <w:proofErr w:type="spellEnd"/>
+      <w:r>
+        <w:rPr>
+          <w:lang w:val="it-IT"/>
+        </w:rPr>
+        <w:t xml:space="preserve">, cu </w:t>
+      </w:r>
+      <w:proofErr w:type="spellStart"/>
+      <w:r>
+        <w:rPr>
+          <w:lang w:val="it-IT"/>
+        </w:rPr>
+        <w:t>accent</w:t>
+      </w:r>
+      <w:proofErr w:type="spellEnd"/>
+      <w:r>
+        <w:rPr>
+          <w:lang w:val="it-IT"/>
+        </w:rPr>
+        <w:t xml:space="preserve"> pe </w:t>
+      </w:r>
+      <w:proofErr w:type="spellStart"/>
+      <w:r>
+        <w:rPr>
+          <w:lang w:val="it-IT"/>
+        </w:rPr>
+        <w:t>diferentele</w:t>
+      </w:r>
+      <w:proofErr w:type="spellEnd"/>
+      <w:r>
+        <w:rPr>
+          <w:lang w:val="it-IT"/>
+        </w:rPr>
+        <w:t xml:space="preserve"> </w:t>
+      </w:r>
+      <w:proofErr w:type="spellStart"/>
+      <w:r>
+        <w:rPr>
+          <w:lang w:val="it-IT"/>
+        </w:rPr>
+        <w:t>dintre</w:t>
+      </w:r>
+      <w:proofErr w:type="spellEnd"/>
+      <w:r>
+        <w:rPr>
+          <w:lang w:val="it-IT"/>
+        </w:rPr>
+        <w:t xml:space="preserve"> </w:t>
+      </w:r>
+      <w:proofErr w:type="spellStart"/>
+      <w:r>
+        <w:rPr>
+          <w:lang w:val="it-IT"/>
+        </w:rPr>
+        <w:t>clasificare</w:t>
+      </w:r>
+      <w:proofErr w:type="spellEnd"/>
+      <w:r>
+        <w:rPr>
+          <w:lang w:val="it-IT"/>
+        </w:rPr>
+        <w:t xml:space="preserve"> si </w:t>
+      </w:r>
+      <w:proofErr w:type="spellStart"/>
+      <w:r>
+        <w:rPr>
+          <w:lang w:val="it-IT"/>
+        </w:rPr>
+        <w:t>regresie</w:t>
+      </w:r>
+      <w:proofErr w:type="spellEnd"/>
+      <w:r>
+        <w:rPr>
+          <w:lang w:val="it-IT"/>
+        </w:rPr>
+        <w:t xml:space="preserve">, </w:t>
+      </w:r>
+      <w:proofErr w:type="spellStart"/>
+      <w:r>
+        <w:rPr>
+          <w:lang w:val="it-IT"/>
+        </w:rPr>
+        <w:t>precum</w:t>
+      </w:r>
+      <w:proofErr w:type="spellEnd"/>
+      <w:r>
+        <w:rPr>
+          <w:lang w:val="it-IT"/>
+        </w:rPr>
+        <w:t xml:space="preserve"> si </w:t>
+      </w:r>
+      <w:proofErr w:type="spellStart"/>
+      <w:r>
+        <w:rPr>
+          <w:lang w:val="it-IT"/>
+        </w:rPr>
+        <w:t>descrierea</w:t>
+      </w:r>
+      <w:proofErr w:type="spellEnd"/>
+      <w:r>
+        <w:rPr>
+          <w:lang w:val="it-IT"/>
+        </w:rPr>
+        <w:t xml:space="preserve"> </w:t>
+      </w:r>
+      <w:r>
+        <w:rPr>
+          <w:lang w:val="it-IT"/>
+        </w:rPr>
+        <w:t xml:space="preserve">in </w:t>
+      </w:r>
+      <w:proofErr w:type="spellStart"/>
+      <w:r>
+        <w:rPr>
+          <w:lang w:val="it-IT"/>
+        </w:rPr>
+        <w:t>detaliu</w:t>
+      </w:r>
+      <w:proofErr w:type="spellEnd"/>
+      <w:r>
+        <w:rPr>
+          <w:lang w:val="it-IT"/>
+        </w:rPr>
+        <w:t xml:space="preserve"> a </w:t>
+      </w:r>
+      <w:proofErr w:type="spellStart"/>
+      <w:r>
+        <w:rPr>
+          <w:lang w:val="it-IT"/>
+        </w:rPr>
+        <w:t>celor</w:t>
+      </w:r>
+      <w:proofErr w:type="spellEnd"/>
+      <w:r>
+        <w:rPr>
+          <w:lang w:val="it-IT"/>
+        </w:rPr>
+        <w:t xml:space="preserve"> </w:t>
+      </w:r>
+      <w:proofErr w:type="spellStart"/>
+      <w:r>
+        <w:rPr>
+          <w:lang w:val="it-IT"/>
+        </w:rPr>
+        <w:t>cinci</w:t>
+      </w:r>
+      <w:proofErr w:type="spellEnd"/>
+      <w:r>
+        <w:rPr>
+          <w:lang w:val="it-IT"/>
+        </w:rPr>
+        <w:t xml:space="preserve"> </w:t>
+      </w:r>
+      <w:proofErr w:type="spellStart"/>
+      <w:r>
+        <w:rPr>
+          <w:lang w:val="it-IT"/>
+        </w:rPr>
+        <w:t>algoritmilor</w:t>
+      </w:r>
+      <w:proofErr w:type="spellEnd"/>
+      <w:r>
+        <w:rPr>
+          <w:lang w:val="it-IT"/>
+        </w:rPr>
+        <w:t xml:space="preserve"> </w:t>
+      </w:r>
+      <w:proofErr w:type="spellStart"/>
+      <w:r>
+        <w:rPr>
+          <w:lang w:val="it-IT"/>
+        </w:rPr>
+        <w:t>utilizati</w:t>
+      </w:r>
+      <w:r>
+        <w:rPr>
+          <w:lang w:val="it-IT"/>
+        </w:rPr>
+        <w:t>.De</w:t>
+      </w:r>
+      <w:proofErr w:type="spellEnd"/>
+      <w:r>
+        <w:rPr>
+          <w:lang w:val="it-IT"/>
+        </w:rPr>
+        <w:t xml:space="preserve"> </w:t>
+      </w:r>
+      <w:proofErr w:type="spellStart"/>
+      <w:r>
+        <w:rPr>
+          <w:lang w:val="it-IT"/>
+        </w:rPr>
+        <w:t>asemenea</w:t>
+      </w:r>
+      <w:proofErr w:type="spellEnd"/>
+      <w:r>
+        <w:rPr>
+          <w:lang w:val="it-IT"/>
+        </w:rPr>
+        <w:t xml:space="preserve">, </w:t>
+      </w:r>
+      <w:proofErr w:type="spellStart"/>
+      <w:r>
+        <w:rPr>
+          <w:lang w:val="it-IT"/>
+        </w:rPr>
+        <w:t>sunt</w:t>
+      </w:r>
+      <w:proofErr w:type="spellEnd"/>
+      <w:r>
+        <w:rPr>
+          <w:lang w:val="it-IT"/>
+        </w:rPr>
+        <w:t xml:space="preserve"> </w:t>
+      </w:r>
+      <w:proofErr w:type="spellStart"/>
+      <w:r>
+        <w:rPr>
+          <w:lang w:val="it-IT"/>
+        </w:rPr>
+        <w:t>explicate</w:t>
+      </w:r>
+      <w:proofErr w:type="spellEnd"/>
+      <w:r>
+        <w:rPr>
+          <w:lang w:val="it-IT"/>
+        </w:rPr>
+        <w:t xml:space="preserve"> </w:t>
+      </w:r>
+      <w:proofErr w:type="spellStart"/>
+      <w:r>
+        <w:rPr>
+          <w:lang w:val="it-IT"/>
+        </w:rPr>
+        <w:t>met</w:t>
+      </w:r>
+      <w:r>
+        <w:rPr>
+          <w:lang w:val="it-IT"/>
+        </w:rPr>
+        <w:t>odele</w:t>
+      </w:r>
+      <w:proofErr w:type="spellEnd"/>
+      <w:r>
+        <w:rPr>
+          <w:lang w:val="it-IT"/>
+        </w:rPr>
+        <w:t xml:space="preserve"> de </w:t>
+      </w:r>
+      <w:proofErr w:type="spellStart"/>
+      <w:r>
+        <w:rPr>
+          <w:lang w:val="it-IT"/>
+        </w:rPr>
+        <w:t>evaluare</w:t>
+      </w:r>
+      <w:proofErr w:type="spellEnd"/>
+      <w:r>
+        <w:rPr>
+          <w:lang w:val="it-IT"/>
+        </w:rPr>
+        <w:t xml:space="preserve">, </w:t>
+      </w:r>
+      <w:proofErr w:type="spellStart"/>
+      <w:r>
+        <w:rPr>
+          <w:lang w:val="it-IT"/>
+        </w:rPr>
+        <w:t>metricile</w:t>
+      </w:r>
+      <w:proofErr w:type="spellEnd"/>
+      <w:r>
+        <w:rPr>
+          <w:lang w:val="it-IT"/>
+        </w:rPr>
+        <w:t xml:space="preserve"> </w:t>
+      </w:r>
+      <w:proofErr w:type="spellStart"/>
+      <w:r>
+        <w:rPr>
+          <w:lang w:val="it-IT"/>
+        </w:rPr>
+        <w:t>specifice</w:t>
+      </w:r>
+      <w:proofErr w:type="spellEnd"/>
+      <w:r>
+        <w:rPr>
+          <w:lang w:val="it-IT"/>
+        </w:rPr>
+        <w:t xml:space="preserve"> </w:t>
+      </w:r>
+      <w:proofErr w:type="spellStart"/>
+      <w:r>
+        <w:rPr>
+          <w:lang w:val="it-IT"/>
+        </w:rPr>
+        <w:t>clasificarii</w:t>
+      </w:r>
+      <w:proofErr w:type="spellEnd"/>
+      <w:r>
+        <w:rPr>
+          <w:lang w:val="it-IT"/>
+        </w:rPr>
+        <w:t>(</w:t>
+      </w:r>
+      <w:proofErr w:type="spellStart"/>
+      <w:r>
+        <w:rPr>
+          <w:lang w:val="it-IT"/>
+        </w:rPr>
+        <w:t>Accuracy</w:t>
+      </w:r>
+      <w:proofErr w:type="spellEnd"/>
+      <w:r>
+        <w:rPr>
+          <w:lang w:val="it-IT"/>
+        </w:rPr>
+        <w:t xml:space="preserve">, Recall, F1-score, AUC, MCC) si </w:t>
+      </w:r>
+      <w:proofErr w:type="spellStart"/>
+      <w:r>
+        <w:rPr>
+          <w:lang w:val="it-IT"/>
+        </w:rPr>
+        <w:t>cele</w:t>
+      </w:r>
+      <w:proofErr w:type="spellEnd"/>
+      <w:r>
+        <w:rPr>
+          <w:lang w:val="it-IT"/>
+        </w:rPr>
+        <w:t xml:space="preserve"> </w:t>
+      </w:r>
+      <w:proofErr w:type="spellStart"/>
+      <w:r>
+        <w:rPr>
+          <w:lang w:val="it-IT"/>
+        </w:rPr>
+        <w:t>ale</w:t>
+      </w:r>
+      <w:proofErr w:type="spellEnd"/>
+      <w:r>
+        <w:rPr>
+          <w:lang w:val="it-IT"/>
+        </w:rPr>
+        <w:t xml:space="preserve"> </w:t>
+      </w:r>
+      <w:proofErr w:type="spellStart"/>
+      <w:r>
+        <w:rPr>
+          <w:lang w:val="it-IT"/>
+        </w:rPr>
+        <w:t>regresiei</w:t>
+      </w:r>
+      <w:proofErr w:type="spellEnd"/>
+      <w:r>
+        <w:rPr>
+          <w:lang w:val="it-IT"/>
+        </w:rPr>
+        <w:t xml:space="preserve">(MAE, RMSE, R^2) </w:t>
+      </w:r>
+      <w:proofErr w:type="spellStart"/>
+      <w:r>
+        <w:rPr>
+          <w:lang w:val="it-IT"/>
+        </w:rPr>
+        <w:t>impreuna</w:t>
+      </w:r>
+      <w:proofErr w:type="spellEnd"/>
+      <w:r>
+        <w:rPr>
+          <w:lang w:val="it-IT"/>
+        </w:rPr>
+        <w:t xml:space="preserve"> cu </w:t>
+      </w:r>
+      <w:proofErr w:type="spellStart"/>
+      <w:r>
+        <w:rPr>
+          <w:lang w:val="it-IT"/>
+        </w:rPr>
+        <w:t>tehnici</w:t>
+      </w:r>
+      <w:proofErr w:type="spellEnd"/>
+      <w:r>
+        <w:rPr>
+          <w:lang w:val="it-IT"/>
+        </w:rPr>
+        <w:t xml:space="preserve"> </w:t>
+      </w:r>
+      <w:proofErr w:type="spellStart"/>
+      <w:r>
+        <w:rPr>
+          <w:lang w:val="it-IT"/>
+        </w:rPr>
+        <w:t>precum</w:t>
+      </w:r>
+      <w:proofErr w:type="spellEnd"/>
+      <w:r>
+        <w:rPr>
+          <w:lang w:val="it-IT"/>
+        </w:rPr>
+        <w:t xml:space="preserve"> </w:t>
+      </w:r>
+      <w:proofErr w:type="spellStart"/>
+      <w:r>
+        <w:rPr>
+          <w:lang w:val="it-IT"/>
+        </w:rPr>
+        <w:t>validarea</w:t>
+      </w:r>
+      <w:proofErr w:type="spellEnd"/>
+      <w:r>
+        <w:rPr>
+          <w:lang w:val="it-IT"/>
+        </w:rPr>
+        <w:t xml:space="preserve"> </w:t>
+      </w:r>
+      <w:proofErr w:type="spellStart"/>
+      <w:r>
+        <w:rPr>
+          <w:lang w:val="it-IT"/>
+        </w:rPr>
+        <w:t>incrucisata</w:t>
+      </w:r>
+      <w:proofErr w:type="spellEnd"/>
+      <w:r>
+        <w:rPr>
+          <w:lang w:val="it-IT"/>
+        </w:rPr>
+        <w:t xml:space="preserve">, </w:t>
+      </w:r>
+      <w:proofErr w:type="spellStart"/>
+      <w:r>
+        <w:rPr>
+          <w:lang w:val="it-IT"/>
+        </w:rPr>
+        <w:t>optimizarea</w:t>
+      </w:r>
+      <w:proofErr w:type="spellEnd"/>
+      <w:r>
+        <w:rPr>
+          <w:lang w:val="it-IT"/>
+        </w:rPr>
+        <w:t xml:space="preserve"> </w:t>
+      </w:r>
+      <w:proofErr w:type="spellStart"/>
+      <w:r>
+        <w:rPr>
+          <w:lang w:val="it-IT"/>
+        </w:rPr>
+        <w:t>hiperparametrilor</w:t>
+      </w:r>
+      <w:proofErr w:type="spellEnd"/>
+      <w:r>
+        <w:rPr>
+          <w:lang w:val="it-IT"/>
+        </w:rPr>
+        <w:t>.</w:t>
+      </w:r>
+    </w:p>
+    <w:p>
+      <w:pPr>
+        <w:rPr>
+          <w:lang w:val="it-IT"/>
+        </w:rPr>
+      </w:pPr>
+      <w:r>
+        <w:rPr>
+          <w:lang w:val="it-IT"/>
+        </w:rPr>
+        <w:t xml:space="preserve">Partea a II-a </w:t>
+      </w:r>
+      <w:r>
+        <w:rPr>
+          <w:lang w:val="it-IT"/>
+        </w:rPr>
+        <w:t xml:space="preserve">care </w:t>
+      </w:r>
+      <w:proofErr w:type="spellStart"/>
+      <w:r>
+        <w:rPr>
+          <w:lang w:val="it-IT"/>
+        </w:rPr>
+        <w:t>contine</w:t>
+      </w:r>
+      <w:proofErr w:type="spellEnd"/>
+      <w:r>
+        <w:rPr>
+          <w:lang w:val="it-IT"/>
+        </w:rPr>
+        <w:t xml:space="preserve"> </w:t>
+      </w:r>
+      <w:proofErr w:type="spellStart"/>
+      <w:r>
+        <w:rPr>
+          <w:lang w:val="it-IT"/>
+        </w:rPr>
+        <w:t>implementarea</w:t>
+      </w:r>
+      <w:proofErr w:type="spellEnd"/>
+      <w:r>
+        <w:rPr>
+          <w:lang w:val="it-IT"/>
+        </w:rPr>
+        <w:t xml:space="preserve"> completa in Python a </w:t>
+      </w:r>
+      <w:proofErr w:type="spellStart"/>
+      <w:r>
+        <w:rPr>
+          <w:lang w:val="it-IT"/>
+        </w:rPr>
+        <w:t>celor</w:t>
+      </w:r>
+      <w:proofErr w:type="spellEnd"/>
+      <w:r>
+        <w:rPr>
+          <w:lang w:val="it-IT"/>
+        </w:rPr>
+        <w:t xml:space="preserve"> </w:t>
+      </w:r>
+      <w:proofErr w:type="spellStart"/>
+      <w:r>
+        <w:rPr>
+          <w:lang w:val="it-IT"/>
+        </w:rPr>
+        <w:t>doua</w:t>
+      </w:r>
+      <w:proofErr w:type="spellEnd"/>
+      <w:r>
+        <w:rPr>
+          <w:lang w:val="it-IT"/>
+        </w:rPr>
+        <w:t xml:space="preserve"> </w:t>
+      </w:r>
+      <w:proofErr w:type="spellStart"/>
+      <w:r>
+        <w:rPr>
+          <w:lang w:val="it-IT"/>
+        </w:rPr>
+        <w:t>abordari</w:t>
+      </w:r>
+      <w:proofErr w:type="spellEnd"/>
+      <w:r>
+        <w:rPr>
+          <w:lang w:val="it-IT"/>
+        </w:rPr>
+        <w:t xml:space="preserve">. </w:t>
+      </w:r>
+      <w:proofErr w:type="spellStart"/>
+      <w:r>
+        <w:rPr>
+          <w:lang w:val="it-IT"/>
+        </w:rPr>
+        <w:t>Pentru</w:t>
+      </w:r>
+      <w:proofErr w:type="spellEnd"/>
+      <w:r>
+        <w:rPr>
+          <w:lang w:val="it-IT"/>
+        </w:rPr>
+        <w:t xml:space="preserve"> </w:t>
+      </w:r>
+      <w:proofErr w:type="spellStart"/>
+      <w:r>
+        <w:rPr>
+          <w:lang w:val="it-IT"/>
+        </w:rPr>
+        <w:t>fiecare</w:t>
+      </w:r>
+      <w:proofErr w:type="spellEnd"/>
+      <w:r>
+        <w:rPr>
+          <w:lang w:val="it-IT"/>
+        </w:rPr>
+        <w:t xml:space="preserve"> model in parte </w:t>
+      </w:r>
+      <w:proofErr w:type="spellStart"/>
+      <w:r>
+        <w:rPr>
+          <w:lang w:val="it-IT"/>
+        </w:rPr>
+        <w:t>sunt</w:t>
+      </w:r>
+      <w:proofErr w:type="spellEnd"/>
+      <w:r>
+        <w:rPr>
+          <w:lang w:val="it-IT"/>
+        </w:rPr>
+        <w:t xml:space="preserve"> </w:t>
+      </w:r>
+      <w:proofErr w:type="spellStart"/>
+      <w:r>
+        <w:rPr>
+          <w:lang w:val="it-IT"/>
+        </w:rPr>
+        <w:t>prezentate</w:t>
+      </w:r>
+      <w:proofErr w:type="spellEnd"/>
+      <w:r>
+        <w:rPr>
+          <w:lang w:val="it-IT"/>
+        </w:rPr>
+        <w:t xml:space="preserve"> </w:t>
+      </w:r>
+      <w:proofErr w:type="spellStart"/>
+      <w:r>
+        <w:rPr>
+          <w:lang w:val="it-IT"/>
+        </w:rPr>
+        <w:t>rezultatele</w:t>
+      </w:r>
+      <w:proofErr w:type="spellEnd"/>
+      <w:r>
+        <w:rPr>
+          <w:lang w:val="it-IT"/>
+        </w:rPr>
+        <w:t xml:space="preserve"> </w:t>
+      </w:r>
+      <w:proofErr w:type="spellStart"/>
+      <w:r>
+        <w:rPr>
+          <w:lang w:val="it-IT"/>
+        </w:rPr>
+        <w:t>configuratiei</w:t>
+      </w:r>
+      <w:proofErr w:type="spellEnd"/>
+      <w:r>
+        <w:rPr>
+          <w:lang w:val="it-IT"/>
+        </w:rPr>
+        <w:t xml:space="preserve"> standard si </w:t>
+      </w:r>
+      <w:proofErr w:type="spellStart"/>
+      <w:r>
+        <w:rPr>
+          <w:lang w:val="it-IT"/>
+        </w:rPr>
+        <w:t>rezultatele</w:t>
+      </w:r>
+      <w:proofErr w:type="spellEnd"/>
+      <w:r>
+        <w:rPr>
+          <w:lang w:val="it-IT"/>
+        </w:rPr>
+        <w:t xml:space="preserve"> </w:t>
+      </w:r>
+      <w:proofErr w:type="spellStart"/>
+      <w:r>
+        <w:rPr>
+          <w:lang w:val="it-IT"/>
+        </w:rPr>
+        <w:t>obtinute</w:t>
+      </w:r>
+      <w:proofErr w:type="spellEnd"/>
+      <w:r>
+        <w:rPr>
+          <w:lang w:val="it-IT"/>
+        </w:rPr>
+        <w:t xml:space="preserve"> </w:t>
+      </w:r>
+      <w:r>
+        <w:rPr>
+          <w:lang w:val="it-IT"/>
+        </w:rPr>
+        <w:t xml:space="preserve">in </w:t>
+      </w:r>
+      <w:proofErr w:type="spellStart"/>
+      <w:r>
+        <w:rPr>
+          <w:lang w:val="it-IT"/>
+        </w:rPr>
+        <w:t>urma</w:t>
+      </w:r>
+      <w:proofErr w:type="spellEnd"/>
+      <w:r>
+        <w:rPr>
+          <w:lang w:val="it-IT"/>
+        </w:rPr>
+        <w:t xml:space="preserve"> </w:t>
+      </w:r>
+      <w:proofErr w:type="spellStart"/>
+      <w:r>
+        <w:rPr>
+          <w:lang w:val="it-IT"/>
+        </w:rPr>
+        <w:t>optimizarii</w:t>
+      </w:r>
+      <w:proofErr w:type="spellEnd"/>
+      <w:r>
+        <w:rPr>
+          <w:lang w:val="it-IT"/>
+        </w:rPr>
+        <w:t xml:space="preserve"> </w:t>
+      </w:r>
+      <w:proofErr w:type="spellStart"/>
+      <w:r>
+        <w:rPr>
+          <w:lang w:val="it-IT"/>
+        </w:rPr>
+        <w:t>hiper</w:t>
+      </w:r>
+      <w:r>
+        <w:rPr>
+          <w:lang w:val="it-IT"/>
+        </w:rPr>
+        <w:t>parametrilor</w:t>
+      </w:r>
+      <w:proofErr w:type="spellEnd"/>
+      <w:r>
+        <w:rPr>
+          <w:lang w:val="it-IT"/>
+        </w:rPr>
+        <w:t xml:space="preserve">, </w:t>
+      </w:r>
+      <w:proofErr w:type="spellStart"/>
+      <w:r>
+        <w:rPr>
+          <w:lang w:val="it-IT"/>
+        </w:rPr>
+        <w:t>insotite</w:t>
+      </w:r>
+      <w:proofErr w:type="spellEnd"/>
+      <w:r>
+        <w:rPr>
+          <w:lang w:val="it-IT"/>
+        </w:rPr>
+        <w:t xml:space="preserve"> de </w:t>
+      </w:r>
+      <w:proofErr w:type="spellStart"/>
+      <w:r>
+        <w:rPr>
+          <w:lang w:val="it-IT"/>
+        </w:rPr>
+        <w:t>grafice</w:t>
+      </w:r>
+      <w:proofErr w:type="spellEnd"/>
+      <w:r>
+        <w:rPr>
+          <w:lang w:val="it-IT"/>
+        </w:rPr>
+        <w:t xml:space="preserve"> si figuri </w:t>
+      </w:r>
+      <w:proofErr w:type="spellStart"/>
+      <w:r>
+        <w:rPr>
+          <w:lang w:val="it-IT"/>
+        </w:rPr>
+        <w:t>relevante</w:t>
+      </w:r>
+      <w:proofErr w:type="spellEnd"/>
+      <w:r>
+        <w:rPr>
+          <w:lang w:val="it-IT"/>
+        </w:rPr>
+        <w:t xml:space="preserve">: matrici de </w:t>
+      </w:r>
+      <w:proofErr w:type="spellStart"/>
+      <w:r>
+        <w:rPr>
+          <w:lang w:val="it-IT"/>
+        </w:rPr>
+        <w:t>confuzie</w:t>
+      </w:r>
+      <w:proofErr w:type="spellEnd"/>
+      <w:r>
+        <w:rPr>
+          <w:lang w:val="it-IT"/>
+        </w:rPr>
+        <w:t xml:space="preserve">, curbe ROC, </w:t>
+      </w:r>
+      <w:proofErr w:type="spellStart"/>
+      <w:r>
+        <w:rPr>
+          <w:lang w:val="it-IT"/>
+        </w:rPr>
+        <w:t>grafice</w:t>
+      </w:r>
+      <w:proofErr w:type="spellEnd"/>
+      <w:r>
+        <w:rPr>
+          <w:lang w:val="it-IT"/>
+        </w:rPr>
+        <w:t xml:space="preserve"> de </w:t>
+      </w:r>
+      <w:proofErr w:type="spellStart"/>
+      <w:r>
+        <w:rPr>
+          <w:lang w:val="it-IT"/>
+        </w:rPr>
+        <w:t>importanta</w:t>
+      </w:r>
+      <w:proofErr w:type="spellEnd"/>
+      <w:r>
+        <w:rPr>
+          <w:lang w:val="it-IT"/>
+        </w:rPr>
+        <w:t xml:space="preserve"> a </w:t>
+      </w:r>
+      <w:proofErr w:type="spellStart"/>
+      <w:r>
+        <w:rPr>
+          <w:lang w:val="it-IT"/>
+        </w:rPr>
+        <w:t>caracteristicilor</w:t>
+      </w:r>
+      <w:proofErr w:type="spellEnd"/>
+      <w:r>
+        <w:rPr>
+          <w:lang w:val="it-IT"/>
+        </w:rPr>
+        <w:t xml:space="preserve">, curbe de </w:t>
+      </w:r>
+      <w:proofErr w:type="spellStart"/>
+      <w:r>
+        <w:rPr>
+          <w:lang w:val="it-IT"/>
+        </w:rPr>
+        <w:t>invatare</w:t>
+      </w:r>
+      <w:proofErr w:type="spellEnd"/>
+      <w:r>
+        <w:rPr>
+          <w:lang w:val="it-IT"/>
+        </w:rPr>
+        <w:t xml:space="preserve"> </w:t>
+      </w:r>
+      <w:proofErr w:type="spellStart"/>
+      <w:r>
+        <w:rPr>
+          <w:lang w:val="it-IT"/>
+        </w:rPr>
+        <w:t>pentru</w:t>
+      </w:r>
+      <w:proofErr w:type="spellEnd"/>
+      <w:r>
+        <w:rPr>
+          <w:lang w:val="it-IT"/>
+        </w:rPr>
+        <w:t xml:space="preserve"> </w:t>
+      </w:r>
+      <w:proofErr w:type="spellStart"/>
+      <w:r>
+        <w:rPr>
+          <w:lang w:val="it-IT"/>
+        </w:rPr>
+        <w:t>clasificare</w:t>
+      </w:r>
+      <w:proofErr w:type="spellEnd"/>
+      <w:r>
+        <w:rPr>
+          <w:lang w:val="it-IT"/>
+        </w:rPr>
+        <w:t xml:space="preserve"> si </w:t>
+      </w:r>
+      <w:proofErr w:type="spellStart"/>
+      <w:r>
+        <w:rPr>
+          <w:lang w:val="it-IT"/>
+        </w:rPr>
+        <w:t>distributia</w:t>
+      </w:r>
+      <w:proofErr w:type="spellEnd"/>
+      <w:r>
+        <w:rPr>
+          <w:lang w:val="it-IT"/>
+        </w:rPr>
+        <w:t xml:space="preserve"> </w:t>
+      </w:r>
+      <w:proofErr w:type="spellStart"/>
+      <w:r>
+        <w:rPr>
+          <w:lang w:val="it-IT"/>
+        </w:rPr>
+        <w:t>reziduurilor</w:t>
+      </w:r>
+      <w:proofErr w:type="spellEnd"/>
+      <w:r>
+        <w:rPr>
+          <w:lang w:val="it-IT"/>
+        </w:rPr>
+        <w:t xml:space="preserve">, </w:t>
+      </w:r>
+      <w:proofErr w:type="spellStart"/>
+      <w:r>
+        <w:rPr>
+          <w:lang w:val="it-IT"/>
+        </w:rPr>
+        <w:t>grafic</w:t>
+      </w:r>
+      <w:proofErr w:type="spellEnd"/>
+      <w:r>
+        <w:rPr>
+          <w:lang w:val="it-IT"/>
+        </w:rPr>
+        <w:t xml:space="preserve"> valori reale vs valori </w:t>
+      </w:r>
+      <w:proofErr w:type="spellStart"/>
+      <w:r>
+        <w:rPr>
+          <w:lang w:val="it-IT"/>
+        </w:rPr>
+        <w:t>prezise</w:t>
+      </w:r>
+      <w:proofErr w:type="spellEnd"/>
+      <w:r>
+        <w:rPr>
+          <w:lang w:val="it-IT"/>
+        </w:rPr>
+        <w:t xml:space="preserve"> </w:t>
+      </w:r>
+      <w:proofErr w:type="spellStart"/>
+      <w:r>
+        <w:rPr>
+          <w:lang w:val="it-IT"/>
+        </w:rPr>
+        <w:t>pentru</w:t>
+      </w:r>
+      <w:proofErr w:type="spellEnd"/>
+      <w:r>
+        <w:rPr>
+          <w:lang w:val="it-IT"/>
+        </w:rPr>
+        <w:t xml:space="preserve"> </w:t>
+      </w:r>
+      <w:proofErr w:type="spellStart"/>
+      <w:r>
+        <w:rPr>
+          <w:lang w:val="it-IT"/>
+        </w:rPr>
+        <w:t>regresie.Se</w:t>
+      </w:r>
+      <w:proofErr w:type="spellEnd"/>
+      <w:r>
+        <w:rPr>
+          <w:lang w:val="it-IT"/>
+        </w:rPr>
+        <w:t xml:space="preserve"> </w:t>
+      </w:r>
+      <w:proofErr w:type="spellStart"/>
+      <w:r>
+        <w:rPr>
+          <w:lang w:val="it-IT"/>
+        </w:rPr>
+        <w:t>incheie</w:t>
+      </w:r>
+      <w:proofErr w:type="spellEnd"/>
+      <w:r>
+        <w:rPr>
+          <w:lang w:val="it-IT"/>
+        </w:rPr>
+        <w:t xml:space="preserve"> cu o </w:t>
+      </w:r>
+      <w:proofErr w:type="spellStart"/>
+      <w:r>
+        <w:rPr>
+          <w:lang w:val="it-IT"/>
+        </w:rPr>
+        <w:t>comparatie</w:t>
+      </w:r>
+      <w:proofErr w:type="spellEnd"/>
+      <w:r>
+        <w:rPr>
+          <w:lang w:val="it-IT"/>
+        </w:rPr>
+        <w:t xml:space="preserve"> </w:t>
+      </w:r>
+      <w:proofErr w:type="spellStart"/>
+      <w:r>
+        <w:rPr>
+          <w:lang w:val="it-IT"/>
+        </w:rPr>
+        <w:t>intre</w:t>
+      </w:r>
+      <w:proofErr w:type="spellEnd"/>
+      <w:r>
+        <w:rPr>
+          <w:lang w:val="it-IT"/>
+        </w:rPr>
+        <w:t xml:space="preserve"> </w:t>
+      </w:r>
+      <w:proofErr w:type="spellStart"/>
+      <w:r>
+        <w:rPr>
+          <w:lang w:val="it-IT"/>
+        </w:rPr>
+        <w:t>cele</w:t>
+      </w:r>
+      <w:proofErr w:type="spellEnd"/>
+      <w:r>
+        <w:rPr>
+          <w:lang w:val="it-IT"/>
+        </w:rPr>
+        <w:t xml:space="preserve"> </w:t>
+      </w:r>
+      <w:proofErr w:type="spellStart"/>
+      <w:r>
+        <w:rPr>
+          <w:lang w:val="it-IT"/>
+        </w:rPr>
+        <w:t>doua</w:t>
+      </w:r>
+      <w:proofErr w:type="spellEnd"/>
+      <w:r>
+        <w:rPr>
+          <w:lang w:val="it-IT"/>
+        </w:rPr>
+        <w:t xml:space="preserve"> </w:t>
+      </w:r>
+      <w:proofErr w:type="spellStart"/>
+      <w:r>
+        <w:rPr>
+          <w:lang w:val="it-IT"/>
+        </w:rPr>
+        <w:t>abordari</w:t>
+      </w:r>
+      <w:proofErr w:type="spellEnd"/>
+      <w:r>
+        <w:rPr>
+          <w:lang w:val="it-IT"/>
+        </w:rPr>
+        <w:t xml:space="preserve"> </w:t>
+      </w:r>
+      <w:proofErr w:type="spellStart"/>
+      <w:r>
+        <w:rPr>
+          <w:lang w:val="it-IT"/>
+        </w:rPr>
+        <w:t>si</w:t>
+      </w:r>
+      <w:proofErr w:type="spellEnd"/>
+      <w:r>
+        <w:rPr>
+          <w:lang w:val="it-IT"/>
+        </w:rPr>
+        <w:t xml:space="preserve"> o </w:t>
+      </w:r>
+      <w:proofErr w:type="spellStart"/>
+      <w:r>
+        <w:rPr>
+          <w:lang w:val="it-IT"/>
+        </w:rPr>
+        <w:t>analiza</w:t>
+      </w:r>
+      <w:proofErr w:type="spellEnd"/>
+      <w:r>
+        <w:rPr>
+          <w:lang w:val="it-IT"/>
+        </w:rPr>
+        <w:t xml:space="preserve"> a </w:t>
+      </w:r>
+      <w:proofErr w:type="spellStart"/>
+      <w:r>
+        <w:rPr>
+          <w:lang w:val="it-IT"/>
+        </w:rPr>
+        <w:t>limitarilor</w:t>
+      </w:r>
+      <w:proofErr w:type="spellEnd"/>
+      <w:r>
+        <w:rPr>
+          <w:lang w:val="it-IT"/>
+        </w:rPr>
+        <w:t xml:space="preserve"> </w:t>
+      </w:r>
+      <w:proofErr w:type="spellStart"/>
+      <w:r>
+        <w:rPr>
+          <w:lang w:val="it-IT"/>
+        </w:rPr>
+        <w:t>modelelor</w:t>
+      </w:r>
+      <w:proofErr w:type="spellEnd"/>
+      <w:r>
+        <w:rPr>
+          <w:lang w:val="it-IT"/>
+        </w:rPr>
+        <w:t xml:space="preserve"> </w:t>
+      </w:r>
+      <w:proofErr w:type="spellStart"/>
+      <w:r>
+        <w:rPr>
+          <w:lang w:val="it-IT"/>
+        </w:rPr>
+        <w:t>dezvoltate</w:t>
+      </w:r>
+      <w:proofErr w:type="spellEnd"/>
+      <w:r>
+        <w:rPr>
+          <w:lang w:val="it-IT"/>
+        </w:rPr>
+        <w:t>.</w:t>
+      </w:r>
+    </w:p>
+    <w:p>
+      <w:pPr>
+        <w:rPr>
+          <w:lang w:val="it-IT"/>
+        </w:rPr>
+      </w:pPr>
+      <w:proofErr w:type="spellStart"/>
+      <w:r>
+        <w:rPr>
+          <w:lang w:val="it-IT"/>
+        </w:rPr>
+        <w:t>Concluziile</w:t>
+      </w:r>
+      <w:proofErr w:type="spellEnd"/>
+      <w:r>
+        <w:rPr>
+          <w:lang w:val="it-IT"/>
+        </w:rPr>
+        <w:t xml:space="preserve"> </w:t>
+      </w:r>
+      <w:proofErr w:type="spellStart"/>
+      <w:r>
+        <w:rPr>
+          <w:lang w:val="it-IT"/>
+        </w:rPr>
+        <w:t>prezinta</w:t>
+      </w:r>
+      <w:proofErr w:type="spellEnd"/>
+      <w:r>
+        <w:rPr>
+          <w:lang w:val="it-IT"/>
+        </w:rPr>
+        <w:t xml:space="preserve"> </w:t>
+      </w:r>
+      <w:proofErr w:type="spellStart"/>
+      <w:r>
+        <w:rPr>
+          <w:lang w:val="it-IT"/>
+        </w:rPr>
+        <w:t>observatiile</w:t>
+      </w:r>
+      <w:proofErr w:type="spellEnd"/>
+      <w:r>
+        <w:rPr>
+          <w:lang w:val="it-IT"/>
+        </w:rPr>
+        <w:t xml:space="preserve"> principale </w:t>
+      </w:r>
+      <w:r>
+        <w:rPr>
+          <w:lang w:val="it-IT"/>
+        </w:rPr>
+        <w:t xml:space="preserve">care </w:t>
+      </w:r>
+      <w:proofErr w:type="spellStart"/>
+      <w:r>
+        <w:rPr>
+          <w:lang w:val="it-IT"/>
+        </w:rPr>
+        <w:t>reies</w:t>
+      </w:r>
+      <w:proofErr w:type="spellEnd"/>
+      <w:r>
+        <w:rPr>
+          <w:lang w:val="it-IT"/>
+        </w:rPr>
+        <w:t xml:space="preserve"> </w:t>
+      </w:r>
+      <w:proofErr w:type="spellStart"/>
+      <w:r>
+        <w:rPr>
+          <w:lang w:val="it-IT"/>
+        </w:rPr>
+        <w:t>din</w:t>
+      </w:r>
+      <w:proofErr w:type="spellEnd"/>
+      <w:r>
+        <w:rPr>
+          <w:lang w:val="it-IT"/>
+        </w:rPr>
+        <w:t xml:space="preserve"> lucrare </w:t>
+      </w:r>
+      <w:r>
+        <w:rPr>
+          <w:lang w:val="it-IT"/>
+        </w:rPr>
+        <w:t xml:space="preserve">si </w:t>
+      </w:r>
+      <w:proofErr w:type="spellStart"/>
+      <w:r>
+        <w:rPr>
+          <w:lang w:val="it-IT"/>
+        </w:rPr>
+        <w:t>evidentiaza</w:t>
+      </w:r>
+      <w:proofErr w:type="spellEnd"/>
+      <w:r>
+        <w:rPr>
+          <w:lang w:val="it-IT"/>
+        </w:rPr>
+        <w:t xml:space="preserve"> </w:t>
+      </w:r>
+      <w:proofErr w:type="spellStart"/>
+      <w:r>
+        <w:rPr>
+          <w:lang w:val="it-IT"/>
+        </w:rPr>
+        <w:t>contributiile</w:t>
+      </w:r>
+      <w:proofErr w:type="spellEnd"/>
+      <w:r>
+        <w:rPr>
+          <w:lang w:val="it-IT"/>
+        </w:rPr>
+        <w:t xml:space="preserve"> </w:t>
+      </w:r>
+      <w:proofErr w:type="spellStart"/>
+      <w:r>
+        <w:rPr>
+          <w:lang w:val="it-IT"/>
+        </w:rPr>
+        <w:t>proprii</w:t>
+      </w:r>
+      <w:proofErr w:type="spellEnd"/>
+      <w:r>
+        <w:rPr>
+          <w:lang w:val="it-IT"/>
+        </w:rPr>
+        <w:t>.</w:t>
+      </w:r>
+    </w:p>
+    <w:p>
+      <w:pPr>
+        <w:rPr>
+          <w:lang w:val="it-IT"/>
+        </w:rPr>
+      </w:pPr>
+      <w:r>
+        <w:rPr>
+          <w:lang w:val="it-IT"/>
+        </w:rPr>
         <w:br w:type="page"/>
       </w:r>
     </w:p>
     <w:p>
-      <w:r>
+      <w:pPr>
+        <w:rPr>
+          <w:lang w:val="it-IT"/>
+        </w:rPr>
+      </w:pPr>
+    </w:p>
+    <w:p>
+      <w:pPr>
+        <w:rPr>
+          <w:lang w:val="it-IT"/>
+        </w:rPr>
+      </w:pPr>
+      <w:r>
+        <w:rPr>
+          <w:lang w:val="it-IT"/>
+        </w:rPr>
+        <w:t xml:space="preserve">PARTEA I </w:t>
+      </w:r>
+      <w:r>
+        <w:rPr>
+          <w:lang w:val="it-IT"/>
+        </w:rPr>
+        <w:t xml:space="preserve"> - STADIUL CUNOASTERII</w:t>
+      </w:r>
+    </w:p>
+    <w:p>
+      <w:pPr>
+        <w:rPr>
+          <w:lang w:val="it-IT"/>
+        </w:rPr>
+      </w:pPr>
+      <w:proofErr w:type="spellStart"/>
+      <w:r>
+        <w:rPr>
+          <w:lang w:val="it-IT"/>
+        </w:rPr>
+        <w:t>Capitolul</w:t>
+      </w:r>
+      <w:proofErr w:type="spellEnd"/>
+      <w:r>
+        <w:rPr>
+          <w:lang w:val="it-IT"/>
+        </w:rPr>
+        <w:t xml:space="preserve"> 1.Fundamentele machine learning.</w:t>
+      </w:r>
+    </w:p>
+    <w:p>
+      <w:r>
+        <w:t xml:space="preserve">1.1 Ce </w:t>
+      </w:r>
+      <w:proofErr w:type="spellStart"/>
+      <w:r>
+        <w:t>este</w:t>
+      </w:r>
+      <w:proofErr w:type="spellEnd"/>
+      <w:r>
+        <w:t xml:space="preserve"> machine learning-u</w:t>
+      </w:r>
+      <w:r>
+        <w:t>l?</w:t>
+      </w:r>
+    </w:p>
+    <w:p>
+      <w:pPr>
+        <w:rPr>
+          <w:lang w:val="it-IT"/>
+        </w:rPr>
+      </w:pPr>
+      <w:r>
+        <w:rPr>
+          <w:lang w:val="it-IT"/>
+        </w:rPr>
+        <w:t xml:space="preserve">Machine learning </w:t>
+      </w:r>
+      <w:proofErr w:type="spellStart"/>
+      <w:r>
+        <w:rPr>
+          <w:lang w:val="it-IT"/>
+        </w:rPr>
+        <w:t>sau</w:t>
+      </w:r>
+      <w:proofErr w:type="spellEnd"/>
+      <w:r>
+        <w:rPr>
+          <w:lang w:val="it-IT"/>
+        </w:rPr>
+        <w:t xml:space="preserve"> </w:t>
+      </w:r>
+      <w:proofErr w:type="spellStart"/>
+      <w:r>
+        <w:rPr>
+          <w:lang w:val="it-IT"/>
+        </w:rPr>
+        <w:t>invatarea</w:t>
+      </w:r>
+      <w:proofErr w:type="spellEnd"/>
+      <w:r>
+        <w:rPr>
+          <w:lang w:val="it-IT"/>
+        </w:rPr>
+        <w:t xml:space="preserve"> </w:t>
+      </w:r>
+      <w:proofErr w:type="spellStart"/>
+      <w:r>
+        <w:rPr>
+          <w:lang w:val="it-IT"/>
+        </w:rPr>
+        <w:t>automata</w:t>
+      </w:r>
+      <w:proofErr w:type="spellEnd"/>
+      <w:r>
+        <w:rPr>
+          <w:lang w:val="it-IT"/>
+        </w:rPr>
+        <w:t xml:space="preserve"> </w:t>
+      </w:r>
+      <w:proofErr w:type="spellStart"/>
+      <w:r>
+        <w:rPr>
+          <w:lang w:val="it-IT"/>
+        </w:rPr>
+        <w:t>reprezinta</w:t>
+      </w:r>
+      <w:proofErr w:type="spellEnd"/>
+      <w:r>
+        <w:rPr>
+          <w:lang w:val="it-IT"/>
+        </w:rPr>
+        <w:t xml:space="preserve"> o</w:t>
+      </w:r>
+      <w:r>
+        <w:rPr>
+          <w:lang w:val="it-IT"/>
+        </w:rPr>
+        <w:t xml:space="preserve"> </w:t>
+      </w:r>
+      <w:proofErr w:type="spellStart"/>
+      <w:r>
+        <w:rPr>
+          <w:lang w:val="it-IT"/>
+        </w:rPr>
+        <w:t>ramura</w:t>
+      </w:r>
+      <w:proofErr w:type="spellEnd"/>
+      <w:r>
+        <w:rPr>
+          <w:lang w:val="it-IT"/>
+        </w:rPr>
+        <w:t xml:space="preserve"> a </w:t>
+      </w:r>
+      <w:proofErr w:type="spellStart"/>
+      <w:r>
+        <w:rPr>
+          <w:lang w:val="it-IT"/>
+        </w:rPr>
+        <w:t>inteligentei</w:t>
+      </w:r>
+      <w:proofErr w:type="spellEnd"/>
+      <w:r>
+        <w:rPr>
+          <w:lang w:val="it-IT"/>
+        </w:rPr>
+        <w:t xml:space="preserve"> artificiale care se </w:t>
+      </w:r>
+      <w:proofErr w:type="spellStart"/>
+      <w:r>
+        <w:rPr>
+          <w:lang w:val="it-IT"/>
+        </w:rPr>
+        <w:t>ocupa</w:t>
+      </w:r>
+      <w:proofErr w:type="spellEnd"/>
+      <w:r>
+        <w:rPr>
+          <w:lang w:val="it-IT"/>
+        </w:rPr>
+        <w:t xml:space="preserve"> cu </w:t>
+      </w:r>
+      <w:proofErr w:type="spellStart"/>
+      <w:r>
+        <w:rPr>
+          <w:lang w:val="it-IT"/>
+        </w:rPr>
+        <w:t>dezvoltarea</w:t>
+      </w:r>
+      <w:proofErr w:type="spellEnd"/>
+      <w:r>
+        <w:rPr>
+          <w:lang w:val="it-IT"/>
+        </w:rPr>
+        <w:t xml:space="preserve"> </w:t>
+      </w:r>
+      <w:proofErr w:type="spellStart"/>
+      <w:r>
+        <w:rPr>
+          <w:lang w:val="it-IT"/>
+        </w:rPr>
+        <w:t>algoritmilor</w:t>
+      </w:r>
+      <w:proofErr w:type="spellEnd"/>
+      <w:r>
+        <w:rPr>
+          <w:lang w:val="it-IT"/>
+        </w:rPr>
+        <w:t xml:space="preserve"> </w:t>
+      </w:r>
+      <w:proofErr w:type="spellStart"/>
+      <w:r>
+        <w:rPr>
+          <w:lang w:val="it-IT"/>
+        </w:rPr>
+        <w:t>capabili</w:t>
+      </w:r>
+      <w:proofErr w:type="spellEnd"/>
+      <w:r>
+        <w:rPr>
+          <w:lang w:val="it-IT"/>
+        </w:rPr>
+        <w:t xml:space="preserve"> sa </w:t>
+      </w:r>
+      <w:proofErr w:type="spellStart"/>
+      <w:r>
+        <w:rPr>
+          <w:lang w:val="it-IT"/>
+        </w:rPr>
+        <w:t>invete</w:t>
+      </w:r>
+      <w:proofErr w:type="spellEnd"/>
+      <w:r>
+        <w:rPr>
+          <w:lang w:val="it-IT"/>
+        </w:rPr>
+        <w:t xml:space="preserve"> </w:t>
+      </w:r>
+      <w:proofErr w:type="spellStart"/>
+      <w:r>
+        <w:rPr>
+          <w:lang w:val="it-IT"/>
+        </w:rPr>
+        <w:t>din</w:t>
+      </w:r>
+      <w:proofErr w:type="spellEnd"/>
+      <w:r>
+        <w:rPr>
+          <w:lang w:val="it-IT"/>
+        </w:rPr>
+        <w:t xml:space="preserve"> date si sa </w:t>
+      </w:r>
+      <w:proofErr w:type="spellStart"/>
+      <w:r>
+        <w:rPr>
+          <w:lang w:val="it-IT"/>
+        </w:rPr>
+        <w:t>imbunatateasca</w:t>
+      </w:r>
+      <w:proofErr w:type="spellEnd"/>
+      <w:r>
+        <w:rPr>
+          <w:lang w:val="it-IT"/>
+        </w:rPr>
+        <w:t xml:space="preserve"> </w:t>
+      </w:r>
+      <w:proofErr w:type="spellStart"/>
+      <w:r>
+        <w:rPr>
+          <w:lang w:val="it-IT"/>
+        </w:rPr>
+        <w:t>performanta</w:t>
+      </w:r>
+      <w:proofErr w:type="spellEnd"/>
+      <w:r>
+        <w:rPr>
+          <w:lang w:val="it-IT"/>
+        </w:rPr>
+        <w:t xml:space="preserve"> in </w:t>
+      </w:r>
+      <w:proofErr w:type="spellStart"/>
+      <w:r>
+        <w:rPr>
+          <w:lang w:val="it-IT"/>
+        </w:rPr>
+        <w:t>rezolvarea</w:t>
+      </w:r>
+      <w:proofErr w:type="spellEnd"/>
+      <w:r>
+        <w:rPr>
+          <w:lang w:val="it-IT"/>
+        </w:rPr>
+        <w:t xml:space="preserve"> </w:t>
+      </w:r>
+      <w:proofErr w:type="spellStart"/>
+      <w:r>
+        <w:rPr>
+          <w:lang w:val="it-IT"/>
+        </w:rPr>
+        <w:t>unei</w:t>
+      </w:r>
+      <w:proofErr w:type="spellEnd"/>
+      <w:r>
+        <w:rPr>
+          <w:lang w:val="it-IT"/>
+        </w:rPr>
+        <w:t xml:space="preserve"> </w:t>
+      </w:r>
+      <w:proofErr w:type="spellStart"/>
+      <w:r>
+        <w:rPr>
+          <w:lang w:val="it-IT"/>
+        </w:rPr>
+        <w:t>probleme</w:t>
+      </w:r>
+      <w:proofErr w:type="spellEnd"/>
+      <w:r>
+        <w:rPr>
+          <w:lang w:val="it-IT"/>
+        </w:rPr>
+        <w:t xml:space="preserve"> cu </w:t>
+      </w:r>
+      <w:proofErr w:type="spellStart"/>
+      <w:r>
+        <w:rPr>
+          <w:lang w:val="it-IT"/>
+        </w:rPr>
+        <w:t>cat</w:t>
+      </w:r>
+      <w:proofErr w:type="spellEnd"/>
+      <w:r>
+        <w:rPr>
+          <w:lang w:val="it-IT"/>
+        </w:rPr>
+        <w:t xml:space="preserve"> </w:t>
+      </w:r>
+      <w:proofErr w:type="spellStart"/>
+      <w:r>
+        <w:rPr>
+          <w:lang w:val="it-IT"/>
+        </w:rPr>
+        <w:t>sunt</w:t>
+      </w:r>
+      <w:proofErr w:type="spellEnd"/>
+      <w:r>
+        <w:rPr>
+          <w:lang w:val="it-IT"/>
+        </w:rPr>
+        <w:t xml:space="preserve"> </w:t>
+      </w:r>
+      <w:proofErr w:type="spellStart"/>
+      <w:r>
+        <w:rPr>
+          <w:lang w:val="it-IT"/>
+        </w:rPr>
+        <w:t>expusi</w:t>
+      </w:r>
+      <w:proofErr w:type="spellEnd"/>
+      <w:r>
+        <w:rPr>
+          <w:lang w:val="it-IT"/>
+        </w:rPr>
+        <w:t xml:space="preserve"> la mai multe </w:t>
+      </w:r>
+      <w:proofErr w:type="spellStart"/>
+      <w:r>
+        <w:rPr>
+          <w:lang w:val="it-IT"/>
+        </w:rPr>
+        <w:t>date.Spre</w:t>
+      </w:r>
+      <w:proofErr w:type="spellEnd"/>
+      <w:r>
+        <w:rPr>
+          <w:lang w:val="it-IT"/>
+        </w:rPr>
+        <w:t xml:space="preserve"> </w:t>
+      </w:r>
+      <w:proofErr w:type="spellStart"/>
+      <w:r>
+        <w:rPr>
+          <w:lang w:val="it-IT"/>
+        </w:rPr>
+        <w:t>deosebire</w:t>
+      </w:r>
+      <w:proofErr w:type="spellEnd"/>
+      <w:r>
+        <w:rPr>
+          <w:lang w:val="it-IT"/>
+        </w:rPr>
+        <w:t xml:space="preserve"> de </w:t>
+      </w:r>
+      <w:proofErr w:type="spellStart"/>
+      <w:r>
+        <w:rPr>
+          <w:lang w:val="it-IT"/>
+        </w:rPr>
+        <w:t>programarea</w:t>
+      </w:r>
+      <w:proofErr w:type="spellEnd"/>
+      <w:r>
+        <w:rPr>
+          <w:lang w:val="it-IT"/>
+        </w:rPr>
+        <w:t xml:space="preserve"> </w:t>
+      </w:r>
+      <w:proofErr w:type="spellStart"/>
+      <w:r>
+        <w:rPr>
+          <w:lang w:val="it-IT"/>
+        </w:rPr>
+        <w:t>clasica</w:t>
+      </w:r>
+      <w:proofErr w:type="spellEnd"/>
+      <w:r>
+        <w:rPr>
+          <w:lang w:val="it-IT"/>
+        </w:rPr>
+        <w:t xml:space="preserve">, </w:t>
+      </w:r>
+      <w:proofErr w:type="spellStart"/>
+      <w:r>
+        <w:rPr>
+          <w:lang w:val="it-IT"/>
+        </w:rPr>
+        <w:t>unde</w:t>
+      </w:r>
+      <w:proofErr w:type="spellEnd"/>
+      <w:r>
+        <w:rPr>
+          <w:lang w:val="it-IT"/>
+        </w:rPr>
+        <w:t xml:space="preserve"> se </w:t>
+      </w:r>
+      <w:proofErr w:type="spellStart"/>
+      <w:r>
+        <w:rPr>
+          <w:lang w:val="it-IT"/>
+        </w:rPr>
+        <w:t>definesc</w:t>
+      </w:r>
+      <w:proofErr w:type="spellEnd"/>
+      <w:r>
+        <w:rPr>
+          <w:lang w:val="it-IT"/>
+        </w:rPr>
+        <w:t xml:space="preserve"> </w:t>
+      </w:r>
+      <w:proofErr w:type="spellStart"/>
+      <w:r>
+        <w:rPr>
+          <w:lang w:val="it-IT"/>
+        </w:rPr>
+        <w:t>instructiunile</w:t>
+      </w:r>
+      <w:proofErr w:type="spellEnd"/>
+      <w:r>
+        <w:rPr>
+          <w:lang w:val="it-IT"/>
+        </w:rPr>
+        <w:t xml:space="preserve"> pe care </w:t>
+      </w:r>
+      <w:proofErr w:type="spellStart"/>
+      <w:r>
+        <w:rPr>
+          <w:lang w:val="it-IT"/>
+        </w:rPr>
+        <w:t>calculatorul</w:t>
+      </w:r>
+      <w:proofErr w:type="spellEnd"/>
+      <w:r>
+        <w:rPr>
+          <w:lang w:val="it-IT"/>
+        </w:rPr>
+        <w:t xml:space="preserve"> </w:t>
+      </w:r>
+      <w:proofErr w:type="spellStart"/>
+      <w:r>
+        <w:rPr>
+          <w:lang w:val="it-IT"/>
+        </w:rPr>
+        <w:t>trebuie</w:t>
+      </w:r>
+      <w:proofErr w:type="spellEnd"/>
+      <w:r>
+        <w:rPr>
+          <w:lang w:val="it-IT"/>
+        </w:rPr>
+        <w:t xml:space="preserve"> sa le </w:t>
+      </w:r>
+      <w:proofErr w:type="spellStart"/>
+      <w:r>
+        <w:rPr>
+          <w:lang w:val="it-IT"/>
+        </w:rPr>
+        <w:t>urmeze</w:t>
+      </w:r>
+      <w:proofErr w:type="spellEnd"/>
+      <w:r>
+        <w:rPr>
+          <w:lang w:val="it-IT"/>
+        </w:rPr>
+        <w:t xml:space="preserve">, in machine learning </w:t>
+      </w:r>
+      <w:proofErr w:type="spellStart"/>
+      <w:r>
+        <w:rPr>
+          <w:lang w:val="it-IT"/>
+        </w:rPr>
+        <w:t>sistemul</w:t>
+      </w:r>
+      <w:proofErr w:type="spellEnd"/>
+      <w:r>
+        <w:rPr>
+          <w:lang w:val="it-IT"/>
+        </w:rPr>
+        <w:t xml:space="preserve"> identifica </w:t>
+      </w:r>
+      <w:proofErr w:type="spellStart"/>
+      <w:r>
+        <w:rPr>
+          <w:lang w:val="it-IT"/>
+        </w:rPr>
+        <w:t>singur</w:t>
+      </w:r>
+      <w:proofErr w:type="spellEnd"/>
+      <w:r>
+        <w:rPr>
+          <w:lang w:val="it-IT"/>
+        </w:rPr>
+        <w:t xml:space="preserve"> </w:t>
+      </w:r>
+      <w:proofErr w:type="spellStart"/>
+      <w:r>
+        <w:rPr>
+          <w:lang w:val="it-IT"/>
+        </w:rPr>
+        <w:t>tiparuri</w:t>
+      </w:r>
+      <w:proofErr w:type="spellEnd"/>
+      <w:r>
+        <w:rPr>
+          <w:lang w:val="it-IT"/>
+        </w:rPr>
+        <w:t xml:space="preserve"> si </w:t>
+      </w:r>
+      <w:proofErr w:type="spellStart"/>
+      <w:r>
+        <w:rPr>
+          <w:lang w:val="it-IT"/>
+        </w:rPr>
+        <w:t>relatii</w:t>
+      </w:r>
+      <w:proofErr w:type="spellEnd"/>
+      <w:r>
+        <w:rPr>
+          <w:lang w:val="it-IT"/>
+        </w:rPr>
+        <w:t xml:space="preserve"> in date</w:t>
+      </w:r>
+      <w:r>
+        <w:rPr>
+          <w:lang w:val="it-IT"/>
+        </w:rPr>
+        <w:t xml:space="preserve"> prin </w:t>
+      </w:r>
+      <w:proofErr w:type="spellStart"/>
+      <w:r>
+        <w:rPr>
+          <w:lang w:val="it-IT"/>
+        </w:rPr>
+        <w:t>expunerea</w:t>
+      </w:r>
+      <w:proofErr w:type="spellEnd"/>
+      <w:r>
+        <w:rPr>
+          <w:lang w:val="it-IT"/>
+        </w:rPr>
+        <w:t xml:space="preserve"> la date noi</w:t>
+      </w:r>
+      <w:r>
+        <w:rPr>
+          <w:lang w:val="it-IT"/>
+        </w:rPr>
+        <w:t xml:space="preserve">, </w:t>
+      </w:r>
+      <w:proofErr w:type="spellStart"/>
+      <w:r>
+        <w:rPr>
+          <w:lang w:val="it-IT"/>
+        </w:rPr>
+        <w:t>construind</w:t>
+      </w:r>
+      <w:proofErr w:type="spellEnd"/>
+      <w:r>
+        <w:rPr>
+          <w:lang w:val="it-IT"/>
+        </w:rPr>
+        <w:t xml:space="preserve"> un model </w:t>
+      </w:r>
+      <w:proofErr w:type="spellStart"/>
+      <w:r>
+        <w:rPr>
+          <w:lang w:val="it-IT"/>
+        </w:rPr>
+        <w:t>predictiv</w:t>
+      </w:r>
+      <w:proofErr w:type="spellEnd"/>
+      <w:r>
+        <w:rPr>
+          <w:lang w:val="it-IT"/>
+        </w:rPr>
+        <w:t xml:space="preserve"> pe </w:t>
+      </w:r>
+      <w:proofErr w:type="spellStart"/>
+      <w:r>
+        <w:rPr>
+          <w:lang w:val="it-IT"/>
+        </w:rPr>
+        <w:t>baza</w:t>
+      </w:r>
+      <w:proofErr w:type="spellEnd"/>
+      <w:r>
+        <w:rPr>
+          <w:lang w:val="it-IT"/>
+        </w:rPr>
+        <w:t xml:space="preserve"> </w:t>
+      </w:r>
+      <w:proofErr w:type="spellStart"/>
+      <w:r>
+        <w:rPr>
+          <w:lang w:val="it-IT"/>
+        </w:rPr>
+        <w:t>exemplelor</w:t>
+      </w:r>
+      <w:proofErr w:type="spellEnd"/>
+      <w:r>
+        <w:rPr>
+          <w:lang w:val="it-IT"/>
+        </w:rPr>
+        <w:t xml:space="preserve"> date.*1</w:t>
+      </w:r>
+    </w:p>
+    <w:p>
+      <w:r>
+        <w:t>1-Mitchell, T.M. Machine L</w:t>
+      </w:r>
+      <w:r>
+        <w:t>earning, McGraw-Hill, 1997.</w:t>
+      </w:r>
+    </w:p>
+    <w:p>
+      <w:pPr>
+        <w:rPr>
+          <w:lang w:val="it-IT"/>
+        </w:rPr>
+      </w:pPr>
+      <w:proofErr w:type="spellStart"/>
+      <w:r>
+        <w:rPr>
+          <w:lang w:val="it-IT"/>
+        </w:rPr>
+        <w:t>Algoritmii</w:t>
+      </w:r>
+      <w:proofErr w:type="spellEnd"/>
+      <w:r>
+        <w:rPr>
+          <w:lang w:val="it-IT"/>
+        </w:rPr>
+        <w:t xml:space="preserve"> de machine learning </w:t>
+      </w:r>
+      <w:proofErr w:type="spellStart"/>
+      <w:r>
+        <w:rPr>
+          <w:lang w:val="it-IT"/>
+        </w:rPr>
+        <w:t>pot</w:t>
+      </w:r>
+      <w:proofErr w:type="spellEnd"/>
+      <w:r>
+        <w:rPr>
+          <w:lang w:val="it-IT"/>
+        </w:rPr>
+        <w:t xml:space="preserve"> fi </w:t>
+      </w:r>
+      <w:proofErr w:type="spellStart"/>
+      <w:r>
+        <w:rPr>
+          <w:lang w:val="it-IT"/>
+        </w:rPr>
+        <w:t>clasati</w:t>
+      </w:r>
+      <w:proofErr w:type="spellEnd"/>
+      <w:r>
+        <w:rPr>
+          <w:lang w:val="it-IT"/>
+        </w:rPr>
+        <w:t xml:space="preserve"> in </w:t>
+      </w:r>
+      <w:proofErr w:type="spellStart"/>
+      <w:r>
+        <w:rPr>
+          <w:lang w:val="it-IT"/>
+        </w:rPr>
+        <w:t>trei</w:t>
+      </w:r>
+      <w:proofErr w:type="spellEnd"/>
+      <w:r>
+        <w:rPr>
+          <w:lang w:val="it-IT"/>
+        </w:rPr>
+        <w:t xml:space="preserve"> </w:t>
+      </w:r>
+      <w:proofErr w:type="spellStart"/>
+      <w:r>
+        <w:rPr>
+          <w:lang w:val="it-IT"/>
+        </w:rPr>
+        <w:t>categorii</w:t>
+      </w:r>
+      <w:proofErr w:type="spellEnd"/>
+      <w:r>
+        <w:rPr>
+          <w:lang w:val="it-IT"/>
+        </w:rPr>
+        <w:t xml:space="preserve"> principale, in </w:t>
+      </w:r>
+      <w:proofErr w:type="spellStart"/>
+      <w:r>
+        <w:rPr>
+          <w:lang w:val="it-IT"/>
+        </w:rPr>
+        <w:t>functie</w:t>
+      </w:r>
+      <w:proofErr w:type="spellEnd"/>
+      <w:r>
+        <w:rPr>
+          <w:lang w:val="it-IT"/>
+        </w:rPr>
+        <w:t xml:space="preserve"> de </w:t>
+      </w:r>
+      <w:proofErr w:type="spellStart"/>
+      <w:r>
+        <w:rPr>
+          <w:lang w:val="it-IT"/>
+        </w:rPr>
+        <w:t>modul</w:t>
+      </w:r>
+      <w:proofErr w:type="spellEnd"/>
+      <w:r>
+        <w:rPr>
+          <w:lang w:val="it-IT"/>
+        </w:rPr>
+        <w:t xml:space="preserve"> in care are </w:t>
+      </w:r>
+      <w:proofErr w:type="spellStart"/>
+      <w:r>
+        <w:rPr>
+          <w:lang w:val="it-IT"/>
+        </w:rPr>
+        <w:t>loc</w:t>
+      </w:r>
+      <w:proofErr w:type="spellEnd"/>
+      <w:r>
+        <w:rPr>
+          <w:lang w:val="it-IT"/>
+        </w:rPr>
+        <w:t xml:space="preserve"> </w:t>
+      </w:r>
+      <w:proofErr w:type="spellStart"/>
+      <w:r>
+        <w:rPr>
+          <w:lang w:val="it-IT"/>
+        </w:rPr>
+        <w:t>procesul</w:t>
+      </w:r>
+      <w:proofErr w:type="spellEnd"/>
+      <w:r>
+        <w:rPr>
+          <w:lang w:val="it-IT"/>
+        </w:rPr>
+        <w:t xml:space="preserve"> de </w:t>
+      </w:r>
+      <w:proofErr w:type="spellStart"/>
+      <w:r>
+        <w:rPr>
+          <w:lang w:val="it-IT"/>
+        </w:rPr>
+        <w:t>invatare</w:t>
+      </w:r>
+      <w:proofErr w:type="spellEnd"/>
+      <w:r>
+        <w:rPr>
+          <w:lang w:val="it-IT"/>
+        </w:rPr>
+        <w:t>:</w:t>
+      </w:r>
+    </w:p>
+    <w:p>
+      <w:pPr>
+        <w:rPr>
+          <w:lang w:val="it-IT"/>
+        </w:rPr>
+      </w:pPr>
+      <w:proofErr w:type="spellStart"/>
+      <w:r>
+        <w:rPr>
+          <w:lang w:val="it-IT"/>
+        </w:rPr>
+        <w:t>Invatarea</w:t>
+      </w:r>
+      <w:proofErr w:type="spellEnd"/>
+      <w:r>
+        <w:rPr>
+          <w:lang w:val="it-IT"/>
+        </w:rPr>
+        <w:t xml:space="preserve"> </w:t>
+      </w:r>
+      <w:proofErr w:type="spellStart"/>
+      <w:r>
+        <w:rPr>
+          <w:lang w:val="it-IT"/>
+        </w:rPr>
+        <w:t>supervizata</w:t>
+      </w:r>
+      <w:proofErr w:type="spellEnd"/>
+      <w:r>
+        <w:rPr>
+          <w:lang w:val="it-IT"/>
+        </w:rPr>
+        <w:t xml:space="preserve"> </w:t>
+      </w:r>
+      <w:proofErr w:type="spellStart"/>
+      <w:r>
+        <w:rPr>
+          <w:lang w:val="it-IT"/>
+        </w:rPr>
+        <w:t>presupune</w:t>
+      </w:r>
+      <w:proofErr w:type="spellEnd"/>
+      <w:r>
+        <w:rPr>
+          <w:lang w:val="it-IT"/>
+        </w:rPr>
+        <w:t xml:space="preserve"> </w:t>
+      </w:r>
+      <w:proofErr w:type="spellStart"/>
+      <w:r>
+        <w:rPr>
+          <w:lang w:val="it-IT"/>
+        </w:rPr>
+        <w:t>antrenarea</w:t>
+      </w:r>
+      <w:proofErr w:type="spellEnd"/>
+      <w:r>
+        <w:rPr>
+          <w:lang w:val="it-IT"/>
+        </w:rPr>
+        <w:t xml:space="preserve"> </w:t>
+      </w:r>
+      <w:proofErr w:type="spellStart"/>
+      <w:r>
+        <w:rPr>
+          <w:lang w:val="it-IT"/>
+        </w:rPr>
+        <w:t>modelului</w:t>
+      </w:r>
+      <w:proofErr w:type="spellEnd"/>
+      <w:r>
+        <w:rPr>
+          <w:lang w:val="it-IT"/>
+        </w:rPr>
+        <w:t xml:space="preserve"> pe un set de date </w:t>
+      </w:r>
+      <w:proofErr w:type="spellStart"/>
+      <w:r>
+        <w:rPr>
+          <w:lang w:val="it-IT"/>
+        </w:rPr>
+        <w:t>etichetat</w:t>
+      </w:r>
+      <w:proofErr w:type="spellEnd"/>
+      <w:r>
+        <w:rPr>
+          <w:lang w:val="it-IT"/>
+        </w:rPr>
+        <w:t xml:space="preserve">, </w:t>
+      </w:r>
+      <w:proofErr w:type="spellStart"/>
+      <w:r>
+        <w:rPr>
+          <w:lang w:val="it-IT"/>
+        </w:rPr>
+        <w:t>unde</w:t>
+      </w:r>
+      <w:proofErr w:type="spellEnd"/>
+      <w:r>
+        <w:rPr>
+          <w:lang w:val="it-IT"/>
+        </w:rPr>
+        <w:t xml:space="preserve"> </w:t>
+      </w:r>
+      <w:proofErr w:type="spellStart"/>
+      <w:r>
+        <w:rPr>
+          <w:lang w:val="it-IT"/>
+        </w:rPr>
+        <w:t>fiecare</w:t>
+      </w:r>
+      <w:proofErr w:type="spellEnd"/>
+      <w:r>
+        <w:rPr>
+          <w:lang w:val="it-IT"/>
+        </w:rPr>
+        <w:t xml:space="preserve"> </w:t>
+      </w:r>
+      <w:proofErr w:type="spellStart"/>
+      <w:r>
+        <w:rPr>
+          <w:lang w:val="it-IT"/>
+        </w:rPr>
+        <w:t>exemplu</w:t>
+      </w:r>
+      <w:proofErr w:type="spellEnd"/>
+      <w:r>
+        <w:rPr>
+          <w:lang w:val="it-IT"/>
+        </w:rPr>
+        <w:t xml:space="preserve"> este </w:t>
+      </w:r>
+      <w:proofErr w:type="spellStart"/>
+      <w:r>
+        <w:rPr>
+          <w:lang w:val="it-IT"/>
+        </w:rPr>
+        <w:t>insotit</w:t>
+      </w:r>
+      <w:proofErr w:type="spellEnd"/>
+      <w:r>
+        <w:rPr>
+          <w:lang w:val="it-IT"/>
+        </w:rPr>
+        <w:t xml:space="preserve"> de </w:t>
+      </w:r>
+      <w:proofErr w:type="spellStart"/>
+      <w:r>
+        <w:rPr>
+          <w:lang w:val="it-IT"/>
+        </w:rPr>
+        <w:t>raspunsul</w:t>
+      </w:r>
+      <w:proofErr w:type="spellEnd"/>
+      <w:r>
+        <w:rPr>
+          <w:lang w:val="it-IT"/>
+        </w:rPr>
+        <w:t xml:space="preserve"> </w:t>
+      </w:r>
+      <w:proofErr w:type="spellStart"/>
+      <w:r>
+        <w:rPr>
+          <w:lang w:val="it-IT"/>
+        </w:rPr>
+        <w:t>corect.Scopul</w:t>
+      </w:r>
+      <w:proofErr w:type="spellEnd"/>
+      <w:r>
+        <w:rPr>
+          <w:lang w:val="it-IT"/>
+        </w:rPr>
+        <w:t xml:space="preserve"> </w:t>
+      </w:r>
+      <w:proofErr w:type="spellStart"/>
+      <w:r>
+        <w:rPr>
+          <w:lang w:val="it-IT"/>
+        </w:rPr>
+        <w:t>invatrii</w:t>
+      </w:r>
+      <w:proofErr w:type="spellEnd"/>
+      <w:r>
+        <w:rPr>
+          <w:lang w:val="it-IT"/>
+        </w:rPr>
+        <w:t xml:space="preserve"> </w:t>
+      </w:r>
+      <w:proofErr w:type="spellStart"/>
+      <w:r>
+        <w:rPr>
+          <w:lang w:val="it-IT"/>
+        </w:rPr>
+        <w:t>supervizate</w:t>
+      </w:r>
+      <w:proofErr w:type="spellEnd"/>
+      <w:r>
+        <w:rPr>
+          <w:lang w:val="it-IT"/>
+        </w:rPr>
+        <w:t xml:space="preserve"> este ca </w:t>
+      </w:r>
+      <w:proofErr w:type="spellStart"/>
+      <w:r>
+        <w:rPr>
+          <w:lang w:val="it-IT"/>
+        </w:rPr>
+        <w:t>modelul</w:t>
+      </w:r>
+      <w:proofErr w:type="spellEnd"/>
+      <w:r>
+        <w:rPr>
+          <w:lang w:val="it-IT"/>
+        </w:rPr>
+        <w:t xml:space="preserve"> </w:t>
+      </w:r>
+      <w:proofErr w:type="spellStart"/>
+      <w:r>
+        <w:rPr>
+          <w:lang w:val="it-IT"/>
+        </w:rPr>
+        <w:t>antrenat</w:t>
+      </w:r>
+      <w:proofErr w:type="spellEnd"/>
+      <w:r>
+        <w:rPr>
+          <w:lang w:val="it-IT"/>
+        </w:rPr>
+        <w:t xml:space="preserve"> sa </w:t>
+      </w:r>
+      <w:proofErr w:type="spellStart"/>
+      <w:r>
+        <w:rPr>
+          <w:lang w:val="it-IT"/>
+        </w:rPr>
+        <w:t>poata</w:t>
+      </w:r>
+      <w:proofErr w:type="spellEnd"/>
+      <w:r>
+        <w:rPr>
+          <w:lang w:val="it-IT"/>
+        </w:rPr>
+        <w:t xml:space="preserve"> </w:t>
+      </w:r>
+      <w:proofErr w:type="spellStart"/>
+      <w:r>
+        <w:rPr>
+          <w:lang w:val="it-IT"/>
+        </w:rPr>
+        <w:t>generaliza</w:t>
+      </w:r>
+      <w:proofErr w:type="spellEnd"/>
+      <w:r>
+        <w:rPr>
+          <w:lang w:val="it-IT"/>
+        </w:rPr>
+        <w:t xml:space="preserve"> pe </w:t>
+      </w:r>
+      <w:proofErr w:type="spellStart"/>
+      <w:r>
+        <w:rPr>
+          <w:lang w:val="it-IT"/>
+        </w:rPr>
+        <w:t>exemple</w:t>
+      </w:r>
+      <w:proofErr w:type="spellEnd"/>
+      <w:r>
+        <w:rPr>
+          <w:lang w:val="it-IT"/>
+        </w:rPr>
+        <w:t xml:space="preserve"> </w:t>
+      </w:r>
+      <w:proofErr w:type="spellStart"/>
+      <w:r>
+        <w:rPr>
+          <w:lang w:val="it-IT"/>
+        </w:rPr>
+        <w:t>noi.Invatarea</w:t>
+      </w:r>
+      <w:proofErr w:type="spellEnd"/>
+      <w:r>
+        <w:rPr>
+          <w:lang w:val="it-IT"/>
+        </w:rPr>
+        <w:t xml:space="preserve"> </w:t>
+      </w:r>
+      <w:proofErr w:type="spellStart"/>
+      <w:r>
+        <w:rPr>
+          <w:lang w:val="it-IT"/>
+        </w:rPr>
+        <w:t>supervizata</w:t>
+      </w:r>
+      <w:proofErr w:type="spellEnd"/>
+      <w:r>
+        <w:rPr>
+          <w:lang w:val="it-IT"/>
+        </w:rPr>
+        <w:t xml:space="preserve"> este </w:t>
+      </w:r>
+      <w:proofErr w:type="spellStart"/>
+      <w:r>
+        <w:rPr>
+          <w:lang w:val="it-IT"/>
+        </w:rPr>
+        <w:t>adesea</w:t>
+      </w:r>
+      <w:proofErr w:type="spellEnd"/>
+      <w:r>
+        <w:rPr>
+          <w:lang w:val="it-IT"/>
+        </w:rPr>
+        <w:t xml:space="preserve"> </w:t>
+      </w:r>
+      <w:proofErr w:type="spellStart"/>
+      <w:r>
+        <w:rPr>
+          <w:lang w:val="it-IT"/>
+        </w:rPr>
+        <w:t>folosita</w:t>
+      </w:r>
+      <w:proofErr w:type="spellEnd"/>
+      <w:r>
+        <w:rPr>
+          <w:lang w:val="it-IT"/>
+        </w:rPr>
+        <w:t xml:space="preserve"> </w:t>
+      </w:r>
+      <w:proofErr w:type="spellStart"/>
+      <w:r>
+        <w:rPr>
+          <w:lang w:val="it-IT"/>
+        </w:rPr>
+        <w:t>pentru</w:t>
+      </w:r>
+      <w:proofErr w:type="spellEnd"/>
+      <w:r>
+        <w:rPr>
+          <w:lang w:val="it-IT"/>
+        </w:rPr>
+        <w:t xml:space="preserve"> </w:t>
+      </w:r>
+      <w:proofErr w:type="spellStart"/>
+      <w:r>
+        <w:rPr>
+          <w:lang w:val="it-IT"/>
+        </w:rPr>
+        <w:t>probleme</w:t>
+      </w:r>
+      <w:proofErr w:type="spellEnd"/>
+      <w:r>
+        <w:rPr>
+          <w:lang w:val="it-IT"/>
+        </w:rPr>
+        <w:t xml:space="preserve"> de </w:t>
+      </w:r>
+      <w:proofErr w:type="spellStart"/>
+      <w:r>
+        <w:rPr>
+          <w:lang w:val="it-IT"/>
+        </w:rPr>
+        <w:t>clasificare</w:t>
+      </w:r>
+      <w:proofErr w:type="spellEnd"/>
+      <w:r>
+        <w:rPr>
+          <w:lang w:val="it-IT"/>
+        </w:rPr>
+        <w:t xml:space="preserve"> si </w:t>
+      </w:r>
+      <w:proofErr w:type="spellStart"/>
+      <w:r>
+        <w:rPr>
+          <w:lang w:val="it-IT"/>
+        </w:rPr>
+        <w:t>regresie</w:t>
+      </w:r>
+      <w:proofErr w:type="spellEnd"/>
+      <w:r>
+        <w:rPr>
+          <w:lang w:val="it-IT"/>
+        </w:rPr>
+        <w:t>.</w:t>
+      </w:r>
+    </w:p>
+    <w:p>
+      <w:pPr>
+        <w:rPr>
+          <w:lang w:val="it-IT"/>
+        </w:rPr>
+      </w:pPr>
+      <w:proofErr w:type="spellStart"/>
+      <w:r>
+        <w:rPr>
+          <w:lang w:val="it-IT"/>
+        </w:rPr>
+        <w:t>Invatarea</w:t>
+      </w:r>
+      <w:proofErr w:type="spellEnd"/>
+      <w:r>
+        <w:rPr>
+          <w:lang w:val="it-IT"/>
+        </w:rPr>
+        <w:t xml:space="preserve"> </w:t>
+      </w:r>
+      <w:proofErr w:type="spellStart"/>
+      <w:r>
+        <w:rPr>
+          <w:lang w:val="it-IT"/>
+        </w:rPr>
+        <w:t>nesupervizata</w:t>
+      </w:r>
+      <w:proofErr w:type="spellEnd"/>
+      <w:r>
+        <w:rPr>
+          <w:lang w:val="it-IT"/>
+        </w:rPr>
+        <w:t xml:space="preserve"> </w:t>
+      </w:r>
+      <w:proofErr w:type="spellStart"/>
+      <w:r>
+        <w:rPr>
+          <w:lang w:val="it-IT"/>
+        </w:rPr>
+        <w:t>opereaza</w:t>
+      </w:r>
+      <w:proofErr w:type="spellEnd"/>
+      <w:r>
+        <w:rPr>
+          <w:lang w:val="it-IT"/>
+        </w:rPr>
+        <w:t xml:space="preserve"> pe date </w:t>
+      </w:r>
+      <w:proofErr w:type="spellStart"/>
+      <w:r>
+        <w:rPr>
+          <w:lang w:val="it-IT"/>
+        </w:rPr>
+        <w:t>neetichetate</w:t>
+      </w:r>
+      <w:proofErr w:type="spellEnd"/>
+      <w:r>
+        <w:rPr>
+          <w:lang w:val="it-IT"/>
+        </w:rPr>
+        <w:t xml:space="preserve">, </w:t>
+      </w:r>
+      <w:proofErr w:type="spellStart"/>
+      <w:r>
+        <w:rPr>
+          <w:lang w:val="it-IT"/>
+        </w:rPr>
+        <w:t>iar</w:t>
+      </w:r>
+      <w:proofErr w:type="spellEnd"/>
+      <w:r>
+        <w:rPr>
+          <w:lang w:val="it-IT"/>
+        </w:rPr>
+        <w:t xml:space="preserve"> </w:t>
+      </w:r>
+      <w:proofErr w:type="spellStart"/>
+      <w:r>
+        <w:rPr>
+          <w:lang w:val="it-IT"/>
+        </w:rPr>
+        <w:t>algoritmul</w:t>
+      </w:r>
+      <w:proofErr w:type="spellEnd"/>
+      <w:r>
+        <w:rPr>
+          <w:lang w:val="it-IT"/>
+        </w:rPr>
+        <w:t xml:space="preserve"> trebuie sa </w:t>
+      </w:r>
+      <w:proofErr w:type="spellStart"/>
+      <w:r>
+        <w:rPr>
+          <w:lang w:val="it-IT"/>
+        </w:rPr>
+        <w:t>descopere</w:t>
+      </w:r>
+      <w:proofErr w:type="spellEnd"/>
+      <w:r>
+        <w:rPr>
+          <w:lang w:val="it-IT"/>
+        </w:rPr>
+        <w:t xml:space="preserve"> </w:t>
+      </w:r>
+      <w:proofErr w:type="spellStart"/>
+      <w:r>
+        <w:rPr>
+          <w:lang w:val="it-IT"/>
+        </w:rPr>
+        <w:t>singur</w:t>
+      </w:r>
+      <w:proofErr w:type="spellEnd"/>
+      <w:r>
+        <w:rPr>
+          <w:lang w:val="it-IT"/>
+        </w:rPr>
+        <w:t xml:space="preserve"> </w:t>
+      </w:r>
+      <w:proofErr w:type="spellStart"/>
+      <w:r>
+        <w:rPr>
+          <w:lang w:val="it-IT"/>
+        </w:rPr>
+        <w:t>tiparurile</w:t>
+      </w:r>
+      <w:proofErr w:type="spellEnd"/>
+      <w:r>
+        <w:rPr>
+          <w:lang w:val="it-IT"/>
+        </w:rPr>
+        <w:t xml:space="preserve"> </w:t>
+      </w:r>
+      <w:proofErr w:type="spellStart"/>
+      <w:r>
+        <w:rPr>
+          <w:lang w:val="it-IT"/>
+        </w:rPr>
+        <w:t>sau</w:t>
+      </w:r>
+      <w:proofErr w:type="spellEnd"/>
+      <w:r>
+        <w:rPr>
+          <w:lang w:val="it-IT"/>
+        </w:rPr>
+        <w:t xml:space="preserve"> </w:t>
+      </w:r>
+      <w:proofErr w:type="spellStart"/>
+      <w:r>
+        <w:rPr>
+          <w:lang w:val="it-IT"/>
+        </w:rPr>
+        <w:t>structurile</w:t>
+      </w:r>
+      <w:proofErr w:type="spellEnd"/>
+      <w:r>
+        <w:rPr>
+          <w:lang w:val="it-IT"/>
+        </w:rPr>
+        <w:t xml:space="preserve"> </w:t>
+      </w:r>
+      <w:proofErr w:type="spellStart"/>
+      <w:r>
+        <w:rPr>
+          <w:lang w:val="it-IT"/>
+        </w:rPr>
+        <w:t>ascunse</w:t>
+      </w:r>
+      <w:proofErr w:type="spellEnd"/>
+      <w:r>
+        <w:rPr>
+          <w:lang w:val="it-IT"/>
+        </w:rPr>
+        <w:t xml:space="preserve"> </w:t>
+      </w:r>
+      <w:proofErr w:type="spellStart"/>
+      <w:r>
+        <w:rPr>
+          <w:lang w:val="it-IT"/>
+        </w:rPr>
+        <w:t>din</w:t>
+      </w:r>
+      <w:proofErr w:type="spellEnd"/>
+      <w:r>
+        <w:rPr>
+          <w:lang w:val="it-IT"/>
+        </w:rPr>
+        <w:t xml:space="preserve"> date, fara </w:t>
+      </w:r>
+      <w:proofErr w:type="spellStart"/>
+      <w:r>
+        <w:rPr>
+          <w:lang w:val="it-IT"/>
+        </w:rPr>
+        <w:t>iesiri</w:t>
+      </w:r>
+      <w:proofErr w:type="spellEnd"/>
+      <w:r>
+        <w:rPr>
+          <w:lang w:val="it-IT"/>
+        </w:rPr>
+        <w:t xml:space="preserve"> </w:t>
+      </w:r>
+      <w:proofErr w:type="spellStart"/>
+      <w:r>
+        <w:rPr>
+          <w:lang w:val="it-IT"/>
+        </w:rPr>
+        <w:t>predefinite.Clustering-ul</w:t>
+      </w:r>
+      <w:proofErr w:type="spellEnd"/>
+      <w:r>
+        <w:rPr>
+          <w:lang w:val="it-IT"/>
+        </w:rPr>
+        <w:t xml:space="preserve"> si </w:t>
+      </w:r>
+      <w:proofErr w:type="spellStart"/>
+      <w:r>
+        <w:rPr>
+          <w:lang w:val="it-IT"/>
+        </w:rPr>
+        <w:t>reducerea</w:t>
+      </w:r>
+      <w:proofErr w:type="spellEnd"/>
+      <w:r>
+        <w:rPr>
+          <w:lang w:val="it-IT"/>
+        </w:rPr>
+        <w:t xml:space="preserve"> </w:t>
+      </w:r>
+      <w:proofErr w:type="spellStart"/>
+      <w:r>
+        <w:rPr>
+          <w:lang w:val="it-IT"/>
+        </w:rPr>
+        <w:t>dimensionalitatii</w:t>
+      </w:r>
+      <w:proofErr w:type="spellEnd"/>
+      <w:r>
+        <w:rPr>
+          <w:lang w:val="it-IT"/>
+        </w:rPr>
+        <w:t xml:space="preserve"> </w:t>
+      </w:r>
+      <w:proofErr w:type="spellStart"/>
+      <w:r>
+        <w:rPr>
+          <w:lang w:val="it-IT"/>
+        </w:rPr>
+        <w:t>sunt</w:t>
+      </w:r>
+      <w:proofErr w:type="spellEnd"/>
+      <w:r>
+        <w:rPr>
+          <w:lang w:val="it-IT"/>
+        </w:rPr>
+        <w:t xml:space="preserve"> </w:t>
+      </w:r>
+      <w:proofErr w:type="spellStart"/>
+      <w:r>
+        <w:rPr>
+          <w:lang w:val="it-IT"/>
+        </w:rPr>
+        <w:t>exemple</w:t>
+      </w:r>
+      <w:proofErr w:type="spellEnd"/>
+      <w:r>
+        <w:rPr>
+          <w:lang w:val="it-IT"/>
+        </w:rPr>
+        <w:t xml:space="preserve"> de </w:t>
+      </w:r>
+      <w:proofErr w:type="spellStart"/>
+      <w:r>
+        <w:rPr>
+          <w:lang w:val="it-IT"/>
+        </w:rPr>
+        <w:t>aplicatii</w:t>
+      </w:r>
+      <w:proofErr w:type="spellEnd"/>
+      <w:r>
+        <w:rPr>
+          <w:lang w:val="it-IT"/>
+        </w:rPr>
+        <w:t xml:space="preserve"> </w:t>
+      </w:r>
+      <w:proofErr w:type="spellStart"/>
+      <w:r>
+        <w:rPr>
+          <w:lang w:val="it-IT"/>
+        </w:rPr>
+        <w:t>ale</w:t>
+      </w:r>
+      <w:proofErr w:type="spellEnd"/>
+      <w:r>
+        <w:rPr>
+          <w:lang w:val="it-IT"/>
+        </w:rPr>
+        <w:t xml:space="preserve"> </w:t>
+      </w:r>
+      <w:proofErr w:type="spellStart"/>
+      <w:r>
+        <w:rPr>
+          <w:lang w:val="it-IT"/>
+        </w:rPr>
+        <w:t>acestui</w:t>
+      </w:r>
+      <w:proofErr w:type="spellEnd"/>
+      <w:r>
+        <w:rPr>
+          <w:lang w:val="it-IT"/>
+        </w:rPr>
+        <w:t xml:space="preserve"> </w:t>
+      </w:r>
+      <w:proofErr w:type="spellStart"/>
+      <w:r>
+        <w:rPr>
+          <w:lang w:val="it-IT"/>
+        </w:rPr>
+        <w:t>tip</w:t>
+      </w:r>
+      <w:proofErr w:type="spellEnd"/>
+      <w:r>
+        <w:rPr>
+          <w:lang w:val="it-IT"/>
+        </w:rPr>
+        <w:t xml:space="preserve"> de invatare.*2</w:t>
+      </w:r>
+    </w:p>
+    <w:p>
+      <w:pPr>
+        <w:rPr>
+          <w:lang w:val="it-IT"/>
+        </w:rPr>
+      </w:pPr>
+      <w:r>
+        <w:rPr>
+          <w:lang w:val="it-IT"/>
+        </w:rPr>
+        <w:t>2-</w:t>
+      </w:r>
+      <w:r>
+        <w:rPr>
+          <w:lang w:val="it-IT"/>
+        </w:rPr>
+        <w:t xml:space="preserve"> </w:t>
+      </w:r>
+      <w:r>
+        <w:rPr>
+          <w:lang w:val="it-IT"/>
+        </w:rPr>
+        <w:t>https://www.geeksforgeeks.org/machine-learning/machine-learning-algorithms/</w:t>
+      </w:r>
+    </w:p>
+    <w:p>
+      <w:pPr>
+        <w:rPr>
+          <w:lang w:val="it-IT"/>
+        </w:rPr>
+      </w:pPr>
+      <w:proofErr w:type="spellStart"/>
+      <w:r>
+        <w:rPr>
+          <w:lang w:val="it-IT"/>
+        </w:rPr>
+        <w:t>Invatarea</w:t>
+      </w:r>
+      <w:proofErr w:type="spellEnd"/>
+      <w:r>
+        <w:rPr>
+          <w:lang w:val="it-IT"/>
+        </w:rPr>
+        <w:t xml:space="preserve"> prin</w:t>
+      </w:r>
+      <w:r>
+        <w:rPr>
+          <w:lang w:val="it-IT"/>
+        </w:rPr>
+        <w:t xml:space="preserve"> </w:t>
+      </w:r>
+      <w:proofErr w:type="spellStart"/>
+      <w:r>
+        <w:rPr>
+          <w:lang w:val="it-IT"/>
+        </w:rPr>
+        <w:t>recompensa</w:t>
+      </w:r>
+      <w:proofErr w:type="spellEnd"/>
+      <w:r>
+        <w:rPr>
+          <w:lang w:val="it-IT"/>
+        </w:rPr>
+        <w:t xml:space="preserve"> </w:t>
+      </w:r>
+      <w:proofErr w:type="spellStart"/>
+      <w:r>
+        <w:rPr>
+          <w:lang w:val="it-IT"/>
+        </w:rPr>
+        <w:t>antreneaza</w:t>
+      </w:r>
+      <w:proofErr w:type="spellEnd"/>
+      <w:r>
+        <w:rPr>
+          <w:lang w:val="it-IT"/>
+        </w:rPr>
+        <w:t xml:space="preserve"> un agent care </w:t>
+      </w:r>
+      <w:proofErr w:type="spellStart"/>
+      <w:r>
+        <w:rPr>
+          <w:lang w:val="it-IT"/>
+        </w:rPr>
+        <w:t>interactioneaza</w:t>
+      </w:r>
+      <w:proofErr w:type="spellEnd"/>
+      <w:r>
+        <w:rPr>
+          <w:lang w:val="it-IT"/>
+        </w:rPr>
+        <w:t xml:space="preserve"> cu un </w:t>
+      </w:r>
+      <w:proofErr w:type="spellStart"/>
+      <w:r>
+        <w:rPr>
+          <w:lang w:val="it-IT"/>
+        </w:rPr>
+        <w:t>mediu</w:t>
+      </w:r>
+      <w:proofErr w:type="spellEnd"/>
+      <w:r>
+        <w:rPr>
+          <w:lang w:val="it-IT"/>
+        </w:rPr>
+        <w:t xml:space="preserve"> si </w:t>
+      </w:r>
+      <w:proofErr w:type="spellStart"/>
+      <w:r>
+        <w:rPr>
+          <w:lang w:val="it-IT"/>
+        </w:rPr>
+        <w:t>primeste</w:t>
+      </w:r>
+      <w:proofErr w:type="spellEnd"/>
+      <w:r>
+        <w:rPr>
+          <w:lang w:val="it-IT"/>
+        </w:rPr>
+        <w:t xml:space="preserve"> </w:t>
+      </w:r>
+      <w:proofErr w:type="spellStart"/>
+      <w:r>
+        <w:rPr>
+          <w:lang w:val="it-IT"/>
+        </w:rPr>
+        <w:t>recompense</w:t>
+      </w:r>
+      <w:proofErr w:type="spellEnd"/>
+      <w:r>
+        <w:rPr>
+          <w:lang w:val="it-IT"/>
+        </w:rPr>
+        <w:t xml:space="preserve"> </w:t>
+      </w:r>
+      <w:proofErr w:type="spellStart"/>
+      <w:r>
+        <w:rPr>
+          <w:lang w:val="it-IT"/>
+        </w:rPr>
+        <w:t>sau</w:t>
+      </w:r>
+      <w:proofErr w:type="spellEnd"/>
+      <w:r>
+        <w:rPr>
+          <w:lang w:val="it-IT"/>
+        </w:rPr>
+        <w:t xml:space="preserve"> </w:t>
+      </w:r>
+      <w:proofErr w:type="spellStart"/>
+      <w:r>
+        <w:rPr>
+          <w:lang w:val="it-IT"/>
+        </w:rPr>
+        <w:t>penalizari</w:t>
+      </w:r>
+      <w:proofErr w:type="spellEnd"/>
+      <w:r>
+        <w:rPr>
+          <w:lang w:val="it-IT"/>
+        </w:rPr>
+        <w:t xml:space="preserve"> in </w:t>
+      </w:r>
+      <w:proofErr w:type="spellStart"/>
+      <w:r>
+        <w:rPr>
+          <w:lang w:val="it-IT"/>
+        </w:rPr>
+        <w:t>functie</w:t>
+      </w:r>
+      <w:proofErr w:type="spellEnd"/>
+      <w:r>
+        <w:rPr>
+          <w:lang w:val="it-IT"/>
+        </w:rPr>
+        <w:t xml:space="preserve"> de </w:t>
+      </w:r>
+      <w:proofErr w:type="spellStart"/>
+      <w:r>
+        <w:rPr>
+          <w:lang w:val="it-IT"/>
+        </w:rPr>
+        <w:t>actiunile</w:t>
+      </w:r>
+      <w:proofErr w:type="spellEnd"/>
+      <w:r>
+        <w:rPr>
+          <w:lang w:val="it-IT"/>
+        </w:rPr>
+        <w:t xml:space="preserve"> </w:t>
+      </w:r>
+      <w:proofErr w:type="spellStart"/>
+      <w:r>
+        <w:rPr>
+          <w:lang w:val="it-IT"/>
+        </w:rPr>
+        <w:t>afectuate</w:t>
+      </w:r>
+      <w:proofErr w:type="spellEnd"/>
+      <w:r>
+        <w:rPr>
+          <w:lang w:val="it-IT"/>
+        </w:rPr>
+        <w:t xml:space="preserve"> cu </w:t>
+      </w:r>
+      <w:proofErr w:type="spellStart"/>
+      <w:r>
+        <w:rPr>
+          <w:lang w:val="it-IT"/>
+        </w:rPr>
+        <w:t>scodul</w:t>
+      </w:r>
+      <w:proofErr w:type="spellEnd"/>
+      <w:r>
+        <w:rPr>
+          <w:lang w:val="it-IT"/>
+        </w:rPr>
+        <w:t xml:space="preserve"> de a </w:t>
+      </w:r>
+      <w:proofErr w:type="spellStart"/>
+      <w:r>
+        <w:rPr>
+          <w:lang w:val="it-IT"/>
+        </w:rPr>
+        <w:t>maximiza</w:t>
+      </w:r>
+      <w:proofErr w:type="spellEnd"/>
+      <w:r>
+        <w:rPr>
+          <w:lang w:val="it-IT"/>
+        </w:rPr>
+        <w:t xml:space="preserve"> </w:t>
+      </w:r>
+      <w:proofErr w:type="spellStart"/>
+      <w:r>
+        <w:rPr>
+          <w:lang w:val="it-IT"/>
+        </w:rPr>
+        <w:t>recompensa</w:t>
+      </w:r>
+      <w:proofErr w:type="spellEnd"/>
+      <w:r>
+        <w:rPr>
+          <w:lang w:val="it-IT"/>
+        </w:rPr>
+        <w:t xml:space="preserve"> cumulata pe </w:t>
+      </w:r>
+      <w:proofErr w:type="spellStart"/>
+      <w:r>
+        <w:rPr>
+          <w:lang w:val="it-IT"/>
+        </w:rPr>
+        <w:t>termen</w:t>
+      </w:r>
+      <w:proofErr w:type="spellEnd"/>
+      <w:r>
+        <w:rPr>
+          <w:lang w:val="it-IT"/>
+        </w:rPr>
+        <w:t xml:space="preserve"> lung.*3</w:t>
+      </w:r>
+    </w:p>
+    <w:p>
+      <w:r>
+        <w:t>3-Sutton, R.S., Barto, A.G., Reinforce</w:t>
+      </w:r>
+      <w:r>
+        <w:t>ment Learning: An Introduction, MIT Press, 2018</w:t>
+      </w:r>
+    </w:p>
+    <w:p>
+      <w:r>
+        <w:t>http://incompleteideas.net/book/bookdraft2018jan1.pdf</w:t>
+      </w:r>
+    </w:p>
+    <w:p/>
+    <w:p>
+      <w:r>
+        <w:t xml:space="preserve">1.2 </w:t>
+      </w:r>
+      <w:proofErr w:type="spellStart"/>
+      <w:r>
+        <w:t>Clasificare</w:t>
+      </w:r>
+      <w:proofErr w:type="spellEnd"/>
+      <w:r>
+        <w:t xml:space="preserve"> versus </w:t>
+      </w:r>
+      <w:proofErr w:type="spellStart"/>
+      <w:r>
+        <w:t>Regresie</w:t>
+      </w:r>
+      <w:proofErr w:type="spellEnd"/>
+    </w:p>
+    <w:p>
+      <w:pPr>
+        <w:rPr>
+          <w:lang w:val="it-IT"/>
+        </w:rPr>
+      </w:pPr>
+      <w:r>
+        <w:rPr>
+          <w:lang w:val="it-IT"/>
+        </w:rPr>
+        <w:t xml:space="preserve">In </w:t>
+      </w:r>
+      <w:proofErr w:type="spellStart"/>
+      <w:r>
+        <w:rPr>
+          <w:lang w:val="it-IT"/>
+        </w:rPr>
+        <w:t>cadrul</w:t>
+      </w:r>
+      <w:proofErr w:type="spellEnd"/>
+      <w:r>
+        <w:rPr>
+          <w:lang w:val="it-IT"/>
+        </w:rPr>
+        <w:t xml:space="preserve"> </w:t>
+      </w:r>
+      <w:proofErr w:type="spellStart"/>
+      <w:r>
+        <w:rPr>
+          <w:lang w:val="it-IT"/>
+        </w:rPr>
+        <w:t>invatarii</w:t>
+      </w:r>
+      <w:proofErr w:type="spellEnd"/>
+      <w:r>
+        <w:rPr>
+          <w:lang w:val="it-IT"/>
+        </w:rPr>
+        <w:t xml:space="preserve"> supervizate, </w:t>
+      </w:r>
+      <w:proofErr w:type="spellStart"/>
+      <w:r>
+        <w:rPr>
+          <w:lang w:val="it-IT"/>
+        </w:rPr>
+        <w:t>d</w:t>
+      </w:r>
+      <w:r>
+        <w:rPr>
+          <w:lang w:val="it-IT"/>
+        </w:rPr>
+        <w:t>iferenta</w:t>
+      </w:r>
+      <w:proofErr w:type="spellEnd"/>
+      <w:r>
+        <w:rPr>
+          <w:lang w:val="it-IT"/>
+        </w:rPr>
+        <w:t xml:space="preserve"> </w:t>
+      </w:r>
+      <w:proofErr w:type="spellStart"/>
+      <w:r>
+        <w:rPr>
+          <w:lang w:val="it-IT"/>
+        </w:rPr>
+        <w:t>intre</w:t>
+      </w:r>
+      <w:proofErr w:type="spellEnd"/>
+      <w:r>
+        <w:rPr>
+          <w:lang w:val="it-IT"/>
+        </w:rPr>
+        <w:t xml:space="preserve"> </w:t>
+      </w:r>
+      <w:proofErr w:type="spellStart"/>
+      <w:r>
+        <w:rPr>
+          <w:lang w:val="it-IT"/>
+        </w:rPr>
+        <w:t>clasificare</w:t>
+      </w:r>
+      <w:proofErr w:type="spellEnd"/>
+      <w:r>
+        <w:rPr>
+          <w:lang w:val="it-IT"/>
+        </w:rPr>
+        <w:t xml:space="preserve"> si </w:t>
+      </w:r>
+      <w:proofErr w:type="spellStart"/>
+      <w:r>
+        <w:rPr>
+          <w:lang w:val="it-IT"/>
+        </w:rPr>
+        <w:t>regresie</w:t>
+      </w:r>
+      <w:proofErr w:type="spellEnd"/>
+      <w:r>
+        <w:rPr>
+          <w:lang w:val="it-IT"/>
+        </w:rPr>
+        <w:t xml:space="preserve"> este </w:t>
+      </w:r>
+      <w:proofErr w:type="spellStart"/>
+      <w:r>
+        <w:rPr>
+          <w:lang w:val="it-IT"/>
+        </w:rPr>
+        <w:t>reprezentata</w:t>
+      </w:r>
+      <w:proofErr w:type="spellEnd"/>
+      <w:r>
+        <w:rPr>
+          <w:lang w:val="it-IT"/>
+        </w:rPr>
+        <w:t xml:space="preserve"> de natura </w:t>
+      </w:r>
+      <w:proofErr w:type="spellStart"/>
+      <w:r>
+        <w:rPr>
+          <w:lang w:val="it-IT"/>
+        </w:rPr>
+        <w:t>variabilei</w:t>
+      </w:r>
+      <w:proofErr w:type="spellEnd"/>
+      <w:r>
+        <w:rPr>
+          <w:lang w:val="it-IT"/>
+        </w:rPr>
+        <w:t xml:space="preserve"> tinta pe care </w:t>
+      </w:r>
+      <w:proofErr w:type="spellStart"/>
+      <w:r>
+        <w:rPr>
+          <w:lang w:val="it-IT"/>
+        </w:rPr>
+        <w:t>modelul</w:t>
+      </w:r>
+      <w:proofErr w:type="spellEnd"/>
+      <w:r>
+        <w:rPr>
+          <w:lang w:val="it-IT"/>
+        </w:rPr>
+        <w:t xml:space="preserve"> </w:t>
+      </w:r>
+      <w:proofErr w:type="spellStart"/>
+      <w:r>
+        <w:rPr>
+          <w:lang w:val="it-IT"/>
+        </w:rPr>
+        <w:t>trebuie</w:t>
+      </w:r>
+      <w:proofErr w:type="spellEnd"/>
+      <w:r>
+        <w:rPr>
+          <w:lang w:val="it-IT"/>
+        </w:rPr>
+        <w:t xml:space="preserve"> sa o </w:t>
+      </w:r>
+      <w:proofErr w:type="spellStart"/>
+      <w:r>
+        <w:rPr>
+          <w:lang w:val="it-IT"/>
+        </w:rPr>
+        <w:t>prezica</w:t>
+      </w:r>
+      <w:proofErr w:type="spellEnd"/>
+      <w:r>
+        <w:rPr>
+          <w:lang w:val="it-IT"/>
+        </w:rPr>
+        <w:t>.</w:t>
+      </w:r>
+    </w:p>
+    <w:p>
+      <w:pPr>
+        <w:rPr>
+          <w:lang w:val="it-IT"/>
+        </w:rPr>
+      </w:pPr>
+      <w:proofErr w:type="spellStart"/>
+      <w:r>
+        <w:rPr>
+          <w:lang w:val="it-IT"/>
+        </w:rPr>
+        <w:t>Clasificarea</w:t>
+      </w:r>
+      <w:proofErr w:type="spellEnd"/>
+      <w:r>
+        <w:rPr>
+          <w:lang w:val="it-IT"/>
+        </w:rPr>
+        <w:t xml:space="preserve"> are ca </w:t>
+      </w:r>
+      <w:proofErr w:type="spellStart"/>
+      <w:r>
+        <w:rPr>
+          <w:lang w:val="it-IT"/>
+        </w:rPr>
+        <w:t>obiectiv</w:t>
+      </w:r>
+      <w:proofErr w:type="spellEnd"/>
+      <w:r>
+        <w:rPr>
+          <w:lang w:val="it-IT"/>
+        </w:rPr>
+        <w:t xml:space="preserve"> </w:t>
+      </w:r>
+      <w:proofErr w:type="spellStart"/>
+      <w:r>
+        <w:rPr>
+          <w:lang w:val="it-IT"/>
+        </w:rPr>
+        <w:t>predictia</w:t>
+      </w:r>
+      <w:proofErr w:type="spellEnd"/>
+      <w:r>
+        <w:rPr>
+          <w:lang w:val="it-IT"/>
+        </w:rPr>
+        <w:t xml:space="preserve"> </w:t>
+      </w:r>
+      <w:proofErr w:type="spellStart"/>
+      <w:r>
+        <w:rPr>
+          <w:lang w:val="it-IT"/>
+        </w:rPr>
+        <w:t>unei</w:t>
+      </w:r>
+      <w:proofErr w:type="spellEnd"/>
+      <w:r>
+        <w:rPr>
+          <w:lang w:val="it-IT"/>
+        </w:rPr>
+        <w:t xml:space="preserve"> variabile categoriale, </w:t>
+      </w:r>
+      <w:proofErr w:type="spellStart"/>
+      <w:r>
+        <w:rPr>
+          <w:lang w:val="it-IT"/>
+        </w:rPr>
+        <w:t>adica</w:t>
+      </w:r>
+      <w:proofErr w:type="spellEnd"/>
+      <w:r>
+        <w:rPr>
+          <w:lang w:val="it-IT"/>
+        </w:rPr>
+        <w:t xml:space="preserve"> </w:t>
+      </w:r>
+      <w:proofErr w:type="spellStart"/>
+      <w:r>
+        <w:rPr>
+          <w:lang w:val="it-IT"/>
+        </w:rPr>
+        <w:t>atribuirea</w:t>
+      </w:r>
+      <w:proofErr w:type="spellEnd"/>
+      <w:r>
+        <w:rPr>
+          <w:lang w:val="it-IT"/>
+        </w:rPr>
+        <w:t xml:space="preserve"> </w:t>
+      </w:r>
+      <w:proofErr w:type="spellStart"/>
+      <w:r>
+        <w:rPr>
+          <w:lang w:val="it-IT"/>
+        </w:rPr>
+        <w:t>fiecarui</w:t>
+      </w:r>
+      <w:proofErr w:type="spellEnd"/>
+      <w:r>
+        <w:rPr>
+          <w:lang w:val="it-IT"/>
+        </w:rPr>
+        <w:t xml:space="preserve"> </w:t>
+      </w:r>
+      <w:proofErr w:type="spellStart"/>
+      <w:r>
+        <w:rPr>
+          <w:lang w:val="it-IT"/>
+        </w:rPr>
+        <w:t>exemplu</w:t>
+      </w:r>
+      <w:proofErr w:type="spellEnd"/>
+      <w:r>
+        <w:rPr>
+          <w:lang w:val="it-IT"/>
+        </w:rPr>
+        <w:t xml:space="preserve"> </w:t>
+      </w:r>
+      <w:proofErr w:type="spellStart"/>
+      <w:r>
+        <w:rPr>
+          <w:lang w:val="it-IT"/>
+        </w:rPr>
+        <w:t>dintr</w:t>
+      </w:r>
+      <w:proofErr w:type="spellEnd"/>
+      <w:r>
+        <w:rPr>
+          <w:lang w:val="it-IT"/>
+        </w:rPr>
+        <w:t xml:space="preserve">-o </w:t>
+      </w:r>
+      <w:proofErr w:type="spellStart"/>
+      <w:r>
+        <w:rPr>
+          <w:lang w:val="it-IT"/>
+        </w:rPr>
+        <w:t>multime</w:t>
+      </w:r>
+      <w:proofErr w:type="spellEnd"/>
+      <w:r>
+        <w:rPr>
+          <w:lang w:val="it-IT"/>
+        </w:rPr>
+        <w:t xml:space="preserve"> finita de </w:t>
+      </w:r>
+      <w:proofErr w:type="spellStart"/>
+      <w:r>
+        <w:rPr>
+          <w:lang w:val="it-IT"/>
+        </w:rPr>
+        <w:t>clase</w:t>
+      </w:r>
+      <w:r>
+        <w:rPr>
+          <w:lang w:val="it-IT"/>
+        </w:rPr>
+        <w:t>.Un</w:t>
+      </w:r>
+      <w:proofErr w:type="spellEnd"/>
+      <w:r>
+        <w:rPr>
+          <w:lang w:val="it-IT"/>
+        </w:rPr>
+        <w:t xml:space="preserve"> </w:t>
+      </w:r>
+      <w:proofErr w:type="spellStart"/>
+      <w:r>
+        <w:rPr>
+          <w:lang w:val="it-IT"/>
+        </w:rPr>
+        <w:t>exemplu</w:t>
+      </w:r>
+      <w:proofErr w:type="spellEnd"/>
+      <w:r>
+        <w:rPr>
+          <w:lang w:val="it-IT"/>
+        </w:rPr>
+        <w:t xml:space="preserve"> </w:t>
+      </w:r>
+      <w:proofErr w:type="spellStart"/>
+      <w:r>
+        <w:rPr>
+          <w:lang w:val="it-IT"/>
+        </w:rPr>
+        <w:t>ar</w:t>
+      </w:r>
+      <w:proofErr w:type="spellEnd"/>
+      <w:r>
+        <w:rPr>
+          <w:lang w:val="it-IT"/>
+        </w:rPr>
+        <w:t xml:space="preserve"> fi </w:t>
+      </w:r>
+      <w:proofErr w:type="spellStart"/>
+      <w:r>
+        <w:rPr>
+          <w:lang w:val="it-IT"/>
+        </w:rPr>
+        <w:t>clasificarea</w:t>
+      </w:r>
+      <w:proofErr w:type="spellEnd"/>
+      <w:r>
+        <w:rPr>
+          <w:lang w:val="it-IT"/>
+        </w:rPr>
+        <w:t xml:space="preserve"> e-</w:t>
+      </w:r>
+      <w:proofErr w:type="spellStart"/>
+      <w:r>
+        <w:rPr>
+          <w:lang w:val="it-IT"/>
+        </w:rPr>
+        <w:t>mailurilor</w:t>
+      </w:r>
+      <w:proofErr w:type="spellEnd"/>
+      <w:r>
+        <w:rPr>
+          <w:lang w:val="it-IT"/>
+        </w:rPr>
+        <w:t xml:space="preserve"> ca spam </w:t>
+      </w:r>
+      <w:proofErr w:type="spellStart"/>
+      <w:r>
+        <w:rPr>
+          <w:lang w:val="it-IT"/>
+        </w:rPr>
+        <w:t>sau</w:t>
+      </w:r>
+      <w:proofErr w:type="spellEnd"/>
+      <w:r>
+        <w:rPr>
+          <w:lang w:val="it-IT"/>
+        </w:rPr>
+        <w:t xml:space="preserve"> non-</w:t>
+      </w:r>
+      <w:proofErr w:type="spellStart"/>
+      <w:r>
+        <w:rPr>
+          <w:lang w:val="it-IT"/>
+        </w:rPr>
+        <w:t>spam.In</w:t>
+      </w:r>
+      <w:proofErr w:type="spellEnd"/>
+      <w:r>
+        <w:rPr>
+          <w:lang w:val="it-IT"/>
+        </w:rPr>
+        <w:t xml:space="preserve"> </w:t>
+      </w:r>
+      <w:proofErr w:type="spellStart"/>
+      <w:r>
+        <w:rPr>
+          <w:lang w:val="it-IT"/>
+        </w:rPr>
+        <w:t>cadrul</w:t>
+      </w:r>
+      <w:proofErr w:type="spellEnd"/>
+      <w:r>
+        <w:rPr>
+          <w:lang w:val="it-IT"/>
+        </w:rPr>
+        <w:t xml:space="preserve"> </w:t>
+      </w:r>
+      <w:proofErr w:type="spellStart"/>
+      <w:r>
+        <w:rPr>
+          <w:lang w:val="it-IT"/>
+        </w:rPr>
+        <w:t>acestei</w:t>
+      </w:r>
+      <w:proofErr w:type="spellEnd"/>
+      <w:r>
+        <w:rPr>
+          <w:lang w:val="it-IT"/>
+        </w:rPr>
+        <w:t xml:space="preserve"> </w:t>
+      </w:r>
+      <w:proofErr w:type="spellStart"/>
+      <w:r>
+        <w:rPr>
+          <w:lang w:val="it-IT"/>
+        </w:rPr>
+        <w:t>lucrari</w:t>
+      </w:r>
+      <w:proofErr w:type="spellEnd"/>
+      <w:r>
+        <w:rPr>
+          <w:lang w:val="it-IT"/>
+        </w:rPr>
+        <w:t xml:space="preserve">, </w:t>
+      </w:r>
+      <w:proofErr w:type="spellStart"/>
+      <w:r>
+        <w:rPr>
+          <w:lang w:val="it-IT"/>
+        </w:rPr>
+        <w:t>clasificare</w:t>
+      </w:r>
+      <w:proofErr w:type="spellEnd"/>
+      <w:r>
+        <w:rPr>
+          <w:lang w:val="it-IT"/>
+        </w:rPr>
+        <w:t xml:space="preserve"> este </w:t>
+      </w:r>
+      <w:proofErr w:type="spellStart"/>
+      <w:r>
+        <w:rPr>
+          <w:lang w:val="it-IT"/>
+        </w:rPr>
+        <w:t>utilizata</w:t>
+      </w:r>
+      <w:proofErr w:type="spellEnd"/>
+      <w:r>
+        <w:rPr>
+          <w:lang w:val="it-IT"/>
+        </w:rPr>
+        <w:t xml:space="preserve"> </w:t>
+      </w:r>
+      <w:proofErr w:type="spellStart"/>
+      <w:r>
+        <w:rPr>
+          <w:lang w:val="it-IT"/>
+        </w:rPr>
+        <w:t>pentru</w:t>
+      </w:r>
+      <w:proofErr w:type="spellEnd"/>
+      <w:r>
+        <w:rPr>
+          <w:lang w:val="it-IT"/>
+        </w:rPr>
+        <w:t xml:space="preserve"> a decide daca o melodie va fi un hit </w:t>
+      </w:r>
+      <w:proofErr w:type="spellStart"/>
+      <w:r>
+        <w:rPr>
+          <w:lang w:val="it-IT"/>
+        </w:rPr>
+        <w:t>sau</w:t>
+      </w:r>
+      <w:proofErr w:type="spellEnd"/>
+      <w:r>
+        <w:rPr>
+          <w:lang w:val="it-IT"/>
+        </w:rPr>
+        <w:t xml:space="preserve"> nu, pe </w:t>
+      </w:r>
+      <w:proofErr w:type="spellStart"/>
+      <w:r>
+        <w:rPr>
+          <w:lang w:val="it-IT"/>
+        </w:rPr>
+        <w:t>baza</w:t>
+      </w:r>
+      <w:proofErr w:type="spellEnd"/>
+      <w:r>
+        <w:rPr>
+          <w:lang w:val="it-IT"/>
+        </w:rPr>
+        <w:t xml:space="preserve"> </w:t>
+      </w:r>
+      <w:proofErr w:type="spellStart"/>
+      <w:r>
+        <w:rPr>
+          <w:lang w:val="it-IT"/>
+        </w:rPr>
+        <w:t>unui</w:t>
+      </w:r>
+      <w:proofErr w:type="spellEnd"/>
+      <w:r>
+        <w:rPr>
+          <w:lang w:val="it-IT"/>
+        </w:rPr>
+        <w:t xml:space="preserve"> </w:t>
+      </w:r>
+      <w:proofErr w:type="spellStart"/>
+      <w:r>
+        <w:rPr>
+          <w:lang w:val="it-IT"/>
+        </w:rPr>
+        <w:t>prag</w:t>
+      </w:r>
+      <w:proofErr w:type="spellEnd"/>
+      <w:r>
+        <w:rPr>
+          <w:lang w:val="it-IT"/>
+        </w:rPr>
+        <w:t xml:space="preserve"> de popularitate.</w:t>
+      </w:r>
+      <w:r>
+        <w:rPr>
+          <w:lang w:val="it-IT"/>
+        </w:rPr>
+        <w:t>*1</w:t>
+      </w:r>
+    </w:p>
+    <w:p>
+      <w:pPr>
+        <w:rPr>
+          <w:lang w:val="it-IT"/>
+        </w:rPr>
+      </w:pPr>
+      <w:proofErr w:type="spellStart"/>
+      <w:r>
+        <w:rPr>
+          <w:lang w:val="it-IT"/>
+        </w:rPr>
         <w:lastRenderedPageBreak/>
-        <w:br w:type="page"/>
-      </w:r>
-    </w:p>
-    <w:p>
-      <w:r>
-        <w:lastRenderedPageBreak/>
-        <w:br w:type="page"/>
-      </w:r>
-    </w:p>
-    <w:p>
-      <w:r>
-        <w:lastRenderedPageBreak/>
-        <w:br w:type="page"/>
-      </w:r>
-    </w:p>
-    <w:p>
-      <w:r>
-        <w:lastRenderedPageBreak/>
-        <w:t>Search Google Scholar for:</w:t>
-      </w:r>
-    </w:p>
-    <w:p>
-      <w:pPr>
-        <w:numPr>
-          <w:ilvl w:val="0"/>
-          <w:numId w:val="1"/>
-        </w:numPr>
-      </w:pPr>
-      <w:r>
-        <w:rPr>
-          <w:i/>
-          <w:iCs/>
-        </w:rPr>
-        <w:t>"Music hit prediction machine learning"</w:t>
-      </w:r>
-    </w:p>
-    <w:p>
-      <w:pPr>
-        <w:numPr>
-          <w:ilvl w:val="0"/>
-          <w:numId w:val="1"/>
-        </w:numPr>
-      </w:pPr>
-      <w:r>
-        <w:rPr>
-          <w:i/>
-          <w:iCs/>
-        </w:rPr>
-        <w:t>"Spotify audio features classification"</w:t>
-      </w:r>
-    </w:p>
-    <w:p>
-      <w:pPr>
-        <w:numPr>
-          <w:ilvl w:val="0"/>
-          <w:numId w:val="1"/>
-        </w:numPr>
-      </w:pPr>
-      <w:r>
-        <w:rPr>
-          <w:i/>
-          <w:iCs/>
-        </w:rPr>
-        <w:t>"Song popularity prediction neural network"</w:t>
-      </w:r>
-    </w:p>
-    <w:p>
-      <w:r>
-        <w:t xml:space="preserve">Papers like </w:t>
-      </w:r>
-      <w:r>
-        <w:rPr>
-          <w:b/>
-          <w:bCs/>
-        </w:rPr>
-        <w:t>"Hit Song Science"</w:t>
-      </w:r>
-      <w:r>
-        <w:t xml:space="preserve"> (</w:t>
-      </w:r>
-      <w:proofErr w:type="spellStart"/>
-      <w:r>
-        <w:t>Pachet</w:t>
-      </w:r>
-      <w:proofErr w:type="spellEnd"/>
-      <w:r>
-        <w:t xml:space="preserve"> &amp; Roy, 2008) or work using the Million Song Dataset are frequently cited. Summarize 8-10 papers in 1 page each — that's 8-10 pages right there.</w:t>
-      </w:r>
-    </w:p>
-    <w:p>
-      <w:r>
-        <w:br w:type="page"/>
-      </w:r>
-    </w:p>
-    <w:p>
-      <w:r>
-        <w:lastRenderedPageBreak/>
-        <w:t>1. Introduction &amp; motivation</w:t>
-      </w:r>
-    </w:p>
-    <w:p>
-      <w:r>
-        <w:t>Literature review (cite 8-10 papers)</w:t>
-      </w:r>
-    </w:p>
-    <w:p>
-      <w:r>
-        <w:t>Dataset &amp; features</w:t>
-      </w:r>
-    </w:p>
-    <w:p>
-      <w:r>
-        <w:t>Methodology overview</w:t>
-      </w:r>
-    </w:p>
-    <w:p>
-      <w:r>
-        <w:t>Classification models (one section each</w:t>
-      </w:r>
-    </w:p>
-    <w:p>
-      <w:r>
-        <w:t>Regression models</w:t>
-      </w:r>
-    </w:p>
-    <w:p>
-      <w:r>
-        <w:t>Results comparison &amp; discussion</w:t>
-      </w:r>
-    </w:p>
-    <w:p/>
-    <w:p>
-      <w:r>
-        <w:t xml:space="preserve"> Conclusions &amp; future work2-3Appendix (code)separate</w:t>
+        <w:t>Regresia</w:t>
+      </w:r>
+      <w:proofErr w:type="spellEnd"/>
+      <w:r>
+        <w:rPr>
+          <w:lang w:val="it-IT"/>
+        </w:rPr>
+        <w:t xml:space="preserve"> are ca </w:t>
+      </w:r>
+      <w:proofErr w:type="spellStart"/>
+      <w:r>
+        <w:rPr>
+          <w:lang w:val="it-IT"/>
+        </w:rPr>
+        <w:t>obiectiv</w:t>
+      </w:r>
+      <w:proofErr w:type="spellEnd"/>
+      <w:r>
+        <w:rPr>
+          <w:lang w:val="it-IT"/>
+        </w:rPr>
+        <w:t xml:space="preserve"> </w:t>
+      </w:r>
+      <w:proofErr w:type="spellStart"/>
+      <w:r>
+        <w:rPr>
+          <w:lang w:val="it-IT"/>
+        </w:rPr>
+        <w:t>predictia</w:t>
+      </w:r>
+      <w:proofErr w:type="spellEnd"/>
+      <w:r>
+        <w:rPr>
+          <w:lang w:val="it-IT"/>
+        </w:rPr>
+        <w:t xml:space="preserve"> </w:t>
+      </w:r>
+      <w:proofErr w:type="spellStart"/>
+      <w:r>
+        <w:rPr>
+          <w:lang w:val="it-IT"/>
+        </w:rPr>
+        <w:t>unei</w:t>
+      </w:r>
+      <w:proofErr w:type="spellEnd"/>
+      <w:r>
+        <w:rPr>
+          <w:lang w:val="it-IT"/>
+        </w:rPr>
+        <w:t xml:space="preserve"> variabile </w:t>
+      </w:r>
+      <w:proofErr w:type="spellStart"/>
+      <w:r>
+        <w:rPr>
+          <w:lang w:val="it-IT"/>
+        </w:rPr>
+        <w:t>continue.De</w:t>
+      </w:r>
+      <w:proofErr w:type="spellEnd"/>
+      <w:r>
+        <w:rPr>
+          <w:lang w:val="it-IT"/>
+        </w:rPr>
+        <w:t xml:space="preserve"> </w:t>
+      </w:r>
+      <w:proofErr w:type="spellStart"/>
+      <w:r>
+        <w:rPr>
+          <w:lang w:val="it-IT"/>
+        </w:rPr>
+        <w:t>exemplu</w:t>
+      </w:r>
+      <w:proofErr w:type="spellEnd"/>
+      <w:r>
+        <w:rPr>
+          <w:lang w:val="it-IT"/>
+        </w:rPr>
+        <w:t xml:space="preserve">, </w:t>
+      </w:r>
+      <w:proofErr w:type="spellStart"/>
+      <w:r>
+        <w:rPr>
+          <w:lang w:val="it-IT"/>
+        </w:rPr>
+        <w:t>predictia</w:t>
+      </w:r>
+      <w:proofErr w:type="spellEnd"/>
+      <w:r>
+        <w:rPr>
+          <w:lang w:val="it-IT"/>
+        </w:rPr>
+        <w:t xml:space="preserve"> </w:t>
+      </w:r>
+      <w:proofErr w:type="spellStart"/>
+      <w:r>
+        <w:rPr>
+          <w:lang w:val="it-IT"/>
+        </w:rPr>
+        <w:t>pretului</w:t>
+      </w:r>
+      <w:proofErr w:type="spellEnd"/>
+      <w:r>
+        <w:rPr>
+          <w:lang w:val="it-IT"/>
+        </w:rPr>
+        <w:t xml:space="preserve"> </w:t>
+      </w:r>
+      <w:proofErr w:type="spellStart"/>
+      <w:r>
+        <w:rPr>
+          <w:lang w:val="it-IT"/>
+        </w:rPr>
+        <w:t>unui</w:t>
+      </w:r>
+      <w:proofErr w:type="spellEnd"/>
+      <w:r>
+        <w:rPr>
+          <w:lang w:val="it-IT"/>
+        </w:rPr>
+        <w:t xml:space="preserve"> </w:t>
+      </w:r>
+      <w:proofErr w:type="spellStart"/>
+      <w:r>
+        <w:rPr>
+          <w:lang w:val="it-IT"/>
+        </w:rPr>
+        <w:t>apartament</w:t>
+      </w:r>
+      <w:proofErr w:type="spellEnd"/>
+      <w:r>
+        <w:rPr>
+          <w:lang w:val="it-IT"/>
+        </w:rPr>
+        <w:t xml:space="preserve"> pe </w:t>
+      </w:r>
+      <w:proofErr w:type="spellStart"/>
+      <w:r>
+        <w:rPr>
+          <w:lang w:val="it-IT"/>
+        </w:rPr>
+        <w:t>baza</w:t>
+      </w:r>
+      <w:proofErr w:type="spellEnd"/>
+      <w:r>
+        <w:rPr>
+          <w:lang w:val="it-IT"/>
+        </w:rPr>
+        <w:t xml:space="preserve"> </w:t>
+      </w:r>
+      <w:proofErr w:type="spellStart"/>
+      <w:r>
+        <w:rPr>
+          <w:lang w:val="it-IT"/>
+        </w:rPr>
+        <w:t>suprafetei</w:t>
+      </w:r>
+      <w:proofErr w:type="spellEnd"/>
+      <w:r>
+        <w:rPr>
+          <w:lang w:val="it-IT"/>
+        </w:rPr>
+        <w:t xml:space="preserve"> si </w:t>
+      </w:r>
+      <w:proofErr w:type="spellStart"/>
+      <w:r>
+        <w:rPr>
+          <w:lang w:val="it-IT"/>
+        </w:rPr>
+        <w:t>locatiei</w:t>
+      </w:r>
+      <w:proofErr w:type="spellEnd"/>
+      <w:r>
+        <w:rPr>
+          <w:lang w:val="it-IT"/>
+        </w:rPr>
+        <w:t xml:space="preserve"> </w:t>
+      </w:r>
+      <w:proofErr w:type="spellStart"/>
+      <w:r>
+        <w:rPr>
+          <w:lang w:val="it-IT"/>
+        </w:rPr>
+        <w:t>reprezinta</w:t>
+      </w:r>
+      <w:proofErr w:type="spellEnd"/>
+      <w:r>
+        <w:rPr>
+          <w:lang w:val="it-IT"/>
+        </w:rPr>
+        <w:t xml:space="preserve"> o problema de </w:t>
+      </w:r>
+      <w:proofErr w:type="spellStart"/>
+      <w:r>
+        <w:rPr>
+          <w:lang w:val="it-IT"/>
+        </w:rPr>
+        <w:t>regresie.In</w:t>
+      </w:r>
+      <w:proofErr w:type="spellEnd"/>
+      <w:r>
+        <w:rPr>
+          <w:lang w:val="it-IT"/>
+        </w:rPr>
+        <w:t xml:space="preserve"> </w:t>
+      </w:r>
+      <w:proofErr w:type="spellStart"/>
+      <w:r>
+        <w:rPr>
+          <w:lang w:val="it-IT"/>
+        </w:rPr>
+        <w:t>cadrul</w:t>
+      </w:r>
+      <w:proofErr w:type="spellEnd"/>
+      <w:r>
+        <w:rPr>
+          <w:lang w:val="it-IT"/>
+        </w:rPr>
+        <w:t xml:space="preserve"> </w:t>
+      </w:r>
+      <w:proofErr w:type="spellStart"/>
+      <w:r>
+        <w:rPr>
+          <w:lang w:val="it-IT"/>
+        </w:rPr>
+        <w:t>acestei</w:t>
+      </w:r>
+      <w:proofErr w:type="spellEnd"/>
+      <w:r>
+        <w:rPr>
+          <w:lang w:val="it-IT"/>
+        </w:rPr>
+        <w:t xml:space="preserve"> </w:t>
+      </w:r>
+      <w:proofErr w:type="spellStart"/>
+      <w:r>
+        <w:rPr>
+          <w:lang w:val="it-IT"/>
+        </w:rPr>
+        <w:t>lucrari</w:t>
+      </w:r>
+      <w:proofErr w:type="spellEnd"/>
+      <w:r>
+        <w:rPr>
+          <w:lang w:val="it-IT"/>
+        </w:rPr>
+        <w:t xml:space="preserve">, </w:t>
+      </w:r>
+      <w:proofErr w:type="spellStart"/>
+      <w:r>
+        <w:rPr>
+          <w:lang w:val="it-IT"/>
+        </w:rPr>
+        <w:t>regresia</w:t>
+      </w:r>
+      <w:proofErr w:type="spellEnd"/>
+      <w:r>
+        <w:rPr>
+          <w:lang w:val="it-IT"/>
+        </w:rPr>
+        <w:t xml:space="preserve"> este </w:t>
+      </w:r>
+      <w:proofErr w:type="spellStart"/>
+      <w:r>
+        <w:rPr>
+          <w:lang w:val="it-IT"/>
+        </w:rPr>
+        <w:t>utilizata</w:t>
+      </w:r>
+      <w:proofErr w:type="spellEnd"/>
+      <w:r>
+        <w:rPr>
+          <w:lang w:val="it-IT"/>
+        </w:rPr>
+        <w:t xml:space="preserve"> </w:t>
+      </w:r>
+      <w:proofErr w:type="spellStart"/>
+      <w:r>
+        <w:rPr>
+          <w:lang w:val="it-IT"/>
+        </w:rPr>
+        <w:t>pentru</w:t>
+      </w:r>
+      <w:proofErr w:type="spellEnd"/>
+      <w:r>
+        <w:rPr>
+          <w:lang w:val="it-IT"/>
+        </w:rPr>
+        <w:t xml:space="preserve"> a </w:t>
+      </w:r>
+      <w:proofErr w:type="spellStart"/>
+      <w:r>
+        <w:rPr>
+          <w:lang w:val="it-IT"/>
+        </w:rPr>
+        <w:t>prezice</w:t>
+      </w:r>
+      <w:proofErr w:type="spellEnd"/>
+      <w:r>
+        <w:rPr>
+          <w:lang w:val="it-IT"/>
+        </w:rPr>
+        <w:t xml:space="preserve"> </w:t>
+      </w:r>
+      <w:proofErr w:type="spellStart"/>
+      <w:r>
+        <w:rPr>
+          <w:lang w:val="it-IT"/>
+        </w:rPr>
+        <w:t>scorul</w:t>
+      </w:r>
+      <w:proofErr w:type="spellEnd"/>
+      <w:r>
+        <w:rPr>
+          <w:lang w:val="it-IT"/>
+        </w:rPr>
+        <w:t xml:space="preserve"> de </w:t>
+      </w:r>
+      <w:proofErr w:type="spellStart"/>
+      <w:r>
+        <w:rPr>
+          <w:lang w:val="it-IT"/>
+        </w:rPr>
+        <w:t>popularitate</w:t>
+      </w:r>
+      <w:proofErr w:type="spellEnd"/>
+      <w:r>
+        <w:rPr>
+          <w:lang w:val="it-IT"/>
+        </w:rPr>
+        <w:t xml:space="preserve"> </w:t>
+      </w:r>
+      <w:proofErr w:type="spellStart"/>
+      <w:r>
+        <w:rPr>
+          <w:lang w:val="it-IT"/>
+        </w:rPr>
+        <w:t>exact</w:t>
+      </w:r>
+      <w:proofErr w:type="spellEnd"/>
+      <w:r>
+        <w:rPr>
+          <w:lang w:val="it-IT"/>
+        </w:rPr>
+        <w:t xml:space="preserve"> al </w:t>
+      </w:r>
+      <w:proofErr w:type="spellStart"/>
+      <w:r>
+        <w:rPr>
+          <w:lang w:val="it-IT"/>
+        </w:rPr>
+        <w:t>unei</w:t>
+      </w:r>
+      <w:proofErr w:type="spellEnd"/>
+      <w:r>
+        <w:rPr>
+          <w:lang w:val="it-IT"/>
+        </w:rPr>
+        <w:t xml:space="preserve"> </w:t>
+      </w:r>
+      <w:proofErr w:type="spellStart"/>
+      <w:r>
+        <w:rPr>
+          <w:lang w:val="it-IT"/>
+        </w:rPr>
+        <w:t>melodii</w:t>
+      </w:r>
+      <w:proofErr w:type="spellEnd"/>
+      <w:r>
+        <w:rPr>
+          <w:lang w:val="it-IT"/>
+        </w:rPr>
+        <w:t xml:space="preserve">(un </w:t>
+      </w:r>
+      <w:proofErr w:type="spellStart"/>
+      <w:r>
+        <w:rPr>
+          <w:lang w:val="it-IT"/>
+        </w:rPr>
+        <w:t>numar</w:t>
+      </w:r>
+      <w:proofErr w:type="spellEnd"/>
+      <w:r>
+        <w:rPr>
+          <w:lang w:val="it-IT"/>
+        </w:rPr>
+        <w:t xml:space="preserve"> </w:t>
+      </w:r>
+      <w:proofErr w:type="spellStart"/>
+      <w:r>
+        <w:rPr>
+          <w:lang w:val="it-IT"/>
+        </w:rPr>
+        <w:t>intre</w:t>
+      </w:r>
+      <w:proofErr w:type="spellEnd"/>
+      <w:r>
+        <w:rPr>
+          <w:lang w:val="it-IT"/>
+        </w:rPr>
+        <w:t xml:space="preserve"> 0 si 100).</w:t>
+      </w:r>
+      <w:r>
+        <w:rPr>
+          <w:lang w:val="it-IT"/>
+        </w:rPr>
+        <w:t>*2</w:t>
+      </w:r>
+    </w:p>
+    <w:p>
+      <w:r>
+        <w:t>1,2-Geron, A., Hands-On M</w:t>
+      </w:r>
+      <w:r>
+        <w:t xml:space="preserve">achine Learning with Scikit-Learn, </w:t>
+      </w:r>
+      <w:proofErr w:type="spellStart"/>
+      <w:r>
+        <w:t>Keras</w:t>
+      </w:r>
+      <w:proofErr w:type="spellEnd"/>
+      <w:r>
+        <w:t>, and TensorFlow, O’Reilly, 2022</w:t>
       </w:r>
     </w:p>
     <w:p/>
     <w:p/>
-    <w:p>
-      <w:pPr>
-        <w:rPr>
-          <w:lang w:val="it-IT"/>
-        </w:rPr>
-      </w:pPr>
-      <w:r>
-        <w:t xml:space="preserve">explicit </w:t>
-      </w:r>
-      <w:proofErr w:type="spellStart"/>
-      <w:r>
-        <w:t>este</w:t>
-      </w:r>
-      <w:proofErr w:type="spellEnd"/>
-      <w:r>
-        <w:t xml:space="preserve"> o </w:t>
-      </w:r>
-      <w:proofErr w:type="spellStart"/>
-      <w:r>
-        <w:t>coloană</w:t>
-      </w:r>
-      <w:proofErr w:type="spellEnd"/>
-      <w:r>
-        <w:t xml:space="preserve"> </w:t>
-      </w:r>
-      <w:proofErr w:type="spellStart"/>
-      <w:r>
-        <w:t>binară</w:t>
-      </w:r>
-      <w:proofErr w:type="spellEnd"/>
-      <w:r>
-        <w:t xml:space="preserve"> (0 </w:t>
-      </w:r>
-      <w:proofErr w:type="spellStart"/>
-      <w:r>
-        <w:t>sau</w:t>
-      </w:r>
-      <w:proofErr w:type="spellEnd"/>
-      <w:r>
-        <w:t xml:space="preserve"> 1) din dataset-ul Spotify care </w:t>
-      </w:r>
-      <w:proofErr w:type="spellStart"/>
-      <w:r>
-        <w:t>indică</w:t>
-      </w:r>
-      <w:proofErr w:type="spellEnd"/>
-      <w:r>
-        <w:t xml:space="preserve"> </w:t>
-      </w:r>
-      <w:proofErr w:type="spellStart"/>
-      <w:r>
-        <w:t>dacă</w:t>
-      </w:r>
-      <w:proofErr w:type="spellEnd"/>
-      <w:r>
-        <w:t xml:space="preserve"> o </w:t>
-      </w:r>
-      <w:proofErr w:type="spellStart"/>
-      <w:r>
-        <w:t>melodie</w:t>
-      </w:r>
-      <w:proofErr w:type="spellEnd"/>
-      <w:r>
-        <w:t xml:space="preserve"> </w:t>
-      </w:r>
-      <w:proofErr w:type="spellStart"/>
-      <w:r>
-        <w:t>conține</w:t>
-      </w:r>
-      <w:proofErr w:type="spellEnd"/>
-      <w:r>
-        <w:t xml:space="preserve"> </w:t>
-      </w:r>
-      <w:proofErr w:type="spellStart"/>
-      <w:r>
-        <w:rPr>
-          <w:b/>
-          <w:bCs/>
-        </w:rPr>
-        <w:t>limbaj</w:t>
-      </w:r>
-      <w:proofErr w:type="spellEnd"/>
-      <w:r>
-        <w:rPr>
-          <w:b/>
-          <w:bCs/>
-        </w:rPr>
-        <w:t xml:space="preserve"> explicit</w:t>
-      </w:r>
-      <w:r>
-        <w:t xml:space="preserve"> (</w:t>
-      </w:r>
-      <w:proofErr w:type="spellStart"/>
-      <w:r>
-        <w:t>injurii</w:t>
-      </w:r>
-      <w:proofErr w:type="spellEnd"/>
-      <w:r>
-        <w:t xml:space="preserve">, </w:t>
-      </w:r>
-      <w:proofErr w:type="spellStart"/>
-      <w:r>
-        <w:t>conținut</w:t>
-      </w:r>
-      <w:proofErr w:type="spellEnd"/>
-      <w:r>
-        <w:t xml:space="preserve"> </w:t>
-      </w:r>
-      <w:proofErr w:type="spellStart"/>
-      <w:r>
-        <w:t>pentru</w:t>
-      </w:r>
-      <w:proofErr w:type="spellEnd"/>
-      <w:r>
-        <w:t xml:space="preserve"> </w:t>
-      </w:r>
-      <w:proofErr w:type="spellStart"/>
-      <w:r>
-        <w:t>adulți</w:t>
-      </w:r>
-      <w:proofErr w:type="spellEnd"/>
-      <w:r>
-        <w:t xml:space="preserve">). </w:t>
-      </w:r>
-      <w:r>
-        <w:rPr>
-          <w:lang w:val="it-IT"/>
-        </w:rPr>
-        <w:t xml:space="preserve">Spotify </w:t>
-      </w:r>
-      <w:proofErr w:type="spellStart"/>
-      <w:r>
-        <w:rPr>
-          <w:lang w:val="it-IT"/>
-        </w:rPr>
-        <w:t>marchează</w:t>
-      </w:r>
-      <w:proofErr w:type="spellEnd"/>
-      <w:r>
-        <w:rPr>
-          <w:lang w:val="it-IT"/>
-        </w:rPr>
-        <w:t xml:space="preserve"> asta </w:t>
-      </w:r>
-      <w:proofErr w:type="spellStart"/>
-      <w:r>
-        <w:rPr>
-          <w:lang w:val="it-IT"/>
-        </w:rPr>
-        <w:t>manual</w:t>
-      </w:r>
-      <w:proofErr w:type="spellEnd"/>
-      <w:r>
-        <w:rPr>
-          <w:lang w:val="it-IT"/>
-        </w:rPr>
-        <w:t xml:space="preserve"> — e </w:t>
-      </w:r>
-      <w:proofErr w:type="spellStart"/>
-      <w:r>
-        <w:rPr>
-          <w:lang w:val="it-IT"/>
-        </w:rPr>
-        <w:t>același</w:t>
-      </w:r>
-      <w:proofErr w:type="spellEnd"/>
-      <w:r>
-        <w:rPr>
-          <w:lang w:val="it-IT"/>
-        </w:rPr>
-        <w:t xml:space="preserve"> </w:t>
-      </w:r>
-      <w:proofErr w:type="spellStart"/>
-      <w:r>
-        <w:rPr>
-          <w:lang w:val="it-IT"/>
-        </w:rPr>
-        <w:t>indicator</w:t>
-      </w:r>
-      <w:proofErr w:type="spellEnd"/>
-      <w:r>
-        <w:rPr>
-          <w:lang w:val="it-IT"/>
-        </w:rPr>
-        <w:t xml:space="preserve"> pe care </w:t>
-      </w:r>
-      <w:proofErr w:type="spellStart"/>
-      <w:r>
-        <w:rPr>
-          <w:lang w:val="it-IT"/>
-        </w:rPr>
-        <w:t>îl</w:t>
-      </w:r>
-      <w:proofErr w:type="spellEnd"/>
-      <w:r>
-        <w:rPr>
-          <w:lang w:val="it-IT"/>
-        </w:rPr>
-        <w:t xml:space="preserve"> </w:t>
-      </w:r>
-      <w:proofErr w:type="spellStart"/>
-      <w:r>
-        <w:rPr>
-          <w:lang w:val="it-IT"/>
-        </w:rPr>
-        <w:t>vezi</w:t>
-      </w:r>
-      <w:proofErr w:type="spellEnd"/>
-      <w:r>
-        <w:rPr>
-          <w:lang w:val="it-IT"/>
-        </w:rPr>
-        <w:t xml:space="preserve"> ca "E" pe </w:t>
-      </w:r>
-      <w:proofErr w:type="spellStart"/>
-      <w:r>
-        <w:rPr>
-          <w:lang w:val="it-IT"/>
-        </w:rPr>
-        <w:t>aplicație</w:t>
-      </w:r>
-      <w:proofErr w:type="spellEnd"/>
-      <w:r>
-        <w:rPr>
-          <w:lang w:val="it-IT"/>
-        </w:rPr>
-        <w:t>.</w:t>
-      </w:r>
-    </w:p>
-    <w:p>
-      <w:pPr>
-        <w:rPr>
-          <w:lang w:val="it-IT"/>
-        </w:rPr>
-      </w:pPr>
-      <w:proofErr w:type="spellStart"/>
-      <w:r>
-        <w:rPr>
-          <w:lang w:val="it-IT"/>
-        </w:rPr>
-        <w:t>Faptul</w:t>
-      </w:r>
-      <w:proofErr w:type="spellEnd"/>
-      <w:r>
-        <w:rPr>
-          <w:lang w:val="it-IT"/>
-        </w:rPr>
-        <w:t xml:space="preserve"> </w:t>
-      </w:r>
-      <w:proofErr w:type="spellStart"/>
-      <w:r>
-        <w:rPr>
-          <w:lang w:val="it-IT"/>
-        </w:rPr>
-        <w:t>că</w:t>
-      </w:r>
-      <w:proofErr w:type="spellEnd"/>
-      <w:r>
-        <w:rPr>
-          <w:lang w:val="it-IT"/>
-        </w:rPr>
-        <w:t xml:space="preserve"> </w:t>
-      </w:r>
-      <w:proofErr w:type="spellStart"/>
-      <w:r>
-        <w:rPr>
-          <w:lang w:val="it-IT"/>
-        </w:rPr>
-        <w:t>apare</w:t>
-      </w:r>
-      <w:proofErr w:type="spellEnd"/>
-      <w:r>
-        <w:rPr>
-          <w:lang w:val="it-IT"/>
-        </w:rPr>
-        <w:t xml:space="preserve"> </w:t>
-      </w:r>
-      <w:proofErr w:type="spellStart"/>
-      <w:r>
-        <w:rPr>
-          <w:lang w:val="it-IT"/>
-        </w:rPr>
-        <w:t>primul</w:t>
-      </w:r>
-      <w:proofErr w:type="spellEnd"/>
-      <w:r>
-        <w:rPr>
-          <w:lang w:val="it-IT"/>
-        </w:rPr>
-        <w:t xml:space="preserve"> la feature </w:t>
-      </w:r>
-      <w:proofErr w:type="spellStart"/>
-      <w:r>
-        <w:rPr>
-          <w:lang w:val="it-IT"/>
-        </w:rPr>
-        <w:t>importance</w:t>
-      </w:r>
-      <w:proofErr w:type="spellEnd"/>
-      <w:r>
-        <w:rPr>
-          <w:lang w:val="it-IT"/>
-        </w:rPr>
-        <w:t xml:space="preserve"> e </w:t>
-      </w:r>
-      <w:proofErr w:type="spellStart"/>
-      <w:r>
-        <w:rPr>
-          <w:lang w:val="it-IT"/>
-        </w:rPr>
-        <w:t>interesant</w:t>
-      </w:r>
-      <w:proofErr w:type="spellEnd"/>
-      <w:r>
-        <w:rPr>
-          <w:lang w:val="it-IT"/>
-        </w:rPr>
-        <w:t xml:space="preserve"> </w:t>
-      </w:r>
-      <w:proofErr w:type="spellStart"/>
-      <w:r>
-        <w:rPr>
-          <w:lang w:val="it-IT"/>
-        </w:rPr>
-        <w:t>și</w:t>
-      </w:r>
-      <w:proofErr w:type="spellEnd"/>
-      <w:r>
-        <w:rPr>
-          <w:lang w:val="it-IT"/>
-        </w:rPr>
-        <w:t xml:space="preserve"> </w:t>
-      </w:r>
-      <w:proofErr w:type="spellStart"/>
-      <w:r>
-        <w:rPr>
-          <w:lang w:val="it-IT"/>
-        </w:rPr>
-        <w:t>merită</w:t>
-      </w:r>
-      <w:proofErr w:type="spellEnd"/>
-      <w:r>
-        <w:rPr>
-          <w:lang w:val="it-IT"/>
-        </w:rPr>
-        <w:t xml:space="preserve"> </w:t>
-      </w:r>
-      <w:proofErr w:type="spellStart"/>
-      <w:r>
-        <w:rPr>
-          <w:lang w:val="it-IT"/>
-        </w:rPr>
-        <w:t>menționat</w:t>
-      </w:r>
-      <w:proofErr w:type="spellEnd"/>
-      <w:r>
-        <w:rPr>
-          <w:lang w:val="it-IT"/>
-        </w:rPr>
-        <w:t xml:space="preserve"> </w:t>
-      </w:r>
-      <w:proofErr w:type="spellStart"/>
-      <w:r>
-        <w:rPr>
-          <w:lang w:val="it-IT"/>
-        </w:rPr>
-        <w:t>în</w:t>
-      </w:r>
-      <w:proofErr w:type="spellEnd"/>
-      <w:r>
-        <w:rPr>
-          <w:lang w:val="it-IT"/>
-        </w:rPr>
-        <w:t xml:space="preserve"> lucrare. </w:t>
-      </w:r>
-      <w:proofErr w:type="spellStart"/>
-      <w:r>
-        <w:rPr>
-          <w:lang w:val="it-IT"/>
-        </w:rPr>
-        <w:t>Înseamnă</w:t>
-      </w:r>
-      <w:proofErr w:type="spellEnd"/>
-      <w:r>
-        <w:rPr>
-          <w:lang w:val="it-IT"/>
-        </w:rPr>
-        <w:t xml:space="preserve"> </w:t>
-      </w:r>
-      <w:proofErr w:type="spellStart"/>
-      <w:r>
-        <w:rPr>
-          <w:lang w:val="it-IT"/>
-        </w:rPr>
-        <w:t>că</w:t>
-      </w:r>
-      <w:proofErr w:type="spellEnd"/>
-      <w:r>
-        <w:rPr>
-          <w:lang w:val="it-IT"/>
-        </w:rPr>
-        <w:t xml:space="preserve"> </w:t>
-      </w:r>
-      <w:proofErr w:type="spellStart"/>
-      <w:r>
-        <w:rPr>
-          <w:lang w:val="it-IT"/>
-        </w:rPr>
-        <w:t>modelul</w:t>
-      </w:r>
-      <w:proofErr w:type="spellEnd"/>
-      <w:r>
-        <w:rPr>
-          <w:lang w:val="it-IT"/>
-        </w:rPr>
-        <w:t xml:space="preserve"> a </w:t>
-      </w:r>
-      <w:proofErr w:type="spellStart"/>
-      <w:r>
-        <w:rPr>
-          <w:lang w:val="it-IT"/>
-        </w:rPr>
-        <w:t>găsit</w:t>
-      </w:r>
-      <w:proofErr w:type="spellEnd"/>
-      <w:r>
-        <w:rPr>
-          <w:lang w:val="it-IT"/>
-        </w:rPr>
-        <w:t xml:space="preserve"> o </w:t>
-      </w:r>
-      <w:proofErr w:type="spellStart"/>
-      <w:r>
-        <w:rPr>
-          <w:lang w:val="it-IT"/>
-        </w:rPr>
-        <w:t>corelație</w:t>
-      </w:r>
-      <w:proofErr w:type="spellEnd"/>
-      <w:r>
-        <w:rPr>
-          <w:lang w:val="it-IT"/>
-        </w:rPr>
-        <w:t xml:space="preserve"> </w:t>
-      </w:r>
-      <w:proofErr w:type="spellStart"/>
-      <w:r>
-        <w:rPr>
-          <w:lang w:val="it-IT"/>
-        </w:rPr>
-        <w:t>între</w:t>
-      </w:r>
-      <w:proofErr w:type="spellEnd"/>
-      <w:r>
-        <w:rPr>
-          <w:lang w:val="it-IT"/>
-        </w:rPr>
-        <w:t xml:space="preserve"> </w:t>
-      </w:r>
-      <w:proofErr w:type="spellStart"/>
-      <w:r>
-        <w:rPr>
-          <w:lang w:val="it-IT"/>
-        </w:rPr>
-        <w:t>conținutul</w:t>
-      </w:r>
-      <w:proofErr w:type="spellEnd"/>
-      <w:r>
-        <w:rPr>
-          <w:lang w:val="it-IT"/>
-        </w:rPr>
-        <w:t xml:space="preserve"> explicit </w:t>
-      </w:r>
-      <w:proofErr w:type="spellStart"/>
-      <w:r>
-        <w:rPr>
-          <w:lang w:val="it-IT"/>
-        </w:rPr>
-        <w:t>și</w:t>
-      </w:r>
-      <w:proofErr w:type="spellEnd"/>
-      <w:r>
-        <w:rPr>
-          <w:lang w:val="it-IT"/>
-        </w:rPr>
-        <w:t xml:space="preserve"> popularitate — cel mai </w:t>
-      </w:r>
-      <w:proofErr w:type="spellStart"/>
-      <w:r>
-        <w:rPr>
-          <w:lang w:val="it-IT"/>
-        </w:rPr>
-        <w:t>probabil</w:t>
-      </w:r>
-      <w:proofErr w:type="spellEnd"/>
-      <w:r>
-        <w:rPr>
-          <w:lang w:val="it-IT"/>
-        </w:rPr>
-        <w:t xml:space="preserve"> pentru </w:t>
-      </w:r>
-      <w:proofErr w:type="spellStart"/>
-      <w:r>
-        <w:rPr>
-          <w:lang w:val="it-IT"/>
-        </w:rPr>
-        <w:t>că</w:t>
-      </w:r>
-      <w:proofErr w:type="spellEnd"/>
-      <w:r>
-        <w:rPr>
-          <w:lang w:val="it-IT"/>
-        </w:rPr>
-        <w:t xml:space="preserve"> </w:t>
-      </w:r>
-      <w:r>
-        <w:rPr>
-          <w:b/>
-          <w:bCs/>
-          <w:lang w:val="it-IT"/>
-        </w:rPr>
-        <w:t xml:space="preserve">muzica hip-hop </w:t>
-      </w:r>
-      <w:proofErr w:type="spellStart"/>
-      <w:r>
-        <w:rPr>
-          <w:b/>
-          <w:bCs/>
-          <w:lang w:val="it-IT"/>
-        </w:rPr>
-        <w:t>și</w:t>
-      </w:r>
-      <w:proofErr w:type="spellEnd"/>
-      <w:r>
-        <w:rPr>
-          <w:b/>
-          <w:bCs/>
-          <w:lang w:val="it-IT"/>
-        </w:rPr>
-        <w:t xml:space="preserve"> rap</w:t>
-      </w:r>
-      <w:r>
-        <w:rPr>
-          <w:lang w:val="it-IT"/>
-        </w:rPr>
-        <w:t xml:space="preserve"> (</w:t>
-      </w:r>
-      <w:proofErr w:type="spellStart"/>
-      <w:r>
-        <w:rPr>
-          <w:lang w:val="it-IT"/>
-        </w:rPr>
-        <w:t>genuri</w:t>
-      </w:r>
-      <w:proofErr w:type="spellEnd"/>
-      <w:r>
-        <w:rPr>
-          <w:lang w:val="it-IT"/>
-        </w:rPr>
-        <w:t xml:space="preserve"> </w:t>
-      </w:r>
-      <w:proofErr w:type="spellStart"/>
-      <w:r>
-        <w:rPr>
-          <w:lang w:val="it-IT"/>
-        </w:rPr>
-        <w:t>foarte</w:t>
-      </w:r>
-      <w:proofErr w:type="spellEnd"/>
-      <w:r>
-        <w:rPr>
-          <w:lang w:val="it-IT"/>
-        </w:rPr>
-        <w:t xml:space="preserve"> populare) </w:t>
-      </w:r>
-      <w:proofErr w:type="spellStart"/>
-      <w:r>
-        <w:rPr>
-          <w:lang w:val="it-IT"/>
-        </w:rPr>
-        <w:t>tind</w:t>
-      </w:r>
-      <w:proofErr w:type="spellEnd"/>
-      <w:r>
-        <w:rPr>
-          <w:lang w:val="it-IT"/>
-        </w:rPr>
-        <w:t xml:space="preserve"> </w:t>
-      </w:r>
-      <w:proofErr w:type="spellStart"/>
-      <w:r>
-        <w:rPr>
-          <w:lang w:val="it-IT"/>
-        </w:rPr>
-        <w:t>să</w:t>
-      </w:r>
-      <w:proofErr w:type="spellEnd"/>
-      <w:r>
-        <w:rPr>
-          <w:lang w:val="it-IT"/>
-        </w:rPr>
-        <w:t xml:space="preserve"> </w:t>
-      </w:r>
-      <w:proofErr w:type="spellStart"/>
-      <w:r>
-        <w:rPr>
-          <w:lang w:val="it-IT"/>
-        </w:rPr>
-        <w:t>fie</w:t>
-      </w:r>
-      <w:proofErr w:type="spellEnd"/>
-      <w:r>
-        <w:rPr>
-          <w:lang w:val="it-IT"/>
-        </w:rPr>
-        <w:t xml:space="preserve"> marcate ca explicit, </w:t>
-      </w:r>
-      <w:proofErr w:type="spellStart"/>
-      <w:r>
-        <w:rPr>
-          <w:lang w:val="it-IT"/>
-        </w:rPr>
-        <w:t>deci</w:t>
-      </w:r>
-      <w:proofErr w:type="spellEnd"/>
-      <w:r>
-        <w:rPr>
-          <w:lang w:val="it-IT"/>
-        </w:rPr>
-        <w:t xml:space="preserve"> e un proxy </w:t>
-      </w:r>
-      <w:proofErr w:type="spellStart"/>
-      <w:r>
-        <w:rPr>
-          <w:lang w:val="it-IT"/>
-        </w:rPr>
-        <w:t>indirect</w:t>
-      </w:r>
-      <w:proofErr w:type="spellEnd"/>
-      <w:r>
-        <w:rPr>
-          <w:lang w:val="it-IT"/>
-        </w:rPr>
-        <w:t xml:space="preserve"> pentru </w:t>
-      </w:r>
-      <w:proofErr w:type="spellStart"/>
-      <w:r>
-        <w:rPr>
-          <w:lang w:val="it-IT"/>
-        </w:rPr>
-        <w:t>gen</w:t>
-      </w:r>
-      <w:proofErr w:type="spellEnd"/>
-      <w:r>
-        <w:rPr>
-          <w:lang w:val="it-IT"/>
-        </w:rPr>
-        <w:t xml:space="preserve"> </w:t>
-      </w:r>
-      <w:proofErr w:type="spellStart"/>
-      <w:r>
-        <w:rPr>
-          <w:lang w:val="it-IT"/>
-        </w:rPr>
-        <w:t>muzical</w:t>
-      </w:r>
-      <w:proofErr w:type="spellEnd"/>
-      <w:r>
-        <w:rPr>
-          <w:lang w:val="it-IT"/>
-        </w:rPr>
-        <w:t>.</w:t>
-      </w:r>
-    </w:p>
-    <w:p>
-      <w:pPr>
-        <w:rPr>
-          <w:lang w:val="it-IT"/>
-        </w:rPr>
-      </w:pPr>
+    <w:p/>
+    <w:p/>
+    <w:p/>
+    <w:p/>
+    <w:p/>
+    <w:p/>
+    <w:p/>
+    <w:p/>
+    <w:p/>
+    <w:p/>
+    <w:p/>
+    <w:p/>
+    <w:p/>
+    <w:p/>
+    <w:p/>
+    <w:p/>
+    <w:p/>
+    <w:p/>
+    <w:p/>
+    <w:p/>
+    <w:p/>
+    <w:p/>
+    <w:p/>
+    <w:p/>
+    <w:p/>
+    <w:p/>
+    <w:p>
+      <w:pPr>
+        <w:rPr>
+          <w:lang w:val="ro-RO"/>
+        </w:rPr>
+      </w:pPr>
+    </w:p>
+    <w:p>
+      <w:pPr>
+        <w:rPr>
+          <w:lang w:val="ro-RO"/>
+        </w:rPr>
+      </w:pPr>
+      <w:r>
+        <w:rPr>
+          <w:lang w:val="ro-RO"/>
+        </w:rPr>
+        <w:t>Partea I</w:t>
+      </w:r>
+    </w:p>
+    <w:p>
+      <w:pPr>
+        <w:rPr>
+          <w:lang w:val="ro-RO"/>
+        </w:rPr>
+      </w:pPr>
+      <w:r>
+        <w:rPr>
+          <w:lang w:val="ro-RO"/>
+        </w:rPr>
+        <w:t>Cap1 – notiuni ML</w:t>
+      </w:r>
+    </w:p>
+    <w:p>
+      <w:pPr>
+        <w:rPr>
+          <w:lang w:val="ro-RO"/>
+        </w:rPr>
+      </w:pPr>
+      <w:r>
+        <w:rPr>
+          <w:lang w:val="ro-RO"/>
+        </w:rPr>
+        <w:t>Ce e machine learning, tipuri</w:t>
+      </w:r>
+    </w:p>
+    <w:p>
+      <w:pPr>
+        <w:rPr>
+          <w:lang w:val="ro-RO"/>
+        </w:rPr>
+      </w:pPr>
+      <w:r>
+        <w:rPr>
+          <w:lang w:val="ro-RO"/>
+        </w:rPr>
+        <w:t>Clasificare vs regresie</w:t>
+      </w:r>
+    </w:p>
+    <w:p>
+      <w:pPr>
+        <w:rPr>
+          <w:lang w:val="ro-RO"/>
+        </w:rPr>
+      </w:pPr>
+      <w:r>
+        <w:rPr>
+          <w:lang w:val="ro-RO"/>
+        </w:rPr>
+        <w:t>Descriere algoritmi folositi</w:t>
+      </w:r>
+    </w:p>
+    <w:p>
+      <w:pPr>
+        <w:rPr>
+          <w:lang w:val="ro-RO"/>
+        </w:rPr>
+      </w:pPr>
+      <w:r>
+        <w:rPr>
+          <w:lang w:val="ro-RO"/>
+        </w:rPr>
+        <w:t>Cap2 – metode de evaluarea</w:t>
+      </w:r>
+    </w:p>
+    <w:p>
+      <w:pPr>
+        <w:rPr>
+          <w:lang w:val="ro-RO"/>
+        </w:rPr>
+      </w:pPr>
+      <w:r>
+        <w:rPr>
+          <w:lang w:val="ro-RO"/>
+        </w:rPr>
+        <w:t>Metrici clasificare – acc, f1, precision, recall, auc, mcc</w:t>
+      </w:r>
+    </w:p>
+    <w:p>
+      <w:pPr>
+        <w:rPr>
+          <w:lang w:val="ro-RO"/>
+        </w:rPr>
+      </w:pPr>
+      <w:r>
+        <w:rPr>
+          <w:lang w:val="ro-RO"/>
+        </w:rPr>
+        <w:t>Metrici regresie mae rmse r^2</w:t>
+      </w:r>
+    </w:p>
+    <w:p>
+      <w:pPr>
+        <w:rPr>
+          <w:lang w:val="ro-RO"/>
+        </w:rPr>
+      </w:pPr>
+      <w:r>
+        <w:rPr>
+          <w:lang w:val="ro-RO"/>
+        </w:rPr>
+        <w:t>Cross-validation hyperparametere tuning, threshold tuning</w:t>
+      </w:r>
+    </w:p>
+    <w:p>
+      <w:pPr>
+        <w:rPr>
+          <w:lang w:val="ro-RO"/>
+        </w:rPr>
+      </w:pPr>
+    </w:p>
+    <w:p>
+      <w:pPr>
+        <w:rPr>
+          <w:lang w:val="ro-RO"/>
+        </w:rPr>
+      </w:pPr>
+      <w:r>
+        <w:rPr>
+          <w:lang w:val="ro-RO"/>
+        </w:rPr>
+        <w:t>Cap3 – dataset</w:t>
+      </w:r>
+    </w:p>
+    <w:p>
+      <w:pPr>
+        <w:rPr>
+          <w:lang w:val="ro-RO"/>
+        </w:rPr>
+      </w:pPr>
+      <w:r>
+        <w:rPr>
+          <w:lang w:val="ro-RO"/>
+        </w:rPr>
+        <w:t>Spotify api si caracteristicile audio(danceability, acoustics, etc)</w:t>
+      </w:r>
+    </w:p>
+    <w:p>
+      <w:pPr>
+        <w:rPr>
+          <w:lang w:val="ro-RO"/>
+        </w:rPr>
+      </w:pPr>
+    </w:p>
+    <w:p>
+      <w:pPr>
+        <w:rPr>
+          <w:lang w:val="ro-RO"/>
+        </w:rPr>
+      </w:pPr>
+      <w:r>
+        <w:rPr>
+          <w:lang w:val="ro-RO"/>
+        </w:rPr>
+        <w:t>Partea II</w:t>
+      </w:r>
+    </w:p>
+    <w:p>
+      <w:pPr>
+        <w:rPr>
+          <w:lang w:val="ro-RO"/>
+        </w:rPr>
+      </w:pPr>
+      <w:r>
+        <w:rPr>
+          <w:lang w:val="ro-RO"/>
+        </w:rPr>
+        <w:t>Cap4 implementarea clasificare</w:t>
+      </w:r>
+    </w:p>
+    <w:p>
+      <w:pPr>
+        <w:rPr>
+          <w:lang w:val="ro-RO"/>
+        </w:rPr>
+      </w:pPr>
+      <w:r>
+        <w:rPr>
+          <w:lang w:val="ro-RO"/>
+        </w:rPr>
+        <w:t>Preprocesare date, definirea targetului</w:t>
+      </w:r>
+    </w:p>
+    <w:p>
+      <w:pPr>
+        <w:rPr>
+          <w:lang w:val="ro-RO"/>
+        </w:rPr>
+      </w:pPr>
+      <w:r>
+        <w:rPr>
+          <w:lang w:val="ro-RO"/>
+        </w:rPr>
+        <w:t>Fiecare model – baseline – tuning – rezultate – grafice</w:t>
+      </w:r>
+    </w:p>
+    <w:p>
+      <w:pPr>
+        <w:rPr>
+          <w:lang w:val="ro-RO"/>
+        </w:rPr>
+      </w:pPr>
+      <w:r>
+        <w:rPr>
+          <w:lang w:val="ro-RO"/>
+        </w:rPr>
+        <w:t>Tabel comparativ baseline vs tuned</w:t>
+      </w:r>
+    </w:p>
+    <w:p>
+      <w:pPr>
+        <w:rPr>
+          <w:lang w:val="ro-RO"/>
+        </w:rPr>
+      </w:pPr>
+      <w:r>
+        <w:rPr>
+          <w:lang w:val="ro-RO"/>
+        </w:rPr>
+        <w:t>ROC curve, threshold tuning, learning curves</w:t>
+      </w:r>
+    </w:p>
+    <w:p>
+      <w:pPr>
+        <w:rPr>
+          <w:lang w:val="ro-RO"/>
+        </w:rPr>
+      </w:pPr>
+      <w:r>
+        <w:rPr>
+          <w:lang w:val="ro-RO"/>
+        </w:rPr>
+        <w:t>Cap5 implementare regresie</w:t>
+      </w:r>
+    </w:p>
+    <w:p>
+      <w:pPr>
+        <w:rPr>
+          <w:lang w:val="ro-RO"/>
+        </w:rPr>
+      </w:pPr>
+      <w:r>
+        <w:rPr>
+          <w:lang w:val="ro-RO"/>
+        </w:rPr>
+        <w:t>Preprocesare date, definire target</w:t>
+      </w:r>
+    </w:p>
+    <w:p>
+      <w:pPr>
+        <w:rPr>
+          <w:lang w:val="ro-RO"/>
+        </w:rPr>
+      </w:pPr>
+      <w:r>
+        <w:rPr>
+          <w:lang w:val="ro-RO"/>
+        </w:rPr>
+        <w:t>Fiecare model – baseline – tuning – rezultate – grafice</w:t>
+      </w:r>
+    </w:p>
+    <w:p>
+      <w:pPr>
+        <w:rPr>
+          <w:lang w:val="ro-RO"/>
+        </w:rPr>
+      </w:pPr>
+      <w:r>
+        <w:rPr>
+          <w:lang w:val="ro-RO"/>
+        </w:rPr>
+        <w:t>Actual vs predicted, residuals, r^2</w:t>
+      </w:r>
+    </w:p>
+    <w:p>
+      <w:pPr>
+        <w:rPr>
+          <w:lang w:val="ro-RO"/>
+        </w:rPr>
+      </w:pPr>
+      <w:r>
+        <w:rPr>
+          <w:lang w:val="ro-RO"/>
+        </w:rPr>
+        <w:t>Tabel comparativ</w:t>
+      </w:r>
+    </w:p>
+    <w:p>
+      <w:pPr>
+        <w:rPr>
+          <w:lang w:val="ro-RO"/>
+        </w:rPr>
+      </w:pPr>
+    </w:p>
+    <w:p>
+      <w:pPr>
+        <w:rPr>
+          <w:lang w:val="ro-RO"/>
+        </w:rPr>
+      </w:pPr>
+      <w:r>
+        <w:rPr>
+          <w:lang w:val="ro-RO"/>
+        </w:rPr>
+        <w:t xml:space="preserve">Concluzii </w:t>
+      </w:r>
+    </w:p>
+    <w:p>
+      <w:pPr>
+        <w:rPr>
+          <w:lang w:val="ro-RO"/>
+        </w:rPr>
+      </w:pPr>
+      <w:r>
+        <w:rPr>
+          <w:lang w:val="ro-RO"/>
+        </w:rPr>
+        <w:t>Ce model a performat cel mai bine si de ce</w:t>
+      </w:r>
+    </w:p>
+    <w:p>
+      <w:pPr>
+        <w:rPr>
+          <w:lang w:val="ro-RO"/>
+        </w:rPr>
+      </w:pPr>
+      <w:r>
+        <w:rPr>
+          <w:lang w:val="ro-RO"/>
+        </w:rPr>
+        <w:t>Limitari(doar features audio)</w:t>
+      </w:r>
+    </w:p>
+    <w:p>
+      <w:pPr>
+        <w:rPr>
+          <w:lang w:val="ro-RO"/>
+        </w:rPr>
+      </w:pPr>
+      <w:r>
+        <w:rPr>
+          <w:lang w:val="ro-RO"/>
+        </w:rPr>
+        <w:t>Ce s-ar putea imbunatati</w:t>
+      </w:r>
+    </w:p>
+    <w:p>
+      <w:pPr>
+        <w:rPr>
+          <w:lang w:val="ro-RO"/>
+        </w:rPr>
+      </w:pPr>
+    </w:p>
+    <w:p>
+      <w:r>
+        <w:t xml:space="preserve"> </w:t>
+      </w:r>
     </w:p>
     <w:sectPr>
       <w:pgSz w:w="11906" w:h="16838" w:code="9"/>

--- a/Lucrare/LUCRARE_LICENTA.docx
+++ b/Lucrare/LUCRARE_LICENTA.docx
@@ -1504,6 +1504,7 @@
         <w:t xml:space="preserve"> </w:t>
       </w:r>
       <w:proofErr w:type="spellStart"/>
+      <w:proofErr w:type="gramStart"/>
       <w:r>
         <w:rPr>
           <w:lang w:val="it-IT"/>
@@ -1517,6 +1518,7 @@
         <w:t>.Acest</w:t>
       </w:r>
       <w:proofErr w:type="spellEnd"/>
+      <w:proofErr w:type="gramEnd"/>
       <w:r>
         <w:rPr>
           <w:lang w:val="it-IT"/>
@@ -2079,13 +2081,27 @@
         <w:rPr>
           <w:lang w:val="it-IT"/>
         </w:rPr>
-        <w:t xml:space="preserve"> la un public mai larg.</w:t>
-      </w:r>
-      <w:r>
-        <w:rPr>
-          <w:lang w:val="it-IT"/>
-        </w:rPr>
-        <w:t>*1</w:t>
+        <w:t xml:space="preserve"> la un public mai </w:t>
+      </w:r>
+      <w:proofErr w:type="gramStart"/>
+      <w:r>
+        <w:rPr>
+          <w:lang w:val="it-IT"/>
+        </w:rPr>
+        <w:t>larg.</w:t>
+      </w:r>
+      <w:r>
+        <w:rPr>
+          <w:lang w:val="it-IT"/>
+        </w:rPr>
+        <w:t>*</w:t>
+      </w:r>
+      <w:proofErr w:type="gramEnd"/>
+      <w:r>
+        <w:rPr>
+          <w:lang w:val="it-IT"/>
+        </w:rPr>
+        <w:t>1</w:t>
       </w:r>
     </w:p>
     <w:p>
@@ -2253,6 +2269,7 @@
         <w:t xml:space="preserve"> </w:t>
       </w:r>
       <w:proofErr w:type="spellStart"/>
+      <w:proofErr w:type="gramStart"/>
       <w:r>
         <w:rPr>
           <w:lang w:val="it-IT"/>
@@ -2260,6 +2277,7 @@
         <w:t>muzicale.Conform</w:t>
       </w:r>
       <w:proofErr w:type="spellEnd"/>
+      <w:proofErr w:type="gramEnd"/>
       <w:r>
         <w:rPr>
           <w:lang w:val="it-IT"/>
@@ -2455,6 +2473,7 @@
         <w:t xml:space="preserve"> </w:t>
       </w:r>
       <w:proofErr w:type="spellStart"/>
+      <w:proofErr w:type="gramStart"/>
       <w:r>
         <w:rPr>
           <w:lang w:val="it-IT"/>
@@ -2462,6 +2481,7 @@
         <w:t>acesteia.Platformele</w:t>
       </w:r>
       <w:proofErr w:type="spellEnd"/>
+      <w:proofErr w:type="gramEnd"/>
       <w:r>
         <w:rPr>
           <w:lang w:val="it-IT"/>
@@ -2982,6 +3002,7 @@
         <w:t xml:space="preserve"> de machine learning </w:t>
       </w:r>
       <w:proofErr w:type="spellStart"/>
+      <w:proofErr w:type="gramStart"/>
       <w:r>
         <w:rPr>
           <w:lang w:val="it-IT"/>
@@ -2989,6 +3010,7 @@
         <w:t>disponibile.Biblioteci</w:t>
       </w:r>
       <w:proofErr w:type="spellEnd"/>
+      <w:proofErr w:type="gramEnd"/>
       <w:r>
         <w:rPr>
           <w:lang w:val="it-IT"/>
@@ -3368,7 +3390,21 @@
         <w:rPr>
           <w:lang w:val="it-IT"/>
         </w:rPr>
-        <w:t xml:space="preserve"> Machine.*3</w:t>
+        <w:t xml:space="preserve"> </w:t>
+      </w:r>
+      <w:proofErr w:type="gramStart"/>
+      <w:r>
+        <w:rPr>
+          <w:lang w:val="it-IT"/>
+        </w:rPr>
+        <w:t>Machine.*</w:t>
+      </w:r>
+      <w:proofErr w:type="gramEnd"/>
+      <w:r>
+        <w:rPr>
+          <w:lang w:val="it-IT"/>
+        </w:rPr>
+        <w:t>3</w:t>
       </w:r>
     </w:p>
     <w:p>
@@ -3421,6 +3457,7 @@
         <w:t>Dimolitsas</w:t>
       </w:r>
       <w:proofErr w:type="spellEnd"/>
+      <w:proofErr w:type="gramStart"/>
       <w:r>
         <w:rPr>
           <w:rFonts w:ascii="Cambria Math" w:hAnsi="Cambria Math" w:cs="Cambria Math"/>
@@ -3428,7 +3465,11 @@
         <w:t>∗</w:t>
       </w:r>
       <w:r>
-        <w:t xml:space="preserve"> , Spyridon Kantarelis</w:t>
+        <w:t xml:space="preserve"> ,</w:t>
+      </w:r>
+      <w:proofErr w:type="gramEnd"/>
+      <w:r>
+        <w:t xml:space="preserve"> Spyridon Kantarelis</w:t>
       </w:r>
       <w:r>
         <w:rPr>
@@ -3444,6 +3485,7 @@
         <w:t>Fouka</w:t>
       </w:r>
       <w:proofErr w:type="spellEnd"/>
+      <w:proofErr w:type="gramStart"/>
       <w:r>
         <w:rPr>
           <w:rFonts w:ascii="Calibri" w:hAnsi="Calibri" w:cs="Calibri"/>
@@ -3451,7 +3493,11 @@
         <w:t>‡</w:t>
       </w:r>
       <w:r>
-        <w:t xml:space="preserve">  - “</w:t>
+        <w:t xml:space="preserve">  -</w:t>
+      </w:r>
+      <w:proofErr w:type="gramEnd"/>
+      <w:r>
+        <w:t xml:space="preserve"> “</w:t>
       </w:r>
       <w:proofErr w:type="spellStart"/>
       <w:r>
@@ -3579,6 +3625,7 @@
         <w:t>popularitate</w:t>
       </w:r>
       <w:proofErr w:type="spellEnd"/>
+      <w:proofErr w:type="gramStart"/>
       <w:r>
         <w:rPr>
           <w:lang w:val="it-IT"/>
@@ -3593,6 +3640,7 @@
         <w:t>Predictia</w:t>
       </w:r>
       <w:proofErr w:type="spellEnd"/>
+      <w:proofErr w:type="gramEnd"/>
       <w:r>
         <w:rPr>
           <w:lang w:val="it-IT"/>
@@ -4479,7 +4527,21 @@
         <w:rPr>
           <w:lang w:val="it-IT"/>
         </w:rPr>
-        <w:t xml:space="preserve"> algoritmi de machine learning : </w:t>
+        <w:t xml:space="preserve"> algoritmi de machine </w:t>
+      </w:r>
+      <w:proofErr w:type="gramStart"/>
+      <w:r>
+        <w:rPr>
+          <w:lang w:val="it-IT"/>
+        </w:rPr>
+        <w:t>learning :</w:t>
+      </w:r>
+      <w:proofErr w:type="gramEnd"/>
+      <w:r>
+        <w:rPr>
+          <w:lang w:val="it-IT"/>
+        </w:rPr>
+        <w:t xml:space="preserve"> </w:t>
       </w:r>
       <w:proofErr w:type="spellStart"/>
       <w:r>
@@ -4816,6 +4878,7 @@
         <w:t xml:space="preserve"> </w:t>
       </w:r>
       <w:proofErr w:type="spellStart"/>
+      <w:proofErr w:type="gramStart"/>
       <w:r>
         <w:rPr>
           <w:lang w:val="it-IT"/>
@@ -4830,6 +4893,7 @@
         <w:t>(</w:t>
       </w:r>
       <w:proofErr w:type="spellStart"/>
+      <w:proofErr w:type="gramEnd"/>
       <w:r>
         <w:rPr>
           <w:lang w:val="it-IT"/>
@@ -6279,6 +6343,7 @@
         <w:t xml:space="preserve"> </w:t>
       </w:r>
       <w:proofErr w:type="spellStart"/>
+      <w:proofErr w:type="gramStart"/>
       <w:r>
         <w:rPr>
           <w:lang w:val="it-IT"/>
@@ -6286,6 +6351,7 @@
         <w:t>regresie.Se</w:t>
       </w:r>
       <w:proofErr w:type="spellEnd"/>
+      <w:proofErr w:type="gramEnd"/>
       <w:r>
         <w:rPr>
           <w:lang w:val="it-IT"/>
@@ -6608,13 +6674,27 @@
         <w:rPr>
           <w:lang w:val="it-IT"/>
         </w:rPr>
-        <w:t xml:space="preserve">PARTEA I </w:t>
-      </w:r>
-      <w:r>
-        <w:rPr>
-          <w:lang w:val="it-IT"/>
-        </w:rPr>
-        <w:t xml:space="preserve"> - STADIUL CUNOASTERII</w:t>
+        <w:t xml:space="preserve">PARTEA </w:t>
+      </w:r>
+      <w:proofErr w:type="gramStart"/>
+      <w:r>
+        <w:rPr>
+          <w:lang w:val="it-IT"/>
+        </w:rPr>
+        <w:t xml:space="preserve">I </w:t>
+      </w:r>
+      <w:r>
+        <w:rPr>
+          <w:lang w:val="it-IT"/>
+        </w:rPr>
+        <w:t xml:space="preserve"> -</w:t>
+      </w:r>
+      <w:proofErr w:type="gramEnd"/>
+      <w:r>
+        <w:rPr>
+          <w:lang w:val="it-IT"/>
+        </w:rPr>
+        <w:t xml:space="preserve"> STADIUL CUNOASTERII</w:t>
       </w:r>
     </w:p>
     <w:p>
@@ -6635,7 +6715,21 @@
         <w:rPr>
           <w:lang w:val="it-IT"/>
         </w:rPr>
-        <w:t xml:space="preserve"> 1.Fundamentele machine learning.</w:t>
+        <w:t xml:space="preserve"> </w:t>
+      </w:r>
+      <w:proofErr w:type="gramStart"/>
+      <w:r>
+        <w:rPr>
+          <w:lang w:val="it-IT"/>
+        </w:rPr>
+        <w:t>1.Fundamentele</w:t>
+      </w:r>
+      <w:proofErr w:type="gramEnd"/>
+      <w:r>
+        <w:rPr>
+          <w:lang w:val="it-IT"/>
+        </w:rPr>
+        <w:t xml:space="preserve"> machine learning.</w:t>
       </w:r>
     </w:p>
     <w:p>
@@ -7547,6 +7641,7 @@
         <w:t xml:space="preserve"> </w:t>
       </w:r>
       <w:proofErr w:type="spellStart"/>
+      <w:proofErr w:type="gramStart"/>
       <w:r>
         <w:rPr>
           <w:lang w:val="it-IT"/>
@@ -7554,6 +7649,7 @@
         <w:t>corect.Scopul</w:t>
       </w:r>
       <w:proofErr w:type="spellEnd"/>
+      <w:proofErr w:type="gramEnd"/>
       <w:r>
         <w:rPr>
           <w:lang w:val="it-IT"/>
@@ -7659,6 +7755,7 @@
         <w:t xml:space="preserve"> </w:t>
       </w:r>
       <w:proofErr w:type="spellStart"/>
+      <w:proofErr w:type="gramStart"/>
       <w:r>
         <w:rPr>
           <w:lang w:val="it-IT"/>
@@ -7666,6 +7763,7 @@
         <w:t>noi.Invatarea</w:t>
       </w:r>
       <w:proofErr w:type="spellEnd"/>
+      <w:proofErr w:type="gramEnd"/>
       <w:r>
         <w:rPr>
           <w:lang w:val="it-IT"/>
@@ -7974,11 +8072,19 @@
         <w:t xml:space="preserve"> </w:t>
       </w:r>
       <w:proofErr w:type="spellStart"/>
-      <w:r>
-        <w:rPr>
-          <w:lang w:val="it-IT"/>
-        </w:rPr>
-        <w:t>predefinite.Clustering-ul</w:t>
+      <w:proofErr w:type="gramStart"/>
+      <w:r>
+        <w:rPr>
+          <w:lang w:val="it-IT"/>
+        </w:rPr>
+        <w:t>predefinite.Clustering</w:t>
+      </w:r>
+      <w:proofErr w:type="gramEnd"/>
+      <w:r>
+        <w:rPr>
+          <w:lang w:val="it-IT"/>
+        </w:rPr>
+        <w:t>-ul</w:t>
       </w:r>
       <w:proofErr w:type="spellEnd"/>
       <w:r>
@@ -8359,7 +8465,21 @@
         <w:rPr>
           <w:lang w:val="it-IT"/>
         </w:rPr>
-        <w:t xml:space="preserve"> lung.*3</w:t>
+        <w:t xml:space="preserve"> </w:t>
+      </w:r>
+      <w:proofErr w:type="gramStart"/>
+      <w:r>
+        <w:rPr>
+          <w:lang w:val="it-IT"/>
+        </w:rPr>
+        <w:t>lung.*</w:t>
+      </w:r>
+      <w:proofErr w:type="gramEnd"/>
+      <w:r>
+        <w:rPr>
+          <w:lang w:val="it-IT"/>
+        </w:rPr>
+        <w:t>3</w:t>
       </w:r>
     </w:p>
     <w:p>
@@ -8714,6 +8834,7 @@
         <w:t xml:space="preserve"> finita de </w:t>
       </w:r>
       <w:proofErr w:type="spellStart"/>
+      <w:proofErr w:type="gramStart"/>
       <w:r>
         <w:rPr>
           <w:lang w:val="it-IT"/>
@@ -8727,6 +8848,7 @@
         <w:t>.Un</w:t>
       </w:r>
       <w:proofErr w:type="spellEnd"/>
+      <w:proofErr w:type="gramEnd"/>
       <w:r>
         <w:rPr>
           <w:lang w:val="it-IT"/>
@@ -9028,6 +9150,7 @@
         <w:t xml:space="preserve"> variabile </w:t>
       </w:r>
       <w:proofErr w:type="spellStart"/>
+      <w:proofErr w:type="gramStart"/>
       <w:r>
         <w:rPr>
           <w:lang w:val="it-IT"/>
@@ -9035,6 +9158,7 @@
         <w:t>continue.De</w:t>
       </w:r>
       <w:proofErr w:type="spellEnd"/>
+      <w:proofErr w:type="gramEnd"/>
       <w:r>
         <w:rPr>
           <w:lang w:val="it-IT"/>
@@ -9168,6 +9292,7 @@
         <w:t xml:space="preserve"> o problema de </w:t>
       </w:r>
       <w:proofErr w:type="spellStart"/>
+      <w:proofErr w:type="gramStart"/>
       <w:r>
         <w:rPr>
           <w:lang w:val="it-IT"/>
@@ -9175,6 +9300,7 @@
         <w:t>regresie.In</w:t>
       </w:r>
       <w:proofErr w:type="spellEnd"/>
+      <w:proofErr w:type="gramEnd"/>
       <w:r>
         <w:rPr>
           <w:lang w:val="it-IT"/>
@@ -9336,6 +9462,7 @@
         <w:t xml:space="preserve"> </w:t>
       </w:r>
       <w:proofErr w:type="spellStart"/>
+      <w:proofErr w:type="gramStart"/>
       <w:r>
         <w:rPr>
           <w:lang w:val="it-IT"/>
@@ -9347,7 +9474,14 @@
         <w:rPr>
           <w:lang w:val="it-IT"/>
         </w:rPr>
-        <w:t xml:space="preserve">(un </w:t>
+        <w:t>(</w:t>
+      </w:r>
+      <w:proofErr w:type="gramEnd"/>
+      <w:r>
+        <w:rPr>
+          <w:lang w:val="it-IT"/>
+        </w:rPr>
+        <w:t xml:space="preserve">un </w:t>
       </w:r>
       <w:proofErr w:type="spellStart"/>
       <w:r>
@@ -9400,34 +9534,783 @@
         <w:t>, and TensorFlow, O’Reilly, 2022</w:t>
       </w:r>
     </w:p>
-    <w:p/>
-    <w:p/>
-    <w:p/>
-    <w:p/>
-    <w:p/>
-    <w:p/>
-    <w:p/>
-    <w:p/>
-    <w:p/>
-    <w:p/>
-    <w:p/>
-    <w:p/>
-    <w:p/>
-    <w:p/>
-    <w:p/>
-    <w:p/>
-    <w:p/>
-    <w:p/>
-    <w:p/>
-    <w:p/>
-    <w:p/>
-    <w:p/>
-    <w:p/>
-    <w:p/>
-    <w:p/>
-    <w:p/>
-    <w:p/>
-    <w:p/>
+    <w:p>
+      <w:pPr>
+        <w:rPr>
+          <w:lang w:val="it-IT"/>
+        </w:rPr>
+      </w:pPr>
+      <w:proofErr w:type="spellStart"/>
+      <w:r>
+        <w:rPr>
+          <w:lang w:val="it-IT"/>
+        </w:rPr>
+        <w:t>Alegerea</w:t>
+      </w:r>
+      <w:proofErr w:type="spellEnd"/>
+      <w:r>
+        <w:rPr>
+          <w:lang w:val="it-IT"/>
+        </w:rPr>
+        <w:t xml:space="preserve"> </w:t>
+      </w:r>
+      <w:proofErr w:type="spellStart"/>
+      <w:r>
+        <w:rPr>
+          <w:lang w:val="it-IT"/>
+        </w:rPr>
+        <w:t>intre</w:t>
+      </w:r>
+      <w:proofErr w:type="spellEnd"/>
+      <w:r>
+        <w:rPr>
+          <w:lang w:val="it-IT"/>
+        </w:rPr>
+        <w:t xml:space="preserve"> </w:t>
+      </w:r>
+      <w:proofErr w:type="spellStart"/>
+      <w:r>
+        <w:rPr>
+          <w:lang w:val="it-IT"/>
+        </w:rPr>
+        <w:t>clasificare</w:t>
+      </w:r>
+      <w:proofErr w:type="spellEnd"/>
+      <w:r>
+        <w:rPr>
+          <w:lang w:val="it-IT"/>
+        </w:rPr>
+        <w:t xml:space="preserve"> si </w:t>
+      </w:r>
+      <w:proofErr w:type="spellStart"/>
+      <w:r>
+        <w:rPr>
+          <w:lang w:val="it-IT"/>
+        </w:rPr>
+        <w:t>r</w:t>
+      </w:r>
+      <w:r>
+        <w:rPr>
+          <w:lang w:val="it-IT"/>
+        </w:rPr>
+        <w:t>egresie</w:t>
+      </w:r>
+      <w:proofErr w:type="spellEnd"/>
+      <w:r>
+        <w:rPr>
+          <w:lang w:val="it-IT"/>
+        </w:rPr>
+        <w:t xml:space="preserve"> </w:t>
+      </w:r>
+      <w:proofErr w:type="spellStart"/>
+      <w:r>
+        <w:rPr>
+          <w:lang w:val="it-IT"/>
+        </w:rPr>
+        <w:t>depinde</w:t>
+      </w:r>
+      <w:proofErr w:type="spellEnd"/>
+      <w:r>
+        <w:rPr>
+          <w:lang w:val="it-IT"/>
+        </w:rPr>
+        <w:t xml:space="preserve"> de </w:t>
+      </w:r>
+      <w:proofErr w:type="spellStart"/>
+      <w:r>
+        <w:rPr>
+          <w:lang w:val="it-IT"/>
+        </w:rPr>
+        <w:t>modul</w:t>
+      </w:r>
+      <w:proofErr w:type="spellEnd"/>
+      <w:r>
+        <w:rPr>
+          <w:lang w:val="it-IT"/>
+        </w:rPr>
+        <w:t xml:space="preserve"> in care este formulata </w:t>
+      </w:r>
+      <w:proofErr w:type="spellStart"/>
+      <w:proofErr w:type="gramStart"/>
+      <w:r>
+        <w:rPr>
+          <w:lang w:val="it-IT"/>
+        </w:rPr>
+        <w:t>problema.Popularitatea</w:t>
+      </w:r>
+      <w:proofErr w:type="spellEnd"/>
+      <w:proofErr w:type="gramEnd"/>
+      <w:r>
+        <w:rPr>
+          <w:lang w:val="it-IT"/>
+        </w:rPr>
+        <w:t xml:space="preserve"> in </w:t>
+      </w:r>
+      <w:proofErr w:type="spellStart"/>
+      <w:r>
+        <w:rPr>
+          <w:lang w:val="it-IT"/>
+        </w:rPr>
+        <w:t>muzica</w:t>
+      </w:r>
+      <w:proofErr w:type="spellEnd"/>
+      <w:r>
+        <w:rPr>
+          <w:lang w:val="it-IT"/>
+        </w:rPr>
+        <w:t xml:space="preserve"> </w:t>
+      </w:r>
+      <w:proofErr w:type="spellStart"/>
+      <w:r>
+        <w:rPr>
+          <w:lang w:val="it-IT"/>
+        </w:rPr>
+        <w:t>poate</w:t>
+      </w:r>
+      <w:proofErr w:type="spellEnd"/>
+      <w:r>
+        <w:rPr>
+          <w:lang w:val="it-IT"/>
+        </w:rPr>
+        <w:t xml:space="preserve"> fi </w:t>
+      </w:r>
+      <w:proofErr w:type="spellStart"/>
+      <w:r>
+        <w:rPr>
+          <w:lang w:val="it-IT"/>
+        </w:rPr>
+        <w:t>tratata</w:t>
+      </w:r>
+      <w:proofErr w:type="spellEnd"/>
+      <w:r>
+        <w:rPr>
+          <w:lang w:val="it-IT"/>
+        </w:rPr>
+        <w:t xml:space="preserve"> in </w:t>
+      </w:r>
+      <w:proofErr w:type="spellStart"/>
+      <w:r>
+        <w:rPr>
+          <w:lang w:val="it-IT"/>
+        </w:rPr>
+        <w:t>ambele</w:t>
+      </w:r>
+      <w:proofErr w:type="spellEnd"/>
+      <w:r>
+        <w:rPr>
+          <w:lang w:val="it-IT"/>
+        </w:rPr>
+        <w:t xml:space="preserve"> </w:t>
+      </w:r>
+      <w:proofErr w:type="spellStart"/>
+      <w:r>
+        <w:rPr>
+          <w:lang w:val="it-IT"/>
+        </w:rPr>
+        <w:t>moduri</w:t>
+      </w:r>
+      <w:proofErr w:type="spellEnd"/>
+      <w:r>
+        <w:rPr>
+          <w:lang w:val="it-IT"/>
+        </w:rPr>
+        <w:t xml:space="preserve">, ca un </w:t>
+      </w:r>
+      <w:proofErr w:type="spellStart"/>
+      <w:r>
+        <w:rPr>
+          <w:lang w:val="it-IT"/>
+        </w:rPr>
+        <w:t>scor</w:t>
+      </w:r>
+      <w:proofErr w:type="spellEnd"/>
+      <w:r>
+        <w:rPr>
+          <w:lang w:val="it-IT"/>
+        </w:rPr>
+        <w:t xml:space="preserve"> </w:t>
+      </w:r>
+      <w:proofErr w:type="spellStart"/>
+      <w:r>
+        <w:rPr>
+          <w:lang w:val="it-IT"/>
+        </w:rPr>
+        <w:t>continuu</w:t>
+      </w:r>
+      <w:proofErr w:type="spellEnd"/>
+      <w:r>
+        <w:rPr>
+          <w:lang w:val="it-IT"/>
+        </w:rPr>
+        <w:t>(</w:t>
+      </w:r>
+      <w:proofErr w:type="spellStart"/>
+      <w:r>
+        <w:rPr>
+          <w:lang w:val="it-IT"/>
+        </w:rPr>
+        <w:t>regresie</w:t>
+      </w:r>
+      <w:proofErr w:type="spellEnd"/>
+      <w:r>
+        <w:rPr>
+          <w:lang w:val="it-IT"/>
+        </w:rPr>
+        <w:t xml:space="preserve">) </w:t>
+      </w:r>
+      <w:proofErr w:type="spellStart"/>
+      <w:r>
+        <w:rPr>
+          <w:lang w:val="it-IT"/>
+        </w:rPr>
+        <w:t>sau</w:t>
+      </w:r>
+      <w:proofErr w:type="spellEnd"/>
+      <w:r>
+        <w:rPr>
+          <w:lang w:val="it-IT"/>
+        </w:rPr>
+        <w:t xml:space="preserve"> ca o </w:t>
+      </w:r>
+      <w:proofErr w:type="spellStart"/>
+      <w:r>
+        <w:rPr>
+          <w:lang w:val="it-IT"/>
+        </w:rPr>
+        <w:t>eticheta</w:t>
+      </w:r>
+      <w:proofErr w:type="spellEnd"/>
+      <w:r>
+        <w:rPr>
+          <w:lang w:val="it-IT"/>
+        </w:rPr>
+        <w:t xml:space="preserve"> </w:t>
+      </w:r>
+      <w:proofErr w:type="spellStart"/>
+      <w:r>
+        <w:rPr>
+          <w:lang w:val="it-IT"/>
+        </w:rPr>
+        <w:t>binara</w:t>
+      </w:r>
+      <w:proofErr w:type="spellEnd"/>
+      <w:r>
+        <w:rPr>
+          <w:lang w:val="it-IT"/>
+        </w:rPr>
+        <w:t xml:space="preserve"> hit/non-hit(</w:t>
+      </w:r>
+      <w:proofErr w:type="spellStart"/>
+      <w:r>
+        <w:rPr>
+          <w:lang w:val="it-IT"/>
+        </w:rPr>
+        <w:t>clasificare</w:t>
+      </w:r>
+      <w:proofErr w:type="spellEnd"/>
+      <w:r>
+        <w:rPr>
+          <w:lang w:val="it-IT"/>
+        </w:rPr>
+        <w:t>).</w:t>
+      </w:r>
+    </w:p>
+    <w:p>
+      <w:pPr>
+        <w:rPr>
+          <w:lang w:val="it-IT"/>
+        </w:rPr>
+      </w:pPr>
+      <w:proofErr w:type="spellStart"/>
+      <w:r>
+        <w:rPr>
+          <w:lang w:val="it-IT"/>
+        </w:rPr>
+        <w:t>Compararea</w:t>
+      </w:r>
+      <w:proofErr w:type="spellEnd"/>
+      <w:r>
+        <w:rPr>
+          <w:lang w:val="it-IT"/>
+        </w:rPr>
+        <w:t xml:space="preserve"> </w:t>
+      </w:r>
+      <w:proofErr w:type="spellStart"/>
+      <w:r>
+        <w:rPr>
+          <w:lang w:val="it-IT"/>
+        </w:rPr>
+        <w:t>celor</w:t>
+      </w:r>
+      <w:proofErr w:type="spellEnd"/>
+      <w:r>
+        <w:rPr>
+          <w:lang w:val="it-IT"/>
+        </w:rPr>
+        <w:t xml:space="preserve"> </w:t>
+      </w:r>
+      <w:proofErr w:type="spellStart"/>
+      <w:r>
+        <w:rPr>
+          <w:lang w:val="it-IT"/>
+        </w:rPr>
+        <w:t>doua</w:t>
+      </w:r>
+      <w:proofErr w:type="spellEnd"/>
+      <w:r>
+        <w:rPr>
+          <w:lang w:val="it-IT"/>
+        </w:rPr>
+        <w:t xml:space="preserve"> </w:t>
+      </w:r>
+      <w:proofErr w:type="spellStart"/>
+      <w:r>
+        <w:rPr>
+          <w:lang w:val="it-IT"/>
+        </w:rPr>
+        <w:t>abordari</w:t>
+      </w:r>
+      <w:proofErr w:type="spellEnd"/>
+      <w:r>
+        <w:rPr>
+          <w:lang w:val="it-IT"/>
+        </w:rPr>
+        <w:t xml:space="preserve"> pe </w:t>
+      </w:r>
+      <w:proofErr w:type="spellStart"/>
+      <w:r>
+        <w:rPr>
+          <w:lang w:val="it-IT"/>
+        </w:rPr>
+        <w:t>acelasi</w:t>
+      </w:r>
+      <w:proofErr w:type="spellEnd"/>
+      <w:r>
+        <w:rPr>
+          <w:lang w:val="it-IT"/>
+        </w:rPr>
+        <w:t xml:space="preserve"> set de date </w:t>
+      </w:r>
+      <w:proofErr w:type="spellStart"/>
+      <w:r>
+        <w:rPr>
+          <w:lang w:val="it-IT"/>
+        </w:rPr>
+        <w:t>reprezinta</w:t>
+      </w:r>
+      <w:proofErr w:type="spellEnd"/>
+      <w:r>
+        <w:rPr>
+          <w:lang w:val="it-IT"/>
+        </w:rPr>
+        <w:t xml:space="preserve"> una </w:t>
+      </w:r>
+      <w:proofErr w:type="spellStart"/>
+      <w:r>
+        <w:rPr>
+          <w:lang w:val="it-IT"/>
+        </w:rPr>
+        <w:t>dintre</w:t>
+      </w:r>
+      <w:proofErr w:type="spellEnd"/>
+      <w:r>
+        <w:rPr>
+          <w:lang w:val="it-IT"/>
+        </w:rPr>
+        <w:t xml:space="preserve"> </w:t>
+      </w:r>
+      <w:proofErr w:type="spellStart"/>
+      <w:r>
+        <w:rPr>
+          <w:lang w:val="it-IT"/>
+        </w:rPr>
+        <w:t>contributiile</w:t>
+      </w:r>
+      <w:proofErr w:type="spellEnd"/>
+      <w:r>
+        <w:rPr>
+          <w:lang w:val="it-IT"/>
+        </w:rPr>
+        <w:t xml:space="preserve"> </w:t>
+      </w:r>
+      <w:proofErr w:type="spellStart"/>
+      <w:r>
+        <w:rPr>
+          <w:lang w:val="it-IT"/>
+        </w:rPr>
+        <w:t>proprii</w:t>
+      </w:r>
+      <w:proofErr w:type="spellEnd"/>
+      <w:r>
+        <w:rPr>
+          <w:lang w:val="it-IT"/>
+        </w:rPr>
+        <w:t xml:space="preserve"> </w:t>
+      </w:r>
+      <w:proofErr w:type="spellStart"/>
+      <w:r>
+        <w:rPr>
+          <w:lang w:val="it-IT"/>
+        </w:rPr>
+        <w:t>ale</w:t>
+      </w:r>
+      <w:proofErr w:type="spellEnd"/>
+      <w:r>
+        <w:rPr>
+          <w:lang w:val="it-IT"/>
+        </w:rPr>
+        <w:t xml:space="preserve"> </w:t>
+      </w:r>
+      <w:proofErr w:type="spellStart"/>
+      <w:r>
+        <w:rPr>
+          <w:lang w:val="it-IT"/>
+        </w:rPr>
+        <w:t>acestei</w:t>
+      </w:r>
+      <w:proofErr w:type="spellEnd"/>
+      <w:r>
+        <w:rPr>
+          <w:lang w:val="it-IT"/>
+        </w:rPr>
+        <w:t xml:space="preserve"> </w:t>
+      </w:r>
+      <w:proofErr w:type="spellStart"/>
+      <w:r>
+        <w:rPr>
+          <w:lang w:val="it-IT"/>
+        </w:rPr>
+        <w:t>lucrari</w:t>
+      </w:r>
+      <w:proofErr w:type="spellEnd"/>
+      <w:r>
+        <w:rPr>
+          <w:lang w:val="it-IT"/>
+        </w:rPr>
+        <w:t>.</w:t>
+      </w:r>
+    </w:p>
+    <w:p>
+      <w:pPr>
+        <w:rPr>
+          <w:lang w:val="it-IT"/>
+        </w:rPr>
+      </w:pPr>
+    </w:p>
+    <w:p>
+      <w:pPr>
+        <w:rPr>
+          <w:lang w:val="it-IT"/>
+        </w:rPr>
+      </w:pPr>
+      <w:r>
+        <w:rPr>
+          <w:lang w:val="it-IT"/>
+        </w:rPr>
+        <w:t xml:space="preserve">1.3 Algoritmi de machine learning </w:t>
+      </w:r>
+      <w:proofErr w:type="spellStart"/>
+      <w:r>
+        <w:rPr>
+          <w:lang w:val="it-IT"/>
+        </w:rPr>
+        <w:t>utilizati</w:t>
+      </w:r>
+      <w:proofErr w:type="spellEnd"/>
+    </w:p>
+    <w:p>
+      <w:pPr>
+        <w:rPr>
+          <w:lang w:val="it-IT"/>
+        </w:rPr>
+      </w:pPr>
+      <w:r>
+        <w:rPr>
+          <w:lang w:val="it-IT"/>
+        </w:rPr>
+        <w:t xml:space="preserve">1.3.1 </w:t>
+      </w:r>
+      <w:proofErr w:type="spellStart"/>
+      <w:r>
+        <w:rPr>
+          <w:lang w:val="it-IT"/>
+        </w:rPr>
+        <w:t>Regresia</w:t>
+      </w:r>
+      <w:proofErr w:type="spellEnd"/>
+      <w:r>
+        <w:rPr>
+          <w:lang w:val="it-IT"/>
+        </w:rPr>
+        <w:t xml:space="preserve"> Logistica</w:t>
+      </w:r>
+    </w:p>
+    <w:p>
+      <w:pPr>
+        <w:rPr>
+          <w:lang w:val="it-IT"/>
+        </w:rPr>
+      </w:pPr>
+      <w:proofErr w:type="spellStart"/>
+      <w:r>
+        <w:rPr>
+          <w:lang w:val="it-IT"/>
+        </w:rPr>
+        <w:t>Regresia</w:t>
+      </w:r>
+      <w:proofErr w:type="spellEnd"/>
+      <w:r>
+        <w:rPr>
+          <w:lang w:val="it-IT"/>
+        </w:rPr>
+        <w:t xml:space="preserve"> logistica este un </w:t>
+      </w:r>
+      <w:proofErr w:type="spellStart"/>
+      <w:r>
+        <w:rPr>
+          <w:lang w:val="it-IT"/>
+        </w:rPr>
+        <w:t>algoritm</w:t>
+      </w:r>
+      <w:proofErr w:type="spellEnd"/>
+      <w:r>
+        <w:rPr>
+          <w:lang w:val="it-IT"/>
+        </w:rPr>
+        <w:t xml:space="preserve"> de </w:t>
+      </w:r>
+      <w:proofErr w:type="spellStart"/>
+      <w:r>
+        <w:rPr>
+          <w:lang w:val="it-IT"/>
+        </w:rPr>
+        <w:t>clasifiare</w:t>
+      </w:r>
+      <w:proofErr w:type="spellEnd"/>
+      <w:r>
+        <w:rPr>
+          <w:lang w:val="it-IT"/>
+        </w:rPr>
+        <w:t xml:space="preserve">. </w:t>
+      </w:r>
+      <w:proofErr w:type="spellStart"/>
+      <w:r>
+        <w:rPr>
+          <w:lang w:val="it-IT"/>
+        </w:rPr>
+        <w:t>Acesta</w:t>
+      </w:r>
+      <w:proofErr w:type="spellEnd"/>
+      <w:r>
+        <w:rPr>
+          <w:lang w:val="it-IT"/>
+        </w:rPr>
+        <w:t xml:space="preserve"> </w:t>
+      </w:r>
+      <w:proofErr w:type="spellStart"/>
+      <w:r>
+        <w:rPr>
+          <w:lang w:val="it-IT"/>
+        </w:rPr>
+        <w:t>modeleaza</w:t>
+      </w:r>
+      <w:proofErr w:type="spellEnd"/>
+      <w:r>
+        <w:rPr>
+          <w:lang w:val="it-IT"/>
+        </w:rPr>
+        <w:t xml:space="preserve"> </w:t>
+      </w:r>
+    </w:p>
+    <w:p>
+      <w:pPr>
+        <w:rPr>
+          <w:lang w:val="it-IT"/>
+        </w:rPr>
+      </w:pPr>
+    </w:p>
+    <w:p>
+      <w:pPr>
+        <w:rPr>
+          <w:lang w:val="it-IT"/>
+        </w:rPr>
+      </w:pPr>
+    </w:p>
+    <w:p>
+      <w:pPr>
+        <w:rPr>
+          <w:lang w:val="it-IT"/>
+        </w:rPr>
+      </w:pPr>
+    </w:p>
+    <w:p>
+      <w:pPr>
+        <w:rPr>
+          <w:lang w:val="it-IT"/>
+        </w:rPr>
+      </w:pPr>
+    </w:p>
+    <w:p>
+      <w:pPr>
+        <w:rPr>
+          <w:lang w:val="it-IT"/>
+        </w:rPr>
+      </w:pPr>
+    </w:p>
+    <w:p>
+      <w:pPr>
+        <w:rPr>
+          <w:lang w:val="it-IT"/>
+        </w:rPr>
+      </w:pPr>
+    </w:p>
+    <w:p>
+      <w:pPr>
+        <w:rPr>
+          <w:lang w:val="it-IT"/>
+        </w:rPr>
+      </w:pPr>
+    </w:p>
+    <w:p>
+      <w:pPr>
+        <w:rPr>
+          <w:lang w:val="it-IT"/>
+        </w:rPr>
+      </w:pPr>
+    </w:p>
+    <w:p>
+      <w:pPr>
+        <w:rPr>
+          <w:lang w:val="it-IT"/>
+        </w:rPr>
+      </w:pPr>
+    </w:p>
+    <w:p>
+      <w:pPr>
+        <w:rPr>
+          <w:lang w:val="it-IT"/>
+        </w:rPr>
+      </w:pPr>
+    </w:p>
+    <w:p>
+      <w:pPr>
+        <w:rPr>
+          <w:lang w:val="it-IT"/>
+        </w:rPr>
+      </w:pPr>
+    </w:p>
+    <w:p>
+      <w:pPr>
+        <w:rPr>
+          <w:lang w:val="it-IT"/>
+        </w:rPr>
+      </w:pPr>
+    </w:p>
+    <w:p>
+      <w:pPr>
+        <w:rPr>
+          <w:lang w:val="it-IT"/>
+        </w:rPr>
+      </w:pPr>
+    </w:p>
+    <w:p>
+      <w:pPr>
+        <w:rPr>
+          <w:lang w:val="it-IT"/>
+        </w:rPr>
+      </w:pPr>
+    </w:p>
+    <w:p>
+      <w:pPr>
+        <w:rPr>
+          <w:lang w:val="it-IT"/>
+        </w:rPr>
+      </w:pPr>
+    </w:p>
+    <w:p>
+      <w:pPr>
+        <w:rPr>
+          <w:lang w:val="it-IT"/>
+        </w:rPr>
+      </w:pPr>
+    </w:p>
+    <w:p>
+      <w:pPr>
+        <w:rPr>
+          <w:lang w:val="it-IT"/>
+        </w:rPr>
+      </w:pPr>
+    </w:p>
+    <w:p>
+      <w:pPr>
+        <w:rPr>
+          <w:lang w:val="it-IT"/>
+        </w:rPr>
+      </w:pPr>
+    </w:p>
+    <w:p>
+      <w:pPr>
+        <w:rPr>
+          <w:lang w:val="it-IT"/>
+        </w:rPr>
+      </w:pPr>
+    </w:p>
+    <w:p>
+      <w:pPr>
+        <w:rPr>
+          <w:lang w:val="it-IT"/>
+        </w:rPr>
+      </w:pPr>
+    </w:p>
+    <w:p>
+      <w:pPr>
+        <w:rPr>
+          <w:lang w:val="it-IT"/>
+        </w:rPr>
+      </w:pPr>
+    </w:p>
+    <w:p>
+      <w:pPr>
+        <w:rPr>
+          <w:lang w:val="it-IT"/>
+        </w:rPr>
+      </w:pPr>
+    </w:p>
+    <w:p>
+      <w:pPr>
+        <w:rPr>
+          <w:lang w:val="it-IT"/>
+        </w:rPr>
+      </w:pPr>
+    </w:p>
+    <w:p>
+      <w:pPr>
+        <w:rPr>
+          <w:lang w:val="it-IT"/>
+        </w:rPr>
+      </w:pPr>
+    </w:p>
+    <w:p>
+      <w:pPr>
+        <w:rPr>
+          <w:lang w:val="it-IT"/>
+        </w:rPr>
+      </w:pPr>
+    </w:p>
+    <w:p>
+      <w:pPr>
+        <w:rPr>
+          <w:lang w:val="it-IT"/>
+        </w:rPr>
+      </w:pPr>
+    </w:p>
+    <w:p>
+      <w:pPr>
+        <w:rPr>
+          <w:lang w:val="it-IT"/>
+        </w:rPr>
+      </w:pPr>
+    </w:p>
     <w:p>
       <w:pPr>
         <w:rPr>
@@ -9654,6 +10537,7 @@
         <w:rPr>
           <w:lang w:val="ro-RO"/>
         </w:rPr>
+        <w:lastRenderedPageBreak/>
         <w:t>Tabel comparativ baseline vs tuned</w:t>
       </w:r>
     </w:p>

--- a/Lucrare/LUCRARE_LICENTA.docx
+++ b/Lucrare/LUCRARE_LICENTA.docx
@@ -12205,16 +12205,8 @@
         <w:rPr>
           <w:lang w:val="it-IT"/>
         </w:rPr>
-        <w:t xml:space="preserve"> – </w:t>
-      </w:r>
-      <w:proofErr w:type="spellStart"/>
-      <w:r>
-        <w:rPr>
-          <w:lang w:val="it-IT"/>
-        </w:rPr>
-        <w:t>reprezinta</w:t>
-      </w:r>
-      <w:proofErr w:type="spellEnd"/>
+        <w:t xml:space="preserve"> –</w:t>
+      </w:r>
       <w:r>
         <w:rPr>
           <w:lang w:val="it-IT"/>
@@ -12904,7 +12896,19 @@
         <w:rPr>
           <w:lang w:val="it-IT"/>
         </w:rPr>
-        <w:t xml:space="preserve"> si date </w:t>
+        <w:t xml:space="preserve"> si </w:t>
+      </w:r>
+      <w:r>
+        <w:rPr>
+          <w:lang w:val="it-IT"/>
+        </w:rPr>
+        <w:t>valori</w:t>
+      </w:r>
+      <w:r>
+        <w:rPr>
+          <w:lang w:val="it-IT"/>
+        </w:rPr>
+        <w:t xml:space="preserve"> </w:t>
       </w:r>
       <w:proofErr w:type="spellStart"/>
       <w:r>
@@ -13927,7 +13931,47 @@
         <w:rPr>
           <w:lang w:val="it-IT"/>
         </w:rPr>
-        <w:t>subadaptare.Scalarea</w:t>
+        <w:t>subadaptare.</w:t>
+      </w:r>
+      <w:r>
+        <w:rPr>
+          <w:lang w:val="it-IT"/>
+        </w:rPr>
+        <w:t>Este</w:t>
+      </w:r>
+      <w:proofErr w:type="spellEnd"/>
+      <w:r>
+        <w:rPr>
+          <w:lang w:val="it-IT"/>
+        </w:rPr>
+        <w:t xml:space="preserve"> </w:t>
+      </w:r>
+      <w:proofErr w:type="spellStart"/>
+      <w:r>
+        <w:rPr>
+          <w:lang w:val="it-IT"/>
+        </w:rPr>
+        <w:t>recomandata</w:t>
+      </w:r>
+      <w:proofErr w:type="spellEnd"/>
+      <w:r>
+        <w:rPr>
+          <w:lang w:val="it-IT"/>
+        </w:rPr>
+        <w:t xml:space="preserve"> </w:t>
+      </w:r>
+      <w:proofErr w:type="spellStart"/>
+      <w:r>
+        <w:rPr>
+          <w:lang w:val="it-IT"/>
+        </w:rPr>
+        <w:t>s</w:t>
+      </w:r>
+      <w:r>
+        <w:rPr>
+          <w:lang w:val="it-IT"/>
+        </w:rPr>
+        <w:t>calarea</w:t>
       </w:r>
       <w:proofErr w:type="spellEnd"/>
       <w:r>
@@ -13948,6 +13992,62 @@
         <w:rPr>
           <w:lang w:val="it-IT"/>
         </w:rPr>
+        <w:t xml:space="preserve"> </w:t>
+      </w:r>
+      <w:proofErr w:type="spellStart"/>
+      <w:r>
+        <w:rPr>
+          <w:lang w:val="it-IT"/>
+        </w:rPr>
+        <w:t>pentru</w:t>
+      </w:r>
+      <w:proofErr w:type="spellEnd"/>
+      <w:r>
+        <w:rPr>
+          <w:lang w:val="it-IT"/>
+        </w:rPr>
+        <w:t xml:space="preserve"> K-</w:t>
+      </w:r>
+      <w:proofErr w:type="spellStart"/>
+      <w:r>
+        <w:rPr>
+          <w:lang w:val="it-IT"/>
+        </w:rPr>
+        <w:t>Nearest</w:t>
+      </w:r>
+      <w:proofErr w:type="spellEnd"/>
+      <w:r>
+        <w:rPr>
+          <w:lang w:val="it-IT"/>
+        </w:rPr>
+        <w:t xml:space="preserve"> Neighbors, </w:t>
+      </w:r>
+      <w:proofErr w:type="spellStart"/>
+      <w:r>
+        <w:rPr>
+          <w:lang w:val="it-IT"/>
+        </w:rPr>
+        <w:t>deoarece</w:t>
+      </w:r>
+      <w:proofErr w:type="spellEnd"/>
+      <w:r>
+        <w:rPr>
+          <w:lang w:val="it-IT"/>
+        </w:rPr>
+        <w:t xml:space="preserve"> </w:t>
+      </w:r>
+      <w:proofErr w:type="spellStart"/>
+      <w:r>
+        <w:rPr>
+          <w:lang w:val="it-IT"/>
+        </w:rPr>
+        <w:t>algoritmul</w:t>
+      </w:r>
+      <w:proofErr w:type="spellEnd"/>
+      <w:r>
+        <w:rPr>
+          <w:lang w:val="it-IT"/>
+        </w:rPr>
         <w:t xml:space="preserve"> este </w:t>
       </w:r>
       <w:proofErr w:type="spellStart"/>
@@ -13955,76 +14055,6 @@
         <w:rPr>
           <w:lang w:val="it-IT"/>
         </w:rPr>
-        <w:t>recomandat</w:t>
-      </w:r>
-      <w:proofErr w:type="spellEnd"/>
-      <w:r>
-        <w:rPr>
-          <w:lang w:val="it-IT"/>
-        </w:rPr>
-        <w:t xml:space="preserve"> pe</w:t>
-      </w:r>
-      <w:proofErr w:type="spellStart"/>
-      <w:r>
-        <w:rPr>
-          <w:lang w:val="it-IT"/>
-        </w:rPr>
-        <w:t>ntru</w:t>
-      </w:r>
-      <w:proofErr w:type="spellEnd"/>
-      <w:r>
-        <w:rPr>
-          <w:lang w:val="it-IT"/>
-        </w:rPr>
-        <w:t xml:space="preserve"> K-</w:t>
-      </w:r>
-      <w:proofErr w:type="spellStart"/>
-      <w:r>
-        <w:rPr>
-          <w:lang w:val="it-IT"/>
-        </w:rPr>
-        <w:t>Nearest</w:t>
-      </w:r>
-      <w:proofErr w:type="spellEnd"/>
-      <w:r>
-        <w:rPr>
-          <w:lang w:val="it-IT"/>
-        </w:rPr>
-        <w:t xml:space="preserve"> Neighbors, </w:t>
-      </w:r>
-      <w:proofErr w:type="spellStart"/>
-      <w:r>
-        <w:rPr>
-          <w:lang w:val="it-IT"/>
-        </w:rPr>
-        <w:t>deoarece</w:t>
-      </w:r>
-      <w:proofErr w:type="spellEnd"/>
-      <w:r>
-        <w:rPr>
-          <w:lang w:val="it-IT"/>
-        </w:rPr>
-        <w:t xml:space="preserve"> </w:t>
-      </w:r>
-      <w:proofErr w:type="spellStart"/>
-      <w:r>
-        <w:rPr>
-          <w:lang w:val="it-IT"/>
-        </w:rPr>
-        <w:t>algoritmul</w:t>
-      </w:r>
-      <w:proofErr w:type="spellEnd"/>
-      <w:r>
-        <w:rPr>
-          <w:lang w:val="it-IT"/>
-        </w:rPr>
-        <w:t xml:space="preserve"> este </w:t>
-      </w:r>
-      <w:proofErr w:type="spellStart"/>
-      <w:r>
-        <w:rPr>
-          <w:lang w:val="it-IT"/>
-        </w:rPr>
         <w:t>sensibil</w:t>
       </w:r>
       <w:proofErr w:type="spellEnd"/>
@@ -14061,6 +14091,13 @@
           <w:lang w:val="it-IT"/>
         </w:rPr>
         <w:t xml:space="preserve"> variabile.</w:t>
+      </w:r>
+      <w:r>
+        <w:rPr>
+          <w:rStyle w:val="FootnoteReference"/>
+          <w:lang w:val="it-IT"/>
+        </w:rPr>
+        <w:footnoteReference w:id="16"/>
       </w:r>
     </w:p>
     <w:p>
@@ -14401,8 +14438,3628 @@
           <w:rStyle w:val="FootnoteReference"/>
           <w:lang w:val="it-IT"/>
         </w:rPr>
-        <w:footnoteReference w:id="16"/>
-      </w:r>
+        <w:footnoteReference w:id="17"/>
+      </w:r>
+    </w:p>
+    <w:p>
+      <w:pPr>
+        <w:rPr>
+          <w:lang w:val="it-IT"/>
+        </w:rPr>
+      </w:pPr>
+      <w:r>
+        <w:rPr>
+          <w:lang w:val="it-IT"/>
+        </w:rPr>
+        <w:t xml:space="preserve">1.3.4 Support </w:t>
+      </w:r>
+      <w:proofErr w:type="spellStart"/>
+      <w:r>
+        <w:rPr>
+          <w:lang w:val="it-IT"/>
+        </w:rPr>
+        <w:t>Vector</w:t>
+      </w:r>
+      <w:proofErr w:type="spellEnd"/>
+      <w:r>
+        <w:rPr>
+          <w:lang w:val="it-IT"/>
+        </w:rPr>
+        <w:t xml:space="preserve"> Machine(SVM)</w:t>
+      </w:r>
+    </w:p>
+    <w:p>
+      <w:pPr>
+        <w:rPr>
+          <w:lang w:val="it-IT"/>
+        </w:rPr>
+      </w:pPr>
+      <w:r>
+        <w:rPr>
+          <w:lang w:val="it-IT"/>
+        </w:rPr>
+        <w:t xml:space="preserve">Support </w:t>
+      </w:r>
+      <w:proofErr w:type="spellStart"/>
+      <w:r>
+        <w:rPr>
+          <w:lang w:val="it-IT"/>
+        </w:rPr>
+        <w:t>Vector</w:t>
+      </w:r>
+      <w:proofErr w:type="spellEnd"/>
+      <w:r>
+        <w:rPr>
+          <w:lang w:val="it-IT"/>
+        </w:rPr>
+        <w:t xml:space="preserve"> Machine este un </w:t>
+      </w:r>
+      <w:proofErr w:type="spellStart"/>
+      <w:r>
+        <w:rPr>
+          <w:lang w:val="it-IT"/>
+        </w:rPr>
+        <w:t>algori</w:t>
+      </w:r>
+      <w:r>
+        <w:rPr>
+          <w:lang w:val="it-IT"/>
+        </w:rPr>
+        <w:t>tm</w:t>
+      </w:r>
+      <w:proofErr w:type="spellEnd"/>
+      <w:r>
+        <w:rPr>
+          <w:lang w:val="it-IT"/>
+        </w:rPr>
+        <w:t xml:space="preserve"> de </w:t>
+      </w:r>
+      <w:proofErr w:type="spellStart"/>
+      <w:r>
+        <w:rPr>
+          <w:lang w:val="it-IT"/>
+        </w:rPr>
+        <w:t>clasificare</w:t>
+      </w:r>
+      <w:proofErr w:type="spellEnd"/>
+      <w:r>
+        <w:rPr>
+          <w:lang w:val="it-IT"/>
+        </w:rPr>
+        <w:t xml:space="preserve"> care cauta </w:t>
+      </w:r>
+      <w:proofErr w:type="spellStart"/>
+      <w:r>
+        <w:rPr>
+          <w:lang w:val="it-IT"/>
+        </w:rPr>
+        <w:t>hiperplanul</w:t>
+      </w:r>
+      <w:proofErr w:type="spellEnd"/>
+      <w:r>
+        <w:rPr>
+          <w:lang w:val="it-IT"/>
+        </w:rPr>
+        <w:t xml:space="preserve"> care </w:t>
+      </w:r>
+      <w:proofErr w:type="spellStart"/>
+      <w:r>
+        <w:rPr>
+          <w:lang w:val="it-IT"/>
+        </w:rPr>
+        <w:t>maximizeaza</w:t>
+      </w:r>
+      <w:proofErr w:type="spellEnd"/>
+      <w:r>
+        <w:rPr>
+          <w:lang w:val="it-IT"/>
+        </w:rPr>
+        <w:t xml:space="preserve"> </w:t>
+      </w:r>
+      <w:proofErr w:type="spellStart"/>
+      <w:r>
+        <w:rPr>
+          <w:lang w:val="it-IT"/>
+        </w:rPr>
+        <w:t>distanta</w:t>
+      </w:r>
+      <w:proofErr w:type="spellEnd"/>
+      <w:r>
+        <w:rPr>
+          <w:lang w:val="it-IT"/>
+        </w:rPr>
+        <w:t xml:space="preserve"> fata de </w:t>
+      </w:r>
+      <w:proofErr w:type="spellStart"/>
+      <w:r>
+        <w:rPr>
+          <w:lang w:val="it-IT"/>
+        </w:rPr>
+        <w:t>cele</w:t>
+      </w:r>
+      <w:proofErr w:type="spellEnd"/>
+      <w:r>
+        <w:rPr>
+          <w:lang w:val="it-IT"/>
+        </w:rPr>
+        <w:t xml:space="preserve"> mai </w:t>
+      </w:r>
+      <w:proofErr w:type="spellStart"/>
+      <w:r>
+        <w:rPr>
+          <w:lang w:val="it-IT"/>
+        </w:rPr>
+        <w:t>apropiate</w:t>
+      </w:r>
+      <w:proofErr w:type="spellEnd"/>
+      <w:r>
+        <w:rPr>
+          <w:lang w:val="it-IT"/>
+        </w:rPr>
+        <w:t xml:space="preserve"> </w:t>
+      </w:r>
+      <w:proofErr w:type="spellStart"/>
+      <w:r>
+        <w:rPr>
+          <w:lang w:val="it-IT"/>
+        </w:rPr>
+        <w:t>exemple</w:t>
+      </w:r>
+      <w:proofErr w:type="spellEnd"/>
+      <w:r>
+        <w:rPr>
+          <w:lang w:val="it-IT"/>
+        </w:rPr>
+        <w:t xml:space="preserve"> </w:t>
+      </w:r>
+      <w:proofErr w:type="spellStart"/>
+      <w:r>
+        <w:rPr>
+          <w:lang w:val="it-IT"/>
+        </w:rPr>
+        <w:t>din</w:t>
+      </w:r>
+      <w:proofErr w:type="spellEnd"/>
+      <w:r>
+        <w:rPr>
+          <w:lang w:val="it-IT"/>
+        </w:rPr>
+        <w:t xml:space="preserve"> </w:t>
+      </w:r>
+      <w:proofErr w:type="spellStart"/>
+      <w:r>
+        <w:rPr>
+          <w:lang w:val="it-IT"/>
+        </w:rPr>
+        <w:t>fiecare</w:t>
+      </w:r>
+      <w:proofErr w:type="spellEnd"/>
+      <w:r>
+        <w:rPr>
+          <w:lang w:val="it-IT"/>
+        </w:rPr>
+        <w:t xml:space="preserve"> </w:t>
+      </w:r>
+      <w:proofErr w:type="spellStart"/>
+      <w:r>
+        <w:rPr>
+          <w:lang w:val="it-IT"/>
+        </w:rPr>
+        <w:t>clas</w:t>
+      </w:r>
+      <w:r>
+        <w:rPr>
+          <w:lang w:val="it-IT"/>
+        </w:rPr>
+        <w:t>a</w:t>
+      </w:r>
+      <w:proofErr w:type="spellEnd"/>
+      <w:r>
+        <w:rPr>
+          <w:lang w:val="it-IT"/>
+        </w:rPr>
+        <w:t xml:space="preserve">, </w:t>
+      </w:r>
+      <w:proofErr w:type="spellStart"/>
+      <w:r>
+        <w:rPr>
+          <w:lang w:val="it-IT"/>
+        </w:rPr>
+        <w:t>numite</w:t>
+      </w:r>
+      <w:proofErr w:type="spellEnd"/>
+      <w:r>
+        <w:rPr>
+          <w:lang w:val="it-IT"/>
+        </w:rPr>
+        <w:t xml:space="preserve"> </w:t>
+      </w:r>
+      <w:proofErr w:type="spellStart"/>
+      <w:r>
+        <w:rPr>
+          <w:lang w:val="it-IT"/>
+        </w:rPr>
+        <w:t>vectori</w:t>
+      </w:r>
+      <w:proofErr w:type="spellEnd"/>
+      <w:r>
+        <w:rPr>
+          <w:lang w:val="it-IT"/>
+        </w:rPr>
+        <w:t xml:space="preserve"> </w:t>
+      </w:r>
+      <w:proofErr w:type="spellStart"/>
+      <w:r>
+        <w:rPr>
+          <w:lang w:val="it-IT"/>
+        </w:rPr>
+        <w:t>suport</w:t>
+      </w:r>
+      <w:r>
+        <w:rPr>
+          <w:lang w:val="it-IT"/>
+        </w:rPr>
+        <w:t>.Este</w:t>
+      </w:r>
+      <w:proofErr w:type="spellEnd"/>
+      <w:r>
+        <w:rPr>
+          <w:lang w:val="it-IT"/>
+        </w:rPr>
+        <w:t xml:space="preserve"> </w:t>
+      </w:r>
+      <w:proofErr w:type="spellStart"/>
+      <w:r>
+        <w:rPr>
+          <w:lang w:val="it-IT"/>
+        </w:rPr>
+        <w:t>folositor</w:t>
+      </w:r>
+      <w:proofErr w:type="spellEnd"/>
+      <w:r>
+        <w:rPr>
+          <w:lang w:val="it-IT"/>
+        </w:rPr>
+        <w:t xml:space="preserve"> la </w:t>
+      </w:r>
+      <w:proofErr w:type="spellStart"/>
+      <w:r>
+        <w:rPr>
+          <w:lang w:val="it-IT"/>
+        </w:rPr>
+        <w:t>clasificari</w:t>
+      </w:r>
+      <w:proofErr w:type="spellEnd"/>
+      <w:r>
+        <w:rPr>
+          <w:lang w:val="it-IT"/>
+        </w:rPr>
+        <w:t xml:space="preserve"> binare, </w:t>
+      </w:r>
+      <w:proofErr w:type="spellStart"/>
+      <w:r>
+        <w:rPr>
+          <w:lang w:val="it-IT"/>
+        </w:rPr>
+        <w:t>iar</w:t>
+      </w:r>
+      <w:proofErr w:type="spellEnd"/>
+      <w:r>
+        <w:rPr>
+          <w:lang w:val="it-IT"/>
+        </w:rPr>
+        <w:t xml:space="preserve"> cu </w:t>
+      </w:r>
+      <w:proofErr w:type="spellStart"/>
+      <w:r>
+        <w:rPr>
+          <w:lang w:val="it-IT"/>
+        </w:rPr>
+        <w:t>cat</w:t>
+      </w:r>
+      <w:proofErr w:type="spellEnd"/>
+      <w:r>
+        <w:rPr>
+          <w:lang w:val="it-IT"/>
+        </w:rPr>
+        <w:t xml:space="preserve"> </w:t>
+      </w:r>
+      <w:proofErr w:type="spellStart"/>
+      <w:r>
+        <w:rPr>
+          <w:lang w:val="it-IT"/>
+        </w:rPr>
+        <w:t>distanta</w:t>
+      </w:r>
+      <w:proofErr w:type="spellEnd"/>
+      <w:r>
+        <w:rPr>
+          <w:lang w:val="it-IT"/>
+        </w:rPr>
+        <w:t xml:space="preserve"> este mai mare, cu </w:t>
+      </w:r>
+      <w:proofErr w:type="spellStart"/>
+      <w:r>
+        <w:rPr>
+          <w:lang w:val="it-IT"/>
+        </w:rPr>
+        <w:t>atat</w:t>
+      </w:r>
+      <w:proofErr w:type="spellEnd"/>
+      <w:r>
+        <w:rPr>
+          <w:lang w:val="it-IT"/>
+        </w:rPr>
+        <w:t xml:space="preserve"> </w:t>
+      </w:r>
+      <w:proofErr w:type="spellStart"/>
+      <w:r>
+        <w:rPr>
+          <w:lang w:val="it-IT"/>
+        </w:rPr>
+        <w:t>modelul</w:t>
+      </w:r>
+      <w:proofErr w:type="spellEnd"/>
+      <w:r>
+        <w:rPr>
+          <w:lang w:val="it-IT"/>
+        </w:rPr>
+        <w:t xml:space="preserve"> are performante mai bune pe date noi.</w:t>
+      </w:r>
+    </w:p>
+    <w:p>
+      <w:pPr>
+        <w:rPr>
+          <w:lang w:val="it-IT"/>
+        </w:rPr>
+      </w:pPr>
+      <w:proofErr w:type="spellStart"/>
+      <w:r>
+        <w:rPr>
+          <w:lang w:val="it-IT"/>
+        </w:rPr>
+        <w:t>Parametrul</w:t>
+      </w:r>
+      <w:proofErr w:type="spellEnd"/>
+      <w:r>
+        <w:rPr>
+          <w:lang w:val="it-IT"/>
+        </w:rPr>
+        <w:t xml:space="preserve"> de </w:t>
+      </w:r>
+      <w:proofErr w:type="spellStart"/>
+      <w:r>
+        <w:rPr>
+          <w:lang w:val="it-IT"/>
+        </w:rPr>
+        <w:t>regularizare</w:t>
+      </w:r>
+      <w:proofErr w:type="spellEnd"/>
+      <w:r>
+        <w:rPr>
+          <w:lang w:val="it-IT"/>
+        </w:rPr>
+        <w:t xml:space="preserve"> C </w:t>
+      </w:r>
+      <w:proofErr w:type="spellStart"/>
+      <w:r>
+        <w:rPr>
+          <w:lang w:val="it-IT"/>
+        </w:rPr>
+        <w:t>controleaza</w:t>
+      </w:r>
+      <w:proofErr w:type="spellEnd"/>
+      <w:r>
+        <w:rPr>
+          <w:lang w:val="it-IT"/>
+        </w:rPr>
+        <w:t xml:space="preserve"> </w:t>
+      </w:r>
+      <w:proofErr w:type="spellStart"/>
+      <w:r>
+        <w:rPr>
+          <w:lang w:val="it-IT"/>
+        </w:rPr>
+        <w:t>compromisul</w:t>
+      </w:r>
+      <w:proofErr w:type="spellEnd"/>
+      <w:r>
+        <w:rPr>
+          <w:lang w:val="it-IT"/>
+        </w:rPr>
+        <w:t xml:space="preserve"> </w:t>
+      </w:r>
+      <w:proofErr w:type="spellStart"/>
+      <w:r>
+        <w:rPr>
+          <w:lang w:val="it-IT"/>
+        </w:rPr>
+        <w:t>dintre</w:t>
+      </w:r>
+      <w:proofErr w:type="spellEnd"/>
+      <w:r>
+        <w:rPr>
+          <w:lang w:val="it-IT"/>
+        </w:rPr>
+        <w:t xml:space="preserve"> </w:t>
+      </w:r>
+      <w:proofErr w:type="spellStart"/>
+      <w:r>
+        <w:rPr>
+          <w:lang w:val="it-IT"/>
+        </w:rPr>
+        <w:t>maximizarea</w:t>
+      </w:r>
+      <w:proofErr w:type="spellEnd"/>
+      <w:r>
+        <w:rPr>
+          <w:lang w:val="it-IT"/>
+        </w:rPr>
+        <w:t xml:space="preserve"> </w:t>
+      </w:r>
+      <w:proofErr w:type="spellStart"/>
+      <w:r>
+        <w:rPr>
+          <w:lang w:val="it-IT"/>
+        </w:rPr>
+        <w:t>marginii</w:t>
+      </w:r>
+      <w:proofErr w:type="spellEnd"/>
+      <w:r>
+        <w:rPr>
+          <w:lang w:val="it-IT"/>
+        </w:rPr>
+        <w:t xml:space="preserve"> si </w:t>
+      </w:r>
+      <w:proofErr w:type="spellStart"/>
+      <w:r>
+        <w:rPr>
+          <w:lang w:val="it-IT"/>
+        </w:rPr>
+        <w:t>minimizarea</w:t>
+      </w:r>
+      <w:proofErr w:type="spellEnd"/>
+      <w:r>
+        <w:rPr>
+          <w:lang w:val="it-IT"/>
+        </w:rPr>
+        <w:t xml:space="preserve"> </w:t>
+      </w:r>
+      <w:proofErr w:type="spellStart"/>
+      <w:r>
+        <w:rPr>
+          <w:lang w:val="it-IT"/>
+        </w:rPr>
+        <w:t>erorilor</w:t>
+      </w:r>
+      <w:proofErr w:type="spellEnd"/>
+      <w:r>
+        <w:rPr>
+          <w:lang w:val="it-IT"/>
+        </w:rPr>
+        <w:t xml:space="preserve"> de </w:t>
+      </w:r>
+      <w:proofErr w:type="spellStart"/>
+      <w:r>
+        <w:rPr>
+          <w:lang w:val="it-IT"/>
+        </w:rPr>
+        <w:t>clasificare</w:t>
+      </w:r>
+      <w:proofErr w:type="spellEnd"/>
+      <w:r>
+        <w:rPr>
+          <w:lang w:val="it-IT"/>
+        </w:rPr>
+        <w:t xml:space="preserve"> pe </w:t>
+      </w:r>
+      <w:proofErr w:type="spellStart"/>
+      <w:r>
+        <w:rPr>
+          <w:lang w:val="it-IT"/>
+        </w:rPr>
+        <w:t>setul</w:t>
+      </w:r>
+      <w:proofErr w:type="spellEnd"/>
+      <w:r>
+        <w:rPr>
+          <w:lang w:val="it-IT"/>
+        </w:rPr>
+        <w:t xml:space="preserve"> de </w:t>
+      </w:r>
+      <w:proofErr w:type="spellStart"/>
+      <w:r>
+        <w:rPr>
+          <w:lang w:val="it-IT"/>
+        </w:rPr>
+        <w:t>antrenare.Valori</w:t>
+      </w:r>
+      <w:proofErr w:type="spellEnd"/>
+      <w:r>
+        <w:rPr>
+          <w:lang w:val="it-IT"/>
+        </w:rPr>
+        <w:t xml:space="preserve"> mici </w:t>
+      </w:r>
+      <w:proofErr w:type="spellStart"/>
+      <w:r>
+        <w:rPr>
+          <w:lang w:val="it-IT"/>
+        </w:rPr>
+        <w:t>ale</w:t>
+      </w:r>
+      <w:proofErr w:type="spellEnd"/>
+      <w:r>
+        <w:rPr>
+          <w:lang w:val="it-IT"/>
+        </w:rPr>
+        <w:t xml:space="preserve"> </w:t>
+      </w:r>
+      <w:proofErr w:type="spellStart"/>
+      <w:r>
+        <w:rPr>
+          <w:lang w:val="it-IT"/>
+        </w:rPr>
+        <w:t>parametrului</w:t>
+      </w:r>
+      <w:proofErr w:type="spellEnd"/>
+      <w:r>
+        <w:rPr>
+          <w:lang w:val="it-IT"/>
+        </w:rPr>
+        <w:t xml:space="preserve"> de </w:t>
+      </w:r>
+      <w:proofErr w:type="spellStart"/>
+      <w:r>
+        <w:rPr>
+          <w:lang w:val="it-IT"/>
+        </w:rPr>
+        <w:t>regularizare</w:t>
+      </w:r>
+      <w:proofErr w:type="spellEnd"/>
+      <w:r>
+        <w:rPr>
+          <w:lang w:val="it-IT"/>
+        </w:rPr>
+        <w:t xml:space="preserve"> C </w:t>
+      </w:r>
+      <w:proofErr w:type="spellStart"/>
+      <w:r>
+        <w:rPr>
+          <w:lang w:val="it-IT"/>
+        </w:rPr>
+        <w:t>favorizeaza</w:t>
+      </w:r>
+      <w:proofErr w:type="spellEnd"/>
+      <w:r>
+        <w:rPr>
+          <w:lang w:val="it-IT"/>
+        </w:rPr>
+        <w:t xml:space="preserve"> o margine mai larga(mai multi </w:t>
+      </w:r>
+      <w:proofErr w:type="spellStart"/>
+      <w:r>
+        <w:rPr>
+          <w:lang w:val="it-IT"/>
+        </w:rPr>
+        <w:t>vectori</w:t>
+      </w:r>
+      <w:proofErr w:type="spellEnd"/>
+      <w:r>
+        <w:rPr>
+          <w:lang w:val="it-IT"/>
+        </w:rPr>
+        <w:t xml:space="preserve"> </w:t>
+      </w:r>
+      <w:proofErr w:type="spellStart"/>
+      <w:r>
+        <w:rPr>
+          <w:lang w:val="it-IT"/>
+        </w:rPr>
+        <w:t>suport</w:t>
+      </w:r>
+      <w:proofErr w:type="spellEnd"/>
+      <w:r>
+        <w:rPr>
+          <w:lang w:val="it-IT"/>
+        </w:rPr>
+        <w:t xml:space="preserve">), </w:t>
+      </w:r>
+      <w:proofErr w:type="spellStart"/>
+      <w:r>
+        <w:rPr>
+          <w:lang w:val="it-IT"/>
+        </w:rPr>
+        <w:t>iar</w:t>
+      </w:r>
+      <w:proofErr w:type="spellEnd"/>
+      <w:r>
+        <w:rPr>
+          <w:lang w:val="it-IT"/>
+        </w:rPr>
+        <w:t xml:space="preserve"> </w:t>
+      </w:r>
+      <w:proofErr w:type="spellStart"/>
+      <w:r>
+        <w:rPr>
+          <w:lang w:val="it-IT"/>
+        </w:rPr>
+        <w:t>valorile</w:t>
+      </w:r>
+      <w:proofErr w:type="spellEnd"/>
+      <w:r>
+        <w:rPr>
+          <w:lang w:val="it-IT"/>
+        </w:rPr>
+        <w:t xml:space="preserve"> mari </w:t>
+      </w:r>
+      <w:proofErr w:type="spellStart"/>
+      <w:r>
+        <w:rPr>
+          <w:lang w:val="it-IT"/>
+        </w:rPr>
+        <w:t>penalizeaza</w:t>
+      </w:r>
+      <w:proofErr w:type="spellEnd"/>
+      <w:r>
+        <w:rPr>
+          <w:lang w:val="it-IT"/>
+        </w:rPr>
+        <w:t xml:space="preserve"> </w:t>
+      </w:r>
+      <w:proofErr w:type="spellStart"/>
+      <w:r>
+        <w:rPr>
+          <w:lang w:val="it-IT"/>
+        </w:rPr>
+        <w:t>drastic</w:t>
+      </w:r>
+      <w:proofErr w:type="spellEnd"/>
+      <w:r>
+        <w:rPr>
+          <w:lang w:val="it-IT"/>
+        </w:rPr>
+        <w:t xml:space="preserve"> </w:t>
+      </w:r>
+      <w:proofErr w:type="spellStart"/>
+      <w:r>
+        <w:rPr>
+          <w:lang w:val="it-IT"/>
+        </w:rPr>
+        <w:t>erorile</w:t>
+      </w:r>
+      <w:proofErr w:type="spellEnd"/>
+      <w:r>
+        <w:rPr>
+          <w:lang w:val="it-IT"/>
+        </w:rPr>
+        <w:t xml:space="preserve"> de </w:t>
+      </w:r>
+      <w:proofErr w:type="spellStart"/>
+      <w:r>
+        <w:rPr>
+          <w:lang w:val="it-IT"/>
+        </w:rPr>
+        <w:t>antrenare</w:t>
+      </w:r>
+      <w:proofErr w:type="spellEnd"/>
+      <w:r>
+        <w:rPr>
+          <w:rStyle w:val="FootnoteReference"/>
+          <w:lang w:val="it-IT"/>
+        </w:rPr>
+        <w:footnoteReference w:id="18"/>
+      </w:r>
+    </w:p>
+    <w:p>
+      <w:pPr>
+        <w:rPr>
+          <w:lang w:val="it-IT"/>
+        </w:rPr>
+      </w:pPr>
+      <w:r>
+        <w:rPr>
+          <w:lang w:val="it-IT"/>
+        </w:rPr>
+        <w:t xml:space="preserve">In </w:t>
+      </w:r>
+      <w:proofErr w:type="spellStart"/>
+      <w:r>
+        <w:rPr>
+          <w:lang w:val="it-IT"/>
+        </w:rPr>
+        <w:t>aceasta</w:t>
+      </w:r>
+      <w:proofErr w:type="spellEnd"/>
+      <w:r>
+        <w:rPr>
+          <w:lang w:val="it-IT"/>
+        </w:rPr>
+        <w:t xml:space="preserve"> lucrare este </w:t>
+      </w:r>
+      <w:proofErr w:type="spellStart"/>
+      <w:r>
+        <w:rPr>
+          <w:lang w:val="it-IT"/>
+        </w:rPr>
+        <w:t>utilizat</w:t>
+      </w:r>
+      <w:proofErr w:type="spellEnd"/>
+      <w:r>
+        <w:rPr>
+          <w:lang w:val="it-IT"/>
+        </w:rPr>
+        <w:t xml:space="preserve"> </w:t>
+      </w:r>
+      <w:proofErr w:type="spellStart"/>
+      <w:r>
+        <w:rPr>
+          <w:lang w:val="it-IT"/>
+        </w:rPr>
+        <w:t>LinearSVC</w:t>
+      </w:r>
+      <w:proofErr w:type="spellEnd"/>
+      <w:r>
+        <w:rPr>
+          <w:lang w:val="it-IT"/>
+        </w:rPr>
+        <w:t xml:space="preserve">, o implementare </w:t>
+      </w:r>
+      <w:proofErr w:type="spellStart"/>
+      <w:r>
+        <w:rPr>
+          <w:lang w:val="it-IT"/>
+        </w:rPr>
+        <w:t>eficienta</w:t>
+      </w:r>
+      <w:proofErr w:type="spellEnd"/>
+      <w:r>
+        <w:rPr>
+          <w:lang w:val="it-IT"/>
+        </w:rPr>
+        <w:t xml:space="preserve"> a Support </w:t>
+      </w:r>
+      <w:proofErr w:type="spellStart"/>
+      <w:r>
+        <w:rPr>
+          <w:lang w:val="it-IT"/>
+        </w:rPr>
+        <w:t>Vector</w:t>
+      </w:r>
+      <w:proofErr w:type="spellEnd"/>
+      <w:r>
+        <w:rPr>
+          <w:lang w:val="it-IT"/>
+        </w:rPr>
+        <w:t xml:space="preserve"> Machine cu kernel </w:t>
+      </w:r>
+      <w:proofErr w:type="spellStart"/>
+      <w:r>
+        <w:rPr>
+          <w:lang w:val="it-IT"/>
+        </w:rPr>
+        <w:t>liniar</w:t>
+      </w:r>
+      <w:proofErr w:type="spellEnd"/>
+      <w:r>
+        <w:rPr>
+          <w:lang w:val="it-IT"/>
+        </w:rPr>
+        <w:t xml:space="preserve"> care </w:t>
+      </w:r>
+      <w:proofErr w:type="spellStart"/>
+      <w:r>
+        <w:rPr>
+          <w:lang w:val="it-IT"/>
+        </w:rPr>
+        <w:t>scaleaza</w:t>
+      </w:r>
+      <w:proofErr w:type="spellEnd"/>
+      <w:r>
+        <w:rPr>
+          <w:lang w:val="it-IT"/>
+        </w:rPr>
+        <w:t xml:space="preserve"> mai bine pe </w:t>
+      </w:r>
+      <w:proofErr w:type="spellStart"/>
+      <w:r>
+        <w:rPr>
+          <w:lang w:val="it-IT"/>
+        </w:rPr>
+        <w:t>seturi</w:t>
+      </w:r>
+      <w:proofErr w:type="spellEnd"/>
+      <w:r>
+        <w:rPr>
+          <w:lang w:val="it-IT"/>
+        </w:rPr>
+        <w:t xml:space="preserve"> de date mari </w:t>
+      </w:r>
+      <w:proofErr w:type="spellStart"/>
+      <w:r>
+        <w:rPr>
+          <w:lang w:val="it-IT"/>
+        </w:rPr>
+        <w:t>decat</w:t>
+      </w:r>
+      <w:proofErr w:type="spellEnd"/>
+      <w:r>
+        <w:rPr>
+          <w:lang w:val="it-IT"/>
+        </w:rPr>
+        <w:t xml:space="preserve"> </w:t>
+      </w:r>
+      <w:proofErr w:type="spellStart"/>
+      <w:r>
+        <w:rPr>
+          <w:lang w:val="it-IT"/>
+        </w:rPr>
+        <w:t>implementarea</w:t>
+      </w:r>
+      <w:proofErr w:type="spellEnd"/>
+      <w:r>
+        <w:rPr>
+          <w:lang w:val="it-IT"/>
+        </w:rPr>
+        <w:t xml:space="preserve"> standard SV</w:t>
+      </w:r>
+      <w:r>
+        <w:rPr>
+          <w:lang w:val="it-IT"/>
+        </w:rPr>
+        <w:t>C.</w:t>
+      </w:r>
+    </w:p>
+    <w:p>
+      <w:pPr>
+        <w:rPr>
+          <w:lang w:val="it-IT"/>
+        </w:rPr>
+      </w:pPr>
+      <w:r>
+        <w:rPr>
+          <w:lang w:val="it-IT"/>
+        </w:rPr>
+        <w:t xml:space="preserve">Un </w:t>
+      </w:r>
+      <w:proofErr w:type="spellStart"/>
+      <w:r>
+        <w:rPr>
+          <w:lang w:val="it-IT"/>
+        </w:rPr>
+        <w:t>dezavantaj</w:t>
+      </w:r>
+      <w:proofErr w:type="spellEnd"/>
+      <w:r>
+        <w:rPr>
+          <w:lang w:val="it-IT"/>
+        </w:rPr>
+        <w:t xml:space="preserve"> al </w:t>
+      </w:r>
+      <w:proofErr w:type="spellStart"/>
+      <w:r>
+        <w:rPr>
+          <w:lang w:val="it-IT"/>
+        </w:rPr>
+        <w:t>LinearSVC</w:t>
+      </w:r>
+      <w:proofErr w:type="spellEnd"/>
+      <w:r>
+        <w:rPr>
+          <w:lang w:val="it-IT"/>
+        </w:rPr>
+        <w:t xml:space="preserve"> este </w:t>
+      </w:r>
+      <w:proofErr w:type="spellStart"/>
+      <w:r>
+        <w:rPr>
+          <w:lang w:val="it-IT"/>
+        </w:rPr>
+        <w:t>sensibilitatea</w:t>
+      </w:r>
+      <w:proofErr w:type="spellEnd"/>
+      <w:r>
+        <w:rPr>
+          <w:lang w:val="it-IT"/>
+        </w:rPr>
+        <w:t xml:space="preserve"> la </w:t>
+      </w:r>
+      <w:proofErr w:type="spellStart"/>
+      <w:r>
+        <w:rPr>
+          <w:lang w:val="it-IT"/>
+        </w:rPr>
+        <w:t>zgomot</w:t>
+      </w:r>
+      <w:proofErr w:type="spellEnd"/>
+      <w:r>
+        <w:rPr>
+          <w:lang w:val="it-IT"/>
+        </w:rPr>
+        <w:t xml:space="preserve"> si </w:t>
+      </w:r>
+      <w:r>
+        <w:rPr>
+          <w:lang w:val="it-IT"/>
+        </w:rPr>
+        <w:t>valori</w:t>
+      </w:r>
+      <w:r>
+        <w:rPr>
+          <w:lang w:val="it-IT"/>
+        </w:rPr>
+        <w:t xml:space="preserve"> ex</w:t>
+      </w:r>
+      <w:proofErr w:type="spellStart"/>
+      <w:r>
+        <w:rPr>
+          <w:lang w:val="it-IT"/>
+        </w:rPr>
+        <w:t>treme</w:t>
+      </w:r>
+      <w:proofErr w:type="spellEnd"/>
+      <w:r>
+        <w:rPr>
+          <w:lang w:val="it-IT"/>
+        </w:rPr>
+        <w:t xml:space="preserve">, </w:t>
+      </w:r>
+      <w:proofErr w:type="spellStart"/>
+      <w:r>
+        <w:rPr>
+          <w:lang w:val="it-IT"/>
+        </w:rPr>
+        <w:t>deoarece</w:t>
+      </w:r>
+      <w:proofErr w:type="spellEnd"/>
+      <w:r>
+        <w:rPr>
+          <w:lang w:val="it-IT"/>
+        </w:rPr>
+        <w:t xml:space="preserve"> </w:t>
+      </w:r>
+      <w:proofErr w:type="spellStart"/>
+      <w:r>
+        <w:rPr>
+          <w:lang w:val="it-IT"/>
+        </w:rPr>
+        <w:t>exemplele</w:t>
+      </w:r>
+      <w:proofErr w:type="spellEnd"/>
+      <w:r>
+        <w:rPr>
+          <w:lang w:val="it-IT"/>
+        </w:rPr>
+        <w:t xml:space="preserve"> </w:t>
+      </w:r>
+      <w:proofErr w:type="spellStart"/>
+      <w:r>
+        <w:rPr>
+          <w:lang w:val="it-IT"/>
+        </w:rPr>
+        <w:t>aflate</w:t>
+      </w:r>
+      <w:proofErr w:type="spellEnd"/>
+      <w:r>
+        <w:rPr>
+          <w:lang w:val="it-IT"/>
+        </w:rPr>
+        <w:t xml:space="preserve"> </w:t>
+      </w:r>
+      <w:proofErr w:type="spellStart"/>
+      <w:r>
+        <w:rPr>
+          <w:lang w:val="it-IT"/>
+        </w:rPr>
+        <w:t>aproape</w:t>
+      </w:r>
+      <w:proofErr w:type="spellEnd"/>
+      <w:r>
+        <w:rPr>
+          <w:lang w:val="it-IT"/>
+        </w:rPr>
+        <w:t xml:space="preserve"> de </w:t>
+      </w:r>
+      <w:proofErr w:type="spellStart"/>
+      <w:r>
+        <w:rPr>
+          <w:lang w:val="it-IT"/>
+        </w:rPr>
+        <w:t>hiperplan</w:t>
+      </w:r>
+      <w:proofErr w:type="spellEnd"/>
+      <w:r>
+        <w:rPr>
+          <w:lang w:val="it-IT"/>
+        </w:rPr>
+        <w:t xml:space="preserve"> </w:t>
+      </w:r>
+      <w:proofErr w:type="spellStart"/>
+      <w:r>
+        <w:rPr>
+          <w:lang w:val="it-IT"/>
+        </w:rPr>
+        <w:t>pot</w:t>
+      </w:r>
+      <w:proofErr w:type="spellEnd"/>
+      <w:r>
+        <w:rPr>
+          <w:lang w:val="it-IT"/>
+        </w:rPr>
+        <w:t xml:space="preserve"> </w:t>
+      </w:r>
+      <w:proofErr w:type="spellStart"/>
+      <w:r>
+        <w:rPr>
+          <w:lang w:val="it-IT"/>
+        </w:rPr>
+        <w:t>influenta</w:t>
+      </w:r>
+      <w:proofErr w:type="spellEnd"/>
+      <w:r>
+        <w:rPr>
+          <w:lang w:val="it-IT"/>
+        </w:rPr>
+        <w:t xml:space="preserve"> </w:t>
+      </w:r>
+      <w:proofErr w:type="spellStart"/>
+      <w:r>
+        <w:rPr>
+          <w:lang w:val="it-IT"/>
+        </w:rPr>
+        <w:t>pozitia</w:t>
+      </w:r>
+      <w:proofErr w:type="spellEnd"/>
+      <w:r>
+        <w:rPr>
+          <w:lang w:val="it-IT"/>
+        </w:rPr>
+        <w:t xml:space="preserve"> </w:t>
+      </w:r>
+      <w:proofErr w:type="spellStart"/>
+      <w:r>
+        <w:rPr>
+          <w:lang w:val="it-IT"/>
+        </w:rPr>
+        <w:t>marginii</w:t>
+      </w:r>
+      <w:proofErr w:type="spellEnd"/>
+      <w:r>
+        <w:rPr>
+          <w:lang w:val="it-IT"/>
+        </w:rPr>
+        <w:t xml:space="preserve">, </w:t>
+      </w:r>
+      <w:proofErr w:type="spellStart"/>
+      <w:r>
+        <w:rPr>
+          <w:lang w:val="it-IT"/>
+        </w:rPr>
+        <w:t>deci</w:t>
+      </w:r>
+      <w:proofErr w:type="spellEnd"/>
+      <w:r>
+        <w:rPr>
+          <w:lang w:val="it-IT"/>
+        </w:rPr>
+        <w:t xml:space="preserve"> </w:t>
+      </w:r>
+      <w:proofErr w:type="spellStart"/>
+      <w:r>
+        <w:rPr>
+          <w:lang w:val="it-IT"/>
+        </w:rPr>
+        <w:t>solutia</w:t>
+      </w:r>
+      <w:proofErr w:type="spellEnd"/>
+      <w:r>
+        <w:rPr>
+          <w:lang w:val="it-IT"/>
+        </w:rPr>
+        <w:t xml:space="preserve"> </w:t>
+      </w:r>
+      <w:proofErr w:type="spellStart"/>
+      <w:r>
+        <w:rPr>
+          <w:lang w:val="it-IT"/>
+        </w:rPr>
+        <w:t>poate</w:t>
+      </w:r>
+      <w:proofErr w:type="spellEnd"/>
+      <w:r>
+        <w:rPr>
+          <w:lang w:val="it-IT"/>
+        </w:rPr>
+        <w:t xml:space="preserve"> fi </w:t>
+      </w:r>
+      <w:proofErr w:type="spellStart"/>
+      <w:r>
+        <w:rPr>
+          <w:lang w:val="it-IT"/>
+        </w:rPr>
+        <w:t>eronata.De</w:t>
+      </w:r>
+      <w:proofErr w:type="spellEnd"/>
+      <w:r>
+        <w:rPr>
+          <w:lang w:val="it-IT"/>
+        </w:rPr>
+        <w:t xml:space="preserve"> </w:t>
+      </w:r>
+      <w:proofErr w:type="spellStart"/>
+      <w:r>
+        <w:rPr>
+          <w:lang w:val="it-IT"/>
+        </w:rPr>
+        <w:t>asemenea</w:t>
+      </w:r>
+      <w:proofErr w:type="spellEnd"/>
+      <w:r>
+        <w:rPr>
+          <w:lang w:val="it-IT"/>
+        </w:rPr>
+        <w:t xml:space="preserve">, nu se </w:t>
+      </w:r>
+      <w:proofErr w:type="spellStart"/>
+      <w:r>
+        <w:rPr>
+          <w:lang w:val="it-IT"/>
+        </w:rPr>
+        <w:t>descurca</w:t>
+      </w:r>
+      <w:proofErr w:type="spellEnd"/>
+      <w:r>
+        <w:rPr>
+          <w:lang w:val="it-IT"/>
+        </w:rPr>
+        <w:t xml:space="preserve"> bine cu </w:t>
+      </w:r>
+      <w:proofErr w:type="spellStart"/>
+      <w:r>
+        <w:rPr>
+          <w:lang w:val="it-IT"/>
+        </w:rPr>
+        <w:t>seturi</w:t>
+      </w:r>
+      <w:proofErr w:type="spellEnd"/>
+      <w:r>
+        <w:rPr>
+          <w:lang w:val="it-IT"/>
+        </w:rPr>
+        <w:t xml:space="preserve"> de date </w:t>
+      </w:r>
+      <w:proofErr w:type="spellStart"/>
+      <w:r>
+        <w:rPr>
+          <w:lang w:val="it-IT"/>
+        </w:rPr>
+        <w:t>dezechilibrate</w:t>
+      </w:r>
+      <w:proofErr w:type="spellEnd"/>
+      <w:r>
+        <w:rPr>
+          <w:lang w:val="it-IT"/>
+        </w:rPr>
+        <w:t xml:space="preserve">, </w:t>
+      </w:r>
+      <w:proofErr w:type="spellStart"/>
+      <w:r>
+        <w:rPr>
+          <w:lang w:val="it-IT"/>
+        </w:rPr>
+        <w:t>deoarece</w:t>
+      </w:r>
+      <w:proofErr w:type="spellEnd"/>
+      <w:r>
+        <w:rPr>
+          <w:lang w:val="it-IT"/>
+        </w:rPr>
+        <w:t xml:space="preserve"> </w:t>
+      </w:r>
+      <w:proofErr w:type="spellStart"/>
+      <w:r>
+        <w:rPr>
+          <w:lang w:val="it-IT"/>
+        </w:rPr>
+        <w:t>modelul</w:t>
+      </w:r>
+      <w:proofErr w:type="spellEnd"/>
+      <w:r>
+        <w:rPr>
+          <w:lang w:val="it-IT"/>
+        </w:rPr>
+        <w:t xml:space="preserve"> </w:t>
+      </w:r>
+      <w:proofErr w:type="spellStart"/>
+      <w:r>
+        <w:rPr>
+          <w:lang w:val="it-IT"/>
+        </w:rPr>
+        <w:t>poate</w:t>
+      </w:r>
+      <w:proofErr w:type="spellEnd"/>
+      <w:r>
+        <w:rPr>
+          <w:lang w:val="it-IT"/>
+        </w:rPr>
+        <w:t xml:space="preserve"> </w:t>
+      </w:r>
+      <w:proofErr w:type="spellStart"/>
+      <w:r>
+        <w:rPr>
+          <w:lang w:val="it-IT"/>
+        </w:rPr>
+        <w:t>favoriza</w:t>
+      </w:r>
+      <w:proofErr w:type="spellEnd"/>
+      <w:r>
+        <w:rPr>
+          <w:lang w:val="it-IT"/>
+        </w:rPr>
+        <w:t xml:space="preserve"> </w:t>
+      </w:r>
+      <w:proofErr w:type="spellStart"/>
+      <w:r>
+        <w:rPr>
+          <w:lang w:val="it-IT"/>
+        </w:rPr>
+        <w:t>clasa</w:t>
+      </w:r>
+      <w:proofErr w:type="spellEnd"/>
+      <w:r>
+        <w:rPr>
+          <w:lang w:val="it-IT"/>
+        </w:rPr>
+        <w:t xml:space="preserve"> </w:t>
+      </w:r>
+      <w:proofErr w:type="spellStart"/>
+      <w:r>
+        <w:rPr>
+          <w:lang w:val="it-IT"/>
+        </w:rPr>
+        <w:t>majoritara</w:t>
+      </w:r>
+      <w:proofErr w:type="spellEnd"/>
+      <w:r>
+        <w:rPr>
+          <w:lang w:val="it-IT"/>
+        </w:rPr>
+        <w:t>.</w:t>
+      </w:r>
+    </w:p>
+    <w:p>
+      <w:pPr>
+        <w:rPr>
+          <w:lang w:val="it-IT"/>
+        </w:rPr>
+      </w:pPr>
+      <w:r>
+        <w:rPr>
+          <w:lang w:val="it-IT"/>
+        </w:rPr>
+        <w:t xml:space="preserve">1.3.5 Extreme </w:t>
+      </w:r>
+      <w:proofErr w:type="spellStart"/>
+      <w:r>
+        <w:rPr>
+          <w:lang w:val="it-IT"/>
+        </w:rPr>
+        <w:t>Gradient</w:t>
+      </w:r>
+      <w:proofErr w:type="spellEnd"/>
+      <w:r>
+        <w:rPr>
+          <w:lang w:val="it-IT"/>
+        </w:rPr>
+        <w:t xml:space="preserve"> </w:t>
+      </w:r>
+      <w:proofErr w:type="spellStart"/>
+      <w:r>
+        <w:rPr>
+          <w:lang w:val="it-IT"/>
+        </w:rPr>
+        <w:t>Boosting</w:t>
+      </w:r>
+      <w:proofErr w:type="spellEnd"/>
+    </w:p>
+    <w:p>
+      <w:pPr>
+        <w:rPr>
+          <w:lang w:val="it-IT"/>
+        </w:rPr>
+      </w:pPr>
+      <w:proofErr w:type="spellStart"/>
+      <w:r>
+        <w:rPr>
+          <w:lang w:val="it-IT"/>
+        </w:rPr>
+        <w:t>XGBoost</w:t>
+      </w:r>
+      <w:proofErr w:type="spellEnd"/>
+      <w:r>
+        <w:rPr>
+          <w:lang w:val="it-IT"/>
+        </w:rPr>
+        <w:t xml:space="preserve"> este un </w:t>
+      </w:r>
+      <w:proofErr w:type="spellStart"/>
+      <w:r>
+        <w:rPr>
+          <w:lang w:val="it-IT"/>
+        </w:rPr>
+        <w:t>algoritm</w:t>
+      </w:r>
+      <w:proofErr w:type="spellEnd"/>
+      <w:r>
+        <w:rPr>
+          <w:lang w:val="it-IT"/>
+        </w:rPr>
+        <w:t xml:space="preserve"> de </w:t>
+      </w:r>
+      <w:proofErr w:type="spellStart"/>
+      <w:r>
+        <w:rPr>
+          <w:lang w:val="it-IT"/>
+        </w:rPr>
+        <w:t>ansamblu</w:t>
+      </w:r>
+      <w:proofErr w:type="spellEnd"/>
+      <w:r>
+        <w:rPr>
+          <w:lang w:val="it-IT"/>
+        </w:rPr>
+        <w:t xml:space="preserve"> </w:t>
+      </w:r>
+      <w:proofErr w:type="spellStart"/>
+      <w:r>
+        <w:rPr>
+          <w:lang w:val="it-IT"/>
+        </w:rPr>
+        <w:t>bazat</w:t>
+      </w:r>
+      <w:proofErr w:type="spellEnd"/>
+      <w:r>
+        <w:rPr>
+          <w:lang w:val="it-IT"/>
+        </w:rPr>
+        <w:t xml:space="preserve"> pe </w:t>
+      </w:r>
+      <w:proofErr w:type="spellStart"/>
+      <w:r>
+        <w:rPr>
+          <w:lang w:val="it-IT"/>
+        </w:rPr>
+        <w:t>gradient</w:t>
+      </w:r>
+      <w:proofErr w:type="spellEnd"/>
+      <w:r>
+        <w:rPr>
+          <w:lang w:val="it-IT"/>
+        </w:rPr>
+        <w:t xml:space="preserve"> </w:t>
+      </w:r>
+      <w:proofErr w:type="spellStart"/>
+      <w:r>
+        <w:rPr>
+          <w:lang w:val="it-IT"/>
+        </w:rPr>
+        <w:t>boosting</w:t>
+      </w:r>
+      <w:r>
+        <w:rPr>
+          <w:lang w:val="it-IT"/>
+        </w:rPr>
+        <w:t>.S</w:t>
+      </w:r>
+      <w:r>
+        <w:rPr>
+          <w:lang w:val="it-IT"/>
+        </w:rPr>
+        <w:t>pre</w:t>
+      </w:r>
+      <w:proofErr w:type="spellEnd"/>
+      <w:r>
+        <w:rPr>
+          <w:lang w:val="it-IT"/>
+        </w:rPr>
+        <w:t xml:space="preserve"> </w:t>
+      </w:r>
+      <w:proofErr w:type="spellStart"/>
+      <w:r>
+        <w:rPr>
+          <w:lang w:val="it-IT"/>
+        </w:rPr>
+        <w:t>deosebire</w:t>
+      </w:r>
+      <w:proofErr w:type="spellEnd"/>
+      <w:r>
+        <w:rPr>
+          <w:lang w:val="it-IT"/>
+        </w:rPr>
+        <w:t xml:space="preserve"> de Random Forest, </w:t>
+      </w:r>
+      <w:proofErr w:type="spellStart"/>
+      <w:r>
+        <w:rPr>
+          <w:lang w:val="it-IT"/>
+        </w:rPr>
+        <w:t>unde</w:t>
+      </w:r>
+      <w:proofErr w:type="spellEnd"/>
+      <w:r>
+        <w:rPr>
+          <w:lang w:val="it-IT"/>
+        </w:rPr>
+        <w:t xml:space="preserve"> se </w:t>
+      </w:r>
+      <w:proofErr w:type="spellStart"/>
+      <w:r>
+        <w:rPr>
+          <w:lang w:val="it-IT"/>
+        </w:rPr>
+        <w:t>construiesc</w:t>
+      </w:r>
+      <w:proofErr w:type="spellEnd"/>
+      <w:r>
+        <w:rPr>
+          <w:lang w:val="it-IT"/>
+        </w:rPr>
+        <w:t xml:space="preserve"> arbori in </w:t>
+      </w:r>
+      <w:proofErr w:type="spellStart"/>
+      <w:r>
+        <w:rPr>
+          <w:lang w:val="it-IT"/>
+        </w:rPr>
+        <w:t>paralel</w:t>
+      </w:r>
+      <w:proofErr w:type="spellEnd"/>
+      <w:r>
+        <w:rPr>
+          <w:lang w:val="it-IT"/>
+        </w:rPr>
+        <w:t xml:space="preserve"> si </w:t>
+      </w:r>
+      <w:proofErr w:type="spellStart"/>
+      <w:r>
+        <w:rPr>
+          <w:lang w:val="it-IT"/>
+        </w:rPr>
+        <w:t>independent</w:t>
+      </w:r>
+      <w:proofErr w:type="spellEnd"/>
+      <w:r>
+        <w:rPr>
+          <w:lang w:val="it-IT"/>
+        </w:rPr>
+        <w:t xml:space="preserve">, </w:t>
+      </w:r>
+      <w:proofErr w:type="spellStart"/>
+      <w:r>
+        <w:rPr>
+          <w:lang w:val="it-IT"/>
+        </w:rPr>
+        <w:t>gradient</w:t>
+      </w:r>
+      <w:proofErr w:type="spellEnd"/>
+      <w:r>
+        <w:rPr>
+          <w:lang w:val="it-IT"/>
+        </w:rPr>
+        <w:t xml:space="preserve"> </w:t>
+      </w:r>
+      <w:proofErr w:type="spellStart"/>
+      <w:r>
+        <w:rPr>
+          <w:lang w:val="it-IT"/>
+        </w:rPr>
+        <w:t>boosting</w:t>
+      </w:r>
+      <w:proofErr w:type="spellEnd"/>
+      <w:r>
+        <w:rPr>
+          <w:lang w:val="it-IT"/>
+        </w:rPr>
+        <w:t xml:space="preserve"> </w:t>
+      </w:r>
+      <w:proofErr w:type="spellStart"/>
+      <w:r>
+        <w:rPr>
+          <w:lang w:val="it-IT"/>
+        </w:rPr>
+        <w:t>cons</w:t>
+      </w:r>
+      <w:r>
+        <w:rPr>
+          <w:lang w:val="it-IT"/>
+        </w:rPr>
+        <w:t>truieste</w:t>
+      </w:r>
+      <w:proofErr w:type="spellEnd"/>
+      <w:r>
+        <w:rPr>
+          <w:lang w:val="it-IT"/>
+        </w:rPr>
+        <w:t xml:space="preserve"> </w:t>
+      </w:r>
+      <w:proofErr w:type="spellStart"/>
+      <w:r>
+        <w:rPr>
+          <w:lang w:val="it-IT"/>
+        </w:rPr>
+        <w:t>arborii</w:t>
+      </w:r>
+      <w:proofErr w:type="spellEnd"/>
+      <w:r>
+        <w:rPr>
+          <w:lang w:val="it-IT"/>
+        </w:rPr>
+        <w:t xml:space="preserve"> </w:t>
+      </w:r>
+      <w:proofErr w:type="spellStart"/>
+      <w:r>
+        <w:rPr>
+          <w:lang w:val="it-IT"/>
+        </w:rPr>
+        <w:t>secvential</w:t>
+      </w:r>
+      <w:proofErr w:type="spellEnd"/>
+      <w:r>
+        <w:rPr>
+          <w:lang w:val="it-IT"/>
+        </w:rPr>
+        <w:t>,</w:t>
+      </w:r>
+      <w:r>
+        <w:rPr>
+          <w:lang w:val="it-IT"/>
+        </w:rPr>
+        <w:t xml:space="preserve"> </w:t>
+      </w:r>
+      <w:proofErr w:type="spellStart"/>
+      <w:r>
+        <w:rPr>
+          <w:lang w:val="it-IT"/>
+        </w:rPr>
+        <w:t>astfel</w:t>
+      </w:r>
+      <w:proofErr w:type="spellEnd"/>
+      <w:r>
+        <w:rPr>
+          <w:lang w:val="it-IT"/>
+        </w:rPr>
+        <w:t xml:space="preserve"> </w:t>
+      </w:r>
+      <w:proofErr w:type="spellStart"/>
+      <w:r>
+        <w:rPr>
+          <w:lang w:val="it-IT"/>
+        </w:rPr>
+        <w:t>incat</w:t>
+      </w:r>
+      <w:proofErr w:type="spellEnd"/>
+      <w:r>
+        <w:rPr>
+          <w:lang w:val="it-IT"/>
+        </w:rPr>
+        <w:t xml:space="preserve"> </w:t>
+      </w:r>
+      <w:proofErr w:type="spellStart"/>
+      <w:r>
+        <w:rPr>
+          <w:lang w:val="it-IT"/>
+        </w:rPr>
+        <w:t>fiecare</w:t>
+      </w:r>
+      <w:proofErr w:type="spellEnd"/>
+      <w:r>
+        <w:rPr>
+          <w:lang w:val="it-IT"/>
+        </w:rPr>
+        <w:t xml:space="preserve"> arbore </w:t>
+      </w:r>
+      <w:proofErr w:type="spellStart"/>
+      <w:r>
+        <w:rPr>
+          <w:lang w:val="it-IT"/>
+        </w:rPr>
+        <w:t>nou</w:t>
+      </w:r>
+      <w:proofErr w:type="spellEnd"/>
+      <w:r>
+        <w:rPr>
+          <w:lang w:val="it-IT"/>
+        </w:rPr>
+        <w:t xml:space="preserve"> este </w:t>
+      </w:r>
+      <w:proofErr w:type="spellStart"/>
+      <w:r>
+        <w:rPr>
+          <w:lang w:val="it-IT"/>
+        </w:rPr>
+        <w:t>antrenat</w:t>
+      </w:r>
+      <w:proofErr w:type="spellEnd"/>
+      <w:r>
+        <w:rPr>
+          <w:lang w:val="it-IT"/>
+        </w:rPr>
+        <w:t xml:space="preserve"> </w:t>
+      </w:r>
+      <w:proofErr w:type="spellStart"/>
+      <w:r>
+        <w:rPr>
+          <w:lang w:val="it-IT"/>
+        </w:rPr>
+        <w:t>pentru</w:t>
+      </w:r>
+      <w:proofErr w:type="spellEnd"/>
+      <w:r>
+        <w:rPr>
+          <w:lang w:val="it-IT"/>
+        </w:rPr>
+        <w:t xml:space="preserve"> a </w:t>
+      </w:r>
+      <w:proofErr w:type="spellStart"/>
+      <w:r>
+        <w:rPr>
+          <w:lang w:val="it-IT"/>
+        </w:rPr>
+        <w:t>imbunatati</w:t>
+      </w:r>
+      <w:proofErr w:type="spellEnd"/>
+      <w:r>
+        <w:rPr>
+          <w:lang w:val="it-IT"/>
+        </w:rPr>
+        <w:t xml:space="preserve"> </w:t>
+      </w:r>
+      <w:proofErr w:type="spellStart"/>
+      <w:r>
+        <w:rPr>
+          <w:lang w:val="it-IT"/>
+        </w:rPr>
+        <w:t>performanta</w:t>
+      </w:r>
+      <w:proofErr w:type="spellEnd"/>
+      <w:r>
+        <w:rPr>
+          <w:lang w:val="it-IT"/>
+        </w:rPr>
+        <w:t xml:space="preserve">, </w:t>
+      </w:r>
+      <w:proofErr w:type="spellStart"/>
+      <w:r>
+        <w:rPr>
+          <w:lang w:val="it-IT"/>
+        </w:rPr>
+        <w:t>corectand</w:t>
+      </w:r>
+      <w:proofErr w:type="spellEnd"/>
+      <w:r>
+        <w:rPr>
+          <w:lang w:val="it-IT"/>
+        </w:rPr>
+        <w:t xml:space="preserve"> </w:t>
+      </w:r>
+      <w:proofErr w:type="spellStart"/>
+      <w:r>
+        <w:rPr>
+          <w:lang w:val="it-IT"/>
+        </w:rPr>
+        <w:t>erorile</w:t>
+      </w:r>
+      <w:proofErr w:type="spellEnd"/>
+      <w:r>
+        <w:rPr>
+          <w:lang w:val="it-IT"/>
+        </w:rPr>
+        <w:t xml:space="preserve"> </w:t>
+      </w:r>
+      <w:proofErr w:type="spellStart"/>
+      <w:r>
+        <w:rPr>
+          <w:lang w:val="it-IT"/>
+        </w:rPr>
+        <w:t>arborelui</w:t>
+      </w:r>
+      <w:proofErr w:type="spellEnd"/>
+      <w:r>
+        <w:rPr>
+          <w:lang w:val="it-IT"/>
+        </w:rPr>
+        <w:t xml:space="preserve"> </w:t>
+      </w:r>
+      <w:proofErr w:type="spellStart"/>
+      <w:r>
+        <w:rPr>
+          <w:lang w:val="it-IT"/>
+        </w:rPr>
+        <w:t>anterior</w:t>
+      </w:r>
+      <w:proofErr w:type="spellEnd"/>
+      <w:r>
+        <w:rPr>
+          <w:lang w:val="it-IT"/>
+        </w:rPr>
+        <w:t>.</w:t>
+      </w:r>
+      <w:r>
+        <w:rPr>
+          <w:rStyle w:val="FootnoteReference"/>
+          <w:lang w:val="it-IT"/>
+        </w:rPr>
+        <w:footnoteReference w:id="19"/>
+      </w:r>
+    </w:p>
+    <w:p>
+      <w:pPr>
+        <w:rPr>
+          <w:lang w:val="it-IT"/>
+        </w:rPr>
+      </w:pPr>
+      <w:proofErr w:type="spellStart"/>
+      <w:r>
+        <w:rPr>
+          <w:lang w:val="it-IT"/>
+        </w:rPr>
+        <w:t>Principalii</w:t>
+      </w:r>
+      <w:proofErr w:type="spellEnd"/>
+      <w:r>
+        <w:rPr>
+          <w:lang w:val="it-IT"/>
+        </w:rPr>
+        <w:t xml:space="preserve"> </w:t>
+      </w:r>
+      <w:proofErr w:type="spellStart"/>
+      <w:r>
+        <w:rPr>
+          <w:lang w:val="it-IT"/>
+        </w:rPr>
+        <w:t>hiperparametri</w:t>
+      </w:r>
+      <w:proofErr w:type="spellEnd"/>
+      <w:r>
+        <w:rPr>
+          <w:lang w:val="it-IT"/>
+        </w:rPr>
+        <w:t xml:space="preserve"> ai </w:t>
+      </w:r>
+      <w:proofErr w:type="spellStart"/>
+      <w:r>
+        <w:rPr>
+          <w:lang w:val="it-IT"/>
+        </w:rPr>
+        <w:t>XGBoost</w:t>
+      </w:r>
+      <w:proofErr w:type="spellEnd"/>
+      <w:r>
+        <w:rPr>
+          <w:lang w:val="it-IT"/>
+        </w:rPr>
+        <w:t xml:space="preserve"> </w:t>
+      </w:r>
+      <w:proofErr w:type="spellStart"/>
+      <w:r>
+        <w:rPr>
+          <w:lang w:val="it-IT"/>
+        </w:rPr>
+        <w:t>sunt</w:t>
+      </w:r>
+      <w:proofErr w:type="spellEnd"/>
+      <w:r>
+        <w:rPr>
+          <w:lang w:val="it-IT"/>
+        </w:rPr>
+        <w:t>:</w:t>
+      </w:r>
+    </w:p>
+    <w:p>
+      <w:pPr>
+        <w:pStyle w:val="ListParagraph"/>
+        <w:numPr>
+          <w:ilvl w:val="0"/>
+          <w:numId w:val="3"/>
+        </w:numPr>
+        <w:rPr>
+          <w:lang w:val="it-IT"/>
+        </w:rPr>
+      </w:pPr>
+      <w:proofErr w:type="spellStart"/>
+      <w:r>
+        <w:rPr>
+          <w:lang w:val="it-IT"/>
+        </w:rPr>
+        <w:t>n_estimators</w:t>
+      </w:r>
+      <w:proofErr w:type="spellEnd"/>
+      <w:r>
+        <w:rPr>
+          <w:lang w:val="it-IT"/>
+        </w:rPr>
+        <w:t xml:space="preserve"> – </w:t>
+      </w:r>
+      <w:proofErr w:type="spellStart"/>
+      <w:r>
+        <w:rPr>
+          <w:lang w:val="it-IT"/>
+        </w:rPr>
+        <w:t>numarul</w:t>
+      </w:r>
+      <w:proofErr w:type="spellEnd"/>
+      <w:r>
+        <w:rPr>
+          <w:lang w:val="it-IT"/>
+        </w:rPr>
+        <w:t xml:space="preserve"> de arbori</w:t>
+      </w:r>
+      <w:r>
+        <w:rPr>
+          <w:lang w:val="it-IT"/>
+        </w:rPr>
+        <w:t>.</w:t>
+      </w:r>
+    </w:p>
+    <w:p>
+      <w:pPr>
+        <w:pStyle w:val="ListParagraph"/>
+        <w:numPr>
+          <w:ilvl w:val="0"/>
+          <w:numId w:val="3"/>
+        </w:numPr>
+      </w:pPr>
+      <w:proofErr w:type="spellStart"/>
+      <w:r>
+        <w:t>learning_rate</w:t>
+      </w:r>
+      <w:proofErr w:type="spellEnd"/>
+      <w:r>
+        <w:t xml:space="preserve"> – </w:t>
+      </w:r>
+      <w:proofErr w:type="spellStart"/>
+      <w:r>
+        <w:t>viteza</w:t>
+      </w:r>
+      <w:proofErr w:type="spellEnd"/>
+      <w:r>
+        <w:t xml:space="preserve"> de </w:t>
+      </w:r>
+      <w:proofErr w:type="spellStart"/>
+      <w:r>
+        <w:t>i</w:t>
+      </w:r>
+      <w:r>
+        <w:t>nvatare</w:t>
+      </w:r>
+      <w:proofErr w:type="spellEnd"/>
+      <w:r>
+        <w:t>.</w:t>
+      </w:r>
+    </w:p>
+    <w:p>
+      <w:pPr>
+        <w:pStyle w:val="ListParagraph"/>
+        <w:numPr>
+          <w:ilvl w:val="0"/>
+          <w:numId w:val="3"/>
+        </w:numPr>
+      </w:pPr>
+      <w:proofErr w:type="spellStart"/>
+      <w:r>
+        <w:t>max_depth</w:t>
+      </w:r>
+      <w:proofErr w:type="spellEnd"/>
+      <w:r>
+        <w:t xml:space="preserve"> – </w:t>
+      </w:r>
+      <w:proofErr w:type="spellStart"/>
+      <w:r>
+        <w:t>adancimea</w:t>
+      </w:r>
+      <w:proofErr w:type="spellEnd"/>
+      <w:r>
+        <w:t xml:space="preserve"> maxima </w:t>
+      </w:r>
+      <w:proofErr w:type="gramStart"/>
+      <w:r>
+        <w:t>a</w:t>
+      </w:r>
+      <w:proofErr w:type="gramEnd"/>
+      <w:r>
+        <w:t xml:space="preserve"> </w:t>
+      </w:r>
+      <w:proofErr w:type="spellStart"/>
+      <w:r>
+        <w:t>arborilor</w:t>
+      </w:r>
+      <w:proofErr w:type="spellEnd"/>
+      <w:r>
+        <w:t>.</w:t>
+      </w:r>
+    </w:p>
+    <w:p>
+      <w:pPr>
+        <w:pStyle w:val="ListParagraph"/>
+        <w:numPr>
+          <w:ilvl w:val="0"/>
+          <w:numId w:val="3"/>
+        </w:numPr>
+        <w:rPr>
+          <w:lang w:val="it-IT"/>
+        </w:rPr>
+      </w:pPr>
+      <w:proofErr w:type="spellStart"/>
+      <w:r>
+        <w:rPr>
+          <w:lang w:val="it-IT"/>
+        </w:rPr>
+        <w:t>subsample</w:t>
+      </w:r>
+      <w:proofErr w:type="spellEnd"/>
+      <w:r>
+        <w:rPr>
+          <w:lang w:val="it-IT"/>
+        </w:rPr>
+        <w:t xml:space="preserve"> – </w:t>
+      </w:r>
+      <w:proofErr w:type="spellStart"/>
+      <w:r>
+        <w:rPr>
+          <w:lang w:val="it-IT"/>
+        </w:rPr>
+        <w:t>proportia</w:t>
+      </w:r>
+      <w:proofErr w:type="spellEnd"/>
+      <w:r>
+        <w:rPr>
+          <w:lang w:val="it-IT"/>
+        </w:rPr>
+        <w:t xml:space="preserve"> de date </w:t>
+      </w:r>
+      <w:proofErr w:type="spellStart"/>
+      <w:r>
+        <w:rPr>
+          <w:lang w:val="it-IT"/>
+        </w:rPr>
+        <w:t>folosite</w:t>
+      </w:r>
+      <w:proofErr w:type="spellEnd"/>
+      <w:r>
+        <w:rPr>
+          <w:lang w:val="it-IT"/>
+        </w:rPr>
+        <w:t xml:space="preserve"> la </w:t>
+      </w:r>
+      <w:proofErr w:type="spellStart"/>
+      <w:r>
+        <w:rPr>
+          <w:lang w:val="it-IT"/>
+        </w:rPr>
+        <w:t>antr</w:t>
+      </w:r>
+      <w:r>
+        <w:rPr>
+          <w:lang w:val="it-IT"/>
+        </w:rPr>
+        <w:t>enarea</w:t>
+      </w:r>
+      <w:proofErr w:type="spellEnd"/>
+      <w:r>
+        <w:rPr>
+          <w:lang w:val="it-IT"/>
+        </w:rPr>
+        <w:t xml:space="preserve"> </w:t>
+      </w:r>
+      <w:proofErr w:type="spellStart"/>
+      <w:r>
+        <w:rPr>
+          <w:lang w:val="it-IT"/>
+        </w:rPr>
+        <w:t>fiecarui</w:t>
+      </w:r>
+      <w:proofErr w:type="spellEnd"/>
+      <w:r>
+        <w:rPr>
+          <w:lang w:val="it-IT"/>
+        </w:rPr>
+        <w:t xml:space="preserve"> arbore</w:t>
+      </w:r>
+      <w:r>
+        <w:rPr>
+          <w:lang w:val="it-IT"/>
+        </w:rPr>
+        <w:t>.</w:t>
+      </w:r>
+    </w:p>
+    <w:p>
+      <w:pPr>
+        <w:pStyle w:val="ListParagraph"/>
+        <w:numPr>
+          <w:ilvl w:val="0"/>
+          <w:numId w:val="3"/>
+        </w:numPr>
+        <w:rPr>
+          <w:lang w:val="it-IT"/>
+        </w:rPr>
+      </w:pPr>
+      <w:proofErr w:type="spellStart"/>
+      <w:r>
+        <w:rPr>
+          <w:lang w:val="it-IT"/>
+        </w:rPr>
+        <w:t>colsample_bytree</w:t>
+      </w:r>
+      <w:proofErr w:type="spellEnd"/>
+      <w:r>
+        <w:rPr>
+          <w:lang w:val="it-IT"/>
+        </w:rPr>
+        <w:t xml:space="preserve"> – </w:t>
+      </w:r>
+      <w:proofErr w:type="spellStart"/>
+      <w:r>
+        <w:rPr>
+          <w:lang w:val="it-IT"/>
+        </w:rPr>
+        <w:t>proportia</w:t>
+      </w:r>
+      <w:proofErr w:type="spellEnd"/>
+      <w:r>
+        <w:rPr>
+          <w:lang w:val="it-IT"/>
+        </w:rPr>
+        <w:t xml:space="preserve"> de </w:t>
+      </w:r>
+      <w:proofErr w:type="spellStart"/>
+      <w:r>
+        <w:rPr>
+          <w:lang w:val="it-IT"/>
+        </w:rPr>
+        <w:t>caracteristici</w:t>
+      </w:r>
+      <w:proofErr w:type="spellEnd"/>
+      <w:r>
+        <w:rPr>
+          <w:lang w:val="it-IT"/>
+        </w:rPr>
+        <w:t xml:space="preserve"> </w:t>
+      </w:r>
+      <w:proofErr w:type="spellStart"/>
+      <w:r>
+        <w:rPr>
+          <w:lang w:val="it-IT"/>
+        </w:rPr>
+        <w:t>folosite</w:t>
+      </w:r>
+      <w:proofErr w:type="spellEnd"/>
+      <w:r>
+        <w:rPr>
+          <w:lang w:val="it-IT"/>
+        </w:rPr>
+        <w:t xml:space="preserve"> la</w:t>
+      </w:r>
+      <w:r>
+        <w:rPr>
+          <w:lang w:val="it-IT"/>
+        </w:rPr>
+        <w:t xml:space="preserve"> </w:t>
+      </w:r>
+      <w:proofErr w:type="spellStart"/>
+      <w:r>
+        <w:rPr>
+          <w:lang w:val="it-IT"/>
+        </w:rPr>
+        <w:t>fiecare</w:t>
+      </w:r>
+      <w:proofErr w:type="spellEnd"/>
+      <w:r>
+        <w:rPr>
+          <w:lang w:val="it-IT"/>
+        </w:rPr>
+        <w:t xml:space="preserve"> arbore</w:t>
+      </w:r>
+      <w:r>
+        <w:rPr>
+          <w:lang w:val="it-IT"/>
+        </w:rPr>
+        <w:t>.</w:t>
+      </w:r>
+    </w:p>
+    <w:p>
+      <w:pPr>
+        <w:rPr>
+          <w:lang w:val="it-IT"/>
+        </w:rPr>
+      </w:pPr>
+      <w:proofErr w:type="spellStart"/>
+      <w:r>
+        <w:rPr>
+          <w:lang w:val="it-IT"/>
+        </w:rPr>
+        <w:lastRenderedPageBreak/>
+        <w:t>Parametrul</w:t>
+      </w:r>
+      <w:proofErr w:type="spellEnd"/>
+      <w:r>
+        <w:rPr>
+          <w:lang w:val="it-IT"/>
+        </w:rPr>
+        <w:t xml:space="preserve"> </w:t>
+      </w:r>
+      <w:proofErr w:type="spellStart"/>
+      <w:r>
+        <w:rPr>
+          <w:lang w:val="it-IT"/>
+        </w:rPr>
+        <w:t>scale_pos_weight</w:t>
+      </w:r>
+      <w:proofErr w:type="spellEnd"/>
+      <w:r>
+        <w:rPr>
+          <w:lang w:val="it-IT"/>
+        </w:rPr>
+        <w:t xml:space="preserve"> este </w:t>
+      </w:r>
+      <w:proofErr w:type="spellStart"/>
+      <w:r>
+        <w:rPr>
+          <w:lang w:val="it-IT"/>
+        </w:rPr>
+        <w:t>utilizat</w:t>
+      </w:r>
+      <w:proofErr w:type="spellEnd"/>
+      <w:r>
+        <w:rPr>
+          <w:lang w:val="it-IT"/>
+        </w:rPr>
+        <w:t xml:space="preserve"> </w:t>
+      </w:r>
+      <w:proofErr w:type="spellStart"/>
+      <w:r>
+        <w:rPr>
+          <w:lang w:val="it-IT"/>
+        </w:rPr>
+        <w:t>pentru</w:t>
+      </w:r>
+      <w:proofErr w:type="spellEnd"/>
+      <w:r>
+        <w:rPr>
+          <w:lang w:val="it-IT"/>
+        </w:rPr>
+        <w:t xml:space="preserve"> a compensa </w:t>
+      </w:r>
+      <w:proofErr w:type="spellStart"/>
+      <w:r>
+        <w:rPr>
+          <w:lang w:val="it-IT"/>
+        </w:rPr>
+        <w:t>dezechilibrul</w:t>
+      </w:r>
+      <w:proofErr w:type="spellEnd"/>
+      <w:r>
+        <w:rPr>
+          <w:lang w:val="it-IT"/>
+        </w:rPr>
+        <w:t xml:space="preserve"> </w:t>
+      </w:r>
+      <w:proofErr w:type="spellStart"/>
+      <w:r>
+        <w:rPr>
+          <w:lang w:val="it-IT"/>
+        </w:rPr>
+        <w:t>dintre</w:t>
+      </w:r>
+      <w:proofErr w:type="spellEnd"/>
+      <w:r>
+        <w:rPr>
+          <w:lang w:val="it-IT"/>
+        </w:rPr>
+        <w:t xml:space="preserve"> </w:t>
+      </w:r>
+      <w:proofErr w:type="spellStart"/>
+      <w:r>
+        <w:rPr>
+          <w:lang w:val="it-IT"/>
+        </w:rPr>
+        <w:t>clase</w:t>
+      </w:r>
+      <w:proofErr w:type="spellEnd"/>
+      <w:r>
+        <w:rPr>
+          <w:lang w:val="it-IT"/>
+        </w:rPr>
+        <w:t xml:space="preserve">, </w:t>
+      </w:r>
+      <w:proofErr w:type="spellStart"/>
+      <w:r>
+        <w:rPr>
+          <w:lang w:val="it-IT"/>
+        </w:rPr>
+        <w:t>clasa</w:t>
+      </w:r>
+      <w:proofErr w:type="spellEnd"/>
+      <w:r>
+        <w:rPr>
+          <w:lang w:val="it-IT"/>
+        </w:rPr>
+        <w:t xml:space="preserve"> </w:t>
+      </w:r>
+      <w:proofErr w:type="spellStart"/>
+      <w:r>
+        <w:rPr>
+          <w:lang w:val="it-IT"/>
+        </w:rPr>
+        <w:t>minoritara</w:t>
+      </w:r>
+      <w:proofErr w:type="spellEnd"/>
+      <w:r>
+        <w:rPr>
+          <w:lang w:val="it-IT"/>
+        </w:rPr>
+        <w:t>(</w:t>
+      </w:r>
+      <w:proofErr w:type="spellStart"/>
+      <w:r>
+        <w:rPr>
+          <w:lang w:val="it-IT"/>
+        </w:rPr>
+        <w:t>hiturile</w:t>
+      </w:r>
+      <w:proofErr w:type="spellEnd"/>
+      <w:r>
+        <w:rPr>
+          <w:lang w:val="it-IT"/>
+        </w:rPr>
+        <w:t xml:space="preserve">) </w:t>
+      </w:r>
+      <w:proofErr w:type="spellStart"/>
+      <w:r>
+        <w:rPr>
+          <w:lang w:val="it-IT"/>
+        </w:rPr>
+        <w:t>avand</w:t>
+      </w:r>
+      <w:proofErr w:type="spellEnd"/>
+      <w:r>
+        <w:rPr>
+          <w:lang w:val="it-IT"/>
+        </w:rPr>
+        <w:t xml:space="preserve"> o </w:t>
+      </w:r>
+      <w:proofErr w:type="spellStart"/>
+      <w:r>
+        <w:rPr>
+          <w:lang w:val="it-IT"/>
+        </w:rPr>
+        <w:t>pondere</w:t>
+      </w:r>
+      <w:proofErr w:type="spellEnd"/>
+      <w:r>
+        <w:rPr>
+          <w:lang w:val="it-IT"/>
+        </w:rPr>
+        <w:t xml:space="preserve"> mai mare</w:t>
+      </w:r>
+      <w:r>
+        <w:rPr>
+          <w:lang w:val="it-IT"/>
+        </w:rPr>
+        <w:t xml:space="preserve">, </w:t>
+      </w:r>
+      <w:proofErr w:type="spellStart"/>
+      <w:r>
+        <w:rPr>
+          <w:lang w:val="it-IT"/>
+        </w:rPr>
+        <w:t>iar</w:t>
+      </w:r>
+      <w:proofErr w:type="spellEnd"/>
+      <w:r>
+        <w:rPr>
+          <w:lang w:val="it-IT"/>
+        </w:rPr>
+        <w:t xml:space="preserve"> </w:t>
+      </w:r>
+      <w:proofErr w:type="spellStart"/>
+      <w:r>
+        <w:rPr>
+          <w:lang w:val="it-IT"/>
+        </w:rPr>
+        <w:t>astfel</w:t>
+      </w:r>
+      <w:proofErr w:type="spellEnd"/>
+      <w:r>
+        <w:rPr>
+          <w:lang w:val="it-IT"/>
+        </w:rPr>
+        <w:t xml:space="preserve"> </w:t>
+      </w:r>
+      <w:proofErr w:type="spellStart"/>
+      <w:r>
+        <w:rPr>
+          <w:lang w:val="it-IT"/>
+        </w:rPr>
+        <w:t>modelul</w:t>
+      </w:r>
+      <w:proofErr w:type="spellEnd"/>
+      <w:r>
+        <w:rPr>
+          <w:lang w:val="it-IT"/>
+        </w:rPr>
+        <w:t xml:space="preserve"> este </w:t>
+      </w:r>
+      <w:proofErr w:type="spellStart"/>
+      <w:r>
+        <w:rPr>
+          <w:lang w:val="it-IT"/>
+        </w:rPr>
+        <w:t>penalizat</w:t>
+      </w:r>
+      <w:proofErr w:type="spellEnd"/>
+      <w:r>
+        <w:rPr>
+          <w:lang w:val="it-IT"/>
+        </w:rPr>
+        <w:t xml:space="preserve"> mai </w:t>
+      </w:r>
+      <w:proofErr w:type="spellStart"/>
+      <w:r>
+        <w:rPr>
+          <w:lang w:val="it-IT"/>
+        </w:rPr>
+        <w:t>mult</w:t>
+      </w:r>
+      <w:proofErr w:type="spellEnd"/>
+      <w:r>
+        <w:rPr>
+          <w:lang w:val="it-IT"/>
+        </w:rPr>
+        <w:t xml:space="preserve"> </w:t>
+      </w:r>
+      <w:proofErr w:type="spellStart"/>
+      <w:r>
+        <w:rPr>
+          <w:lang w:val="it-IT"/>
+        </w:rPr>
+        <w:t>cand</w:t>
+      </w:r>
+      <w:proofErr w:type="spellEnd"/>
+      <w:r>
+        <w:rPr>
+          <w:lang w:val="it-IT"/>
+        </w:rPr>
+        <w:t xml:space="preserve"> </w:t>
+      </w:r>
+      <w:proofErr w:type="spellStart"/>
+      <w:r>
+        <w:rPr>
+          <w:lang w:val="it-IT"/>
+        </w:rPr>
+        <w:t>greseste</w:t>
+      </w:r>
+      <w:proofErr w:type="spellEnd"/>
+      <w:r>
+        <w:rPr>
+          <w:lang w:val="it-IT"/>
+        </w:rPr>
+        <w:t xml:space="preserve"> </w:t>
+      </w:r>
+      <w:proofErr w:type="spellStart"/>
+      <w:r>
+        <w:rPr>
+          <w:lang w:val="it-IT"/>
+        </w:rPr>
+        <w:t>exemplele</w:t>
+      </w:r>
+      <w:proofErr w:type="spellEnd"/>
+      <w:r>
+        <w:rPr>
+          <w:lang w:val="it-IT"/>
+        </w:rPr>
+        <w:t xml:space="preserve"> </w:t>
+      </w:r>
+      <w:proofErr w:type="spellStart"/>
+      <w:r>
+        <w:rPr>
+          <w:lang w:val="it-IT"/>
+        </w:rPr>
+        <w:t>pozitive</w:t>
+      </w:r>
+      <w:proofErr w:type="spellEnd"/>
+      <w:r>
+        <w:rPr>
+          <w:lang w:val="it-IT"/>
+        </w:rPr>
+        <w:t>.</w:t>
+      </w:r>
+      <w:r>
+        <w:rPr>
+          <w:rStyle w:val="FootnoteReference"/>
+          <w:lang w:val="it-IT"/>
+        </w:rPr>
+        <w:footnoteReference w:id="20"/>
+      </w:r>
+    </w:p>
+    <w:p>
+      <w:pPr>
+        <w:rPr>
+          <w:lang w:val="it-IT"/>
+        </w:rPr>
+      </w:pPr>
+      <w:proofErr w:type="spellStart"/>
+      <w:r>
+        <w:rPr>
+          <w:lang w:val="it-IT"/>
+        </w:rPr>
+        <w:t>Capitolul</w:t>
+      </w:r>
+      <w:proofErr w:type="spellEnd"/>
+      <w:r>
+        <w:rPr>
+          <w:lang w:val="it-IT"/>
+        </w:rPr>
+        <w:t xml:space="preserve"> 2. </w:t>
+      </w:r>
+      <w:proofErr w:type="spellStart"/>
+      <w:r>
+        <w:rPr>
+          <w:lang w:val="it-IT"/>
+        </w:rPr>
+        <w:t>Seturi</w:t>
+      </w:r>
+      <w:proofErr w:type="spellEnd"/>
+      <w:r>
+        <w:rPr>
+          <w:lang w:val="it-IT"/>
+        </w:rPr>
+        <w:t xml:space="preserve"> de date si </w:t>
+      </w:r>
+      <w:proofErr w:type="spellStart"/>
+      <w:r>
+        <w:rPr>
+          <w:lang w:val="it-IT"/>
+        </w:rPr>
+        <w:t>caracteristicile</w:t>
+      </w:r>
+      <w:proofErr w:type="spellEnd"/>
+      <w:r>
+        <w:rPr>
+          <w:lang w:val="it-IT"/>
+        </w:rPr>
+        <w:t xml:space="preserve"> audio</w:t>
+      </w:r>
+    </w:p>
+    <w:p>
+      <w:pPr>
+        <w:rPr>
+          <w:lang w:val="it-IT"/>
+        </w:rPr>
+      </w:pPr>
+      <w:r>
+        <w:rPr>
+          <w:lang w:val="it-IT"/>
+        </w:rPr>
+        <w:t xml:space="preserve">2.1 </w:t>
+      </w:r>
+      <w:proofErr w:type="spellStart"/>
+      <w:r>
+        <w:rPr>
+          <w:lang w:val="it-IT"/>
+        </w:rPr>
+        <w:t>Platforma</w:t>
+      </w:r>
+      <w:proofErr w:type="spellEnd"/>
+      <w:r>
+        <w:rPr>
+          <w:lang w:val="it-IT"/>
+        </w:rPr>
+        <w:t xml:space="preserve"> Spotify</w:t>
+      </w:r>
+    </w:p>
+    <w:p>
+      <w:pPr>
+        <w:rPr>
+          <w:lang w:val="it-IT"/>
+        </w:rPr>
+      </w:pPr>
+      <w:r>
+        <w:rPr>
+          <w:lang w:val="it-IT"/>
+        </w:rPr>
+        <w:t xml:space="preserve">Spotify este una </w:t>
+      </w:r>
+      <w:proofErr w:type="spellStart"/>
+      <w:r>
+        <w:rPr>
+          <w:lang w:val="it-IT"/>
+        </w:rPr>
+        <w:t>dintre</w:t>
+      </w:r>
+      <w:proofErr w:type="spellEnd"/>
+      <w:r>
+        <w:rPr>
+          <w:lang w:val="it-IT"/>
+        </w:rPr>
+        <w:t xml:space="preserve"> </w:t>
+      </w:r>
+      <w:proofErr w:type="spellStart"/>
+      <w:r>
+        <w:rPr>
+          <w:lang w:val="it-IT"/>
+        </w:rPr>
+        <w:t>cele</w:t>
+      </w:r>
+      <w:proofErr w:type="spellEnd"/>
+      <w:r>
+        <w:rPr>
+          <w:lang w:val="it-IT"/>
+        </w:rPr>
+        <w:t xml:space="preserve"> mai mari </w:t>
+      </w:r>
+      <w:proofErr w:type="spellStart"/>
+      <w:r>
+        <w:rPr>
+          <w:lang w:val="it-IT"/>
+        </w:rPr>
+        <w:t>platforma</w:t>
+      </w:r>
+      <w:proofErr w:type="spellEnd"/>
+      <w:r>
+        <w:rPr>
+          <w:lang w:val="it-IT"/>
+        </w:rPr>
+        <w:t xml:space="preserve"> de streaming </w:t>
+      </w:r>
+      <w:proofErr w:type="spellStart"/>
+      <w:r>
+        <w:rPr>
+          <w:lang w:val="it-IT"/>
+        </w:rPr>
+        <w:t>din</w:t>
+      </w:r>
+      <w:proofErr w:type="spellEnd"/>
+      <w:r>
+        <w:rPr>
+          <w:lang w:val="it-IT"/>
+        </w:rPr>
+        <w:t xml:space="preserve"> lume, </w:t>
+      </w:r>
+      <w:proofErr w:type="spellStart"/>
+      <w:r>
+        <w:rPr>
+          <w:lang w:val="it-IT"/>
+        </w:rPr>
+        <w:t>avand</w:t>
+      </w:r>
+      <w:proofErr w:type="spellEnd"/>
+      <w:r>
+        <w:rPr>
+          <w:lang w:val="it-IT"/>
+        </w:rPr>
+        <w:t xml:space="preserve"> peste 700 de </w:t>
+      </w:r>
+      <w:proofErr w:type="spellStart"/>
+      <w:r>
+        <w:rPr>
+          <w:lang w:val="it-IT"/>
+        </w:rPr>
+        <w:t>milioane</w:t>
+      </w:r>
+      <w:proofErr w:type="spellEnd"/>
+      <w:r>
+        <w:rPr>
+          <w:lang w:val="it-IT"/>
+        </w:rPr>
+        <w:t xml:space="preserve"> de </w:t>
+      </w:r>
+      <w:proofErr w:type="spellStart"/>
+      <w:r>
+        <w:rPr>
+          <w:lang w:val="it-IT"/>
+        </w:rPr>
+        <w:t>utilizatori</w:t>
+      </w:r>
+      <w:proofErr w:type="spellEnd"/>
+      <w:r>
+        <w:rPr>
+          <w:lang w:val="it-IT"/>
+        </w:rPr>
+        <w:t xml:space="preserve"> </w:t>
+      </w:r>
+      <w:proofErr w:type="spellStart"/>
+      <w:r>
+        <w:rPr>
+          <w:lang w:val="it-IT"/>
+        </w:rPr>
+        <w:t>lunar</w:t>
+      </w:r>
+      <w:proofErr w:type="spellEnd"/>
+      <w:r>
+        <w:rPr>
+          <w:lang w:val="it-IT"/>
+        </w:rPr>
+        <w:t xml:space="preserve"> </w:t>
+      </w:r>
+      <w:proofErr w:type="spellStart"/>
+      <w:r>
+        <w:rPr>
+          <w:lang w:val="it-IT"/>
+        </w:rPr>
+        <w:t>carora</w:t>
+      </w:r>
+      <w:proofErr w:type="spellEnd"/>
+      <w:r>
+        <w:rPr>
+          <w:lang w:val="it-IT"/>
+        </w:rPr>
+        <w:t xml:space="preserve"> le </w:t>
+      </w:r>
+      <w:proofErr w:type="spellStart"/>
+      <w:r>
+        <w:rPr>
+          <w:lang w:val="it-IT"/>
+        </w:rPr>
+        <w:t>ofera</w:t>
+      </w:r>
+      <w:proofErr w:type="spellEnd"/>
+      <w:r>
+        <w:rPr>
+          <w:lang w:val="it-IT"/>
+        </w:rPr>
+        <w:t xml:space="preserve"> </w:t>
+      </w:r>
+      <w:proofErr w:type="spellStart"/>
+      <w:r>
+        <w:rPr>
+          <w:lang w:val="it-IT"/>
+        </w:rPr>
+        <w:t>acces</w:t>
+      </w:r>
+      <w:proofErr w:type="spellEnd"/>
+      <w:r>
+        <w:rPr>
+          <w:lang w:val="it-IT"/>
+        </w:rPr>
+        <w:t xml:space="preserve"> la un </w:t>
+      </w:r>
+      <w:proofErr w:type="spellStart"/>
+      <w:r>
+        <w:rPr>
+          <w:lang w:val="it-IT"/>
+        </w:rPr>
+        <w:t>catalog</w:t>
+      </w:r>
+      <w:proofErr w:type="spellEnd"/>
+      <w:r>
+        <w:rPr>
+          <w:lang w:val="it-IT"/>
+        </w:rPr>
+        <w:t xml:space="preserve"> </w:t>
+      </w:r>
+      <w:r>
+        <w:rPr>
+          <w:lang w:val="it-IT"/>
+        </w:rPr>
+        <w:t xml:space="preserve">cu peste 100 de </w:t>
+      </w:r>
+      <w:proofErr w:type="spellStart"/>
+      <w:r>
+        <w:rPr>
+          <w:lang w:val="it-IT"/>
+        </w:rPr>
+        <w:t>milioane</w:t>
+      </w:r>
+      <w:proofErr w:type="spellEnd"/>
+      <w:r>
+        <w:rPr>
+          <w:lang w:val="it-IT"/>
+        </w:rPr>
+        <w:t xml:space="preserve"> de piese.</w:t>
+      </w:r>
+      <w:r>
+        <w:rPr>
+          <w:rStyle w:val="FootnoteReference"/>
+          <w:lang w:val="it-IT"/>
+        </w:rPr>
+        <w:footnoteReference w:id="21"/>
+      </w:r>
+    </w:p>
+    <w:p>
+      <w:pPr>
+        <w:rPr>
+          <w:lang w:val="it-IT"/>
+        </w:rPr>
+      </w:pPr>
+      <w:r>
+        <w:rPr>
+          <w:lang w:val="it-IT"/>
+        </w:rPr>
+        <w:t xml:space="preserve">Prin </w:t>
+      </w:r>
+      <w:proofErr w:type="spellStart"/>
+      <w:r>
+        <w:rPr>
+          <w:lang w:val="it-IT"/>
+        </w:rPr>
+        <w:t>intermediul</w:t>
+      </w:r>
+      <w:proofErr w:type="spellEnd"/>
+      <w:r>
+        <w:rPr>
+          <w:lang w:val="it-IT"/>
+        </w:rPr>
+        <w:t xml:space="preserve"> </w:t>
+      </w:r>
+      <w:proofErr w:type="spellStart"/>
+      <w:r>
+        <w:rPr>
+          <w:lang w:val="it-IT"/>
+        </w:rPr>
+        <w:t>unui</w:t>
+      </w:r>
+      <w:proofErr w:type="spellEnd"/>
+      <w:r>
+        <w:rPr>
+          <w:lang w:val="it-IT"/>
+        </w:rPr>
+        <w:t xml:space="preserve"> API, Spotify </w:t>
+      </w:r>
+      <w:proofErr w:type="spellStart"/>
+      <w:r>
+        <w:rPr>
+          <w:lang w:val="it-IT"/>
+        </w:rPr>
+        <w:t>pune</w:t>
+      </w:r>
+      <w:proofErr w:type="spellEnd"/>
+      <w:r>
+        <w:rPr>
+          <w:lang w:val="it-IT"/>
+        </w:rPr>
+        <w:t xml:space="preserve"> la </w:t>
+      </w:r>
+      <w:proofErr w:type="spellStart"/>
+      <w:r>
+        <w:rPr>
+          <w:lang w:val="it-IT"/>
+        </w:rPr>
+        <w:t>dispozitie</w:t>
+      </w:r>
+      <w:proofErr w:type="spellEnd"/>
+      <w:r>
+        <w:rPr>
+          <w:lang w:val="it-IT"/>
+        </w:rPr>
+        <w:t xml:space="preserve"> date </w:t>
+      </w:r>
+      <w:proofErr w:type="spellStart"/>
+      <w:r>
+        <w:rPr>
+          <w:lang w:val="it-IT"/>
+        </w:rPr>
+        <w:t>det</w:t>
+      </w:r>
+      <w:r>
+        <w:rPr>
+          <w:lang w:val="it-IT"/>
+        </w:rPr>
+        <w:t>a</w:t>
+      </w:r>
+      <w:r>
+        <w:rPr>
+          <w:lang w:val="it-IT"/>
+        </w:rPr>
+        <w:t>liate</w:t>
+      </w:r>
+      <w:proofErr w:type="spellEnd"/>
+      <w:r>
+        <w:rPr>
+          <w:lang w:val="it-IT"/>
+        </w:rPr>
+        <w:t xml:space="preserve"> </w:t>
+      </w:r>
+      <w:proofErr w:type="spellStart"/>
+      <w:r>
+        <w:rPr>
+          <w:lang w:val="it-IT"/>
+        </w:rPr>
+        <w:t>despre</w:t>
+      </w:r>
+      <w:proofErr w:type="spellEnd"/>
+      <w:r>
+        <w:rPr>
+          <w:lang w:val="it-IT"/>
+        </w:rPr>
+        <w:t xml:space="preserve"> </w:t>
+      </w:r>
+      <w:proofErr w:type="spellStart"/>
+      <w:r>
+        <w:rPr>
+          <w:lang w:val="it-IT"/>
+        </w:rPr>
+        <w:t>caracteristicile</w:t>
+      </w:r>
+      <w:proofErr w:type="spellEnd"/>
+      <w:r>
+        <w:rPr>
+          <w:lang w:val="it-IT"/>
+        </w:rPr>
+        <w:t xml:space="preserve"> audio </w:t>
+      </w:r>
+      <w:proofErr w:type="spellStart"/>
+      <w:r>
+        <w:rPr>
+          <w:lang w:val="it-IT"/>
+        </w:rPr>
+        <w:t>ale</w:t>
+      </w:r>
+      <w:proofErr w:type="spellEnd"/>
+      <w:r>
+        <w:rPr>
+          <w:lang w:val="it-IT"/>
+        </w:rPr>
+        <w:t xml:space="preserve"> </w:t>
+      </w:r>
+      <w:proofErr w:type="spellStart"/>
+      <w:r>
+        <w:rPr>
+          <w:lang w:val="it-IT"/>
+        </w:rPr>
+        <w:t>fiecarei</w:t>
+      </w:r>
+      <w:proofErr w:type="spellEnd"/>
+      <w:r>
+        <w:rPr>
+          <w:lang w:val="it-IT"/>
+        </w:rPr>
+        <w:t xml:space="preserve"> </w:t>
+      </w:r>
+      <w:proofErr w:type="spellStart"/>
+      <w:r>
+        <w:rPr>
+          <w:lang w:val="it-IT"/>
+        </w:rPr>
+        <w:t>melodii</w:t>
+      </w:r>
+      <w:proofErr w:type="spellEnd"/>
+      <w:r>
+        <w:rPr>
+          <w:lang w:val="it-IT"/>
+        </w:rPr>
+        <w:t xml:space="preserve">, </w:t>
+      </w:r>
+      <w:proofErr w:type="spellStart"/>
+      <w:r>
+        <w:rPr>
+          <w:lang w:val="it-IT"/>
+        </w:rPr>
+        <w:t>calculate</w:t>
+      </w:r>
+      <w:proofErr w:type="spellEnd"/>
+      <w:r>
+        <w:rPr>
+          <w:lang w:val="it-IT"/>
+        </w:rPr>
+        <w:t xml:space="preserve"> prin algoritmi de </w:t>
+      </w:r>
+      <w:proofErr w:type="spellStart"/>
+      <w:r>
+        <w:rPr>
+          <w:lang w:val="it-IT"/>
+        </w:rPr>
+        <w:t>analiza</w:t>
+      </w:r>
+      <w:proofErr w:type="spellEnd"/>
+      <w:r>
+        <w:rPr>
+          <w:lang w:val="it-IT"/>
+        </w:rPr>
+        <w:t xml:space="preserve"> audio.</w:t>
+      </w:r>
+    </w:p>
+    <w:p>
+      <w:pPr>
+        <w:rPr>
+          <w:lang w:val="it-IT"/>
+        </w:rPr>
+      </w:pPr>
+      <w:proofErr w:type="spellStart"/>
+      <w:r>
+        <w:rPr>
+          <w:lang w:val="it-IT"/>
+        </w:rPr>
+        <w:t>Scorul</w:t>
+      </w:r>
+      <w:proofErr w:type="spellEnd"/>
+      <w:r>
+        <w:rPr>
+          <w:lang w:val="it-IT"/>
+        </w:rPr>
+        <w:t xml:space="preserve"> de </w:t>
+      </w:r>
+      <w:proofErr w:type="spellStart"/>
+      <w:r>
+        <w:rPr>
+          <w:lang w:val="it-IT"/>
+        </w:rPr>
+        <w:t>popularitate</w:t>
+      </w:r>
+      <w:proofErr w:type="spellEnd"/>
+      <w:r>
+        <w:rPr>
+          <w:lang w:val="it-IT"/>
+        </w:rPr>
+        <w:t xml:space="preserve"> al </w:t>
+      </w:r>
+      <w:proofErr w:type="spellStart"/>
+      <w:r>
+        <w:rPr>
+          <w:lang w:val="it-IT"/>
+        </w:rPr>
+        <w:t>unei</w:t>
+      </w:r>
+      <w:proofErr w:type="spellEnd"/>
+      <w:r>
+        <w:rPr>
+          <w:lang w:val="it-IT"/>
+        </w:rPr>
+        <w:t xml:space="preserve"> </w:t>
+      </w:r>
+      <w:proofErr w:type="spellStart"/>
+      <w:r>
+        <w:rPr>
+          <w:lang w:val="it-IT"/>
+        </w:rPr>
+        <w:t>melodii</w:t>
+      </w:r>
+      <w:proofErr w:type="spellEnd"/>
+      <w:r>
+        <w:rPr>
+          <w:lang w:val="it-IT"/>
+        </w:rPr>
+        <w:t xml:space="preserve"> pe Spotify este un </w:t>
+      </w:r>
+      <w:proofErr w:type="spellStart"/>
+      <w:r>
+        <w:rPr>
+          <w:lang w:val="it-IT"/>
+        </w:rPr>
+        <w:t>numar</w:t>
+      </w:r>
+      <w:proofErr w:type="spellEnd"/>
+      <w:r>
+        <w:rPr>
+          <w:lang w:val="it-IT"/>
+        </w:rPr>
+        <w:t xml:space="preserve"> </w:t>
+      </w:r>
+      <w:proofErr w:type="spellStart"/>
+      <w:r>
+        <w:rPr>
+          <w:lang w:val="it-IT"/>
+        </w:rPr>
+        <w:t>intreg</w:t>
+      </w:r>
+      <w:proofErr w:type="spellEnd"/>
+      <w:r>
+        <w:rPr>
+          <w:lang w:val="it-IT"/>
+        </w:rPr>
+        <w:t xml:space="preserve"> </w:t>
+      </w:r>
+      <w:proofErr w:type="spellStart"/>
+      <w:r>
+        <w:rPr>
+          <w:lang w:val="it-IT"/>
+        </w:rPr>
+        <w:t>intre</w:t>
+      </w:r>
+      <w:proofErr w:type="spellEnd"/>
+      <w:r>
+        <w:rPr>
+          <w:lang w:val="it-IT"/>
+        </w:rPr>
+        <w:t xml:space="preserve"> 0 si 100, </w:t>
+      </w:r>
+      <w:proofErr w:type="spellStart"/>
+      <w:r>
+        <w:rPr>
+          <w:lang w:val="it-IT"/>
+        </w:rPr>
+        <w:t>calculat</w:t>
+      </w:r>
+      <w:proofErr w:type="spellEnd"/>
+      <w:r>
+        <w:rPr>
+          <w:lang w:val="it-IT"/>
+        </w:rPr>
+        <w:t xml:space="preserve"> de </w:t>
+      </w:r>
+      <w:proofErr w:type="spellStart"/>
+      <w:r>
+        <w:rPr>
+          <w:lang w:val="it-IT"/>
+        </w:rPr>
+        <w:t>de</w:t>
+      </w:r>
+      <w:proofErr w:type="spellEnd"/>
+      <w:r>
+        <w:rPr>
+          <w:lang w:val="it-IT"/>
+        </w:rPr>
+        <w:t xml:space="preserve"> </w:t>
+      </w:r>
+      <w:proofErr w:type="spellStart"/>
+      <w:r>
+        <w:rPr>
+          <w:lang w:val="it-IT"/>
+        </w:rPr>
+        <w:t>catre</w:t>
+      </w:r>
+      <w:proofErr w:type="spellEnd"/>
+      <w:r>
+        <w:rPr>
+          <w:lang w:val="it-IT"/>
+        </w:rPr>
+        <w:t xml:space="preserve"> un </w:t>
+      </w:r>
+      <w:proofErr w:type="spellStart"/>
+      <w:r>
+        <w:rPr>
+          <w:lang w:val="it-IT"/>
+        </w:rPr>
+        <w:t>algoritm</w:t>
+      </w:r>
+      <w:proofErr w:type="spellEnd"/>
+      <w:r>
+        <w:rPr>
+          <w:lang w:val="it-IT"/>
+        </w:rPr>
+        <w:t xml:space="preserve"> si este </w:t>
+      </w:r>
+      <w:proofErr w:type="spellStart"/>
+      <w:r>
+        <w:rPr>
+          <w:lang w:val="it-IT"/>
+        </w:rPr>
+        <w:t>bazat</w:t>
+      </w:r>
+      <w:proofErr w:type="spellEnd"/>
+      <w:r>
+        <w:rPr>
+          <w:lang w:val="it-IT"/>
+        </w:rPr>
+        <w:t xml:space="preserve"> pe </w:t>
+      </w:r>
+      <w:proofErr w:type="spellStart"/>
+      <w:r>
+        <w:rPr>
+          <w:lang w:val="it-IT"/>
+        </w:rPr>
+        <w:t>numarul</w:t>
+      </w:r>
+      <w:proofErr w:type="spellEnd"/>
+      <w:r>
+        <w:rPr>
+          <w:lang w:val="it-IT"/>
+        </w:rPr>
+        <w:t xml:space="preserve"> </w:t>
+      </w:r>
+      <w:proofErr w:type="spellStart"/>
+      <w:r>
+        <w:rPr>
+          <w:lang w:val="it-IT"/>
+        </w:rPr>
+        <w:t>total</w:t>
+      </w:r>
+      <w:proofErr w:type="spellEnd"/>
+      <w:r>
+        <w:rPr>
+          <w:lang w:val="it-IT"/>
+        </w:rPr>
+        <w:t xml:space="preserve"> de </w:t>
+      </w:r>
+      <w:proofErr w:type="spellStart"/>
+      <w:r>
+        <w:rPr>
+          <w:lang w:val="it-IT"/>
+        </w:rPr>
+        <w:t>ascultari</w:t>
+      </w:r>
+      <w:proofErr w:type="spellEnd"/>
+      <w:r>
+        <w:rPr>
+          <w:lang w:val="it-IT"/>
+        </w:rPr>
+        <w:t xml:space="preserve"> si </w:t>
+      </w:r>
+      <w:r>
+        <w:rPr>
+          <w:lang w:val="it-IT"/>
+        </w:rPr>
+        <w:t>pe</w:t>
+      </w:r>
+      <w:r>
+        <w:rPr>
+          <w:lang w:val="it-IT"/>
+        </w:rPr>
+        <w:t xml:space="preserve"> cat de recente </w:t>
+      </w:r>
+      <w:proofErr w:type="spellStart"/>
+      <w:r>
+        <w:rPr>
+          <w:lang w:val="it-IT"/>
+        </w:rPr>
+        <w:t>sunt</w:t>
+      </w:r>
+      <w:proofErr w:type="spellEnd"/>
+      <w:r>
+        <w:rPr>
+          <w:lang w:val="it-IT"/>
+        </w:rPr>
+        <w:t xml:space="preserve"> </w:t>
+      </w:r>
+      <w:proofErr w:type="spellStart"/>
+      <w:r>
+        <w:rPr>
+          <w:lang w:val="it-IT"/>
+        </w:rPr>
+        <w:t>acestea.O</w:t>
+      </w:r>
+      <w:proofErr w:type="spellEnd"/>
+      <w:r>
+        <w:rPr>
+          <w:lang w:val="it-IT"/>
+        </w:rPr>
+        <w:t xml:space="preserve"> melodie cu multe </w:t>
+      </w:r>
+      <w:proofErr w:type="spellStart"/>
+      <w:r>
+        <w:rPr>
+          <w:lang w:val="it-IT"/>
+        </w:rPr>
+        <w:t>ascultari</w:t>
+      </w:r>
+      <w:proofErr w:type="spellEnd"/>
+      <w:r>
+        <w:rPr>
+          <w:lang w:val="it-IT"/>
+        </w:rPr>
+        <w:t xml:space="preserve"> recente va </w:t>
+      </w:r>
+      <w:proofErr w:type="spellStart"/>
+      <w:r>
+        <w:rPr>
+          <w:lang w:val="it-IT"/>
+        </w:rPr>
+        <w:t>avea</w:t>
+      </w:r>
+      <w:proofErr w:type="spellEnd"/>
+      <w:r>
+        <w:rPr>
+          <w:lang w:val="it-IT"/>
+        </w:rPr>
+        <w:t xml:space="preserve"> un </w:t>
+      </w:r>
+      <w:proofErr w:type="spellStart"/>
+      <w:r>
+        <w:rPr>
+          <w:lang w:val="it-IT"/>
+        </w:rPr>
+        <w:t>scor</w:t>
+      </w:r>
+      <w:proofErr w:type="spellEnd"/>
+      <w:r>
+        <w:rPr>
+          <w:lang w:val="it-IT"/>
+        </w:rPr>
+        <w:t xml:space="preserve"> de </w:t>
+      </w:r>
+      <w:proofErr w:type="spellStart"/>
+      <w:r>
+        <w:rPr>
+          <w:lang w:val="it-IT"/>
+        </w:rPr>
+        <w:t>popularitate</w:t>
+      </w:r>
+      <w:proofErr w:type="spellEnd"/>
+      <w:r>
+        <w:rPr>
+          <w:lang w:val="it-IT"/>
+        </w:rPr>
+        <w:t xml:space="preserve"> mai mare </w:t>
+      </w:r>
+      <w:proofErr w:type="spellStart"/>
+      <w:r>
+        <w:rPr>
+          <w:lang w:val="it-IT"/>
+        </w:rPr>
+        <w:t>decat</w:t>
+      </w:r>
+      <w:proofErr w:type="spellEnd"/>
+      <w:r>
+        <w:rPr>
+          <w:lang w:val="it-IT"/>
+        </w:rPr>
+        <w:t xml:space="preserve"> una cu </w:t>
+      </w:r>
+      <w:proofErr w:type="spellStart"/>
+      <w:r>
+        <w:rPr>
+          <w:lang w:val="it-IT"/>
+        </w:rPr>
+        <w:t>acelasi</w:t>
+      </w:r>
+      <w:proofErr w:type="spellEnd"/>
+      <w:r>
+        <w:rPr>
+          <w:lang w:val="it-IT"/>
+        </w:rPr>
+        <w:t xml:space="preserve"> </w:t>
+      </w:r>
+      <w:proofErr w:type="spellStart"/>
+      <w:r>
+        <w:rPr>
+          <w:lang w:val="it-IT"/>
+        </w:rPr>
+        <w:t>numar</w:t>
+      </w:r>
+      <w:proofErr w:type="spellEnd"/>
+      <w:r>
+        <w:rPr>
+          <w:lang w:val="it-IT"/>
+        </w:rPr>
+        <w:t xml:space="preserve"> </w:t>
+      </w:r>
+      <w:proofErr w:type="spellStart"/>
+      <w:r>
+        <w:rPr>
+          <w:lang w:val="it-IT"/>
+        </w:rPr>
+        <w:t>total</w:t>
+      </w:r>
+      <w:proofErr w:type="spellEnd"/>
+      <w:r>
+        <w:rPr>
+          <w:lang w:val="it-IT"/>
+        </w:rPr>
+        <w:t xml:space="preserve"> de </w:t>
+      </w:r>
+      <w:proofErr w:type="spellStart"/>
+      <w:r>
+        <w:rPr>
+          <w:lang w:val="it-IT"/>
+        </w:rPr>
+        <w:t>ascultari</w:t>
+      </w:r>
+      <w:proofErr w:type="spellEnd"/>
+      <w:r>
+        <w:rPr>
+          <w:lang w:val="it-IT"/>
+        </w:rPr>
+        <w:t xml:space="preserve"> pe o </w:t>
+      </w:r>
+      <w:proofErr w:type="spellStart"/>
+      <w:r>
+        <w:rPr>
+          <w:lang w:val="it-IT"/>
+        </w:rPr>
+        <w:t>perioada</w:t>
+      </w:r>
+      <w:proofErr w:type="spellEnd"/>
+      <w:r>
+        <w:rPr>
+          <w:lang w:val="it-IT"/>
+        </w:rPr>
+        <w:t xml:space="preserve"> mai lunga de </w:t>
+      </w:r>
+      <w:proofErr w:type="spellStart"/>
+      <w:r>
+        <w:rPr>
+          <w:lang w:val="it-IT"/>
+        </w:rPr>
+        <w:t>timp</w:t>
+      </w:r>
+      <w:proofErr w:type="spellEnd"/>
+      <w:r>
+        <w:rPr>
+          <w:lang w:val="it-IT"/>
+        </w:rPr>
+        <w:t>.</w:t>
+      </w:r>
+      <w:r>
+        <w:rPr>
+          <w:rStyle w:val="FootnoteReference"/>
+          <w:lang w:val="it-IT"/>
+        </w:rPr>
+        <w:footnoteReference w:id="22"/>
+      </w:r>
+    </w:p>
+    <w:p>
+      <w:pPr>
+        <w:rPr>
+          <w:lang w:val="it-IT"/>
+        </w:rPr>
+      </w:pPr>
+      <w:r>
+        <w:rPr>
+          <w:lang w:val="it-IT"/>
+        </w:rPr>
+        <w:t xml:space="preserve">2.2 </w:t>
+      </w:r>
+      <w:proofErr w:type="spellStart"/>
+      <w:r>
+        <w:rPr>
+          <w:lang w:val="it-IT"/>
+        </w:rPr>
+        <w:t>Caracteristicile</w:t>
+      </w:r>
+      <w:proofErr w:type="spellEnd"/>
+      <w:r>
+        <w:rPr>
+          <w:lang w:val="it-IT"/>
+        </w:rPr>
+        <w:t xml:space="preserve"> audio </w:t>
+      </w:r>
+    </w:p>
+    <w:p>
+      <w:pPr>
+        <w:rPr>
+          <w:lang w:val="it-IT"/>
+        </w:rPr>
+      </w:pPr>
+      <w:proofErr w:type="spellStart"/>
+      <w:r>
+        <w:rPr>
+          <w:lang w:val="it-IT"/>
+        </w:rPr>
+        <w:t>Setul</w:t>
+      </w:r>
+      <w:proofErr w:type="spellEnd"/>
+      <w:r>
+        <w:rPr>
+          <w:lang w:val="it-IT"/>
+        </w:rPr>
+        <w:t xml:space="preserve"> de date </w:t>
+      </w:r>
+      <w:proofErr w:type="spellStart"/>
+      <w:r>
+        <w:rPr>
+          <w:lang w:val="it-IT"/>
+        </w:rPr>
+        <w:t>utilizat</w:t>
+      </w:r>
+      <w:proofErr w:type="spellEnd"/>
+      <w:r>
+        <w:rPr>
+          <w:lang w:val="it-IT"/>
+        </w:rPr>
+        <w:t xml:space="preserve"> in </w:t>
+      </w:r>
+      <w:proofErr w:type="spellStart"/>
+      <w:r>
+        <w:rPr>
+          <w:lang w:val="it-IT"/>
+        </w:rPr>
+        <w:t>aceasta</w:t>
+      </w:r>
+      <w:proofErr w:type="spellEnd"/>
+      <w:r>
+        <w:rPr>
+          <w:lang w:val="it-IT"/>
+        </w:rPr>
+        <w:t xml:space="preserve"> lucr</w:t>
+      </w:r>
+      <w:r>
+        <w:rPr>
+          <w:lang w:val="it-IT"/>
+        </w:rPr>
+        <w:t xml:space="preserve">are </w:t>
+      </w:r>
+      <w:proofErr w:type="spellStart"/>
+      <w:r>
+        <w:rPr>
+          <w:lang w:val="it-IT"/>
+        </w:rPr>
+        <w:t>contine</w:t>
+      </w:r>
+      <w:proofErr w:type="spellEnd"/>
+      <w:r>
+        <w:rPr>
+          <w:lang w:val="it-IT"/>
+        </w:rPr>
+        <w:t xml:space="preserve"> 89.740 de </w:t>
+      </w:r>
+      <w:proofErr w:type="spellStart"/>
+      <w:r>
+        <w:rPr>
+          <w:lang w:val="it-IT"/>
+        </w:rPr>
+        <w:t>melodii</w:t>
+      </w:r>
+      <w:proofErr w:type="spellEnd"/>
+      <w:r>
+        <w:rPr>
+          <w:lang w:val="it-IT"/>
+        </w:rPr>
+        <w:t xml:space="preserve">, </w:t>
+      </w:r>
+      <w:proofErr w:type="spellStart"/>
+      <w:r>
+        <w:rPr>
+          <w:lang w:val="it-IT"/>
+        </w:rPr>
+        <w:t>descrise</w:t>
+      </w:r>
+      <w:proofErr w:type="spellEnd"/>
+      <w:r>
+        <w:rPr>
+          <w:lang w:val="it-IT"/>
+        </w:rPr>
+        <w:t xml:space="preserve"> prin 14 </w:t>
+      </w:r>
+      <w:proofErr w:type="spellStart"/>
+      <w:r>
+        <w:rPr>
+          <w:lang w:val="it-IT"/>
+        </w:rPr>
+        <w:t>caracteristici</w:t>
+      </w:r>
+      <w:proofErr w:type="spellEnd"/>
+      <w:r>
+        <w:rPr>
+          <w:lang w:val="it-IT"/>
+        </w:rPr>
+        <w:t xml:space="preserve"> audio </w:t>
+      </w:r>
+      <w:proofErr w:type="spellStart"/>
+      <w:r>
+        <w:rPr>
+          <w:lang w:val="it-IT"/>
+        </w:rPr>
+        <w:t>furnizate</w:t>
+      </w:r>
+      <w:proofErr w:type="spellEnd"/>
+      <w:r>
+        <w:rPr>
+          <w:lang w:val="it-IT"/>
+        </w:rPr>
+        <w:t xml:space="preserve"> de </w:t>
+      </w:r>
+      <w:proofErr w:type="spellStart"/>
+      <w:r>
+        <w:rPr>
+          <w:lang w:val="it-IT"/>
+        </w:rPr>
+        <w:t>catre</w:t>
+      </w:r>
+      <w:proofErr w:type="spellEnd"/>
+      <w:r>
+        <w:rPr>
+          <w:lang w:val="it-IT"/>
+        </w:rPr>
+        <w:t xml:space="preserve"> </w:t>
+      </w:r>
+      <w:proofErr w:type="spellStart"/>
+      <w:r>
+        <w:rPr>
+          <w:lang w:val="it-IT"/>
+        </w:rPr>
+        <w:t>Spotify.Toate</w:t>
+      </w:r>
+      <w:proofErr w:type="spellEnd"/>
+      <w:r>
+        <w:rPr>
+          <w:lang w:val="it-IT"/>
+        </w:rPr>
+        <w:t xml:space="preserve"> </w:t>
+      </w:r>
+      <w:proofErr w:type="spellStart"/>
+      <w:r>
+        <w:rPr>
+          <w:lang w:val="it-IT"/>
+        </w:rPr>
+        <w:t>definitiile</w:t>
+      </w:r>
+      <w:proofErr w:type="spellEnd"/>
+      <w:r>
+        <w:rPr>
+          <w:lang w:val="it-IT"/>
+        </w:rPr>
+        <w:t xml:space="preserve"> </w:t>
+      </w:r>
+      <w:proofErr w:type="spellStart"/>
+      <w:r>
+        <w:rPr>
+          <w:lang w:val="it-IT"/>
+        </w:rPr>
+        <w:t>sunt</w:t>
+      </w:r>
+      <w:proofErr w:type="spellEnd"/>
+      <w:r>
+        <w:rPr>
+          <w:lang w:val="it-IT"/>
+        </w:rPr>
+        <w:t xml:space="preserve"> </w:t>
+      </w:r>
+      <w:proofErr w:type="spellStart"/>
+      <w:r>
+        <w:rPr>
+          <w:lang w:val="it-IT"/>
+        </w:rPr>
+        <w:t>preluate</w:t>
+      </w:r>
+      <w:proofErr w:type="spellEnd"/>
+      <w:r>
+        <w:rPr>
+          <w:lang w:val="it-IT"/>
+        </w:rPr>
+        <w:t xml:space="preserve"> </w:t>
+      </w:r>
+      <w:proofErr w:type="spellStart"/>
+      <w:r>
+        <w:rPr>
+          <w:lang w:val="it-IT"/>
+        </w:rPr>
+        <w:t>din</w:t>
+      </w:r>
+      <w:proofErr w:type="spellEnd"/>
+      <w:r>
+        <w:rPr>
+          <w:lang w:val="it-IT"/>
+        </w:rPr>
+        <w:t xml:space="preserve"> </w:t>
+      </w:r>
+      <w:proofErr w:type="spellStart"/>
+      <w:r>
+        <w:rPr>
+          <w:lang w:val="it-IT"/>
+        </w:rPr>
+        <w:t>documentatia</w:t>
+      </w:r>
+      <w:proofErr w:type="spellEnd"/>
+      <w:r>
+        <w:rPr>
+          <w:lang w:val="it-IT"/>
+        </w:rPr>
+        <w:t xml:space="preserve"> </w:t>
+      </w:r>
+      <w:proofErr w:type="spellStart"/>
+      <w:r>
+        <w:rPr>
+          <w:lang w:val="it-IT"/>
+        </w:rPr>
+        <w:t>oficiala</w:t>
+      </w:r>
+      <w:proofErr w:type="spellEnd"/>
+      <w:r>
+        <w:rPr>
+          <w:lang w:val="it-IT"/>
+        </w:rPr>
+        <w:t xml:space="preserve"> Spotify.</w:t>
+      </w:r>
+    </w:p>
+    <w:p>
+      <w:pPr>
+        <w:rPr>
+          <w:lang w:val="it-IT"/>
+        </w:rPr>
+      </w:pPr>
+    </w:p>
+    <w:p>
+      <w:pPr>
+        <w:rPr>
+          <w:lang w:val="it-IT"/>
+        </w:rPr>
+      </w:pPr>
+    </w:p>
+    <w:p>
+      <w:pPr>
+        <w:rPr>
+          <w:lang w:val="it-IT"/>
+        </w:rPr>
+      </w:pPr>
     </w:p>
     <w:p>
       <w:pPr>
@@ -15512,10 +19169,7 @@
         <w:footnoteRef/>
       </w:r>
       <w:r>
-        <w:t xml:space="preserve"> </w:t>
-      </w:r>
-      <w:r>
-        <w:t xml:space="preserve">Geron, A., Hands-On Machine Learning with Scikit-Learn, </w:t>
+        <w:t xml:space="preserve"> Geron, A., Hands-On Machine Learning with Scikit-Learn, </w:t>
       </w:r>
       <w:proofErr w:type="spellStart"/>
       <w:r>
@@ -15539,10 +19193,7 @@
         <w:footnoteRef/>
       </w:r>
       <w:r>
-        <w:t xml:space="preserve"> </w:t>
-      </w:r>
-      <w:r>
-        <w:t xml:space="preserve">Geron, A., Hands-On Machine Learning with Scikit-Learn, </w:t>
+        <w:t xml:space="preserve"> Geron, A., Hands-On Machine Learning with Scikit-Learn, </w:t>
       </w:r>
       <w:proofErr w:type="spellStart"/>
       <w:r>
@@ -15588,7 +19239,155 @@
         <w:t xml:space="preserve"> </w:t>
       </w:r>
       <w:r>
+        <w:t xml:space="preserve">Geron, A., Hands-On Machine Learning with Scikit-Learn, </w:t>
+      </w:r>
+      <w:proofErr w:type="spellStart"/>
+      <w:r>
+        <w:t>Keras</w:t>
+      </w:r>
+      <w:proofErr w:type="spellEnd"/>
+      <w:r>
+        <w:t>, and TensorFlow, O’Reilly, 2022</w:t>
+      </w:r>
+    </w:p>
+    <w:p>
+      <w:pPr>
+        <w:pStyle w:val="FootnoteText"/>
+      </w:pPr>
+    </w:p>
+  </w:footnote>
+  <w:footnote w:id="17">
+    <w:p>
+      <w:pPr>
+        <w:pStyle w:val="FootnoteText"/>
+      </w:pPr>
+      <w:r>
+        <w:rPr>
+          <w:rStyle w:val="FootnoteReference"/>
+        </w:rPr>
+        <w:footnoteRef/>
+      </w:r>
+      <w:r>
+        <w:t xml:space="preserve"> </w:t>
+      </w:r>
+      <w:r>
         <w:t>https://www.geeksforgeeks.org/machine-learning/k-nearest-neighbours/</w:t>
+      </w:r>
+    </w:p>
+  </w:footnote>
+  <w:footnote w:id="18">
+    <w:p>
+      <w:pPr>
+        <w:pStyle w:val="FootnoteText"/>
+      </w:pPr>
+      <w:r>
+        <w:rPr>
+          <w:rStyle w:val="FootnoteReference"/>
+        </w:rPr>
+        <w:footnoteRef/>
+      </w:r>
+      <w:r>
+        <w:t xml:space="preserve"> </w:t>
+      </w:r>
+      <w:r>
+        <w:t xml:space="preserve">Geron, A., Hands-On Machine Learning with Scikit-Learn, </w:t>
+      </w:r>
+      <w:proofErr w:type="spellStart"/>
+      <w:r>
+        <w:t>Keras</w:t>
+      </w:r>
+      <w:proofErr w:type="spellEnd"/>
+      <w:r>
+        <w:t>, and TensorFlow, O’Reilly, 2022</w:t>
+      </w:r>
+    </w:p>
+  </w:footnote>
+  <w:footnote w:id="19">
+    <w:p>
+      <w:pPr>
+        <w:pStyle w:val="FootnoteText"/>
+      </w:pPr>
+      <w:r>
+        <w:rPr>
+          <w:rStyle w:val="FootnoteReference"/>
+        </w:rPr>
+        <w:footnoteRef/>
+      </w:r>
+      <w:r>
+        <w:t xml:space="preserve"> Chen, T., </w:t>
+      </w:r>
+      <w:proofErr w:type="spellStart"/>
+      <w:r>
+        <w:t>Guestrin</w:t>
+      </w:r>
+      <w:proofErr w:type="spellEnd"/>
+      <w:r>
+        <w:t xml:space="preserve">, C. – </w:t>
+      </w:r>
+      <w:proofErr w:type="spellStart"/>
+      <w:r>
+        <w:t>XGBoost</w:t>
+      </w:r>
+      <w:proofErr w:type="spellEnd"/>
+      <w:r>
+        <w:t>: A Scalable Tree Boosting System, KDD, 2016</w:t>
+      </w:r>
+    </w:p>
+  </w:footnote>
+  <w:footnote w:id="20">
+    <w:p>
+      <w:pPr>
+        <w:pStyle w:val="FootnoteText"/>
+      </w:pPr>
+      <w:r>
+        <w:rPr>
+          <w:rStyle w:val="FootnoteReference"/>
+        </w:rPr>
+        <w:footnoteRef/>
+      </w:r>
+      <w:r>
+        <w:t xml:space="preserve"> </w:t>
+      </w:r>
+      <w:r>
+        <w:t>https://xgboost.readthedocs.io/en/release_3.2.0/r_docs/R-package/docs/reference/xgb.params.html#arg-scale-pos-weight</w:t>
+      </w:r>
+    </w:p>
+  </w:footnote>
+  <w:footnote w:id="21">
+    <w:p>
+      <w:pPr>
+        <w:pStyle w:val="FootnoteText"/>
+      </w:pPr>
+      <w:r>
+        <w:rPr>
+          <w:rStyle w:val="FootnoteReference"/>
+        </w:rPr>
+        <w:footnoteRef/>
+      </w:r>
+      <w:r>
+        <w:t xml:space="preserve"> </w:t>
+      </w:r>
+      <w:r>
+        <w:t>https://newsroom.spotify.com/2026-04-28/spotify-q1-2026-earnings</w:t>
+      </w:r>
+    </w:p>
+  </w:footnote>
+  <w:footnote w:id="22">
+    <w:p>
+      <w:pPr>
+        <w:pStyle w:val="FootnoteText"/>
+      </w:pPr>
+      <w:r>
+        <w:rPr>
+          <w:rStyle w:val="FootnoteReference"/>
+        </w:rPr>
+        <w:footnoteRef/>
+      </w:r>
+      <w:r>
+        <w:t xml:space="preserve"> </w:t>
+      </w:r>
+      <w:r>
+        <w:t>https://developer.spotify.com/documentation/web-api/reference/get-track</w:t>
       </w:r>
     </w:p>
   </w:footnote>
@@ -15598,6 +19397,119 @@
 <file path=word/numbering.xml><?xml version="1.0" encoding="utf-8"?>
 <w:numbering xmlns:wpc="http://schemas.microsoft.com/office/word/2010/wordprocessingCanvas" xmlns:cx="http://schemas.microsoft.com/office/drawing/2014/chartex" xmlns:cx1="http://schemas.microsoft.com/office/drawing/2015/9/8/chartex" xmlns:cx2="http://schemas.microsoft.com/office/drawing/2015/10/21/chartex" xmlns:cx3="http://schemas.microsoft.com/office/drawing/2016/5/9/chartex" xmlns:cx4="http://schemas.microsoft.com/office/drawing/2016/5/10/chartex" xmlns:cx5="http://schemas.microsoft.com/office/drawing/2016/5/11/chartex" xmlns:cx6="http://schemas.microsoft.com/office/drawing/2016/5/12/chartex" xmlns:cx7="http://schemas.microsoft.com/office/drawing/2016/5/13/chartex" xmlns:cx8="http://schemas.microsoft.com/office/drawing/2016/5/14/chartex" xmlns:mc="http://schemas.openxmlformats.org/markup-compatibility/2006" xmlns:aink="http://schemas.microsoft.com/office/drawing/2016/ink" xmlns:am3d="http://schemas.microsoft.com/office/drawing/2017/model3d" xmlns:o="urn:schemas-microsoft-com:office:office" xmlns:oel="http://schemas.microsoft.com/office/2019/extlst" xmlns:r="http://schemas.openxmlformats.org/officeDocument/2006/relationships" xmlns:m="http://schemas.openxmlformats.org/officeDocument/2006/math" xmlns:v="urn:schemas-microsoft-com:vml" xmlns:wp14="http://schemas.microsoft.com/office/word/2010/wordprocessingDrawing" xmlns:wp="http://schemas.openxmlformats.org/drawingml/2006/wordprocessingDrawing" xmlns:w10="urn:schemas-microsoft-com:office:word" xmlns:w="http://schemas.openxmlformats.org/wordprocessingml/2006/main" xmlns:w14="http://schemas.microsoft.com/office/word/2010/wordml" xmlns:w15="http://schemas.microsoft.com/office/word/2012/wordml" xmlns:w16cex="http://schemas.microsoft.com/office/word/2018/wordml/cex" xmlns:w16cid="http://schemas.microsoft.com/office/word/2016/wordml/cid" xmlns:w16="http://schemas.microsoft.com/office/word/2018/wordml" xmlns:w16du="http://schemas.microsoft.com/office/word/2023/wordml/word16du" xmlns:w16sdtdh="http://schemas.microsoft.com/office/word/2020/wordml/sdtdatahash" xmlns:w16sdtfl="http://schemas.microsoft.com/office/word/2024/wordml/sdtformatlock" xmlns:w16se="http://schemas.microsoft.com/office/word/2015/wordml/symex" xmlns:wpg="http://schemas.microsoft.com/office/word/2010/wordprocessingGroup" xmlns:wpi="http://schemas.microsoft.com/office/word/2010/wordprocessingInk" xmlns:wne="http://schemas.microsoft.com/office/word/2006/wordml" xmlns:wps="http://schemas.microsoft.com/office/word/2010/wordprocessingShape" mc:Ignorable="w14 w15 w16se w16cid w16 w16cex w16sdtdh w16sdtfl w16du wp14">
   <w:abstractNum w:abstractNumId="0" w15:restartNumberingAfterBreak="0">
+    <w:nsid w:val="0BA02343"/>
+    <w:multiLevelType w:val="hybridMultilevel"/>
+    <w:tmpl w:val="0BB6BAC4"/>
+    <w:lvl w:ilvl="0" w:tplc="04090001">
+      <w:start w:val="1"/>
+      <w:numFmt w:val="bullet"/>
+      <w:lvlText w:val=""/>
+      <w:lvlJc w:val="left"/>
+      <w:pPr>
+        <w:ind w:left="720" w:hanging="360"/>
+      </w:pPr>
+      <w:rPr>
+        <w:rFonts w:ascii="Symbol" w:hAnsi="Symbol" w:hint="default"/>
+      </w:rPr>
+    </w:lvl>
+    <w:lvl w:ilvl="1" w:tplc="04090003" w:tentative="1">
+      <w:start w:val="1"/>
+      <w:numFmt w:val="bullet"/>
+      <w:lvlText w:val="o"/>
+      <w:lvlJc w:val="left"/>
+      <w:pPr>
+        <w:ind w:left="1440" w:hanging="360"/>
+      </w:pPr>
+      <w:rPr>
+        <w:rFonts w:ascii="Courier New" w:hAnsi="Courier New" w:cs="Courier New" w:hint="default"/>
+      </w:rPr>
+    </w:lvl>
+    <w:lvl w:ilvl="2" w:tplc="04090005" w:tentative="1">
+      <w:start w:val="1"/>
+      <w:numFmt w:val="bullet"/>
+      <w:lvlText w:val=""/>
+      <w:lvlJc w:val="left"/>
+      <w:pPr>
+        <w:ind w:left="2160" w:hanging="360"/>
+      </w:pPr>
+      <w:rPr>
+        <w:rFonts w:ascii="Wingdings" w:hAnsi="Wingdings" w:hint="default"/>
+      </w:rPr>
+    </w:lvl>
+    <w:lvl w:ilvl="3" w:tplc="04090001" w:tentative="1">
+      <w:start w:val="1"/>
+      <w:numFmt w:val="bullet"/>
+      <w:lvlText w:val=""/>
+      <w:lvlJc w:val="left"/>
+      <w:pPr>
+        <w:ind w:left="2880" w:hanging="360"/>
+      </w:pPr>
+      <w:rPr>
+        <w:rFonts w:ascii="Symbol" w:hAnsi="Symbol" w:hint="default"/>
+      </w:rPr>
+    </w:lvl>
+    <w:lvl w:ilvl="4" w:tplc="04090003" w:tentative="1">
+      <w:start w:val="1"/>
+      <w:numFmt w:val="bullet"/>
+      <w:lvlText w:val="o"/>
+      <w:lvlJc w:val="left"/>
+      <w:pPr>
+        <w:ind w:left="3600" w:hanging="360"/>
+      </w:pPr>
+      <w:rPr>
+        <w:rFonts w:ascii="Courier New" w:hAnsi="Courier New" w:cs="Courier New" w:hint="default"/>
+      </w:rPr>
+    </w:lvl>
+    <w:lvl w:ilvl="5" w:tplc="04090005" w:tentative="1">
+      <w:start w:val="1"/>
+      <w:numFmt w:val="bullet"/>
+      <w:lvlText w:val=""/>
+      <w:lvlJc w:val="left"/>
+      <w:pPr>
+        <w:ind w:left="4320" w:hanging="360"/>
+      </w:pPr>
+      <w:rPr>
+        <w:rFonts w:ascii="Wingdings" w:hAnsi="Wingdings" w:hint="default"/>
+      </w:rPr>
+    </w:lvl>
+    <w:lvl w:ilvl="6" w:tplc="04090001" w:tentative="1">
+      <w:start w:val="1"/>
+      <w:numFmt w:val="bullet"/>
+      <w:lvlText w:val=""/>
+      <w:lvlJc w:val="left"/>
+      <w:pPr>
+        <w:ind w:left="5040" w:hanging="360"/>
+      </w:pPr>
+      <w:rPr>
+        <w:rFonts w:ascii="Symbol" w:hAnsi="Symbol" w:hint="default"/>
+      </w:rPr>
+    </w:lvl>
+    <w:lvl w:ilvl="7" w:tplc="04090003" w:tentative="1">
+      <w:start w:val="1"/>
+      <w:numFmt w:val="bullet"/>
+      <w:lvlText w:val="o"/>
+      <w:lvlJc w:val="left"/>
+      <w:pPr>
+        <w:ind w:left="5760" w:hanging="360"/>
+      </w:pPr>
+      <w:rPr>
+        <w:rFonts w:ascii="Courier New" w:hAnsi="Courier New" w:cs="Courier New" w:hint="default"/>
+      </w:rPr>
+    </w:lvl>
+    <w:lvl w:ilvl="8" w:tplc="04090005" w:tentative="1">
+      <w:start w:val="1"/>
+      <w:numFmt w:val="bullet"/>
+      <w:lvlText w:val=""/>
+      <w:lvlJc w:val="left"/>
+      <w:pPr>
+        <w:ind w:left="6480" w:hanging="360"/>
+      </w:pPr>
+      <w:rPr>
+        <w:rFonts w:ascii="Wingdings" w:hAnsi="Wingdings" w:hint="default"/>
+      </w:rPr>
+    </w:lvl>
+  </w:abstractNum>
+  <w:abstractNum w:abstractNumId="1" w15:restartNumberingAfterBreak="0">
     <w:nsid w:val="38A30D14"/>
     <w:multiLevelType w:val="hybridMultilevel"/>
     <w:tmpl w:val="E75A1D6C"/>
@@ -15710,7 +19622,7 @@
       </w:rPr>
     </w:lvl>
   </w:abstractNum>
-  <w:abstractNum w:abstractNumId="1" w15:restartNumberingAfterBreak="0">
+  <w:abstractNum w:abstractNumId="2" w15:restartNumberingAfterBreak="0">
     <w:nsid w:val="64DF1901"/>
     <w:multiLevelType w:val="multilevel"/>
     <w:tmpl w:val="DDC8D1D2"/>
@@ -15860,9 +19772,12 @@
     </w:lvl>
   </w:abstractNum>
   <w:num w:numId="1" w16cid:durableId="2107996593">
+    <w:abstractNumId w:val="2"/>
+  </w:num>
+  <w:num w:numId="2" w16cid:durableId="1149177934">
     <w:abstractNumId w:val="1"/>
   </w:num>
-  <w:num w:numId="2" w16cid:durableId="1149177934">
+  <w:num w:numId="3" w16cid:durableId="1276205749">
     <w:abstractNumId w:val="0"/>
   </w:num>
 </w:numbering>

--- a/Lucrare/LUCRARE_LICENTA.docx
+++ b/Lucrare/LUCRARE_LICENTA.docx
@@ -1186,7 +1186,7 @@
           <w:r>
             <w:fldChar w:fldCharType="separate"/>
           </w:r>
-          <w:hyperlink w:anchor="_Toc230730796" w:history="1">
+          <w:hyperlink w:anchor="_Toc230994437" w:history="1">
             <w:r>
               <w:rPr>
                 <w:rStyle w:val="Hyperlink"/>
@@ -1213,7 +1213,7 @@
                 <w:noProof/>
                 <w:webHidden/>
               </w:rPr>
-              <w:instrText xml:space="preserve"> PAGEREF _Toc230730796 \h </w:instrText>
+              <w:instrText xml:space="preserve"> PAGEREF _Toc230994437 \h </w:instrText>
             </w:r>
             <w:r>
               <w:rPr>
@@ -1255,7 +1255,7 @@
               <w:noProof/>
             </w:rPr>
           </w:pPr>
-          <w:hyperlink w:anchor="_Toc230730797" w:history="1">
+          <w:hyperlink w:anchor="_Toc230994438" w:history="1">
             <w:r>
               <w:rPr>
                 <w:rStyle w:val="Hyperlink"/>
@@ -1282,7 +1282,7 @@
                 <w:noProof/>
                 <w:webHidden/>
               </w:rPr>
-              <w:instrText xml:space="preserve"> PAGEREF _Toc230730797 \h </w:instrText>
+              <w:instrText xml:space="preserve"> PAGEREF _Toc230994438 \h </w:instrText>
             </w:r>
             <w:r>
               <w:rPr>
@@ -1324,7 +1324,7 @@
               <w:noProof/>
             </w:rPr>
           </w:pPr>
-          <w:hyperlink w:anchor="_Toc230730798" w:history="1">
+          <w:hyperlink w:anchor="_Toc230994439" w:history="1">
             <w:r>
               <w:rPr>
                 <w:rStyle w:val="Hyperlink"/>
@@ -1352,7 +1352,7 @@
                 <w:noProof/>
                 <w:webHidden/>
               </w:rPr>
-              <w:instrText xml:space="preserve"> PAGEREF _Toc230730798 \h </w:instrText>
+              <w:instrText xml:space="preserve"> PAGEREF _Toc230994439 \h </w:instrText>
             </w:r>
             <w:r>
               <w:rPr>
@@ -1394,7 +1394,7 @@
               <w:noProof/>
             </w:rPr>
           </w:pPr>
-          <w:hyperlink w:anchor="_Toc230730799" w:history="1">
+          <w:hyperlink w:anchor="_Toc230994440" w:history="1">
             <w:r>
               <w:rPr>
                 <w:rStyle w:val="Hyperlink"/>
@@ -1422,7 +1422,7 @@
                 <w:noProof/>
                 <w:webHidden/>
               </w:rPr>
-              <w:instrText xml:space="preserve"> PAGEREF _Toc230730799 \h </w:instrText>
+              <w:instrText xml:space="preserve"> PAGEREF _Toc230994440 \h </w:instrText>
             </w:r>
             <w:r>
               <w:rPr>
@@ -1464,7 +1464,7 @@
               <w:noProof/>
             </w:rPr>
           </w:pPr>
-          <w:hyperlink w:anchor="_Toc230730800" w:history="1">
+          <w:hyperlink w:anchor="_Toc230994441" w:history="1">
             <w:r>
               <w:rPr>
                 <w:rStyle w:val="Hyperlink"/>
@@ -1492,7 +1492,7 @@
                 <w:noProof/>
                 <w:webHidden/>
               </w:rPr>
-              <w:instrText xml:space="preserve"> PAGEREF _Toc230730800 \h </w:instrText>
+              <w:instrText xml:space="preserve"> PAGEREF _Toc230994441 \h </w:instrText>
             </w:r>
             <w:r>
               <w:rPr>
@@ -1534,7 +1534,7 @@
               <w:noProof/>
             </w:rPr>
           </w:pPr>
-          <w:hyperlink w:anchor="_Toc230730801" w:history="1">
+          <w:hyperlink w:anchor="_Toc230994442" w:history="1">
             <w:r>
               <w:rPr>
                 <w:rStyle w:val="Hyperlink"/>
@@ -1562,7 +1562,7 @@
                 <w:noProof/>
                 <w:webHidden/>
               </w:rPr>
-              <w:instrText xml:space="preserve"> PAGEREF _Toc230730801 \h </w:instrText>
+              <w:instrText xml:space="preserve"> PAGEREF _Toc230994442 \h </w:instrText>
             </w:r>
             <w:r>
               <w:rPr>
@@ -1604,7 +1604,7 @@
               <w:noProof/>
             </w:rPr>
           </w:pPr>
-          <w:hyperlink w:anchor="_Toc230730802" w:history="1">
+          <w:hyperlink w:anchor="_Toc230994443" w:history="1">
             <w:r>
               <w:rPr>
                 <w:rStyle w:val="Hyperlink"/>
@@ -1632,7 +1632,7 @@
                 <w:noProof/>
                 <w:webHidden/>
               </w:rPr>
-              <w:instrText xml:space="preserve"> PAGEREF _Toc230730802 \h </w:instrText>
+              <w:instrText xml:space="preserve"> PAGEREF _Toc230994443 \h </w:instrText>
             </w:r>
             <w:r>
               <w:rPr>
@@ -1674,7 +1674,7 @@
               <w:noProof/>
             </w:rPr>
           </w:pPr>
-          <w:hyperlink w:anchor="_Toc230730803" w:history="1">
+          <w:hyperlink w:anchor="_Toc230994444" w:history="1">
             <w:r>
               <w:rPr>
                 <w:rStyle w:val="Hyperlink"/>
@@ -1702,7 +1702,7 @@
                 <w:noProof/>
                 <w:webHidden/>
               </w:rPr>
-              <w:instrText xml:space="preserve"> PAGEREF _Toc230730803 \h </w:instrText>
+              <w:instrText xml:space="preserve"> PAGEREF _Toc230994444 \h </w:instrText>
             </w:r>
             <w:r>
               <w:rPr>
@@ -1744,7 +1744,7 @@
               <w:noProof/>
             </w:rPr>
           </w:pPr>
-          <w:hyperlink w:anchor="_Toc230730804" w:history="1">
+          <w:hyperlink w:anchor="_Toc230994445" w:history="1">
             <w:r>
               <w:rPr>
                 <w:rStyle w:val="Hyperlink"/>
@@ -1772,7 +1772,7 @@
                 <w:noProof/>
                 <w:webHidden/>
               </w:rPr>
-              <w:instrText xml:space="preserve"> PAGEREF _Toc230730804 \h </w:instrText>
+              <w:instrText xml:space="preserve"> PAGEREF _Toc230994445 \h </w:instrText>
             </w:r>
             <w:r>
               <w:rPr>
@@ -1814,7 +1814,7 @@
               <w:noProof/>
             </w:rPr>
           </w:pPr>
-          <w:hyperlink w:anchor="_Toc230730805" w:history="1">
+          <w:hyperlink w:anchor="_Toc230994446" w:history="1">
             <w:r>
               <w:rPr>
                 <w:rStyle w:val="Hyperlink"/>
@@ -1842,7 +1842,7 @@
                 <w:noProof/>
                 <w:webHidden/>
               </w:rPr>
-              <w:instrText xml:space="preserve"> PAGEREF _Toc230730805 \h </w:instrText>
+              <w:instrText xml:space="preserve"> PAGEREF _Toc230994446 \h </w:instrText>
             </w:r>
             <w:r>
               <w:rPr>
@@ -1884,7 +1884,7 @@
               <w:noProof/>
             </w:rPr>
           </w:pPr>
-          <w:hyperlink w:anchor="_Toc230730806" w:history="1">
+          <w:hyperlink w:anchor="_Toc230994447" w:history="1">
             <w:r>
               <w:rPr>
                 <w:rStyle w:val="Hyperlink"/>
@@ -1912,7 +1912,7 @@
                 <w:noProof/>
                 <w:webHidden/>
               </w:rPr>
-              <w:instrText xml:space="preserve"> PAGEREF _Toc230730806 \h </w:instrText>
+              <w:instrText xml:space="preserve"> PAGEREF _Toc230994447 \h </w:instrText>
             </w:r>
             <w:r>
               <w:rPr>
@@ -1954,7 +1954,7 @@
               <w:noProof/>
             </w:rPr>
           </w:pPr>
-          <w:hyperlink w:anchor="_Toc230730807" w:history="1">
+          <w:hyperlink w:anchor="_Toc230994448" w:history="1">
             <w:r>
               <w:rPr>
                 <w:rStyle w:val="Hyperlink"/>
@@ -1982,7 +1982,7 @@
                 <w:noProof/>
                 <w:webHidden/>
               </w:rPr>
-              <w:instrText xml:space="preserve"> PAGEREF _Toc230730807 \h </w:instrText>
+              <w:instrText xml:space="preserve"> PAGEREF _Toc230994448 \h </w:instrText>
             </w:r>
             <w:r>
               <w:rPr>
@@ -2024,7 +2024,7 @@
               <w:noProof/>
             </w:rPr>
           </w:pPr>
-          <w:hyperlink w:anchor="_Toc230730808" w:history="1">
+          <w:hyperlink w:anchor="_Toc230994449" w:history="1">
             <w:r>
               <w:rPr>
                 <w:rStyle w:val="Hyperlink"/>
@@ -2052,7 +2052,7 @@
                 <w:noProof/>
                 <w:webHidden/>
               </w:rPr>
-              <w:instrText xml:space="preserve"> PAGEREF _Toc230730808 \h </w:instrText>
+              <w:instrText xml:space="preserve"> PAGEREF _Toc230994449 \h </w:instrText>
             </w:r>
             <w:r>
               <w:rPr>
@@ -2094,7 +2094,7 @@
               <w:noProof/>
             </w:rPr>
           </w:pPr>
-          <w:hyperlink w:anchor="_Toc230730809" w:history="1">
+          <w:hyperlink w:anchor="_Toc230994450" w:history="1">
             <w:r>
               <w:rPr>
                 <w:rStyle w:val="Hyperlink"/>
@@ -2122,7 +2122,7 @@
                 <w:noProof/>
                 <w:webHidden/>
               </w:rPr>
-              <w:instrText xml:space="preserve"> PAGEREF _Toc230730809 \h </w:instrText>
+              <w:instrText xml:space="preserve"> PAGEREF _Toc230994450 \h </w:instrText>
             </w:r>
             <w:r>
               <w:rPr>
@@ -2164,7 +2164,7 @@
               <w:noProof/>
             </w:rPr>
           </w:pPr>
-          <w:hyperlink w:anchor="_Toc230730810" w:history="1">
+          <w:hyperlink w:anchor="_Toc230994451" w:history="1">
             <w:r>
               <w:rPr>
                 <w:rStyle w:val="Hyperlink"/>
@@ -2192,7 +2192,7 @@
                 <w:noProof/>
                 <w:webHidden/>
               </w:rPr>
-              <w:instrText xml:space="preserve"> PAGEREF _Toc230730810 \h </w:instrText>
+              <w:instrText xml:space="preserve"> PAGEREF _Toc230994451 \h </w:instrText>
             </w:r>
             <w:r>
               <w:rPr>
@@ -2234,7 +2234,7 @@
               <w:noProof/>
             </w:rPr>
           </w:pPr>
-          <w:hyperlink w:anchor="_Toc230730811" w:history="1">
+          <w:hyperlink w:anchor="_Toc230994452" w:history="1">
             <w:r>
               <w:rPr>
                 <w:rStyle w:val="Hyperlink"/>
@@ -2262,7 +2262,7 @@
                 <w:noProof/>
                 <w:webHidden/>
               </w:rPr>
-              <w:instrText xml:space="preserve"> PAGEREF _Toc230730811 \h </w:instrText>
+              <w:instrText xml:space="preserve"> PAGEREF _Toc230994452 \h </w:instrText>
             </w:r>
             <w:r>
               <w:rPr>
@@ -2304,7 +2304,7 @@
               <w:noProof/>
             </w:rPr>
           </w:pPr>
-          <w:hyperlink w:anchor="_Toc230730812" w:history="1">
+          <w:hyperlink w:anchor="_Toc230994453" w:history="1">
             <w:r>
               <w:rPr>
                 <w:rStyle w:val="Hyperlink"/>
@@ -2332,7 +2332,7 @@
                 <w:noProof/>
                 <w:webHidden/>
               </w:rPr>
-              <w:instrText xml:space="preserve"> PAGEREF _Toc230730812 \h </w:instrText>
+              <w:instrText xml:space="preserve"> PAGEREF _Toc230994453 \h </w:instrText>
             </w:r>
             <w:r>
               <w:rPr>
@@ -2374,7 +2374,7 @@
               <w:noProof/>
             </w:rPr>
           </w:pPr>
-          <w:hyperlink w:anchor="_Toc230730813" w:history="1">
+          <w:hyperlink w:anchor="_Toc230994454" w:history="1">
             <w:r>
               <w:rPr>
                 <w:rStyle w:val="Hyperlink"/>
@@ -2402,7 +2402,7 @@
                 <w:noProof/>
                 <w:webHidden/>
               </w:rPr>
-              <w:instrText xml:space="preserve"> PAGEREF _Toc230730813 \h </w:instrText>
+              <w:instrText xml:space="preserve"> PAGEREF _Toc230994454 \h </w:instrText>
             </w:r>
             <w:r>
               <w:rPr>
@@ -2444,7 +2444,7 @@
               <w:noProof/>
             </w:rPr>
           </w:pPr>
-          <w:hyperlink w:anchor="_Toc230730814" w:history="1">
+          <w:hyperlink w:anchor="_Toc230994455" w:history="1">
             <w:r>
               <w:rPr>
                 <w:rStyle w:val="Hyperlink"/>
@@ -2472,7 +2472,7 @@
                 <w:noProof/>
                 <w:webHidden/>
               </w:rPr>
-              <w:instrText xml:space="preserve"> PAGEREF _Toc230730814 \h </w:instrText>
+              <w:instrText xml:space="preserve"> PAGEREF _Toc230994455 \h </w:instrText>
             </w:r>
             <w:r>
               <w:rPr>
@@ -2514,7 +2514,7 @@
               <w:noProof/>
             </w:rPr>
           </w:pPr>
-          <w:hyperlink w:anchor="_Toc230730815" w:history="1">
+          <w:hyperlink w:anchor="_Toc230994456" w:history="1">
             <w:r>
               <w:rPr>
                 <w:rStyle w:val="Hyperlink"/>
@@ -2542,7 +2542,7 @@
                 <w:noProof/>
                 <w:webHidden/>
               </w:rPr>
-              <w:instrText xml:space="preserve"> PAGEREF _Toc230730815 \h </w:instrText>
+              <w:instrText xml:space="preserve"> PAGEREF _Toc230994456 \h </w:instrText>
             </w:r>
             <w:r>
               <w:rPr>
@@ -2584,7 +2584,7 @@
               <w:noProof/>
             </w:rPr>
           </w:pPr>
-          <w:hyperlink w:anchor="_Toc230730816" w:history="1">
+          <w:hyperlink w:anchor="_Toc230994457" w:history="1">
             <w:r>
               <w:rPr>
                 <w:rStyle w:val="Hyperlink"/>
@@ -2612,7 +2612,7 @@
                 <w:noProof/>
                 <w:webHidden/>
               </w:rPr>
-              <w:instrText xml:space="preserve"> PAGEREF _Toc230730816 \h </w:instrText>
+              <w:instrText xml:space="preserve"> PAGEREF _Toc230994457 \h </w:instrText>
             </w:r>
             <w:r>
               <w:rPr>
@@ -2654,7 +2654,7 @@
               <w:noProof/>
             </w:rPr>
           </w:pPr>
-          <w:hyperlink w:anchor="_Toc230730817" w:history="1">
+          <w:hyperlink w:anchor="_Toc230994458" w:history="1">
             <w:r>
               <w:rPr>
                 <w:rStyle w:val="Hyperlink"/>
@@ -2681,7 +2681,7 @@
                 <w:noProof/>
                 <w:webHidden/>
               </w:rPr>
-              <w:instrText xml:space="preserve"> PAGEREF _Toc230730817 \h </w:instrText>
+              <w:instrText xml:space="preserve"> PAGEREF _Toc230994458 \h </w:instrText>
             </w:r>
             <w:r>
               <w:rPr>
@@ -2723,7 +2723,7 @@
               <w:noProof/>
             </w:rPr>
           </w:pPr>
-          <w:hyperlink w:anchor="_Toc230730818" w:history="1">
+          <w:hyperlink w:anchor="_Toc230994459" w:history="1">
             <w:r>
               <w:rPr>
                 <w:rStyle w:val="Hyperlink"/>
@@ -2777,7 +2777,7 @@
                 <w:noProof/>
                 <w:webHidden/>
               </w:rPr>
-              <w:instrText xml:space="preserve"> PAGEREF _Toc230730818 \h </w:instrText>
+              <w:instrText xml:space="preserve"> PAGEREF _Toc230994459 \h </w:instrText>
             </w:r>
             <w:r>
               <w:rPr>
@@ -2819,7 +2819,7 @@
               <w:noProof/>
             </w:rPr>
           </w:pPr>
-          <w:hyperlink w:anchor="_Toc230730819" w:history="1">
+          <w:hyperlink w:anchor="_Toc230994460" w:history="1">
             <w:r>
               <w:rPr>
                 <w:rStyle w:val="Hyperlink"/>
@@ -2847,7 +2847,7 @@
                 <w:noProof/>
                 <w:webHidden/>
               </w:rPr>
-              <w:instrText xml:space="preserve"> PAGEREF _Toc230730819 \h </w:instrText>
+              <w:instrText xml:space="preserve"> PAGEREF _Toc230994460 \h </w:instrText>
             </w:r>
             <w:r>
               <w:rPr>
@@ -2889,7 +2889,7 @@
               <w:noProof/>
             </w:rPr>
           </w:pPr>
-          <w:hyperlink w:anchor="_Toc230730820" w:history="1">
+          <w:hyperlink w:anchor="_Toc230994461" w:history="1">
             <w:r>
               <w:rPr>
                 <w:rStyle w:val="Hyperlink"/>
@@ -2917,7 +2917,7 @@
                 <w:noProof/>
                 <w:webHidden/>
               </w:rPr>
-              <w:instrText xml:space="preserve"> PAGEREF _Toc230730820 \h </w:instrText>
+              <w:instrText xml:space="preserve"> PAGEREF _Toc230994461 \h </w:instrText>
             </w:r>
             <w:r>
               <w:rPr>
@@ -2959,7 +2959,7 @@
               <w:noProof/>
             </w:rPr>
           </w:pPr>
-          <w:hyperlink w:anchor="_Toc230730821" w:history="1">
+          <w:hyperlink w:anchor="_Toc230994462" w:history="1">
             <w:r>
               <w:rPr>
                 <w:rStyle w:val="Hyperlink"/>
@@ -2987,7 +2987,7 @@
                 <w:noProof/>
                 <w:webHidden/>
               </w:rPr>
-              <w:instrText xml:space="preserve"> PAGEREF _Toc230730821 \h </w:instrText>
+              <w:instrText xml:space="preserve"> PAGEREF _Toc230994462 \h </w:instrText>
             </w:r>
             <w:r>
               <w:rPr>
@@ -3029,7 +3029,7 @@
               <w:noProof/>
             </w:rPr>
           </w:pPr>
-          <w:hyperlink w:anchor="_Toc230730822" w:history="1">
+          <w:hyperlink w:anchor="_Toc230994463" w:history="1">
             <w:r>
               <w:rPr>
                 <w:rStyle w:val="Hyperlink"/>
@@ -3057,7 +3057,7 @@
                 <w:noProof/>
                 <w:webHidden/>
               </w:rPr>
-              <w:instrText xml:space="preserve"> PAGEREF _Toc230730822 \h </w:instrText>
+              <w:instrText xml:space="preserve"> PAGEREF _Toc230994463 \h </w:instrText>
             </w:r>
             <w:r>
               <w:rPr>
@@ -3099,7 +3099,7 @@
               <w:noProof/>
             </w:rPr>
           </w:pPr>
-          <w:hyperlink w:anchor="_Toc230730823" w:history="1">
+          <w:hyperlink w:anchor="_Toc230994464" w:history="1">
             <w:r>
               <w:rPr>
                 <w:rStyle w:val="Hyperlink"/>
@@ -3128,7 +3128,7 @@
                 <w:noProof/>
                 <w:webHidden/>
               </w:rPr>
-              <w:instrText xml:space="preserve"> PAGEREF _Toc230730823 \h </w:instrText>
+              <w:instrText xml:space="preserve"> PAGEREF _Toc230994464 \h </w:instrText>
             </w:r>
             <w:r>
               <w:rPr>
@@ -3170,7 +3170,7 @@
               <w:noProof/>
             </w:rPr>
           </w:pPr>
-          <w:hyperlink w:anchor="_Toc230730824" w:history="1">
+          <w:hyperlink w:anchor="_Toc230994465" w:history="1">
             <w:r>
               <w:rPr>
                 <w:rStyle w:val="Hyperlink"/>
@@ -3199,7 +3199,7 @@
                 <w:noProof/>
                 <w:webHidden/>
               </w:rPr>
-              <w:instrText xml:space="preserve"> PAGEREF _Toc230730824 \h </w:instrText>
+              <w:instrText xml:space="preserve"> PAGEREF _Toc230994465 \h </w:instrText>
             </w:r>
             <w:r>
               <w:rPr>
@@ -3241,7 +3241,7 @@
               <w:noProof/>
             </w:rPr>
           </w:pPr>
-          <w:hyperlink w:anchor="_Toc230730825" w:history="1">
+          <w:hyperlink w:anchor="_Toc230994466" w:history="1">
             <w:r>
               <w:rPr>
                 <w:rStyle w:val="Hyperlink"/>
@@ -3270,7 +3270,7 @@
                 <w:noProof/>
                 <w:webHidden/>
               </w:rPr>
-              <w:instrText xml:space="preserve"> PAGEREF _Toc230730825 \h </w:instrText>
+              <w:instrText xml:space="preserve"> PAGEREF _Toc230994466 \h </w:instrText>
             </w:r>
             <w:r>
               <w:rPr>
@@ -3312,7 +3312,7 @@
               <w:noProof/>
             </w:rPr>
           </w:pPr>
-          <w:hyperlink w:anchor="_Toc230730826" w:history="1">
+          <w:hyperlink w:anchor="_Toc230994467" w:history="1">
             <w:r>
               <w:rPr>
                 <w:rStyle w:val="Hyperlink"/>
@@ -3340,7 +3340,7 @@
                 <w:noProof/>
                 <w:webHidden/>
               </w:rPr>
-              <w:instrText xml:space="preserve"> PAGEREF _Toc230730826 \h </w:instrText>
+              <w:instrText xml:space="preserve"> PAGEREF _Toc230994467 \h </w:instrText>
             </w:r>
             <w:r>
               <w:rPr>
@@ -3382,7 +3382,7 @@
               <w:noProof/>
             </w:rPr>
           </w:pPr>
-          <w:hyperlink w:anchor="_Toc230730827" w:history="1">
+          <w:hyperlink w:anchor="_Toc230994468" w:history="1">
             <w:r>
               <w:rPr>
                 <w:rStyle w:val="Hyperlink"/>
@@ -3410,7 +3410,7 @@
                 <w:noProof/>
                 <w:webHidden/>
               </w:rPr>
-              <w:instrText xml:space="preserve"> PAGEREF _Toc230730827 \h </w:instrText>
+              <w:instrText xml:space="preserve"> PAGEREF _Toc230994468 \h </w:instrText>
             </w:r>
             <w:r>
               <w:rPr>
@@ -3452,7 +3452,7 @@
               <w:noProof/>
             </w:rPr>
           </w:pPr>
-          <w:hyperlink w:anchor="_Toc230730828" w:history="1">
+          <w:hyperlink w:anchor="_Toc230994469" w:history="1">
             <w:r>
               <w:rPr>
                 <w:rStyle w:val="Hyperlink"/>
@@ -3480,7 +3480,7 @@
                 <w:noProof/>
                 <w:webHidden/>
               </w:rPr>
-              <w:instrText xml:space="preserve"> PAGEREF _Toc230730828 \h </w:instrText>
+              <w:instrText xml:space="preserve"> PAGEREF _Toc230994469 \h </w:instrText>
             </w:r>
             <w:r>
               <w:rPr>
@@ -3522,7 +3522,7 @@
               <w:noProof/>
             </w:rPr>
           </w:pPr>
-          <w:hyperlink w:anchor="_Toc230730829" w:history="1">
+          <w:hyperlink w:anchor="_Toc230994470" w:history="1">
             <w:r>
               <w:rPr>
                 <w:rStyle w:val="Hyperlink"/>
@@ -3550,7 +3550,7 @@
                 <w:noProof/>
                 <w:webHidden/>
               </w:rPr>
-              <w:instrText xml:space="preserve"> PAGEREF _Toc230730829 \h </w:instrText>
+              <w:instrText xml:space="preserve"> PAGEREF _Toc230994470 \h </w:instrText>
             </w:r>
             <w:r>
               <w:rPr>
@@ -3592,7 +3592,7 @@
               <w:noProof/>
             </w:rPr>
           </w:pPr>
-          <w:hyperlink w:anchor="_Toc230730830" w:history="1">
+          <w:hyperlink w:anchor="_Toc230994471" w:history="1">
             <w:r>
               <w:rPr>
                 <w:rStyle w:val="Hyperlink"/>
@@ -3620,7 +3620,7 @@
                 <w:noProof/>
                 <w:webHidden/>
               </w:rPr>
-              <w:instrText xml:space="preserve"> PAGEREF _Toc230730830 \h </w:instrText>
+              <w:instrText xml:space="preserve"> PAGEREF _Toc230994471 \h </w:instrText>
             </w:r>
             <w:r>
               <w:rPr>
@@ -3662,7 +3662,7 @@
               <w:noProof/>
             </w:rPr>
           </w:pPr>
-          <w:hyperlink w:anchor="_Toc230730831" w:history="1">
+          <w:hyperlink w:anchor="_Toc230994472" w:history="1">
             <w:r>
               <w:rPr>
                 <w:rStyle w:val="Hyperlink"/>
@@ -3690,7 +3690,7 @@
                 <w:noProof/>
                 <w:webHidden/>
               </w:rPr>
-              <w:instrText xml:space="preserve"> PAGEREF _Toc230730831 \h </w:instrText>
+              <w:instrText xml:space="preserve"> PAGEREF _Toc230994472 \h </w:instrText>
             </w:r>
             <w:r>
               <w:rPr>
@@ -3732,7 +3732,7 @@
               <w:noProof/>
             </w:rPr>
           </w:pPr>
-          <w:hyperlink w:anchor="_Toc230730832" w:history="1">
+          <w:hyperlink w:anchor="_Toc230994473" w:history="1">
             <w:r>
               <w:rPr>
                 <w:rStyle w:val="Hyperlink"/>
@@ -3761,7 +3761,7 @@
                 <w:noProof/>
                 <w:webHidden/>
               </w:rPr>
-              <w:instrText xml:space="preserve"> PAGEREF _Toc230730832 \h </w:instrText>
+              <w:instrText xml:space="preserve"> PAGEREF _Toc230994473 \h </w:instrText>
             </w:r>
             <w:r>
               <w:rPr>
@@ -3781,7 +3781,7 @@
                 <w:noProof/>
                 <w:webHidden/>
               </w:rPr>
-              <w:t>21</w:t>
+              <w:t>22</w:t>
             </w:r>
             <w:r>
               <w:rPr>
@@ -3803,7 +3803,7 @@
               <w:noProof/>
             </w:rPr>
           </w:pPr>
-          <w:hyperlink w:anchor="_Toc230730833" w:history="1">
+          <w:hyperlink w:anchor="_Toc230994474" w:history="1">
             <w:r>
               <w:rPr>
                 <w:rStyle w:val="Hyperlink"/>
@@ -3831,7 +3831,7 @@
                 <w:noProof/>
                 <w:webHidden/>
               </w:rPr>
-              <w:instrText xml:space="preserve"> PAGEREF _Toc230730833 \h </w:instrText>
+              <w:instrText xml:space="preserve"> PAGEREF _Toc230994474 \h </w:instrText>
             </w:r>
             <w:r>
               <w:rPr>
@@ -3873,7 +3873,7 @@
               <w:noProof/>
             </w:rPr>
           </w:pPr>
-          <w:hyperlink w:anchor="_Toc230730834" w:history="1">
+          <w:hyperlink w:anchor="_Toc230994475" w:history="1">
             <w:r>
               <w:rPr>
                 <w:rStyle w:val="Hyperlink"/>
@@ -3901,7 +3901,7 @@
                 <w:noProof/>
                 <w:webHidden/>
               </w:rPr>
-              <w:instrText xml:space="preserve"> PAGEREF _Toc230730834 \h </w:instrText>
+              <w:instrText xml:space="preserve"> PAGEREF _Toc230994475 \h </w:instrText>
             </w:r>
             <w:r>
               <w:rPr>
@@ -3943,7 +3943,7 @@
               <w:noProof/>
             </w:rPr>
           </w:pPr>
-          <w:hyperlink w:anchor="_Toc230730835" w:history="1">
+          <w:hyperlink w:anchor="_Toc230994476" w:history="1">
             <w:r>
               <w:rPr>
                 <w:rStyle w:val="Hyperlink"/>
@@ -3971,7 +3971,7 @@
                 <w:noProof/>
                 <w:webHidden/>
               </w:rPr>
-              <w:instrText xml:space="preserve"> PAGEREF _Toc230730835 \h </w:instrText>
+              <w:instrText xml:space="preserve"> PAGEREF _Toc230994476 \h </w:instrText>
             </w:r>
             <w:r>
               <w:rPr>
@@ -4013,7 +4013,7 @@
               <w:noProof/>
             </w:rPr>
           </w:pPr>
-          <w:hyperlink w:anchor="_Toc230730836" w:history="1">
+          <w:hyperlink w:anchor="_Toc230994477" w:history="1">
             <w:r>
               <w:rPr>
                 <w:rStyle w:val="Hyperlink"/>
@@ -4041,7 +4041,7 @@
                 <w:noProof/>
                 <w:webHidden/>
               </w:rPr>
-              <w:instrText xml:space="preserve"> PAGEREF _Toc230730836 \h </w:instrText>
+              <w:instrText xml:space="preserve"> PAGEREF _Toc230994477 \h </w:instrText>
             </w:r>
             <w:r>
               <w:rPr>
@@ -4061,7 +4061,7 @@
                 <w:noProof/>
                 <w:webHidden/>
               </w:rPr>
-              <w:t>23</w:t>
+              <w:t>24</w:t>
             </w:r>
             <w:r>
               <w:rPr>
@@ -4083,7 +4083,7 @@
               <w:noProof/>
             </w:rPr>
           </w:pPr>
-          <w:hyperlink w:anchor="_Toc230730837" w:history="1">
+          <w:hyperlink w:anchor="_Toc230994478" w:history="1">
             <w:r>
               <w:rPr>
                 <w:rStyle w:val="Hyperlink"/>
@@ -4111,7 +4111,7 @@
                 <w:noProof/>
                 <w:webHidden/>
               </w:rPr>
-              <w:instrText xml:space="preserve"> PAGEREF _Toc230730837 \h </w:instrText>
+              <w:instrText xml:space="preserve"> PAGEREF _Toc230994478 \h </w:instrText>
             </w:r>
             <w:r>
               <w:rPr>
@@ -4131,7 +4131,7 @@
                 <w:noProof/>
                 <w:webHidden/>
               </w:rPr>
-              <w:t>23</w:t>
+              <w:t>24</w:t>
             </w:r>
             <w:r>
               <w:rPr>
@@ -4153,12 +4153,11 @@
               <w:noProof/>
             </w:rPr>
           </w:pPr>
-          <w:hyperlink w:anchor="_Toc230730838" w:history="1">
+          <w:hyperlink w:anchor="_Toc230994479" w:history="1">
             <w:r>
               <w:rPr>
                 <w:rStyle w:val="Hyperlink"/>
                 <w:noProof/>
-                <w:lang w:val="it-IT"/>
               </w:rPr>
               <w:t>5.4 K-Nearest Neighbors(KNN)</w:t>
             </w:r>
@@ -4181,7 +4180,7 @@
                 <w:noProof/>
                 <w:webHidden/>
               </w:rPr>
-              <w:instrText xml:space="preserve"> PAGEREF _Toc230730838 \h </w:instrText>
+              <w:instrText xml:space="preserve"> PAGEREF _Toc230994479 \h </w:instrText>
             </w:r>
             <w:r>
               <w:rPr>
@@ -4201,7 +4200,7 @@
                 <w:noProof/>
                 <w:webHidden/>
               </w:rPr>
-              <w:t>24</w:t>
+              <w:t>25</w:t>
             </w:r>
             <w:r>
               <w:rPr>
@@ -4223,7 +4222,7 @@
               <w:noProof/>
             </w:rPr>
           </w:pPr>
-          <w:hyperlink w:anchor="_Toc230730839" w:history="1">
+          <w:hyperlink w:anchor="_Toc230994480" w:history="1">
             <w:r>
               <w:rPr>
                 <w:rStyle w:val="Hyperlink"/>
@@ -4250,7 +4249,7 @@
                 <w:noProof/>
                 <w:webHidden/>
               </w:rPr>
-              <w:instrText xml:space="preserve"> PAGEREF _Toc230730839 \h </w:instrText>
+              <w:instrText xml:space="preserve"> PAGEREF _Toc230994480 \h </w:instrText>
             </w:r>
             <w:r>
               <w:rPr>
@@ -4292,11 +4291,12 @@
               <w:noProof/>
             </w:rPr>
           </w:pPr>
-          <w:hyperlink w:anchor="_Toc230730840" w:history="1">
+          <w:hyperlink w:anchor="_Toc230994481" w:history="1">
             <w:r>
               <w:rPr>
                 <w:rStyle w:val="Hyperlink"/>
                 <w:noProof/>
+                <w:lang w:val="it-IT"/>
               </w:rPr>
               <w:t>5.4.3 Comparatie rezultate</w:t>
             </w:r>
@@ -4319,7 +4319,7 @@
                 <w:noProof/>
                 <w:webHidden/>
               </w:rPr>
-              <w:instrText xml:space="preserve"> PAGEREF _Toc230730840 \h </w:instrText>
+              <w:instrText xml:space="preserve"> PAGEREF _Toc230994481 \h </w:instrText>
             </w:r>
             <w:r>
               <w:rPr>
@@ -4339,7 +4339,847 @@
                 <w:noProof/>
                 <w:webHidden/>
               </w:rPr>
-              <w:t>25</w:t>
+              <w:t>26</w:t>
+            </w:r>
+            <w:r>
+              <w:rPr>
+                <w:noProof/>
+                <w:webHidden/>
+              </w:rPr>
+              <w:fldChar w:fldCharType="end"/>
+            </w:r>
+          </w:hyperlink>
+        </w:p>
+        <w:p>
+          <w:pPr>
+            <w:pStyle w:val="TOC2"/>
+            <w:tabs>
+              <w:tab w:val="right" w:leader="dot" w:pos="9344"/>
+            </w:tabs>
+            <w:rPr>
+              <w:rFonts w:eastAsiaTheme="minorEastAsia"/>
+              <w:noProof/>
+            </w:rPr>
+          </w:pPr>
+          <w:hyperlink w:anchor="_Toc230994482" w:history="1">
+            <w:r>
+              <w:rPr>
+                <w:rStyle w:val="Hyperlink"/>
+                <w:rFonts w:cs="Times New Roman"/>
+                <w:noProof/>
+              </w:rPr>
+              <w:t>5.5 Support Vector Machine(SVM)</w:t>
+            </w:r>
+            <w:r>
+              <w:rPr>
+                <w:noProof/>
+                <w:webHidden/>
+              </w:rPr>
+              <w:tab/>
+            </w:r>
+            <w:r>
+              <w:rPr>
+                <w:noProof/>
+                <w:webHidden/>
+              </w:rPr>
+              <w:fldChar w:fldCharType="begin"/>
+            </w:r>
+            <w:r>
+              <w:rPr>
+                <w:noProof/>
+                <w:webHidden/>
+              </w:rPr>
+              <w:instrText xml:space="preserve"> PAGEREF _Toc230994482 \h </w:instrText>
+            </w:r>
+            <w:r>
+              <w:rPr>
+                <w:noProof/>
+                <w:webHidden/>
+              </w:rPr>
+            </w:r>
+            <w:r>
+              <w:rPr>
+                <w:noProof/>
+                <w:webHidden/>
+              </w:rPr>
+              <w:fldChar w:fldCharType="separate"/>
+            </w:r>
+            <w:r>
+              <w:rPr>
+                <w:noProof/>
+                <w:webHidden/>
+              </w:rPr>
+              <w:t>27</w:t>
+            </w:r>
+            <w:r>
+              <w:rPr>
+                <w:noProof/>
+                <w:webHidden/>
+              </w:rPr>
+              <w:fldChar w:fldCharType="end"/>
+            </w:r>
+          </w:hyperlink>
+        </w:p>
+        <w:p>
+          <w:pPr>
+            <w:pStyle w:val="TOC3"/>
+            <w:tabs>
+              <w:tab w:val="right" w:leader="dot" w:pos="9344"/>
+            </w:tabs>
+            <w:rPr>
+              <w:rFonts w:eastAsiaTheme="minorEastAsia"/>
+              <w:noProof/>
+            </w:rPr>
+          </w:pPr>
+          <w:hyperlink w:anchor="_Toc230994483" w:history="1">
+            <w:r>
+              <w:rPr>
+                <w:rStyle w:val="Hyperlink"/>
+                <w:rFonts w:cs="Times New Roman"/>
+                <w:noProof/>
+              </w:rPr>
+              <w:t>5.5.1 Varianta normala</w:t>
+            </w:r>
+            <w:r>
+              <w:rPr>
+                <w:noProof/>
+                <w:webHidden/>
+              </w:rPr>
+              <w:tab/>
+            </w:r>
+            <w:r>
+              <w:rPr>
+                <w:noProof/>
+                <w:webHidden/>
+              </w:rPr>
+              <w:fldChar w:fldCharType="begin"/>
+            </w:r>
+            <w:r>
+              <w:rPr>
+                <w:noProof/>
+                <w:webHidden/>
+              </w:rPr>
+              <w:instrText xml:space="preserve"> PAGEREF _Toc230994483 \h </w:instrText>
+            </w:r>
+            <w:r>
+              <w:rPr>
+                <w:noProof/>
+                <w:webHidden/>
+              </w:rPr>
+            </w:r>
+            <w:r>
+              <w:rPr>
+                <w:noProof/>
+                <w:webHidden/>
+              </w:rPr>
+              <w:fldChar w:fldCharType="separate"/>
+            </w:r>
+            <w:r>
+              <w:rPr>
+                <w:noProof/>
+                <w:webHidden/>
+              </w:rPr>
+              <w:t>27</w:t>
+            </w:r>
+            <w:r>
+              <w:rPr>
+                <w:noProof/>
+                <w:webHidden/>
+              </w:rPr>
+              <w:fldChar w:fldCharType="end"/>
+            </w:r>
+          </w:hyperlink>
+        </w:p>
+        <w:p>
+          <w:pPr>
+            <w:pStyle w:val="TOC3"/>
+            <w:tabs>
+              <w:tab w:val="right" w:leader="dot" w:pos="9344"/>
+            </w:tabs>
+            <w:rPr>
+              <w:rFonts w:eastAsiaTheme="minorEastAsia"/>
+              <w:noProof/>
+            </w:rPr>
+          </w:pPr>
+          <w:hyperlink w:anchor="_Toc230994484" w:history="1">
+            <w:r>
+              <w:rPr>
+                <w:rStyle w:val="Hyperlink"/>
+                <w:noProof/>
+                <w:lang w:val="it-IT"/>
+              </w:rPr>
+              <w:t>5.5.3 Comparatia rezultatelor</w:t>
+            </w:r>
+            <w:r>
+              <w:rPr>
+                <w:noProof/>
+                <w:webHidden/>
+              </w:rPr>
+              <w:tab/>
+            </w:r>
+            <w:r>
+              <w:rPr>
+                <w:noProof/>
+                <w:webHidden/>
+              </w:rPr>
+              <w:fldChar w:fldCharType="begin"/>
+            </w:r>
+            <w:r>
+              <w:rPr>
+                <w:noProof/>
+                <w:webHidden/>
+              </w:rPr>
+              <w:instrText xml:space="preserve"> PAGEREF _Toc230994484 \h </w:instrText>
+            </w:r>
+            <w:r>
+              <w:rPr>
+                <w:noProof/>
+                <w:webHidden/>
+              </w:rPr>
+            </w:r>
+            <w:r>
+              <w:rPr>
+                <w:noProof/>
+                <w:webHidden/>
+              </w:rPr>
+              <w:fldChar w:fldCharType="separate"/>
+            </w:r>
+            <w:r>
+              <w:rPr>
+                <w:noProof/>
+                <w:webHidden/>
+              </w:rPr>
+              <w:t>27</w:t>
+            </w:r>
+            <w:r>
+              <w:rPr>
+                <w:noProof/>
+                <w:webHidden/>
+              </w:rPr>
+              <w:fldChar w:fldCharType="end"/>
+            </w:r>
+          </w:hyperlink>
+        </w:p>
+        <w:p>
+          <w:pPr>
+            <w:pStyle w:val="TOC2"/>
+            <w:tabs>
+              <w:tab w:val="right" w:leader="dot" w:pos="9344"/>
+            </w:tabs>
+            <w:rPr>
+              <w:rFonts w:eastAsiaTheme="minorEastAsia"/>
+              <w:noProof/>
+            </w:rPr>
+          </w:pPr>
+          <w:hyperlink w:anchor="_Toc230994485" w:history="1">
+            <w:r>
+              <w:rPr>
+                <w:rStyle w:val="Hyperlink"/>
+                <w:noProof/>
+                <w:lang w:val="it-IT"/>
+              </w:rPr>
+              <w:t>5.6 XGBoost</w:t>
+            </w:r>
+            <w:r>
+              <w:rPr>
+                <w:noProof/>
+                <w:webHidden/>
+              </w:rPr>
+              <w:tab/>
+            </w:r>
+            <w:r>
+              <w:rPr>
+                <w:noProof/>
+                <w:webHidden/>
+              </w:rPr>
+              <w:fldChar w:fldCharType="begin"/>
+            </w:r>
+            <w:r>
+              <w:rPr>
+                <w:noProof/>
+                <w:webHidden/>
+              </w:rPr>
+              <w:instrText xml:space="preserve"> PAGEREF _Toc230994485 \h </w:instrText>
+            </w:r>
+            <w:r>
+              <w:rPr>
+                <w:noProof/>
+                <w:webHidden/>
+              </w:rPr>
+            </w:r>
+            <w:r>
+              <w:rPr>
+                <w:noProof/>
+                <w:webHidden/>
+              </w:rPr>
+              <w:fldChar w:fldCharType="separate"/>
+            </w:r>
+            <w:r>
+              <w:rPr>
+                <w:noProof/>
+                <w:webHidden/>
+              </w:rPr>
+              <w:t>28</w:t>
+            </w:r>
+            <w:r>
+              <w:rPr>
+                <w:noProof/>
+                <w:webHidden/>
+              </w:rPr>
+              <w:fldChar w:fldCharType="end"/>
+            </w:r>
+          </w:hyperlink>
+        </w:p>
+        <w:p>
+          <w:pPr>
+            <w:pStyle w:val="TOC3"/>
+            <w:tabs>
+              <w:tab w:val="right" w:leader="dot" w:pos="9344"/>
+            </w:tabs>
+            <w:rPr>
+              <w:rFonts w:eastAsiaTheme="minorEastAsia"/>
+              <w:noProof/>
+            </w:rPr>
+          </w:pPr>
+          <w:hyperlink w:anchor="_Toc230994486" w:history="1">
+            <w:r>
+              <w:rPr>
+                <w:rStyle w:val="Hyperlink"/>
+                <w:noProof/>
+                <w:lang w:val="it-IT"/>
+              </w:rPr>
+              <w:t>5.6.1 Varianta normala</w:t>
+            </w:r>
+            <w:r>
+              <w:rPr>
+                <w:noProof/>
+                <w:webHidden/>
+              </w:rPr>
+              <w:tab/>
+            </w:r>
+            <w:r>
+              <w:rPr>
+                <w:noProof/>
+                <w:webHidden/>
+              </w:rPr>
+              <w:fldChar w:fldCharType="begin"/>
+            </w:r>
+            <w:r>
+              <w:rPr>
+                <w:noProof/>
+                <w:webHidden/>
+              </w:rPr>
+              <w:instrText xml:space="preserve"> PAGEREF _Toc230994486 \h </w:instrText>
+            </w:r>
+            <w:r>
+              <w:rPr>
+                <w:noProof/>
+                <w:webHidden/>
+              </w:rPr>
+            </w:r>
+            <w:r>
+              <w:rPr>
+                <w:noProof/>
+                <w:webHidden/>
+              </w:rPr>
+              <w:fldChar w:fldCharType="separate"/>
+            </w:r>
+            <w:r>
+              <w:rPr>
+                <w:noProof/>
+                <w:webHidden/>
+              </w:rPr>
+              <w:t>28</w:t>
+            </w:r>
+            <w:r>
+              <w:rPr>
+                <w:noProof/>
+                <w:webHidden/>
+              </w:rPr>
+              <w:fldChar w:fldCharType="end"/>
+            </w:r>
+          </w:hyperlink>
+        </w:p>
+        <w:p>
+          <w:pPr>
+            <w:pStyle w:val="TOC3"/>
+            <w:tabs>
+              <w:tab w:val="right" w:leader="dot" w:pos="9344"/>
+            </w:tabs>
+            <w:rPr>
+              <w:rFonts w:eastAsiaTheme="minorEastAsia"/>
+              <w:noProof/>
+            </w:rPr>
+          </w:pPr>
+          <w:hyperlink w:anchor="_Toc230994487" w:history="1">
+            <w:r>
+              <w:rPr>
+                <w:rStyle w:val="Hyperlink"/>
+                <w:noProof/>
+                <w:lang w:val="it-IT"/>
+              </w:rPr>
+              <w:t>5.6.2 Optimizarea hiperparametrilor</w:t>
+            </w:r>
+            <w:r>
+              <w:rPr>
+                <w:noProof/>
+                <w:webHidden/>
+              </w:rPr>
+              <w:tab/>
+            </w:r>
+            <w:r>
+              <w:rPr>
+                <w:noProof/>
+                <w:webHidden/>
+              </w:rPr>
+              <w:fldChar w:fldCharType="begin"/>
+            </w:r>
+            <w:r>
+              <w:rPr>
+                <w:noProof/>
+                <w:webHidden/>
+              </w:rPr>
+              <w:instrText xml:space="preserve"> PAGEREF _Toc230994487 \h </w:instrText>
+            </w:r>
+            <w:r>
+              <w:rPr>
+                <w:noProof/>
+                <w:webHidden/>
+              </w:rPr>
+            </w:r>
+            <w:r>
+              <w:rPr>
+                <w:noProof/>
+                <w:webHidden/>
+              </w:rPr>
+              <w:fldChar w:fldCharType="separate"/>
+            </w:r>
+            <w:r>
+              <w:rPr>
+                <w:noProof/>
+                <w:webHidden/>
+              </w:rPr>
+              <w:t>28</w:t>
+            </w:r>
+            <w:r>
+              <w:rPr>
+                <w:noProof/>
+                <w:webHidden/>
+              </w:rPr>
+              <w:fldChar w:fldCharType="end"/>
+            </w:r>
+          </w:hyperlink>
+        </w:p>
+        <w:p>
+          <w:pPr>
+            <w:pStyle w:val="TOC3"/>
+            <w:tabs>
+              <w:tab w:val="right" w:leader="dot" w:pos="9344"/>
+            </w:tabs>
+            <w:rPr>
+              <w:rFonts w:eastAsiaTheme="minorEastAsia"/>
+              <w:noProof/>
+            </w:rPr>
+          </w:pPr>
+          <w:hyperlink w:anchor="_Toc230994488" w:history="1">
+            <w:r>
+              <w:rPr>
+                <w:rStyle w:val="Hyperlink"/>
+                <w:noProof/>
+                <w:lang w:val="it-IT"/>
+              </w:rPr>
+              <w:t>5.6.3 Comparatia rezultatelor</w:t>
+            </w:r>
+            <w:r>
+              <w:rPr>
+                <w:noProof/>
+                <w:webHidden/>
+              </w:rPr>
+              <w:tab/>
+            </w:r>
+            <w:r>
+              <w:rPr>
+                <w:noProof/>
+                <w:webHidden/>
+              </w:rPr>
+              <w:fldChar w:fldCharType="begin"/>
+            </w:r>
+            <w:r>
+              <w:rPr>
+                <w:noProof/>
+                <w:webHidden/>
+              </w:rPr>
+              <w:instrText xml:space="preserve"> PAGEREF _Toc230994488 \h </w:instrText>
+            </w:r>
+            <w:r>
+              <w:rPr>
+                <w:noProof/>
+                <w:webHidden/>
+              </w:rPr>
+            </w:r>
+            <w:r>
+              <w:rPr>
+                <w:noProof/>
+                <w:webHidden/>
+              </w:rPr>
+              <w:fldChar w:fldCharType="separate"/>
+            </w:r>
+            <w:r>
+              <w:rPr>
+                <w:noProof/>
+                <w:webHidden/>
+              </w:rPr>
+              <w:t>29</w:t>
+            </w:r>
+            <w:r>
+              <w:rPr>
+                <w:noProof/>
+                <w:webHidden/>
+              </w:rPr>
+              <w:fldChar w:fldCharType="end"/>
+            </w:r>
+          </w:hyperlink>
+        </w:p>
+        <w:p>
+          <w:pPr>
+            <w:pStyle w:val="TOC2"/>
+            <w:tabs>
+              <w:tab w:val="right" w:leader="dot" w:pos="9344"/>
+            </w:tabs>
+            <w:rPr>
+              <w:rFonts w:eastAsiaTheme="minorEastAsia"/>
+              <w:noProof/>
+            </w:rPr>
+          </w:pPr>
+          <w:hyperlink w:anchor="_Toc230994489" w:history="1">
+            <w:r>
+              <w:rPr>
+                <w:rStyle w:val="Hyperlink"/>
+                <w:noProof/>
+                <w:lang w:val="it-IT"/>
+              </w:rPr>
+              <w:t>5.7 Validarea incrucisata</w:t>
+            </w:r>
+            <w:r>
+              <w:rPr>
+                <w:noProof/>
+                <w:webHidden/>
+              </w:rPr>
+              <w:tab/>
+            </w:r>
+            <w:r>
+              <w:rPr>
+                <w:noProof/>
+                <w:webHidden/>
+              </w:rPr>
+              <w:fldChar w:fldCharType="begin"/>
+            </w:r>
+            <w:r>
+              <w:rPr>
+                <w:noProof/>
+                <w:webHidden/>
+              </w:rPr>
+              <w:instrText xml:space="preserve"> PAGEREF _Toc230994489 \h </w:instrText>
+            </w:r>
+            <w:r>
+              <w:rPr>
+                <w:noProof/>
+                <w:webHidden/>
+              </w:rPr>
+            </w:r>
+            <w:r>
+              <w:rPr>
+                <w:noProof/>
+                <w:webHidden/>
+              </w:rPr>
+              <w:fldChar w:fldCharType="separate"/>
+            </w:r>
+            <w:r>
+              <w:rPr>
+                <w:noProof/>
+                <w:webHidden/>
+              </w:rPr>
+              <w:t>30</w:t>
+            </w:r>
+            <w:r>
+              <w:rPr>
+                <w:noProof/>
+                <w:webHidden/>
+              </w:rPr>
+              <w:fldChar w:fldCharType="end"/>
+            </w:r>
+          </w:hyperlink>
+        </w:p>
+        <w:p>
+          <w:pPr>
+            <w:pStyle w:val="TOC2"/>
+            <w:tabs>
+              <w:tab w:val="right" w:leader="dot" w:pos="9344"/>
+            </w:tabs>
+            <w:rPr>
+              <w:rFonts w:eastAsiaTheme="minorEastAsia"/>
+              <w:noProof/>
+            </w:rPr>
+          </w:pPr>
+          <w:hyperlink w:anchor="_Toc230994490" w:history="1">
+            <w:r>
+              <w:rPr>
+                <w:rStyle w:val="Hyperlink"/>
+                <w:noProof/>
+                <w:lang w:val="it-IT"/>
+              </w:rPr>
+              <w:t>5.8 Comparatie finala – toate modelele</w:t>
+            </w:r>
+            <w:r>
+              <w:rPr>
+                <w:noProof/>
+                <w:webHidden/>
+              </w:rPr>
+              <w:tab/>
+            </w:r>
+            <w:r>
+              <w:rPr>
+                <w:noProof/>
+                <w:webHidden/>
+              </w:rPr>
+              <w:fldChar w:fldCharType="begin"/>
+            </w:r>
+            <w:r>
+              <w:rPr>
+                <w:noProof/>
+                <w:webHidden/>
+              </w:rPr>
+              <w:instrText xml:space="preserve"> PAGEREF _Toc230994490 \h </w:instrText>
+            </w:r>
+            <w:r>
+              <w:rPr>
+                <w:noProof/>
+                <w:webHidden/>
+              </w:rPr>
+            </w:r>
+            <w:r>
+              <w:rPr>
+                <w:noProof/>
+                <w:webHidden/>
+              </w:rPr>
+              <w:fldChar w:fldCharType="separate"/>
+            </w:r>
+            <w:r>
+              <w:rPr>
+                <w:noProof/>
+                <w:webHidden/>
+              </w:rPr>
+              <w:t>31</w:t>
+            </w:r>
+            <w:r>
+              <w:rPr>
+                <w:noProof/>
+                <w:webHidden/>
+              </w:rPr>
+              <w:fldChar w:fldCharType="end"/>
+            </w:r>
+          </w:hyperlink>
+        </w:p>
+        <w:p>
+          <w:pPr>
+            <w:pStyle w:val="TOC1"/>
+            <w:tabs>
+              <w:tab w:val="right" w:leader="dot" w:pos="9344"/>
+            </w:tabs>
+            <w:rPr>
+              <w:rFonts w:eastAsiaTheme="minorEastAsia"/>
+              <w:noProof/>
+            </w:rPr>
+          </w:pPr>
+          <w:hyperlink w:anchor="_Toc230994491" w:history="1">
+            <w:r>
+              <w:rPr>
+                <w:rStyle w:val="Hyperlink"/>
+                <w:noProof/>
+                <w:lang w:val="it-IT"/>
+              </w:rPr>
+              <w:t>Capitolul 6.Regresie – Implementare si rezultate</w:t>
+            </w:r>
+            <w:r>
+              <w:rPr>
+                <w:noProof/>
+                <w:webHidden/>
+              </w:rPr>
+              <w:tab/>
+            </w:r>
+            <w:r>
+              <w:rPr>
+                <w:noProof/>
+                <w:webHidden/>
+              </w:rPr>
+              <w:fldChar w:fldCharType="begin"/>
+            </w:r>
+            <w:r>
+              <w:rPr>
+                <w:noProof/>
+                <w:webHidden/>
+              </w:rPr>
+              <w:instrText xml:space="preserve"> PAGEREF _Toc230994491 \h </w:instrText>
+            </w:r>
+            <w:r>
+              <w:rPr>
+                <w:noProof/>
+                <w:webHidden/>
+              </w:rPr>
+            </w:r>
+            <w:r>
+              <w:rPr>
+                <w:noProof/>
+                <w:webHidden/>
+              </w:rPr>
+              <w:fldChar w:fldCharType="separate"/>
+            </w:r>
+            <w:r>
+              <w:rPr>
+                <w:noProof/>
+                <w:webHidden/>
+              </w:rPr>
+              <w:t>38</w:t>
+            </w:r>
+            <w:r>
+              <w:rPr>
+                <w:noProof/>
+                <w:webHidden/>
+              </w:rPr>
+              <w:fldChar w:fldCharType="end"/>
+            </w:r>
+          </w:hyperlink>
+        </w:p>
+        <w:p>
+          <w:pPr>
+            <w:pStyle w:val="TOC2"/>
+            <w:tabs>
+              <w:tab w:val="right" w:leader="dot" w:pos="9344"/>
+            </w:tabs>
+            <w:rPr>
+              <w:rFonts w:eastAsiaTheme="minorEastAsia"/>
+              <w:noProof/>
+            </w:rPr>
+          </w:pPr>
+          <w:hyperlink w:anchor="_Toc230994492" w:history="1">
+            <w:r>
+              <w:rPr>
+                <w:rStyle w:val="Hyperlink"/>
+                <w:noProof/>
+                <w:lang w:val="it-IT"/>
+              </w:rPr>
+              <w:t>6.1 Configurare experimentului</w:t>
+            </w:r>
+            <w:r>
+              <w:rPr>
+                <w:noProof/>
+                <w:webHidden/>
+              </w:rPr>
+              <w:tab/>
+            </w:r>
+            <w:r>
+              <w:rPr>
+                <w:noProof/>
+                <w:webHidden/>
+              </w:rPr>
+              <w:fldChar w:fldCharType="begin"/>
+            </w:r>
+            <w:r>
+              <w:rPr>
+                <w:noProof/>
+                <w:webHidden/>
+              </w:rPr>
+              <w:instrText xml:space="preserve"> PAGEREF _Toc230994492 \h </w:instrText>
+            </w:r>
+            <w:r>
+              <w:rPr>
+                <w:noProof/>
+                <w:webHidden/>
+              </w:rPr>
+            </w:r>
+            <w:r>
+              <w:rPr>
+                <w:noProof/>
+                <w:webHidden/>
+              </w:rPr>
+              <w:fldChar w:fldCharType="separate"/>
+            </w:r>
+            <w:r>
+              <w:rPr>
+                <w:noProof/>
+                <w:webHidden/>
+              </w:rPr>
+              <w:t>38</w:t>
+            </w:r>
+            <w:r>
+              <w:rPr>
+                <w:noProof/>
+                <w:webHidden/>
+              </w:rPr>
+              <w:fldChar w:fldCharType="end"/>
+            </w:r>
+          </w:hyperlink>
+        </w:p>
+        <w:p>
+          <w:pPr>
+            <w:pStyle w:val="TOC2"/>
+            <w:tabs>
+              <w:tab w:val="right" w:leader="dot" w:pos="9344"/>
+            </w:tabs>
+            <w:rPr>
+              <w:rFonts w:eastAsiaTheme="minorEastAsia"/>
+              <w:noProof/>
+            </w:rPr>
+          </w:pPr>
+          <w:hyperlink w:anchor="_Toc230994493" w:history="1">
+            <w:r>
+              <w:rPr>
+                <w:rStyle w:val="Hyperlink"/>
+                <w:noProof/>
+                <w:lang w:val="it-IT"/>
+              </w:rPr>
+              <w:t>6.2 Regresia Liniara</w:t>
+            </w:r>
+            <w:r>
+              <w:rPr>
+                <w:noProof/>
+                <w:webHidden/>
+              </w:rPr>
+              <w:tab/>
+            </w:r>
+            <w:r>
+              <w:rPr>
+                <w:noProof/>
+                <w:webHidden/>
+              </w:rPr>
+              <w:fldChar w:fldCharType="begin"/>
+            </w:r>
+            <w:r>
+              <w:rPr>
+                <w:noProof/>
+                <w:webHidden/>
+              </w:rPr>
+              <w:instrText xml:space="preserve"> PAGEREF _Toc230994493 \h </w:instrText>
+            </w:r>
+            <w:r>
+              <w:rPr>
+                <w:noProof/>
+                <w:webHidden/>
+              </w:rPr>
+            </w:r>
+            <w:r>
+              <w:rPr>
+                <w:noProof/>
+                <w:webHidden/>
+              </w:rPr>
+              <w:fldChar w:fldCharType="separate"/>
+            </w:r>
+            <w:r>
+              <w:rPr>
+                <w:noProof/>
+                <w:webHidden/>
+              </w:rPr>
+              <w:t>38</w:t>
             </w:r>
             <w:r>
               <w:rPr>
@@ -5223,7 +6063,7 @@
       <w:pPr>
         <w:pStyle w:val="Heading1"/>
       </w:pPr>
-      <w:bookmarkStart w:id="0" w:name="_Toc230730796"/>
+      <w:bookmarkStart w:id="0" w:name="_Toc230994437"/>
       <w:proofErr w:type="spellStart"/>
       <w:r>
         <w:lastRenderedPageBreak/>
@@ -5239,7 +6079,7 @@
       <w:pPr>
         <w:pStyle w:val="Heading2"/>
       </w:pPr>
-      <w:bookmarkStart w:id="1" w:name="_Toc230730797"/>
+      <w:bookmarkStart w:id="1" w:name="_Toc230994438"/>
       <w:r>
         <w:t xml:space="preserve">1.1 Ce </w:t>
       </w:r>
@@ -5425,7 +6265,7 @@
           <w:lang w:val="it-IT"/>
         </w:rPr>
       </w:pPr>
-      <w:bookmarkStart w:id="2" w:name="_Toc230730798"/>
+      <w:bookmarkStart w:id="2" w:name="_Toc230994439"/>
       <w:r>
         <w:rPr>
           <w:lang w:val="it-IT"/>
@@ -5550,7 +6390,7 @@
           <w:lang w:val="it-IT"/>
         </w:rPr>
       </w:pPr>
-      <w:bookmarkStart w:id="3" w:name="_Toc230730799"/>
+      <w:bookmarkStart w:id="3" w:name="_Toc230994440"/>
       <w:r>
         <w:rPr>
           <w:lang w:val="it-IT"/>
@@ -5566,7 +6406,7 @@
           <w:lang w:val="it-IT"/>
         </w:rPr>
       </w:pPr>
-      <w:bookmarkStart w:id="4" w:name="_Toc230730800"/>
+      <w:bookmarkStart w:id="4" w:name="_Toc230994441"/>
       <w:r>
         <w:rPr>
           <w:lang w:val="it-IT"/>
@@ -6223,7 +7063,7 @@
           <w:lang w:val="it-IT"/>
         </w:rPr>
       </w:pPr>
-      <w:bookmarkStart w:id="5" w:name="_Toc230730801"/>
+      <w:bookmarkStart w:id="5" w:name="_Toc230994442"/>
       <w:r>
         <w:rPr>
           <w:lang w:val="it-IT"/>
@@ -6814,7 +7654,7 @@
           <w:lang w:val="it-IT"/>
         </w:rPr>
       </w:pPr>
-      <w:bookmarkStart w:id="6" w:name="_Toc230730802"/>
+      <w:bookmarkStart w:id="6" w:name="_Toc230994443"/>
       <w:r>
         <w:rPr>
           <w:lang w:val="it-IT"/>
@@ -6985,7 +7825,7 @@
           <w:lang w:val="it-IT"/>
         </w:rPr>
       </w:pPr>
-      <w:bookmarkStart w:id="7" w:name="_Toc230730803"/>
+      <w:bookmarkStart w:id="7" w:name="_Toc230994444"/>
       <w:r>
         <w:rPr>
           <w:lang w:val="it-IT"/>
@@ -7147,7 +7987,7 @@
           <w:lang w:val="it-IT"/>
         </w:rPr>
       </w:pPr>
-      <w:bookmarkStart w:id="8" w:name="_Toc230730804"/>
+      <w:bookmarkStart w:id="8" w:name="_Toc230994445"/>
       <w:r>
         <w:rPr>
           <w:lang w:val="it-IT"/>
@@ -7531,7 +8371,7 @@
           <w:lang w:val="it-IT"/>
         </w:rPr>
       </w:pPr>
-      <w:bookmarkStart w:id="9" w:name="_Toc230730805"/>
+      <w:bookmarkStart w:id="9" w:name="_Toc230994446"/>
       <w:r>
         <w:rPr>
           <w:lang w:val="it-IT"/>
@@ -7548,7 +8388,7 @@
           <w:lang w:val="it-IT"/>
         </w:rPr>
       </w:pPr>
-      <w:bookmarkStart w:id="10" w:name="_Toc230730806"/>
+      <w:bookmarkStart w:id="10" w:name="_Toc230994447"/>
       <w:r>
         <w:rPr>
           <w:lang w:val="it-IT"/>
@@ -7687,7 +8527,7 @@
           <w:lang w:val="it-IT"/>
         </w:rPr>
       </w:pPr>
-      <w:bookmarkStart w:id="11" w:name="_Toc230730807"/>
+      <w:bookmarkStart w:id="11" w:name="_Toc230994448"/>
       <w:r>
         <w:rPr>
           <w:lang w:val="it-IT"/>
@@ -8304,7 +9144,7 @@
           <w:lang w:val="it-IT"/>
         </w:rPr>
       </w:pPr>
-      <w:bookmarkStart w:id="12" w:name="_Toc230730808"/>
+      <w:bookmarkStart w:id="12" w:name="_Toc230994449"/>
       <w:r>
         <w:rPr>
           <w:lang w:val="it-IT"/>
@@ -8321,7 +9161,7 @@
           <w:lang w:val="it-IT"/>
         </w:rPr>
       </w:pPr>
-      <w:bookmarkStart w:id="13" w:name="_Toc230730809"/>
+      <w:bookmarkStart w:id="13" w:name="_Toc230994450"/>
       <w:r>
         <w:rPr>
           <w:lang w:val="it-IT"/>
@@ -8537,7 +9377,7 @@
           <w:lang w:val="it-IT"/>
         </w:rPr>
       </w:pPr>
-      <w:bookmarkStart w:id="14" w:name="_Toc230730810"/>
+      <w:bookmarkStart w:id="14" w:name="_Toc230994451"/>
       <w:r>
         <w:rPr>
           <w:lang w:val="it-IT"/>
@@ -8619,7 +9459,7 @@
           <w:lang w:val="it-IT"/>
         </w:rPr>
       </w:pPr>
-      <w:bookmarkStart w:id="15" w:name="_Toc230730811"/>
+      <w:bookmarkStart w:id="15" w:name="_Toc230994452"/>
       <w:r>
         <w:rPr>
           <w:rFonts w:eastAsiaTheme="minorEastAsia"/>
@@ -8767,7 +9607,7 @@
           <w:lang w:val="it-IT"/>
         </w:rPr>
       </w:pPr>
-      <w:bookmarkStart w:id="16" w:name="_Toc230730812"/>
+      <w:bookmarkStart w:id="16" w:name="_Toc230994453"/>
       <w:r>
         <w:rPr>
           <w:rFonts w:eastAsiaTheme="minorEastAsia"/>
@@ -8901,7 +9741,7 @@
           <w:lang w:val="it-IT"/>
         </w:rPr>
       </w:pPr>
-      <w:bookmarkStart w:id="17" w:name="_Toc230730813"/>
+      <w:bookmarkStart w:id="17" w:name="_Toc230994454"/>
       <w:r>
         <w:rPr>
           <w:rFonts w:eastAsiaTheme="minorEastAsia"/>
@@ -9002,7 +9842,7 @@
           <w:lang w:val="it-IT"/>
         </w:rPr>
       </w:pPr>
-      <w:bookmarkStart w:id="18" w:name="_Toc230730814"/>
+      <w:bookmarkStart w:id="18" w:name="_Toc230994455"/>
       <w:r>
         <w:rPr>
           <w:rFonts w:eastAsiaTheme="minorEastAsia"/>
@@ -9124,7 +9964,7 @@
           <w:lang w:val="it-IT"/>
         </w:rPr>
       </w:pPr>
-      <w:bookmarkStart w:id="19" w:name="_Toc230730815"/>
+      <w:bookmarkStart w:id="19" w:name="_Toc230994456"/>
       <w:r>
         <w:rPr>
           <w:rFonts w:eastAsiaTheme="minorEastAsia"/>
@@ -9142,7 +9982,7 @@
           <w:lang w:val="it-IT"/>
         </w:rPr>
       </w:pPr>
-      <w:bookmarkStart w:id="20" w:name="_Toc230730816"/>
+      <w:bookmarkStart w:id="20" w:name="_Toc230994457"/>
       <w:r>
         <w:rPr>
           <w:rFonts w:eastAsiaTheme="minorEastAsia"/>
@@ -9366,7 +10206,7 @@
           <w:rFonts w:eastAsiaTheme="minorEastAsia"/>
         </w:rPr>
       </w:pPr>
-      <w:bookmarkStart w:id="21" w:name="_Toc230730817"/>
+      <w:bookmarkStart w:id="21" w:name="_Toc230994458"/>
       <w:r>
         <w:rPr>
           <w:rFonts w:eastAsiaTheme="minorEastAsia"/>
@@ -9638,7 +10478,7 @@
           <w:lang w:val="it-IT"/>
         </w:rPr>
       </w:pPr>
-      <w:bookmarkStart w:id="22" w:name="_Toc230730818"/>
+      <w:bookmarkStart w:id="22" w:name="_Toc230994459"/>
       <w:r>
         <w:rPr>
           <w:rFonts w:eastAsiaTheme="minorEastAsia"/>
@@ -10011,7 +10851,7 @@
           <w:lang w:val="it-IT"/>
         </w:rPr>
       </w:pPr>
-      <w:bookmarkStart w:id="23" w:name="_Toc230730819"/>
+      <w:bookmarkStart w:id="23" w:name="_Toc230994460"/>
       <w:r>
         <w:rPr>
           <w:lang w:val="it-IT"/>
@@ -10028,7 +10868,7 @@
           <w:lang w:val="it-IT"/>
         </w:rPr>
       </w:pPr>
-      <w:bookmarkStart w:id="24" w:name="_Toc230730820"/>
+      <w:bookmarkStart w:id="24" w:name="_Toc230994461"/>
       <w:r>
         <w:rPr>
           <w:rFonts w:eastAsiaTheme="minorEastAsia"/>
@@ -10116,7 +10956,7 @@
           <w:lang w:val="it-IT"/>
         </w:rPr>
       </w:pPr>
-      <w:bookmarkStart w:id="25" w:name="_Toc230730821"/>
+      <w:bookmarkStart w:id="25" w:name="_Toc230994462"/>
       <w:r>
         <w:rPr>
           <w:rFonts w:eastAsiaTheme="minorEastAsia"/>
@@ -10232,7 +11072,7 @@
           <w:lang w:val="it-IT"/>
         </w:rPr>
       </w:pPr>
-      <w:bookmarkStart w:id="26" w:name="_Toc230730822"/>
+      <w:bookmarkStart w:id="26" w:name="_Toc230994463"/>
       <w:r>
         <w:rPr>
           <w:rFonts w:eastAsiaTheme="minorEastAsia"/>
@@ -10320,7 +11160,7 @@
           <w:lang w:val="it-IT"/>
         </w:rPr>
       </w:pPr>
-      <w:bookmarkStart w:id="27" w:name="_Toc230730823"/>
+      <w:bookmarkStart w:id="27" w:name="_Toc230994464"/>
       <w:r>
         <w:rPr>
           <w:rFonts w:eastAsiaTheme="minorEastAsia" w:cs="Times New Roman"/>
@@ -10339,7 +11179,7 @@
           <w:lang w:val="it-IT"/>
         </w:rPr>
       </w:pPr>
-      <w:bookmarkStart w:id="28" w:name="_Toc230730824"/>
+      <w:bookmarkStart w:id="28" w:name="_Toc230994465"/>
       <w:r>
         <w:rPr>
           <w:rFonts w:cs="Times New Roman"/>
@@ -10466,7 +11306,7 @@
           <w:lang w:val="it-IT"/>
         </w:rPr>
       </w:pPr>
-      <w:bookmarkStart w:id="29" w:name="_Toc230730825"/>
+      <w:bookmarkStart w:id="29" w:name="_Toc230994466"/>
       <w:r>
         <w:rPr>
           <w:rFonts w:cs="Times New Roman"/>
@@ -10758,7 +11598,7 @@
           <w:lang w:val="it-IT"/>
         </w:rPr>
       </w:pPr>
-      <w:bookmarkStart w:id="30" w:name="_Toc230730826"/>
+      <w:bookmarkStart w:id="30" w:name="_Toc230994467"/>
       <w:r>
         <w:rPr>
           <w:lang w:val="it-IT"/>
@@ -11314,7 +12154,7 @@
           <w:lang w:val="it-IT"/>
         </w:rPr>
       </w:pPr>
-      <w:bookmarkStart w:id="31" w:name="_Toc230730827"/>
+      <w:bookmarkStart w:id="31" w:name="_Toc230994468"/>
       <w:r>
         <w:rPr>
           <w:lang w:val="it-IT"/>
@@ -11916,7 +12756,7 @@
           <w:lang w:val="it-IT"/>
         </w:rPr>
       </w:pPr>
-      <w:bookmarkStart w:id="32" w:name="_Toc230730828"/>
+      <w:bookmarkStart w:id="32" w:name="_Toc230994469"/>
       <w:r>
         <w:rPr>
           <w:lang w:val="it-IT"/>
@@ -11933,7 +12773,7 @@
           <w:lang w:val="it-IT"/>
         </w:rPr>
       </w:pPr>
-      <w:bookmarkStart w:id="33" w:name="_Toc230730829"/>
+      <w:bookmarkStart w:id="33" w:name="_Toc230994470"/>
       <w:r>
         <w:rPr>
           <w:lang w:val="it-IT"/>
@@ -11968,7 +12808,688 @@
           <w:rFonts w:ascii="Times New Roman" w:hAnsi="Times New Roman" w:cs="Times New Roman"/>
           <w:lang w:val="it-IT"/>
         </w:rPr>
-        <w:t xml:space="preserve"> a urmarit compararea a cinci algoritmi de machine learning, fiecare analizat in doua variante: normala(hiperparametri impliciti) si optimizata(hiperparametri determinati cu ajutorul GridSearchCV sau RandomizedSearchCV.Metrica principala de optimizare utilizata in procesul de optimizare a fost scorul F1, care este considerata mai adecvata in conditii de dezechilibru intre clase.</w:t>
+        <w:t xml:space="preserve"> a urmarit </w:t>
+      </w:r>
+      <w:proofErr w:type="spellStart"/>
+      <w:r>
+        <w:rPr>
+          <w:rFonts w:ascii="Times New Roman" w:hAnsi="Times New Roman" w:cs="Times New Roman"/>
+          <w:lang w:val="it-IT"/>
+        </w:rPr>
+        <w:t>evaluarea</w:t>
+      </w:r>
+      <w:proofErr w:type="spellEnd"/>
+      <w:r>
+        <w:rPr>
+          <w:rFonts w:ascii="Times New Roman" w:hAnsi="Times New Roman" w:cs="Times New Roman"/>
+          <w:lang w:val="it-IT"/>
+        </w:rPr>
+        <w:t xml:space="preserve"> </w:t>
+      </w:r>
+      <w:proofErr w:type="spellStart"/>
+      <w:r>
+        <w:rPr>
+          <w:rFonts w:ascii="Times New Roman" w:hAnsi="Times New Roman" w:cs="Times New Roman"/>
+          <w:lang w:val="it-IT"/>
+        </w:rPr>
+        <w:t>capacitatii</w:t>
+      </w:r>
+      <w:proofErr w:type="spellEnd"/>
+      <w:r>
+        <w:rPr>
+          <w:rFonts w:ascii="Times New Roman" w:hAnsi="Times New Roman" w:cs="Times New Roman"/>
+          <w:lang w:val="it-IT"/>
+        </w:rPr>
+        <w:t xml:space="preserve"> </w:t>
+      </w:r>
+      <w:proofErr w:type="spellStart"/>
+      <w:r>
+        <w:rPr>
+          <w:rFonts w:ascii="Times New Roman" w:hAnsi="Times New Roman" w:cs="Times New Roman"/>
+          <w:lang w:val="it-IT"/>
+        </w:rPr>
+        <w:t>caracteristicilor</w:t>
+      </w:r>
+      <w:proofErr w:type="spellEnd"/>
+      <w:r>
+        <w:rPr>
+          <w:rFonts w:ascii="Times New Roman" w:hAnsi="Times New Roman" w:cs="Times New Roman"/>
+          <w:lang w:val="it-IT"/>
+        </w:rPr>
+        <w:t xml:space="preserve"> audio de a separa </w:t>
+      </w:r>
+      <w:proofErr w:type="spellStart"/>
+      <w:r>
+        <w:rPr>
+          <w:rFonts w:ascii="Times New Roman" w:hAnsi="Times New Roman" w:cs="Times New Roman"/>
+          <w:lang w:val="it-IT"/>
+        </w:rPr>
+        <w:t>piesele</w:t>
+      </w:r>
+      <w:proofErr w:type="spellEnd"/>
+      <w:r>
+        <w:rPr>
+          <w:rFonts w:ascii="Times New Roman" w:hAnsi="Times New Roman" w:cs="Times New Roman"/>
+          <w:lang w:val="it-IT"/>
+        </w:rPr>
+        <w:t xml:space="preserve"> in </w:t>
+      </w:r>
+      <w:proofErr w:type="spellStart"/>
+      <w:r>
+        <w:rPr>
+          <w:rFonts w:ascii="Times New Roman" w:hAnsi="Times New Roman" w:cs="Times New Roman"/>
+          <w:lang w:val="it-IT"/>
+        </w:rPr>
+        <w:t>doua</w:t>
+      </w:r>
+      <w:proofErr w:type="spellEnd"/>
+      <w:r>
+        <w:rPr>
+          <w:rFonts w:ascii="Times New Roman" w:hAnsi="Times New Roman" w:cs="Times New Roman"/>
+          <w:lang w:val="it-IT"/>
+        </w:rPr>
+        <w:t xml:space="preserve"> </w:t>
+      </w:r>
+      <w:proofErr w:type="spellStart"/>
+      <w:r>
+        <w:rPr>
+          <w:rFonts w:ascii="Times New Roman" w:hAnsi="Times New Roman" w:cs="Times New Roman"/>
+          <w:lang w:val="it-IT"/>
+        </w:rPr>
+        <w:t>tipuri</w:t>
+      </w:r>
+      <w:proofErr w:type="spellEnd"/>
+      <w:r>
+        <w:rPr>
+          <w:rFonts w:ascii="Times New Roman" w:hAnsi="Times New Roman" w:cs="Times New Roman"/>
+          <w:lang w:val="it-IT"/>
+        </w:rPr>
+        <w:t xml:space="preserve"> de </w:t>
+      </w:r>
+      <w:proofErr w:type="spellStart"/>
+      <w:r>
+        <w:rPr>
+          <w:rFonts w:ascii="Times New Roman" w:hAnsi="Times New Roman" w:cs="Times New Roman"/>
+          <w:lang w:val="it-IT"/>
+        </w:rPr>
+        <w:t>clase</w:t>
+      </w:r>
+      <w:proofErr w:type="spellEnd"/>
+      <w:r>
+        <w:rPr>
+          <w:rFonts w:ascii="Times New Roman" w:hAnsi="Times New Roman" w:cs="Times New Roman"/>
+          <w:lang w:val="it-IT"/>
+        </w:rPr>
+        <w:t>: hit si non-</w:t>
+      </w:r>
+      <w:proofErr w:type="spellStart"/>
+      <w:r>
+        <w:rPr>
+          <w:rFonts w:ascii="Times New Roman" w:hAnsi="Times New Roman" w:cs="Times New Roman"/>
+          <w:lang w:val="it-IT"/>
+        </w:rPr>
+        <w:t>hit.Variabila</w:t>
+      </w:r>
+      <w:proofErr w:type="spellEnd"/>
+      <w:r>
+        <w:rPr>
+          <w:rFonts w:ascii="Times New Roman" w:hAnsi="Times New Roman" w:cs="Times New Roman"/>
+          <w:lang w:val="it-IT"/>
+        </w:rPr>
+        <w:t xml:space="preserve"> tinta a </w:t>
+      </w:r>
+      <w:proofErr w:type="spellStart"/>
+      <w:r>
+        <w:rPr>
+          <w:rFonts w:ascii="Times New Roman" w:hAnsi="Times New Roman" w:cs="Times New Roman"/>
+          <w:lang w:val="it-IT"/>
+        </w:rPr>
+        <w:t>fost</w:t>
+      </w:r>
+      <w:proofErr w:type="spellEnd"/>
+      <w:r>
+        <w:rPr>
+          <w:rFonts w:ascii="Times New Roman" w:hAnsi="Times New Roman" w:cs="Times New Roman"/>
+          <w:lang w:val="it-IT"/>
+        </w:rPr>
+        <w:t xml:space="preserve"> </w:t>
+      </w:r>
+      <w:proofErr w:type="spellStart"/>
+      <w:r>
+        <w:rPr>
+          <w:rFonts w:ascii="Times New Roman" w:hAnsi="Times New Roman" w:cs="Times New Roman"/>
+          <w:lang w:val="it-IT"/>
+        </w:rPr>
+        <w:t>construita</w:t>
+      </w:r>
+      <w:proofErr w:type="spellEnd"/>
+      <w:r>
+        <w:rPr>
+          <w:rFonts w:ascii="Times New Roman" w:hAnsi="Times New Roman" w:cs="Times New Roman"/>
+          <w:lang w:val="it-IT"/>
+        </w:rPr>
+        <w:t xml:space="preserve"> pe </w:t>
+      </w:r>
+      <w:proofErr w:type="spellStart"/>
+      <w:r>
+        <w:rPr>
+          <w:rFonts w:ascii="Times New Roman" w:hAnsi="Times New Roman" w:cs="Times New Roman"/>
+          <w:lang w:val="it-IT"/>
+        </w:rPr>
+        <w:t>baza</w:t>
+      </w:r>
+      <w:proofErr w:type="spellEnd"/>
+      <w:r>
+        <w:rPr>
+          <w:rFonts w:ascii="Times New Roman" w:hAnsi="Times New Roman" w:cs="Times New Roman"/>
+          <w:lang w:val="it-IT"/>
+        </w:rPr>
+        <w:t xml:space="preserve"> </w:t>
+      </w:r>
+      <w:proofErr w:type="spellStart"/>
+      <w:r>
+        <w:rPr>
+          <w:rFonts w:ascii="Times New Roman" w:hAnsi="Times New Roman" w:cs="Times New Roman"/>
+          <w:lang w:val="it-IT"/>
+        </w:rPr>
+        <w:t>scorului</w:t>
+      </w:r>
+      <w:proofErr w:type="spellEnd"/>
+      <w:r>
+        <w:rPr>
+          <w:rFonts w:ascii="Times New Roman" w:hAnsi="Times New Roman" w:cs="Times New Roman"/>
+          <w:lang w:val="it-IT"/>
+        </w:rPr>
+        <w:t xml:space="preserve"> de </w:t>
+      </w:r>
+      <w:proofErr w:type="spellStart"/>
+      <w:r>
+        <w:rPr>
+          <w:rFonts w:ascii="Times New Roman" w:hAnsi="Times New Roman" w:cs="Times New Roman"/>
+          <w:lang w:val="it-IT"/>
+        </w:rPr>
+        <w:t>popularitate</w:t>
+      </w:r>
+      <w:proofErr w:type="spellEnd"/>
+      <w:r>
+        <w:rPr>
+          <w:rFonts w:ascii="Times New Roman" w:hAnsi="Times New Roman" w:cs="Times New Roman"/>
+          <w:lang w:val="it-IT"/>
+        </w:rPr>
+        <w:t xml:space="preserve">, </w:t>
+      </w:r>
+      <w:proofErr w:type="spellStart"/>
+      <w:r>
+        <w:rPr>
+          <w:rFonts w:ascii="Times New Roman" w:hAnsi="Times New Roman" w:cs="Times New Roman"/>
+          <w:lang w:val="it-IT"/>
+        </w:rPr>
+        <w:t>hiturile</w:t>
+      </w:r>
+      <w:proofErr w:type="spellEnd"/>
+      <w:r>
+        <w:rPr>
+          <w:rFonts w:ascii="Times New Roman" w:hAnsi="Times New Roman" w:cs="Times New Roman"/>
+          <w:lang w:val="it-IT"/>
+        </w:rPr>
+        <w:t xml:space="preserve"> </w:t>
+      </w:r>
+      <w:proofErr w:type="spellStart"/>
+      <w:r>
+        <w:rPr>
+          <w:rFonts w:ascii="Times New Roman" w:hAnsi="Times New Roman" w:cs="Times New Roman"/>
+          <w:lang w:val="it-IT"/>
+        </w:rPr>
+        <w:t>fiind</w:t>
+      </w:r>
+      <w:proofErr w:type="spellEnd"/>
+      <w:r>
+        <w:rPr>
+          <w:rFonts w:ascii="Times New Roman" w:hAnsi="Times New Roman" w:cs="Times New Roman"/>
+          <w:lang w:val="it-IT"/>
+        </w:rPr>
+        <w:t xml:space="preserve"> </w:t>
+      </w:r>
+      <w:proofErr w:type="spellStart"/>
+      <w:r>
+        <w:rPr>
+          <w:rFonts w:ascii="Times New Roman" w:hAnsi="Times New Roman" w:cs="Times New Roman"/>
+          <w:lang w:val="it-IT"/>
+        </w:rPr>
+        <w:t>reprezentate</w:t>
+      </w:r>
+      <w:proofErr w:type="spellEnd"/>
+      <w:r>
+        <w:rPr>
+          <w:rFonts w:ascii="Times New Roman" w:hAnsi="Times New Roman" w:cs="Times New Roman"/>
+          <w:lang w:val="it-IT"/>
+        </w:rPr>
+        <w:t xml:space="preserve"> de </w:t>
+      </w:r>
+      <w:proofErr w:type="spellStart"/>
+      <w:r>
+        <w:rPr>
+          <w:rFonts w:ascii="Times New Roman" w:hAnsi="Times New Roman" w:cs="Times New Roman"/>
+          <w:lang w:val="it-IT"/>
+        </w:rPr>
+        <w:t>piesele</w:t>
+      </w:r>
+      <w:proofErr w:type="spellEnd"/>
+      <w:r>
+        <w:rPr>
+          <w:rFonts w:ascii="Times New Roman" w:hAnsi="Times New Roman" w:cs="Times New Roman"/>
+          <w:lang w:val="it-IT"/>
+        </w:rPr>
+        <w:t xml:space="preserve"> </w:t>
+      </w:r>
+      <w:proofErr w:type="spellStart"/>
+      <w:r>
+        <w:rPr>
+          <w:rFonts w:ascii="Times New Roman" w:hAnsi="Times New Roman" w:cs="Times New Roman"/>
+          <w:lang w:val="it-IT"/>
+        </w:rPr>
+        <w:t>din</w:t>
+      </w:r>
+      <w:proofErr w:type="spellEnd"/>
+      <w:r>
+        <w:rPr>
+          <w:rFonts w:ascii="Times New Roman" w:hAnsi="Times New Roman" w:cs="Times New Roman"/>
+          <w:lang w:val="it-IT"/>
+        </w:rPr>
+        <w:t xml:space="preserve"> top 25%, </w:t>
+      </w:r>
+      <w:proofErr w:type="spellStart"/>
+      <w:r>
+        <w:rPr>
+          <w:rFonts w:ascii="Times New Roman" w:hAnsi="Times New Roman" w:cs="Times New Roman"/>
+          <w:lang w:val="it-IT"/>
+        </w:rPr>
+        <w:t>iar</w:t>
+      </w:r>
+      <w:proofErr w:type="spellEnd"/>
+      <w:r>
+        <w:rPr>
+          <w:rFonts w:ascii="Times New Roman" w:hAnsi="Times New Roman" w:cs="Times New Roman"/>
+          <w:lang w:val="it-IT"/>
+        </w:rPr>
+        <w:t xml:space="preserve"> </w:t>
+      </w:r>
+      <w:proofErr w:type="spellStart"/>
+      <w:r>
+        <w:rPr>
+          <w:rFonts w:ascii="Times New Roman" w:hAnsi="Times New Roman" w:cs="Times New Roman"/>
+          <w:lang w:val="it-IT"/>
+        </w:rPr>
+        <w:t>restul</w:t>
+      </w:r>
+      <w:proofErr w:type="spellEnd"/>
+      <w:r>
+        <w:rPr>
+          <w:rFonts w:ascii="Times New Roman" w:hAnsi="Times New Roman" w:cs="Times New Roman"/>
+          <w:lang w:val="it-IT"/>
+        </w:rPr>
+        <w:t xml:space="preserve"> </w:t>
+      </w:r>
+      <w:proofErr w:type="spellStart"/>
+      <w:r>
+        <w:rPr>
+          <w:rFonts w:ascii="Times New Roman" w:hAnsi="Times New Roman" w:cs="Times New Roman"/>
+          <w:lang w:val="it-IT"/>
+        </w:rPr>
+        <w:t>fiind</w:t>
+      </w:r>
+      <w:proofErr w:type="spellEnd"/>
+      <w:r>
+        <w:rPr>
+          <w:rFonts w:ascii="Times New Roman" w:hAnsi="Times New Roman" w:cs="Times New Roman"/>
+          <w:lang w:val="it-IT"/>
+        </w:rPr>
+        <w:t xml:space="preserve"> </w:t>
+      </w:r>
+      <w:proofErr w:type="spellStart"/>
+      <w:r>
+        <w:rPr>
+          <w:rFonts w:ascii="Times New Roman" w:hAnsi="Times New Roman" w:cs="Times New Roman"/>
+          <w:lang w:val="it-IT"/>
+        </w:rPr>
+        <w:t>etichetate</w:t>
+      </w:r>
+      <w:proofErr w:type="spellEnd"/>
+      <w:r>
+        <w:rPr>
+          <w:rFonts w:ascii="Times New Roman" w:hAnsi="Times New Roman" w:cs="Times New Roman"/>
+          <w:lang w:val="it-IT"/>
+        </w:rPr>
+        <w:t xml:space="preserve"> </w:t>
+      </w:r>
+      <w:proofErr w:type="spellStart"/>
+      <w:r>
+        <w:rPr>
+          <w:rFonts w:ascii="Times New Roman" w:hAnsi="Times New Roman" w:cs="Times New Roman"/>
+          <w:lang w:val="it-IT"/>
+        </w:rPr>
+        <w:t>drept</w:t>
+      </w:r>
+      <w:proofErr w:type="spellEnd"/>
+      <w:r>
+        <w:rPr>
+          <w:rFonts w:ascii="Times New Roman" w:hAnsi="Times New Roman" w:cs="Times New Roman"/>
+          <w:lang w:val="it-IT"/>
+        </w:rPr>
+        <w:t xml:space="preserve"> non-</w:t>
+      </w:r>
+      <w:proofErr w:type="spellStart"/>
+      <w:r>
+        <w:rPr>
+          <w:rFonts w:ascii="Times New Roman" w:hAnsi="Times New Roman" w:cs="Times New Roman"/>
+          <w:lang w:val="it-IT"/>
+        </w:rPr>
+        <w:t>hituri</w:t>
+      </w:r>
+      <w:proofErr w:type="spellEnd"/>
+      <w:r>
+        <w:rPr>
+          <w:rFonts w:ascii="Times New Roman" w:hAnsi="Times New Roman" w:cs="Times New Roman"/>
+          <w:lang w:val="it-IT"/>
+        </w:rPr>
+        <w:t>.</w:t>
+      </w:r>
+    </w:p>
+    <w:p>
+      <w:pPr>
+        <w:rPr>
+          <w:rFonts w:ascii="Times New Roman" w:hAnsi="Times New Roman" w:cs="Times New Roman"/>
+          <w:lang w:val="it-IT"/>
+        </w:rPr>
+      </w:pPr>
+      <w:proofErr w:type="spellStart"/>
+      <w:r>
+        <w:rPr>
+          <w:rFonts w:ascii="Times New Roman" w:hAnsi="Times New Roman" w:cs="Times New Roman"/>
+          <w:lang w:val="it-IT"/>
+        </w:rPr>
+        <w:t>Au</w:t>
+      </w:r>
+      <w:proofErr w:type="spellEnd"/>
+      <w:r>
+        <w:rPr>
+          <w:rFonts w:ascii="Times New Roman" w:hAnsi="Times New Roman" w:cs="Times New Roman"/>
+          <w:lang w:val="it-IT"/>
+        </w:rPr>
+        <w:t xml:space="preserve"> </w:t>
+      </w:r>
+      <w:proofErr w:type="spellStart"/>
+      <w:r>
+        <w:rPr>
+          <w:rFonts w:ascii="Times New Roman" w:hAnsi="Times New Roman" w:cs="Times New Roman"/>
+          <w:lang w:val="it-IT"/>
+        </w:rPr>
+        <w:t>fost</w:t>
+      </w:r>
+      <w:proofErr w:type="spellEnd"/>
+      <w:r>
+        <w:rPr>
+          <w:rFonts w:ascii="Times New Roman" w:hAnsi="Times New Roman" w:cs="Times New Roman"/>
+          <w:lang w:val="it-IT"/>
+        </w:rPr>
+        <w:t xml:space="preserve"> </w:t>
+      </w:r>
+      <w:r>
+        <w:rPr>
+          <w:rFonts w:ascii="Times New Roman" w:hAnsi="Times New Roman" w:cs="Times New Roman"/>
+          <w:lang w:val="it-IT"/>
+        </w:rPr>
+        <w:t>compar</w:t>
+      </w:r>
+      <w:r>
+        <w:rPr>
+          <w:rFonts w:ascii="Times New Roman" w:hAnsi="Times New Roman" w:cs="Times New Roman"/>
+          <w:lang w:val="it-IT"/>
+        </w:rPr>
+        <w:t>ati</w:t>
+      </w:r>
+      <w:r>
+        <w:rPr>
+          <w:rFonts w:ascii="Times New Roman" w:hAnsi="Times New Roman" w:cs="Times New Roman"/>
+          <w:lang w:val="it-IT"/>
+        </w:rPr>
+        <w:t xml:space="preserve"> </w:t>
+      </w:r>
+      <w:proofErr w:type="spellStart"/>
+      <w:r>
+        <w:rPr>
+          <w:rFonts w:ascii="Times New Roman" w:hAnsi="Times New Roman" w:cs="Times New Roman"/>
+          <w:lang w:val="it-IT"/>
+        </w:rPr>
+        <w:t>cinci</w:t>
+      </w:r>
+      <w:proofErr w:type="spellEnd"/>
+      <w:r>
+        <w:rPr>
+          <w:rFonts w:ascii="Times New Roman" w:hAnsi="Times New Roman" w:cs="Times New Roman"/>
+          <w:lang w:val="it-IT"/>
+        </w:rPr>
+        <w:t xml:space="preserve"> algoritmi de machine learning</w:t>
+      </w:r>
+      <w:r>
+        <w:rPr>
+          <w:rFonts w:ascii="Times New Roman" w:hAnsi="Times New Roman" w:cs="Times New Roman"/>
+          <w:lang w:val="it-IT"/>
+        </w:rPr>
+        <w:t xml:space="preserve">: </w:t>
+      </w:r>
+      <w:proofErr w:type="spellStart"/>
+      <w:r>
+        <w:rPr>
+          <w:rFonts w:ascii="Times New Roman" w:hAnsi="Times New Roman" w:cs="Times New Roman"/>
+          <w:lang w:val="it-IT"/>
+        </w:rPr>
+        <w:t>Regresie</w:t>
+      </w:r>
+      <w:proofErr w:type="spellEnd"/>
+      <w:r>
+        <w:rPr>
+          <w:rFonts w:ascii="Times New Roman" w:hAnsi="Times New Roman" w:cs="Times New Roman"/>
+          <w:lang w:val="it-IT"/>
+        </w:rPr>
+        <w:t xml:space="preserve"> Logistica, Random Forest, K-</w:t>
+      </w:r>
+      <w:proofErr w:type="spellStart"/>
+      <w:r>
+        <w:rPr>
+          <w:rFonts w:ascii="Times New Roman" w:hAnsi="Times New Roman" w:cs="Times New Roman"/>
+          <w:lang w:val="it-IT"/>
+        </w:rPr>
+        <w:t>Nearest</w:t>
+      </w:r>
+      <w:proofErr w:type="spellEnd"/>
+      <w:r>
+        <w:rPr>
+          <w:rFonts w:ascii="Times New Roman" w:hAnsi="Times New Roman" w:cs="Times New Roman"/>
+          <w:lang w:val="it-IT"/>
+        </w:rPr>
+        <w:t xml:space="preserve"> Neighbors, Support </w:t>
+      </w:r>
+      <w:proofErr w:type="spellStart"/>
+      <w:r>
+        <w:rPr>
+          <w:rFonts w:ascii="Times New Roman" w:hAnsi="Times New Roman" w:cs="Times New Roman"/>
+          <w:lang w:val="it-IT"/>
+        </w:rPr>
+        <w:t>Vector</w:t>
+      </w:r>
+      <w:proofErr w:type="spellEnd"/>
+      <w:r>
+        <w:rPr>
+          <w:rFonts w:ascii="Times New Roman" w:hAnsi="Times New Roman" w:cs="Times New Roman"/>
+          <w:lang w:val="it-IT"/>
+        </w:rPr>
+        <w:t xml:space="preserve"> Machine si </w:t>
+      </w:r>
+      <w:proofErr w:type="spellStart"/>
+      <w:r>
+        <w:rPr>
+          <w:rFonts w:ascii="Times New Roman" w:hAnsi="Times New Roman" w:cs="Times New Roman"/>
+          <w:lang w:val="it-IT"/>
+        </w:rPr>
+        <w:t>XGBoost.F</w:t>
+      </w:r>
+      <w:r>
+        <w:rPr>
+          <w:rFonts w:ascii="Times New Roman" w:hAnsi="Times New Roman" w:cs="Times New Roman"/>
+          <w:lang w:val="it-IT"/>
+        </w:rPr>
+        <w:t>iecare</w:t>
+      </w:r>
+      <w:proofErr w:type="spellEnd"/>
+      <w:r>
+        <w:rPr>
+          <w:rFonts w:ascii="Times New Roman" w:hAnsi="Times New Roman" w:cs="Times New Roman"/>
+          <w:lang w:val="it-IT"/>
+        </w:rPr>
+        <w:t xml:space="preserve"> </w:t>
+      </w:r>
+      <w:r>
+        <w:rPr>
+          <w:rFonts w:ascii="Times New Roman" w:hAnsi="Times New Roman" w:cs="Times New Roman"/>
+          <w:lang w:val="it-IT"/>
+        </w:rPr>
+        <w:t xml:space="preserve">model a </w:t>
+      </w:r>
+      <w:proofErr w:type="spellStart"/>
+      <w:r>
+        <w:rPr>
+          <w:rFonts w:ascii="Times New Roman" w:hAnsi="Times New Roman" w:cs="Times New Roman"/>
+          <w:lang w:val="it-IT"/>
+        </w:rPr>
+        <w:t>fost</w:t>
+      </w:r>
+      <w:proofErr w:type="spellEnd"/>
+      <w:r>
+        <w:rPr>
+          <w:rFonts w:ascii="Times New Roman" w:hAnsi="Times New Roman" w:cs="Times New Roman"/>
+          <w:lang w:val="it-IT"/>
+        </w:rPr>
+        <w:t xml:space="preserve"> </w:t>
+      </w:r>
+      <w:proofErr w:type="spellStart"/>
+      <w:r>
+        <w:rPr>
+          <w:rFonts w:ascii="Times New Roman" w:hAnsi="Times New Roman" w:cs="Times New Roman"/>
+          <w:lang w:val="it-IT"/>
+        </w:rPr>
+        <w:t>analizat</w:t>
+      </w:r>
+      <w:proofErr w:type="spellEnd"/>
+      <w:r>
+        <w:rPr>
+          <w:rFonts w:ascii="Times New Roman" w:hAnsi="Times New Roman" w:cs="Times New Roman"/>
+          <w:lang w:val="it-IT"/>
+        </w:rPr>
+        <w:t xml:space="preserve"> in </w:t>
+      </w:r>
+      <w:proofErr w:type="spellStart"/>
+      <w:r>
+        <w:rPr>
+          <w:rFonts w:ascii="Times New Roman" w:hAnsi="Times New Roman" w:cs="Times New Roman"/>
+          <w:lang w:val="it-IT"/>
+        </w:rPr>
+        <w:t>doua</w:t>
+      </w:r>
+      <w:proofErr w:type="spellEnd"/>
+      <w:r>
+        <w:rPr>
+          <w:rFonts w:ascii="Times New Roman" w:hAnsi="Times New Roman" w:cs="Times New Roman"/>
+          <w:lang w:val="it-IT"/>
+        </w:rPr>
+        <w:t xml:space="preserve"> variante: normala(</w:t>
+      </w:r>
+      <w:proofErr w:type="spellStart"/>
+      <w:r>
+        <w:rPr>
+          <w:rFonts w:ascii="Times New Roman" w:hAnsi="Times New Roman" w:cs="Times New Roman"/>
+          <w:lang w:val="it-IT"/>
+        </w:rPr>
+        <w:t>hiperparametri</w:t>
+      </w:r>
+      <w:proofErr w:type="spellEnd"/>
+      <w:r>
+        <w:rPr>
+          <w:rFonts w:ascii="Times New Roman" w:hAnsi="Times New Roman" w:cs="Times New Roman"/>
+          <w:lang w:val="it-IT"/>
+        </w:rPr>
+        <w:t xml:space="preserve"> impliciti) si </w:t>
+      </w:r>
+      <w:proofErr w:type="spellStart"/>
+      <w:r>
+        <w:rPr>
+          <w:rFonts w:ascii="Times New Roman" w:hAnsi="Times New Roman" w:cs="Times New Roman"/>
+          <w:lang w:val="it-IT"/>
+        </w:rPr>
+        <w:t>optimizata</w:t>
+      </w:r>
+      <w:proofErr w:type="spellEnd"/>
+      <w:r>
+        <w:rPr>
+          <w:rFonts w:ascii="Times New Roman" w:hAnsi="Times New Roman" w:cs="Times New Roman"/>
+          <w:lang w:val="it-IT"/>
+        </w:rPr>
+        <w:t>(</w:t>
+      </w:r>
+      <w:proofErr w:type="spellStart"/>
+      <w:r>
+        <w:rPr>
+          <w:rFonts w:ascii="Times New Roman" w:hAnsi="Times New Roman" w:cs="Times New Roman"/>
+          <w:lang w:val="it-IT"/>
+        </w:rPr>
+        <w:t>hiperparametri</w:t>
+      </w:r>
+      <w:proofErr w:type="spellEnd"/>
+      <w:r>
+        <w:rPr>
+          <w:rFonts w:ascii="Times New Roman" w:hAnsi="Times New Roman" w:cs="Times New Roman"/>
+          <w:lang w:val="it-IT"/>
+        </w:rPr>
+        <w:t xml:space="preserve"> </w:t>
+      </w:r>
+      <w:r>
+        <w:rPr>
+          <w:rFonts w:ascii="Times New Roman" w:hAnsi="Times New Roman" w:cs="Times New Roman"/>
+          <w:lang w:val="it-IT"/>
+        </w:rPr>
+        <w:t xml:space="preserve">determinati cu </w:t>
+      </w:r>
+      <w:proofErr w:type="spellStart"/>
+      <w:r>
+        <w:rPr>
+          <w:rFonts w:ascii="Times New Roman" w:hAnsi="Times New Roman" w:cs="Times New Roman"/>
+          <w:lang w:val="it-IT"/>
+        </w:rPr>
+        <w:t>ajutorul</w:t>
+      </w:r>
+      <w:proofErr w:type="spellEnd"/>
+      <w:r>
+        <w:rPr>
+          <w:rFonts w:ascii="Times New Roman" w:hAnsi="Times New Roman" w:cs="Times New Roman"/>
+          <w:lang w:val="it-IT"/>
+        </w:rPr>
+        <w:t xml:space="preserve"> </w:t>
+      </w:r>
+      <w:proofErr w:type="spellStart"/>
+      <w:r>
+        <w:rPr>
+          <w:rFonts w:ascii="Times New Roman" w:hAnsi="Times New Roman" w:cs="Times New Roman"/>
+          <w:lang w:val="it-IT"/>
+        </w:rPr>
+        <w:t>GridSearchCV</w:t>
+      </w:r>
+      <w:proofErr w:type="spellEnd"/>
+      <w:r>
+        <w:rPr>
+          <w:rFonts w:ascii="Times New Roman" w:hAnsi="Times New Roman" w:cs="Times New Roman"/>
+          <w:lang w:val="it-IT"/>
+        </w:rPr>
+        <w:t xml:space="preserve"> sau RandomizedSearchCV.Metrica principala de optimizare utilizata in procesul de optimizare a fost scorul F1, care este considerata mai adecvata in conditii de dezechilibru intre clase.</w:t>
       </w:r>
       <w:r>
         <w:rPr>
@@ -11991,7 +13512,707 @@
           <w:rFonts w:ascii="Times New Roman" w:hAnsi="Times New Roman" w:cs="Times New Roman"/>
           <w:lang w:val="it-IT"/>
         </w:rPr>
-        <w:t>Evaluarea finala a fiecarui model include un raport de clasificare(precision, recall, scor F1), acuratetea, scorul AUC, coeficientul MCC si validarea incrucisata cu 5 fold-uri.</w:t>
+        <w:t xml:space="preserve">Evaluarea </w:t>
+      </w:r>
+      <w:proofErr w:type="spellStart"/>
+      <w:r>
+        <w:rPr>
+          <w:rFonts w:ascii="Times New Roman" w:hAnsi="Times New Roman" w:cs="Times New Roman"/>
+          <w:lang w:val="it-IT"/>
+        </w:rPr>
+        <w:t>fiecarui</w:t>
+      </w:r>
+      <w:proofErr w:type="spellEnd"/>
+      <w:r>
+        <w:rPr>
+          <w:rFonts w:ascii="Times New Roman" w:hAnsi="Times New Roman" w:cs="Times New Roman"/>
+          <w:lang w:val="it-IT"/>
+        </w:rPr>
+        <w:t xml:space="preserve"> model </w:t>
+      </w:r>
+      <w:r>
+        <w:rPr>
+          <w:rFonts w:ascii="Times New Roman" w:hAnsi="Times New Roman" w:cs="Times New Roman"/>
+          <w:lang w:val="it-IT"/>
+        </w:rPr>
+        <w:t xml:space="preserve">a </w:t>
+      </w:r>
+      <w:proofErr w:type="spellStart"/>
+      <w:r>
+        <w:rPr>
+          <w:rFonts w:ascii="Times New Roman" w:hAnsi="Times New Roman" w:cs="Times New Roman"/>
+          <w:lang w:val="it-IT"/>
+        </w:rPr>
+        <w:t>fost</w:t>
+      </w:r>
+      <w:proofErr w:type="spellEnd"/>
+      <w:r>
+        <w:rPr>
+          <w:rFonts w:ascii="Times New Roman" w:hAnsi="Times New Roman" w:cs="Times New Roman"/>
+          <w:lang w:val="it-IT"/>
+        </w:rPr>
+        <w:t xml:space="preserve"> </w:t>
+      </w:r>
+      <w:proofErr w:type="spellStart"/>
+      <w:r>
+        <w:rPr>
+          <w:rFonts w:ascii="Times New Roman" w:hAnsi="Times New Roman" w:cs="Times New Roman"/>
+          <w:lang w:val="it-IT"/>
+        </w:rPr>
+        <w:t>realizata</w:t>
+      </w:r>
+      <w:proofErr w:type="spellEnd"/>
+      <w:r>
+        <w:rPr>
+          <w:rFonts w:ascii="Times New Roman" w:hAnsi="Times New Roman" w:cs="Times New Roman"/>
+          <w:lang w:val="it-IT"/>
+        </w:rPr>
+        <w:t xml:space="preserve"> </w:t>
+      </w:r>
+      <w:proofErr w:type="spellStart"/>
+      <w:r>
+        <w:rPr>
+          <w:rFonts w:ascii="Times New Roman" w:hAnsi="Times New Roman" w:cs="Times New Roman"/>
+          <w:lang w:val="it-IT"/>
+        </w:rPr>
+        <w:t>folosind</w:t>
+      </w:r>
+      <w:proofErr w:type="spellEnd"/>
+      <w:r>
+        <w:rPr>
+          <w:rFonts w:ascii="Times New Roman" w:hAnsi="Times New Roman" w:cs="Times New Roman"/>
+          <w:lang w:val="it-IT"/>
+        </w:rPr>
+        <w:t xml:space="preserve"> un </w:t>
+      </w:r>
+      <w:proofErr w:type="spellStart"/>
+      <w:r>
+        <w:rPr>
+          <w:rFonts w:ascii="Times New Roman" w:hAnsi="Times New Roman" w:cs="Times New Roman"/>
+          <w:lang w:val="it-IT"/>
+        </w:rPr>
+        <w:t>raport</w:t>
+      </w:r>
+      <w:proofErr w:type="spellEnd"/>
+      <w:r>
+        <w:rPr>
+          <w:rFonts w:ascii="Times New Roman" w:hAnsi="Times New Roman" w:cs="Times New Roman"/>
+          <w:lang w:val="it-IT"/>
+        </w:rPr>
+        <w:t xml:space="preserve"> de </w:t>
+      </w:r>
+      <w:proofErr w:type="spellStart"/>
+      <w:r>
+        <w:rPr>
+          <w:rFonts w:ascii="Times New Roman" w:hAnsi="Times New Roman" w:cs="Times New Roman"/>
+          <w:lang w:val="it-IT"/>
+        </w:rPr>
+        <w:t>clasificare</w:t>
+      </w:r>
+      <w:proofErr w:type="spellEnd"/>
+      <w:r>
+        <w:rPr>
+          <w:rFonts w:ascii="Times New Roman" w:hAnsi="Times New Roman" w:cs="Times New Roman"/>
+          <w:lang w:val="it-IT"/>
+        </w:rPr>
+        <w:t xml:space="preserve">, care include </w:t>
+      </w:r>
+      <w:proofErr w:type="spellStart"/>
+      <w:r>
+        <w:rPr>
+          <w:rFonts w:ascii="Times New Roman" w:hAnsi="Times New Roman" w:cs="Times New Roman"/>
+          <w:lang w:val="it-IT"/>
+        </w:rPr>
+        <w:t>p</w:t>
+      </w:r>
+      <w:r>
+        <w:rPr>
+          <w:rFonts w:ascii="Times New Roman" w:hAnsi="Times New Roman" w:cs="Times New Roman"/>
+          <w:lang w:val="it-IT"/>
+        </w:rPr>
+        <w:t>recision</w:t>
+      </w:r>
+      <w:proofErr w:type="spellEnd"/>
+      <w:r>
+        <w:rPr>
+          <w:rFonts w:ascii="Times New Roman" w:hAnsi="Times New Roman" w:cs="Times New Roman"/>
+          <w:lang w:val="it-IT"/>
+        </w:rPr>
+        <w:t>, recall</w:t>
+      </w:r>
+      <w:r>
+        <w:rPr>
+          <w:rFonts w:ascii="Times New Roman" w:hAnsi="Times New Roman" w:cs="Times New Roman"/>
+          <w:lang w:val="it-IT"/>
+        </w:rPr>
+        <w:t xml:space="preserve"> si </w:t>
+      </w:r>
+      <w:proofErr w:type="spellStart"/>
+      <w:r>
+        <w:rPr>
+          <w:rFonts w:ascii="Times New Roman" w:hAnsi="Times New Roman" w:cs="Times New Roman"/>
+          <w:lang w:val="it-IT"/>
+        </w:rPr>
+        <w:t>scor</w:t>
+      </w:r>
+      <w:proofErr w:type="spellEnd"/>
+      <w:r>
+        <w:rPr>
+          <w:rFonts w:ascii="Times New Roman" w:hAnsi="Times New Roman" w:cs="Times New Roman"/>
+          <w:lang w:val="it-IT"/>
+        </w:rPr>
+        <w:t xml:space="preserve"> F1 </w:t>
+      </w:r>
+      <w:proofErr w:type="spellStart"/>
+      <w:r>
+        <w:rPr>
+          <w:rFonts w:ascii="Times New Roman" w:hAnsi="Times New Roman" w:cs="Times New Roman"/>
+          <w:lang w:val="it-IT"/>
+        </w:rPr>
+        <w:t>pentru</w:t>
+      </w:r>
+      <w:proofErr w:type="spellEnd"/>
+      <w:r>
+        <w:rPr>
+          <w:rFonts w:ascii="Times New Roman" w:hAnsi="Times New Roman" w:cs="Times New Roman"/>
+          <w:lang w:val="it-IT"/>
+        </w:rPr>
+        <w:t xml:space="preserve"> </w:t>
+      </w:r>
+      <w:proofErr w:type="spellStart"/>
+      <w:r>
+        <w:rPr>
+          <w:rFonts w:ascii="Times New Roman" w:hAnsi="Times New Roman" w:cs="Times New Roman"/>
+          <w:lang w:val="it-IT"/>
+        </w:rPr>
+        <w:t>fiecare</w:t>
+      </w:r>
+      <w:proofErr w:type="spellEnd"/>
+      <w:r>
+        <w:rPr>
+          <w:rFonts w:ascii="Times New Roman" w:hAnsi="Times New Roman" w:cs="Times New Roman"/>
+          <w:lang w:val="it-IT"/>
+        </w:rPr>
+        <w:t xml:space="preserve"> </w:t>
+      </w:r>
+      <w:proofErr w:type="spellStart"/>
+      <w:r>
+        <w:rPr>
+          <w:rFonts w:ascii="Times New Roman" w:hAnsi="Times New Roman" w:cs="Times New Roman"/>
+          <w:lang w:val="it-IT"/>
+        </w:rPr>
+        <w:t>clasa.Pentru</w:t>
+      </w:r>
+      <w:proofErr w:type="spellEnd"/>
+      <w:r>
+        <w:rPr>
+          <w:rFonts w:ascii="Times New Roman" w:hAnsi="Times New Roman" w:cs="Times New Roman"/>
+          <w:lang w:val="it-IT"/>
+        </w:rPr>
+        <w:t xml:space="preserve"> </w:t>
+      </w:r>
+      <w:proofErr w:type="spellStart"/>
+      <w:r>
+        <w:rPr>
+          <w:rFonts w:ascii="Times New Roman" w:hAnsi="Times New Roman" w:cs="Times New Roman"/>
+          <w:lang w:val="it-IT"/>
+        </w:rPr>
+        <w:t>modelele</w:t>
+      </w:r>
+      <w:proofErr w:type="spellEnd"/>
+      <w:r>
+        <w:rPr>
+          <w:rFonts w:ascii="Times New Roman" w:hAnsi="Times New Roman" w:cs="Times New Roman"/>
+          <w:lang w:val="it-IT"/>
+        </w:rPr>
+        <w:t xml:space="preserve"> </w:t>
+      </w:r>
+      <w:proofErr w:type="spellStart"/>
+      <w:r>
+        <w:rPr>
+          <w:rFonts w:ascii="Times New Roman" w:hAnsi="Times New Roman" w:cs="Times New Roman"/>
+          <w:lang w:val="it-IT"/>
+        </w:rPr>
+        <w:t>optimizate</w:t>
+      </w:r>
+      <w:proofErr w:type="spellEnd"/>
+      <w:r>
+        <w:rPr>
+          <w:rFonts w:ascii="Times New Roman" w:hAnsi="Times New Roman" w:cs="Times New Roman"/>
+          <w:lang w:val="it-IT"/>
+        </w:rPr>
+        <w:t xml:space="preserve"> </w:t>
+      </w:r>
+      <w:proofErr w:type="spellStart"/>
+      <w:r>
+        <w:rPr>
+          <w:rFonts w:ascii="Times New Roman" w:hAnsi="Times New Roman" w:cs="Times New Roman"/>
+          <w:lang w:val="it-IT"/>
+        </w:rPr>
+        <w:t>au</w:t>
+      </w:r>
+      <w:proofErr w:type="spellEnd"/>
+      <w:r>
+        <w:rPr>
+          <w:rFonts w:ascii="Times New Roman" w:hAnsi="Times New Roman" w:cs="Times New Roman"/>
+          <w:lang w:val="it-IT"/>
+        </w:rPr>
+        <w:t xml:space="preserve"> </w:t>
+      </w:r>
+      <w:proofErr w:type="spellStart"/>
+      <w:r>
+        <w:rPr>
+          <w:rFonts w:ascii="Times New Roman" w:hAnsi="Times New Roman" w:cs="Times New Roman"/>
+          <w:lang w:val="it-IT"/>
+        </w:rPr>
+        <w:t>fost</w:t>
+      </w:r>
+      <w:proofErr w:type="spellEnd"/>
+      <w:r>
+        <w:rPr>
+          <w:rFonts w:ascii="Times New Roman" w:hAnsi="Times New Roman" w:cs="Times New Roman"/>
+          <w:lang w:val="it-IT"/>
+        </w:rPr>
+        <w:t xml:space="preserve"> </w:t>
+      </w:r>
+      <w:proofErr w:type="spellStart"/>
+      <w:r>
+        <w:rPr>
+          <w:rFonts w:ascii="Times New Roman" w:hAnsi="Times New Roman" w:cs="Times New Roman"/>
+          <w:lang w:val="it-IT"/>
+        </w:rPr>
+        <w:t>calculate</w:t>
+      </w:r>
+      <w:proofErr w:type="spellEnd"/>
+      <w:r>
+        <w:rPr>
+          <w:rFonts w:ascii="Times New Roman" w:hAnsi="Times New Roman" w:cs="Times New Roman"/>
+          <w:lang w:val="it-IT"/>
+        </w:rPr>
+        <w:t xml:space="preserve"> </w:t>
+      </w:r>
+      <w:proofErr w:type="spellStart"/>
+      <w:r>
+        <w:rPr>
+          <w:rFonts w:ascii="Times New Roman" w:hAnsi="Times New Roman" w:cs="Times New Roman"/>
+          <w:lang w:val="it-IT"/>
+        </w:rPr>
+        <w:t>acuratetea</w:t>
+      </w:r>
+      <w:proofErr w:type="spellEnd"/>
+      <w:r>
+        <w:rPr>
+          <w:rFonts w:ascii="Times New Roman" w:hAnsi="Times New Roman" w:cs="Times New Roman"/>
+          <w:lang w:val="it-IT"/>
+        </w:rPr>
+        <w:t xml:space="preserve">, AUC si </w:t>
+      </w:r>
+      <w:proofErr w:type="spellStart"/>
+      <w:r>
+        <w:rPr>
+          <w:rFonts w:ascii="Times New Roman" w:hAnsi="Times New Roman" w:cs="Times New Roman"/>
+          <w:lang w:val="it-IT"/>
+        </w:rPr>
+        <w:t>MCC.Modelele</w:t>
+      </w:r>
+      <w:proofErr w:type="spellEnd"/>
+      <w:r>
+        <w:rPr>
+          <w:rFonts w:ascii="Times New Roman" w:hAnsi="Times New Roman" w:cs="Times New Roman"/>
+          <w:lang w:val="it-IT"/>
+        </w:rPr>
+        <w:t xml:space="preserve"> </w:t>
+      </w:r>
+      <w:proofErr w:type="spellStart"/>
+      <w:r>
+        <w:rPr>
+          <w:rFonts w:ascii="Times New Roman" w:hAnsi="Times New Roman" w:cs="Times New Roman"/>
+          <w:lang w:val="it-IT"/>
+        </w:rPr>
+        <w:t>au</w:t>
+      </w:r>
+      <w:proofErr w:type="spellEnd"/>
+      <w:r>
+        <w:rPr>
+          <w:rFonts w:ascii="Times New Roman" w:hAnsi="Times New Roman" w:cs="Times New Roman"/>
+          <w:lang w:val="it-IT"/>
+        </w:rPr>
+        <w:t xml:space="preserve"> </w:t>
+      </w:r>
+      <w:proofErr w:type="spellStart"/>
+      <w:r>
+        <w:rPr>
+          <w:rFonts w:ascii="Times New Roman" w:hAnsi="Times New Roman" w:cs="Times New Roman"/>
+          <w:lang w:val="it-IT"/>
+        </w:rPr>
+        <w:t>fost</w:t>
+      </w:r>
+      <w:proofErr w:type="spellEnd"/>
+      <w:r>
+        <w:rPr>
+          <w:rFonts w:ascii="Times New Roman" w:hAnsi="Times New Roman" w:cs="Times New Roman"/>
+          <w:lang w:val="it-IT"/>
+        </w:rPr>
+        <w:t xml:space="preserve"> </w:t>
+      </w:r>
+      <w:proofErr w:type="spellStart"/>
+      <w:r>
+        <w:rPr>
+          <w:rFonts w:ascii="Times New Roman" w:hAnsi="Times New Roman" w:cs="Times New Roman"/>
+          <w:lang w:val="it-IT"/>
+        </w:rPr>
+        <w:t>evaluate</w:t>
+      </w:r>
+      <w:proofErr w:type="spellEnd"/>
+      <w:r>
+        <w:rPr>
+          <w:rFonts w:ascii="Times New Roman" w:hAnsi="Times New Roman" w:cs="Times New Roman"/>
+          <w:lang w:val="it-IT"/>
+        </w:rPr>
+        <w:t xml:space="preserve"> </w:t>
+      </w:r>
+      <w:proofErr w:type="spellStart"/>
+      <w:r>
+        <w:rPr>
+          <w:rFonts w:ascii="Times New Roman" w:hAnsi="Times New Roman" w:cs="Times New Roman"/>
+          <w:lang w:val="it-IT"/>
+        </w:rPr>
+        <w:t>intr</w:t>
+      </w:r>
+      <w:proofErr w:type="spellEnd"/>
+      <w:r>
+        <w:rPr>
+          <w:rFonts w:ascii="Times New Roman" w:hAnsi="Times New Roman" w:cs="Times New Roman"/>
+          <w:lang w:val="it-IT"/>
+        </w:rPr>
+        <w:t xml:space="preserve">-o </w:t>
+      </w:r>
+      <w:proofErr w:type="spellStart"/>
+      <w:r>
+        <w:rPr>
+          <w:rFonts w:ascii="Times New Roman" w:hAnsi="Times New Roman" w:cs="Times New Roman"/>
+          <w:lang w:val="it-IT"/>
+        </w:rPr>
+        <w:t>bucla</w:t>
+      </w:r>
+      <w:proofErr w:type="spellEnd"/>
+      <w:r>
+        <w:rPr>
+          <w:rFonts w:ascii="Times New Roman" w:hAnsi="Times New Roman" w:cs="Times New Roman"/>
+          <w:lang w:val="it-IT"/>
+        </w:rPr>
+        <w:t xml:space="preserve"> de 10 </w:t>
+      </w:r>
+      <w:proofErr w:type="spellStart"/>
+      <w:r>
+        <w:rPr>
+          <w:rFonts w:ascii="Times New Roman" w:hAnsi="Times New Roman" w:cs="Times New Roman"/>
+          <w:lang w:val="it-IT"/>
+        </w:rPr>
+        <w:t>rulari</w:t>
+      </w:r>
+      <w:proofErr w:type="spellEnd"/>
+      <w:r>
+        <w:rPr>
+          <w:rFonts w:ascii="Times New Roman" w:hAnsi="Times New Roman" w:cs="Times New Roman"/>
+          <w:lang w:val="it-IT"/>
+        </w:rPr>
+        <w:t xml:space="preserve"> cu </w:t>
+      </w:r>
+      <w:proofErr w:type="spellStart"/>
+      <w:r>
+        <w:rPr>
+          <w:rFonts w:ascii="Times New Roman" w:hAnsi="Times New Roman" w:cs="Times New Roman"/>
+          <w:lang w:val="it-IT"/>
+        </w:rPr>
+        <w:t>impartiri</w:t>
+      </w:r>
+      <w:proofErr w:type="spellEnd"/>
+      <w:r>
+        <w:rPr>
+          <w:rFonts w:ascii="Times New Roman" w:hAnsi="Times New Roman" w:cs="Times New Roman"/>
+          <w:lang w:val="it-IT"/>
+        </w:rPr>
+        <w:t xml:space="preserve"> </w:t>
+      </w:r>
+      <w:proofErr w:type="spellStart"/>
+      <w:r>
+        <w:rPr>
+          <w:rFonts w:ascii="Times New Roman" w:hAnsi="Times New Roman" w:cs="Times New Roman"/>
+          <w:lang w:val="it-IT"/>
+        </w:rPr>
+        <w:t>diferite</w:t>
+      </w:r>
+      <w:proofErr w:type="spellEnd"/>
+      <w:r>
+        <w:rPr>
+          <w:rFonts w:ascii="Times New Roman" w:hAnsi="Times New Roman" w:cs="Times New Roman"/>
+          <w:lang w:val="it-IT"/>
+        </w:rPr>
+        <w:t xml:space="preserve"> alea </w:t>
+      </w:r>
+      <w:proofErr w:type="spellStart"/>
+      <w:r>
+        <w:rPr>
+          <w:rFonts w:ascii="Times New Roman" w:hAnsi="Times New Roman" w:cs="Times New Roman"/>
+          <w:lang w:val="it-IT"/>
+        </w:rPr>
+        <w:t>datelor</w:t>
+      </w:r>
+      <w:proofErr w:type="spellEnd"/>
+      <w:r>
+        <w:rPr>
+          <w:rFonts w:ascii="Times New Roman" w:hAnsi="Times New Roman" w:cs="Times New Roman"/>
+          <w:lang w:val="it-IT"/>
+        </w:rPr>
+        <w:t xml:space="preserve">, </w:t>
+      </w:r>
+      <w:proofErr w:type="spellStart"/>
+      <w:r>
+        <w:rPr>
+          <w:rFonts w:ascii="Times New Roman" w:hAnsi="Times New Roman" w:cs="Times New Roman"/>
+          <w:lang w:val="it-IT"/>
+        </w:rPr>
+        <w:t>rezultatele</w:t>
+      </w:r>
+      <w:proofErr w:type="spellEnd"/>
+      <w:r>
+        <w:rPr>
+          <w:rFonts w:ascii="Times New Roman" w:hAnsi="Times New Roman" w:cs="Times New Roman"/>
+          <w:lang w:val="it-IT"/>
+        </w:rPr>
+        <w:t xml:space="preserve"> </w:t>
+      </w:r>
+      <w:proofErr w:type="spellStart"/>
+      <w:r>
+        <w:rPr>
+          <w:rFonts w:ascii="Times New Roman" w:hAnsi="Times New Roman" w:cs="Times New Roman"/>
+          <w:lang w:val="it-IT"/>
+        </w:rPr>
+        <w:t>fiind</w:t>
+      </w:r>
+      <w:proofErr w:type="spellEnd"/>
+      <w:r>
+        <w:rPr>
+          <w:rFonts w:ascii="Times New Roman" w:hAnsi="Times New Roman" w:cs="Times New Roman"/>
+          <w:lang w:val="it-IT"/>
+        </w:rPr>
+        <w:t xml:space="preserve"> </w:t>
+      </w:r>
+      <w:proofErr w:type="spellStart"/>
+      <w:r>
+        <w:rPr>
+          <w:rFonts w:ascii="Times New Roman" w:hAnsi="Times New Roman" w:cs="Times New Roman"/>
+          <w:lang w:val="it-IT"/>
+        </w:rPr>
+        <w:t>raportate</w:t>
+      </w:r>
+      <w:proofErr w:type="spellEnd"/>
+      <w:r>
+        <w:rPr>
+          <w:rFonts w:ascii="Times New Roman" w:hAnsi="Times New Roman" w:cs="Times New Roman"/>
+          <w:lang w:val="it-IT"/>
+        </w:rPr>
+        <w:t xml:space="preserve"> sub forma de </w:t>
+      </w:r>
+      <w:proofErr w:type="spellStart"/>
+      <w:r>
+        <w:rPr>
+          <w:rFonts w:ascii="Times New Roman" w:hAnsi="Times New Roman" w:cs="Times New Roman"/>
+          <w:lang w:val="it-IT"/>
+        </w:rPr>
+        <w:t>medie+deviatie</w:t>
+      </w:r>
+      <w:proofErr w:type="spellEnd"/>
+      <w:r>
+        <w:rPr>
+          <w:rFonts w:ascii="Times New Roman" w:hAnsi="Times New Roman" w:cs="Times New Roman"/>
+          <w:lang w:val="it-IT"/>
+        </w:rPr>
+        <w:t xml:space="preserve"> </w:t>
+      </w:r>
+      <w:proofErr w:type="spellStart"/>
+      <w:r>
+        <w:rPr>
+          <w:rFonts w:ascii="Times New Roman" w:hAnsi="Times New Roman" w:cs="Times New Roman"/>
+          <w:lang w:val="it-IT"/>
+        </w:rPr>
+        <w:t>standard.De</w:t>
+      </w:r>
+      <w:proofErr w:type="spellEnd"/>
+      <w:r>
+        <w:rPr>
+          <w:rFonts w:ascii="Times New Roman" w:hAnsi="Times New Roman" w:cs="Times New Roman"/>
+          <w:lang w:val="it-IT"/>
+        </w:rPr>
+        <w:t xml:space="preserve"> </w:t>
+      </w:r>
+      <w:proofErr w:type="spellStart"/>
+      <w:r>
+        <w:rPr>
+          <w:rFonts w:ascii="Times New Roman" w:hAnsi="Times New Roman" w:cs="Times New Roman"/>
+          <w:lang w:val="it-IT"/>
+        </w:rPr>
+        <w:t>asemenea</w:t>
+      </w:r>
+      <w:proofErr w:type="spellEnd"/>
+      <w:r>
+        <w:rPr>
+          <w:rFonts w:ascii="Times New Roman" w:hAnsi="Times New Roman" w:cs="Times New Roman"/>
+          <w:lang w:val="it-IT"/>
+        </w:rPr>
+        <w:t xml:space="preserve">, a </w:t>
+      </w:r>
+      <w:proofErr w:type="spellStart"/>
+      <w:r>
+        <w:rPr>
+          <w:rFonts w:ascii="Times New Roman" w:hAnsi="Times New Roman" w:cs="Times New Roman"/>
+          <w:lang w:val="it-IT"/>
+        </w:rPr>
+        <w:t>fost</w:t>
+      </w:r>
+      <w:proofErr w:type="spellEnd"/>
+      <w:r>
+        <w:rPr>
+          <w:rFonts w:ascii="Times New Roman" w:hAnsi="Times New Roman" w:cs="Times New Roman"/>
+          <w:lang w:val="it-IT"/>
+        </w:rPr>
+        <w:t xml:space="preserve"> </w:t>
+      </w:r>
+      <w:proofErr w:type="spellStart"/>
+      <w:r>
+        <w:rPr>
+          <w:rFonts w:ascii="Times New Roman" w:hAnsi="Times New Roman" w:cs="Times New Roman"/>
+          <w:lang w:val="it-IT"/>
+        </w:rPr>
+        <w:t>utlizata</w:t>
+      </w:r>
+      <w:proofErr w:type="spellEnd"/>
+      <w:r>
+        <w:rPr>
+          <w:rFonts w:ascii="Times New Roman" w:hAnsi="Times New Roman" w:cs="Times New Roman"/>
+          <w:lang w:val="it-IT"/>
+        </w:rPr>
+        <w:t xml:space="preserve"> </w:t>
+      </w:r>
+      <w:proofErr w:type="spellStart"/>
+      <w:r>
+        <w:rPr>
+          <w:rFonts w:ascii="Times New Roman" w:hAnsi="Times New Roman" w:cs="Times New Roman"/>
+          <w:lang w:val="it-IT"/>
+        </w:rPr>
+        <w:t>validarea</w:t>
+      </w:r>
+      <w:proofErr w:type="spellEnd"/>
+      <w:r>
+        <w:rPr>
+          <w:rFonts w:ascii="Times New Roman" w:hAnsi="Times New Roman" w:cs="Times New Roman"/>
+          <w:lang w:val="it-IT"/>
+        </w:rPr>
+        <w:t xml:space="preserve"> </w:t>
+      </w:r>
+      <w:proofErr w:type="spellStart"/>
+      <w:r>
+        <w:rPr>
+          <w:rFonts w:ascii="Times New Roman" w:hAnsi="Times New Roman" w:cs="Times New Roman"/>
+          <w:lang w:val="it-IT"/>
+        </w:rPr>
+        <w:t>incrucisata</w:t>
+      </w:r>
+      <w:proofErr w:type="spellEnd"/>
+      <w:r>
+        <w:rPr>
+          <w:rFonts w:ascii="Times New Roman" w:hAnsi="Times New Roman" w:cs="Times New Roman"/>
+          <w:lang w:val="it-IT"/>
+        </w:rPr>
+        <w:t xml:space="preserve"> </w:t>
+      </w:r>
+      <w:r>
+        <w:rPr>
+          <w:rFonts w:ascii="Times New Roman" w:hAnsi="Times New Roman" w:cs="Times New Roman"/>
+          <w:lang w:val="it-IT"/>
+        </w:rPr>
+        <w:t xml:space="preserve">cu 5 </w:t>
+      </w:r>
+      <w:proofErr w:type="spellStart"/>
+      <w:r>
+        <w:rPr>
+          <w:rFonts w:ascii="Times New Roman" w:hAnsi="Times New Roman" w:cs="Times New Roman"/>
+          <w:lang w:val="it-IT"/>
+        </w:rPr>
+        <w:t>fold</w:t>
+      </w:r>
+      <w:proofErr w:type="spellEnd"/>
+      <w:r>
+        <w:rPr>
+          <w:rFonts w:ascii="Times New Roman" w:hAnsi="Times New Roman" w:cs="Times New Roman"/>
+          <w:lang w:val="it-IT"/>
+        </w:rPr>
+        <w:t xml:space="preserve">-uri </w:t>
+      </w:r>
+      <w:proofErr w:type="spellStart"/>
+      <w:r>
+        <w:rPr>
+          <w:rFonts w:ascii="Times New Roman" w:hAnsi="Times New Roman" w:cs="Times New Roman"/>
+          <w:lang w:val="it-IT"/>
+        </w:rPr>
+        <w:t>pentru</w:t>
+      </w:r>
+      <w:proofErr w:type="spellEnd"/>
+      <w:r>
+        <w:rPr>
+          <w:rFonts w:ascii="Times New Roman" w:hAnsi="Times New Roman" w:cs="Times New Roman"/>
+          <w:lang w:val="it-IT"/>
+        </w:rPr>
+        <w:t xml:space="preserve"> </w:t>
+      </w:r>
+      <w:proofErr w:type="spellStart"/>
+      <w:r>
+        <w:rPr>
+          <w:rFonts w:ascii="Times New Roman" w:hAnsi="Times New Roman" w:cs="Times New Roman"/>
+          <w:lang w:val="it-IT"/>
+        </w:rPr>
+        <w:t>confirmarea</w:t>
+      </w:r>
+      <w:proofErr w:type="spellEnd"/>
+      <w:r>
+        <w:rPr>
+          <w:rFonts w:ascii="Times New Roman" w:hAnsi="Times New Roman" w:cs="Times New Roman"/>
+          <w:lang w:val="it-IT"/>
+        </w:rPr>
+        <w:t xml:space="preserve"> </w:t>
+      </w:r>
+      <w:proofErr w:type="spellStart"/>
+      <w:r>
+        <w:rPr>
+          <w:rFonts w:ascii="Times New Roman" w:hAnsi="Times New Roman" w:cs="Times New Roman"/>
+          <w:lang w:val="it-IT"/>
+        </w:rPr>
+        <w:t>performantei</w:t>
+      </w:r>
+      <w:proofErr w:type="spellEnd"/>
+      <w:r>
+        <w:rPr>
+          <w:rFonts w:ascii="Times New Roman" w:hAnsi="Times New Roman" w:cs="Times New Roman"/>
+          <w:lang w:val="it-IT"/>
+        </w:rPr>
+        <w:t xml:space="preserve"> generale a </w:t>
+      </w:r>
+      <w:proofErr w:type="spellStart"/>
+      <w:r>
+        <w:rPr>
+          <w:rFonts w:ascii="Times New Roman" w:hAnsi="Times New Roman" w:cs="Times New Roman"/>
+          <w:lang w:val="it-IT"/>
+        </w:rPr>
+        <w:t>modelelor</w:t>
+      </w:r>
+      <w:proofErr w:type="spellEnd"/>
+      <w:r>
+        <w:rPr>
+          <w:rFonts w:ascii="Times New Roman" w:hAnsi="Times New Roman" w:cs="Times New Roman"/>
+          <w:lang w:val="it-IT"/>
+        </w:rPr>
+        <w:t>.</w:t>
       </w:r>
     </w:p>
     <w:p>
@@ -12001,7 +14222,7 @@
           <w:lang w:val="it-IT"/>
         </w:rPr>
       </w:pPr>
-      <w:bookmarkStart w:id="34" w:name="_Toc230730830"/>
+      <w:bookmarkStart w:id="34" w:name="_Toc230994471"/>
       <w:r>
         <w:rPr>
           <w:lang w:val="it-IT"/>
@@ -12031,7 +14252,7 @@
           <w:lang w:val="it-IT"/>
         </w:rPr>
       </w:pPr>
-      <w:bookmarkStart w:id="35" w:name="_Toc230730831"/>
+      <w:bookmarkStart w:id="35" w:name="_Toc230994472"/>
       <w:r>
         <w:rPr>
           <w:lang w:val="it-IT"/>
@@ -13180,13 +15401,14 @@
           <w:lang w:val="it-IT"/>
         </w:rPr>
       </w:pPr>
-      <w:bookmarkStart w:id="36" w:name="_Toc230730832"/>
+      <w:bookmarkStart w:id="36" w:name="_Toc230994473"/>
       <w:r>
         <w:rPr>
           <w:rFonts w:cs="Times New Roman"/>
           <w:szCs w:val="24"/>
           <w:lang w:val="it-IT"/>
         </w:rPr>
+        <w:lastRenderedPageBreak/>
         <w:t xml:space="preserve">5.2.2 </w:t>
       </w:r>
       <w:proofErr w:type="spellStart"/>
@@ -13544,12 +15766,11 @@
           <w:lang w:val="it-IT"/>
         </w:rPr>
       </w:pPr>
-      <w:bookmarkStart w:id="37" w:name="_Toc230730833"/>
-      <w:r>
-        <w:rPr>
-          <w:lang w:val="it-IT"/>
-        </w:rPr>
-        <w:lastRenderedPageBreak/>
+      <w:bookmarkStart w:id="37" w:name="_Toc230994474"/>
+      <w:r>
+        <w:rPr>
+          <w:lang w:val="it-IT"/>
+        </w:rPr>
         <w:t xml:space="preserve">5.2.3 </w:t>
       </w:r>
       <w:proofErr w:type="spellStart"/>
@@ -14603,6 +16824,7 @@
           <w:szCs w:val="24"/>
           <w:lang w:val="it-IT"/>
         </w:rPr>
+        <w:lastRenderedPageBreak/>
         <w:t xml:space="preserve">Figura 5.1 Matrice </w:t>
       </w:r>
       <w:proofErr w:type="spellStart"/>
@@ -14726,7 +16948,7 @@
           <w:lang w:val="it-IT"/>
         </w:rPr>
       </w:pPr>
-      <w:bookmarkStart w:id="38" w:name="_Toc230730834"/>
+      <w:bookmarkStart w:id="38" w:name="_Toc230994475"/>
       <w:r>
         <w:rPr>
           <w:lang w:val="it-IT"/>
@@ -14742,7 +16964,7 @@
           <w:lang w:val="it-IT"/>
         </w:rPr>
       </w:pPr>
-      <w:bookmarkStart w:id="39" w:name="_Toc230730835"/>
+      <w:bookmarkStart w:id="39" w:name="_Toc230994476"/>
       <w:r>
         <w:rPr>
           <w:lang w:val="it-IT"/>
@@ -14942,7 +17164,6 @@
           <w:szCs w:val="24"/>
           <w:lang w:val="it-IT"/>
         </w:rPr>
-        <w:lastRenderedPageBreak/>
         <w:t>Tabelul</w:t>
       </w:r>
       <w:proofErr w:type="spellEnd"/>
@@ -15977,11 +18198,12 @@
           <w:lang w:val="it-IT"/>
         </w:rPr>
       </w:pPr>
-      <w:bookmarkStart w:id="40" w:name="_Toc230730836"/>
-      <w:r>
-        <w:rPr>
-          <w:lang w:val="it-IT"/>
-        </w:rPr>
+      <w:bookmarkStart w:id="40" w:name="_Toc230994477"/>
+      <w:r>
+        <w:rPr>
+          <w:lang w:val="it-IT"/>
+        </w:rPr>
+        <w:lastRenderedPageBreak/>
         <w:t xml:space="preserve">5.3.2 </w:t>
       </w:r>
       <w:proofErr w:type="spellStart"/>
@@ -16493,7 +18715,7 @@
           <w:lang w:val="it-IT"/>
         </w:rPr>
       </w:pPr>
-      <w:bookmarkStart w:id="41" w:name="_Toc230730837"/>
+      <w:bookmarkStart w:id="41" w:name="_Toc230994478"/>
       <w:r>
         <w:rPr>
           <w:lang w:val="it-IT"/>
@@ -17652,7 +19874,7 @@
       <w:pPr>
         <w:pStyle w:val="Heading2"/>
       </w:pPr>
-      <w:bookmarkStart w:id="42" w:name="_Toc230730838"/>
+      <w:bookmarkStart w:id="42" w:name="_Toc230994479"/>
       <w:r>
         <w:t>5.4 K-Nearest Neighbors(KNN)</w:t>
       </w:r>
@@ -18463,7 +20685,7 @@
       <w:pPr>
         <w:pStyle w:val="Heading3"/>
       </w:pPr>
-      <w:bookmarkStart w:id="43" w:name="_Toc230730839"/>
+      <w:bookmarkStart w:id="43" w:name="_Toc230994480"/>
       <w:r>
         <w:t xml:space="preserve">5.4.2 </w:t>
       </w:r>
@@ -18855,7 +21077,7 @@
           <w:lang w:val="it-IT"/>
         </w:rPr>
       </w:pPr>
-      <w:bookmarkStart w:id="44" w:name="_Toc230730840"/>
+      <w:bookmarkStart w:id="44" w:name="_Toc230994481"/>
       <w:r>
         <w:rPr>
           <w:lang w:val="it-IT"/>
@@ -19834,7 +22056,7 @@
           <w:noProof/>
         </w:rPr>
         <w:drawing>
-          <wp:inline distT="0" distB="0" distL="0" distR="0" wp14:anchorId="60FBDACD" wp14:editId="49B3DB12">
+          <wp:inline distT="0" distB="0" distL="0" distR="0" wp14:anchorId="60FBDACD" wp14:editId="27EDA315">
             <wp:extent cx="4669717" cy="4034595"/>
             <wp:effectExtent l="0" t="0" r="0" b="4445"/>
             <wp:docPr id="1378905693" name="Picture 6"/>
@@ -19890,6 +22112,7 @@
           <w:rFonts w:cs="Times New Roman"/>
         </w:rPr>
       </w:pPr>
+      <w:bookmarkStart w:id="45" w:name="_Toc230994482"/>
       <w:r>
         <w:rPr>
           <w:rFonts w:cs="Times New Roman"/>
@@ -19897,6 +22120,7 @@
         <w:lastRenderedPageBreak/>
         <w:t>5.5 Support Vector Machine(SVM)</w:t>
       </w:r>
+      <w:bookmarkEnd w:id="45"/>
     </w:p>
     <w:p>
       <w:pPr>
@@ -19905,6 +22129,7 @@
           <w:rFonts w:cs="Times New Roman"/>
         </w:rPr>
       </w:pPr>
+      <w:bookmarkStart w:id="46" w:name="_Toc230994483"/>
       <w:r>
         <w:rPr>
           <w:rFonts w:cs="Times New Roman"/>
@@ -19938,6 +22163,7 @@
         </w:rPr>
         <w:t>normala</w:t>
       </w:r>
+      <w:bookmarkEnd w:id="46"/>
       <w:proofErr w:type="spellEnd"/>
     </w:p>
     <w:p>
@@ -20892,6 +23118,7 @@
           <w:lang w:val="it-IT"/>
         </w:rPr>
       </w:pPr>
+      <w:bookmarkStart w:id="47" w:name="_Toc230994484"/>
       <w:r>
         <w:rPr>
           <w:lang w:val="it-IT"/>
@@ -20925,6 +23152,7 @@
         </w:rPr>
         <w:t>rezultatelor</w:t>
       </w:r>
+      <w:bookmarkEnd w:id="47"/>
       <w:proofErr w:type="spellEnd"/>
     </w:p>
     <w:p>
@@ -21817,7 +24045,7 @@
           <w:noProof/>
         </w:rPr>
         <w:drawing>
-          <wp:inline distT="0" distB="0" distL="0" distR="0" wp14:anchorId="349E8410" wp14:editId="21D080CC">
+          <wp:inline distT="0" distB="0" distL="0" distR="0" wp14:anchorId="349E8410" wp14:editId="3D274E24">
             <wp:extent cx="4714875" cy="4150360"/>
             <wp:effectExtent l="0" t="0" r="9525" b="2540"/>
             <wp:docPr id="428362097" name="Picture 3"/>
@@ -21873,6 +24101,7 @@
           <w:lang w:val="it-IT"/>
         </w:rPr>
       </w:pPr>
+      <w:bookmarkStart w:id="48" w:name="_Toc230994485"/>
       <w:r>
         <w:rPr>
           <w:lang w:val="it-IT"/>
@@ -21886,6 +24115,7 @@
         </w:rPr>
         <w:t>XGBoost</w:t>
       </w:r>
+      <w:bookmarkEnd w:id="48"/>
       <w:proofErr w:type="spellEnd"/>
     </w:p>
     <w:p>
@@ -21895,6 +24125,7 @@
           <w:lang w:val="it-IT"/>
         </w:rPr>
       </w:pPr>
+      <w:bookmarkStart w:id="49" w:name="_Toc230994486"/>
       <w:r>
         <w:rPr>
           <w:lang w:val="it-IT"/>
@@ -21915,6 +24146,7 @@
         </w:rPr>
         <w:t xml:space="preserve"> normala</w:t>
       </w:r>
+      <w:bookmarkEnd w:id="49"/>
     </w:p>
     <w:p>
       <w:pPr>
@@ -22198,16 +24430,7 @@
           <w:szCs w:val="24"/>
           <w:lang w:val="it-IT"/>
         </w:rPr>
-        <w:t>XGB</w:t>
-      </w:r>
-      <w:r>
-        <w:rPr>
-          <w:rFonts w:ascii="Times New Roman" w:hAnsi="Times New Roman" w:cs="Times New Roman"/>
-          <w:sz w:val="24"/>
-          <w:szCs w:val="24"/>
-          <w:lang w:val="it-IT"/>
-        </w:rPr>
-        <w:t xml:space="preserve"> </w:t>
+        <w:t xml:space="preserve">XGB </w:t>
       </w:r>
       <w:proofErr w:type="spellStart"/>
       <w:r>
@@ -22472,15 +24695,7 @@
                 <w:color w:val="FFFFFF" w:themeColor="background1"/>
                 <w:lang w:val="it-IT"/>
               </w:rPr>
-              <w:t>8</w:t>
-            </w:r>
-            <w:r>
-              <w:rPr>
-                <w:rFonts w:ascii="Times New Roman" w:hAnsi="Times New Roman" w:cs="Times New Roman"/>
-                <w:color w:val="FFFFFF" w:themeColor="background1"/>
-                <w:lang w:val="it-IT"/>
-              </w:rPr>
-              <w:t>5</w:t>
+              <w:t>85</w:t>
             </w:r>
           </w:p>
         </w:tc>
@@ -22881,6 +25096,7 @@
           <w:lang w:val="it-IT"/>
         </w:rPr>
       </w:pPr>
+      <w:bookmarkStart w:id="50" w:name="_Toc230994487"/>
       <w:r>
         <w:rPr>
           <w:lang w:val="it-IT"/>
@@ -22908,6 +25124,7 @@
         </w:rPr>
         <w:t>hiperparametrilor</w:t>
       </w:r>
+      <w:bookmarkEnd w:id="50"/>
       <w:proofErr w:type="spellEnd"/>
     </w:p>
     <w:p>
@@ -23268,13 +25485,11 @@
       <w:pPr>
         <w:rPr>
           <w:rFonts w:ascii="Courier New" w:hAnsi="Courier New" w:cs="Courier New"/>
-          <w:lang w:val="it-IT"/>
         </w:rPr>
       </w:pPr>
       <w:r>
         <w:rPr>
           <w:rFonts w:ascii="Courier New" w:hAnsi="Courier New" w:cs="Courier New"/>
-          <w:lang w:val="it-IT"/>
         </w:rPr>
         <w:t>}</w:t>
       </w:r>
@@ -23423,22 +25638,39 @@
     <w:p>
       <w:pPr>
         <w:pStyle w:val="Heading3"/>
-      </w:pPr>
-      <w:r>
+        <w:rPr>
+          <w:lang w:val="it-IT"/>
+        </w:rPr>
+      </w:pPr>
+      <w:bookmarkStart w:id="51" w:name="_Toc230994488"/>
+      <w:r>
+        <w:rPr>
+          <w:lang w:val="it-IT"/>
+        </w:rPr>
         <w:t xml:space="preserve">5.6.3 </w:t>
       </w:r>
       <w:proofErr w:type="spellStart"/>
       <w:r>
+        <w:rPr>
+          <w:lang w:val="it-IT"/>
+        </w:rPr>
         <w:t>Comparatia</w:t>
       </w:r>
       <w:proofErr w:type="spellEnd"/>
       <w:r>
-        <w:t xml:space="preserve"> </w:t>
-      </w:r>
-      <w:proofErr w:type="spellStart"/>
-      <w:r>
+        <w:rPr>
+          <w:lang w:val="it-IT"/>
+        </w:rPr>
+        <w:t xml:space="preserve"> </w:t>
+      </w:r>
+      <w:proofErr w:type="spellStart"/>
+      <w:r>
+        <w:rPr>
+          <w:lang w:val="it-IT"/>
+        </w:rPr>
         <w:t>rezultatelor</w:t>
       </w:r>
+      <w:bookmarkEnd w:id="51"/>
       <w:proofErr w:type="spellEnd"/>
     </w:p>
     <w:p>
@@ -23722,16 +25954,7 @@
           <w:szCs w:val="24"/>
           <w:lang w:val="it-IT"/>
         </w:rPr>
-        <w:t>XGB</w:t>
-      </w:r>
-      <w:r>
-        <w:rPr>
-          <w:rFonts w:ascii="Times New Roman" w:hAnsi="Times New Roman" w:cs="Times New Roman"/>
-          <w:sz w:val="24"/>
-          <w:szCs w:val="24"/>
-          <w:lang w:val="it-IT"/>
-        </w:rPr>
-        <w:t xml:space="preserve"> </w:t>
+        <w:t xml:space="preserve">XGB </w:t>
       </w:r>
       <w:proofErr w:type="spellStart"/>
       <w:r>
@@ -24030,15 +26253,7 @@
                 <w:color w:val="FFFFFF" w:themeColor="background1"/>
                 <w:lang w:val="it-IT"/>
               </w:rPr>
-              <w:t>4</w:t>
-            </w:r>
-            <w:r>
-              <w:rPr>
-                <w:rFonts w:ascii="Times New Roman" w:hAnsi="Times New Roman" w:cs="Times New Roman"/>
-                <w:color w:val="FFFFFF" w:themeColor="background1"/>
-                <w:lang w:val="it-IT"/>
-              </w:rPr>
-              <w:t>7</w:t>
+              <w:t>47</w:t>
             </w:r>
           </w:p>
         </w:tc>
@@ -24070,15 +26285,7 @@
                 <w:color w:val="FFFFFF" w:themeColor="background1"/>
                 <w:lang w:val="it-IT"/>
               </w:rPr>
-              <w:t>4</w:t>
-            </w:r>
-            <w:r>
-              <w:rPr>
-                <w:rFonts w:ascii="Times New Roman" w:hAnsi="Times New Roman" w:cs="Times New Roman"/>
-                <w:color w:val="FFFFFF" w:themeColor="background1"/>
-                <w:lang w:val="it-IT"/>
-              </w:rPr>
-              <w:t>7</w:t>
+              <w:t>47</w:t>
             </w:r>
           </w:p>
         </w:tc>
@@ -24223,22 +26430,39 @@
     <w:p>
       <w:pPr>
         <w:pStyle w:val="Heading2"/>
-      </w:pPr>
-      <w:r>
+        <w:rPr>
+          <w:lang w:val="it-IT"/>
+        </w:rPr>
+      </w:pPr>
+      <w:bookmarkStart w:id="52" w:name="_Toc230994489"/>
+      <w:r>
+        <w:rPr>
+          <w:lang w:val="it-IT"/>
+        </w:rPr>
         <w:t xml:space="preserve">5.7 </w:t>
       </w:r>
       <w:proofErr w:type="spellStart"/>
       <w:r>
+        <w:rPr>
+          <w:lang w:val="it-IT"/>
+        </w:rPr>
         <w:t>Validarea</w:t>
       </w:r>
       <w:proofErr w:type="spellEnd"/>
       <w:r>
-        <w:t xml:space="preserve"> </w:t>
-      </w:r>
-      <w:proofErr w:type="spellStart"/>
-      <w:r>
+        <w:rPr>
+          <w:lang w:val="it-IT"/>
+        </w:rPr>
+        <w:t xml:space="preserve"> </w:t>
+      </w:r>
+      <w:proofErr w:type="spellStart"/>
+      <w:r>
+        <w:rPr>
+          <w:lang w:val="it-IT"/>
+        </w:rPr>
         <w:t>incrucisata</w:t>
       </w:r>
+      <w:bookmarkEnd w:id="52"/>
       <w:proofErr w:type="spellEnd"/>
     </w:p>
     <w:p>
@@ -24469,16 +26693,7 @@
           <w:szCs w:val="24"/>
           <w:lang w:val="it-IT"/>
         </w:rPr>
-        <w:t>1</w:t>
-      </w:r>
-      <w:r>
-        <w:rPr>
-          <w:rFonts w:ascii="Times New Roman" w:hAnsi="Times New Roman" w:cs="Times New Roman"/>
-          <w:sz w:val="24"/>
-          <w:szCs w:val="24"/>
-          <w:lang w:val="it-IT"/>
-        </w:rPr>
-        <w:t>1</w:t>
+        <w:t>11</w:t>
       </w:r>
       <w:r>
         <w:rPr>
@@ -25170,17 +27385,15 @@
           <w:rFonts w:ascii="Times New Roman" w:hAnsi="Times New Roman" w:cs="Times New Roman"/>
           <w:lang w:val="it-IT"/>
         </w:rPr>
-        <w:t xml:space="preserve"> mai </w:t>
-      </w:r>
-      <w:proofErr w:type="spellStart"/>
-      <w:r>
-        <w:rPr>
-          <w:rFonts w:ascii="Times New Roman" w:hAnsi="Times New Roman" w:cs="Times New Roman"/>
-          <w:lang w:val="it-IT"/>
-        </w:rPr>
-        <w:t>mic</w:t>
-      </w:r>
-      <w:proofErr w:type="spellEnd"/>
+        <w:t xml:space="preserve"> mai mic</w:t>
+      </w:r>
+      <w:r>
+        <w:rPr>
+          <w:rFonts w:ascii="Times New Roman" w:hAnsi="Times New Roman" w:cs="Times New Roman"/>
+          <w:lang w:val="it-IT"/>
+        </w:rPr>
+        <w:t>i</w:t>
+      </w:r>
       <w:r>
         <w:rPr>
           <w:rFonts w:ascii="Times New Roman" w:hAnsi="Times New Roman" w:cs="Times New Roman"/>
@@ -25620,6 +27833,7 @@
           <w:lang w:val="it-IT"/>
         </w:rPr>
       </w:pPr>
+      <w:bookmarkStart w:id="53" w:name="_Toc230994490"/>
       <w:r>
         <w:rPr>
           <w:lang w:val="it-IT"/>
@@ -25675,6 +27889,7 @@
         </w:rPr>
         <w:t>modelele</w:t>
       </w:r>
+      <w:bookmarkEnd w:id="53"/>
       <w:proofErr w:type="spellEnd"/>
     </w:p>
     <w:p>
@@ -26329,15 +28544,7 @@
                 <w:color w:val="FFFFFF" w:themeColor="background1"/>
                 <w:lang w:val="it-IT"/>
               </w:rPr>
-              <w:t>5</w:t>
-            </w:r>
-            <w:r>
-              <w:rPr>
-                <w:rFonts w:ascii="Times New Roman" w:hAnsi="Times New Roman" w:cs="Times New Roman"/>
-                <w:color w:val="FFFFFF" w:themeColor="background1"/>
-                <w:lang w:val="it-IT"/>
-              </w:rPr>
-              <w:t>73</w:t>
+              <w:t>573</w:t>
             </w:r>
             <w:r>
               <w:rPr>
@@ -26617,15 +28824,7 @@
                 <w:color w:val="FFFFFF" w:themeColor="background1"/>
                 <w:lang w:val="it-IT"/>
               </w:rPr>
-              <w:t>0.</w:t>
-            </w:r>
-            <w:r>
-              <w:rPr>
-                <w:rFonts w:ascii="Times New Roman" w:hAnsi="Times New Roman" w:cs="Times New Roman"/>
-                <w:color w:val="FFFFFF" w:themeColor="background1"/>
-                <w:lang w:val="it-IT"/>
-              </w:rPr>
-              <w:t>221</w:t>
+              <w:t>0.221</w:t>
             </w:r>
             <w:r>
               <w:rPr>
@@ -26663,15 +28862,7 @@
                 <w:color w:val="FFFFFF" w:themeColor="background1"/>
                 <w:lang w:val="it-IT"/>
               </w:rPr>
-              <w:t>0.</w:t>
-            </w:r>
-            <w:r>
-              <w:rPr>
-                <w:rFonts w:ascii="Times New Roman" w:hAnsi="Times New Roman" w:cs="Times New Roman"/>
-                <w:color w:val="FFFFFF" w:themeColor="background1"/>
-                <w:lang w:val="it-IT"/>
-              </w:rPr>
-              <w:t>462</w:t>
+              <w:t>0.462</w:t>
             </w:r>
             <w:r>
               <w:rPr>
@@ -26737,15 +28928,7 @@
                 <w:color w:val="FFFFFF" w:themeColor="background1"/>
                 <w:lang w:val="it-IT"/>
               </w:rPr>
-              <w:t>0.</w:t>
-            </w:r>
-            <w:r>
-              <w:rPr>
-                <w:rFonts w:ascii="Times New Roman" w:hAnsi="Times New Roman" w:cs="Times New Roman"/>
-                <w:color w:val="FFFFFF" w:themeColor="background1"/>
-                <w:lang w:val="it-IT"/>
-              </w:rPr>
-              <w:t>720</w:t>
+              <w:t>0.720</w:t>
             </w:r>
             <w:r>
               <w:rPr>
@@ -26783,15 +28966,7 @@
                 <w:color w:val="FFFFFF" w:themeColor="background1"/>
                 <w:lang w:val="it-IT"/>
               </w:rPr>
-              <w:t>0.</w:t>
-            </w:r>
-            <w:r>
-              <w:rPr>
-                <w:rFonts w:ascii="Times New Roman" w:hAnsi="Times New Roman" w:cs="Times New Roman"/>
-                <w:color w:val="FFFFFF" w:themeColor="background1"/>
-                <w:lang w:val="it-IT"/>
-              </w:rPr>
-              <w:t>713</w:t>
+              <w:t>0.713</w:t>
             </w:r>
             <w:r>
               <w:rPr>
@@ -26829,15 +29004,7 @@
                 <w:color w:val="FFFFFF" w:themeColor="background1"/>
                 <w:lang w:val="it-IT"/>
               </w:rPr>
-              <w:t>0.</w:t>
-            </w:r>
-            <w:r>
-              <w:rPr>
-                <w:rFonts w:ascii="Times New Roman" w:hAnsi="Times New Roman" w:cs="Times New Roman"/>
-                <w:color w:val="FFFFFF" w:themeColor="background1"/>
-                <w:lang w:val="it-IT"/>
-              </w:rPr>
-              <w:t>308</w:t>
+              <w:t>0.308</w:t>
             </w:r>
             <w:r>
               <w:rPr>
@@ -26875,15 +29042,7 @@
                 <w:color w:val="FFFFFF" w:themeColor="background1"/>
                 <w:lang w:val="it-IT"/>
               </w:rPr>
-              <w:t>0.</w:t>
-            </w:r>
-            <w:r>
-              <w:rPr>
-                <w:rFonts w:ascii="Times New Roman" w:hAnsi="Times New Roman" w:cs="Times New Roman"/>
-                <w:color w:val="FFFFFF" w:themeColor="background1"/>
-                <w:lang w:val="it-IT"/>
-              </w:rPr>
-              <w:t>359</w:t>
+              <w:t>0.359</w:t>
             </w:r>
             <w:r>
               <w:rPr>
@@ -26897,14 +29056,7 @@
                 <w:rFonts w:ascii="Times New Roman" w:hAnsi="Times New Roman" w:cs="Times New Roman"/>
                 <w:color w:val="FFFFFF" w:themeColor="background1"/>
               </w:rPr>
-              <w:t>0.00</w:t>
-            </w:r>
-            <w:r>
-              <w:rPr>
-                <w:rFonts w:ascii="Times New Roman" w:hAnsi="Times New Roman" w:cs="Times New Roman"/>
-                <w:color w:val="FFFFFF" w:themeColor="background1"/>
-              </w:rPr>
-              <w:t>5</w:t>
+              <w:t>0.005</w:t>
             </w:r>
           </w:p>
         </w:tc>
@@ -26956,15 +29108,7 @@
                 <w:color w:val="FFFFFF" w:themeColor="background1"/>
                 <w:lang w:val="it-IT"/>
               </w:rPr>
-              <w:t>0.5</w:t>
-            </w:r>
-            <w:r>
-              <w:rPr>
-                <w:rFonts w:ascii="Times New Roman" w:hAnsi="Times New Roman" w:cs="Times New Roman"/>
-                <w:color w:val="FFFFFF" w:themeColor="background1"/>
-                <w:lang w:val="it-IT"/>
-              </w:rPr>
-              <w:t>73</w:t>
+              <w:t>0.573</w:t>
             </w:r>
             <w:r>
               <w:rPr>
@@ -27002,15 +29146,7 @@
                 <w:color w:val="FFFFFF" w:themeColor="background1"/>
                 <w:lang w:val="it-IT"/>
               </w:rPr>
-              <w:t>0.</w:t>
-            </w:r>
-            <w:r>
-              <w:rPr>
-                <w:rFonts w:ascii="Times New Roman" w:hAnsi="Times New Roman" w:cs="Times New Roman"/>
-                <w:color w:val="FFFFFF" w:themeColor="background1"/>
-                <w:lang w:val="it-IT"/>
-              </w:rPr>
-              <w:t>573</w:t>
+              <w:t>0.573</w:t>
             </w:r>
             <w:r>
               <w:rPr>
@@ -27048,15 +29184,7 @@
                 <w:color w:val="FFFFFF" w:themeColor="background1"/>
                 <w:lang w:val="it-IT"/>
               </w:rPr>
-              <w:t>0.42</w:t>
-            </w:r>
-            <w:r>
-              <w:rPr>
-                <w:rFonts w:ascii="Times New Roman" w:hAnsi="Times New Roman" w:cs="Times New Roman"/>
-                <w:color w:val="FFFFFF" w:themeColor="background1"/>
-                <w:lang w:val="it-IT"/>
-              </w:rPr>
-              <w:t>1</w:t>
+              <w:t>0.421</w:t>
             </w:r>
             <w:r>
               <w:rPr>
@@ -27070,14 +29198,7 @@
                 <w:rFonts w:ascii="Times New Roman" w:hAnsi="Times New Roman" w:cs="Times New Roman"/>
                 <w:color w:val="FFFFFF" w:themeColor="background1"/>
               </w:rPr>
-              <w:t>0.00</w:t>
-            </w:r>
-            <w:r>
-              <w:rPr>
-                <w:rFonts w:ascii="Times New Roman" w:hAnsi="Times New Roman" w:cs="Times New Roman"/>
-                <w:color w:val="FFFFFF" w:themeColor="background1"/>
-              </w:rPr>
-              <w:t>3</w:t>
+              <w:t>0.003</w:t>
             </w:r>
           </w:p>
         </w:tc>
@@ -27101,15 +29222,7 @@
                 <w:color w:val="FFFFFF" w:themeColor="background1"/>
                 <w:lang w:val="it-IT"/>
               </w:rPr>
-              <w:t>0.42</w:t>
-            </w:r>
-            <w:r>
-              <w:rPr>
-                <w:rFonts w:ascii="Times New Roman" w:hAnsi="Times New Roman" w:cs="Times New Roman"/>
-                <w:color w:val="FFFFFF" w:themeColor="background1"/>
-                <w:lang w:val="it-IT"/>
-              </w:rPr>
-              <w:t>1</w:t>
+              <w:t>0.421</w:t>
             </w:r>
             <w:r>
               <w:rPr>
@@ -27123,14 +29236,7 @@
                 <w:rFonts w:ascii="Times New Roman" w:hAnsi="Times New Roman" w:cs="Times New Roman"/>
                 <w:color w:val="FFFFFF" w:themeColor="background1"/>
               </w:rPr>
-              <w:t>0.00</w:t>
-            </w:r>
-            <w:r>
-              <w:rPr>
-                <w:rFonts w:ascii="Times New Roman" w:hAnsi="Times New Roman" w:cs="Times New Roman"/>
-                <w:color w:val="FFFFFF" w:themeColor="background1"/>
-              </w:rPr>
-              <w:t>3</w:t>
+              <w:t>0.003</w:t>
             </w:r>
           </w:p>
         </w:tc>
@@ -27184,15 +29290,7 @@
                 <w:color w:val="FFFFFF" w:themeColor="background1"/>
                 <w:lang w:val="it-IT"/>
               </w:rPr>
-              <w:t>0.6</w:t>
-            </w:r>
-            <w:r>
-              <w:rPr>
-                <w:rFonts w:ascii="Times New Roman" w:hAnsi="Times New Roman" w:cs="Times New Roman"/>
-                <w:color w:val="FFFFFF" w:themeColor="background1"/>
-                <w:lang w:val="it-IT"/>
-              </w:rPr>
-              <w:t>42</w:t>
+              <w:t>0.642</w:t>
             </w:r>
             <w:r>
               <w:rPr>
@@ -27230,15 +29328,7 @@
                 <w:color w:val="FFFFFF" w:themeColor="background1"/>
                 <w:lang w:val="it-IT"/>
               </w:rPr>
-              <w:t>0.</w:t>
-            </w:r>
-            <w:r>
-              <w:rPr>
-                <w:rFonts w:ascii="Times New Roman" w:hAnsi="Times New Roman" w:cs="Times New Roman"/>
-                <w:color w:val="FFFFFF" w:themeColor="background1"/>
-                <w:lang w:val="it-IT"/>
-              </w:rPr>
-              <w:t>651</w:t>
+              <w:t>0.651</w:t>
             </w:r>
             <w:r>
               <w:rPr>
@@ -27276,15 +29366,7 @@
                 <w:color w:val="FFFFFF" w:themeColor="background1"/>
                 <w:lang w:val="it-IT"/>
               </w:rPr>
-              <w:t>0.4</w:t>
-            </w:r>
-            <w:r>
-              <w:rPr>
-                <w:rFonts w:ascii="Times New Roman" w:hAnsi="Times New Roman" w:cs="Times New Roman"/>
-                <w:color w:val="FFFFFF" w:themeColor="background1"/>
-                <w:lang w:val="it-IT"/>
-              </w:rPr>
-              <w:t>71</w:t>
+              <w:t>0.471</w:t>
             </w:r>
             <w:r>
               <w:rPr>
@@ -27298,14 +29380,7 @@
                 <w:rFonts w:ascii="Times New Roman" w:hAnsi="Times New Roman" w:cs="Times New Roman"/>
                 <w:color w:val="FFFFFF" w:themeColor="background1"/>
               </w:rPr>
-              <w:t>0.00</w:t>
-            </w:r>
-            <w:r>
-              <w:rPr>
-                <w:rFonts w:ascii="Times New Roman" w:hAnsi="Times New Roman" w:cs="Times New Roman"/>
-                <w:color w:val="FFFFFF" w:themeColor="background1"/>
-              </w:rPr>
-              <w:t>3</w:t>
+              <w:t>0.003</w:t>
             </w:r>
           </w:p>
         </w:tc>
@@ -27329,15 +29404,7 @@
                 <w:color w:val="FFFFFF" w:themeColor="background1"/>
                 <w:lang w:val="it-IT"/>
               </w:rPr>
-              <w:t>0.4</w:t>
-            </w:r>
-            <w:r>
-              <w:rPr>
-                <w:rFonts w:ascii="Times New Roman" w:hAnsi="Times New Roman" w:cs="Times New Roman"/>
-                <w:color w:val="FFFFFF" w:themeColor="background1"/>
-                <w:lang w:val="it-IT"/>
-              </w:rPr>
-              <w:t>81</w:t>
+              <w:t>0.481</w:t>
             </w:r>
             <w:r>
               <w:rPr>
@@ -27351,14 +29418,7 @@
                 <w:rFonts w:ascii="Times New Roman" w:hAnsi="Times New Roman" w:cs="Times New Roman"/>
                 <w:color w:val="FFFFFF" w:themeColor="background1"/>
               </w:rPr>
-              <w:t>0.00</w:t>
-            </w:r>
-            <w:r>
-              <w:rPr>
-                <w:rFonts w:ascii="Times New Roman" w:hAnsi="Times New Roman" w:cs="Times New Roman"/>
-                <w:color w:val="FFFFFF" w:themeColor="background1"/>
-              </w:rPr>
-              <w:t>5</w:t>
+              <w:t>0.005</w:t>
             </w:r>
           </w:p>
         </w:tc>
@@ -27599,16 +29659,7 @@
           <w:szCs w:val="24"/>
           <w:lang w:val="it-IT"/>
         </w:rPr>
-        <w:t>1</w:t>
-      </w:r>
-      <w:r>
-        <w:rPr>
-          <w:rFonts w:ascii="Times New Roman" w:hAnsi="Times New Roman" w:cs="Times New Roman"/>
-          <w:sz w:val="24"/>
-          <w:szCs w:val="24"/>
-          <w:lang w:val="it-IT"/>
-        </w:rPr>
-        <w:t>3 - AUC si MCC(</w:t>
+        <w:t>13 - AUC si MCC(</w:t>
       </w:r>
       <w:proofErr w:type="spellStart"/>
       <w:r>
@@ -27856,14 +29907,7 @@
                 <w:rFonts w:ascii="Times New Roman" w:hAnsi="Times New Roman" w:cs="Times New Roman"/>
                 <w:color w:val="FFFFFF" w:themeColor="background1"/>
               </w:rPr>
-              <w:t>0.00</w:t>
-            </w:r>
-            <w:r>
-              <w:rPr>
-                <w:rFonts w:ascii="Times New Roman" w:hAnsi="Times New Roman" w:cs="Times New Roman"/>
-                <w:color w:val="FFFFFF" w:themeColor="background1"/>
-              </w:rPr>
-              <w:t>3</w:t>
+              <w:t>0.003</w:t>
             </w:r>
           </w:p>
         </w:tc>
@@ -27909,14 +29953,7 @@
                 <w:rFonts w:ascii="Times New Roman" w:hAnsi="Times New Roman" w:cs="Times New Roman"/>
                 <w:color w:val="FFFFFF" w:themeColor="background1"/>
               </w:rPr>
-              <w:t>0.00</w:t>
-            </w:r>
-            <w:r>
-              <w:rPr>
-                <w:rFonts w:ascii="Times New Roman" w:hAnsi="Times New Roman" w:cs="Times New Roman"/>
-                <w:color w:val="FFFFFF" w:themeColor="background1"/>
-              </w:rPr>
-              <w:t>6</w:t>
+              <w:t>0.006</w:t>
             </w:r>
           </w:p>
         </w:tc>
@@ -27990,14 +30027,7 @@
                 <w:rFonts w:ascii="Times New Roman" w:hAnsi="Times New Roman" w:cs="Times New Roman"/>
                 <w:color w:val="FFFFFF" w:themeColor="background1"/>
               </w:rPr>
-              <w:t>0.00</w:t>
-            </w:r>
-            <w:r>
-              <w:rPr>
-                <w:rFonts w:ascii="Times New Roman" w:hAnsi="Times New Roman" w:cs="Times New Roman"/>
-                <w:color w:val="FFFFFF" w:themeColor="background1"/>
-              </w:rPr>
-              <w:t>4</w:t>
+              <w:t>0.004</w:t>
             </w:r>
           </w:p>
         </w:tc>
@@ -28043,14 +30073,7 @@
                 <w:rFonts w:ascii="Times New Roman" w:hAnsi="Times New Roman" w:cs="Times New Roman"/>
                 <w:color w:val="FFFFFF" w:themeColor="background1"/>
               </w:rPr>
-              <w:t>0.00</w:t>
-            </w:r>
-            <w:r>
-              <w:rPr>
-                <w:rFonts w:ascii="Times New Roman" w:hAnsi="Times New Roman" w:cs="Times New Roman"/>
-                <w:color w:val="FFFFFF" w:themeColor="background1"/>
-              </w:rPr>
-              <w:t>6</w:t>
+              <w:t>0.006</w:t>
             </w:r>
           </w:p>
         </w:tc>
@@ -28102,15 +30125,7 @@
                 <w:color w:val="FFFFFF" w:themeColor="background1"/>
                 <w:lang w:val="it-IT"/>
               </w:rPr>
-              <w:t>0.</w:t>
-            </w:r>
-            <w:r>
-              <w:rPr>
-                <w:rFonts w:ascii="Times New Roman" w:hAnsi="Times New Roman" w:cs="Times New Roman"/>
-                <w:color w:val="FFFFFF" w:themeColor="background1"/>
-                <w:lang w:val="it-IT"/>
-              </w:rPr>
-              <w:t>633</w:t>
+              <w:t>0.633</w:t>
             </w:r>
             <w:r>
               <w:rPr>
@@ -28124,14 +30139,7 @@
                 <w:rFonts w:ascii="Times New Roman" w:hAnsi="Times New Roman" w:cs="Times New Roman"/>
                 <w:color w:val="FFFFFF" w:themeColor="background1"/>
               </w:rPr>
-              <w:t>0.00</w:t>
-            </w:r>
-            <w:r>
-              <w:rPr>
-                <w:rFonts w:ascii="Times New Roman" w:hAnsi="Times New Roman" w:cs="Times New Roman"/>
-                <w:color w:val="FFFFFF" w:themeColor="background1"/>
-              </w:rPr>
-              <w:t>4</w:t>
+              <w:t>0.004</w:t>
             </w:r>
           </w:p>
         </w:tc>
@@ -28155,15 +30163,7 @@
                 <w:color w:val="FFFFFF" w:themeColor="background1"/>
                 <w:lang w:val="it-IT"/>
               </w:rPr>
-              <w:t>0.</w:t>
-            </w:r>
-            <w:r>
-              <w:rPr>
-                <w:rFonts w:ascii="Times New Roman" w:hAnsi="Times New Roman" w:cs="Times New Roman"/>
-                <w:color w:val="FFFFFF" w:themeColor="background1"/>
-                <w:lang w:val="it-IT"/>
-              </w:rPr>
-              <w:t>180</w:t>
+              <w:t>0.180</w:t>
             </w:r>
             <w:r>
               <w:rPr>
@@ -28177,14 +30177,7 @@
                 <w:rFonts w:ascii="Times New Roman" w:hAnsi="Times New Roman" w:cs="Times New Roman"/>
                 <w:color w:val="FFFFFF" w:themeColor="background1"/>
               </w:rPr>
-              <w:t>0.00</w:t>
-            </w:r>
-            <w:r>
-              <w:rPr>
-                <w:rFonts w:ascii="Times New Roman" w:hAnsi="Times New Roman" w:cs="Times New Roman"/>
-                <w:color w:val="FFFFFF" w:themeColor="background1"/>
-              </w:rPr>
-              <w:t>6</w:t>
+              <w:t>0.006</w:t>
             </w:r>
           </w:p>
         </w:tc>
@@ -28260,15 +30253,7 @@
                 <w:color w:val="FFFFFF" w:themeColor="background1"/>
                 <w:lang w:val="it-IT"/>
               </w:rPr>
-              <w:t>0.</w:t>
-            </w:r>
-            <w:r>
-              <w:rPr>
-                <w:rFonts w:ascii="Times New Roman" w:hAnsi="Times New Roman" w:cs="Times New Roman"/>
-                <w:color w:val="FFFFFF" w:themeColor="background1"/>
-                <w:lang w:val="it-IT"/>
-              </w:rPr>
-              <w:t>152</w:t>
+              <w:t>0.152</w:t>
             </w:r>
             <w:r>
               <w:rPr>
@@ -28282,14 +30267,7 @@
                 <w:rFonts w:ascii="Times New Roman" w:hAnsi="Times New Roman" w:cs="Times New Roman"/>
                 <w:color w:val="FFFFFF" w:themeColor="background1"/>
               </w:rPr>
-              <w:t>0.00</w:t>
-            </w:r>
-            <w:r>
-              <w:rPr>
-                <w:rFonts w:ascii="Times New Roman" w:hAnsi="Times New Roman" w:cs="Times New Roman"/>
-                <w:color w:val="FFFFFF" w:themeColor="background1"/>
-              </w:rPr>
-              <w:t>6</w:t>
+              <w:t>0.006</w:t>
             </w:r>
           </w:p>
         </w:tc>
@@ -28343,15 +30321,7 @@
                 <w:color w:val="FFFFFF" w:themeColor="background1"/>
                 <w:lang w:val="it-IT"/>
               </w:rPr>
-              <w:t>0.</w:t>
-            </w:r>
-            <w:r>
-              <w:rPr>
-                <w:rFonts w:ascii="Times New Roman" w:hAnsi="Times New Roman" w:cs="Times New Roman"/>
-                <w:color w:val="FFFFFF" w:themeColor="background1"/>
-                <w:lang w:val="it-IT"/>
-              </w:rPr>
-              <w:t>709</w:t>
+              <w:t>0.709</w:t>
             </w:r>
             <w:r>
               <w:rPr>
@@ -28365,14 +30335,7 @@
                 <w:rFonts w:ascii="Times New Roman" w:hAnsi="Times New Roman" w:cs="Times New Roman"/>
                 <w:color w:val="FFFFFF" w:themeColor="background1"/>
               </w:rPr>
-              <w:t>0.00</w:t>
-            </w:r>
-            <w:r>
-              <w:rPr>
-                <w:rFonts w:ascii="Times New Roman" w:hAnsi="Times New Roman" w:cs="Times New Roman"/>
-                <w:color w:val="FFFFFF" w:themeColor="background1"/>
-              </w:rPr>
-              <w:t>3</w:t>
+              <w:t>0.003</w:t>
             </w:r>
           </w:p>
         </w:tc>
@@ -28396,15 +30359,7 @@
                 <w:color w:val="FFFFFF" w:themeColor="background1"/>
                 <w:lang w:val="it-IT"/>
               </w:rPr>
-              <w:t>0.</w:t>
-            </w:r>
-            <w:r>
-              <w:rPr>
-                <w:rFonts w:ascii="Times New Roman" w:hAnsi="Times New Roman" w:cs="Times New Roman"/>
-                <w:color w:val="FFFFFF" w:themeColor="background1"/>
-                <w:lang w:val="it-IT"/>
-              </w:rPr>
-              <w:t>261</w:t>
+              <w:t>0.261</w:t>
             </w:r>
             <w:r>
               <w:rPr>
@@ -28418,14 +30373,7 @@
                 <w:rFonts w:ascii="Times New Roman" w:hAnsi="Times New Roman" w:cs="Times New Roman"/>
                 <w:color w:val="FFFFFF" w:themeColor="background1"/>
               </w:rPr>
-              <w:t>0.00</w:t>
-            </w:r>
-            <w:r>
-              <w:rPr>
-                <w:rFonts w:ascii="Times New Roman" w:hAnsi="Times New Roman" w:cs="Times New Roman"/>
-                <w:color w:val="FFFFFF" w:themeColor="background1"/>
-              </w:rPr>
-              <w:t>7</w:t>
+              <w:t>0.007</w:t>
             </w:r>
           </w:p>
         </w:tc>
@@ -28446,12 +30394,1007 @@
           <w:lang w:val="it-IT"/>
         </w:rPr>
       </w:pPr>
-    </w:p>
-    <w:p>
-      <w:pPr>
+      <w:proofErr w:type="spellStart"/>
+      <w:r>
+        <w:rPr>
+          <w:rFonts w:ascii="Times New Roman" w:hAnsi="Times New Roman" w:cs="Times New Roman"/>
+          <w:lang w:val="it-IT"/>
+        </w:rPr>
+        <w:t>Modelele</w:t>
+      </w:r>
+      <w:proofErr w:type="spellEnd"/>
+      <w:r>
+        <w:rPr>
+          <w:rFonts w:ascii="Times New Roman" w:hAnsi="Times New Roman" w:cs="Times New Roman"/>
+          <w:lang w:val="it-IT"/>
+        </w:rPr>
+        <w:t xml:space="preserve"> </w:t>
+      </w:r>
+      <w:proofErr w:type="spellStart"/>
+      <w:r>
+        <w:rPr>
+          <w:rFonts w:ascii="Times New Roman" w:hAnsi="Times New Roman" w:cs="Times New Roman"/>
+          <w:lang w:val="it-IT"/>
+        </w:rPr>
+        <w:t>liniare</w:t>
+      </w:r>
+      <w:proofErr w:type="spellEnd"/>
+      <w:r>
+        <w:rPr>
+          <w:rFonts w:ascii="Times New Roman" w:hAnsi="Times New Roman" w:cs="Times New Roman"/>
+          <w:lang w:val="it-IT"/>
+        </w:rPr>
+        <w:t>(</w:t>
+      </w:r>
+      <w:proofErr w:type="spellStart"/>
+      <w:r>
+        <w:rPr>
+          <w:rFonts w:ascii="Times New Roman" w:hAnsi="Times New Roman" w:cs="Times New Roman"/>
+          <w:lang w:val="it-IT"/>
+        </w:rPr>
+        <w:t>Regresie</w:t>
+      </w:r>
+      <w:proofErr w:type="spellEnd"/>
+      <w:r>
+        <w:rPr>
+          <w:rFonts w:ascii="Times New Roman" w:hAnsi="Times New Roman" w:cs="Times New Roman"/>
+          <w:lang w:val="it-IT"/>
+        </w:rPr>
+        <w:t xml:space="preserve"> Logistica si SVM) </w:t>
+      </w:r>
+      <w:proofErr w:type="spellStart"/>
+      <w:r>
+        <w:rPr>
+          <w:rFonts w:ascii="Times New Roman" w:hAnsi="Times New Roman" w:cs="Times New Roman"/>
+          <w:lang w:val="it-IT"/>
+        </w:rPr>
+        <w:t>au</w:t>
+      </w:r>
+      <w:proofErr w:type="spellEnd"/>
+      <w:r>
+        <w:rPr>
+          <w:rFonts w:ascii="Times New Roman" w:hAnsi="Times New Roman" w:cs="Times New Roman"/>
+          <w:lang w:val="it-IT"/>
+        </w:rPr>
+        <w:t xml:space="preserve"> </w:t>
+      </w:r>
+      <w:proofErr w:type="spellStart"/>
+      <w:r>
+        <w:rPr>
+          <w:rFonts w:ascii="Times New Roman" w:hAnsi="Times New Roman" w:cs="Times New Roman"/>
+          <w:lang w:val="it-IT"/>
+        </w:rPr>
+        <w:t>rezultate</w:t>
+      </w:r>
+      <w:proofErr w:type="spellEnd"/>
+      <w:r>
+        <w:rPr>
+          <w:rFonts w:ascii="Times New Roman" w:hAnsi="Times New Roman" w:cs="Times New Roman"/>
+          <w:lang w:val="it-IT"/>
+        </w:rPr>
+        <w:t xml:space="preserve"> </w:t>
+      </w:r>
+      <w:proofErr w:type="spellStart"/>
+      <w:r>
+        <w:rPr>
+          <w:rFonts w:ascii="Times New Roman" w:hAnsi="Times New Roman" w:cs="Times New Roman"/>
+          <w:lang w:val="it-IT"/>
+        </w:rPr>
+        <w:t>apropiate</w:t>
+      </w:r>
+      <w:proofErr w:type="spellEnd"/>
+      <w:r>
+        <w:rPr>
+          <w:rFonts w:ascii="Times New Roman" w:hAnsi="Times New Roman" w:cs="Times New Roman"/>
+          <w:lang w:val="it-IT"/>
+        </w:rPr>
+        <w:t xml:space="preserve"> si </w:t>
+      </w:r>
+      <w:proofErr w:type="spellStart"/>
+      <w:r>
+        <w:rPr>
+          <w:rFonts w:ascii="Times New Roman" w:hAnsi="Times New Roman" w:cs="Times New Roman"/>
+          <w:lang w:val="it-IT"/>
+        </w:rPr>
+        <w:t>destul</w:t>
+      </w:r>
+      <w:proofErr w:type="spellEnd"/>
+      <w:r>
+        <w:rPr>
+          <w:rFonts w:ascii="Times New Roman" w:hAnsi="Times New Roman" w:cs="Times New Roman"/>
+          <w:lang w:val="it-IT"/>
+        </w:rPr>
+        <w:t xml:space="preserve"> e </w:t>
+      </w:r>
+      <w:proofErr w:type="spellStart"/>
+      <w:r>
+        <w:rPr>
+          <w:rFonts w:ascii="Times New Roman" w:hAnsi="Times New Roman" w:cs="Times New Roman"/>
+          <w:lang w:val="it-IT"/>
+        </w:rPr>
+        <w:t>slabe</w:t>
+      </w:r>
+      <w:proofErr w:type="spellEnd"/>
+      <w:r>
+        <w:rPr>
+          <w:rFonts w:ascii="Times New Roman" w:hAnsi="Times New Roman" w:cs="Times New Roman"/>
+          <w:lang w:val="it-IT"/>
+        </w:rPr>
+        <w:t>(</w:t>
+      </w:r>
+      <w:proofErr w:type="spellStart"/>
+      <w:r>
+        <w:rPr>
+          <w:rFonts w:ascii="Times New Roman" w:hAnsi="Times New Roman" w:cs="Times New Roman"/>
+          <w:lang w:val="it-IT"/>
+        </w:rPr>
+        <w:t>acuratete</w:t>
+      </w:r>
+      <w:proofErr w:type="spellEnd"/>
+      <w:r>
+        <w:rPr>
+          <w:rFonts w:ascii="Times New Roman" w:hAnsi="Times New Roman" w:cs="Times New Roman"/>
+          <w:lang w:val="it-IT"/>
+        </w:rPr>
+        <w:t xml:space="preserve"> 57%, F1 0.42%), </w:t>
+      </w:r>
+      <w:proofErr w:type="spellStart"/>
+      <w:r>
+        <w:rPr>
+          <w:rFonts w:ascii="Times New Roman" w:hAnsi="Times New Roman" w:cs="Times New Roman"/>
+          <w:lang w:val="it-IT"/>
+        </w:rPr>
+        <w:t>acest</w:t>
+      </w:r>
+      <w:proofErr w:type="spellEnd"/>
+      <w:r>
+        <w:rPr>
+          <w:rFonts w:ascii="Times New Roman" w:hAnsi="Times New Roman" w:cs="Times New Roman"/>
+          <w:lang w:val="it-IT"/>
+        </w:rPr>
+        <w:t xml:space="preserve"> </w:t>
+      </w:r>
+      <w:proofErr w:type="spellStart"/>
+      <w:r>
+        <w:rPr>
+          <w:rFonts w:ascii="Times New Roman" w:hAnsi="Times New Roman" w:cs="Times New Roman"/>
+          <w:lang w:val="it-IT"/>
+        </w:rPr>
+        <w:t>fapt</w:t>
+      </w:r>
+      <w:proofErr w:type="spellEnd"/>
+      <w:r>
+        <w:rPr>
+          <w:rFonts w:ascii="Times New Roman" w:hAnsi="Times New Roman" w:cs="Times New Roman"/>
+          <w:lang w:val="it-IT"/>
+        </w:rPr>
+        <w:t xml:space="preserve"> </w:t>
+      </w:r>
+      <w:proofErr w:type="spellStart"/>
+      <w:r>
+        <w:rPr>
+          <w:rFonts w:ascii="Times New Roman" w:hAnsi="Times New Roman" w:cs="Times New Roman"/>
+          <w:lang w:val="it-IT"/>
+        </w:rPr>
+        <w:t>sugereaza</w:t>
+      </w:r>
+      <w:proofErr w:type="spellEnd"/>
+      <w:r>
+        <w:rPr>
+          <w:rFonts w:ascii="Times New Roman" w:hAnsi="Times New Roman" w:cs="Times New Roman"/>
+          <w:lang w:val="it-IT"/>
+        </w:rPr>
+        <w:t xml:space="preserve"> ca legatura </w:t>
+      </w:r>
+      <w:proofErr w:type="spellStart"/>
+      <w:r>
+        <w:rPr>
+          <w:rFonts w:ascii="Times New Roman" w:hAnsi="Times New Roman" w:cs="Times New Roman"/>
+          <w:lang w:val="it-IT"/>
+        </w:rPr>
+        <w:t>dintre</w:t>
+      </w:r>
+      <w:proofErr w:type="spellEnd"/>
+      <w:r>
+        <w:rPr>
+          <w:rFonts w:ascii="Times New Roman" w:hAnsi="Times New Roman" w:cs="Times New Roman"/>
+          <w:lang w:val="it-IT"/>
+        </w:rPr>
+        <w:t xml:space="preserve"> </w:t>
+      </w:r>
+      <w:proofErr w:type="spellStart"/>
+      <w:r>
+        <w:rPr>
+          <w:rFonts w:ascii="Times New Roman" w:hAnsi="Times New Roman" w:cs="Times New Roman"/>
+          <w:lang w:val="it-IT"/>
+        </w:rPr>
+        <w:t>caracteristicile</w:t>
+      </w:r>
+      <w:proofErr w:type="spellEnd"/>
+      <w:r>
+        <w:rPr>
+          <w:rFonts w:ascii="Times New Roman" w:hAnsi="Times New Roman" w:cs="Times New Roman"/>
+          <w:lang w:val="it-IT"/>
+        </w:rPr>
+        <w:t xml:space="preserve"> audio si </w:t>
+      </w:r>
+      <w:proofErr w:type="spellStart"/>
+      <w:r>
+        <w:rPr>
+          <w:rFonts w:ascii="Times New Roman" w:hAnsi="Times New Roman" w:cs="Times New Roman"/>
+          <w:lang w:val="it-IT"/>
+        </w:rPr>
+        <w:t>popularitate</w:t>
+      </w:r>
+      <w:proofErr w:type="spellEnd"/>
+      <w:r>
+        <w:rPr>
+          <w:rFonts w:ascii="Times New Roman" w:hAnsi="Times New Roman" w:cs="Times New Roman"/>
+          <w:lang w:val="it-IT"/>
+        </w:rPr>
+        <w:t xml:space="preserve"> nu este una </w:t>
+      </w:r>
+      <w:proofErr w:type="spellStart"/>
+      <w:r>
+        <w:rPr>
+          <w:rFonts w:ascii="Times New Roman" w:hAnsi="Times New Roman" w:cs="Times New Roman"/>
+          <w:lang w:val="it-IT"/>
+        </w:rPr>
+        <w:t>strict</w:t>
+      </w:r>
+      <w:proofErr w:type="spellEnd"/>
+      <w:r>
+        <w:rPr>
+          <w:rFonts w:ascii="Times New Roman" w:hAnsi="Times New Roman" w:cs="Times New Roman"/>
+          <w:lang w:val="it-IT"/>
+        </w:rPr>
+        <w:t xml:space="preserve"> </w:t>
+      </w:r>
+      <w:proofErr w:type="spellStart"/>
+      <w:r>
+        <w:rPr>
+          <w:rFonts w:ascii="Times New Roman" w:hAnsi="Times New Roman" w:cs="Times New Roman"/>
+          <w:lang w:val="it-IT"/>
+        </w:rPr>
+        <w:t>liniara</w:t>
+      </w:r>
+      <w:proofErr w:type="spellEnd"/>
+      <w:r>
+        <w:rPr>
+          <w:rFonts w:ascii="Times New Roman" w:hAnsi="Times New Roman" w:cs="Times New Roman"/>
+          <w:lang w:val="it-IT"/>
+        </w:rPr>
+        <w:t>.</w:t>
+      </w:r>
+    </w:p>
+    <w:p>
+      <w:pPr>
+        <w:rPr>
+          <w:rFonts w:ascii="Times New Roman" w:hAnsi="Times New Roman" w:cs="Times New Roman"/>
+          <w:lang w:val="it-IT"/>
+        </w:rPr>
+      </w:pPr>
+      <w:proofErr w:type="spellStart"/>
+      <w:r>
+        <w:rPr>
+          <w:rFonts w:ascii="Times New Roman" w:hAnsi="Times New Roman" w:cs="Times New Roman"/>
+          <w:lang w:val="it-IT"/>
+        </w:rPr>
+        <w:lastRenderedPageBreak/>
+        <w:t>Modelele</w:t>
+      </w:r>
+      <w:proofErr w:type="spellEnd"/>
+      <w:r>
+        <w:rPr>
+          <w:rFonts w:ascii="Times New Roman" w:hAnsi="Times New Roman" w:cs="Times New Roman"/>
+          <w:lang w:val="it-IT"/>
+        </w:rPr>
+        <w:t xml:space="preserve"> de </w:t>
+      </w:r>
+      <w:proofErr w:type="spellStart"/>
+      <w:r>
+        <w:rPr>
+          <w:rFonts w:ascii="Times New Roman" w:hAnsi="Times New Roman" w:cs="Times New Roman"/>
+          <w:lang w:val="it-IT"/>
+        </w:rPr>
+        <w:t>ansamblu</w:t>
+      </w:r>
+      <w:proofErr w:type="spellEnd"/>
+      <w:r>
+        <w:rPr>
+          <w:rFonts w:ascii="Times New Roman" w:hAnsi="Times New Roman" w:cs="Times New Roman"/>
+          <w:lang w:val="it-IT"/>
+        </w:rPr>
+        <w:t xml:space="preserve">(Random Forest si </w:t>
+      </w:r>
+      <w:proofErr w:type="spellStart"/>
+      <w:r>
+        <w:rPr>
+          <w:rFonts w:ascii="Times New Roman" w:hAnsi="Times New Roman" w:cs="Times New Roman"/>
+          <w:lang w:val="it-IT"/>
+        </w:rPr>
+        <w:t>XGBoost</w:t>
+      </w:r>
+      <w:proofErr w:type="spellEnd"/>
+      <w:r>
+        <w:rPr>
+          <w:rFonts w:ascii="Times New Roman" w:hAnsi="Times New Roman" w:cs="Times New Roman"/>
+          <w:lang w:val="it-IT"/>
+        </w:rPr>
+        <w:t xml:space="preserve">) </w:t>
+      </w:r>
+      <w:proofErr w:type="spellStart"/>
+      <w:r>
+        <w:rPr>
+          <w:rFonts w:ascii="Times New Roman" w:hAnsi="Times New Roman" w:cs="Times New Roman"/>
+          <w:lang w:val="it-IT"/>
+        </w:rPr>
+        <w:t>au</w:t>
+      </w:r>
+      <w:proofErr w:type="spellEnd"/>
+      <w:r>
+        <w:rPr>
+          <w:rFonts w:ascii="Times New Roman" w:hAnsi="Times New Roman" w:cs="Times New Roman"/>
+          <w:lang w:val="it-IT"/>
+        </w:rPr>
+        <w:t xml:space="preserve"> </w:t>
+      </w:r>
+      <w:proofErr w:type="spellStart"/>
+      <w:r>
+        <w:rPr>
+          <w:rFonts w:ascii="Times New Roman" w:hAnsi="Times New Roman" w:cs="Times New Roman"/>
+          <w:lang w:val="it-IT"/>
+        </w:rPr>
+        <w:t>obtinut</w:t>
+      </w:r>
+      <w:proofErr w:type="spellEnd"/>
+      <w:r>
+        <w:rPr>
+          <w:rFonts w:ascii="Times New Roman" w:hAnsi="Times New Roman" w:cs="Times New Roman"/>
+          <w:lang w:val="it-IT"/>
+        </w:rPr>
+        <w:t xml:space="preserve"> </w:t>
+      </w:r>
+      <w:proofErr w:type="spellStart"/>
+      <w:r>
+        <w:rPr>
+          <w:rFonts w:ascii="Times New Roman" w:hAnsi="Times New Roman" w:cs="Times New Roman"/>
+          <w:lang w:val="it-IT"/>
+        </w:rPr>
+        <w:t>rezultate</w:t>
+      </w:r>
+      <w:proofErr w:type="spellEnd"/>
+      <w:r>
+        <w:rPr>
+          <w:rFonts w:ascii="Times New Roman" w:hAnsi="Times New Roman" w:cs="Times New Roman"/>
+          <w:lang w:val="it-IT"/>
+        </w:rPr>
+        <w:t xml:space="preserve"> mai bune, in special AUC si MCC, </w:t>
+      </w:r>
+      <w:proofErr w:type="spellStart"/>
+      <w:r>
+        <w:rPr>
+          <w:rFonts w:ascii="Times New Roman" w:hAnsi="Times New Roman" w:cs="Times New Roman"/>
+          <w:lang w:val="it-IT"/>
+        </w:rPr>
+        <w:t>deci</w:t>
+      </w:r>
+      <w:proofErr w:type="spellEnd"/>
+      <w:r>
+        <w:rPr>
+          <w:rFonts w:ascii="Times New Roman" w:hAnsi="Times New Roman" w:cs="Times New Roman"/>
+          <w:lang w:val="it-IT"/>
+        </w:rPr>
+        <w:t xml:space="preserve"> se</w:t>
+      </w:r>
+      <w:r>
+        <w:rPr>
+          <w:rFonts w:ascii="Times New Roman" w:hAnsi="Times New Roman" w:cs="Times New Roman"/>
+          <w:lang w:val="it-IT"/>
+        </w:rPr>
+        <w:t xml:space="preserve">para mai bine </w:t>
+      </w:r>
+      <w:proofErr w:type="spellStart"/>
+      <w:r>
+        <w:rPr>
+          <w:rFonts w:ascii="Times New Roman" w:hAnsi="Times New Roman" w:cs="Times New Roman"/>
+          <w:lang w:val="it-IT"/>
+        </w:rPr>
+        <w:t>clasele</w:t>
+      </w:r>
+      <w:proofErr w:type="spellEnd"/>
+      <w:r>
+        <w:rPr>
+          <w:rFonts w:ascii="Times New Roman" w:hAnsi="Times New Roman" w:cs="Times New Roman"/>
+          <w:lang w:val="it-IT"/>
+        </w:rPr>
+        <w:t xml:space="preserve"> si </w:t>
+      </w:r>
+      <w:proofErr w:type="spellStart"/>
+      <w:r>
+        <w:rPr>
+          <w:rFonts w:ascii="Times New Roman" w:hAnsi="Times New Roman" w:cs="Times New Roman"/>
+          <w:lang w:val="it-IT"/>
+        </w:rPr>
+        <w:t>ofera</w:t>
+      </w:r>
+      <w:proofErr w:type="spellEnd"/>
+      <w:r>
+        <w:rPr>
+          <w:rFonts w:ascii="Times New Roman" w:hAnsi="Times New Roman" w:cs="Times New Roman"/>
+          <w:lang w:val="it-IT"/>
+        </w:rPr>
+        <w:t xml:space="preserve"> o </w:t>
+      </w:r>
+      <w:proofErr w:type="spellStart"/>
+      <w:r>
+        <w:rPr>
+          <w:rFonts w:ascii="Times New Roman" w:hAnsi="Times New Roman" w:cs="Times New Roman"/>
+          <w:lang w:val="it-IT"/>
+        </w:rPr>
+        <w:t>evaluare</w:t>
+      </w:r>
+      <w:proofErr w:type="spellEnd"/>
+      <w:r>
+        <w:rPr>
+          <w:rFonts w:ascii="Times New Roman" w:hAnsi="Times New Roman" w:cs="Times New Roman"/>
+          <w:lang w:val="it-IT"/>
+        </w:rPr>
+        <w:t xml:space="preserve"> mai </w:t>
+      </w:r>
+      <w:proofErr w:type="spellStart"/>
+      <w:r>
+        <w:rPr>
+          <w:rFonts w:ascii="Times New Roman" w:hAnsi="Times New Roman" w:cs="Times New Roman"/>
+          <w:lang w:val="it-IT"/>
+        </w:rPr>
+        <w:t>corecta</w:t>
+      </w:r>
+      <w:proofErr w:type="spellEnd"/>
+      <w:r>
+        <w:rPr>
+          <w:rFonts w:ascii="Times New Roman" w:hAnsi="Times New Roman" w:cs="Times New Roman"/>
+          <w:lang w:val="it-IT"/>
+        </w:rPr>
+        <w:t xml:space="preserve"> pe </w:t>
+      </w:r>
+      <w:proofErr w:type="spellStart"/>
+      <w:r>
+        <w:rPr>
+          <w:rFonts w:ascii="Times New Roman" w:hAnsi="Times New Roman" w:cs="Times New Roman"/>
+          <w:lang w:val="it-IT"/>
+        </w:rPr>
+        <w:t>seturi</w:t>
+      </w:r>
+      <w:proofErr w:type="spellEnd"/>
+      <w:r>
+        <w:rPr>
+          <w:rFonts w:ascii="Times New Roman" w:hAnsi="Times New Roman" w:cs="Times New Roman"/>
+          <w:lang w:val="it-IT"/>
+        </w:rPr>
+        <w:t xml:space="preserve"> de date </w:t>
+      </w:r>
+      <w:proofErr w:type="spellStart"/>
+      <w:r>
+        <w:rPr>
+          <w:rFonts w:ascii="Times New Roman" w:hAnsi="Times New Roman" w:cs="Times New Roman"/>
+          <w:lang w:val="it-IT"/>
+        </w:rPr>
+        <w:t>dezechilibrate.Dintre</w:t>
+      </w:r>
+      <w:proofErr w:type="spellEnd"/>
+      <w:r>
+        <w:rPr>
+          <w:rFonts w:ascii="Times New Roman" w:hAnsi="Times New Roman" w:cs="Times New Roman"/>
+          <w:lang w:val="it-IT"/>
+        </w:rPr>
+        <w:t xml:space="preserve"> </w:t>
+      </w:r>
+      <w:proofErr w:type="spellStart"/>
+      <w:r>
+        <w:rPr>
+          <w:rFonts w:ascii="Times New Roman" w:hAnsi="Times New Roman" w:cs="Times New Roman"/>
+          <w:lang w:val="it-IT"/>
+        </w:rPr>
+        <w:t>ele</w:t>
+      </w:r>
+      <w:proofErr w:type="spellEnd"/>
+      <w:r>
+        <w:rPr>
+          <w:rFonts w:ascii="Times New Roman" w:hAnsi="Times New Roman" w:cs="Times New Roman"/>
+          <w:lang w:val="it-IT"/>
+        </w:rPr>
+        <w:t xml:space="preserve">, </w:t>
+      </w:r>
+      <w:proofErr w:type="spellStart"/>
+      <w:r>
+        <w:rPr>
+          <w:rFonts w:ascii="Times New Roman" w:hAnsi="Times New Roman" w:cs="Times New Roman"/>
+          <w:lang w:val="it-IT"/>
+        </w:rPr>
+        <w:t>XGBoost</w:t>
+      </w:r>
+      <w:proofErr w:type="spellEnd"/>
+      <w:r>
+        <w:rPr>
+          <w:rFonts w:ascii="Times New Roman" w:hAnsi="Times New Roman" w:cs="Times New Roman"/>
+          <w:lang w:val="it-IT"/>
+        </w:rPr>
+        <w:t xml:space="preserve"> este cel mai </w:t>
+      </w:r>
+      <w:proofErr w:type="spellStart"/>
+      <w:r>
+        <w:rPr>
+          <w:rFonts w:ascii="Times New Roman" w:hAnsi="Times New Roman" w:cs="Times New Roman"/>
+          <w:lang w:val="it-IT"/>
+        </w:rPr>
+        <w:t>performant</w:t>
+      </w:r>
+      <w:proofErr w:type="spellEnd"/>
+      <w:r>
+        <w:rPr>
+          <w:rFonts w:ascii="Times New Roman" w:hAnsi="Times New Roman" w:cs="Times New Roman"/>
+          <w:lang w:val="it-IT"/>
+        </w:rPr>
+        <w:t xml:space="preserve">(AUC </w:t>
+      </w:r>
+      <w:proofErr w:type="spellStart"/>
+      <w:r>
+        <w:rPr>
+          <w:rFonts w:ascii="Times New Roman" w:hAnsi="Times New Roman" w:cs="Times New Roman"/>
+          <w:lang w:val="it-IT"/>
+        </w:rPr>
+        <w:t>mediu</w:t>
+      </w:r>
+      <w:proofErr w:type="spellEnd"/>
+      <w:r>
+        <w:rPr>
+          <w:rFonts w:ascii="Times New Roman" w:hAnsi="Times New Roman" w:cs="Times New Roman"/>
+          <w:lang w:val="it-IT"/>
+        </w:rPr>
+        <w:t xml:space="preserve"> 0.709, MCC </w:t>
+      </w:r>
+      <w:proofErr w:type="spellStart"/>
+      <w:r>
+        <w:rPr>
+          <w:rFonts w:ascii="Times New Roman" w:hAnsi="Times New Roman" w:cs="Times New Roman"/>
+          <w:lang w:val="it-IT"/>
+        </w:rPr>
+        <w:t>mediu</w:t>
+      </w:r>
+      <w:proofErr w:type="spellEnd"/>
+      <w:r>
+        <w:rPr>
+          <w:rFonts w:ascii="Times New Roman" w:hAnsi="Times New Roman" w:cs="Times New Roman"/>
+          <w:lang w:val="it-IT"/>
+        </w:rPr>
+        <w:t xml:space="preserve"> 0.261 pe 10 </w:t>
+      </w:r>
+      <w:proofErr w:type="spellStart"/>
+      <w:r>
+        <w:rPr>
+          <w:rFonts w:ascii="Times New Roman" w:hAnsi="Times New Roman" w:cs="Times New Roman"/>
+          <w:lang w:val="it-IT"/>
+        </w:rPr>
+        <w:t>rulari</w:t>
+      </w:r>
+      <w:proofErr w:type="spellEnd"/>
+      <w:r>
+        <w:rPr>
+          <w:rFonts w:ascii="Times New Roman" w:hAnsi="Times New Roman" w:cs="Times New Roman"/>
+          <w:lang w:val="it-IT"/>
+        </w:rPr>
+        <w:t>)</w:t>
+      </w:r>
+      <w:r>
+        <w:rPr>
+          <w:rFonts w:ascii="Times New Roman" w:hAnsi="Times New Roman" w:cs="Times New Roman"/>
+          <w:lang w:val="it-IT"/>
+        </w:rPr>
+        <w:t xml:space="preserve">, </w:t>
+      </w:r>
+      <w:proofErr w:type="spellStart"/>
+      <w:r>
+        <w:rPr>
+          <w:rFonts w:ascii="Times New Roman" w:hAnsi="Times New Roman" w:cs="Times New Roman"/>
+          <w:lang w:val="it-IT"/>
+        </w:rPr>
+        <w:t>lucru</w:t>
+      </w:r>
+      <w:proofErr w:type="spellEnd"/>
+      <w:r>
+        <w:rPr>
+          <w:rFonts w:ascii="Times New Roman" w:hAnsi="Times New Roman" w:cs="Times New Roman"/>
+          <w:lang w:val="it-IT"/>
+        </w:rPr>
+        <w:t xml:space="preserve"> care </w:t>
+      </w:r>
+      <w:proofErr w:type="spellStart"/>
+      <w:r>
+        <w:rPr>
+          <w:rFonts w:ascii="Times New Roman" w:hAnsi="Times New Roman" w:cs="Times New Roman"/>
+          <w:lang w:val="it-IT"/>
+        </w:rPr>
+        <w:t>sustine</w:t>
+      </w:r>
+      <w:proofErr w:type="spellEnd"/>
+      <w:r>
+        <w:rPr>
+          <w:rFonts w:ascii="Times New Roman" w:hAnsi="Times New Roman" w:cs="Times New Roman"/>
+          <w:lang w:val="it-IT"/>
+        </w:rPr>
+        <w:t xml:space="preserve"> </w:t>
+      </w:r>
+      <w:proofErr w:type="spellStart"/>
+      <w:r>
+        <w:rPr>
+          <w:rFonts w:ascii="Times New Roman" w:hAnsi="Times New Roman" w:cs="Times New Roman"/>
+          <w:lang w:val="it-IT"/>
+        </w:rPr>
+        <w:t>ideea</w:t>
+      </w:r>
+      <w:proofErr w:type="spellEnd"/>
+      <w:r>
+        <w:rPr>
+          <w:rFonts w:ascii="Times New Roman" w:hAnsi="Times New Roman" w:cs="Times New Roman"/>
+          <w:lang w:val="it-IT"/>
+        </w:rPr>
+        <w:t xml:space="preserve"> ca </w:t>
+      </w:r>
+      <w:proofErr w:type="spellStart"/>
+      <w:r>
+        <w:rPr>
+          <w:rFonts w:ascii="Times New Roman" w:hAnsi="Times New Roman" w:cs="Times New Roman"/>
+          <w:lang w:val="it-IT"/>
+        </w:rPr>
+        <w:t>gradient</w:t>
+      </w:r>
+      <w:proofErr w:type="spellEnd"/>
+      <w:r>
+        <w:rPr>
+          <w:rFonts w:ascii="Times New Roman" w:hAnsi="Times New Roman" w:cs="Times New Roman"/>
+          <w:lang w:val="it-IT"/>
+        </w:rPr>
+        <w:t xml:space="preserve"> </w:t>
+      </w:r>
+      <w:proofErr w:type="spellStart"/>
+      <w:r>
+        <w:rPr>
+          <w:rFonts w:ascii="Times New Roman" w:hAnsi="Times New Roman" w:cs="Times New Roman"/>
+          <w:lang w:val="it-IT"/>
+        </w:rPr>
+        <w:t>boosting</w:t>
+      </w:r>
+      <w:proofErr w:type="spellEnd"/>
+      <w:r>
+        <w:rPr>
+          <w:rFonts w:ascii="Times New Roman" w:hAnsi="Times New Roman" w:cs="Times New Roman"/>
+          <w:lang w:val="it-IT"/>
+        </w:rPr>
+        <w:t xml:space="preserve"> are </w:t>
+      </w:r>
+      <w:proofErr w:type="spellStart"/>
+      <w:r>
+        <w:rPr>
+          <w:rFonts w:ascii="Times New Roman" w:hAnsi="Times New Roman" w:cs="Times New Roman"/>
+          <w:lang w:val="it-IT"/>
+        </w:rPr>
+        <w:t>rezultate</w:t>
+      </w:r>
+      <w:proofErr w:type="spellEnd"/>
+      <w:r>
+        <w:rPr>
+          <w:rFonts w:ascii="Times New Roman" w:hAnsi="Times New Roman" w:cs="Times New Roman"/>
+          <w:lang w:val="it-IT"/>
+        </w:rPr>
+        <w:t xml:space="preserve"> </w:t>
+      </w:r>
+      <w:proofErr w:type="spellStart"/>
+      <w:r>
+        <w:rPr>
+          <w:rFonts w:ascii="Times New Roman" w:hAnsi="Times New Roman" w:cs="Times New Roman"/>
+          <w:lang w:val="it-IT"/>
+        </w:rPr>
+        <w:t>foarte</w:t>
+      </w:r>
+      <w:proofErr w:type="spellEnd"/>
+      <w:r>
+        <w:rPr>
+          <w:rFonts w:ascii="Times New Roman" w:hAnsi="Times New Roman" w:cs="Times New Roman"/>
+          <w:lang w:val="it-IT"/>
+        </w:rPr>
+        <w:t xml:space="preserve"> bune pe date tabulare.</w:t>
+      </w:r>
+    </w:p>
+    <w:p>
+      <w:pPr>
+        <w:rPr>
+          <w:rFonts w:ascii="Times New Roman" w:hAnsi="Times New Roman" w:cs="Times New Roman"/>
+          <w:lang w:val="it-IT"/>
+        </w:rPr>
+      </w:pPr>
+      <w:r>
+        <w:rPr>
+          <w:rFonts w:ascii="Times New Roman" w:hAnsi="Times New Roman" w:cs="Times New Roman"/>
+          <w:lang w:val="it-IT"/>
+        </w:rPr>
+        <w:t xml:space="preserve">KNN </w:t>
+      </w:r>
+      <w:proofErr w:type="spellStart"/>
+      <w:r>
+        <w:rPr>
+          <w:rFonts w:ascii="Times New Roman" w:hAnsi="Times New Roman" w:cs="Times New Roman"/>
+          <w:lang w:val="it-IT"/>
+        </w:rPr>
+        <w:t>ghiceste</w:t>
+      </w:r>
+      <w:proofErr w:type="spellEnd"/>
+      <w:r>
+        <w:rPr>
+          <w:rFonts w:ascii="Times New Roman" w:hAnsi="Times New Roman" w:cs="Times New Roman"/>
+          <w:lang w:val="it-IT"/>
+        </w:rPr>
+        <w:t xml:space="preserve"> bine </w:t>
+      </w:r>
+      <w:proofErr w:type="spellStart"/>
+      <w:r>
+        <w:rPr>
+          <w:rFonts w:ascii="Times New Roman" w:hAnsi="Times New Roman" w:cs="Times New Roman"/>
+          <w:lang w:val="it-IT"/>
+        </w:rPr>
+        <w:t>clasa</w:t>
+      </w:r>
+      <w:proofErr w:type="spellEnd"/>
+      <w:r>
+        <w:rPr>
+          <w:rFonts w:ascii="Times New Roman" w:hAnsi="Times New Roman" w:cs="Times New Roman"/>
+          <w:lang w:val="it-IT"/>
+        </w:rPr>
+        <w:t xml:space="preserve"> </w:t>
+      </w:r>
+      <w:proofErr w:type="spellStart"/>
+      <w:r>
+        <w:rPr>
+          <w:rFonts w:ascii="Times New Roman" w:hAnsi="Times New Roman" w:cs="Times New Roman"/>
+          <w:lang w:val="it-IT"/>
+        </w:rPr>
+        <w:t>majoritara</w:t>
+      </w:r>
+      <w:proofErr w:type="spellEnd"/>
+      <w:r>
+        <w:rPr>
+          <w:rFonts w:ascii="Times New Roman" w:hAnsi="Times New Roman" w:cs="Times New Roman"/>
+          <w:lang w:val="it-IT"/>
+        </w:rPr>
+        <w:t xml:space="preserve">(non-hit) </w:t>
+      </w:r>
+      <w:proofErr w:type="spellStart"/>
+      <w:r>
+        <w:rPr>
+          <w:rFonts w:ascii="Times New Roman" w:hAnsi="Times New Roman" w:cs="Times New Roman"/>
+          <w:lang w:val="it-IT"/>
+        </w:rPr>
+        <w:t>ceea</w:t>
+      </w:r>
+      <w:proofErr w:type="spellEnd"/>
+      <w:r>
+        <w:rPr>
+          <w:rFonts w:ascii="Times New Roman" w:hAnsi="Times New Roman" w:cs="Times New Roman"/>
+          <w:lang w:val="it-IT"/>
+        </w:rPr>
+        <w:t xml:space="preserve"> ce </w:t>
+      </w:r>
+      <w:proofErr w:type="spellStart"/>
+      <w:r>
+        <w:rPr>
+          <w:rFonts w:ascii="Times New Roman" w:hAnsi="Times New Roman" w:cs="Times New Roman"/>
+          <w:lang w:val="it-IT"/>
+        </w:rPr>
+        <w:t>rezulta</w:t>
+      </w:r>
+      <w:proofErr w:type="spellEnd"/>
+      <w:r>
+        <w:rPr>
+          <w:rFonts w:ascii="Times New Roman" w:hAnsi="Times New Roman" w:cs="Times New Roman"/>
+          <w:lang w:val="it-IT"/>
+        </w:rPr>
+        <w:t xml:space="preserve"> o </w:t>
+      </w:r>
+      <w:proofErr w:type="spellStart"/>
+      <w:r>
+        <w:rPr>
+          <w:rFonts w:ascii="Times New Roman" w:hAnsi="Times New Roman" w:cs="Times New Roman"/>
+          <w:lang w:val="it-IT"/>
+        </w:rPr>
+        <w:t>acuratete</w:t>
+      </w:r>
+      <w:proofErr w:type="spellEnd"/>
+      <w:r>
+        <w:rPr>
+          <w:rFonts w:ascii="Times New Roman" w:hAnsi="Times New Roman" w:cs="Times New Roman"/>
+          <w:lang w:val="it-IT"/>
+        </w:rPr>
+        <w:t xml:space="preserve"> mare(0.713-0.720), dar ramane sub Random Forest si </w:t>
+      </w:r>
+      <w:proofErr w:type="spellStart"/>
+      <w:r>
+        <w:rPr>
+          <w:rFonts w:ascii="Times New Roman" w:hAnsi="Times New Roman" w:cs="Times New Roman"/>
+          <w:lang w:val="it-IT"/>
+        </w:rPr>
+        <w:t>XGBoost</w:t>
+      </w:r>
+      <w:proofErr w:type="spellEnd"/>
+      <w:r>
+        <w:rPr>
+          <w:rFonts w:ascii="Times New Roman" w:hAnsi="Times New Roman" w:cs="Times New Roman"/>
+          <w:lang w:val="it-IT"/>
+        </w:rPr>
+        <w:t xml:space="preserve"> </w:t>
+      </w:r>
+      <w:proofErr w:type="spellStart"/>
+      <w:r>
+        <w:rPr>
+          <w:rFonts w:ascii="Times New Roman" w:hAnsi="Times New Roman" w:cs="Times New Roman"/>
+          <w:lang w:val="it-IT"/>
+        </w:rPr>
+        <w:t>cand</w:t>
+      </w:r>
+      <w:proofErr w:type="spellEnd"/>
+      <w:r>
+        <w:rPr>
+          <w:rFonts w:ascii="Times New Roman" w:hAnsi="Times New Roman" w:cs="Times New Roman"/>
+          <w:lang w:val="it-IT"/>
+        </w:rPr>
+        <w:t xml:space="preserve"> </w:t>
+      </w:r>
+      <w:proofErr w:type="spellStart"/>
+      <w:r>
+        <w:rPr>
+          <w:rFonts w:ascii="Times New Roman" w:hAnsi="Times New Roman" w:cs="Times New Roman"/>
+          <w:lang w:val="it-IT"/>
+        </w:rPr>
+        <w:t>vine</w:t>
+      </w:r>
+      <w:proofErr w:type="spellEnd"/>
+      <w:r>
+        <w:rPr>
+          <w:rFonts w:ascii="Times New Roman" w:hAnsi="Times New Roman" w:cs="Times New Roman"/>
+          <w:lang w:val="it-IT"/>
+        </w:rPr>
+        <w:t xml:space="preserve"> </w:t>
+      </w:r>
+      <w:proofErr w:type="spellStart"/>
+      <w:r>
+        <w:rPr>
+          <w:rFonts w:ascii="Times New Roman" w:hAnsi="Times New Roman" w:cs="Times New Roman"/>
+          <w:lang w:val="it-IT"/>
+        </w:rPr>
+        <w:t>vorba</w:t>
+      </w:r>
+      <w:proofErr w:type="spellEnd"/>
+      <w:r>
+        <w:rPr>
+          <w:rFonts w:ascii="Times New Roman" w:hAnsi="Times New Roman" w:cs="Times New Roman"/>
+          <w:lang w:val="it-IT"/>
+        </w:rPr>
+        <w:t xml:space="preserve"> de metrici mai </w:t>
+      </w:r>
+      <w:proofErr w:type="spellStart"/>
+      <w:r>
+        <w:rPr>
+          <w:rFonts w:ascii="Times New Roman" w:hAnsi="Times New Roman" w:cs="Times New Roman"/>
+          <w:lang w:val="it-IT"/>
+        </w:rPr>
+        <w:t>echilibrate</w:t>
+      </w:r>
+      <w:proofErr w:type="spellEnd"/>
+      <w:r>
+        <w:rPr>
+          <w:rFonts w:ascii="Times New Roman" w:hAnsi="Times New Roman" w:cs="Times New Roman"/>
+          <w:lang w:val="it-IT"/>
+        </w:rPr>
+        <w:t xml:space="preserve"> </w:t>
+      </w:r>
+      <w:proofErr w:type="spellStart"/>
+      <w:r>
+        <w:rPr>
+          <w:rFonts w:ascii="Times New Roman" w:hAnsi="Times New Roman" w:cs="Times New Roman"/>
+          <w:lang w:val="it-IT"/>
+        </w:rPr>
+        <w:t>precum</w:t>
+      </w:r>
+      <w:proofErr w:type="spellEnd"/>
+      <w:r>
+        <w:rPr>
+          <w:rFonts w:ascii="Times New Roman" w:hAnsi="Times New Roman" w:cs="Times New Roman"/>
+          <w:lang w:val="it-IT"/>
+        </w:rPr>
+        <w:t xml:space="preserve"> </w:t>
+      </w:r>
+      <w:proofErr w:type="spellStart"/>
+      <w:r>
+        <w:rPr>
+          <w:rFonts w:ascii="Times New Roman" w:hAnsi="Times New Roman" w:cs="Times New Roman"/>
+          <w:lang w:val="it-IT"/>
+        </w:rPr>
+        <w:t>scorul</w:t>
+      </w:r>
+      <w:proofErr w:type="spellEnd"/>
+      <w:r>
+        <w:rPr>
+          <w:rFonts w:ascii="Times New Roman" w:hAnsi="Times New Roman" w:cs="Times New Roman"/>
+          <w:lang w:val="it-IT"/>
+        </w:rPr>
+        <w:t xml:space="preserve"> F1 si MCC.</w:t>
+      </w:r>
+    </w:p>
+    <w:p>
+      <w:pPr>
+        <w:rPr>
+          <w:rFonts w:ascii="Times New Roman" w:hAnsi="Times New Roman" w:cs="Times New Roman"/>
+          <w:lang w:val="it-IT"/>
+        </w:rPr>
+      </w:pPr>
+    </w:p>
+    <w:p>
+      <w:pPr>
+        <w:pStyle w:val="Caption"/>
+        <w:keepNext/>
         <w:jc w:val="center"/>
         <w:rPr>
           <w:rFonts w:ascii="Times New Roman" w:hAnsi="Times New Roman" w:cs="Times New Roman"/>
+          <w:sz w:val="24"/>
+          <w:szCs w:val="24"/>
+          <w:lang w:val="it-IT"/>
+        </w:rPr>
+      </w:pPr>
+      <w:r>
+        <w:rPr>
+          <w:rFonts w:ascii="Times New Roman" w:hAnsi="Times New Roman" w:cs="Times New Roman"/>
+          <w:sz w:val="24"/>
+          <w:szCs w:val="24"/>
+          <w:lang w:val="it-IT"/>
+        </w:rPr>
+        <w:t xml:space="preserve">Figura 5.6 – </w:t>
+      </w:r>
+      <w:proofErr w:type="spellStart"/>
+      <w:r>
+        <w:rPr>
+          <w:rFonts w:ascii="Times New Roman" w:hAnsi="Times New Roman" w:cs="Times New Roman"/>
+          <w:sz w:val="24"/>
+          <w:szCs w:val="24"/>
+          <w:lang w:val="it-IT"/>
+        </w:rPr>
+        <w:t>Comparatie</w:t>
+      </w:r>
+      <w:proofErr w:type="spellEnd"/>
+      <w:r>
+        <w:rPr>
+          <w:rFonts w:ascii="Times New Roman" w:hAnsi="Times New Roman" w:cs="Times New Roman"/>
+          <w:sz w:val="24"/>
+          <w:szCs w:val="24"/>
+          <w:lang w:val="it-IT"/>
+        </w:rPr>
+        <w:t xml:space="preserve"> Acuratete </w:t>
+      </w:r>
+      <w:proofErr w:type="spellStart"/>
+      <w:r>
+        <w:rPr>
+          <w:rFonts w:ascii="Times New Roman" w:hAnsi="Times New Roman" w:cs="Times New Roman"/>
+          <w:sz w:val="24"/>
+          <w:szCs w:val="24"/>
+          <w:lang w:val="it-IT"/>
+        </w:rPr>
+        <w:t>medie+deviatie</w:t>
+      </w:r>
+      <w:proofErr w:type="spellEnd"/>
+    </w:p>
+    <w:p>
+      <w:pPr>
+        <w:jc w:val="center"/>
+        <w:rPr>
+          <w:rFonts w:ascii="Times New Roman" w:hAnsi="Times New Roman" w:cs="Times New Roman"/>
           <w:lang w:val="it-IT"/>
         </w:rPr>
       </w:pPr>
@@ -28461,7 +31404,6 @@
           <w:noProof/>
           <w:lang w:val="it-IT"/>
         </w:rPr>
-        <w:lastRenderedPageBreak/>
         <w:drawing>
           <wp:inline distT="0" distB="0" distL="0" distR="0" wp14:anchorId="25DE29E8" wp14:editId="01566815">
             <wp:extent cx="4754880" cy="3538965"/>
@@ -28514,12 +31456,571 @@
     </w:p>
     <w:p>
       <w:pPr>
+        <w:jc w:val="both"/>
+        <w:rPr>
+          <w:rFonts w:ascii="Times New Roman" w:hAnsi="Times New Roman" w:cs="Times New Roman"/>
+          <w:lang w:val="it-IT"/>
+        </w:rPr>
+      </w:pPr>
+      <w:proofErr w:type="spellStart"/>
+      <w:r>
+        <w:rPr>
+          <w:rFonts w:ascii="Times New Roman" w:hAnsi="Times New Roman" w:cs="Times New Roman"/>
+          <w:lang w:val="it-IT"/>
+        </w:rPr>
+        <w:t>Din</w:t>
+      </w:r>
+      <w:proofErr w:type="spellEnd"/>
+      <w:r>
+        <w:rPr>
+          <w:rFonts w:ascii="Times New Roman" w:hAnsi="Times New Roman" w:cs="Times New Roman"/>
+          <w:lang w:val="it-IT"/>
+        </w:rPr>
+        <w:t xml:space="preserve"> </w:t>
+      </w:r>
+      <w:proofErr w:type="spellStart"/>
+      <w:r>
+        <w:rPr>
+          <w:rFonts w:ascii="Times New Roman" w:hAnsi="Times New Roman" w:cs="Times New Roman"/>
+          <w:lang w:val="it-IT"/>
+        </w:rPr>
+        <w:t>aceasta</w:t>
+      </w:r>
+      <w:proofErr w:type="spellEnd"/>
+      <w:r>
+        <w:rPr>
+          <w:rFonts w:ascii="Times New Roman" w:hAnsi="Times New Roman" w:cs="Times New Roman"/>
+          <w:lang w:val="it-IT"/>
+        </w:rPr>
+        <w:t xml:space="preserve"> figura </w:t>
+      </w:r>
+      <w:proofErr w:type="spellStart"/>
+      <w:r>
+        <w:rPr>
+          <w:rFonts w:ascii="Times New Roman" w:hAnsi="Times New Roman" w:cs="Times New Roman"/>
+          <w:lang w:val="it-IT"/>
+        </w:rPr>
+        <w:t>putem</w:t>
+      </w:r>
+      <w:proofErr w:type="spellEnd"/>
+      <w:r>
+        <w:rPr>
+          <w:rFonts w:ascii="Times New Roman" w:hAnsi="Times New Roman" w:cs="Times New Roman"/>
+          <w:lang w:val="it-IT"/>
+        </w:rPr>
+        <w:t xml:space="preserve"> deduce </w:t>
+      </w:r>
+      <w:proofErr w:type="spellStart"/>
+      <w:r>
+        <w:rPr>
+          <w:rFonts w:ascii="Times New Roman" w:hAnsi="Times New Roman" w:cs="Times New Roman"/>
+          <w:lang w:val="it-IT"/>
+        </w:rPr>
+        <w:t>stabilitatea</w:t>
+      </w:r>
+      <w:proofErr w:type="spellEnd"/>
+      <w:r>
+        <w:rPr>
+          <w:rFonts w:ascii="Times New Roman" w:hAnsi="Times New Roman" w:cs="Times New Roman"/>
+          <w:lang w:val="it-IT"/>
+        </w:rPr>
+        <w:t xml:space="preserve"> </w:t>
+      </w:r>
+      <w:proofErr w:type="spellStart"/>
+      <w:r>
+        <w:rPr>
+          <w:rFonts w:ascii="Times New Roman" w:hAnsi="Times New Roman" w:cs="Times New Roman"/>
+          <w:lang w:val="it-IT"/>
+        </w:rPr>
+        <w:t>modelelor</w:t>
+      </w:r>
+      <w:proofErr w:type="spellEnd"/>
+      <w:r>
+        <w:rPr>
+          <w:rFonts w:ascii="Times New Roman" w:hAnsi="Times New Roman" w:cs="Times New Roman"/>
+          <w:lang w:val="it-IT"/>
+        </w:rPr>
+        <w:t xml:space="preserve">, </w:t>
+      </w:r>
+      <w:proofErr w:type="spellStart"/>
+      <w:r>
+        <w:rPr>
+          <w:rFonts w:ascii="Times New Roman" w:hAnsi="Times New Roman" w:cs="Times New Roman"/>
+          <w:lang w:val="it-IT"/>
+        </w:rPr>
+        <w:t>barele</w:t>
+      </w:r>
+      <w:proofErr w:type="spellEnd"/>
+      <w:r>
+        <w:rPr>
+          <w:rFonts w:ascii="Times New Roman" w:hAnsi="Times New Roman" w:cs="Times New Roman"/>
+          <w:lang w:val="it-IT"/>
+        </w:rPr>
+        <w:t xml:space="preserve"> de </w:t>
+      </w:r>
+      <w:proofErr w:type="spellStart"/>
+      <w:r>
+        <w:rPr>
+          <w:rFonts w:ascii="Times New Roman" w:hAnsi="Times New Roman" w:cs="Times New Roman"/>
+          <w:lang w:val="it-IT"/>
+        </w:rPr>
+        <w:t>eroare</w:t>
+      </w:r>
+      <w:proofErr w:type="spellEnd"/>
+      <w:r>
+        <w:rPr>
+          <w:rFonts w:ascii="Times New Roman" w:hAnsi="Times New Roman" w:cs="Times New Roman"/>
+          <w:lang w:val="it-IT"/>
+        </w:rPr>
+        <w:t xml:space="preserve"> mici </w:t>
+      </w:r>
+      <w:proofErr w:type="spellStart"/>
+      <w:r>
+        <w:rPr>
+          <w:rFonts w:ascii="Times New Roman" w:hAnsi="Times New Roman" w:cs="Times New Roman"/>
+          <w:lang w:val="it-IT"/>
+        </w:rPr>
+        <w:t>pentru</w:t>
+      </w:r>
+      <w:proofErr w:type="spellEnd"/>
+      <w:r>
+        <w:rPr>
+          <w:rFonts w:ascii="Times New Roman" w:hAnsi="Times New Roman" w:cs="Times New Roman"/>
+          <w:lang w:val="it-IT"/>
+        </w:rPr>
+        <w:t xml:space="preserve"> </w:t>
+      </w:r>
+      <w:proofErr w:type="spellStart"/>
+      <w:r>
+        <w:rPr>
+          <w:rFonts w:ascii="Times New Roman" w:hAnsi="Times New Roman" w:cs="Times New Roman"/>
+          <w:lang w:val="it-IT"/>
+        </w:rPr>
+        <w:t>toate</w:t>
+      </w:r>
+      <w:proofErr w:type="spellEnd"/>
+      <w:r>
+        <w:rPr>
+          <w:rFonts w:ascii="Times New Roman" w:hAnsi="Times New Roman" w:cs="Times New Roman"/>
+          <w:lang w:val="it-IT"/>
+        </w:rPr>
+        <w:t xml:space="preserve"> </w:t>
+      </w:r>
+      <w:proofErr w:type="spellStart"/>
+      <w:r>
+        <w:rPr>
+          <w:rFonts w:ascii="Times New Roman" w:hAnsi="Times New Roman" w:cs="Times New Roman"/>
+          <w:lang w:val="it-IT"/>
+        </w:rPr>
+        <w:t>modelele</w:t>
+      </w:r>
+      <w:proofErr w:type="spellEnd"/>
+      <w:r>
+        <w:rPr>
+          <w:rFonts w:ascii="Times New Roman" w:hAnsi="Times New Roman" w:cs="Times New Roman"/>
+          <w:lang w:val="it-IT"/>
+        </w:rPr>
+        <w:t xml:space="preserve"> indica </w:t>
+      </w:r>
+      <w:proofErr w:type="spellStart"/>
+      <w:r>
+        <w:rPr>
+          <w:rFonts w:ascii="Times New Roman" w:hAnsi="Times New Roman" w:cs="Times New Roman"/>
+          <w:lang w:val="it-IT"/>
+        </w:rPr>
+        <w:t>rezultate</w:t>
+      </w:r>
+      <w:proofErr w:type="spellEnd"/>
+      <w:r>
+        <w:rPr>
+          <w:rFonts w:ascii="Times New Roman" w:hAnsi="Times New Roman" w:cs="Times New Roman"/>
+          <w:lang w:val="it-IT"/>
+        </w:rPr>
+        <w:t xml:space="preserve"> stabile si </w:t>
+      </w:r>
+      <w:proofErr w:type="spellStart"/>
+      <w:r>
+        <w:rPr>
+          <w:rFonts w:ascii="Times New Roman" w:hAnsi="Times New Roman" w:cs="Times New Roman"/>
+          <w:lang w:val="it-IT"/>
+        </w:rPr>
+        <w:t>reproductibile</w:t>
+      </w:r>
+      <w:proofErr w:type="spellEnd"/>
+      <w:r>
+        <w:rPr>
+          <w:rFonts w:ascii="Times New Roman" w:hAnsi="Times New Roman" w:cs="Times New Roman"/>
+          <w:lang w:val="it-IT"/>
+        </w:rPr>
+        <w:t xml:space="preserve"> </w:t>
+      </w:r>
+      <w:proofErr w:type="spellStart"/>
+      <w:r>
+        <w:rPr>
+          <w:rFonts w:ascii="Times New Roman" w:hAnsi="Times New Roman" w:cs="Times New Roman"/>
+          <w:lang w:val="it-IT"/>
+        </w:rPr>
+        <w:t>intre</w:t>
+      </w:r>
+      <w:proofErr w:type="spellEnd"/>
+      <w:r>
+        <w:rPr>
+          <w:rFonts w:ascii="Times New Roman" w:hAnsi="Times New Roman" w:cs="Times New Roman"/>
+          <w:lang w:val="it-IT"/>
+        </w:rPr>
+        <w:t xml:space="preserve"> </w:t>
+      </w:r>
+      <w:proofErr w:type="spellStart"/>
+      <w:r>
+        <w:rPr>
+          <w:rFonts w:ascii="Times New Roman" w:hAnsi="Times New Roman" w:cs="Times New Roman"/>
+          <w:lang w:val="it-IT"/>
+        </w:rPr>
+        <w:t>rulari.KNN</w:t>
+      </w:r>
+      <w:proofErr w:type="spellEnd"/>
+      <w:r>
+        <w:rPr>
+          <w:rFonts w:ascii="Times New Roman" w:hAnsi="Times New Roman" w:cs="Times New Roman"/>
+          <w:lang w:val="it-IT"/>
+        </w:rPr>
+        <w:t xml:space="preserve"> a </w:t>
+      </w:r>
+      <w:proofErr w:type="spellStart"/>
+      <w:r>
+        <w:rPr>
+          <w:rFonts w:ascii="Times New Roman" w:hAnsi="Times New Roman" w:cs="Times New Roman"/>
+          <w:lang w:val="it-IT"/>
+        </w:rPr>
+        <w:t>obtinut</w:t>
+      </w:r>
+      <w:proofErr w:type="spellEnd"/>
+      <w:r>
+        <w:rPr>
+          <w:rFonts w:ascii="Times New Roman" w:hAnsi="Times New Roman" w:cs="Times New Roman"/>
+          <w:lang w:val="it-IT"/>
+        </w:rPr>
+        <w:t xml:space="preserve"> </w:t>
+      </w:r>
+      <w:proofErr w:type="spellStart"/>
+      <w:r>
+        <w:rPr>
+          <w:rFonts w:ascii="Times New Roman" w:hAnsi="Times New Roman" w:cs="Times New Roman"/>
+          <w:lang w:val="it-IT"/>
+        </w:rPr>
+        <w:t>cea</w:t>
+      </w:r>
+      <w:proofErr w:type="spellEnd"/>
+      <w:r>
+        <w:rPr>
+          <w:rFonts w:ascii="Times New Roman" w:hAnsi="Times New Roman" w:cs="Times New Roman"/>
+          <w:lang w:val="it-IT"/>
+        </w:rPr>
+        <w:t xml:space="preserve"> mai mare </w:t>
+      </w:r>
+      <w:proofErr w:type="spellStart"/>
+      <w:r>
+        <w:rPr>
+          <w:rFonts w:ascii="Times New Roman" w:hAnsi="Times New Roman" w:cs="Times New Roman"/>
+          <w:lang w:val="it-IT"/>
+        </w:rPr>
+        <w:t>acuratete</w:t>
+      </w:r>
+      <w:proofErr w:type="spellEnd"/>
+      <w:r>
+        <w:rPr>
+          <w:rFonts w:ascii="Times New Roman" w:hAnsi="Times New Roman" w:cs="Times New Roman"/>
+          <w:lang w:val="it-IT"/>
+        </w:rPr>
+        <w:t xml:space="preserve"> medie(0.71), dar </w:t>
+      </w:r>
+      <w:proofErr w:type="spellStart"/>
+      <w:r>
+        <w:rPr>
+          <w:rFonts w:ascii="Times New Roman" w:hAnsi="Times New Roman" w:cs="Times New Roman"/>
+          <w:lang w:val="it-IT"/>
+        </w:rPr>
+        <w:t>aceasta</w:t>
+      </w:r>
+      <w:proofErr w:type="spellEnd"/>
+      <w:r>
+        <w:rPr>
+          <w:rFonts w:ascii="Times New Roman" w:hAnsi="Times New Roman" w:cs="Times New Roman"/>
+          <w:lang w:val="it-IT"/>
+        </w:rPr>
+        <w:t xml:space="preserve"> </w:t>
+      </w:r>
+      <w:proofErr w:type="spellStart"/>
+      <w:r>
+        <w:rPr>
+          <w:rFonts w:ascii="Times New Roman" w:hAnsi="Times New Roman" w:cs="Times New Roman"/>
+          <w:lang w:val="it-IT"/>
+        </w:rPr>
+        <w:t>valoare</w:t>
+      </w:r>
+      <w:proofErr w:type="spellEnd"/>
+      <w:r>
+        <w:rPr>
+          <w:rFonts w:ascii="Times New Roman" w:hAnsi="Times New Roman" w:cs="Times New Roman"/>
+          <w:lang w:val="it-IT"/>
+        </w:rPr>
+        <w:t xml:space="preserve"> este </w:t>
+      </w:r>
+      <w:proofErr w:type="spellStart"/>
+      <w:r>
+        <w:rPr>
+          <w:rFonts w:ascii="Times New Roman" w:hAnsi="Times New Roman" w:cs="Times New Roman"/>
+          <w:lang w:val="it-IT"/>
+        </w:rPr>
+        <w:t>inselatoare</w:t>
+      </w:r>
+      <w:proofErr w:type="spellEnd"/>
+      <w:r>
+        <w:rPr>
+          <w:rFonts w:ascii="Times New Roman" w:hAnsi="Times New Roman" w:cs="Times New Roman"/>
+          <w:lang w:val="it-IT"/>
+        </w:rPr>
+        <w:t xml:space="preserve"> pe un set de date </w:t>
+      </w:r>
+      <w:proofErr w:type="spellStart"/>
+      <w:r>
+        <w:rPr>
+          <w:rFonts w:ascii="Times New Roman" w:hAnsi="Times New Roman" w:cs="Times New Roman"/>
+          <w:lang w:val="it-IT"/>
+        </w:rPr>
+        <w:t>dezechilibrat</w:t>
+      </w:r>
+      <w:proofErr w:type="spellEnd"/>
+      <w:r>
+        <w:rPr>
+          <w:rFonts w:ascii="Times New Roman" w:hAnsi="Times New Roman" w:cs="Times New Roman"/>
+          <w:lang w:val="it-IT"/>
+        </w:rPr>
+        <w:t>(</w:t>
+      </w:r>
+      <w:proofErr w:type="spellStart"/>
+      <w:r>
+        <w:rPr>
+          <w:rFonts w:ascii="Times New Roman" w:hAnsi="Times New Roman" w:cs="Times New Roman"/>
+          <w:lang w:val="it-IT"/>
+        </w:rPr>
+        <w:t>raportul</w:t>
+      </w:r>
+      <w:proofErr w:type="spellEnd"/>
+      <w:r>
+        <w:rPr>
+          <w:rFonts w:ascii="Times New Roman" w:hAnsi="Times New Roman" w:cs="Times New Roman"/>
+          <w:lang w:val="it-IT"/>
+        </w:rPr>
+        <w:t xml:space="preserve"> </w:t>
+      </w:r>
+      <w:proofErr w:type="spellStart"/>
+      <w:r>
+        <w:rPr>
+          <w:rFonts w:ascii="Times New Roman" w:hAnsi="Times New Roman" w:cs="Times New Roman"/>
+          <w:lang w:val="it-IT"/>
+        </w:rPr>
+        <w:t>claselor</w:t>
+      </w:r>
+      <w:proofErr w:type="spellEnd"/>
+      <w:r>
+        <w:rPr>
+          <w:rFonts w:ascii="Times New Roman" w:hAnsi="Times New Roman" w:cs="Times New Roman"/>
+          <w:lang w:val="it-IT"/>
+        </w:rPr>
+        <w:t xml:space="preserve"> 3:1).Un model care </w:t>
+      </w:r>
+      <w:proofErr w:type="spellStart"/>
+      <w:r>
+        <w:rPr>
+          <w:rFonts w:ascii="Times New Roman" w:hAnsi="Times New Roman" w:cs="Times New Roman"/>
+          <w:lang w:val="it-IT"/>
+        </w:rPr>
+        <w:t>prezice</w:t>
+      </w:r>
+      <w:proofErr w:type="spellEnd"/>
+      <w:r>
+        <w:rPr>
+          <w:rFonts w:ascii="Times New Roman" w:hAnsi="Times New Roman" w:cs="Times New Roman"/>
+          <w:lang w:val="it-IT"/>
+        </w:rPr>
+        <w:t xml:space="preserve"> </w:t>
+      </w:r>
+      <w:proofErr w:type="spellStart"/>
+      <w:r>
+        <w:rPr>
+          <w:rFonts w:ascii="Times New Roman" w:hAnsi="Times New Roman" w:cs="Times New Roman"/>
+          <w:lang w:val="it-IT"/>
+        </w:rPr>
+        <w:t>mereu</w:t>
+      </w:r>
+      <w:proofErr w:type="spellEnd"/>
+      <w:r>
+        <w:rPr>
+          <w:rFonts w:ascii="Times New Roman" w:hAnsi="Times New Roman" w:cs="Times New Roman"/>
+          <w:lang w:val="it-IT"/>
+        </w:rPr>
+        <w:t xml:space="preserve"> </w:t>
+      </w:r>
+      <w:proofErr w:type="spellStart"/>
+      <w:r>
+        <w:rPr>
+          <w:rFonts w:ascii="Times New Roman" w:hAnsi="Times New Roman" w:cs="Times New Roman"/>
+          <w:lang w:val="it-IT"/>
+        </w:rPr>
+        <w:t>clasa</w:t>
+      </w:r>
+      <w:proofErr w:type="spellEnd"/>
+      <w:r>
+        <w:rPr>
+          <w:rFonts w:ascii="Times New Roman" w:hAnsi="Times New Roman" w:cs="Times New Roman"/>
+          <w:lang w:val="it-IT"/>
+        </w:rPr>
+        <w:t xml:space="preserve"> </w:t>
+      </w:r>
+      <w:proofErr w:type="spellStart"/>
+      <w:r>
+        <w:rPr>
+          <w:rFonts w:ascii="Times New Roman" w:hAnsi="Times New Roman" w:cs="Times New Roman"/>
+          <w:lang w:val="it-IT"/>
+        </w:rPr>
+        <w:t>majoritara</w:t>
+      </w:r>
+      <w:proofErr w:type="spellEnd"/>
+      <w:r>
+        <w:rPr>
+          <w:rFonts w:ascii="Times New Roman" w:hAnsi="Times New Roman" w:cs="Times New Roman"/>
+          <w:lang w:val="it-IT"/>
+        </w:rPr>
+        <w:t xml:space="preserve"> </w:t>
+      </w:r>
+      <w:proofErr w:type="spellStart"/>
+      <w:r>
+        <w:rPr>
+          <w:rFonts w:ascii="Times New Roman" w:hAnsi="Times New Roman" w:cs="Times New Roman"/>
+          <w:lang w:val="it-IT"/>
+        </w:rPr>
+        <w:t>obtine</w:t>
+      </w:r>
+      <w:proofErr w:type="spellEnd"/>
+      <w:r>
+        <w:rPr>
+          <w:rFonts w:ascii="Times New Roman" w:hAnsi="Times New Roman" w:cs="Times New Roman"/>
+          <w:lang w:val="it-IT"/>
+        </w:rPr>
+        <w:t xml:space="preserve"> o </w:t>
+      </w:r>
+      <w:proofErr w:type="spellStart"/>
+      <w:r>
+        <w:rPr>
+          <w:rFonts w:ascii="Times New Roman" w:hAnsi="Times New Roman" w:cs="Times New Roman"/>
+          <w:lang w:val="it-IT"/>
+        </w:rPr>
+        <w:t>valoare</w:t>
+      </w:r>
+      <w:proofErr w:type="spellEnd"/>
+      <w:r>
+        <w:rPr>
+          <w:rFonts w:ascii="Times New Roman" w:hAnsi="Times New Roman" w:cs="Times New Roman"/>
+          <w:lang w:val="it-IT"/>
+        </w:rPr>
+        <w:t xml:space="preserve"> de 0.75 fara sa </w:t>
+      </w:r>
+      <w:proofErr w:type="spellStart"/>
+      <w:r>
+        <w:rPr>
+          <w:rFonts w:ascii="Times New Roman" w:hAnsi="Times New Roman" w:cs="Times New Roman"/>
+          <w:lang w:val="it-IT"/>
+        </w:rPr>
+        <w:t>invete</w:t>
+      </w:r>
+      <w:proofErr w:type="spellEnd"/>
+      <w:r>
+        <w:rPr>
+          <w:rFonts w:ascii="Times New Roman" w:hAnsi="Times New Roman" w:cs="Times New Roman"/>
+          <w:lang w:val="it-IT"/>
+        </w:rPr>
+        <w:t xml:space="preserve"> </w:t>
+      </w:r>
+      <w:proofErr w:type="spellStart"/>
+      <w:r>
+        <w:rPr>
+          <w:rFonts w:ascii="Times New Roman" w:hAnsi="Times New Roman" w:cs="Times New Roman"/>
+          <w:lang w:val="it-IT"/>
+        </w:rPr>
+        <w:t>nimic</w:t>
+      </w:r>
+      <w:proofErr w:type="spellEnd"/>
+      <w:r>
+        <w:rPr>
+          <w:rFonts w:ascii="Times New Roman" w:hAnsi="Times New Roman" w:cs="Times New Roman"/>
+          <w:lang w:val="it-IT"/>
+        </w:rPr>
+        <w:t xml:space="preserve">. </w:t>
+      </w:r>
+    </w:p>
+    <w:p>
+      <w:pPr>
+        <w:pStyle w:val="Caption"/>
+        <w:keepNext/>
         <w:jc w:val="center"/>
         <w:rPr>
           <w:rFonts w:ascii="Times New Roman" w:hAnsi="Times New Roman" w:cs="Times New Roman"/>
-          <w:lang w:val="it-IT"/>
-        </w:rPr>
-      </w:pPr>
+          <w:sz w:val="24"/>
+          <w:szCs w:val="24"/>
+          <w:lang w:val="it-IT"/>
+        </w:rPr>
+      </w:pPr>
+      <w:r>
+        <w:rPr>
+          <w:rFonts w:ascii="Times New Roman" w:hAnsi="Times New Roman" w:cs="Times New Roman"/>
+          <w:sz w:val="24"/>
+          <w:szCs w:val="24"/>
+          <w:lang w:val="it-IT"/>
+        </w:rPr>
+        <w:lastRenderedPageBreak/>
+        <w:t xml:space="preserve">Figura 5.7 – </w:t>
+      </w:r>
+      <w:proofErr w:type="spellStart"/>
+      <w:r>
+        <w:rPr>
+          <w:rFonts w:ascii="Times New Roman" w:hAnsi="Times New Roman" w:cs="Times New Roman"/>
+          <w:sz w:val="24"/>
+          <w:szCs w:val="24"/>
+          <w:lang w:val="it-IT"/>
+        </w:rPr>
+        <w:t>Comparatie</w:t>
+      </w:r>
+      <w:proofErr w:type="spellEnd"/>
+      <w:r>
+        <w:rPr>
+          <w:rFonts w:ascii="Times New Roman" w:hAnsi="Times New Roman" w:cs="Times New Roman"/>
+          <w:sz w:val="24"/>
+          <w:szCs w:val="24"/>
+          <w:lang w:val="it-IT"/>
+        </w:rPr>
+        <w:t xml:space="preserve"> </w:t>
+      </w:r>
+      <w:proofErr w:type="spellStart"/>
+      <w:r>
+        <w:rPr>
+          <w:rFonts w:ascii="Times New Roman" w:hAnsi="Times New Roman" w:cs="Times New Roman"/>
+          <w:sz w:val="24"/>
+          <w:szCs w:val="24"/>
+          <w:lang w:val="it-IT"/>
+        </w:rPr>
+        <w:t>modele</w:t>
+      </w:r>
+      <w:proofErr w:type="spellEnd"/>
+      <w:r>
+        <w:rPr>
+          <w:rFonts w:ascii="Times New Roman" w:hAnsi="Times New Roman" w:cs="Times New Roman"/>
+          <w:sz w:val="24"/>
+          <w:szCs w:val="24"/>
+          <w:lang w:val="it-IT"/>
+        </w:rPr>
+        <w:t xml:space="preserve"> Curba ROC</w:t>
+      </w:r>
     </w:p>
     <w:p>
       <w:pPr>
@@ -28587,9 +32088,685 @@
     </w:p>
     <w:p>
       <w:pPr>
+        <w:jc w:val="both"/>
+        <w:rPr>
+          <w:rFonts w:ascii="Times New Roman" w:hAnsi="Times New Roman" w:cs="Times New Roman"/>
+          <w:lang w:val="it-IT"/>
+        </w:rPr>
+      </w:pPr>
+      <w:r>
+        <w:rPr>
+          <w:rFonts w:ascii="Times New Roman" w:hAnsi="Times New Roman" w:cs="Times New Roman"/>
+          <w:lang w:val="it-IT"/>
+        </w:rPr>
+        <w:t xml:space="preserve">Se </w:t>
+      </w:r>
+      <w:proofErr w:type="spellStart"/>
+      <w:r>
+        <w:rPr>
+          <w:rFonts w:ascii="Times New Roman" w:hAnsi="Times New Roman" w:cs="Times New Roman"/>
+          <w:lang w:val="it-IT"/>
+        </w:rPr>
+        <w:t>poate</w:t>
+      </w:r>
+      <w:proofErr w:type="spellEnd"/>
+      <w:r>
+        <w:rPr>
+          <w:rFonts w:ascii="Times New Roman" w:hAnsi="Times New Roman" w:cs="Times New Roman"/>
+          <w:lang w:val="it-IT"/>
+        </w:rPr>
+        <w:t xml:space="preserve"> </w:t>
+      </w:r>
+      <w:proofErr w:type="spellStart"/>
+      <w:r>
+        <w:rPr>
+          <w:rFonts w:ascii="Times New Roman" w:hAnsi="Times New Roman" w:cs="Times New Roman"/>
+          <w:lang w:val="it-IT"/>
+        </w:rPr>
+        <w:t>observa</w:t>
+      </w:r>
+      <w:proofErr w:type="spellEnd"/>
+      <w:r>
+        <w:rPr>
+          <w:rFonts w:ascii="Times New Roman" w:hAnsi="Times New Roman" w:cs="Times New Roman"/>
+          <w:lang w:val="it-IT"/>
+        </w:rPr>
+        <w:t xml:space="preserve"> ca </w:t>
+      </w:r>
+      <w:proofErr w:type="spellStart"/>
+      <w:r>
+        <w:rPr>
+          <w:rFonts w:ascii="Times New Roman" w:hAnsi="Times New Roman" w:cs="Times New Roman"/>
+          <w:lang w:val="it-IT"/>
+        </w:rPr>
+        <w:t>v</w:t>
+      </w:r>
+      <w:r>
+        <w:rPr>
+          <w:rFonts w:ascii="Times New Roman" w:hAnsi="Times New Roman" w:cs="Times New Roman"/>
+          <w:lang w:val="it-IT"/>
+        </w:rPr>
+        <w:t>aloarea</w:t>
+      </w:r>
+      <w:proofErr w:type="spellEnd"/>
+      <w:r>
+        <w:rPr>
+          <w:rFonts w:ascii="Times New Roman" w:hAnsi="Times New Roman" w:cs="Times New Roman"/>
+          <w:lang w:val="it-IT"/>
+        </w:rPr>
+        <w:t xml:space="preserve"> AUC a KNN(0.94) este </w:t>
+      </w:r>
+      <w:proofErr w:type="spellStart"/>
+      <w:r>
+        <w:rPr>
+          <w:rFonts w:ascii="Times New Roman" w:hAnsi="Times New Roman" w:cs="Times New Roman"/>
+          <w:lang w:val="it-IT"/>
+        </w:rPr>
+        <w:t>ridicata</w:t>
+      </w:r>
+      <w:proofErr w:type="spellEnd"/>
+      <w:r>
+        <w:rPr>
+          <w:rFonts w:ascii="Times New Roman" w:hAnsi="Times New Roman" w:cs="Times New Roman"/>
+          <w:lang w:val="it-IT"/>
+        </w:rPr>
+        <w:t xml:space="preserve"> fata </w:t>
+      </w:r>
+      <w:r>
+        <w:rPr>
+          <w:rFonts w:ascii="Times New Roman" w:hAnsi="Times New Roman" w:cs="Times New Roman"/>
+          <w:lang w:val="it-IT"/>
+        </w:rPr>
+        <w:t xml:space="preserve">de </w:t>
+      </w:r>
+      <w:proofErr w:type="spellStart"/>
+      <w:r>
+        <w:rPr>
+          <w:rFonts w:ascii="Times New Roman" w:hAnsi="Times New Roman" w:cs="Times New Roman"/>
+          <w:lang w:val="it-IT"/>
+        </w:rPr>
+        <w:t>scorul</w:t>
+      </w:r>
+      <w:proofErr w:type="spellEnd"/>
+      <w:r>
+        <w:rPr>
+          <w:rFonts w:ascii="Times New Roman" w:hAnsi="Times New Roman" w:cs="Times New Roman"/>
+          <w:lang w:val="it-IT"/>
+        </w:rPr>
+        <w:t xml:space="preserve"> </w:t>
+      </w:r>
+      <w:proofErr w:type="spellStart"/>
+      <w:r>
+        <w:rPr>
+          <w:rFonts w:ascii="Times New Roman" w:hAnsi="Times New Roman" w:cs="Times New Roman"/>
+          <w:lang w:val="it-IT"/>
+        </w:rPr>
+        <w:t>sau</w:t>
+      </w:r>
+      <w:proofErr w:type="spellEnd"/>
+      <w:r>
+        <w:rPr>
+          <w:rFonts w:ascii="Times New Roman" w:hAnsi="Times New Roman" w:cs="Times New Roman"/>
+          <w:lang w:val="it-IT"/>
+        </w:rPr>
+        <w:t xml:space="preserve"> F1(0.36).AUC </w:t>
+      </w:r>
+      <w:proofErr w:type="spellStart"/>
+      <w:r>
+        <w:rPr>
+          <w:rFonts w:ascii="Times New Roman" w:hAnsi="Times New Roman" w:cs="Times New Roman"/>
+          <w:lang w:val="it-IT"/>
+        </w:rPr>
+        <w:t>masoara</w:t>
+      </w:r>
+      <w:proofErr w:type="spellEnd"/>
+      <w:r>
+        <w:rPr>
+          <w:rFonts w:ascii="Times New Roman" w:hAnsi="Times New Roman" w:cs="Times New Roman"/>
+          <w:lang w:val="it-IT"/>
+        </w:rPr>
+        <w:t xml:space="preserve"> </w:t>
+      </w:r>
+      <w:proofErr w:type="spellStart"/>
+      <w:r>
+        <w:rPr>
+          <w:rFonts w:ascii="Times New Roman" w:hAnsi="Times New Roman" w:cs="Times New Roman"/>
+          <w:lang w:val="it-IT"/>
+        </w:rPr>
+        <w:t>capacitatea</w:t>
+      </w:r>
+      <w:proofErr w:type="spellEnd"/>
+      <w:r>
+        <w:rPr>
+          <w:rFonts w:ascii="Times New Roman" w:hAnsi="Times New Roman" w:cs="Times New Roman"/>
+          <w:lang w:val="it-IT"/>
+        </w:rPr>
+        <w:t xml:space="preserve"> </w:t>
+      </w:r>
+      <w:proofErr w:type="spellStart"/>
+      <w:r>
+        <w:rPr>
+          <w:rFonts w:ascii="Times New Roman" w:hAnsi="Times New Roman" w:cs="Times New Roman"/>
+          <w:lang w:val="it-IT"/>
+        </w:rPr>
+        <w:t>modelului</w:t>
+      </w:r>
+      <w:proofErr w:type="spellEnd"/>
+      <w:r>
+        <w:rPr>
+          <w:rFonts w:ascii="Times New Roman" w:hAnsi="Times New Roman" w:cs="Times New Roman"/>
+          <w:lang w:val="it-IT"/>
+        </w:rPr>
+        <w:t xml:space="preserve"> de a </w:t>
+      </w:r>
+      <w:proofErr w:type="spellStart"/>
+      <w:r>
+        <w:rPr>
+          <w:rFonts w:ascii="Times New Roman" w:hAnsi="Times New Roman" w:cs="Times New Roman"/>
+          <w:lang w:val="it-IT"/>
+        </w:rPr>
+        <w:t>diferentia</w:t>
+      </w:r>
+      <w:proofErr w:type="spellEnd"/>
+      <w:r>
+        <w:rPr>
+          <w:rFonts w:ascii="Times New Roman" w:hAnsi="Times New Roman" w:cs="Times New Roman"/>
+          <w:lang w:val="it-IT"/>
+        </w:rPr>
+        <w:t xml:space="preserve"> </w:t>
+      </w:r>
+      <w:proofErr w:type="spellStart"/>
+      <w:r>
+        <w:rPr>
+          <w:rFonts w:ascii="Times New Roman" w:hAnsi="Times New Roman" w:cs="Times New Roman"/>
+          <w:lang w:val="it-IT"/>
+        </w:rPr>
+        <w:t>clasele</w:t>
+      </w:r>
+      <w:proofErr w:type="spellEnd"/>
+      <w:r>
+        <w:rPr>
+          <w:rFonts w:ascii="Times New Roman" w:hAnsi="Times New Roman" w:cs="Times New Roman"/>
+          <w:lang w:val="it-IT"/>
+        </w:rPr>
+        <w:t xml:space="preserve">(hit </w:t>
+      </w:r>
+      <w:proofErr w:type="spellStart"/>
+      <w:r>
+        <w:rPr>
+          <w:rFonts w:ascii="Times New Roman" w:hAnsi="Times New Roman" w:cs="Times New Roman"/>
+          <w:lang w:val="it-IT"/>
+        </w:rPr>
+        <w:t>sau</w:t>
+      </w:r>
+      <w:proofErr w:type="spellEnd"/>
+      <w:r>
+        <w:rPr>
+          <w:rFonts w:ascii="Times New Roman" w:hAnsi="Times New Roman" w:cs="Times New Roman"/>
+          <w:lang w:val="it-IT"/>
+        </w:rPr>
+        <w:t xml:space="preserve"> non-hit), nu </w:t>
+      </w:r>
+      <w:proofErr w:type="spellStart"/>
+      <w:r>
+        <w:rPr>
+          <w:rFonts w:ascii="Times New Roman" w:hAnsi="Times New Roman" w:cs="Times New Roman"/>
+          <w:lang w:val="it-IT"/>
+        </w:rPr>
+        <w:t>calitatea</w:t>
+      </w:r>
+      <w:proofErr w:type="spellEnd"/>
+      <w:r>
+        <w:rPr>
+          <w:rFonts w:ascii="Times New Roman" w:hAnsi="Times New Roman" w:cs="Times New Roman"/>
+          <w:lang w:val="it-IT"/>
+        </w:rPr>
+        <w:t xml:space="preserve"> </w:t>
+      </w:r>
+      <w:proofErr w:type="spellStart"/>
+      <w:r>
+        <w:rPr>
+          <w:rFonts w:ascii="Times New Roman" w:hAnsi="Times New Roman" w:cs="Times New Roman"/>
+          <w:lang w:val="it-IT"/>
+        </w:rPr>
+        <w:t>pragului</w:t>
+      </w:r>
+      <w:proofErr w:type="spellEnd"/>
+      <w:r>
+        <w:rPr>
+          <w:rFonts w:ascii="Times New Roman" w:hAnsi="Times New Roman" w:cs="Times New Roman"/>
+          <w:lang w:val="it-IT"/>
+        </w:rPr>
+        <w:t xml:space="preserve"> de </w:t>
+      </w:r>
+      <w:proofErr w:type="spellStart"/>
+      <w:r>
+        <w:rPr>
+          <w:rFonts w:ascii="Times New Roman" w:hAnsi="Times New Roman" w:cs="Times New Roman"/>
+          <w:lang w:val="it-IT"/>
+        </w:rPr>
+        <w:t>decizie.KNN</w:t>
+      </w:r>
+      <w:proofErr w:type="spellEnd"/>
+      <w:r>
+        <w:rPr>
+          <w:rFonts w:ascii="Times New Roman" w:hAnsi="Times New Roman" w:cs="Times New Roman"/>
+          <w:lang w:val="it-IT"/>
+        </w:rPr>
+        <w:t xml:space="preserve"> produce </w:t>
+      </w:r>
+      <w:proofErr w:type="spellStart"/>
+      <w:r>
+        <w:rPr>
+          <w:rFonts w:ascii="Times New Roman" w:hAnsi="Times New Roman" w:cs="Times New Roman"/>
+          <w:lang w:val="it-IT"/>
+        </w:rPr>
+        <w:t>probabilitati</w:t>
+      </w:r>
+      <w:proofErr w:type="spellEnd"/>
+      <w:r>
+        <w:rPr>
+          <w:rFonts w:ascii="Times New Roman" w:hAnsi="Times New Roman" w:cs="Times New Roman"/>
+          <w:lang w:val="it-IT"/>
+        </w:rPr>
+        <w:t xml:space="preserve"> </w:t>
+      </w:r>
+      <w:proofErr w:type="spellStart"/>
+      <w:r>
+        <w:rPr>
+          <w:rFonts w:ascii="Times New Roman" w:hAnsi="Times New Roman" w:cs="Times New Roman"/>
+          <w:lang w:val="it-IT"/>
+        </w:rPr>
+        <w:t>apropiate</w:t>
+      </w:r>
+      <w:proofErr w:type="spellEnd"/>
+      <w:r>
+        <w:rPr>
+          <w:rFonts w:ascii="Times New Roman" w:hAnsi="Times New Roman" w:cs="Times New Roman"/>
+          <w:lang w:val="it-IT"/>
+        </w:rPr>
+        <w:t xml:space="preserve"> de </w:t>
+      </w:r>
+      <w:proofErr w:type="spellStart"/>
+      <w:r>
+        <w:rPr>
+          <w:rFonts w:ascii="Times New Roman" w:hAnsi="Times New Roman" w:cs="Times New Roman"/>
+          <w:lang w:val="it-IT"/>
+        </w:rPr>
+        <w:t>cele</w:t>
+      </w:r>
+      <w:proofErr w:type="spellEnd"/>
+      <w:r>
+        <w:rPr>
+          <w:rFonts w:ascii="Times New Roman" w:hAnsi="Times New Roman" w:cs="Times New Roman"/>
+          <w:lang w:val="it-IT"/>
+        </w:rPr>
+        <w:t xml:space="preserve"> </w:t>
+      </w:r>
+      <w:proofErr w:type="spellStart"/>
+      <w:r>
+        <w:rPr>
+          <w:rFonts w:ascii="Times New Roman" w:hAnsi="Times New Roman" w:cs="Times New Roman"/>
+          <w:lang w:val="it-IT"/>
+        </w:rPr>
+        <w:t>doua</w:t>
+      </w:r>
+      <w:proofErr w:type="spellEnd"/>
+      <w:r>
+        <w:rPr>
+          <w:rFonts w:ascii="Times New Roman" w:hAnsi="Times New Roman" w:cs="Times New Roman"/>
+          <w:lang w:val="it-IT"/>
+        </w:rPr>
+        <w:t xml:space="preserve"> </w:t>
+      </w:r>
+      <w:proofErr w:type="spellStart"/>
+      <w:r>
+        <w:rPr>
+          <w:rFonts w:ascii="Times New Roman" w:hAnsi="Times New Roman" w:cs="Times New Roman"/>
+          <w:lang w:val="it-IT"/>
+        </w:rPr>
+        <w:t>extreme</w:t>
+      </w:r>
+      <w:proofErr w:type="spellEnd"/>
+      <w:r>
+        <w:rPr>
+          <w:rFonts w:ascii="Times New Roman" w:hAnsi="Times New Roman" w:cs="Times New Roman"/>
+          <w:lang w:val="it-IT"/>
+        </w:rPr>
+        <w:t xml:space="preserve">(0 </w:t>
+      </w:r>
+      <w:proofErr w:type="spellStart"/>
+      <w:r>
+        <w:rPr>
+          <w:rFonts w:ascii="Times New Roman" w:hAnsi="Times New Roman" w:cs="Times New Roman"/>
+          <w:lang w:val="it-IT"/>
+        </w:rPr>
+        <w:t>sau</w:t>
+      </w:r>
+      <w:proofErr w:type="spellEnd"/>
+      <w:r>
+        <w:rPr>
+          <w:rFonts w:ascii="Times New Roman" w:hAnsi="Times New Roman" w:cs="Times New Roman"/>
+          <w:lang w:val="it-IT"/>
+        </w:rPr>
+        <w:t xml:space="preserve"> 1), </w:t>
+      </w:r>
+      <w:proofErr w:type="spellStart"/>
+      <w:r>
+        <w:rPr>
+          <w:rFonts w:ascii="Times New Roman" w:hAnsi="Times New Roman" w:cs="Times New Roman"/>
+          <w:lang w:val="it-IT"/>
+        </w:rPr>
+        <w:t>ceea</w:t>
+      </w:r>
+      <w:proofErr w:type="spellEnd"/>
+      <w:r>
+        <w:rPr>
+          <w:rFonts w:ascii="Times New Roman" w:hAnsi="Times New Roman" w:cs="Times New Roman"/>
+          <w:lang w:val="it-IT"/>
+        </w:rPr>
+        <w:t xml:space="preserve"> ce </w:t>
+      </w:r>
+      <w:proofErr w:type="spellStart"/>
+      <w:r>
+        <w:rPr>
+          <w:rFonts w:ascii="Times New Roman" w:hAnsi="Times New Roman" w:cs="Times New Roman"/>
+          <w:lang w:val="it-IT"/>
+        </w:rPr>
+        <w:t>avantajeaza</w:t>
+      </w:r>
+      <w:proofErr w:type="spellEnd"/>
+      <w:r>
+        <w:rPr>
+          <w:rFonts w:ascii="Times New Roman" w:hAnsi="Times New Roman" w:cs="Times New Roman"/>
+          <w:lang w:val="it-IT"/>
+        </w:rPr>
+        <w:t xml:space="preserve"> AUC dar nu </w:t>
+      </w:r>
+      <w:proofErr w:type="spellStart"/>
+      <w:r>
+        <w:rPr>
+          <w:rFonts w:ascii="Times New Roman" w:hAnsi="Times New Roman" w:cs="Times New Roman"/>
+          <w:lang w:val="it-IT"/>
+        </w:rPr>
+        <w:t>neaparat</w:t>
+      </w:r>
+      <w:proofErr w:type="spellEnd"/>
+      <w:r>
+        <w:rPr>
+          <w:rFonts w:ascii="Times New Roman" w:hAnsi="Times New Roman" w:cs="Times New Roman"/>
+          <w:lang w:val="it-IT"/>
+        </w:rPr>
+        <w:t xml:space="preserve"> </w:t>
+      </w:r>
+      <w:proofErr w:type="spellStart"/>
+      <w:r>
+        <w:rPr>
+          <w:rFonts w:ascii="Times New Roman" w:hAnsi="Times New Roman" w:cs="Times New Roman"/>
+          <w:lang w:val="it-IT"/>
+        </w:rPr>
+        <w:t>clasificarea</w:t>
+      </w:r>
+      <w:proofErr w:type="spellEnd"/>
+      <w:r>
+        <w:rPr>
+          <w:rFonts w:ascii="Times New Roman" w:hAnsi="Times New Roman" w:cs="Times New Roman"/>
+          <w:lang w:val="it-IT"/>
+        </w:rPr>
+        <w:t xml:space="preserve"> </w:t>
+      </w:r>
+      <w:proofErr w:type="spellStart"/>
+      <w:r>
+        <w:rPr>
+          <w:rFonts w:ascii="Times New Roman" w:hAnsi="Times New Roman" w:cs="Times New Roman"/>
+          <w:lang w:val="it-IT"/>
+        </w:rPr>
+        <w:t>practica</w:t>
+      </w:r>
+      <w:proofErr w:type="spellEnd"/>
+      <w:r>
+        <w:rPr>
+          <w:rFonts w:ascii="Times New Roman" w:hAnsi="Times New Roman" w:cs="Times New Roman"/>
+          <w:lang w:val="it-IT"/>
+        </w:rPr>
+        <w:t>.</w:t>
+      </w:r>
+    </w:p>
+    <w:p>
+      <w:pPr>
+        <w:jc w:val="both"/>
+        <w:rPr>
+          <w:rFonts w:ascii="Times New Roman" w:hAnsi="Times New Roman" w:cs="Times New Roman"/>
+          <w:lang w:val="it-IT"/>
+        </w:rPr>
+      </w:pPr>
+      <w:proofErr w:type="spellStart"/>
+      <w:r>
+        <w:rPr>
+          <w:rFonts w:ascii="Times New Roman" w:hAnsi="Times New Roman" w:cs="Times New Roman"/>
+          <w:lang w:val="it-IT"/>
+        </w:rPr>
+        <w:t>XGBoost</w:t>
+      </w:r>
+      <w:proofErr w:type="spellEnd"/>
+      <w:r>
+        <w:rPr>
+          <w:rFonts w:ascii="Times New Roman" w:hAnsi="Times New Roman" w:cs="Times New Roman"/>
+          <w:lang w:val="it-IT"/>
+        </w:rPr>
+        <w:t xml:space="preserve"> </w:t>
+      </w:r>
+      <w:proofErr w:type="spellStart"/>
+      <w:r>
+        <w:rPr>
+          <w:rFonts w:ascii="Times New Roman" w:hAnsi="Times New Roman" w:cs="Times New Roman"/>
+          <w:lang w:val="it-IT"/>
+        </w:rPr>
+        <w:t>oferta</w:t>
+      </w:r>
+      <w:proofErr w:type="spellEnd"/>
+      <w:r>
+        <w:rPr>
+          <w:rFonts w:ascii="Times New Roman" w:hAnsi="Times New Roman" w:cs="Times New Roman"/>
+          <w:lang w:val="it-IT"/>
+        </w:rPr>
+        <w:t xml:space="preserve"> cel ma</w:t>
+      </w:r>
+      <w:r>
+        <w:rPr>
+          <w:rFonts w:ascii="Times New Roman" w:hAnsi="Times New Roman" w:cs="Times New Roman"/>
+          <w:lang w:val="it-IT"/>
+        </w:rPr>
+        <w:t xml:space="preserve">i </w:t>
+      </w:r>
+      <w:proofErr w:type="spellStart"/>
+      <w:r>
+        <w:rPr>
+          <w:rFonts w:ascii="Times New Roman" w:hAnsi="Times New Roman" w:cs="Times New Roman"/>
+          <w:lang w:val="it-IT"/>
+        </w:rPr>
+        <w:t>bun</w:t>
+      </w:r>
+      <w:proofErr w:type="spellEnd"/>
+      <w:r>
+        <w:rPr>
+          <w:rFonts w:ascii="Times New Roman" w:hAnsi="Times New Roman" w:cs="Times New Roman"/>
+          <w:lang w:val="it-IT"/>
+        </w:rPr>
+        <w:t xml:space="preserve"> </w:t>
+      </w:r>
+      <w:proofErr w:type="spellStart"/>
+      <w:r>
+        <w:rPr>
+          <w:rFonts w:ascii="Times New Roman" w:hAnsi="Times New Roman" w:cs="Times New Roman"/>
+          <w:lang w:val="it-IT"/>
+        </w:rPr>
+        <w:t>echilibru</w:t>
+      </w:r>
+      <w:proofErr w:type="spellEnd"/>
+      <w:r>
+        <w:rPr>
+          <w:rFonts w:ascii="Times New Roman" w:hAnsi="Times New Roman" w:cs="Times New Roman"/>
+          <w:lang w:val="it-IT"/>
+        </w:rPr>
+        <w:t xml:space="preserve"> </w:t>
+      </w:r>
+      <w:proofErr w:type="spellStart"/>
+      <w:r>
+        <w:rPr>
+          <w:rFonts w:ascii="Times New Roman" w:hAnsi="Times New Roman" w:cs="Times New Roman"/>
+          <w:lang w:val="it-IT"/>
+        </w:rPr>
+        <w:t>intre</w:t>
+      </w:r>
+      <w:proofErr w:type="spellEnd"/>
+      <w:r>
+        <w:rPr>
+          <w:rFonts w:ascii="Times New Roman" w:hAnsi="Times New Roman" w:cs="Times New Roman"/>
+          <w:lang w:val="it-IT"/>
+        </w:rPr>
+        <w:t xml:space="preserve"> AUC(0.78) si F1</w:t>
+      </w:r>
+      <w:r>
+        <w:rPr>
+          <w:rFonts w:ascii="Times New Roman" w:hAnsi="Times New Roman" w:cs="Times New Roman"/>
+          <w:lang w:val="it-IT"/>
+        </w:rPr>
+        <w:t xml:space="preserve">(0.47), </w:t>
+      </w:r>
+      <w:proofErr w:type="spellStart"/>
+      <w:r>
+        <w:rPr>
+          <w:rFonts w:ascii="Times New Roman" w:hAnsi="Times New Roman" w:cs="Times New Roman"/>
+          <w:lang w:val="it-IT"/>
+        </w:rPr>
+        <w:t>lucru</w:t>
+      </w:r>
+      <w:proofErr w:type="spellEnd"/>
+      <w:r>
+        <w:rPr>
+          <w:rFonts w:ascii="Times New Roman" w:hAnsi="Times New Roman" w:cs="Times New Roman"/>
+          <w:lang w:val="it-IT"/>
+        </w:rPr>
+        <w:t xml:space="preserve"> care ii </w:t>
+      </w:r>
+      <w:proofErr w:type="spellStart"/>
+      <w:r>
+        <w:rPr>
+          <w:rFonts w:ascii="Times New Roman" w:hAnsi="Times New Roman" w:cs="Times New Roman"/>
+          <w:lang w:val="it-IT"/>
+        </w:rPr>
+        <w:t>ofera</w:t>
+      </w:r>
+      <w:proofErr w:type="spellEnd"/>
+      <w:r>
+        <w:rPr>
+          <w:rFonts w:ascii="Times New Roman" w:hAnsi="Times New Roman" w:cs="Times New Roman"/>
+          <w:lang w:val="it-IT"/>
+        </w:rPr>
+        <w:t xml:space="preserve"> un </w:t>
+      </w:r>
+      <w:proofErr w:type="spellStart"/>
+      <w:r>
+        <w:rPr>
+          <w:rFonts w:ascii="Times New Roman" w:hAnsi="Times New Roman" w:cs="Times New Roman"/>
+          <w:lang w:val="it-IT"/>
+        </w:rPr>
+        <w:t>avantaj</w:t>
+      </w:r>
+      <w:proofErr w:type="spellEnd"/>
+      <w:r>
+        <w:rPr>
+          <w:rFonts w:ascii="Times New Roman" w:hAnsi="Times New Roman" w:cs="Times New Roman"/>
+          <w:lang w:val="it-IT"/>
+        </w:rPr>
+        <w:t xml:space="preserve"> in </w:t>
+      </w:r>
+      <w:proofErr w:type="spellStart"/>
+      <w:r>
+        <w:rPr>
+          <w:rFonts w:ascii="Times New Roman" w:hAnsi="Times New Roman" w:cs="Times New Roman"/>
+          <w:lang w:val="it-IT"/>
+        </w:rPr>
+        <w:t>practica</w:t>
+      </w:r>
+      <w:proofErr w:type="spellEnd"/>
+      <w:r>
+        <w:rPr>
+          <w:rFonts w:ascii="Times New Roman" w:hAnsi="Times New Roman" w:cs="Times New Roman"/>
+          <w:lang w:val="it-IT"/>
+        </w:rPr>
+        <w:t>.</w:t>
+      </w:r>
+    </w:p>
+    <w:p>
+      <w:pPr>
+        <w:pStyle w:val="Caption"/>
+        <w:keepNext/>
         <w:jc w:val="center"/>
         <w:rPr>
           <w:rFonts w:ascii="Times New Roman" w:hAnsi="Times New Roman" w:cs="Times New Roman"/>
+          <w:sz w:val="24"/>
+          <w:szCs w:val="24"/>
+          <w:lang w:val="it-IT"/>
+        </w:rPr>
+      </w:pPr>
+      <w:r>
+        <w:rPr>
+          <w:rFonts w:ascii="Times New Roman" w:hAnsi="Times New Roman" w:cs="Times New Roman"/>
+          <w:sz w:val="24"/>
+          <w:szCs w:val="24"/>
+          <w:lang w:val="it-IT"/>
+        </w:rPr>
+        <w:lastRenderedPageBreak/>
+        <w:t xml:space="preserve">Figura 5.8 – </w:t>
+      </w:r>
+      <w:proofErr w:type="spellStart"/>
+      <w:r>
+        <w:rPr>
+          <w:rFonts w:ascii="Times New Roman" w:hAnsi="Times New Roman" w:cs="Times New Roman"/>
+          <w:sz w:val="24"/>
+          <w:szCs w:val="24"/>
+          <w:lang w:val="it-IT"/>
+        </w:rPr>
+        <w:t>Importanta</w:t>
+      </w:r>
+      <w:proofErr w:type="spellEnd"/>
+      <w:r>
+        <w:rPr>
+          <w:rFonts w:ascii="Times New Roman" w:hAnsi="Times New Roman" w:cs="Times New Roman"/>
+          <w:sz w:val="24"/>
+          <w:szCs w:val="24"/>
+          <w:lang w:val="it-IT"/>
+        </w:rPr>
+        <w:t xml:space="preserve"> </w:t>
+      </w:r>
+      <w:proofErr w:type="spellStart"/>
+      <w:r>
+        <w:rPr>
+          <w:rFonts w:ascii="Times New Roman" w:hAnsi="Times New Roman" w:cs="Times New Roman"/>
+          <w:sz w:val="24"/>
+          <w:szCs w:val="24"/>
+          <w:lang w:val="it-IT"/>
+        </w:rPr>
+        <w:t>caracteristicilor</w:t>
+      </w:r>
+      <w:proofErr w:type="spellEnd"/>
+      <w:r>
+        <w:rPr>
+          <w:rFonts w:ascii="Times New Roman" w:hAnsi="Times New Roman" w:cs="Times New Roman"/>
+          <w:sz w:val="24"/>
+          <w:szCs w:val="24"/>
+          <w:lang w:val="it-IT"/>
+        </w:rPr>
+        <w:t xml:space="preserve"> Random Forest</w:t>
+      </w:r>
+    </w:p>
+    <w:p>
+      <w:pPr>
+        <w:jc w:val="center"/>
+        <w:rPr>
+          <w:rFonts w:ascii="Times New Roman" w:hAnsi="Times New Roman" w:cs="Times New Roman"/>
           <w:lang w:val="it-IT"/>
         </w:rPr>
       </w:pPr>
@@ -28599,7 +32776,6 @@
           <w:noProof/>
           <w:lang w:val="it-IT"/>
         </w:rPr>
-        <w:lastRenderedPageBreak/>
         <w:drawing>
           <wp:inline distT="0" distB="0" distL="0" distR="0" wp14:anchorId="5AC27CCC" wp14:editId="31F5B516">
             <wp:extent cx="4781837" cy="3275771"/>
@@ -28652,12 +32828,531 @@
     </w:p>
     <w:p>
       <w:pPr>
+        <w:jc w:val="both"/>
+        <w:rPr>
+          <w:rFonts w:ascii="Times New Roman" w:hAnsi="Times New Roman" w:cs="Times New Roman"/>
+          <w:lang w:val="it-IT"/>
+        </w:rPr>
+      </w:pPr>
+      <w:proofErr w:type="spellStart"/>
+      <w:r>
+        <w:rPr>
+          <w:rFonts w:ascii="Times New Roman" w:hAnsi="Times New Roman" w:cs="Times New Roman"/>
+          <w:lang w:val="it-IT"/>
+        </w:rPr>
+        <w:t>Cea</w:t>
+      </w:r>
+      <w:proofErr w:type="spellEnd"/>
+      <w:r>
+        <w:rPr>
+          <w:rFonts w:ascii="Times New Roman" w:hAnsi="Times New Roman" w:cs="Times New Roman"/>
+          <w:lang w:val="it-IT"/>
+        </w:rPr>
+        <w:t xml:space="preserve"> mai </w:t>
+      </w:r>
+      <w:proofErr w:type="spellStart"/>
+      <w:r>
+        <w:rPr>
+          <w:rFonts w:ascii="Times New Roman" w:hAnsi="Times New Roman" w:cs="Times New Roman"/>
+          <w:lang w:val="it-IT"/>
+        </w:rPr>
+        <w:t>importanta</w:t>
+      </w:r>
+      <w:proofErr w:type="spellEnd"/>
+      <w:r>
+        <w:rPr>
+          <w:rFonts w:ascii="Times New Roman" w:hAnsi="Times New Roman" w:cs="Times New Roman"/>
+          <w:lang w:val="it-IT"/>
+        </w:rPr>
+        <w:t xml:space="preserve"> </w:t>
+      </w:r>
+      <w:proofErr w:type="spellStart"/>
+      <w:r>
+        <w:rPr>
+          <w:rFonts w:ascii="Times New Roman" w:hAnsi="Times New Roman" w:cs="Times New Roman"/>
+          <w:lang w:val="it-IT"/>
+        </w:rPr>
+        <w:t>caracteristica</w:t>
+      </w:r>
+      <w:proofErr w:type="spellEnd"/>
+      <w:r>
+        <w:rPr>
+          <w:rFonts w:ascii="Times New Roman" w:hAnsi="Times New Roman" w:cs="Times New Roman"/>
+          <w:lang w:val="it-IT"/>
+        </w:rPr>
+        <w:t xml:space="preserve"> este </w:t>
+      </w:r>
+      <w:proofErr w:type="spellStart"/>
+      <w:r>
+        <w:rPr>
+          <w:rFonts w:ascii="Times New Roman" w:hAnsi="Times New Roman" w:cs="Times New Roman"/>
+          <w:lang w:val="it-IT"/>
+        </w:rPr>
+        <w:t>duration_ms</w:t>
+      </w:r>
+      <w:proofErr w:type="spellEnd"/>
+      <w:r>
+        <w:rPr>
+          <w:rFonts w:ascii="Times New Roman" w:hAnsi="Times New Roman" w:cs="Times New Roman"/>
+          <w:lang w:val="it-IT"/>
+        </w:rPr>
+        <w:t xml:space="preserve">, </w:t>
+      </w:r>
+      <w:proofErr w:type="spellStart"/>
+      <w:r>
+        <w:rPr>
+          <w:rFonts w:ascii="Times New Roman" w:hAnsi="Times New Roman" w:cs="Times New Roman"/>
+          <w:lang w:val="it-IT"/>
+        </w:rPr>
+        <w:t>urmata</w:t>
+      </w:r>
+      <w:proofErr w:type="spellEnd"/>
+      <w:r>
+        <w:rPr>
+          <w:rFonts w:ascii="Times New Roman" w:hAnsi="Times New Roman" w:cs="Times New Roman"/>
+          <w:lang w:val="it-IT"/>
+        </w:rPr>
+        <w:t xml:space="preserve"> de </w:t>
+      </w:r>
+      <w:proofErr w:type="spellStart"/>
+      <w:r>
+        <w:rPr>
+          <w:rFonts w:ascii="Times New Roman" w:hAnsi="Times New Roman" w:cs="Times New Roman"/>
+          <w:lang w:val="it-IT"/>
+        </w:rPr>
+        <w:t>valence</w:t>
+      </w:r>
+      <w:proofErr w:type="spellEnd"/>
+      <w:r>
+        <w:rPr>
+          <w:rFonts w:ascii="Times New Roman" w:hAnsi="Times New Roman" w:cs="Times New Roman"/>
+          <w:lang w:val="it-IT"/>
+        </w:rPr>
+        <w:t xml:space="preserve"> si </w:t>
+      </w:r>
+      <w:proofErr w:type="spellStart"/>
+      <w:r>
+        <w:rPr>
+          <w:rFonts w:ascii="Times New Roman" w:hAnsi="Times New Roman" w:cs="Times New Roman"/>
+          <w:lang w:val="it-IT"/>
+        </w:rPr>
+        <w:t>acousticness</w:t>
+      </w:r>
+      <w:proofErr w:type="spellEnd"/>
+      <w:r>
+        <w:rPr>
+          <w:rFonts w:ascii="Times New Roman" w:hAnsi="Times New Roman" w:cs="Times New Roman"/>
+          <w:lang w:val="it-IT"/>
+        </w:rPr>
+        <w:t xml:space="preserve">, </w:t>
+      </w:r>
+      <w:proofErr w:type="spellStart"/>
+      <w:r>
+        <w:rPr>
+          <w:rFonts w:ascii="Times New Roman" w:hAnsi="Times New Roman" w:cs="Times New Roman"/>
+          <w:lang w:val="it-IT"/>
+        </w:rPr>
+        <w:t>iar</w:t>
+      </w:r>
+      <w:proofErr w:type="spellEnd"/>
+      <w:r>
+        <w:rPr>
+          <w:rFonts w:ascii="Times New Roman" w:hAnsi="Times New Roman" w:cs="Times New Roman"/>
+          <w:lang w:val="it-IT"/>
+        </w:rPr>
+        <w:t xml:space="preserve"> </w:t>
+      </w:r>
+      <w:proofErr w:type="spellStart"/>
+      <w:r>
+        <w:rPr>
+          <w:rFonts w:ascii="Times New Roman" w:hAnsi="Times New Roman" w:cs="Times New Roman"/>
+          <w:lang w:val="it-IT"/>
+        </w:rPr>
+        <w:t>caracteristicile</w:t>
+      </w:r>
+      <w:proofErr w:type="spellEnd"/>
+      <w:r>
+        <w:rPr>
+          <w:rFonts w:ascii="Times New Roman" w:hAnsi="Times New Roman" w:cs="Times New Roman"/>
+          <w:lang w:val="it-IT"/>
+        </w:rPr>
+        <w:t xml:space="preserve"> </w:t>
+      </w:r>
+      <w:proofErr w:type="spellStart"/>
+      <w:r>
+        <w:rPr>
+          <w:rFonts w:ascii="Times New Roman" w:hAnsi="Times New Roman" w:cs="Times New Roman"/>
+          <w:lang w:val="it-IT"/>
+        </w:rPr>
+        <w:t>precum</w:t>
+      </w:r>
+      <w:proofErr w:type="spellEnd"/>
+      <w:r>
+        <w:rPr>
+          <w:rFonts w:ascii="Times New Roman" w:hAnsi="Times New Roman" w:cs="Times New Roman"/>
+          <w:lang w:val="it-IT"/>
+        </w:rPr>
+        <w:t xml:space="preserve"> key, mode si </w:t>
+      </w:r>
+      <w:proofErr w:type="spellStart"/>
+      <w:r>
+        <w:rPr>
+          <w:rFonts w:ascii="Times New Roman" w:hAnsi="Times New Roman" w:cs="Times New Roman"/>
+          <w:lang w:val="it-IT"/>
+        </w:rPr>
+        <w:t>time_signature</w:t>
+      </w:r>
+      <w:proofErr w:type="spellEnd"/>
+      <w:r>
+        <w:rPr>
+          <w:rFonts w:ascii="Times New Roman" w:hAnsi="Times New Roman" w:cs="Times New Roman"/>
+          <w:lang w:val="it-IT"/>
+        </w:rPr>
+        <w:t xml:space="preserve"> </w:t>
+      </w:r>
+      <w:proofErr w:type="spellStart"/>
+      <w:r>
+        <w:rPr>
+          <w:rFonts w:ascii="Times New Roman" w:hAnsi="Times New Roman" w:cs="Times New Roman"/>
+          <w:lang w:val="it-IT"/>
+        </w:rPr>
+        <w:t>contribuie</w:t>
+      </w:r>
+      <w:proofErr w:type="spellEnd"/>
+      <w:r>
+        <w:rPr>
+          <w:rFonts w:ascii="Times New Roman" w:hAnsi="Times New Roman" w:cs="Times New Roman"/>
+          <w:lang w:val="it-IT"/>
+        </w:rPr>
+        <w:t xml:space="preserve"> cel mai </w:t>
+      </w:r>
+      <w:proofErr w:type="spellStart"/>
+      <w:r>
+        <w:rPr>
+          <w:rFonts w:ascii="Times New Roman" w:hAnsi="Times New Roman" w:cs="Times New Roman"/>
+          <w:lang w:val="it-IT"/>
+        </w:rPr>
+        <w:t>putin.Acest</w:t>
+      </w:r>
+      <w:proofErr w:type="spellEnd"/>
+      <w:r>
+        <w:rPr>
+          <w:rFonts w:ascii="Times New Roman" w:hAnsi="Times New Roman" w:cs="Times New Roman"/>
+          <w:lang w:val="it-IT"/>
+        </w:rPr>
+        <w:t xml:space="preserve"> </w:t>
+      </w:r>
+      <w:proofErr w:type="spellStart"/>
+      <w:r>
+        <w:rPr>
+          <w:rFonts w:ascii="Times New Roman" w:hAnsi="Times New Roman" w:cs="Times New Roman"/>
+          <w:lang w:val="it-IT"/>
+        </w:rPr>
+        <w:t>rezultat</w:t>
+      </w:r>
+      <w:proofErr w:type="spellEnd"/>
+      <w:r>
+        <w:rPr>
+          <w:rFonts w:ascii="Times New Roman" w:hAnsi="Times New Roman" w:cs="Times New Roman"/>
+          <w:lang w:val="it-IT"/>
+        </w:rPr>
+        <w:t xml:space="preserve"> s</w:t>
+      </w:r>
+      <w:proofErr w:type="spellStart"/>
+      <w:r>
+        <w:rPr>
+          <w:rFonts w:ascii="Times New Roman" w:hAnsi="Times New Roman" w:cs="Times New Roman"/>
+          <w:lang w:val="it-IT"/>
+        </w:rPr>
+        <w:t>ugereaza</w:t>
+      </w:r>
+      <w:proofErr w:type="spellEnd"/>
+      <w:r>
+        <w:rPr>
+          <w:rFonts w:ascii="Times New Roman" w:hAnsi="Times New Roman" w:cs="Times New Roman"/>
+          <w:lang w:val="it-IT"/>
+        </w:rPr>
+        <w:t xml:space="preserve"> ca durata si </w:t>
+      </w:r>
+      <w:proofErr w:type="spellStart"/>
+      <w:r>
+        <w:rPr>
+          <w:rFonts w:ascii="Times New Roman" w:hAnsi="Times New Roman" w:cs="Times New Roman"/>
+          <w:lang w:val="it-IT"/>
+        </w:rPr>
+        <w:t>tonalitatea</w:t>
+      </w:r>
+      <w:proofErr w:type="spellEnd"/>
+      <w:r>
+        <w:rPr>
+          <w:rFonts w:ascii="Times New Roman" w:hAnsi="Times New Roman" w:cs="Times New Roman"/>
+          <w:lang w:val="it-IT"/>
+        </w:rPr>
+        <w:t xml:space="preserve"> </w:t>
+      </w:r>
+      <w:proofErr w:type="spellStart"/>
+      <w:r>
+        <w:rPr>
+          <w:rFonts w:ascii="Times New Roman" w:hAnsi="Times New Roman" w:cs="Times New Roman"/>
+          <w:lang w:val="it-IT"/>
+        </w:rPr>
+        <w:t>unei</w:t>
+      </w:r>
+      <w:proofErr w:type="spellEnd"/>
+      <w:r>
+        <w:rPr>
+          <w:rFonts w:ascii="Times New Roman" w:hAnsi="Times New Roman" w:cs="Times New Roman"/>
+          <w:lang w:val="it-IT"/>
+        </w:rPr>
+        <w:t xml:space="preserve"> </w:t>
+      </w:r>
+      <w:proofErr w:type="spellStart"/>
+      <w:r>
+        <w:rPr>
+          <w:rFonts w:ascii="Times New Roman" w:hAnsi="Times New Roman" w:cs="Times New Roman"/>
+          <w:lang w:val="it-IT"/>
+        </w:rPr>
+        <w:t>melodii</w:t>
+      </w:r>
+      <w:proofErr w:type="spellEnd"/>
+      <w:r>
+        <w:rPr>
+          <w:rFonts w:ascii="Times New Roman" w:hAnsi="Times New Roman" w:cs="Times New Roman"/>
+          <w:lang w:val="it-IT"/>
+        </w:rPr>
+        <w:t xml:space="preserve"> </w:t>
+      </w:r>
+      <w:proofErr w:type="spellStart"/>
+      <w:r>
+        <w:rPr>
+          <w:rFonts w:ascii="Times New Roman" w:hAnsi="Times New Roman" w:cs="Times New Roman"/>
+          <w:lang w:val="it-IT"/>
+        </w:rPr>
+        <w:t>sunt</w:t>
+      </w:r>
+      <w:proofErr w:type="spellEnd"/>
+      <w:r>
+        <w:rPr>
+          <w:rFonts w:ascii="Times New Roman" w:hAnsi="Times New Roman" w:cs="Times New Roman"/>
+          <w:lang w:val="it-IT"/>
+        </w:rPr>
+        <w:t xml:space="preserve"> mai </w:t>
+      </w:r>
+      <w:proofErr w:type="spellStart"/>
+      <w:r>
+        <w:rPr>
+          <w:rFonts w:ascii="Times New Roman" w:hAnsi="Times New Roman" w:cs="Times New Roman"/>
+          <w:lang w:val="it-IT"/>
+        </w:rPr>
+        <w:t>relevante</w:t>
+      </w:r>
+      <w:proofErr w:type="spellEnd"/>
+      <w:r>
+        <w:rPr>
+          <w:rFonts w:ascii="Times New Roman" w:hAnsi="Times New Roman" w:cs="Times New Roman"/>
+          <w:lang w:val="it-IT"/>
+        </w:rPr>
+        <w:t xml:space="preserve"> </w:t>
+      </w:r>
+      <w:proofErr w:type="spellStart"/>
+      <w:r>
+        <w:rPr>
+          <w:rFonts w:ascii="Times New Roman" w:hAnsi="Times New Roman" w:cs="Times New Roman"/>
+          <w:lang w:val="it-IT"/>
+        </w:rPr>
+        <w:t>pentru</w:t>
+      </w:r>
+      <w:proofErr w:type="spellEnd"/>
+      <w:r>
+        <w:rPr>
+          <w:rFonts w:ascii="Times New Roman" w:hAnsi="Times New Roman" w:cs="Times New Roman"/>
+          <w:lang w:val="it-IT"/>
+        </w:rPr>
+        <w:t xml:space="preserve"> </w:t>
+      </w:r>
+      <w:proofErr w:type="spellStart"/>
+      <w:r>
+        <w:rPr>
+          <w:rFonts w:ascii="Times New Roman" w:hAnsi="Times New Roman" w:cs="Times New Roman"/>
+          <w:lang w:val="it-IT"/>
+        </w:rPr>
+        <w:t>predictia</w:t>
+      </w:r>
+      <w:proofErr w:type="spellEnd"/>
+      <w:r>
+        <w:rPr>
+          <w:rFonts w:ascii="Times New Roman" w:hAnsi="Times New Roman" w:cs="Times New Roman"/>
+          <w:lang w:val="it-IT"/>
+        </w:rPr>
+        <w:t xml:space="preserve"> </w:t>
+      </w:r>
+      <w:proofErr w:type="spellStart"/>
+      <w:r>
+        <w:rPr>
+          <w:rFonts w:ascii="Times New Roman" w:hAnsi="Times New Roman" w:cs="Times New Roman"/>
+          <w:lang w:val="it-IT"/>
+        </w:rPr>
+        <w:t>popularitatii</w:t>
+      </w:r>
+      <w:proofErr w:type="spellEnd"/>
+      <w:r>
+        <w:rPr>
+          <w:rFonts w:ascii="Times New Roman" w:hAnsi="Times New Roman" w:cs="Times New Roman"/>
+          <w:lang w:val="it-IT"/>
+        </w:rPr>
+        <w:t xml:space="preserve"> </w:t>
+      </w:r>
+      <w:proofErr w:type="spellStart"/>
+      <w:r>
+        <w:rPr>
+          <w:rFonts w:ascii="Times New Roman" w:hAnsi="Times New Roman" w:cs="Times New Roman"/>
+          <w:lang w:val="it-IT"/>
+        </w:rPr>
+        <w:t>decat</w:t>
+      </w:r>
+      <w:proofErr w:type="spellEnd"/>
+      <w:r>
+        <w:rPr>
+          <w:rFonts w:ascii="Times New Roman" w:hAnsi="Times New Roman" w:cs="Times New Roman"/>
+          <w:lang w:val="it-IT"/>
+        </w:rPr>
+        <w:t xml:space="preserve"> </w:t>
+      </w:r>
+      <w:proofErr w:type="spellStart"/>
+      <w:r>
+        <w:rPr>
+          <w:rFonts w:ascii="Times New Roman" w:hAnsi="Times New Roman" w:cs="Times New Roman"/>
+          <w:lang w:val="it-IT"/>
+        </w:rPr>
+        <w:t>structura</w:t>
+      </w:r>
+      <w:proofErr w:type="spellEnd"/>
+      <w:r>
+        <w:rPr>
+          <w:rFonts w:ascii="Times New Roman" w:hAnsi="Times New Roman" w:cs="Times New Roman"/>
+          <w:lang w:val="it-IT"/>
+        </w:rPr>
+        <w:t xml:space="preserve"> </w:t>
+      </w:r>
+      <w:proofErr w:type="spellStart"/>
+      <w:r>
+        <w:rPr>
+          <w:rFonts w:ascii="Times New Roman" w:hAnsi="Times New Roman" w:cs="Times New Roman"/>
+          <w:lang w:val="it-IT"/>
+        </w:rPr>
+        <w:t>muzicala</w:t>
+      </w:r>
+      <w:proofErr w:type="spellEnd"/>
+      <w:r>
+        <w:rPr>
+          <w:rFonts w:ascii="Times New Roman" w:hAnsi="Times New Roman" w:cs="Times New Roman"/>
+          <w:lang w:val="it-IT"/>
+        </w:rPr>
+        <w:t>.</w:t>
+      </w:r>
+    </w:p>
+    <w:p>
+      <w:pPr>
+        <w:jc w:val="both"/>
+        <w:rPr>
+          <w:rFonts w:ascii="Times New Roman" w:hAnsi="Times New Roman" w:cs="Times New Roman"/>
+          <w:lang w:val="it-IT"/>
+        </w:rPr>
+      </w:pPr>
+    </w:p>
+    <w:p>
+      <w:pPr>
+        <w:pStyle w:val="Caption"/>
+        <w:keepNext/>
         <w:jc w:val="center"/>
         <w:rPr>
           <w:rFonts w:ascii="Times New Roman" w:hAnsi="Times New Roman" w:cs="Times New Roman"/>
-          <w:lang w:val="it-IT"/>
-        </w:rPr>
-      </w:pPr>
+          <w:sz w:val="24"/>
+          <w:szCs w:val="24"/>
+          <w:lang w:val="it-IT"/>
+        </w:rPr>
+      </w:pPr>
+      <w:r>
+        <w:rPr>
+          <w:rFonts w:ascii="Times New Roman" w:hAnsi="Times New Roman" w:cs="Times New Roman"/>
+          <w:sz w:val="24"/>
+          <w:szCs w:val="24"/>
+          <w:lang w:val="it-IT"/>
+        </w:rPr>
+        <w:lastRenderedPageBreak/>
+        <w:t xml:space="preserve">Figura 5.9 – </w:t>
+      </w:r>
+      <w:proofErr w:type="spellStart"/>
+      <w:r>
+        <w:rPr>
+          <w:rFonts w:ascii="Times New Roman" w:hAnsi="Times New Roman" w:cs="Times New Roman"/>
+          <w:sz w:val="24"/>
+          <w:szCs w:val="24"/>
+          <w:lang w:val="it-IT"/>
+        </w:rPr>
+        <w:t>Optimizare</w:t>
+      </w:r>
+      <w:proofErr w:type="spellEnd"/>
+      <w:r>
+        <w:rPr>
+          <w:rFonts w:ascii="Times New Roman" w:hAnsi="Times New Roman" w:cs="Times New Roman"/>
+          <w:sz w:val="24"/>
+          <w:szCs w:val="24"/>
+          <w:lang w:val="it-IT"/>
+        </w:rPr>
+        <w:t xml:space="preserve"> </w:t>
+      </w:r>
+      <w:proofErr w:type="spellStart"/>
+      <w:r>
+        <w:rPr>
+          <w:rFonts w:ascii="Times New Roman" w:hAnsi="Times New Roman" w:cs="Times New Roman"/>
+          <w:sz w:val="24"/>
+          <w:szCs w:val="24"/>
+          <w:lang w:val="it-IT"/>
+        </w:rPr>
+        <w:t>prag</w:t>
+      </w:r>
+      <w:proofErr w:type="spellEnd"/>
+      <w:r>
+        <w:rPr>
+          <w:rFonts w:ascii="Times New Roman" w:hAnsi="Times New Roman" w:cs="Times New Roman"/>
+          <w:sz w:val="24"/>
+          <w:szCs w:val="24"/>
+          <w:lang w:val="it-IT"/>
+        </w:rPr>
+        <w:t xml:space="preserve"> </w:t>
+      </w:r>
+      <w:proofErr w:type="spellStart"/>
+      <w:r>
+        <w:rPr>
+          <w:rFonts w:ascii="Times New Roman" w:hAnsi="Times New Roman" w:cs="Times New Roman"/>
+          <w:sz w:val="24"/>
+          <w:szCs w:val="24"/>
+          <w:lang w:val="it-IT"/>
+        </w:rPr>
+        <w:t>decizie</w:t>
+      </w:r>
+      <w:proofErr w:type="spellEnd"/>
+      <w:r>
+        <w:rPr>
+          <w:rFonts w:ascii="Times New Roman" w:hAnsi="Times New Roman" w:cs="Times New Roman"/>
+          <w:sz w:val="24"/>
+          <w:szCs w:val="24"/>
+          <w:lang w:val="it-IT"/>
+        </w:rPr>
+        <w:t xml:space="preserve"> </w:t>
+      </w:r>
+      <w:proofErr w:type="spellStart"/>
+      <w:r>
+        <w:rPr>
+          <w:rFonts w:ascii="Times New Roman" w:hAnsi="Times New Roman" w:cs="Times New Roman"/>
+          <w:sz w:val="24"/>
+          <w:szCs w:val="24"/>
+          <w:lang w:val="it-IT"/>
+        </w:rPr>
+        <w:t>XGBoost</w:t>
+      </w:r>
+      <w:proofErr w:type="spellEnd"/>
     </w:p>
     <w:p>
       <w:pPr>
@@ -28723,8 +33418,510 @@
     </w:p>
     <w:p>
       <w:pPr>
+        <w:jc w:val="both"/>
+        <w:rPr>
+          <w:rFonts w:ascii="Times New Roman" w:hAnsi="Times New Roman" w:cs="Times New Roman"/>
+          <w:lang w:val="it-IT"/>
+        </w:rPr>
+      </w:pPr>
+      <w:proofErr w:type="spellStart"/>
+      <w:r>
+        <w:rPr>
+          <w:rFonts w:ascii="Times New Roman" w:hAnsi="Times New Roman" w:cs="Times New Roman"/>
+          <w:lang w:val="it-IT"/>
+        </w:rPr>
+        <w:t>Pragul</w:t>
+      </w:r>
+      <w:proofErr w:type="spellEnd"/>
+      <w:r>
+        <w:rPr>
+          <w:rFonts w:ascii="Times New Roman" w:hAnsi="Times New Roman" w:cs="Times New Roman"/>
+          <w:lang w:val="it-IT"/>
+        </w:rPr>
+        <w:t xml:space="preserve"> </w:t>
+      </w:r>
+      <w:proofErr w:type="spellStart"/>
+      <w:r>
+        <w:rPr>
+          <w:rFonts w:ascii="Times New Roman" w:hAnsi="Times New Roman" w:cs="Times New Roman"/>
+          <w:lang w:val="it-IT"/>
+        </w:rPr>
+        <w:t>optim</w:t>
+      </w:r>
+      <w:proofErr w:type="spellEnd"/>
+      <w:r>
+        <w:rPr>
+          <w:rFonts w:ascii="Times New Roman" w:hAnsi="Times New Roman" w:cs="Times New Roman"/>
+          <w:lang w:val="it-IT"/>
+        </w:rPr>
+        <w:t xml:space="preserve"> de </w:t>
+      </w:r>
+      <w:proofErr w:type="spellStart"/>
+      <w:r>
+        <w:rPr>
+          <w:rFonts w:ascii="Times New Roman" w:hAnsi="Times New Roman" w:cs="Times New Roman"/>
+          <w:lang w:val="it-IT"/>
+        </w:rPr>
+        <w:t>decizie</w:t>
+      </w:r>
+      <w:proofErr w:type="spellEnd"/>
+      <w:r>
+        <w:rPr>
+          <w:rFonts w:ascii="Times New Roman" w:hAnsi="Times New Roman" w:cs="Times New Roman"/>
+          <w:lang w:val="it-IT"/>
+        </w:rPr>
+        <w:t xml:space="preserve"> </w:t>
+      </w:r>
+      <w:proofErr w:type="spellStart"/>
+      <w:r>
+        <w:rPr>
+          <w:rFonts w:ascii="Times New Roman" w:hAnsi="Times New Roman" w:cs="Times New Roman"/>
+          <w:lang w:val="it-IT"/>
+        </w:rPr>
+        <w:t>calculat</w:t>
+      </w:r>
+      <w:proofErr w:type="spellEnd"/>
+      <w:r>
+        <w:rPr>
+          <w:rFonts w:ascii="Times New Roman" w:hAnsi="Times New Roman" w:cs="Times New Roman"/>
+          <w:lang w:val="it-IT"/>
+        </w:rPr>
+        <w:t xml:space="preserve">(0.482) este </w:t>
+      </w:r>
+      <w:proofErr w:type="spellStart"/>
+      <w:r>
+        <w:rPr>
+          <w:rFonts w:ascii="Times New Roman" w:hAnsi="Times New Roman" w:cs="Times New Roman"/>
+          <w:lang w:val="it-IT"/>
+        </w:rPr>
+        <w:t>aproape</w:t>
+      </w:r>
+      <w:proofErr w:type="spellEnd"/>
+      <w:r>
+        <w:rPr>
+          <w:rFonts w:ascii="Times New Roman" w:hAnsi="Times New Roman" w:cs="Times New Roman"/>
+          <w:lang w:val="it-IT"/>
+        </w:rPr>
+        <w:t xml:space="preserve"> de cel </w:t>
+      </w:r>
+      <w:proofErr w:type="spellStart"/>
+      <w:r>
+        <w:rPr>
+          <w:rFonts w:ascii="Times New Roman" w:hAnsi="Times New Roman" w:cs="Times New Roman"/>
+          <w:lang w:val="it-IT"/>
+        </w:rPr>
+        <w:t>implicit</w:t>
+      </w:r>
+      <w:proofErr w:type="spellEnd"/>
+      <w:r>
+        <w:rPr>
+          <w:rFonts w:ascii="Times New Roman" w:hAnsi="Times New Roman" w:cs="Times New Roman"/>
+          <w:lang w:val="it-IT"/>
+        </w:rPr>
+        <w:t xml:space="preserve">(0.5), </w:t>
+      </w:r>
+      <w:proofErr w:type="spellStart"/>
+      <w:r>
+        <w:rPr>
+          <w:rFonts w:ascii="Times New Roman" w:hAnsi="Times New Roman" w:cs="Times New Roman"/>
+          <w:lang w:val="it-IT"/>
+        </w:rPr>
+        <w:t>deci</w:t>
+      </w:r>
+      <w:proofErr w:type="spellEnd"/>
+      <w:r>
+        <w:rPr>
+          <w:rFonts w:ascii="Times New Roman" w:hAnsi="Times New Roman" w:cs="Times New Roman"/>
+          <w:lang w:val="it-IT"/>
+        </w:rPr>
+        <w:t xml:space="preserve"> in </w:t>
+      </w:r>
+      <w:proofErr w:type="spellStart"/>
+      <w:r>
+        <w:rPr>
+          <w:rFonts w:ascii="Times New Roman" w:hAnsi="Times New Roman" w:cs="Times New Roman"/>
+          <w:lang w:val="it-IT"/>
+        </w:rPr>
+        <w:t>acest</w:t>
+      </w:r>
+      <w:proofErr w:type="spellEnd"/>
+      <w:r>
+        <w:rPr>
+          <w:rFonts w:ascii="Times New Roman" w:hAnsi="Times New Roman" w:cs="Times New Roman"/>
+          <w:lang w:val="it-IT"/>
+        </w:rPr>
+        <w:t xml:space="preserve"> </w:t>
+      </w:r>
+      <w:proofErr w:type="spellStart"/>
+      <w:r>
+        <w:rPr>
+          <w:rFonts w:ascii="Times New Roman" w:hAnsi="Times New Roman" w:cs="Times New Roman"/>
+          <w:lang w:val="it-IT"/>
+        </w:rPr>
+        <w:t>caz</w:t>
+      </w:r>
+      <w:proofErr w:type="spellEnd"/>
+      <w:r>
+        <w:rPr>
+          <w:rFonts w:ascii="Times New Roman" w:hAnsi="Times New Roman" w:cs="Times New Roman"/>
+          <w:lang w:val="it-IT"/>
+        </w:rPr>
+        <w:t xml:space="preserve"> </w:t>
+      </w:r>
+      <w:proofErr w:type="spellStart"/>
+      <w:r>
+        <w:rPr>
+          <w:rFonts w:ascii="Times New Roman" w:hAnsi="Times New Roman" w:cs="Times New Roman"/>
+          <w:lang w:val="it-IT"/>
+        </w:rPr>
+        <w:t>ajustarea</w:t>
+      </w:r>
+      <w:proofErr w:type="spellEnd"/>
+      <w:r>
+        <w:rPr>
+          <w:rFonts w:ascii="Times New Roman" w:hAnsi="Times New Roman" w:cs="Times New Roman"/>
+          <w:lang w:val="it-IT"/>
+        </w:rPr>
+        <w:t xml:space="preserve"> </w:t>
+      </w:r>
+      <w:proofErr w:type="spellStart"/>
+      <w:r>
+        <w:rPr>
+          <w:rFonts w:ascii="Times New Roman" w:hAnsi="Times New Roman" w:cs="Times New Roman"/>
+          <w:lang w:val="it-IT"/>
+        </w:rPr>
+        <w:t>pragului</w:t>
+      </w:r>
+      <w:proofErr w:type="spellEnd"/>
+      <w:r>
+        <w:rPr>
+          <w:rFonts w:ascii="Times New Roman" w:hAnsi="Times New Roman" w:cs="Times New Roman"/>
+          <w:lang w:val="it-IT"/>
+        </w:rPr>
+        <w:t xml:space="preserve"> nu produce </w:t>
+      </w:r>
+      <w:proofErr w:type="spellStart"/>
+      <w:r>
+        <w:rPr>
+          <w:rFonts w:ascii="Times New Roman" w:hAnsi="Times New Roman" w:cs="Times New Roman"/>
+          <w:lang w:val="it-IT"/>
+        </w:rPr>
+        <w:t>imbunatatiri</w:t>
+      </w:r>
+      <w:proofErr w:type="spellEnd"/>
+      <w:r>
+        <w:rPr>
+          <w:rFonts w:ascii="Times New Roman" w:hAnsi="Times New Roman" w:cs="Times New Roman"/>
+          <w:lang w:val="it-IT"/>
+        </w:rPr>
+        <w:t xml:space="preserve"> </w:t>
+      </w:r>
+      <w:proofErr w:type="spellStart"/>
+      <w:r>
+        <w:rPr>
+          <w:rFonts w:ascii="Times New Roman" w:hAnsi="Times New Roman" w:cs="Times New Roman"/>
+          <w:lang w:val="it-IT"/>
+        </w:rPr>
+        <w:t>semnificative.</w:t>
+      </w:r>
+      <w:r>
+        <w:rPr>
+          <w:rFonts w:ascii="Times New Roman" w:hAnsi="Times New Roman" w:cs="Times New Roman"/>
+          <w:lang w:val="it-IT"/>
+        </w:rPr>
+        <w:t>Se</w:t>
+      </w:r>
+      <w:proofErr w:type="spellEnd"/>
+      <w:r>
+        <w:rPr>
+          <w:rFonts w:ascii="Times New Roman" w:hAnsi="Times New Roman" w:cs="Times New Roman"/>
+          <w:lang w:val="it-IT"/>
+        </w:rPr>
+        <w:t xml:space="preserve"> </w:t>
+      </w:r>
+      <w:proofErr w:type="spellStart"/>
+      <w:r>
+        <w:rPr>
+          <w:rFonts w:ascii="Times New Roman" w:hAnsi="Times New Roman" w:cs="Times New Roman"/>
+          <w:lang w:val="it-IT"/>
+        </w:rPr>
+        <w:t>poate</w:t>
+      </w:r>
+      <w:proofErr w:type="spellEnd"/>
+      <w:r>
+        <w:rPr>
+          <w:rFonts w:ascii="Times New Roman" w:hAnsi="Times New Roman" w:cs="Times New Roman"/>
+          <w:lang w:val="it-IT"/>
+        </w:rPr>
+        <w:t xml:space="preserve"> </w:t>
+      </w:r>
+      <w:proofErr w:type="spellStart"/>
+      <w:r>
+        <w:rPr>
+          <w:rFonts w:ascii="Times New Roman" w:hAnsi="Times New Roman" w:cs="Times New Roman"/>
+          <w:lang w:val="it-IT"/>
+        </w:rPr>
+        <w:t>observa</w:t>
+      </w:r>
+      <w:proofErr w:type="spellEnd"/>
+      <w:r>
+        <w:rPr>
+          <w:rFonts w:ascii="Times New Roman" w:hAnsi="Times New Roman" w:cs="Times New Roman"/>
+          <w:lang w:val="it-IT"/>
+        </w:rPr>
+        <w:t xml:space="preserve"> </w:t>
+      </w:r>
+      <w:proofErr w:type="spellStart"/>
+      <w:r>
+        <w:rPr>
+          <w:rFonts w:ascii="Times New Roman" w:hAnsi="Times New Roman" w:cs="Times New Roman"/>
+          <w:lang w:val="it-IT"/>
+        </w:rPr>
+        <w:t>cum</w:t>
+      </w:r>
+      <w:proofErr w:type="spellEnd"/>
+      <w:r>
+        <w:rPr>
+          <w:rFonts w:ascii="Times New Roman" w:hAnsi="Times New Roman" w:cs="Times New Roman"/>
+          <w:lang w:val="it-IT"/>
+        </w:rPr>
+        <w:t xml:space="preserve"> </w:t>
+      </w:r>
+      <w:proofErr w:type="spellStart"/>
+      <w:r>
+        <w:rPr>
+          <w:rFonts w:ascii="Times New Roman" w:hAnsi="Times New Roman" w:cs="Times New Roman"/>
+          <w:lang w:val="it-IT"/>
+        </w:rPr>
+        <w:t>cresterea</w:t>
+      </w:r>
+      <w:proofErr w:type="spellEnd"/>
+      <w:r>
+        <w:rPr>
+          <w:rFonts w:ascii="Times New Roman" w:hAnsi="Times New Roman" w:cs="Times New Roman"/>
+          <w:lang w:val="it-IT"/>
+        </w:rPr>
+        <w:t xml:space="preserve"> </w:t>
+      </w:r>
+      <w:proofErr w:type="spellStart"/>
+      <w:r>
+        <w:rPr>
+          <w:rFonts w:ascii="Times New Roman" w:hAnsi="Times New Roman" w:cs="Times New Roman"/>
+          <w:lang w:val="it-IT"/>
+        </w:rPr>
+        <w:t>pragului</w:t>
+      </w:r>
+      <w:proofErr w:type="spellEnd"/>
+      <w:r>
+        <w:rPr>
+          <w:rFonts w:ascii="Times New Roman" w:hAnsi="Times New Roman" w:cs="Times New Roman"/>
+          <w:lang w:val="it-IT"/>
+        </w:rPr>
+        <w:t xml:space="preserve"> creste </w:t>
+      </w:r>
+      <w:proofErr w:type="spellStart"/>
+      <w:r>
+        <w:rPr>
+          <w:rFonts w:ascii="Times New Roman" w:hAnsi="Times New Roman" w:cs="Times New Roman"/>
+          <w:lang w:val="it-IT"/>
+        </w:rPr>
+        <w:t>precizia</w:t>
+      </w:r>
+      <w:proofErr w:type="spellEnd"/>
+      <w:r>
+        <w:rPr>
+          <w:rFonts w:ascii="Times New Roman" w:hAnsi="Times New Roman" w:cs="Times New Roman"/>
+          <w:lang w:val="it-IT"/>
+        </w:rPr>
+        <w:t>(</w:t>
+      </w:r>
+      <w:proofErr w:type="spellStart"/>
+      <w:r>
+        <w:rPr>
+          <w:rFonts w:ascii="Times New Roman" w:hAnsi="Times New Roman" w:cs="Times New Roman"/>
+          <w:lang w:val="it-IT"/>
+        </w:rPr>
+        <w:t>ceea</w:t>
+      </w:r>
+      <w:proofErr w:type="spellEnd"/>
+      <w:r>
+        <w:rPr>
+          <w:rFonts w:ascii="Times New Roman" w:hAnsi="Times New Roman" w:cs="Times New Roman"/>
+          <w:lang w:val="it-IT"/>
+        </w:rPr>
+        <w:t xml:space="preserve"> ce </w:t>
+      </w:r>
+      <w:proofErr w:type="spellStart"/>
+      <w:r>
+        <w:rPr>
+          <w:rFonts w:ascii="Times New Roman" w:hAnsi="Times New Roman" w:cs="Times New Roman"/>
+          <w:lang w:val="it-IT"/>
+        </w:rPr>
+        <w:t>rezulta</w:t>
+      </w:r>
+      <w:proofErr w:type="spellEnd"/>
+      <w:r>
+        <w:rPr>
+          <w:rFonts w:ascii="Times New Roman" w:hAnsi="Times New Roman" w:cs="Times New Roman"/>
+          <w:lang w:val="it-IT"/>
+        </w:rPr>
+        <w:t xml:space="preserve"> in mai </w:t>
+      </w:r>
+      <w:proofErr w:type="spellStart"/>
+      <w:r>
+        <w:rPr>
+          <w:rFonts w:ascii="Times New Roman" w:hAnsi="Times New Roman" w:cs="Times New Roman"/>
+          <w:lang w:val="it-IT"/>
+        </w:rPr>
+        <w:t>putine</w:t>
+      </w:r>
+      <w:proofErr w:type="spellEnd"/>
+      <w:r>
+        <w:rPr>
+          <w:rFonts w:ascii="Times New Roman" w:hAnsi="Times New Roman" w:cs="Times New Roman"/>
+          <w:lang w:val="it-IT"/>
+        </w:rPr>
+        <w:t xml:space="preserve"> </w:t>
+      </w:r>
+      <w:proofErr w:type="spellStart"/>
+      <w:r>
+        <w:rPr>
+          <w:rFonts w:ascii="Times New Roman" w:hAnsi="Times New Roman" w:cs="Times New Roman"/>
+          <w:lang w:val="it-IT"/>
+        </w:rPr>
+        <w:t>fals</w:t>
+      </w:r>
+      <w:proofErr w:type="spellEnd"/>
+      <w:r>
+        <w:rPr>
+          <w:rFonts w:ascii="Times New Roman" w:hAnsi="Times New Roman" w:cs="Times New Roman"/>
+          <w:lang w:val="it-IT"/>
+        </w:rPr>
+        <w:t xml:space="preserve"> </w:t>
+      </w:r>
+      <w:proofErr w:type="spellStart"/>
+      <w:r>
+        <w:rPr>
+          <w:rFonts w:ascii="Times New Roman" w:hAnsi="Times New Roman" w:cs="Times New Roman"/>
+          <w:lang w:val="it-IT"/>
+        </w:rPr>
+        <w:t>pozitive</w:t>
+      </w:r>
+      <w:proofErr w:type="spellEnd"/>
+      <w:r>
+        <w:rPr>
+          <w:rFonts w:ascii="Times New Roman" w:hAnsi="Times New Roman" w:cs="Times New Roman"/>
+          <w:lang w:val="it-IT"/>
+        </w:rPr>
+        <w:t xml:space="preserve">), dar reduce </w:t>
+      </w:r>
+      <w:proofErr w:type="spellStart"/>
+      <w:r>
+        <w:rPr>
+          <w:rFonts w:ascii="Times New Roman" w:hAnsi="Times New Roman" w:cs="Times New Roman"/>
+          <w:lang w:val="it-IT"/>
+        </w:rPr>
+        <w:t>rechemarea</w:t>
+      </w:r>
+      <w:proofErr w:type="spellEnd"/>
+      <w:r>
+        <w:rPr>
+          <w:rFonts w:ascii="Times New Roman" w:hAnsi="Times New Roman" w:cs="Times New Roman"/>
+          <w:lang w:val="it-IT"/>
+        </w:rPr>
+        <w:t xml:space="preserve">(mai multe </w:t>
+      </w:r>
+      <w:proofErr w:type="spellStart"/>
+      <w:r>
+        <w:rPr>
+          <w:rFonts w:ascii="Times New Roman" w:hAnsi="Times New Roman" w:cs="Times New Roman"/>
+          <w:lang w:val="it-IT"/>
+        </w:rPr>
+        <w:t>hituri</w:t>
+      </w:r>
+      <w:proofErr w:type="spellEnd"/>
+      <w:r>
+        <w:rPr>
+          <w:rFonts w:ascii="Times New Roman" w:hAnsi="Times New Roman" w:cs="Times New Roman"/>
+          <w:lang w:val="it-IT"/>
+        </w:rPr>
+        <w:t xml:space="preserve"> </w:t>
+      </w:r>
+      <w:proofErr w:type="spellStart"/>
+      <w:r>
+        <w:rPr>
+          <w:rFonts w:ascii="Times New Roman" w:hAnsi="Times New Roman" w:cs="Times New Roman"/>
+          <w:lang w:val="it-IT"/>
+        </w:rPr>
+        <w:t>ratate</w:t>
+      </w:r>
+      <w:proofErr w:type="spellEnd"/>
+      <w:r>
+        <w:rPr>
+          <w:rFonts w:ascii="Times New Roman" w:hAnsi="Times New Roman" w:cs="Times New Roman"/>
+          <w:lang w:val="it-IT"/>
+        </w:rPr>
+        <w:t>).</w:t>
+      </w:r>
+    </w:p>
+    <w:p>
+      <w:pPr>
+        <w:pStyle w:val="Caption"/>
+        <w:keepNext/>
         <w:jc w:val="center"/>
         <w:rPr>
+          <w:rFonts w:ascii="Times New Roman" w:hAnsi="Times New Roman" w:cs="Times New Roman"/>
+          <w:sz w:val="24"/>
+          <w:szCs w:val="24"/>
+          <w:lang w:val="it-IT"/>
+        </w:rPr>
+      </w:pPr>
+      <w:r>
+        <w:rPr>
+          <w:rFonts w:ascii="Times New Roman" w:hAnsi="Times New Roman" w:cs="Times New Roman"/>
+          <w:sz w:val="24"/>
+          <w:szCs w:val="24"/>
+          <w:lang w:val="it-IT"/>
+        </w:rPr>
+        <w:lastRenderedPageBreak/>
+        <w:t xml:space="preserve">Figura 5.10 – Curba </w:t>
+      </w:r>
+      <w:proofErr w:type="spellStart"/>
+      <w:r>
+        <w:rPr>
+          <w:rFonts w:ascii="Times New Roman" w:hAnsi="Times New Roman" w:cs="Times New Roman"/>
+          <w:sz w:val="24"/>
+          <w:szCs w:val="24"/>
+          <w:lang w:val="it-IT"/>
+        </w:rPr>
+        <w:t>invatare</w:t>
+      </w:r>
+      <w:proofErr w:type="spellEnd"/>
+      <w:r>
+        <w:rPr>
+          <w:rFonts w:ascii="Times New Roman" w:hAnsi="Times New Roman" w:cs="Times New Roman"/>
+          <w:sz w:val="24"/>
+          <w:szCs w:val="24"/>
+          <w:lang w:val="it-IT"/>
+        </w:rPr>
+        <w:t xml:space="preserve"> </w:t>
+      </w:r>
+      <w:proofErr w:type="spellStart"/>
+      <w:r>
+        <w:rPr>
+          <w:rFonts w:ascii="Times New Roman" w:hAnsi="Times New Roman" w:cs="Times New Roman"/>
+          <w:sz w:val="24"/>
+          <w:szCs w:val="24"/>
+          <w:lang w:val="it-IT"/>
+        </w:rPr>
+        <w:t>XGBoost</w:t>
+      </w:r>
+      <w:proofErr w:type="spellEnd"/>
+    </w:p>
+    <w:p>
+      <w:pPr>
+        <w:jc w:val="center"/>
+        <w:rPr>
           <w:lang w:val="it-IT"/>
         </w:rPr>
       </w:pPr>
@@ -28733,7 +33930,6 @@
           <w:noProof/>
           <w:lang w:val="it-IT"/>
         </w:rPr>
-        <w:lastRenderedPageBreak/>
         <w:drawing>
           <wp:inline distT="0" distB="0" distL="0" distR="0" wp14:anchorId="1C8D3954" wp14:editId="63101571">
             <wp:extent cx="4771855" cy="3768919"/>
@@ -28786,11 +33982,45 @@
     </w:p>
     <w:p>
       <w:pPr>
+        <w:pStyle w:val="Caption"/>
+        <w:keepNext/>
         <w:jc w:val="center"/>
         <w:rPr>
-          <w:lang w:val="it-IT"/>
-        </w:rPr>
-      </w:pPr>
+          <w:rFonts w:ascii="Times New Roman" w:hAnsi="Times New Roman" w:cs="Times New Roman"/>
+          <w:sz w:val="24"/>
+          <w:szCs w:val="24"/>
+          <w:lang w:val="it-IT"/>
+        </w:rPr>
+      </w:pPr>
+      <w:r>
+        <w:rPr>
+          <w:rFonts w:ascii="Times New Roman" w:hAnsi="Times New Roman" w:cs="Times New Roman"/>
+          <w:sz w:val="24"/>
+          <w:szCs w:val="24"/>
+          <w:lang w:val="it-IT"/>
+        </w:rPr>
+        <w:t xml:space="preserve">Figura 5.11 – Curba </w:t>
+      </w:r>
+      <w:proofErr w:type="spellStart"/>
+      <w:r>
+        <w:rPr>
+          <w:rFonts w:ascii="Times New Roman" w:hAnsi="Times New Roman" w:cs="Times New Roman"/>
+          <w:sz w:val="24"/>
+          <w:szCs w:val="24"/>
+          <w:lang w:val="it-IT"/>
+        </w:rPr>
+        <w:t>invatare</w:t>
+      </w:r>
+      <w:proofErr w:type="spellEnd"/>
+      <w:r>
+        <w:rPr>
+          <w:rFonts w:ascii="Times New Roman" w:hAnsi="Times New Roman" w:cs="Times New Roman"/>
+          <w:sz w:val="24"/>
+          <w:szCs w:val="24"/>
+          <w:lang w:val="it-IT"/>
+        </w:rPr>
+        <w:t xml:space="preserve"> Random Forest</w:t>
+      </w:r>
     </w:p>
     <w:p>
       <w:pPr>
@@ -28856,8 +34086,1422 @@
     </w:p>
     <w:p>
       <w:pPr>
-        <w:jc w:val="center"/>
-        <w:rPr>
+        <w:jc w:val="both"/>
+        <w:rPr>
+          <w:rFonts w:ascii="Times New Roman" w:hAnsi="Times New Roman" w:cs="Times New Roman"/>
+          <w:lang w:val="it-IT"/>
+        </w:rPr>
+      </w:pPr>
+      <w:proofErr w:type="spellStart"/>
+      <w:r>
+        <w:rPr>
+          <w:rFonts w:ascii="Times New Roman" w:hAnsi="Times New Roman" w:cs="Times New Roman"/>
+          <w:lang w:val="it-IT"/>
+        </w:rPr>
+        <w:t>Figurile</w:t>
+      </w:r>
+      <w:proofErr w:type="spellEnd"/>
+      <w:r>
+        <w:rPr>
+          <w:rFonts w:ascii="Times New Roman" w:hAnsi="Times New Roman" w:cs="Times New Roman"/>
+          <w:lang w:val="it-IT"/>
+        </w:rPr>
+        <w:t xml:space="preserve"> 5.10 si 5.11 </w:t>
+      </w:r>
+      <w:proofErr w:type="spellStart"/>
+      <w:r>
+        <w:rPr>
+          <w:rFonts w:ascii="Times New Roman" w:hAnsi="Times New Roman" w:cs="Times New Roman"/>
+          <w:lang w:val="it-IT"/>
+        </w:rPr>
+        <w:t>prezinta</w:t>
+      </w:r>
+      <w:proofErr w:type="spellEnd"/>
+      <w:r>
+        <w:rPr>
+          <w:rFonts w:ascii="Times New Roman" w:hAnsi="Times New Roman" w:cs="Times New Roman"/>
+          <w:lang w:val="it-IT"/>
+        </w:rPr>
+        <w:t xml:space="preserve"> </w:t>
+      </w:r>
+      <w:proofErr w:type="spellStart"/>
+      <w:r>
+        <w:rPr>
+          <w:rFonts w:ascii="Times New Roman" w:hAnsi="Times New Roman" w:cs="Times New Roman"/>
+          <w:lang w:val="it-IT"/>
+        </w:rPr>
+        <w:t>acelasi</w:t>
+      </w:r>
+      <w:proofErr w:type="spellEnd"/>
+      <w:r>
+        <w:rPr>
+          <w:rFonts w:ascii="Times New Roman" w:hAnsi="Times New Roman" w:cs="Times New Roman"/>
+          <w:lang w:val="it-IT"/>
+        </w:rPr>
+        <w:t xml:space="preserve"> </w:t>
+      </w:r>
+      <w:proofErr w:type="spellStart"/>
+      <w:r>
+        <w:rPr>
+          <w:rFonts w:ascii="Times New Roman" w:hAnsi="Times New Roman" w:cs="Times New Roman"/>
+          <w:lang w:val="it-IT"/>
+        </w:rPr>
+        <w:t>tipar</w:t>
+      </w:r>
+      <w:proofErr w:type="spellEnd"/>
+      <w:r>
+        <w:rPr>
+          <w:rFonts w:ascii="Times New Roman" w:hAnsi="Times New Roman" w:cs="Times New Roman"/>
+          <w:lang w:val="it-IT"/>
+        </w:rPr>
+        <w:t xml:space="preserve">, F1 pe </w:t>
+      </w:r>
+      <w:proofErr w:type="spellStart"/>
+      <w:r>
+        <w:rPr>
+          <w:rFonts w:ascii="Times New Roman" w:hAnsi="Times New Roman" w:cs="Times New Roman"/>
+          <w:lang w:val="it-IT"/>
+        </w:rPr>
+        <w:t>antrenare</w:t>
+      </w:r>
+      <w:proofErr w:type="spellEnd"/>
+      <w:r>
+        <w:rPr>
+          <w:rFonts w:ascii="Times New Roman" w:hAnsi="Times New Roman" w:cs="Times New Roman"/>
+          <w:lang w:val="it-IT"/>
+        </w:rPr>
+        <w:t xml:space="preserve"> </w:t>
+      </w:r>
+      <w:proofErr w:type="spellStart"/>
+      <w:r>
+        <w:rPr>
+          <w:rFonts w:ascii="Times New Roman" w:hAnsi="Times New Roman" w:cs="Times New Roman"/>
+          <w:lang w:val="it-IT"/>
+        </w:rPr>
+        <w:t>porneste</w:t>
+      </w:r>
+      <w:proofErr w:type="spellEnd"/>
+      <w:r>
+        <w:rPr>
+          <w:rFonts w:ascii="Times New Roman" w:hAnsi="Times New Roman" w:cs="Times New Roman"/>
+          <w:lang w:val="it-IT"/>
+        </w:rPr>
+        <w:t xml:space="preserve"> </w:t>
+      </w:r>
+      <w:proofErr w:type="spellStart"/>
+      <w:r>
+        <w:rPr>
+          <w:rFonts w:ascii="Times New Roman" w:hAnsi="Times New Roman" w:cs="Times New Roman"/>
+          <w:lang w:val="it-IT"/>
+        </w:rPr>
+        <w:t>ridicat</w:t>
+      </w:r>
+      <w:proofErr w:type="spellEnd"/>
+      <w:r>
+        <w:rPr>
+          <w:rFonts w:ascii="Times New Roman" w:hAnsi="Times New Roman" w:cs="Times New Roman"/>
+          <w:lang w:val="it-IT"/>
+        </w:rPr>
+        <w:t xml:space="preserve"> si scade pe </w:t>
+      </w:r>
+      <w:proofErr w:type="spellStart"/>
+      <w:r>
+        <w:rPr>
+          <w:rFonts w:ascii="Times New Roman" w:hAnsi="Times New Roman" w:cs="Times New Roman"/>
+          <w:lang w:val="it-IT"/>
+        </w:rPr>
+        <w:t>masrua</w:t>
+      </w:r>
+      <w:proofErr w:type="spellEnd"/>
+      <w:r>
+        <w:rPr>
+          <w:rFonts w:ascii="Times New Roman" w:hAnsi="Times New Roman" w:cs="Times New Roman"/>
+          <w:lang w:val="it-IT"/>
+        </w:rPr>
+        <w:t xml:space="preserve"> ce </w:t>
+      </w:r>
+      <w:proofErr w:type="spellStart"/>
+      <w:r>
+        <w:rPr>
+          <w:rFonts w:ascii="Times New Roman" w:hAnsi="Times New Roman" w:cs="Times New Roman"/>
+          <w:lang w:val="it-IT"/>
+        </w:rPr>
+        <w:t>numarul</w:t>
+      </w:r>
+      <w:proofErr w:type="spellEnd"/>
+      <w:r>
+        <w:rPr>
+          <w:rFonts w:ascii="Times New Roman" w:hAnsi="Times New Roman" w:cs="Times New Roman"/>
+          <w:lang w:val="it-IT"/>
+        </w:rPr>
+        <w:t xml:space="preserve"> de </w:t>
+      </w:r>
+      <w:proofErr w:type="spellStart"/>
+      <w:r>
+        <w:rPr>
+          <w:rFonts w:ascii="Times New Roman" w:hAnsi="Times New Roman" w:cs="Times New Roman"/>
+          <w:lang w:val="it-IT"/>
+        </w:rPr>
+        <w:t>exemple</w:t>
+      </w:r>
+      <w:proofErr w:type="spellEnd"/>
+      <w:r>
+        <w:rPr>
+          <w:rFonts w:ascii="Times New Roman" w:hAnsi="Times New Roman" w:cs="Times New Roman"/>
+          <w:lang w:val="it-IT"/>
+        </w:rPr>
+        <w:t xml:space="preserve"> creste, </w:t>
+      </w:r>
+      <w:proofErr w:type="spellStart"/>
+      <w:r>
+        <w:rPr>
+          <w:rFonts w:ascii="Times New Roman" w:hAnsi="Times New Roman" w:cs="Times New Roman"/>
+          <w:lang w:val="it-IT"/>
+        </w:rPr>
+        <w:t>iar</w:t>
+      </w:r>
+      <w:proofErr w:type="spellEnd"/>
+      <w:r>
+        <w:rPr>
+          <w:rFonts w:ascii="Times New Roman" w:hAnsi="Times New Roman" w:cs="Times New Roman"/>
+          <w:lang w:val="it-IT"/>
+        </w:rPr>
+        <w:t xml:space="preserve"> F1 pe validare creste </w:t>
+      </w:r>
+      <w:proofErr w:type="spellStart"/>
+      <w:r>
+        <w:rPr>
+          <w:rFonts w:ascii="Times New Roman" w:hAnsi="Times New Roman" w:cs="Times New Roman"/>
+          <w:lang w:val="it-IT"/>
+        </w:rPr>
+        <w:t>treptat</w:t>
+      </w:r>
+      <w:proofErr w:type="spellEnd"/>
+      <w:r>
+        <w:rPr>
+          <w:rFonts w:ascii="Times New Roman" w:hAnsi="Times New Roman" w:cs="Times New Roman"/>
+          <w:lang w:val="it-IT"/>
+        </w:rPr>
+        <w:t xml:space="preserve"> si se </w:t>
+      </w:r>
+      <w:proofErr w:type="spellStart"/>
+      <w:r>
+        <w:rPr>
+          <w:rFonts w:ascii="Times New Roman" w:hAnsi="Times New Roman" w:cs="Times New Roman"/>
+          <w:lang w:val="it-IT"/>
+        </w:rPr>
+        <w:t>stablizeaza.Diferenta</w:t>
+      </w:r>
+      <w:proofErr w:type="spellEnd"/>
+      <w:r>
+        <w:rPr>
+          <w:rFonts w:ascii="Times New Roman" w:hAnsi="Times New Roman" w:cs="Times New Roman"/>
+          <w:lang w:val="it-IT"/>
+        </w:rPr>
+        <w:t xml:space="preserve"> </w:t>
+      </w:r>
+      <w:proofErr w:type="spellStart"/>
+      <w:r>
+        <w:rPr>
+          <w:rFonts w:ascii="Times New Roman" w:hAnsi="Times New Roman" w:cs="Times New Roman"/>
+          <w:lang w:val="it-IT"/>
+        </w:rPr>
+        <w:t>dintre</w:t>
+      </w:r>
+      <w:proofErr w:type="spellEnd"/>
+      <w:r>
+        <w:rPr>
+          <w:rFonts w:ascii="Times New Roman" w:hAnsi="Times New Roman" w:cs="Times New Roman"/>
+          <w:lang w:val="it-IT"/>
+        </w:rPr>
+        <w:t xml:space="preserve"> </w:t>
+      </w:r>
+      <w:proofErr w:type="spellStart"/>
+      <w:r>
+        <w:rPr>
+          <w:rFonts w:ascii="Times New Roman" w:hAnsi="Times New Roman" w:cs="Times New Roman"/>
+          <w:lang w:val="it-IT"/>
+        </w:rPr>
+        <w:t>cele</w:t>
+      </w:r>
+      <w:proofErr w:type="spellEnd"/>
+      <w:r>
+        <w:rPr>
+          <w:rFonts w:ascii="Times New Roman" w:hAnsi="Times New Roman" w:cs="Times New Roman"/>
+          <w:lang w:val="it-IT"/>
+        </w:rPr>
+        <w:t xml:space="preserve"> </w:t>
+      </w:r>
+      <w:proofErr w:type="spellStart"/>
+      <w:r>
+        <w:rPr>
+          <w:rFonts w:ascii="Times New Roman" w:hAnsi="Times New Roman" w:cs="Times New Roman"/>
+          <w:lang w:val="it-IT"/>
+        </w:rPr>
+        <w:lastRenderedPageBreak/>
+        <w:t>doua</w:t>
+      </w:r>
+      <w:proofErr w:type="spellEnd"/>
+      <w:r>
+        <w:rPr>
+          <w:rFonts w:ascii="Times New Roman" w:hAnsi="Times New Roman" w:cs="Times New Roman"/>
+          <w:lang w:val="it-IT"/>
+        </w:rPr>
+        <w:t xml:space="preserve"> curbe indica </w:t>
+      </w:r>
+      <w:proofErr w:type="spellStart"/>
+      <w:r>
+        <w:rPr>
+          <w:rFonts w:ascii="Times New Roman" w:hAnsi="Times New Roman" w:cs="Times New Roman"/>
+          <w:lang w:val="it-IT"/>
+        </w:rPr>
+        <w:t>supraadaptare</w:t>
+      </w:r>
+      <w:proofErr w:type="spellEnd"/>
+      <w:r>
+        <w:rPr>
+          <w:rFonts w:ascii="Times New Roman" w:hAnsi="Times New Roman" w:cs="Times New Roman"/>
+          <w:lang w:val="it-IT"/>
+        </w:rPr>
+        <w:t xml:space="preserve">, </w:t>
+      </w:r>
+      <w:proofErr w:type="spellStart"/>
+      <w:r>
+        <w:rPr>
+          <w:rFonts w:ascii="Times New Roman" w:hAnsi="Times New Roman" w:cs="Times New Roman"/>
+          <w:lang w:val="it-IT"/>
+        </w:rPr>
+        <w:t>modelele</w:t>
+      </w:r>
+      <w:proofErr w:type="spellEnd"/>
+      <w:r>
+        <w:rPr>
+          <w:rFonts w:ascii="Times New Roman" w:hAnsi="Times New Roman" w:cs="Times New Roman"/>
+          <w:lang w:val="it-IT"/>
+        </w:rPr>
+        <w:t xml:space="preserve"> </w:t>
+      </w:r>
+      <w:proofErr w:type="spellStart"/>
+      <w:r>
+        <w:rPr>
+          <w:rFonts w:ascii="Times New Roman" w:hAnsi="Times New Roman" w:cs="Times New Roman"/>
+          <w:lang w:val="it-IT"/>
+        </w:rPr>
+        <w:t>invata</w:t>
+      </w:r>
+      <w:proofErr w:type="spellEnd"/>
+      <w:r>
+        <w:rPr>
+          <w:rFonts w:ascii="Times New Roman" w:hAnsi="Times New Roman" w:cs="Times New Roman"/>
+          <w:lang w:val="it-IT"/>
+        </w:rPr>
+        <w:t xml:space="preserve"> </w:t>
+      </w:r>
+      <w:proofErr w:type="spellStart"/>
+      <w:r>
+        <w:rPr>
+          <w:rFonts w:ascii="Times New Roman" w:hAnsi="Times New Roman" w:cs="Times New Roman"/>
+          <w:lang w:val="it-IT"/>
+        </w:rPr>
+        <w:t>particularitatile</w:t>
+      </w:r>
+      <w:proofErr w:type="spellEnd"/>
+      <w:r>
+        <w:rPr>
+          <w:rFonts w:ascii="Times New Roman" w:hAnsi="Times New Roman" w:cs="Times New Roman"/>
+          <w:lang w:val="it-IT"/>
+        </w:rPr>
+        <w:t xml:space="preserve"> </w:t>
+      </w:r>
+      <w:proofErr w:type="spellStart"/>
+      <w:r>
+        <w:rPr>
+          <w:rFonts w:ascii="Times New Roman" w:hAnsi="Times New Roman" w:cs="Times New Roman"/>
+          <w:lang w:val="it-IT"/>
+        </w:rPr>
+        <w:t>datelor</w:t>
+      </w:r>
+      <w:proofErr w:type="spellEnd"/>
+      <w:r>
+        <w:rPr>
+          <w:rFonts w:ascii="Times New Roman" w:hAnsi="Times New Roman" w:cs="Times New Roman"/>
+          <w:lang w:val="it-IT"/>
+        </w:rPr>
+        <w:t xml:space="preserve"> de </w:t>
+      </w:r>
+      <w:proofErr w:type="spellStart"/>
+      <w:r>
+        <w:rPr>
+          <w:rFonts w:ascii="Times New Roman" w:hAnsi="Times New Roman" w:cs="Times New Roman"/>
+          <w:lang w:val="it-IT"/>
+        </w:rPr>
+        <w:t>antrenare</w:t>
+      </w:r>
+      <w:proofErr w:type="spellEnd"/>
+      <w:r>
+        <w:rPr>
+          <w:rFonts w:ascii="Times New Roman" w:hAnsi="Times New Roman" w:cs="Times New Roman"/>
+          <w:lang w:val="it-IT"/>
+        </w:rPr>
+        <w:t xml:space="preserve"> mai bine </w:t>
+      </w:r>
+      <w:proofErr w:type="spellStart"/>
+      <w:r>
+        <w:rPr>
+          <w:rFonts w:ascii="Times New Roman" w:hAnsi="Times New Roman" w:cs="Times New Roman"/>
+          <w:lang w:val="it-IT"/>
+        </w:rPr>
+        <w:t>decat</w:t>
+      </w:r>
+      <w:proofErr w:type="spellEnd"/>
+      <w:r>
+        <w:rPr>
+          <w:rFonts w:ascii="Times New Roman" w:hAnsi="Times New Roman" w:cs="Times New Roman"/>
+          <w:lang w:val="it-IT"/>
+        </w:rPr>
+        <w:t xml:space="preserve"> </w:t>
+      </w:r>
+      <w:proofErr w:type="spellStart"/>
+      <w:r>
+        <w:rPr>
+          <w:rFonts w:ascii="Times New Roman" w:hAnsi="Times New Roman" w:cs="Times New Roman"/>
+          <w:lang w:val="it-IT"/>
+        </w:rPr>
+        <w:t>generalizeaza</w:t>
+      </w:r>
+      <w:proofErr w:type="spellEnd"/>
+      <w:r>
+        <w:rPr>
+          <w:rFonts w:ascii="Times New Roman" w:hAnsi="Times New Roman" w:cs="Times New Roman"/>
+          <w:lang w:val="it-IT"/>
+        </w:rPr>
+        <w:t xml:space="preserve">. La </w:t>
+      </w:r>
+      <w:proofErr w:type="spellStart"/>
+      <w:r>
+        <w:rPr>
+          <w:rFonts w:ascii="Times New Roman" w:hAnsi="Times New Roman" w:cs="Times New Roman"/>
+          <w:lang w:val="it-IT"/>
+        </w:rPr>
+        <w:t>XGBoost</w:t>
+      </w:r>
+      <w:proofErr w:type="spellEnd"/>
+      <w:r>
+        <w:rPr>
+          <w:rFonts w:ascii="Times New Roman" w:hAnsi="Times New Roman" w:cs="Times New Roman"/>
+          <w:lang w:val="it-IT"/>
+        </w:rPr>
+        <w:t xml:space="preserve"> </w:t>
+      </w:r>
+      <w:proofErr w:type="spellStart"/>
+      <w:r>
+        <w:rPr>
+          <w:rFonts w:ascii="Times New Roman" w:hAnsi="Times New Roman" w:cs="Times New Roman"/>
+          <w:lang w:val="it-IT"/>
+        </w:rPr>
+        <w:t>diferenta</w:t>
+      </w:r>
+      <w:proofErr w:type="spellEnd"/>
+      <w:r>
+        <w:rPr>
+          <w:rFonts w:ascii="Times New Roman" w:hAnsi="Times New Roman" w:cs="Times New Roman"/>
+          <w:lang w:val="it-IT"/>
+        </w:rPr>
+        <w:t xml:space="preserve"> </w:t>
+      </w:r>
+      <w:proofErr w:type="spellStart"/>
+      <w:r>
+        <w:rPr>
+          <w:rFonts w:ascii="Times New Roman" w:hAnsi="Times New Roman" w:cs="Times New Roman"/>
+          <w:lang w:val="it-IT"/>
+        </w:rPr>
+        <w:t>dintre</w:t>
+      </w:r>
+      <w:proofErr w:type="spellEnd"/>
+      <w:r>
+        <w:rPr>
+          <w:rFonts w:ascii="Times New Roman" w:hAnsi="Times New Roman" w:cs="Times New Roman"/>
+          <w:lang w:val="it-IT"/>
+        </w:rPr>
+        <w:t xml:space="preserve"> curbe este mai mare, </w:t>
+      </w:r>
+      <w:proofErr w:type="spellStart"/>
+      <w:r>
+        <w:rPr>
+          <w:rFonts w:ascii="Times New Roman" w:hAnsi="Times New Roman" w:cs="Times New Roman"/>
+          <w:lang w:val="it-IT"/>
+        </w:rPr>
+        <w:t>ceea</w:t>
+      </w:r>
+      <w:proofErr w:type="spellEnd"/>
+      <w:r>
+        <w:rPr>
+          <w:rFonts w:ascii="Times New Roman" w:hAnsi="Times New Roman" w:cs="Times New Roman"/>
+          <w:lang w:val="it-IT"/>
+        </w:rPr>
+        <w:t xml:space="preserve"> ce indica un grad mai </w:t>
+      </w:r>
+      <w:proofErr w:type="spellStart"/>
+      <w:r>
+        <w:rPr>
+          <w:rFonts w:ascii="Times New Roman" w:hAnsi="Times New Roman" w:cs="Times New Roman"/>
+          <w:lang w:val="it-IT"/>
+        </w:rPr>
+        <w:t>ridicat</w:t>
+      </w:r>
+      <w:proofErr w:type="spellEnd"/>
+      <w:r>
+        <w:rPr>
+          <w:rFonts w:ascii="Times New Roman" w:hAnsi="Times New Roman" w:cs="Times New Roman"/>
+          <w:lang w:val="it-IT"/>
+        </w:rPr>
+        <w:t xml:space="preserve"> de </w:t>
+      </w:r>
+      <w:proofErr w:type="spellStart"/>
+      <w:r>
+        <w:rPr>
+          <w:rFonts w:ascii="Times New Roman" w:hAnsi="Times New Roman" w:cs="Times New Roman"/>
+          <w:lang w:val="it-IT"/>
+        </w:rPr>
+        <w:t>supraadaptare</w:t>
+      </w:r>
+      <w:proofErr w:type="spellEnd"/>
+      <w:r>
+        <w:rPr>
+          <w:rFonts w:ascii="Times New Roman" w:hAnsi="Times New Roman" w:cs="Times New Roman"/>
+          <w:lang w:val="it-IT"/>
+        </w:rPr>
+        <w:t xml:space="preserve"> si </w:t>
+      </w:r>
+      <w:proofErr w:type="spellStart"/>
+      <w:r>
+        <w:rPr>
+          <w:rFonts w:ascii="Times New Roman" w:hAnsi="Times New Roman" w:cs="Times New Roman"/>
+          <w:lang w:val="it-IT"/>
+        </w:rPr>
+        <w:t>confirma</w:t>
+      </w:r>
+      <w:proofErr w:type="spellEnd"/>
+      <w:r>
+        <w:rPr>
+          <w:rFonts w:ascii="Times New Roman" w:hAnsi="Times New Roman" w:cs="Times New Roman"/>
+          <w:lang w:val="it-IT"/>
+        </w:rPr>
+        <w:t xml:space="preserve"> ca Random Forest </w:t>
+      </w:r>
+      <w:proofErr w:type="spellStart"/>
+      <w:r>
+        <w:rPr>
+          <w:rFonts w:ascii="Times New Roman" w:hAnsi="Times New Roman" w:cs="Times New Roman"/>
+          <w:lang w:val="it-IT"/>
+        </w:rPr>
+        <w:t>generalizeaza</w:t>
+      </w:r>
+      <w:proofErr w:type="spellEnd"/>
+      <w:r>
+        <w:rPr>
+          <w:rFonts w:ascii="Times New Roman" w:hAnsi="Times New Roman" w:cs="Times New Roman"/>
+          <w:lang w:val="it-IT"/>
+        </w:rPr>
+        <w:t xml:space="preserve"> mai bine in </w:t>
+      </w:r>
+      <w:proofErr w:type="spellStart"/>
+      <w:r>
+        <w:rPr>
+          <w:rFonts w:ascii="Times New Roman" w:hAnsi="Times New Roman" w:cs="Times New Roman"/>
+          <w:lang w:val="it-IT"/>
+        </w:rPr>
+        <w:t>acest</w:t>
+      </w:r>
+      <w:proofErr w:type="spellEnd"/>
+      <w:r>
+        <w:rPr>
+          <w:rFonts w:ascii="Times New Roman" w:hAnsi="Times New Roman" w:cs="Times New Roman"/>
+          <w:lang w:val="it-IT"/>
+        </w:rPr>
+        <w:t xml:space="preserve"> </w:t>
+      </w:r>
+      <w:proofErr w:type="spellStart"/>
+      <w:r>
+        <w:rPr>
+          <w:rFonts w:ascii="Times New Roman" w:hAnsi="Times New Roman" w:cs="Times New Roman"/>
+          <w:lang w:val="it-IT"/>
+        </w:rPr>
+        <w:t>scenariu.Platoul</w:t>
+      </w:r>
+      <w:proofErr w:type="spellEnd"/>
+      <w:r>
+        <w:rPr>
+          <w:rFonts w:ascii="Times New Roman" w:hAnsi="Times New Roman" w:cs="Times New Roman"/>
+          <w:lang w:val="it-IT"/>
+        </w:rPr>
+        <w:t xml:space="preserve"> </w:t>
+      </w:r>
+      <w:proofErr w:type="spellStart"/>
+      <w:r>
+        <w:rPr>
+          <w:rFonts w:ascii="Times New Roman" w:hAnsi="Times New Roman" w:cs="Times New Roman"/>
+          <w:lang w:val="it-IT"/>
+        </w:rPr>
+        <w:t>curbei</w:t>
+      </w:r>
+      <w:proofErr w:type="spellEnd"/>
+      <w:r>
+        <w:rPr>
+          <w:rFonts w:ascii="Times New Roman" w:hAnsi="Times New Roman" w:cs="Times New Roman"/>
+          <w:lang w:val="it-IT"/>
+        </w:rPr>
+        <w:t xml:space="preserve"> </w:t>
+      </w:r>
+      <w:proofErr w:type="spellStart"/>
+      <w:r>
+        <w:rPr>
+          <w:rFonts w:ascii="Times New Roman" w:hAnsi="Times New Roman" w:cs="Times New Roman"/>
+          <w:lang w:val="it-IT"/>
+        </w:rPr>
+        <w:t>dup</w:t>
+      </w:r>
+      <w:proofErr w:type="spellEnd"/>
+      <w:r>
+        <w:rPr>
+          <w:rFonts w:ascii="Times New Roman" w:hAnsi="Times New Roman" w:cs="Times New Roman"/>
+          <w:lang w:val="it-IT"/>
+        </w:rPr>
+        <w:t xml:space="preserve"> 30.000 de </w:t>
+      </w:r>
+      <w:proofErr w:type="spellStart"/>
+      <w:r>
+        <w:rPr>
+          <w:rFonts w:ascii="Times New Roman" w:hAnsi="Times New Roman" w:cs="Times New Roman"/>
+          <w:lang w:val="it-IT"/>
+        </w:rPr>
+        <w:t>exemple</w:t>
+      </w:r>
+      <w:proofErr w:type="spellEnd"/>
+      <w:r>
+        <w:rPr>
+          <w:rFonts w:ascii="Times New Roman" w:hAnsi="Times New Roman" w:cs="Times New Roman"/>
+          <w:lang w:val="it-IT"/>
+        </w:rPr>
+        <w:t xml:space="preserve"> </w:t>
+      </w:r>
+      <w:proofErr w:type="spellStart"/>
+      <w:r>
+        <w:rPr>
+          <w:rFonts w:ascii="Times New Roman" w:hAnsi="Times New Roman" w:cs="Times New Roman"/>
+          <w:lang w:val="it-IT"/>
+        </w:rPr>
+        <w:t>sugereaza</w:t>
+      </w:r>
+      <w:proofErr w:type="spellEnd"/>
+      <w:r>
+        <w:rPr>
+          <w:rFonts w:ascii="Times New Roman" w:hAnsi="Times New Roman" w:cs="Times New Roman"/>
+          <w:lang w:val="it-IT"/>
+        </w:rPr>
+        <w:t xml:space="preserve"> ca mai multe date nu </w:t>
+      </w:r>
+      <w:proofErr w:type="spellStart"/>
+      <w:r>
+        <w:rPr>
+          <w:rFonts w:ascii="Times New Roman" w:hAnsi="Times New Roman" w:cs="Times New Roman"/>
+          <w:lang w:val="it-IT"/>
+        </w:rPr>
+        <w:t>ar</w:t>
+      </w:r>
+      <w:proofErr w:type="spellEnd"/>
+      <w:r>
+        <w:rPr>
+          <w:rFonts w:ascii="Times New Roman" w:hAnsi="Times New Roman" w:cs="Times New Roman"/>
+          <w:lang w:val="it-IT"/>
+        </w:rPr>
+        <w:t xml:space="preserve"> </w:t>
+      </w:r>
+      <w:proofErr w:type="spellStart"/>
+      <w:r>
+        <w:rPr>
+          <w:rFonts w:ascii="Times New Roman" w:hAnsi="Times New Roman" w:cs="Times New Roman"/>
+          <w:lang w:val="it-IT"/>
+        </w:rPr>
+        <w:t>imbunatati</w:t>
+      </w:r>
+      <w:proofErr w:type="spellEnd"/>
+      <w:r>
+        <w:rPr>
+          <w:rFonts w:ascii="Times New Roman" w:hAnsi="Times New Roman" w:cs="Times New Roman"/>
+          <w:lang w:val="it-IT"/>
+        </w:rPr>
+        <w:t xml:space="preserve"> </w:t>
+      </w:r>
+      <w:proofErr w:type="spellStart"/>
+      <w:r>
+        <w:rPr>
+          <w:rFonts w:ascii="Times New Roman" w:hAnsi="Times New Roman" w:cs="Times New Roman"/>
+          <w:lang w:val="it-IT"/>
+        </w:rPr>
+        <w:t>semnificativ</w:t>
+      </w:r>
+      <w:proofErr w:type="spellEnd"/>
+      <w:r>
+        <w:rPr>
+          <w:rFonts w:ascii="Times New Roman" w:hAnsi="Times New Roman" w:cs="Times New Roman"/>
+          <w:lang w:val="it-IT"/>
+        </w:rPr>
+        <w:t xml:space="preserve"> </w:t>
+      </w:r>
+      <w:proofErr w:type="spellStart"/>
+      <w:r>
+        <w:rPr>
+          <w:rFonts w:ascii="Times New Roman" w:hAnsi="Times New Roman" w:cs="Times New Roman"/>
+          <w:lang w:val="it-IT"/>
+        </w:rPr>
+        <w:t>performanetele</w:t>
+      </w:r>
+      <w:proofErr w:type="spellEnd"/>
+      <w:r>
+        <w:rPr>
+          <w:rFonts w:ascii="Times New Roman" w:hAnsi="Times New Roman" w:cs="Times New Roman"/>
+          <w:lang w:val="it-IT"/>
+        </w:rPr>
+        <w:t xml:space="preserve"> </w:t>
+      </w:r>
+      <w:proofErr w:type="spellStart"/>
+      <w:r>
+        <w:rPr>
+          <w:rFonts w:ascii="Times New Roman" w:hAnsi="Times New Roman" w:cs="Times New Roman"/>
+          <w:lang w:val="it-IT"/>
+        </w:rPr>
+        <w:t>modelelor</w:t>
+      </w:r>
+      <w:proofErr w:type="spellEnd"/>
+      <w:r>
+        <w:rPr>
+          <w:rFonts w:ascii="Times New Roman" w:hAnsi="Times New Roman" w:cs="Times New Roman"/>
+          <w:lang w:val="it-IT"/>
+        </w:rPr>
+        <w:t>.</w:t>
+      </w:r>
+    </w:p>
+    <w:p>
+      <w:pPr>
+        <w:rPr>
+          <w:rFonts w:ascii="Times New Roman" w:hAnsi="Times New Roman" w:cs="Times New Roman"/>
+          <w:lang w:val="it-IT"/>
+        </w:rPr>
+      </w:pPr>
+      <w:r>
+        <w:rPr>
+          <w:rFonts w:ascii="Times New Roman" w:hAnsi="Times New Roman" w:cs="Times New Roman"/>
+          <w:lang w:val="it-IT"/>
+        </w:rPr>
+        <w:br w:type="page"/>
+      </w:r>
+    </w:p>
+    <w:p>
+      <w:pPr>
+        <w:pStyle w:val="Heading1"/>
+        <w:rPr>
+          <w:lang w:val="it-IT"/>
+        </w:rPr>
+      </w:pPr>
+      <w:bookmarkStart w:id="54" w:name="_Toc230994491"/>
+      <w:proofErr w:type="spellStart"/>
+      <w:r>
+        <w:rPr>
+          <w:lang w:val="it-IT"/>
+        </w:rPr>
+        <w:lastRenderedPageBreak/>
+        <w:t>Capitolul</w:t>
+      </w:r>
+      <w:proofErr w:type="spellEnd"/>
+      <w:r>
+        <w:rPr>
+          <w:lang w:val="it-IT"/>
+        </w:rPr>
+        <w:t xml:space="preserve"> 6.Regresie – Implementare si </w:t>
+      </w:r>
+      <w:proofErr w:type="spellStart"/>
+      <w:r>
+        <w:rPr>
+          <w:lang w:val="it-IT"/>
+        </w:rPr>
+        <w:t>rezultate</w:t>
+      </w:r>
+      <w:bookmarkEnd w:id="54"/>
+      <w:proofErr w:type="spellEnd"/>
+    </w:p>
+    <w:p>
+      <w:pPr>
+        <w:pStyle w:val="Heading2"/>
+        <w:rPr>
+          <w:lang w:val="it-IT"/>
+        </w:rPr>
+      </w:pPr>
+      <w:bookmarkStart w:id="55" w:name="_Toc230994492"/>
+      <w:r>
+        <w:rPr>
+          <w:lang w:val="it-IT"/>
+        </w:rPr>
+        <w:t xml:space="preserve">6.1 Configurare </w:t>
+      </w:r>
+      <w:proofErr w:type="spellStart"/>
+      <w:r>
+        <w:rPr>
+          <w:lang w:val="it-IT"/>
+        </w:rPr>
+        <w:t>experimentului</w:t>
+      </w:r>
+      <w:bookmarkEnd w:id="55"/>
+      <w:proofErr w:type="spellEnd"/>
+    </w:p>
+    <w:p>
+      <w:pPr>
+        <w:rPr>
+          <w:rFonts w:ascii="Times New Roman" w:hAnsi="Times New Roman" w:cs="Times New Roman"/>
+          <w:lang w:val="it-IT"/>
+        </w:rPr>
+      </w:pPr>
+      <w:proofErr w:type="spellStart"/>
+      <w:r>
+        <w:rPr>
+          <w:rFonts w:ascii="Times New Roman" w:hAnsi="Times New Roman" w:cs="Times New Roman"/>
+          <w:lang w:val="it-IT"/>
+        </w:rPr>
+        <w:t>Partea</w:t>
+      </w:r>
+      <w:proofErr w:type="spellEnd"/>
+      <w:r>
+        <w:rPr>
+          <w:rFonts w:ascii="Times New Roman" w:hAnsi="Times New Roman" w:cs="Times New Roman"/>
+          <w:lang w:val="it-IT"/>
+        </w:rPr>
+        <w:t xml:space="preserve"> de </w:t>
+      </w:r>
+      <w:proofErr w:type="spellStart"/>
+      <w:r>
+        <w:rPr>
+          <w:rFonts w:ascii="Times New Roman" w:hAnsi="Times New Roman" w:cs="Times New Roman"/>
+          <w:lang w:val="it-IT"/>
+        </w:rPr>
+        <w:t>regresie</w:t>
+      </w:r>
+      <w:proofErr w:type="spellEnd"/>
+      <w:r>
+        <w:rPr>
+          <w:rFonts w:ascii="Times New Roman" w:hAnsi="Times New Roman" w:cs="Times New Roman"/>
+          <w:lang w:val="it-IT"/>
+        </w:rPr>
+        <w:t xml:space="preserve"> a </w:t>
+      </w:r>
+      <w:proofErr w:type="spellStart"/>
+      <w:r>
+        <w:rPr>
+          <w:rFonts w:ascii="Times New Roman" w:hAnsi="Times New Roman" w:cs="Times New Roman"/>
+          <w:lang w:val="it-IT"/>
+        </w:rPr>
+        <w:t>experimentului</w:t>
+      </w:r>
+      <w:proofErr w:type="spellEnd"/>
+      <w:r>
+        <w:rPr>
+          <w:rFonts w:ascii="Times New Roman" w:hAnsi="Times New Roman" w:cs="Times New Roman"/>
+          <w:lang w:val="it-IT"/>
+        </w:rPr>
+        <w:t xml:space="preserve"> a </w:t>
+      </w:r>
+      <w:proofErr w:type="spellStart"/>
+      <w:r>
+        <w:rPr>
+          <w:rFonts w:ascii="Times New Roman" w:hAnsi="Times New Roman" w:cs="Times New Roman"/>
+          <w:lang w:val="it-IT"/>
+        </w:rPr>
+        <w:t>urmarit</w:t>
+      </w:r>
+      <w:proofErr w:type="spellEnd"/>
+      <w:r>
+        <w:rPr>
+          <w:rFonts w:ascii="Times New Roman" w:hAnsi="Times New Roman" w:cs="Times New Roman"/>
+          <w:lang w:val="it-IT"/>
+        </w:rPr>
+        <w:t xml:space="preserve"> </w:t>
+      </w:r>
+      <w:proofErr w:type="spellStart"/>
+      <w:r>
+        <w:rPr>
+          <w:rFonts w:ascii="Times New Roman" w:hAnsi="Times New Roman" w:cs="Times New Roman"/>
+          <w:lang w:val="it-IT"/>
+        </w:rPr>
+        <w:t>acelasi</w:t>
+      </w:r>
+      <w:proofErr w:type="spellEnd"/>
+      <w:r>
+        <w:rPr>
+          <w:rFonts w:ascii="Times New Roman" w:hAnsi="Times New Roman" w:cs="Times New Roman"/>
+          <w:lang w:val="it-IT"/>
+        </w:rPr>
+        <w:t xml:space="preserve"> set de date si </w:t>
+      </w:r>
+      <w:proofErr w:type="spellStart"/>
+      <w:r>
+        <w:rPr>
+          <w:rFonts w:ascii="Times New Roman" w:hAnsi="Times New Roman" w:cs="Times New Roman"/>
+          <w:lang w:val="it-IT"/>
+        </w:rPr>
+        <w:t>aceleasi</w:t>
+      </w:r>
+      <w:proofErr w:type="spellEnd"/>
+      <w:r>
+        <w:rPr>
+          <w:rFonts w:ascii="Times New Roman" w:hAnsi="Times New Roman" w:cs="Times New Roman"/>
+          <w:lang w:val="it-IT"/>
+        </w:rPr>
+        <w:t xml:space="preserve"> </w:t>
+      </w:r>
+      <w:proofErr w:type="spellStart"/>
+      <w:r>
+        <w:rPr>
+          <w:rFonts w:ascii="Times New Roman" w:hAnsi="Times New Roman" w:cs="Times New Roman"/>
+          <w:lang w:val="it-IT"/>
+        </w:rPr>
+        <w:t>caracteristici</w:t>
+      </w:r>
+      <w:proofErr w:type="spellEnd"/>
+      <w:r>
+        <w:rPr>
+          <w:rFonts w:ascii="Times New Roman" w:hAnsi="Times New Roman" w:cs="Times New Roman"/>
+          <w:lang w:val="it-IT"/>
+        </w:rPr>
+        <w:t xml:space="preserve"> audio ca </w:t>
+      </w:r>
+      <w:proofErr w:type="spellStart"/>
+      <w:r>
+        <w:rPr>
+          <w:rFonts w:ascii="Times New Roman" w:hAnsi="Times New Roman" w:cs="Times New Roman"/>
+          <w:lang w:val="it-IT"/>
+        </w:rPr>
+        <w:t>partea</w:t>
+      </w:r>
+      <w:proofErr w:type="spellEnd"/>
+      <w:r>
+        <w:rPr>
+          <w:rFonts w:ascii="Times New Roman" w:hAnsi="Times New Roman" w:cs="Times New Roman"/>
+          <w:lang w:val="it-IT"/>
+        </w:rPr>
+        <w:t xml:space="preserve"> de </w:t>
+      </w:r>
+      <w:proofErr w:type="spellStart"/>
+      <w:r>
+        <w:rPr>
+          <w:rFonts w:ascii="Times New Roman" w:hAnsi="Times New Roman" w:cs="Times New Roman"/>
+          <w:lang w:val="it-IT"/>
+        </w:rPr>
+        <w:t>clasificare</w:t>
+      </w:r>
+      <w:proofErr w:type="spellEnd"/>
+      <w:r>
+        <w:rPr>
+          <w:rFonts w:ascii="Times New Roman" w:hAnsi="Times New Roman" w:cs="Times New Roman"/>
+          <w:lang w:val="it-IT"/>
+        </w:rPr>
+        <w:t xml:space="preserve">, cu </w:t>
+      </w:r>
+      <w:proofErr w:type="spellStart"/>
+      <w:r>
+        <w:rPr>
+          <w:rFonts w:ascii="Times New Roman" w:hAnsi="Times New Roman" w:cs="Times New Roman"/>
+          <w:lang w:val="it-IT"/>
+        </w:rPr>
+        <w:t>diferenta</w:t>
+      </w:r>
+      <w:proofErr w:type="spellEnd"/>
+      <w:r>
+        <w:rPr>
+          <w:rFonts w:ascii="Times New Roman" w:hAnsi="Times New Roman" w:cs="Times New Roman"/>
+          <w:lang w:val="it-IT"/>
+        </w:rPr>
+        <w:t xml:space="preserve"> ca </w:t>
+      </w:r>
+      <w:proofErr w:type="spellStart"/>
+      <w:r>
+        <w:rPr>
+          <w:rFonts w:ascii="Times New Roman" w:hAnsi="Times New Roman" w:cs="Times New Roman"/>
+          <w:lang w:val="it-IT"/>
+        </w:rPr>
+        <w:t>variabila</w:t>
+      </w:r>
+      <w:proofErr w:type="spellEnd"/>
+      <w:r>
+        <w:rPr>
+          <w:rFonts w:ascii="Times New Roman" w:hAnsi="Times New Roman" w:cs="Times New Roman"/>
+          <w:lang w:val="it-IT"/>
+        </w:rPr>
+        <w:t xml:space="preserve"> tinta nu mai este </w:t>
+      </w:r>
+      <w:proofErr w:type="spellStart"/>
+      <w:r>
+        <w:rPr>
+          <w:rFonts w:ascii="Times New Roman" w:hAnsi="Times New Roman" w:cs="Times New Roman"/>
+          <w:lang w:val="it-IT"/>
+        </w:rPr>
+        <w:t>binara</w:t>
+      </w:r>
+      <w:proofErr w:type="spellEnd"/>
+      <w:r>
+        <w:rPr>
+          <w:rFonts w:ascii="Times New Roman" w:hAnsi="Times New Roman" w:cs="Times New Roman"/>
+          <w:lang w:val="it-IT"/>
+        </w:rPr>
+        <w:t xml:space="preserve">(hit </w:t>
+      </w:r>
+      <w:proofErr w:type="spellStart"/>
+      <w:r>
+        <w:rPr>
+          <w:rFonts w:ascii="Times New Roman" w:hAnsi="Times New Roman" w:cs="Times New Roman"/>
+          <w:lang w:val="it-IT"/>
+        </w:rPr>
+        <w:t>sau</w:t>
+      </w:r>
+      <w:proofErr w:type="spellEnd"/>
+      <w:r>
+        <w:rPr>
+          <w:rFonts w:ascii="Times New Roman" w:hAnsi="Times New Roman" w:cs="Times New Roman"/>
+          <w:lang w:val="it-IT"/>
+        </w:rPr>
+        <w:t xml:space="preserve"> non-hit), ci continua si este </w:t>
+      </w:r>
+      <w:proofErr w:type="spellStart"/>
+      <w:r>
+        <w:rPr>
+          <w:rFonts w:ascii="Times New Roman" w:hAnsi="Times New Roman" w:cs="Times New Roman"/>
+          <w:lang w:val="it-IT"/>
+        </w:rPr>
+        <w:t>reprezentata</w:t>
+      </w:r>
+      <w:proofErr w:type="spellEnd"/>
+      <w:r>
+        <w:rPr>
+          <w:rFonts w:ascii="Times New Roman" w:hAnsi="Times New Roman" w:cs="Times New Roman"/>
+          <w:lang w:val="it-IT"/>
+        </w:rPr>
+        <w:t xml:space="preserve"> de </w:t>
+      </w:r>
+      <w:proofErr w:type="spellStart"/>
+      <w:r>
+        <w:rPr>
+          <w:rFonts w:ascii="Times New Roman" w:hAnsi="Times New Roman" w:cs="Times New Roman"/>
+          <w:lang w:val="it-IT"/>
+        </w:rPr>
+        <w:t>scorul</w:t>
+      </w:r>
+      <w:proofErr w:type="spellEnd"/>
+      <w:r>
+        <w:rPr>
+          <w:rFonts w:ascii="Times New Roman" w:hAnsi="Times New Roman" w:cs="Times New Roman"/>
+          <w:lang w:val="it-IT"/>
+        </w:rPr>
+        <w:t xml:space="preserve"> de </w:t>
+      </w:r>
+      <w:proofErr w:type="spellStart"/>
+      <w:r>
+        <w:rPr>
+          <w:rFonts w:ascii="Times New Roman" w:hAnsi="Times New Roman" w:cs="Times New Roman"/>
+          <w:lang w:val="it-IT"/>
+        </w:rPr>
+        <w:t>popularitate</w:t>
+      </w:r>
+      <w:proofErr w:type="spellEnd"/>
+      <w:r>
+        <w:rPr>
+          <w:rFonts w:ascii="Times New Roman" w:hAnsi="Times New Roman" w:cs="Times New Roman"/>
+          <w:lang w:val="it-IT"/>
+        </w:rPr>
+        <w:t xml:space="preserve"> Spotify, un </w:t>
+      </w:r>
+      <w:proofErr w:type="spellStart"/>
+      <w:r>
+        <w:rPr>
+          <w:rFonts w:ascii="Times New Roman" w:hAnsi="Times New Roman" w:cs="Times New Roman"/>
+          <w:lang w:val="it-IT"/>
+        </w:rPr>
+        <w:t>numar</w:t>
+      </w:r>
+      <w:proofErr w:type="spellEnd"/>
+      <w:r>
+        <w:rPr>
+          <w:rFonts w:ascii="Times New Roman" w:hAnsi="Times New Roman" w:cs="Times New Roman"/>
+          <w:lang w:val="it-IT"/>
+        </w:rPr>
+        <w:t xml:space="preserve"> </w:t>
+      </w:r>
+      <w:proofErr w:type="spellStart"/>
+      <w:r>
+        <w:rPr>
+          <w:rFonts w:ascii="Times New Roman" w:hAnsi="Times New Roman" w:cs="Times New Roman"/>
+          <w:lang w:val="it-IT"/>
+        </w:rPr>
+        <w:t>intreg</w:t>
+      </w:r>
+      <w:proofErr w:type="spellEnd"/>
+      <w:r>
+        <w:rPr>
+          <w:rFonts w:ascii="Times New Roman" w:hAnsi="Times New Roman" w:cs="Times New Roman"/>
+          <w:lang w:val="it-IT"/>
+        </w:rPr>
+        <w:t xml:space="preserve"> </w:t>
+      </w:r>
+      <w:proofErr w:type="spellStart"/>
+      <w:r>
+        <w:rPr>
+          <w:rFonts w:ascii="Times New Roman" w:hAnsi="Times New Roman" w:cs="Times New Roman"/>
+          <w:lang w:val="it-IT"/>
+        </w:rPr>
+        <w:t>intre</w:t>
+      </w:r>
+      <w:proofErr w:type="spellEnd"/>
+      <w:r>
+        <w:rPr>
+          <w:rFonts w:ascii="Times New Roman" w:hAnsi="Times New Roman" w:cs="Times New Roman"/>
+          <w:lang w:val="it-IT"/>
+        </w:rPr>
+        <w:t xml:space="preserve"> 0 si 100.Obiect</w:t>
+      </w:r>
+      <w:r>
+        <w:rPr>
+          <w:rFonts w:ascii="Times New Roman" w:hAnsi="Times New Roman" w:cs="Times New Roman"/>
+          <w:lang w:val="it-IT"/>
+        </w:rPr>
+        <w:t>iv</w:t>
+      </w:r>
+      <w:r>
+        <w:rPr>
+          <w:rFonts w:ascii="Times New Roman" w:hAnsi="Times New Roman" w:cs="Times New Roman"/>
+          <w:lang w:val="it-IT"/>
+        </w:rPr>
+        <w:t xml:space="preserve">ul </w:t>
+      </w:r>
+      <w:proofErr w:type="spellStart"/>
+      <w:r>
+        <w:rPr>
+          <w:rFonts w:ascii="Times New Roman" w:hAnsi="Times New Roman" w:cs="Times New Roman"/>
+          <w:lang w:val="it-IT"/>
+        </w:rPr>
+        <w:t>modelelor</w:t>
+      </w:r>
+      <w:proofErr w:type="spellEnd"/>
+      <w:r>
+        <w:rPr>
+          <w:rFonts w:ascii="Times New Roman" w:hAnsi="Times New Roman" w:cs="Times New Roman"/>
+          <w:lang w:val="it-IT"/>
+        </w:rPr>
+        <w:t xml:space="preserve"> de </w:t>
+      </w:r>
+      <w:proofErr w:type="spellStart"/>
+      <w:r>
+        <w:rPr>
+          <w:rFonts w:ascii="Times New Roman" w:hAnsi="Times New Roman" w:cs="Times New Roman"/>
+          <w:lang w:val="it-IT"/>
+        </w:rPr>
+        <w:t>regresie</w:t>
+      </w:r>
+      <w:proofErr w:type="spellEnd"/>
+      <w:r>
+        <w:rPr>
+          <w:rFonts w:ascii="Times New Roman" w:hAnsi="Times New Roman" w:cs="Times New Roman"/>
+          <w:lang w:val="it-IT"/>
+        </w:rPr>
+        <w:t xml:space="preserve"> este de a </w:t>
+      </w:r>
+      <w:proofErr w:type="spellStart"/>
+      <w:r>
+        <w:rPr>
+          <w:rFonts w:ascii="Times New Roman" w:hAnsi="Times New Roman" w:cs="Times New Roman"/>
+          <w:lang w:val="it-IT"/>
+        </w:rPr>
+        <w:t>prezice</w:t>
+      </w:r>
+      <w:proofErr w:type="spellEnd"/>
+      <w:r>
+        <w:rPr>
+          <w:rFonts w:ascii="Times New Roman" w:hAnsi="Times New Roman" w:cs="Times New Roman"/>
+          <w:lang w:val="it-IT"/>
+        </w:rPr>
+        <w:t xml:space="preserve"> </w:t>
+      </w:r>
+      <w:proofErr w:type="spellStart"/>
+      <w:r>
+        <w:rPr>
+          <w:rFonts w:ascii="Times New Roman" w:hAnsi="Times New Roman" w:cs="Times New Roman"/>
+          <w:lang w:val="it-IT"/>
+        </w:rPr>
+        <w:t>valoarea</w:t>
+      </w:r>
+      <w:proofErr w:type="spellEnd"/>
+      <w:r>
+        <w:rPr>
+          <w:rFonts w:ascii="Times New Roman" w:hAnsi="Times New Roman" w:cs="Times New Roman"/>
+          <w:lang w:val="it-IT"/>
+        </w:rPr>
+        <w:t xml:space="preserve"> </w:t>
+      </w:r>
+      <w:proofErr w:type="spellStart"/>
+      <w:r>
+        <w:rPr>
+          <w:rFonts w:ascii="Times New Roman" w:hAnsi="Times New Roman" w:cs="Times New Roman"/>
+          <w:lang w:val="it-IT"/>
+        </w:rPr>
+        <w:t>exacta</w:t>
+      </w:r>
+      <w:proofErr w:type="spellEnd"/>
+      <w:r>
+        <w:rPr>
+          <w:rFonts w:ascii="Times New Roman" w:hAnsi="Times New Roman" w:cs="Times New Roman"/>
+          <w:lang w:val="it-IT"/>
+        </w:rPr>
+        <w:t xml:space="preserve"> a </w:t>
+      </w:r>
+      <w:proofErr w:type="spellStart"/>
+      <w:r>
+        <w:rPr>
+          <w:rFonts w:ascii="Times New Roman" w:hAnsi="Times New Roman" w:cs="Times New Roman"/>
+          <w:lang w:val="it-IT"/>
+        </w:rPr>
+        <w:t>acestui</w:t>
+      </w:r>
+      <w:proofErr w:type="spellEnd"/>
+      <w:r>
+        <w:rPr>
+          <w:rFonts w:ascii="Times New Roman" w:hAnsi="Times New Roman" w:cs="Times New Roman"/>
+          <w:lang w:val="it-IT"/>
+        </w:rPr>
+        <w:t xml:space="preserve"> </w:t>
+      </w:r>
+      <w:proofErr w:type="spellStart"/>
+      <w:r>
+        <w:rPr>
+          <w:rFonts w:ascii="Times New Roman" w:hAnsi="Times New Roman" w:cs="Times New Roman"/>
+          <w:lang w:val="it-IT"/>
+        </w:rPr>
+        <w:t>scor</w:t>
+      </w:r>
+      <w:proofErr w:type="spellEnd"/>
+      <w:r>
+        <w:rPr>
+          <w:rFonts w:ascii="Times New Roman" w:hAnsi="Times New Roman" w:cs="Times New Roman"/>
+          <w:lang w:val="it-IT"/>
+        </w:rPr>
+        <w:t>.</w:t>
+      </w:r>
+    </w:p>
+    <w:p>
+      <w:pPr>
+        <w:rPr>
+          <w:rFonts w:ascii="Times New Roman" w:hAnsi="Times New Roman" w:cs="Times New Roman"/>
+          <w:lang w:val="it-IT"/>
+        </w:rPr>
+      </w:pPr>
+      <w:proofErr w:type="spellStart"/>
+      <w:r>
+        <w:rPr>
+          <w:rFonts w:ascii="Times New Roman" w:hAnsi="Times New Roman" w:cs="Times New Roman"/>
+          <w:lang w:val="it-IT"/>
+        </w:rPr>
+        <w:t>Au</w:t>
+      </w:r>
+      <w:proofErr w:type="spellEnd"/>
+      <w:r>
+        <w:rPr>
+          <w:rFonts w:ascii="Times New Roman" w:hAnsi="Times New Roman" w:cs="Times New Roman"/>
+          <w:lang w:val="it-IT"/>
+        </w:rPr>
+        <w:t xml:space="preserve"> </w:t>
+      </w:r>
+      <w:proofErr w:type="spellStart"/>
+      <w:r>
+        <w:rPr>
+          <w:rFonts w:ascii="Times New Roman" w:hAnsi="Times New Roman" w:cs="Times New Roman"/>
+          <w:lang w:val="it-IT"/>
+        </w:rPr>
+        <w:t>fost</w:t>
+      </w:r>
+      <w:proofErr w:type="spellEnd"/>
+      <w:r>
+        <w:rPr>
+          <w:rFonts w:ascii="Times New Roman" w:hAnsi="Times New Roman" w:cs="Times New Roman"/>
+          <w:lang w:val="it-IT"/>
+        </w:rPr>
+        <w:t xml:space="preserve"> </w:t>
+      </w:r>
+      <w:proofErr w:type="spellStart"/>
+      <w:r>
+        <w:rPr>
+          <w:rFonts w:ascii="Times New Roman" w:hAnsi="Times New Roman" w:cs="Times New Roman"/>
+          <w:lang w:val="it-IT"/>
+        </w:rPr>
+        <w:t>evaluati</w:t>
+      </w:r>
+      <w:proofErr w:type="spellEnd"/>
+      <w:r>
+        <w:rPr>
+          <w:rFonts w:ascii="Times New Roman" w:hAnsi="Times New Roman" w:cs="Times New Roman"/>
+          <w:lang w:val="it-IT"/>
+        </w:rPr>
+        <w:t xml:space="preserve"> </w:t>
+      </w:r>
+      <w:proofErr w:type="spellStart"/>
+      <w:r>
+        <w:rPr>
+          <w:rFonts w:ascii="Times New Roman" w:hAnsi="Times New Roman" w:cs="Times New Roman"/>
+          <w:lang w:val="it-IT"/>
+        </w:rPr>
+        <w:t>cinci</w:t>
+      </w:r>
+      <w:proofErr w:type="spellEnd"/>
+      <w:r>
+        <w:rPr>
+          <w:rFonts w:ascii="Times New Roman" w:hAnsi="Times New Roman" w:cs="Times New Roman"/>
+          <w:lang w:val="it-IT"/>
+        </w:rPr>
+        <w:t xml:space="preserve"> algoritmi: </w:t>
+      </w:r>
+      <w:proofErr w:type="spellStart"/>
+      <w:r>
+        <w:rPr>
+          <w:rFonts w:ascii="Times New Roman" w:hAnsi="Times New Roman" w:cs="Times New Roman"/>
+          <w:lang w:val="it-IT"/>
+        </w:rPr>
+        <w:t>Regresie</w:t>
+      </w:r>
+      <w:proofErr w:type="spellEnd"/>
+      <w:r>
+        <w:rPr>
+          <w:rFonts w:ascii="Times New Roman" w:hAnsi="Times New Roman" w:cs="Times New Roman"/>
+          <w:lang w:val="it-IT"/>
+        </w:rPr>
+        <w:t xml:space="preserve"> </w:t>
+      </w:r>
+      <w:proofErr w:type="spellStart"/>
+      <w:r>
+        <w:rPr>
+          <w:rFonts w:ascii="Times New Roman" w:hAnsi="Times New Roman" w:cs="Times New Roman"/>
+          <w:lang w:val="it-IT"/>
+        </w:rPr>
+        <w:t>Liniara</w:t>
+      </w:r>
+      <w:proofErr w:type="spellEnd"/>
+      <w:r>
+        <w:rPr>
+          <w:rFonts w:ascii="Times New Roman" w:hAnsi="Times New Roman" w:cs="Times New Roman"/>
+          <w:lang w:val="it-IT"/>
+        </w:rPr>
+        <w:t xml:space="preserve">, Ridge, Random Forest, KNN si </w:t>
+      </w:r>
+      <w:proofErr w:type="spellStart"/>
+      <w:r>
+        <w:rPr>
+          <w:rFonts w:ascii="Times New Roman" w:hAnsi="Times New Roman" w:cs="Times New Roman"/>
+          <w:lang w:val="it-IT"/>
+        </w:rPr>
+        <w:t>XGBoost</w:t>
+      </w:r>
+      <w:proofErr w:type="spellEnd"/>
+      <w:r>
+        <w:rPr>
+          <w:rFonts w:ascii="Times New Roman" w:hAnsi="Times New Roman" w:cs="Times New Roman"/>
+          <w:lang w:val="it-IT"/>
+        </w:rPr>
+        <w:t xml:space="preserve">, </w:t>
+      </w:r>
+      <w:proofErr w:type="spellStart"/>
+      <w:r>
+        <w:rPr>
+          <w:rFonts w:ascii="Times New Roman" w:hAnsi="Times New Roman" w:cs="Times New Roman"/>
+          <w:lang w:val="it-IT"/>
+        </w:rPr>
+        <w:t>fiecare</w:t>
+      </w:r>
+      <w:proofErr w:type="spellEnd"/>
+      <w:r>
+        <w:rPr>
+          <w:rFonts w:ascii="Times New Roman" w:hAnsi="Times New Roman" w:cs="Times New Roman"/>
+          <w:lang w:val="it-IT"/>
+        </w:rPr>
+        <w:t xml:space="preserve"> in </w:t>
+      </w:r>
+      <w:proofErr w:type="spellStart"/>
+      <w:r>
+        <w:rPr>
+          <w:rFonts w:ascii="Times New Roman" w:hAnsi="Times New Roman" w:cs="Times New Roman"/>
+          <w:lang w:val="it-IT"/>
+        </w:rPr>
+        <w:t>varianta</w:t>
+      </w:r>
+      <w:proofErr w:type="spellEnd"/>
+      <w:r>
+        <w:rPr>
+          <w:rFonts w:ascii="Times New Roman" w:hAnsi="Times New Roman" w:cs="Times New Roman"/>
+          <w:lang w:val="it-IT"/>
+        </w:rPr>
+        <w:t xml:space="preserve"> normala si </w:t>
+      </w:r>
+      <w:proofErr w:type="spellStart"/>
+      <w:r>
+        <w:rPr>
+          <w:rFonts w:ascii="Times New Roman" w:hAnsi="Times New Roman" w:cs="Times New Roman"/>
+          <w:lang w:val="it-IT"/>
+        </w:rPr>
+        <w:t>optimizata</w:t>
+      </w:r>
+      <w:proofErr w:type="spellEnd"/>
+      <w:r>
+        <w:rPr>
+          <w:rFonts w:ascii="Times New Roman" w:hAnsi="Times New Roman" w:cs="Times New Roman"/>
+          <w:lang w:val="it-IT"/>
+        </w:rPr>
+        <w:t xml:space="preserve">. </w:t>
+      </w:r>
+    </w:p>
+    <w:p>
+      <w:pPr>
+        <w:pStyle w:val="Heading2"/>
+        <w:rPr>
+          <w:lang w:val="it-IT"/>
+        </w:rPr>
+      </w:pPr>
+      <w:bookmarkStart w:id="56" w:name="_Toc230994493"/>
+      <w:r>
+        <w:rPr>
+          <w:lang w:val="it-IT"/>
+        </w:rPr>
+        <w:t xml:space="preserve">6.2 </w:t>
+      </w:r>
+      <w:proofErr w:type="spellStart"/>
+      <w:r>
+        <w:rPr>
+          <w:lang w:val="it-IT"/>
+        </w:rPr>
+        <w:t>Regresia</w:t>
+      </w:r>
+      <w:proofErr w:type="spellEnd"/>
+      <w:r>
+        <w:rPr>
+          <w:lang w:val="it-IT"/>
+        </w:rPr>
+        <w:t xml:space="preserve"> </w:t>
+      </w:r>
+      <w:proofErr w:type="spellStart"/>
+      <w:r>
+        <w:rPr>
+          <w:lang w:val="it-IT"/>
+        </w:rPr>
+        <w:t>Liniara</w:t>
+      </w:r>
+      <w:bookmarkEnd w:id="56"/>
+      <w:proofErr w:type="spellEnd"/>
+    </w:p>
+    <w:p>
+      <w:pPr>
+        <w:rPr>
+          <w:rFonts w:ascii="Times New Roman" w:hAnsi="Times New Roman" w:cs="Times New Roman"/>
           <w:lang w:val="it-IT"/>
         </w:rPr>
       </w:pPr>
@@ -30947,6 +37591,7 @@
   <w:style w:type="character" w:default="1" w:styleId="DefaultParagraphFont">
     <w:name w:val="Default Paragraph Font"/>
     <w:uiPriority w:val="1"/>
+    <w:semiHidden/>
     <w:unhideWhenUsed/>
   </w:style>
   <w:style w:type="table" w:default="1" w:styleId="TableNormal">
